--- a/Memoria_Proyecto.docx
+++ b/Memoria_Proyecto.docx
@@ -18,7 +18,7 @@
           <w:noProof/>
         </w:rPr>
         <w:drawing>
-          <wp:anchor distT="0" distB="0" distL="114300" distR="114300" simplePos="0" relativeHeight="251658240" behindDoc="0" locked="0" layoutInCell="1" allowOverlap="1">
+          <wp:anchor distT="0" distB="0" distL="114300" distR="114300" simplePos="0" relativeHeight="251656704" behindDoc="0" locked="0" layoutInCell="1" allowOverlap="1">
             <wp:simplePos x="0" y="0"/>
             <wp:positionH relativeFrom="column">
               <wp:posOffset>1</wp:posOffset>
@@ -39,7 +39,7 @@
                     <pic:cNvPicPr preferRelativeResize="0"/>
                   </pic:nvPicPr>
                   <pic:blipFill>
-                    <a:blip r:embed="rId8"/>
+                    <a:blip r:embed="rId9"/>
                     <a:srcRect/>
                     <a:stretch>
                       <a:fillRect/>
@@ -125,16 +125,7 @@
     <w:p>
       <w:pPr>
         <w:pStyle w:val="normal0"/>
-        <w:jc w:val="center"/>
-        <w:rPr>
-          <w:rFonts w:ascii="Arial" w:eastAsia="Arial" w:hAnsi="Arial" w:cs="Arial"/>
-          <w:b/>
-          <w:bCs/>
-          <w:sz w:val="30"/>
-          <w:szCs w:val="30"/>
-        </w:rPr>
-      </w:pPr>
-      <w:r>
+        <w:jc w:val="right"/>
         <w:rPr>
           <w:rFonts w:ascii="Arial" w:eastAsia="Arial" w:hAnsi="Arial" w:cs="Arial"/>
           <w:b/>
@@ -142,8 +133,52 @@
           <w:sz w:val="40"/>
           <w:szCs w:val="40"/>
         </w:rPr>
-        <w:t>Anteproyecto</w:t>
-      </w:r>
+      </w:pPr>
+    </w:p>
+    <w:p>
+      <w:pPr>
+        <w:pStyle w:val="normal0"/>
+        <w:jc w:val="right"/>
+        <w:rPr>
+          <w:rFonts w:ascii="Arial" w:eastAsia="Arial" w:hAnsi="Arial" w:cs="Arial"/>
+        </w:rPr>
+      </w:pPr>
+    </w:p>
+    <w:p>
+      <w:pPr>
+        <w:pStyle w:val="normal0"/>
+        <w:jc w:val="right"/>
+        <w:rPr>
+          <w:rFonts w:ascii="Arial" w:eastAsia="Arial" w:hAnsi="Arial" w:cs="Arial"/>
+        </w:rPr>
+      </w:pPr>
+    </w:p>
+    <w:p>
+      <w:pPr>
+        <w:pStyle w:val="normal0"/>
+        <w:jc w:val="right"/>
+        <w:rPr>
+          <w:rFonts w:ascii="Arial" w:eastAsia="Arial" w:hAnsi="Arial" w:cs="Arial"/>
+        </w:rPr>
+      </w:pPr>
+    </w:p>
+    <w:p>
+      <w:pPr>
+        <w:pStyle w:val="normal0"/>
+        <w:jc w:val="right"/>
+        <w:rPr>
+          <w:rFonts w:ascii="Arial" w:eastAsia="Arial" w:hAnsi="Arial" w:cs="Arial"/>
+        </w:rPr>
+      </w:pPr>
+    </w:p>
+    <w:p>
+      <w:pPr>
+        <w:pStyle w:val="normal0"/>
+        <w:jc w:val="right"/>
+        <w:rPr>
+          <w:rFonts w:ascii="Arial" w:eastAsia="Arial" w:hAnsi="Arial" w:cs="Arial"/>
+        </w:rPr>
+      </w:pPr>
     </w:p>
     <w:p>
       <w:pPr>
@@ -560,12 +595,12 @@
           <w:szCs w:val="26"/>
         </w:rPr>
         <w:sectPr>
-          <w:headerReference w:type="even" r:id="rId9"/>
-          <w:headerReference w:type="default" r:id="rId10"/>
-          <w:footerReference w:type="even" r:id="rId11"/>
-          <w:footerReference w:type="default" r:id="rId12"/>
-          <w:headerReference w:type="first" r:id="rId13"/>
-          <w:footerReference w:type="first" r:id="rId14"/>
+          <w:headerReference w:type="even" r:id="rId10"/>
+          <w:headerReference w:type="default" r:id="rId11"/>
+          <w:footerReference w:type="even" r:id="rId12"/>
+          <w:footerReference w:type="default" r:id="rId13"/>
+          <w:headerReference w:type="first" r:id="rId14"/>
+          <w:footerReference w:type="first" r:id="rId15"/>
           <w:pgSz w:w="11906" w:h="16838"/>
           <w:pgMar w:top="1417" w:right="1701" w:bottom="1417" w:left="1701" w:header="708" w:footer="708" w:gutter="0"/>
           <w:pgNumType w:start="1"/>
@@ -582,14 +617,14 @@
           <w:numId w:val="7"/>
         </w:numPr>
         <w:rPr>
-          <w:rFonts w:ascii="Arial" w:eastAsia="Arial" w:hAnsi="Arial" w:cs="Arial"/>
+          <w:rFonts w:ascii="Calibri" w:eastAsia="Arial" w:hAnsi="Calibri" w:cs="Calibri"/>
         </w:rPr>
       </w:pPr>
       <w:bookmarkStart w:id="0" w:name="_heading=h.ayko23k9f33g" w:colFirst="0" w:colLast="0"/>
       <w:bookmarkEnd w:id="0"/>
       <w:r>
         <w:rPr>
-          <w:rFonts w:ascii="Arial" w:eastAsia="Arial" w:hAnsi="Arial" w:cs="Arial"/>
+          <w:rFonts w:ascii="Calibri" w:eastAsia="Arial" w:hAnsi="Calibri" w:cs="Calibri"/>
         </w:rPr>
         <w:lastRenderedPageBreak/>
         <w:t xml:space="preserve">Introducción </w:t>
@@ -601,12 +636,12 @@
         <w:spacing w:before="240" w:after="240"/>
         <w:jc w:val="both"/>
         <w:rPr>
-          <w:rFonts w:ascii="Arial" w:eastAsia="Arial" w:hAnsi="Arial" w:cs="Arial"/>
-        </w:rPr>
-      </w:pPr>
-      <w:r>
-        <w:rPr>
-          <w:rFonts w:ascii="Arial" w:eastAsia="Arial" w:hAnsi="Arial" w:cs="Arial"/>
+          <w:rFonts w:eastAsia="Arial"/>
+        </w:rPr>
+      </w:pPr>
+      <w:r>
+        <w:rPr>
+          <w:rFonts w:eastAsia="Arial"/>
         </w:rPr>
         <w:t>En un sector con aproximadamente 300.000 locales es complicado lograr centrarse en lo verdaderamente importante, los clientes, centro de nuestra actividad deben sentirse comprendidos, escuchados y acompañados incluso antes de cruzar las puertas del restaurante. Al Punto es una herramienta que piensa en ellos, en ofrecer al usuario una experiencia única que le anime a quedarse, que marque la diferencia frente a locales que no han comprendido que el cliente es el centro, la piedra angular de nuestro sector.</w:t>
       </w:r>
@@ -617,18 +652,18 @@
         <w:spacing w:before="240" w:after="240"/>
         <w:jc w:val="both"/>
         <w:rPr>
-          <w:rFonts w:ascii="Arial" w:eastAsia="Arial" w:hAnsi="Arial" w:cs="Arial"/>
-        </w:rPr>
-      </w:pPr>
-      <w:r>
-        <w:rPr>
-          <w:rFonts w:ascii="Arial" w:eastAsia="Arial" w:hAnsi="Arial" w:cs="Arial"/>
+          <w:rFonts w:eastAsia="Arial"/>
+        </w:rPr>
+      </w:pPr>
+      <w:r>
+        <w:rPr>
+          <w:rFonts w:eastAsia="Arial"/>
         </w:rPr>
         <w:t>En un panorama donde estamos rodeados de diferentes negocios de hostelería, Al Punto proporciona ese toque mágico que anima al cliente a volver al local. Esto lo hace mediante un sistema de ofertas personalizado basándose en todos los datos de nuestros usuarios, estos recibirán retornos en puntos que darán acceso a un marketplace en el cual podrán ser usados.</w:t>
       </w:r>
       <w:r>
         <w:rPr>
-          <w:rFonts w:ascii="Arial" w:eastAsia="Arial" w:hAnsi="Arial" w:cs="Arial"/>
+          <w:rFonts w:eastAsia="Arial"/>
         </w:rPr>
         <w:br/>
         <w:t>La opinión de nuestros clientes es fundamental para nosotros y por ello les proporcionamos las herramientas necesarias para que los clientes se comuniquen de una forma abierta con el local en cuestión.</w:t>
@@ -640,14 +675,26 @@
         <w:spacing w:before="240" w:after="240"/>
         <w:jc w:val="both"/>
         <w:rPr>
-          <w:rFonts w:ascii="Arial" w:eastAsia="Arial" w:hAnsi="Arial" w:cs="Arial"/>
-        </w:rPr>
-      </w:pPr>
-      <w:r>
-        <w:rPr>
-          <w:rFonts w:ascii="Arial" w:eastAsia="Arial" w:hAnsi="Arial" w:cs="Arial"/>
-        </w:rPr>
-        <w:t>Experiencia única, ofertas personalizadas y seguimiento del usuario es lo que Al Punto proporciona.</w:t>
+          <w:rFonts w:eastAsia="Arial"/>
+        </w:rPr>
+      </w:pPr>
+      <w:r>
+        <w:rPr>
+          <w:rFonts w:eastAsia="Arial"/>
+        </w:rPr>
+        <w:t>Al Punto es un aplicación preparada</w:t>
+      </w:r>
+      <w:r>
+        <w:rPr>
+          <w:rFonts w:eastAsia="Arial"/>
+        </w:rPr>
+        <w:t xml:space="preserve"> para todos aquellos restaurantes que quieran una diferenciación, ofrecemos una amplia gama de funcionalidades entre ellas un landing page de presentación del restaurante con un diseño personalizado y adaptado al gusto del cliente, en la landing page entre otras cosas podremos encontrar un menú que hará la navegación simple e intuitiva donde aparte de cierta información del local en cuestión podremos encontrar una carta interactiva con los productos del restaurante, sus reseñas y la puntuación que otros usuarios le han dado. En el menú se mostrará un botón de login donde si el usuario no tiene cuenta se podrá registrar proporcionando dat</w:t>
+      </w:r>
+      <w:r>
+        <w:rPr>
+          <w:rFonts w:eastAsia="Arial"/>
+        </w:rPr>
+        <w:t xml:space="preserve">os como nombre, apellido, email, teléfono y contraseña. </w:t>
       </w:r>
     </w:p>
     <w:p>
@@ -656,14 +703,56 @@
         <w:spacing w:before="240" w:after="240"/>
         <w:jc w:val="both"/>
         <w:rPr>
-          <w:rFonts w:ascii="Arial" w:eastAsia="Arial" w:hAnsi="Arial" w:cs="Arial"/>
-        </w:rPr>
-      </w:pPr>
-      <w:r>
-        <w:rPr>
-          <w:rFonts w:ascii="Arial" w:eastAsia="Arial" w:hAnsi="Arial" w:cs="Arial"/>
-        </w:rPr>
-        <w:t xml:space="preserve">Al Punto es un aplicativo preparado para todos aquellos restaurantes que quieran una diferenciación, ofrecemos una amplia gama de funcionalidades entre ellas un landing page de presentación del restaurante con un diseño personalizado y adaptado al gusto del cliente, en la landing page entre otras cosas podremos encontrar un menú que hará la navegación simple e intuitiva donde aparte de cierta información del local en cuestión podremos encontrar una carta interactiva con los productos del restaurante, sus reseñas y la puntuación que otros usuarios le han dado. En el menú se mostrará un botón de login donde si el usuario no tiene cuenta se podrá registrar proporcionando datos como nombre, apellido, email/teléfono, contraseña, fecha de nacimiento, etc., tras haberse registrado se podrá acceder a un panel personal donde se podrá editar la información personal. En este panel habrá varias opciones, estrellas se encuentran reservas, historial de reservas, pedidos a recoger, tarjeta de fidelización, marketplace, cartera, últimas consumiciones y ofertas. Al Punto tiene varios tipos de usuarios con varios tipos de clientes, los clientes podrán ser ‘Gamusino’, ‘Comelon’ y ’Zampabollos’. Pensamos en agilizar y optimizar la atención esta es una función que se lleva a cabo en el propio restaurantes por el personal, cuando un cliente llega sin reserva se le asignar una posición en cola antes de recibir su mesa por delante de él únicamente estarán aquellas persona que tengan reservas en en una franja de aproximadamente 20 minutos desde la llegada del cliente, según se vayan resolviendo las reservas el cliente irá subiendo de posición en la cola hasta que este esté sentado en su mesa. </w:t>
+          <w:rFonts w:eastAsia="Arial"/>
+        </w:rPr>
+      </w:pPr>
+      <w:r>
+        <w:rPr>
+          <w:rFonts w:eastAsia="Arial"/>
+        </w:rPr>
+        <w:t>T</w:t>
+      </w:r>
+      <w:r>
+        <w:rPr>
+          <w:rFonts w:eastAsia="Arial"/>
+        </w:rPr>
+        <w:t xml:space="preserve">ras haberse registrado se podrá acceder a un panel personal donde se podrá editar la información personal. En este panel </w:t>
+      </w:r>
+      <w:r>
+        <w:rPr>
+          <w:rFonts w:eastAsia="Arial"/>
+        </w:rPr>
+        <w:t>habrá varias opciones, entre ellas</w:t>
+      </w:r>
+      <w:r>
+        <w:rPr>
+          <w:rFonts w:eastAsia="Arial"/>
+        </w:rPr>
+        <w:t xml:space="preserve"> se encuentran</w:t>
+      </w:r>
+      <w:r>
+        <w:rPr>
+          <w:rFonts w:eastAsia="Arial"/>
+        </w:rPr>
+        <w:t xml:space="preserve"> reservas, historial, pedidos</w:t>
+      </w:r>
+      <w:r>
+        <w:rPr>
+          <w:rFonts w:eastAsia="Arial"/>
+        </w:rPr>
+        <w:t>, tarjeta de fid</w:t>
+      </w:r>
+      <w:r>
+        <w:rPr>
+          <w:rFonts w:eastAsia="Arial"/>
+        </w:rPr>
+        <w:t>elización, marketplace, cartera de puntos, tickets y reseñas</w:t>
+      </w:r>
+      <w:r>
+        <w:rPr>
+          <w:rFonts w:eastAsia="Arial"/>
+        </w:rPr>
+        <w:t xml:space="preserve">. </w:t>
       </w:r>
     </w:p>
     <w:p>
@@ -688,14 +777,14 @@
           <w:numId w:val="7"/>
         </w:numPr>
         <w:rPr>
-          <w:rFonts w:ascii="Arial" w:eastAsia="Arial" w:hAnsi="Arial" w:cs="Arial"/>
+          <w:rFonts w:ascii="Calibri" w:eastAsia="Arial" w:hAnsi="Calibri" w:cs="Calibri"/>
         </w:rPr>
       </w:pPr>
       <w:bookmarkStart w:id="2" w:name="_heading=h.4u8x1hkalrbo" w:colFirst="0" w:colLast="0"/>
       <w:bookmarkEnd w:id="2"/>
       <w:r>
         <w:rPr>
-          <w:rFonts w:ascii="Arial" w:eastAsia="Arial" w:hAnsi="Arial" w:cs="Arial"/>
+          <w:rFonts w:ascii="Calibri" w:eastAsia="Arial" w:hAnsi="Calibri" w:cs="Calibri"/>
         </w:rPr>
         <w:lastRenderedPageBreak/>
         <w:t>Descripción de la aplicación.</w:t>
@@ -707,12 +796,12 @@
         <w:spacing w:after="240" w:line="276" w:lineRule="auto"/>
         <w:jc w:val="both"/>
         <w:rPr>
-          <w:rFonts w:ascii="Arial" w:eastAsia="Arial" w:hAnsi="Arial" w:cs="Arial"/>
-        </w:rPr>
-      </w:pPr>
-      <w:r>
-        <w:rPr>
-          <w:rFonts w:ascii="Arial" w:eastAsia="Arial" w:hAnsi="Arial" w:cs="Arial"/>
+          <w:rFonts w:eastAsia="Arial"/>
+        </w:rPr>
+      </w:pPr>
+      <w:r>
+        <w:rPr>
+          <w:rFonts w:eastAsia="Arial"/>
           <w:b/>
           <w:bCs/>
         </w:rPr>
@@ -720,13 +809,13 @@
       </w:r>
       <w:r>
         <w:rPr>
-          <w:rFonts w:ascii="Arial" w:eastAsia="Arial" w:hAnsi="Arial" w:cs="Arial"/>
+          <w:rFonts w:eastAsia="Arial"/>
         </w:rPr>
         <w:t xml:space="preserve"> es una plataforma SaaS (</w:t>
       </w:r>
       <w:r>
         <w:rPr>
-          <w:rFonts w:ascii="Arial" w:eastAsia="Arial" w:hAnsi="Arial" w:cs="Arial"/>
+          <w:rFonts w:eastAsia="Arial"/>
           <w:i/>
           <w:iCs/>
         </w:rPr>
@@ -734,7 +823,7 @@
       </w:r>
       <w:r>
         <w:rPr>
-          <w:rFonts w:ascii="Arial" w:eastAsia="Arial" w:hAnsi="Arial" w:cs="Arial"/>
+          <w:rFonts w:eastAsia="Arial"/>
         </w:rPr>
         <w:t>) de gestión de fidelización y operativa para restaurantes. Aunque cada local tiene su identidad visual (Landing Page), el sistema centraliza la lógica de usuarios, reservas y puntos de fidelización en una arquitectura unificada.</w:t>
       </w:r>
@@ -748,7 +837,7 @@
         <w:ind w:left="0" w:firstLine="0"/>
         <w:jc w:val="both"/>
         <w:rPr>
-          <w:rFonts w:ascii="Arial" w:eastAsia="Arial" w:hAnsi="Arial" w:cs="Arial"/>
+          <w:rFonts w:ascii="Calibri" w:eastAsia="Arial" w:hAnsi="Calibri" w:cs="Calibri"/>
           <w:color w:val="000000"/>
           <w:sz w:val="26"/>
           <w:szCs w:val="26"/>
@@ -758,12 +847,12 @@
       <w:bookmarkEnd w:id="3"/>
       <w:r>
         <w:rPr>
-          <w:rFonts w:ascii="Arial" w:eastAsia="Arial" w:hAnsi="Arial" w:cs="Arial"/>
+          <w:rFonts w:ascii="Calibri" w:eastAsia="Arial" w:hAnsi="Calibri" w:cs="Calibri"/>
           <w:color w:val="000000"/>
           <w:sz w:val="26"/>
           <w:szCs w:val="26"/>
         </w:rPr>
-        <w:t>2.1. Arquitectura de Usuarios y Roles</w:t>
+        <w:t>2.1. Arquitectura de usuarios</w:t>
       </w:r>
     </w:p>
     <w:p>
@@ -772,12 +861,12 @@
         <w:spacing w:after="240" w:line="276" w:lineRule="auto"/>
         <w:jc w:val="both"/>
         <w:rPr>
-          <w:rFonts w:ascii="Arial" w:eastAsia="Arial" w:hAnsi="Arial" w:cs="Arial"/>
-        </w:rPr>
-      </w:pPr>
-      <w:r>
-        <w:rPr>
-          <w:rFonts w:ascii="Arial" w:eastAsia="Arial" w:hAnsi="Arial" w:cs="Arial"/>
+          <w:rFonts w:eastAsia="Arial"/>
+        </w:rPr>
+      </w:pPr>
+      <w:r>
+        <w:rPr>
+          <w:rFonts w:eastAsia="Arial"/>
         </w:rPr>
         <w:t>Para el correcto funcionamiento de la lógica de negocio, se definen cuatro tipos de perfiles:</w:t>
       </w:r>
@@ -790,20 +879,47 @@
           <w:numId w:val="11"/>
         </w:numPr>
         <w:spacing w:after="0" w:line="276" w:lineRule="auto"/>
-      </w:pPr>
-      <w:r>
-        <w:rPr>
-          <w:rFonts w:ascii="Arial" w:eastAsia="Arial" w:hAnsi="Arial" w:cs="Arial"/>
+        <w:jc w:val="both"/>
+      </w:pPr>
+      <w:r>
+        <w:rPr>
+          <w:rFonts w:eastAsia="Arial"/>
           <w:b/>
           <w:bCs/>
         </w:rPr>
-        <w:t>Cliente (Gamusino, Comelón, Zampabollos):</w:t>
-      </w:r>
-      <w:r>
-        <w:rPr>
-          <w:rFonts w:ascii="Arial" w:eastAsia="Arial" w:hAnsi="Arial" w:cs="Arial"/>
-        </w:rPr>
-        <w:t xml:space="preserve"> Usuarios finales que gestionan sus reservas, pedidos y puntos. El nivel de cliente sube automáticamente según su gasto acumulado o número de visitas.</w:t>
+        <w:t>Cliente</w:t>
+      </w:r>
+      <w:r>
+        <w:rPr>
+          <w:rFonts w:eastAsia="Arial"/>
+          <w:b/>
+          <w:bCs/>
+        </w:rPr>
+        <w:t xml:space="preserve">: </w:t>
+      </w:r>
+      <w:r>
+        <w:rPr>
+          <w:rFonts w:eastAsia="Arial"/>
+        </w:rPr>
+        <w:t>u</w:t>
+      </w:r>
+      <w:r>
+        <w:rPr>
+          <w:rFonts w:eastAsia="Arial"/>
+        </w:rPr>
+        <w:t>suarios finales que gestionan sus reservas, pedidos y puntos.</w:t>
+      </w:r>
+      <w:r>
+        <w:rPr>
+          <w:rFonts w:eastAsia="Arial"/>
+        </w:rPr>
+        <w:t xml:space="preserve"> Además, pueden subir los tickets de su pedido para acumular puntos canjeables en el marketplace y escribir reseñas de sus consumiciones.</w:t>
+      </w:r>
+      <w:r>
+        <w:rPr>
+          <w:rFonts w:eastAsia="Arial"/>
+        </w:rPr>
+        <w:t xml:space="preserve"> </w:t>
       </w:r>
     </w:p>
     <w:p>
@@ -814,20 +930,24 @@
           <w:numId w:val="11"/>
         </w:numPr>
         <w:spacing w:after="0" w:line="276" w:lineRule="auto"/>
-      </w:pPr>
-      <w:r>
-        <w:rPr>
-          <w:rFonts w:ascii="Arial" w:eastAsia="Arial" w:hAnsi="Arial" w:cs="Arial"/>
+        <w:jc w:val="both"/>
+      </w:pPr>
+      <w:r>
+        <w:rPr>
+          <w:rFonts w:eastAsia="Arial"/>
           <w:b/>
           <w:bCs/>
         </w:rPr>
-        <w:t>Camarero:</w:t>
-      </w:r>
-      <w:r>
-        <w:rPr>
-          <w:rFonts w:ascii="Arial" w:eastAsia="Arial" w:hAnsi="Arial" w:cs="Arial"/>
-        </w:rPr>
-        <w:t xml:space="preserve"> Perfil con acceso a la gestión de ocupación de mesas, pedidos y validación de llegada de clientes.</w:t>
+        <w:t>Empleado:</w:t>
+      </w:r>
+      <w:r>
+        <w:t xml:space="preserve"> </w:t>
+      </w:r>
+      <w:r>
+        <w:t>con</w:t>
+      </w:r>
+      <w:r>
+        <w:t xml:space="preserve"> acceso a todas las opciones del cliente, incluyendo la gestión de estos.</w:t>
       </w:r>
     </w:p>
     <w:p>
@@ -838,44 +958,27 @@
           <w:numId w:val="11"/>
         </w:numPr>
         <w:spacing w:after="0" w:line="276" w:lineRule="auto"/>
-      </w:pPr>
-      <w:r>
-        <w:rPr>
-          <w:rFonts w:ascii="Arial" w:eastAsia="Arial" w:hAnsi="Arial" w:cs="Arial"/>
+        <w:jc w:val="both"/>
+      </w:pPr>
+      <w:r>
+        <w:rPr>
+          <w:rFonts w:eastAsia="Arial"/>
           <w:b/>
           <w:bCs/>
         </w:rPr>
-        <w:t>Encargado/Admin del Local:</w:t>
-      </w:r>
-      <w:r>
-        <w:rPr>
-          <w:rFonts w:ascii="Arial" w:eastAsia="Arial" w:hAnsi="Arial" w:cs="Arial"/>
-        </w:rPr>
-        <w:t xml:space="preserve"> Acceso total al panel de control, gestión de menús, edición de la carta, visualización de métricas de ventas y gestión de stock del marketplace.</w:t>
-      </w:r>
-    </w:p>
-    <w:p>
-      <w:pPr>
-        <w:pStyle w:val="normal0"/>
-        <w:numPr>
-          <w:ilvl w:val="0"/>
-          <w:numId w:val="11"/>
-        </w:numPr>
-        <w:spacing w:after="240" w:line="276" w:lineRule="auto"/>
-      </w:pPr>
-      <w:r>
-        <w:rPr>
-          <w:rFonts w:ascii="Arial" w:eastAsia="Arial" w:hAnsi="Arial" w:cs="Arial"/>
-          <w:b/>
-          <w:bCs/>
-        </w:rPr>
-        <w:t>SuperAdmin (Desarrollador):</w:t>
-      </w:r>
-      <w:r>
-        <w:rPr>
-          <w:rFonts w:ascii="Arial" w:eastAsia="Arial" w:hAnsi="Arial" w:cs="Arial"/>
-        </w:rPr>
-        <w:t xml:space="preserve"> Gestión de los distintos restaurantes adheridos a la plataforma.</w:t>
+        <w:t>Administrador:</w:t>
+      </w:r>
+      <w:r>
+        <w:t xml:space="preserve"> puede realizar</w:t>
+      </w:r>
+      <w:r>
+        <w:t xml:space="preserve"> todas las funcionalidades del cliente y del empleado, adem</w:t>
+      </w:r>
+      <w:r>
+        <w:t>ás de</w:t>
+      </w:r>
+      <w:r>
+        <w:t xml:space="preserve"> la creación, modificación y eliminación de mesas.</w:t>
       </w:r>
     </w:p>
     <w:p>
@@ -887,7 +990,7 @@
         <w:ind w:left="0" w:firstLine="0"/>
         <w:jc w:val="both"/>
         <w:rPr>
-          <w:rFonts w:ascii="Arial" w:eastAsia="Arial" w:hAnsi="Arial" w:cs="Arial"/>
+          <w:rFonts w:ascii="Calibri" w:eastAsia="Arial" w:hAnsi="Calibri" w:cs="Calibri"/>
           <w:color w:val="000000"/>
           <w:sz w:val="26"/>
           <w:szCs w:val="26"/>
@@ -897,12 +1000,21 @@
       <w:bookmarkEnd w:id="4"/>
       <w:r>
         <w:rPr>
-          <w:rFonts w:ascii="Arial" w:eastAsia="Arial" w:hAnsi="Arial" w:cs="Arial"/>
+          <w:rFonts w:ascii="Calibri" w:eastAsia="Arial" w:hAnsi="Calibri" w:cs="Calibri"/>
           <w:color w:val="000000"/>
           <w:sz w:val="26"/>
           <w:szCs w:val="26"/>
         </w:rPr>
-        <w:t>2.2. Flujo de Pantallas y Funcionalidad Detallada</w:t>
+        <w:t>2.2. Flujo de pantallas y funcionalidad d</w:t>
+      </w:r>
+      <w:r>
+        <w:rPr>
+          <w:rFonts w:ascii="Calibri" w:eastAsia="Arial" w:hAnsi="Calibri" w:cs="Calibri"/>
+          <w:color w:val="000000"/>
+          <w:sz w:val="26"/>
+          <w:szCs w:val="26"/>
+        </w:rPr>
+        <w:t>etallada</w:t>
       </w:r>
     </w:p>
     <w:p>
@@ -914,7 +1026,7 @@
         <w:ind w:left="0" w:firstLine="0"/>
         <w:jc w:val="both"/>
         <w:rPr>
-          <w:rFonts w:ascii="Arial" w:eastAsia="Arial" w:hAnsi="Arial" w:cs="Arial"/>
+          <w:rFonts w:eastAsia="Arial"/>
           <w:b/>
           <w:bCs/>
           <w:i w:val="0"/>
@@ -926,14 +1038,36 @@
       <w:bookmarkEnd w:id="5"/>
       <w:r>
         <w:rPr>
-          <w:rFonts w:ascii="Arial" w:eastAsia="Arial" w:hAnsi="Arial" w:cs="Arial"/>
+          <w:rFonts w:eastAsia="Arial"/>
           <w:b/>
           <w:bCs/>
           <w:i w:val="0"/>
           <w:iCs w:val="0"/>
           <w:color w:val="000000"/>
         </w:rPr>
-        <w:t>A. Frontend Público (Landing Page del Restaurante)</w:t>
+        <w:t xml:space="preserve">A. </w:t>
+      </w:r>
+      <w:r>
+        <w:rPr>
+          <w:rFonts w:eastAsia="Arial"/>
+          <w:b/>
+          <w:bCs/>
+          <w:i w:val="0"/>
+          <w:iCs w:val="0"/>
+          <w:color w:val="000000"/>
+        </w:rPr>
+        <w:t>Landing page del r</w:t>
+      </w:r>
+      <w:r>
+        <w:rPr>
+          <w:rFonts w:eastAsia="Arial"/>
+          <w:b/>
+          <w:bCs/>
+          <w:i w:val="0"/>
+          <w:iCs w:val="0"/>
+          <w:color w:val="000000"/>
+        </w:rPr>
+        <w:t>estaurante</w:t>
       </w:r>
     </w:p>
     <w:p>
@@ -947,17 +1081,43 @@
       </w:pPr>
       <w:r>
         <w:rPr>
-          <w:rFonts w:ascii="Arial" w:eastAsia="Arial" w:hAnsi="Arial" w:cs="Arial"/>
+          <w:rFonts w:eastAsia="Arial"/>
           <w:b/>
           <w:bCs/>
         </w:rPr>
-        <w:t>Home:</w:t>
-      </w:r>
-      <w:r>
-        <w:rPr>
-          <w:rFonts w:ascii="Arial" w:eastAsia="Arial" w:hAnsi="Arial" w:cs="Arial"/>
-        </w:rPr>
-        <w:t xml:space="preserve"> Presentación visual, ubicación y horarios.</w:t>
+        <w:t>Página “Home”</w:t>
+      </w:r>
+      <w:r>
+        <w:rPr>
+          <w:rFonts w:eastAsia="Arial"/>
+          <w:b/>
+          <w:bCs/>
+        </w:rPr>
+        <w:t>:</w:t>
+      </w:r>
+      <w:r>
+        <w:rPr>
+          <w:rFonts w:eastAsia="Arial"/>
+        </w:rPr>
+        <w:t xml:space="preserve"> p</w:t>
+      </w:r>
+      <w:r>
+        <w:rPr>
+          <w:rFonts w:eastAsia="Arial"/>
+        </w:rPr>
+        <w:t>resentac</w:t>
+      </w:r>
+      <w:r>
+        <w:rPr>
+          <w:rFonts w:eastAsia="Arial"/>
+        </w:rPr>
+        <w:t>ión visual, acceso al menú y al registro o inicio de sesión</w:t>
+      </w:r>
+      <w:r>
+        <w:rPr>
+          <w:rFonts w:eastAsia="Arial"/>
+        </w:rPr>
+        <w:t>.</w:t>
       </w:r>
     </w:p>
     <w:p>
@@ -971,17 +1131,51 @@
       </w:pPr>
       <w:r>
         <w:rPr>
-          <w:rFonts w:ascii="Arial" w:eastAsia="Arial" w:hAnsi="Arial" w:cs="Arial"/>
+          <w:rFonts w:eastAsia="Arial"/>
           <w:b/>
           <w:bCs/>
         </w:rPr>
-        <w:t>Carta Interactiva:</w:t>
-      </w:r>
-      <w:r>
-        <w:rPr>
-          <w:rFonts w:ascii="Arial" w:eastAsia="Arial" w:hAnsi="Arial" w:cs="Arial"/>
-        </w:rPr>
-        <w:t xml:space="preserve"> Listado de platos filtrables por categorías (entrantes, carnes, alérgenos). Permite ver reseñas de otros usuarios y la puntuación media por plato.</w:t>
+        <w:t>Menú i</w:t>
+      </w:r>
+      <w:r>
+        <w:rPr>
+          <w:rFonts w:eastAsia="Arial"/>
+          <w:b/>
+          <w:bCs/>
+        </w:rPr>
+        <w:t>nteractivo</w:t>
+      </w:r>
+      <w:r>
+        <w:rPr>
+          <w:rFonts w:eastAsia="Arial"/>
+          <w:b/>
+          <w:bCs/>
+        </w:rPr>
+        <w:t>:</w:t>
+      </w:r>
+      <w:r>
+        <w:rPr>
+          <w:rFonts w:eastAsia="Arial"/>
+        </w:rPr>
+        <w:t xml:space="preserve"> l</w:t>
+      </w:r>
+      <w:r>
+        <w:rPr>
+          <w:rFonts w:eastAsia="Arial"/>
+        </w:rPr>
+        <w:t xml:space="preserve">istado de platos </w:t>
+      </w:r>
+      <w:r>
+        <w:rPr>
+          <w:rFonts w:eastAsia="Arial"/>
+        </w:rPr>
+        <w:t>divididos por categorías. Permite ver las reseñas de cada plato</w:t>
+      </w:r>
+      <w:r>
+        <w:rPr>
+          <w:rFonts w:eastAsia="Arial"/>
+        </w:rPr>
+        <w:t>.</w:t>
       </w:r>
     </w:p>
     <w:p>
@@ -995,41 +1189,55 @@
       </w:pPr>
       <w:r>
         <w:rPr>
-          <w:rFonts w:ascii="Arial" w:eastAsia="Arial" w:hAnsi="Arial" w:cs="Arial"/>
+          <w:rFonts w:eastAsia="Arial"/>
           <w:b/>
           <w:bCs/>
         </w:rPr>
-        <w:t>Módulo de Reservas:</w:t>
-      </w:r>
-      <w:r>
-        <w:rPr>
-          <w:rFonts w:ascii="Arial" w:eastAsia="Arial" w:hAnsi="Arial" w:cs="Arial"/>
-        </w:rPr>
-        <w:t xml:space="preserve"> Formulario donde el usuario elige fecha, hora y número de comensales. El sistema valida en tiempo real la disponibilidad de mesas contra la base de datos de SQLite.</w:t>
-      </w:r>
-    </w:p>
-    <w:p>
-      <w:pPr>
-        <w:pStyle w:val="normal0"/>
-        <w:numPr>
-          <w:ilvl w:val="0"/>
-          <w:numId w:val="2"/>
-        </w:numPr>
-        <w:spacing w:after="240" w:line="276" w:lineRule="auto"/>
-      </w:pPr>
-      <w:r>
-        <w:rPr>
-          <w:rFonts w:ascii="Arial" w:eastAsia="Arial" w:hAnsi="Arial" w:cs="Arial"/>
+        <w:t>Módulo de r</w:t>
+      </w:r>
+      <w:r>
+        <w:rPr>
+          <w:rFonts w:eastAsia="Arial"/>
           <w:b/>
           <w:bCs/>
         </w:rPr>
-        <w:t>Pedidos para Recoger:</w:t>
-      </w:r>
-      <w:r>
-        <w:rPr>
-          <w:rFonts w:ascii="Arial" w:eastAsia="Arial" w:hAnsi="Arial" w:cs="Arial"/>
-        </w:rPr>
-        <w:t xml:space="preserve"> Interfaz de carrito de compra para seleccionar platos y realizar el pedido para una hora determinada (Take Away).</w:t>
+        <w:t>eservas:</w:t>
+      </w:r>
+      <w:r>
+        <w:rPr>
+          <w:rFonts w:eastAsia="Arial"/>
+        </w:rPr>
+        <w:t xml:space="preserve"> f</w:t>
+      </w:r>
+      <w:r>
+        <w:rPr>
+          <w:rFonts w:eastAsia="Arial"/>
+        </w:rPr>
+        <w:t>ormulari</w:t>
+      </w:r>
+      <w:r>
+        <w:rPr>
+          <w:rFonts w:eastAsia="Arial"/>
+        </w:rPr>
+        <w:t>o donde el usuario elige fecha,</w:t>
+      </w:r>
+      <w:r>
+        <w:rPr>
+          <w:rFonts w:eastAsia="Arial"/>
+        </w:rPr>
+        <w:t xml:space="preserve"> número de comensales</w:t>
+      </w:r>
+      <w:r>
+        <w:rPr>
+          <w:rFonts w:eastAsia="Arial"/>
+        </w:rPr>
+        <w:t>, mesa y hora</w:t>
+      </w:r>
+      <w:r>
+        <w:rPr>
+          <w:rFonts w:eastAsia="Arial"/>
+        </w:rPr>
+        <w:t>. El sistema valida en tiempo real la disponibilidad de mesas contra la base de datos de SQLite.</w:t>
       </w:r>
     </w:p>
     <w:p>
@@ -1041,7 +1249,7 @@
         <w:ind w:left="0" w:firstLine="0"/>
         <w:jc w:val="both"/>
         <w:rPr>
-          <w:rFonts w:ascii="Arial" w:eastAsia="Arial" w:hAnsi="Arial" w:cs="Arial"/>
+          <w:rFonts w:eastAsia="Arial"/>
           <w:b/>
           <w:bCs/>
           <w:i w:val="0"/>
@@ -1053,14 +1261,14 @@
       <w:bookmarkEnd w:id="6"/>
       <w:r>
         <w:rPr>
-          <w:rFonts w:ascii="Arial" w:eastAsia="Arial" w:hAnsi="Arial" w:cs="Arial"/>
+          <w:rFonts w:eastAsia="Arial"/>
           <w:b/>
           <w:bCs/>
           <w:i w:val="0"/>
           <w:iCs w:val="0"/>
           <w:color w:val="000000"/>
         </w:rPr>
-        <w:t>B. Panel del Cliente (Dashboard Personal)</w:t>
+        <w:t>B. Zona personal</w:t>
       </w:r>
     </w:p>
     <w:p>
@@ -1069,18 +1277,18 @@
         <w:spacing w:after="240" w:line="276" w:lineRule="auto"/>
         <w:jc w:val="both"/>
         <w:rPr>
-          <w:rFonts w:ascii="Arial" w:eastAsia="Arial" w:hAnsi="Arial" w:cs="Arial"/>
-        </w:rPr>
-      </w:pPr>
-      <w:r>
-        <w:rPr>
-          <w:rFonts w:ascii="Arial" w:eastAsia="Arial" w:hAnsi="Arial" w:cs="Arial"/>
+          <w:rFonts w:eastAsia="Arial"/>
+        </w:rPr>
+      </w:pPr>
+      <w:r>
+        <w:rPr>
+          <w:rFonts w:eastAsia="Arial"/>
         </w:rPr>
         <w:t>Al iniciar sesión, el cliente accede a una SPA (</w:t>
       </w:r>
       <w:r>
         <w:rPr>
-          <w:rFonts w:ascii="Arial" w:eastAsia="Arial" w:hAnsi="Arial" w:cs="Arial"/>
+          <w:rFonts w:eastAsia="Arial"/>
           <w:i/>
           <w:iCs/>
         </w:rPr>
@@ -1088,7 +1296,7 @@
       </w:r>
       <w:r>
         <w:rPr>
-          <w:rFonts w:ascii="Arial" w:eastAsia="Arial" w:hAnsi="Arial" w:cs="Arial"/>
+          <w:rFonts w:eastAsia="Arial"/>
         </w:rPr>
         <w:t>) con:</w:t>
       </w:r>
@@ -1104,17 +1312,49 @@
       </w:pPr>
       <w:r>
         <w:rPr>
-          <w:rFonts w:ascii="Arial" w:eastAsia="Arial" w:hAnsi="Arial" w:cs="Arial"/>
+          <w:rFonts w:eastAsia="Arial"/>
           <w:b/>
           <w:bCs/>
         </w:rPr>
-        <w:t>Cartera y Puntos:</w:t>
-      </w:r>
-      <w:r>
-        <w:rPr>
-          <w:rFonts w:ascii="Arial" w:eastAsia="Arial" w:hAnsi="Arial" w:cs="Arial"/>
-        </w:rPr>
-        <w:t xml:space="preserve"> Visualización del saldo acumulado. Los puntos se generan automáticamente tras cada consumición pagada.</w:t>
+        <w:t>Zona personal</w:t>
+      </w:r>
+      <w:r>
+        <w:rPr>
+          <w:rFonts w:eastAsia="Arial"/>
+          <w:b/>
+          <w:bCs/>
+        </w:rPr>
+        <w:t>:</w:t>
+      </w:r>
+      <w:r>
+        <w:rPr>
+          <w:rFonts w:eastAsia="Arial"/>
+        </w:rPr>
+        <w:t xml:space="preserve"> v</w:t>
+      </w:r>
+      <w:r>
+        <w:rPr>
+          <w:rFonts w:eastAsia="Arial"/>
+        </w:rPr>
+        <w:t>i</w:t>
+      </w:r>
+      <w:r>
+        <w:rPr>
+          <w:rFonts w:eastAsia="Arial"/>
+        </w:rPr>
+        <w:t>sualización de la tarjeta de fidelización digital (un código QR de identificación), saldo acumulado donde l</w:t>
+      </w:r>
+      <w:r>
+        <w:rPr>
+          <w:rFonts w:eastAsia="Arial"/>
+        </w:rPr>
+        <w:t>os puntos se generan automáticamen</w:t>
+      </w:r>
+      <w:r>
+        <w:rPr>
+          <w:rFonts w:eastAsia="Arial"/>
+        </w:rPr>
+        <w:t>te tras cada consumición pagada y un gráfico de estadísticas que incluye reservas, tickets y puntos.</w:t>
       </w:r>
     </w:p>
     <w:p>
@@ -1128,41 +1368,37 @@
       </w:pPr>
       <w:r>
         <w:rPr>
-          <w:rFonts w:ascii="Arial" w:eastAsia="Arial" w:hAnsi="Arial" w:cs="Arial"/>
+          <w:rFonts w:eastAsia="Arial"/>
           <w:b/>
           <w:bCs/>
         </w:rPr>
-        <w:t>Marketplace:</w:t>
-      </w:r>
-      <w:r>
-        <w:rPr>
-          <w:rFonts w:ascii="Arial" w:eastAsia="Arial" w:hAnsi="Arial" w:cs="Arial"/>
-        </w:rPr>
-        <w:t xml:space="preserve"> Tienda interna donde el usuario puede canjear sus puntos por beneficios (ej. un postre gratis, un 10% de descuento en la próxima cena, o merchandising del local).</w:t>
-      </w:r>
-    </w:p>
-    <w:p>
-      <w:pPr>
-        <w:pStyle w:val="normal0"/>
-        <w:numPr>
-          <w:ilvl w:val="0"/>
-          <w:numId w:val="3"/>
-        </w:numPr>
-        <w:spacing w:after="0" w:line="276" w:lineRule="auto"/>
-      </w:pPr>
-      <w:r>
-        <w:rPr>
-          <w:rFonts w:ascii="Arial" w:eastAsia="Arial" w:hAnsi="Arial" w:cs="Arial"/>
+        <w:t>Historial</w:t>
+      </w:r>
+      <w:r>
+        <w:rPr>
+          <w:rFonts w:eastAsia="Arial"/>
           <w:b/>
           <w:bCs/>
         </w:rPr>
-        <w:t>Historial de Actividad:</w:t>
-      </w:r>
-      <w:r>
-        <w:rPr>
-          <w:rFonts w:ascii="Arial" w:eastAsia="Arial" w:hAnsi="Arial" w:cs="Arial"/>
-        </w:rPr>
-        <w:t xml:space="preserve"> Registro de reservas pasadas y platos consumidos (vinculado al sistema de comandas).</w:t>
+        <w:t>:</w:t>
+      </w:r>
+      <w:r>
+        <w:rPr>
+          <w:rFonts w:eastAsia="Arial"/>
+        </w:rPr>
+        <w:t xml:space="preserve"> registro de reservas, pedidos y </w:t>
+      </w:r>
+      <w:r>
+        <w:rPr>
+          <w:rFonts w:eastAsia="Arial"/>
+        </w:rPr>
+        <w:t>ofertas del marketplace canjeadas</w:t>
+      </w:r>
+      <w:r>
+        <w:rPr>
+          <w:rFonts w:eastAsia="Arial"/>
+        </w:rPr>
+        <w:t>.</w:t>
       </w:r>
     </w:p>
     <w:p>
@@ -1173,77 +1409,67 @@
           <w:numId w:val="3"/>
         </w:numPr>
         <w:spacing w:after="240" w:line="276" w:lineRule="auto"/>
-      </w:pPr>
-      <w:r>
-        <w:rPr>
-          <w:rFonts w:ascii="Arial" w:eastAsia="Arial" w:hAnsi="Arial" w:cs="Arial"/>
+        <w:rPr>
+          <w:rFonts w:eastAsia="Arial"/>
           <w:b/>
           <w:bCs/>
         </w:rPr>
-        <w:t>Tarjeta de Fidelización Digital:</w:t>
-      </w:r>
-      <w:r>
-        <w:rPr>
-          <w:rFonts w:ascii="Arial" w:eastAsia="Arial" w:hAnsi="Arial" w:cs="Arial"/>
-        </w:rPr>
-        <w:t xml:space="preserve"> Un código QR único que el camarero escanea para identificar al cliente al llegar al local.</w:t>
-      </w:r>
-    </w:p>
-    <w:p>
-      <w:pPr>
-        <w:pStyle w:val="normal0"/>
-        <w:spacing w:after="240" w:line="276" w:lineRule="auto"/>
-        <w:rPr>
-          <w:rFonts w:ascii="Arial" w:eastAsia="Arial" w:hAnsi="Arial" w:cs="Arial"/>
-        </w:rPr>
-      </w:pPr>
-    </w:p>
-    <w:p>
-      <w:pPr>
-        <w:pStyle w:val="Ttulo4"/>
-        <w:keepNext w:val="0"/>
-        <w:keepLines w:val="0"/>
-        <w:spacing w:before="0" w:after="40" w:line="276" w:lineRule="auto"/>
-        <w:ind w:left="0" w:firstLine="0"/>
-        <w:jc w:val="both"/>
-        <w:rPr>
-          <w:rFonts w:ascii="Arial" w:eastAsia="Arial" w:hAnsi="Arial" w:cs="Arial"/>
+      </w:pPr>
+      <w:r>
+        <w:rPr>
+          <w:rFonts w:eastAsia="Arial"/>
           <w:b/>
           <w:bCs/>
-          <w:i w:val="0"/>
-          <w:iCs w:val="0"/>
-          <w:color w:val="000000"/>
-        </w:rPr>
-      </w:pPr>
-      <w:bookmarkStart w:id="7" w:name="_heading=h.tmyqkebm73v" w:colFirst="0" w:colLast="0"/>
-      <w:bookmarkEnd w:id="7"/>
-      <w:r>
-        <w:rPr>
-          <w:rFonts w:ascii="Arial" w:eastAsia="Arial" w:hAnsi="Arial" w:cs="Arial"/>
+        </w:rPr>
+        <w:t>Marketplace:</w:t>
+      </w:r>
+      <w:r>
+        <w:rPr>
+          <w:rFonts w:eastAsia="Arial"/>
+        </w:rPr>
+        <w:t xml:space="preserve"> t</w:t>
+      </w:r>
+      <w:r>
+        <w:rPr>
+          <w:rFonts w:eastAsia="Arial"/>
+        </w:rPr>
+        <w:t>ienda interna donde el usuario puede canjear sus puntos por benefi</w:t>
+      </w:r>
+      <w:r>
+        <w:rPr>
+          <w:rFonts w:eastAsia="Arial"/>
+        </w:rPr>
+        <w:t>cios.</w:t>
+      </w:r>
+    </w:p>
+    <w:p>
+      <w:pPr>
+        <w:pStyle w:val="normal0"/>
+        <w:numPr>
+          <w:ilvl w:val="0"/>
+          <w:numId w:val="3"/>
+        </w:numPr>
+        <w:spacing w:after="240" w:line="276" w:lineRule="auto"/>
+        <w:rPr>
+          <w:rFonts w:eastAsia="Arial"/>
           <w:b/>
           <w:bCs/>
-          <w:i w:val="0"/>
-          <w:iCs w:val="0"/>
-          <w:color w:val="000000"/>
-        </w:rPr>
-        <w:lastRenderedPageBreak/>
-        <w:t>C. Panel de Gestión (Personal del Restaurante)</w:t>
-      </w:r>
-    </w:p>
-    <w:p>
-      <w:pPr>
-        <w:pStyle w:val="normal0"/>
-        <w:spacing w:after="240" w:line="276" w:lineRule="auto"/>
-        <w:jc w:val="both"/>
-        <w:rPr>
-          <w:rFonts w:ascii="Arial" w:eastAsia="Arial" w:hAnsi="Arial" w:cs="Arial"/>
-        </w:rPr>
-      </w:pPr>
-      <w:r>
-        <w:rPr>
-          <w:rFonts w:ascii="Arial" w:eastAsia="Arial" w:hAnsi="Arial" w:cs="Arial"/>
-        </w:rPr>
-        <w:t>Esta es la sección crítica para la operativa diaria:</w:t>
+        </w:rPr>
+      </w:pPr>
+      <w:r>
+        <w:rPr>
+          <w:rFonts w:eastAsia="Arial"/>
+          <w:b/>
+          <w:bCs/>
+        </w:rPr>
+        <w:t xml:space="preserve">Tus comentarios: </w:t>
+      </w:r>
+      <w:r>
+        <w:rPr>
+          <w:rFonts w:eastAsia="Arial"/>
+          <w:bCs/>
+        </w:rPr>
+        <w:t>pantalla que muestra las ofertas canjeables por puntos. En el caso del administ</w:t>
       </w:r>
     </w:p>
     <w:p>
@@ -1251,47 +1477,54 @@
         <w:pStyle w:val="normal0"/>
         <w:numPr>
           <w:ilvl w:val="0"/>
-          <w:numId w:val="6"/>
+          <w:numId w:val="3"/>
         </w:numPr>
-        <w:spacing w:after="0" w:line="276" w:lineRule="auto"/>
-      </w:pPr>
-      <w:r>
-        <w:rPr>
-          <w:rFonts w:ascii="Arial" w:eastAsia="Arial" w:hAnsi="Arial" w:cs="Arial"/>
+        <w:spacing w:after="240" w:line="276" w:lineRule="auto"/>
+        <w:rPr>
+          <w:rFonts w:eastAsia="Arial"/>
           <w:b/>
           <w:bCs/>
         </w:rPr>
-        <w:t>Gestor de Cola y Reservas:</w:t>
-      </w:r>
-      <w:r>
-        <w:rPr>
-          <w:rFonts w:ascii="Arial" w:eastAsia="Arial" w:hAnsi="Arial" w:cs="Arial"/>
-        </w:rPr>
-        <w:t xml:space="preserve"> Pantalla dinámica que muestra un mapa de mesas (ocupadas, libres, reservadas).</w:t>
-      </w:r>
-    </w:p>
-    <w:p>
-      <w:pPr>
-        <w:pStyle w:val="normal0"/>
-        <w:numPr>
-          <w:ilvl w:val="1"/>
-          <w:numId w:val="6"/>
-        </w:numPr>
-        <w:spacing w:after="0" w:line="276" w:lineRule="auto"/>
-      </w:pPr>
-      <w:r>
-        <w:rPr>
-          <w:rFonts w:ascii="Arial" w:eastAsia="Arial" w:hAnsi="Arial" w:cs="Arial"/>
+      </w:pPr>
+      <w:r>
+        <w:rPr>
+          <w:rFonts w:eastAsia="Arial"/>
           <w:b/>
           <w:bCs/>
         </w:rPr>
-        <w:t>Lógica de Cola:</w:t>
-      </w:r>
-      <w:r>
-        <w:rPr>
-          <w:rFonts w:ascii="Arial" w:eastAsia="Arial" w:hAnsi="Arial" w:cs="Arial"/>
-        </w:rPr>
-        <w:t xml:space="preserve"> Si un cliente llega sin reserva, el empleado lo introduce en el sistema. El algoritmo calcula su posición: los clientes con reserva tienen prioridad absoluta en su franja horaria +/- 15 min. Si un cliente con reserva se retrasa, el sistema penaliza su prioridad, permitiendo al encargado sentar al siguiente en la cola de espera.</w:t>
+        <w:t>Realizar pedido</w:t>
+      </w:r>
+      <w:r>
+        <w:rPr>
+          <w:rFonts w:eastAsia="Arial"/>
+          <w:b/>
+          <w:bCs/>
+        </w:rPr>
+        <w:t>:</w:t>
+      </w:r>
+      <w:r>
+        <w:rPr>
+          <w:rFonts w:eastAsia="Arial"/>
+        </w:rPr>
+        <w:t xml:space="preserve"> i</w:t>
+      </w:r>
+      <w:r>
+        <w:rPr>
+          <w:rFonts w:eastAsia="Arial"/>
+        </w:rPr>
+        <w:t>nterfaz de carrito de compra para seleccionar platos</w:t>
+      </w:r>
+      <w:r>
+        <w:rPr>
+          <w:rFonts w:eastAsia="Arial"/>
+        </w:rPr>
+        <w:t xml:space="preserve"> a consumir</w:t>
+      </w:r>
+      <w:r>
+        <w:rPr>
+          <w:rFonts w:eastAsia="Arial"/>
+        </w:rPr>
+        <w:t>.</w:t>
       </w:r>
     </w:p>
     <w:p>
@@ -1299,74 +1532,71 @@
         <w:pStyle w:val="normal0"/>
         <w:numPr>
           <w:ilvl w:val="0"/>
-          <w:numId w:val="6"/>
+          <w:numId w:val="3"/>
         </w:numPr>
         <w:spacing w:after="240" w:line="276" w:lineRule="auto"/>
-      </w:pPr>
-      <w:r>
-        <w:rPr>
-          <w:rFonts w:ascii="Arial" w:eastAsia="Arial" w:hAnsi="Arial" w:cs="Arial"/>
+        <w:rPr>
+          <w:rFonts w:eastAsia="Arial"/>
           <w:b/>
           <w:bCs/>
         </w:rPr>
-        <w:t xml:space="preserve">Registro de tickets: </w:t>
-      </w:r>
-      <w:r>
-        <w:rPr>
-          <w:rFonts w:ascii="Arial" w:eastAsia="Arial" w:hAnsi="Arial" w:cs="Arial"/>
-        </w:rPr>
-        <w:t>El cliente podrá subir una imagen de su ticket y apartir de ahi se le otorgaran los puntos correspondientes al consumo.</w:t>
-      </w:r>
-    </w:p>
-    <w:p>
-      <w:pPr>
-        <w:pStyle w:val="Ttulo3"/>
-        <w:keepNext w:val="0"/>
-        <w:keepLines w:val="0"/>
-        <w:spacing w:before="0" w:after="80" w:line="276" w:lineRule="auto"/>
-        <w:ind w:left="0" w:firstLine="0"/>
-        <w:jc w:val="both"/>
-        <w:rPr>
-          <w:rFonts w:ascii="Arial" w:eastAsia="Arial" w:hAnsi="Arial" w:cs="Arial"/>
-          <w:color w:val="000000"/>
-          <w:sz w:val="26"/>
-          <w:szCs w:val="26"/>
-        </w:rPr>
-      </w:pPr>
+      </w:pPr>
+      <w:r>
+        <w:rPr>
+          <w:rFonts w:eastAsia="Arial"/>
+          <w:b/>
+          <w:bCs/>
+        </w:rPr>
+        <w:t xml:space="preserve">Tickets: </w:t>
+      </w:r>
+      <w:r>
+        <w:rPr>
+          <w:rFonts w:eastAsia="Arial"/>
+          <w:bCs/>
+        </w:rPr>
+        <w:t>dividido en dos secciones. Por un lado, se podrá ver los tickets subidos y, por el otro, la propia opción de subida.</w:t>
+      </w:r>
+      <w:bookmarkStart w:id="7" w:name="_heading=h.tmyqkebm73v" w:colFirst="0" w:colLast="0"/>
       <w:bookmarkStart w:id="8" w:name="_heading=h.pzi1ibaoffzv" w:colFirst="0" w:colLast="0"/>
+      <w:bookmarkEnd w:id="7"/>
       <w:bookmarkEnd w:id="8"/>
-      <w:r>
-        <w:rPr>
-          <w:rFonts w:ascii="Arial" w:eastAsia="Arial" w:hAnsi="Arial" w:cs="Arial"/>
-          <w:color w:val="000000"/>
-          <w:sz w:val="26"/>
-          <w:szCs w:val="26"/>
-        </w:rPr>
-        <w:t>2.3. Lógica de Negocio Específica</w:t>
-      </w:r>
     </w:p>
     <w:p>
       <w:pPr>
         <w:pStyle w:val="normal0"/>
         <w:numPr>
           <w:ilvl w:val="0"/>
-          <w:numId w:val="9"/>
+          <w:numId w:val="3"/>
         </w:numPr>
-        <w:spacing w:after="0" w:line="276" w:lineRule="auto"/>
-      </w:pPr>
-      <w:r>
-        <w:rPr>
-          <w:rFonts w:ascii="Arial" w:eastAsia="Arial" w:hAnsi="Arial" w:cs="Arial"/>
+        <w:spacing w:after="240" w:line="276" w:lineRule="auto"/>
+        <w:rPr>
+          <w:rFonts w:eastAsia="Arial"/>
           <w:b/>
           <w:bCs/>
         </w:rPr>
-        <w:t>Marketplace:</w:t>
-      </w:r>
-      <w:r>
-        <w:rPr>
-          <w:rFonts w:ascii="Arial" w:eastAsia="Arial" w:hAnsi="Arial" w:cs="Arial"/>
-        </w:rPr>
-        <w:t xml:space="preserve"> No es una tienda externa, sino un catálogo de recompensas configurado por el administrador del restaurante para incentivar el retorno del cliente.</w:t>
+      </w:pPr>
+      <w:r>
+        <w:rPr>
+          <w:rFonts w:eastAsia="Arial"/>
+          <w:b/>
+          <w:bCs/>
+        </w:rPr>
+        <w:t>Administración</w:t>
+      </w:r>
+      <w:r>
+        <w:rPr>
+          <w:rFonts w:eastAsia="Arial"/>
+          <w:b/>
+          <w:bCs/>
+        </w:rPr>
+        <w:t xml:space="preserve">: </w:t>
+      </w:r>
+      <w:r>
+        <w:rPr>
+          <w:rFonts w:eastAsia="Arial"/>
+          <w:bCs/>
+        </w:rPr>
+        <w:t>teniendo los permisos adecuados, se podrá gestionar las acciones del cliente y gestionar las mesas del restaurante</w:t>
       </w:r>
     </w:p>
     <w:p>
@@ -1374,110 +1604,13 @@
         <w:pStyle w:val="normal0"/>
         <w:numPr>
           <w:ilvl w:val="0"/>
-          <w:numId w:val="9"/>
+          <w:numId w:val="3"/>
         </w:numPr>
-        <w:spacing w:after="0" w:line="276" w:lineRule="auto"/>
-      </w:pPr>
-      <w:r>
-        <w:rPr>
-          <w:rFonts w:ascii="Arial" w:eastAsia="Arial" w:hAnsi="Arial" w:cs="Arial"/>
+        <w:spacing w:after="240" w:line="276" w:lineRule="auto"/>
+        <w:rPr>
+          <w:rFonts w:eastAsia="Arial"/>
           <w:b/>
           <w:bCs/>
-        </w:rPr>
-        <w:t>Sistema de "Estrellas":</w:t>
-      </w:r>
-      <w:r>
-        <w:rPr>
-          <w:rFonts w:ascii="Arial" w:eastAsia="Arial" w:hAnsi="Arial" w:cs="Arial"/>
-        </w:rPr>
-        <w:t xml:space="preserve"> Se refiere al sistema de gamificación donde el cliente valora platos individuales, no solo el local, permitiendo al restaurante saber qué platos funcionan mejor.</w:t>
-      </w:r>
-    </w:p>
-    <w:p>
-      <w:pPr>
-        <w:pStyle w:val="normal0"/>
-        <w:numPr>
-          <w:ilvl w:val="0"/>
-          <w:numId w:val="9"/>
-        </w:numPr>
-        <w:spacing w:after="240" w:line="276" w:lineRule="auto"/>
-      </w:pPr>
-      <w:r>
-        <w:rPr>
-          <w:rFonts w:ascii="Arial" w:eastAsia="Arial" w:hAnsi="Arial" w:cs="Arial"/>
-          <w:b/>
-          <w:bCs/>
-        </w:rPr>
-        <w:t>Registro de Consumiciones:</w:t>
-      </w:r>
-      <w:r>
-        <w:rPr>
-          <w:rFonts w:ascii="Arial" w:eastAsia="Arial" w:hAnsi="Arial" w:cs="Arial"/>
-        </w:rPr>
-        <w:t xml:space="preserve"> Se realiza mediante el escaneo del ticket por el cliente.</w:t>
-      </w:r>
-    </w:p>
-    <w:p>
-      <w:pPr>
-        <w:pStyle w:val="normal0"/>
-        <w:spacing w:before="240" w:after="240"/>
-        <w:jc w:val="both"/>
-        <w:rPr>
-          <w:rFonts w:ascii="Arial" w:eastAsia="Arial" w:hAnsi="Arial" w:cs="Arial"/>
-        </w:rPr>
-      </w:pPr>
-    </w:p>
-    <w:p>
-      <w:pPr>
-        <w:pStyle w:val="normal0"/>
-        <w:jc w:val="both"/>
-        <w:rPr>
-          <w:rFonts w:ascii="Arial" w:eastAsia="Arial" w:hAnsi="Arial" w:cs="Arial"/>
-        </w:rPr>
-      </w:pPr>
-    </w:p>
-    <w:p>
-      <w:pPr>
-        <w:pStyle w:val="normal0"/>
-        <w:jc w:val="both"/>
-        <w:rPr>
-          <w:rFonts w:ascii="Arial" w:eastAsia="Arial" w:hAnsi="Arial" w:cs="Arial"/>
-        </w:rPr>
-      </w:pPr>
-    </w:p>
-    <w:p>
-      <w:pPr>
-        <w:pStyle w:val="normal0"/>
-        <w:jc w:val="both"/>
-        <w:rPr>
-          <w:rFonts w:ascii="Arial" w:eastAsia="Arial" w:hAnsi="Arial" w:cs="Arial"/>
-        </w:rPr>
-      </w:pPr>
-    </w:p>
-    <w:p>
-      <w:pPr>
-        <w:pStyle w:val="normal0"/>
-        <w:widowControl w:val="0"/>
-        <w:pBdr>
-          <w:top w:val="nil"/>
-          <w:left w:val="nil"/>
-          <w:bottom w:val="nil"/>
-          <w:right w:val="nil"/>
-          <w:between w:val="nil"/>
-        </w:pBdr>
-        <w:spacing w:after="0" w:line="276" w:lineRule="auto"/>
-        <w:ind w:left="720"/>
-        <w:rPr>
-          <w:rFonts w:ascii="Arial" w:eastAsia="Arial" w:hAnsi="Arial" w:cs="Arial"/>
-        </w:rPr>
-      </w:pPr>
-    </w:p>
-    <w:p>
-      <w:pPr>
-        <w:pStyle w:val="normal0"/>
-        <w:jc w:val="both"/>
-        <w:rPr>
-          <w:rFonts w:ascii="Arial" w:eastAsia="Arial" w:hAnsi="Arial" w:cs="Arial"/>
         </w:rPr>
       </w:pPr>
       <w:r>
@@ -1492,14 +1625,14 @@
           <w:numId w:val="7"/>
         </w:numPr>
         <w:rPr>
-          <w:rFonts w:ascii="Arial" w:eastAsia="Arial" w:hAnsi="Arial" w:cs="Arial"/>
+          <w:rFonts w:ascii="Calibri" w:eastAsia="Arial" w:hAnsi="Calibri" w:cs="Calibri"/>
         </w:rPr>
       </w:pPr>
       <w:bookmarkStart w:id="9" w:name="_heading=h.9ga034f1k6ve" w:colFirst="0" w:colLast="0"/>
       <w:bookmarkEnd w:id="9"/>
       <w:r>
         <w:rPr>
-          <w:rFonts w:ascii="Arial" w:eastAsia="Arial" w:hAnsi="Arial" w:cs="Arial"/>
+          <w:rFonts w:ascii="Calibri" w:eastAsia="Arial" w:hAnsi="Calibri" w:cs="Calibri"/>
         </w:rPr>
         <w:lastRenderedPageBreak/>
         <w:t>Plan de empresa</w:t>
@@ -1513,837 +1646,828 @@
         </w:rPr>
       </w:pPr>
     </w:p>
-    <w:sdt>
-      <w:sdtPr>
-        <w:tag w:val="goog_rdk_0"/>
-        <w:id w:val="1316559673"/>
-        <w:lock w:val="contentLocked"/>
-      </w:sdtPr>
-      <w:sdtContent>
-        <w:tbl>
-          <w:tblPr>
-            <w:tblStyle w:val="5"/>
-            <w:tblW w:w="8504" w:type="dxa"/>
-            <w:tblInd w:w="0" w:type="dxa"/>
-            <w:tblBorders>
-              <w:top w:val="single" w:sz="8" w:space="0" w:color="000000"/>
-              <w:left w:val="single" w:sz="8" w:space="0" w:color="000000"/>
-              <w:bottom w:val="single" w:sz="8" w:space="0" w:color="000000"/>
-              <w:right w:val="single" w:sz="8" w:space="0" w:color="000000"/>
-              <w:insideH w:val="single" w:sz="8" w:space="0" w:color="000000"/>
-              <w:insideV w:val="single" w:sz="8" w:space="0" w:color="000000"/>
-            </w:tblBorders>
-            <w:tblLayout w:type="fixed"/>
-            <w:tblLook w:val="0600"/>
-          </w:tblPr>
-          <w:tblGrid>
-            <w:gridCol w:w="2126"/>
-            <w:gridCol w:w="2126"/>
-            <w:gridCol w:w="2126"/>
-            <w:gridCol w:w="2126"/>
-          </w:tblGrid>
-          <w:tr>
-            <w:trPr>
-              <w:cantSplit/>
-              <w:tblHeader/>
-            </w:trPr>
-            <w:tc>
-              <w:tcPr>
-                <w:tcW w:w="2126" w:type="dxa"/>
-                <w:shd w:val="clear" w:color="auto" w:fill="EFEFEF"/>
-                <w:tcMar>
-                  <w:top w:w="100" w:type="dxa"/>
-                  <w:left w:w="100" w:type="dxa"/>
-                  <w:bottom w:w="100" w:type="dxa"/>
-                  <w:right w:w="100" w:type="dxa"/>
-                </w:tcMar>
-              </w:tcPr>
-              <w:p>
-                <w:pPr>
-                  <w:pStyle w:val="normal0"/>
-                  <w:widowControl w:val="0"/>
-                  <w:pBdr>
-                    <w:top w:val="nil"/>
-                    <w:left w:val="nil"/>
-                    <w:bottom w:val="nil"/>
-                    <w:right w:val="nil"/>
-                    <w:between w:val="nil"/>
-                  </w:pBdr>
-                  <w:spacing w:after="0" w:line="240" w:lineRule="auto"/>
-                  <w:rPr>
-                    <w:rFonts w:ascii="Arial" w:eastAsia="Arial" w:hAnsi="Arial" w:cs="Arial"/>
-                  </w:rPr>
-                </w:pPr>
-                <w:r>
-                  <w:rPr>
-                    <w:rFonts w:ascii="Arial" w:eastAsia="Arial" w:hAnsi="Arial" w:cs="Arial"/>
-                  </w:rPr>
-                  <w:t>Debilidades</w:t>
-                </w:r>
-              </w:p>
-            </w:tc>
-            <w:tc>
-              <w:tcPr>
-                <w:tcW w:w="2126" w:type="dxa"/>
-                <w:shd w:val="clear" w:color="auto" w:fill="EFEFEF"/>
-                <w:tcMar>
-                  <w:top w:w="100" w:type="dxa"/>
-                  <w:left w:w="100" w:type="dxa"/>
-                  <w:bottom w:w="100" w:type="dxa"/>
-                  <w:right w:w="100" w:type="dxa"/>
-                </w:tcMar>
-              </w:tcPr>
-              <w:p>
-                <w:pPr>
-                  <w:pStyle w:val="normal0"/>
-                  <w:widowControl w:val="0"/>
-                  <w:pBdr>
-                    <w:top w:val="nil"/>
-                    <w:left w:val="nil"/>
-                    <w:bottom w:val="nil"/>
-                    <w:right w:val="nil"/>
-                    <w:between w:val="nil"/>
-                  </w:pBdr>
-                  <w:spacing w:after="0" w:line="240" w:lineRule="auto"/>
-                  <w:rPr>
-                    <w:rFonts w:ascii="Arial" w:eastAsia="Arial" w:hAnsi="Arial" w:cs="Arial"/>
-                  </w:rPr>
-                </w:pPr>
-                <w:r>
-                  <w:rPr>
-                    <w:rFonts w:ascii="Arial" w:eastAsia="Arial" w:hAnsi="Arial" w:cs="Arial"/>
-                  </w:rPr>
-                  <w:t>Amenazas</w:t>
-                </w:r>
-              </w:p>
-            </w:tc>
-            <w:tc>
-              <w:tcPr>
-                <w:tcW w:w="2126" w:type="dxa"/>
-                <w:shd w:val="clear" w:color="auto" w:fill="EFEFEF"/>
-                <w:tcMar>
-                  <w:top w:w="100" w:type="dxa"/>
-                  <w:left w:w="100" w:type="dxa"/>
-                  <w:bottom w:w="100" w:type="dxa"/>
-                  <w:right w:w="100" w:type="dxa"/>
-                </w:tcMar>
-              </w:tcPr>
-              <w:p>
-                <w:pPr>
-                  <w:pStyle w:val="normal0"/>
-                  <w:widowControl w:val="0"/>
-                  <w:pBdr>
-                    <w:top w:val="nil"/>
-                    <w:left w:val="nil"/>
-                    <w:bottom w:val="nil"/>
-                    <w:right w:val="nil"/>
-                    <w:between w:val="nil"/>
-                  </w:pBdr>
-                  <w:spacing w:after="0" w:line="240" w:lineRule="auto"/>
-                  <w:rPr>
-                    <w:rFonts w:ascii="Arial" w:eastAsia="Arial" w:hAnsi="Arial" w:cs="Arial"/>
-                  </w:rPr>
-                </w:pPr>
-                <w:r>
-                  <w:rPr>
-                    <w:rFonts w:ascii="Arial" w:eastAsia="Arial" w:hAnsi="Arial" w:cs="Arial"/>
-                  </w:rPr>
-                  <w:t>Fortalezas</w:t>
-                </w:r>
-              </w:p>
-            </w:tc>
-            <w:tc>
-              <w:tcPr>
-                <w:tcW w:w="2126" w:type="dxa"/>
-                <w:shd w:val="clear" w:color="auto" w:fill="EFEFEF"/>
-                <w:tcMar>
-                  <w:top w:w="100" w:type="dxa"/>
-                  <w:left w:w="100" w:type="dxa"/>
-                  <w:bottom w:w="100" w:type="dxa"/>
-                  <w:right w:w="100" w:type="dxa"/>
-                </w:tcMar>
-              </w:tcPr>
-              <w:p>
-                <w:pPr>
-                  <w:pStyle w:val="normal0"/>
-                  <w:widowControl w:val="0"/>
-                  <w:pBdr>
-                    <w:top w:val="nil"/>
-                    <w:left w:val="nil"/>
-                    <w:bottom w:val="nil"/>
-                    <w:right w:val="nil"/>
-                    <w:between w:val="nil"/>
-                  </w:pBdr>
-                  <w:spacing w:after="0" w:line="240" w:lineRule="auto"/>
-                  <w:rPr>
-                    <w:rFonts w:ascii="Arial" w:eastAsia="Arial" w:hAnsi="Arial" w:cs="Arial"/>
-                  </w:rPr>
-                </w:pPr>
-                <w:r>
-                  <w:rPr>
-                    <w:rFonts w:ascii="Arial" w:eastAsia="Arial" w:hAnsi="Arial" w:cs="Arial"/>
-                  </w:rPr>
-                  <w:t>Oportunidades</w:t>
-                </w:r>
-              </w:p>
-            </w:tc>
-          </w:tr>
-          <w:tr>
-            <w:trPr>
-              <w:cantSplit/>
-              <w:tblHeader/>
-            </w:trPr>
-            <w:tc>
-              <w:tcPr>
-                <w:tcW w:w="2126" w:type="dxa"/>
-                <w:shd w:val="clear" w:color="auto" w:fill="auto"/>
-                <w:tcMar>
-                  <w:top w:w="100" w:type="dxa"/>
-                  <w:left w:w="100" w:type="dxa"/>
-                  <w:bottom w:w="100" w:type="dxa"/>
-                  <w:right w:w="100" w:type="dxa"/>
-                </w:tcMar>
-              </w:tcPr>
-              <w:p>
-                <w:pPr>
-                  <w:pStyle w:val="normal0"/>
-                  <w:widowControl w:val="0"/>
-                  <w:pBdr>
-                    <w:top w:val="nil"/>
-                    <w:left w:val="nil"/>
-                    <w:bottom w:val="nil"/>
-                    <w:right w:val="nil"/>
-                    <w:between w:val="nil"/>
-                  </w:pBdr>
-                  <w:spacing w:after="0" w:line="240" w:lineRule="auto"/>
-                  <w:rPr>
-                    <w:rFonts w:ascii="Arial" w:eastAsia="Arial" w:hAnsi="Arial" w:cs="Arial"/>
-                  </w:rPr>
-                </w:pPr>
-                <w:r>
-                  <w:rPr>
-                    <w:rFonts w:ascii="Arial" w:eastAsia="Arial" w:hAnsi="Arial" w:cs="Arial"/>
-                  </w:rPr>
-                  <w:t>Complejidad:</w:t>
-                </w:r>
-              </w:p>
-              <w:p>
-                <w:pPr>
-                  <w:pStyle w:val="normal0"/>
-                  <w:widowControl w:val="0"/>
-                  <w:pBdr>
-                    <w:top w:val="nil"/>
-                    <w:left w:val="nil"/>
-                    <w:bottom w:val="nil"/>
-                    <w:right w:val="nil"/>
-                    <w:between w:val="nil"/>
-                  </w:pBdr>
-                  <w:spacing w:after="0" w:line="240" w:lineRule="auto"/>
-                  <w:rPr>
-                    <w:rFonts w:ascii="Arial" w:eastAsia="Arial" w:hAnsi="Arial" w:cs="Arial"/>
-                  </w:rPr>
-                </w:pPr>
-                <w:r>
-                  <w:rPr>
-                    <w:rFonts w:ascii="Arial" w:eastAsia="Arial" w:hAnsi="Arial" w:cs="Arial"/>
-                  </w:rPr>
-                  <w:t>El sistema se compone por una gran cantidad de funcionalidades lo que dificulta su desarrollo, validación y la adopción por usuarios no técnicos</w:t>
-                </w:r>
-              </w:p>
-              <w:p>
-                <w:pPr>
-                  <w:pStyle w:val="normal0"/>
-                  <w:widowControl w:val="0"/>
-                  <w:pBdr>
-                    <w:top w:val="nil"/>
-                    <w:left w:val="nil"/>
-                    <w:bottom w:val="nil"/>
-                    <w:right w:val="nil"/>
-                    <w:between w:val="nil"/>
-                  </w:pBdr>
-                  <w:spacing w:after="0" w:line="240" w:lineRule="auto"/>
-                  <w:rPr>
-                    <w:rFonts w:ascii="Arial" w:eastAsia="Arial" w:hAnsi="Arial" w:cs="Arial"/>
-                  </w:rPr>
-                </w:pPr>
-              </w:p>
-            </w:tc>
-            <w:tc>
-              <w:tcPr>
-                <w:tcW w:w="2126" w:type="dxa"/>
-                <w:shd w:val="clear" w:color="auto" w:fill="auto"/>
-                <w:tcMar>
-                  <w:top w:w="100" w:type="dxa"/>
-                  <w:left w:w="100" w:type="dxa"/>
-                  <w:bottom w:w="100" w:type="dxa"/>
-                  <w:right w:w="100" w:type="dxa"/>
-                </w:tcMar>
-              </w:tcPr>
-              <w:p>
-                <w:pPr>
-                  <w:pStyle w:val="normal0"/>
-                  <w:widowControl w:val="0"/>
-                  <w:pBdr>
-                    <w:top w:val="nil"/>
-                    <w:left w:val="nil"/>
-                    <w:bottom w:val="nil"/>
-                    <w:right w:val="nil"/>
-                    <w:between w:val="nil"/>
-                  </w:pBdr>
-                  <w:spacing w:after="0" w:line="240" w:lineRule="auto"/>
-                  <w:rPr>
-                    <w:rFonts w:ascii="Arial" w:eastAsia="Arial" w:hAnsi="Arial" w:cs="Arial"/>
-                  </w:rPr>
-                </w:pPr>
-                <w:r>
-                  <w:rPr>
-                    <w:rFonts w:ascii="Arial" w:eastAsia="Arial" w:hAnsi="Arial" w:cs="Arial"/>
-                  </w:rPr>
-                  <w:t>Resistencia a la digitalización, se sigue prefiriendo métodos manuales o TPVs simples. Además, de que puede generar sensibilidad por el precio.</w:t>
-                </w:r>
-              </w:p>
-            </w:tc>
-            <w:tc>
-              <w:tcPr>
-                <w:tcW w:w="2126" w:type="dxa"/>
-                <w:shd w:val="clear" w:color="auto" w:fill="auto"/>
-                <w:tcMar>
-                  <w:top w:w="100" w:type="dxa"/>
-                  <w:left w:w="100" w:type="dxa"/>
-                  <w:bottom w:w="100" w:type="dxa"/>
-                  <w:right w:w="100" w:type="dxa"/>
-                </w:tcMar>
-              </w:tcPr>
-              <w:p>
-                <w:pPr>
-                  <w:pStyle w:val="normal0"/>
-                  <w:widowControl w:val="0"/>
-                  <w:pBdr>
-                    <w:top w:val="nil"/>
-                    <w:left w:val="nil"/>
-                    <w:bottom w:val="nil"/>
-                    <w:right w:val="nil"/>
-                    <w:between w:val="nil"/>
-                  </w:pBdr>
-                  <w:spacing w:after="0" w:line="240" w:lineRule="auto"/>
-                  <w:rPr>
-                    <w:rFonts w:ascii="Arial" w:eastAsia="Arial" w:hAnsi="Arial" w:cs="Arial"/>
-                  </w:rPr>
-                </w:pPr>
-                <w:r>
-                  <w:rPr>
-                    <w:rFonts w:ascii="Arial" w:eastAsia="Arial" w:hAnsi="Arial" w:cs="Arial"/>
-                  </w:rPr>
-                  <w:t>Necesidad real:</w:t>
-                </w:r>
-              </w:p>
-              <w:p>
-                <w:pPr>
-                  <w:pStyle w:val="normal0"/>
-                  <w:widowControl w:val="0"/>
-                  <w:pBdr>
-                    <w:top w:val="nil"/>
-                    <w:left w:val="nil"/>
-                    <w:bottom w:val="nil"/>
-                    <w:right w:val="nil"/>
-                    <w:between w:val="nil"/>
-                  </w:pBdr>
-                  <w:spacing w:after="0" w:line="240" w:lineRule="auto"/>
-                  <w:rPr>
-                    <w:rFonts w:ascii="Arial" w:eastAsia="Arial" w:hAnsi="Arial" w:cs="Arial"/>
-                  </w:rPr>
-                </w:pPr>
-                <w:r>
-                  <w:rPr>
-                    <w:rFonts w:ascii="Arial" w:eastAsia="Arial" w:hAnsi="Arial" w:cs="Arial"/>
-                  </w:rPr>
-                  <w:t>El sector de la hostelería en España representa aproximadamente un 6.7% del PIB Español y la gestión urgente es crucial especialmente para las PYmes</w:t>
-                </w:r>
-              </w:p>
-            </w:tc>
-            <w:tc>
-              <w:tcPr>
-                <w:tcW w:w="2126" w:type="dxa"/>
-                <w:shd w:val="clear" w:color="auto" w:fill="auto"/>
-                <w:tcMar>
-                  <w:top w:w="100" w:type="dxa"/>
-                  <w:left w:w="100" w:type="dxa"/>
-                  <w:bottom w:w="100" w:type="dxa"/>
-                  <w:right w:w="100" w:type="dxa"/>
-                </w:tcMar>
-              </w:tcPr>
-              <w:p>
-                <w:pPr>
-                  <w:pStyle w:val="normal0"/>
-                  <w:widowControl w:val="0"/>
-                  <w:pBdr>
-                    <w:top w:val="nil"/>
-                    <w:left w:val="nil"/>
-                    <w:bottom w:val="nil"/>
-                    <w:right w:val="nil"/>
-                    <w:between w:val="nil"/>
-                  </w:pBdr>
-                  <w:spacing w:after="0" w:line="240" w:lineRule="auto"/>
-                  <w:rPr>
-                    <w:rFonts w:ascii="Arial" w:eastAsia="Arial" w:hAnsi="Arial" w:cs="Arial"/>
-                  </w:rPr>
-                </w:pPr>
-                <w:r>
-                  <w:rPr>
-                    <w:rFonts w:ascii="Arial" w:eastAsia="Arial" w:hAnsi="Arial" w:cs="Arial"/>
-                  </w:rPr>
-                  <w:t>Digitalización acelerada del sector: Muchos restaurantes están buscando soluciones tecnológicas post-pandemia. El momento es propicio.</w:t>
-                </w:r>
-              </w:p>
-            </w:tc>
-          </w:tr>
-          <w:tr>
-            <w:trPr>
-              <w:cantSplit/>
-              <w:tblHeader/>
-            </w:trPr>
-            <w:tc>
-              <w:tcPr>
-                <w:tcW w:w="2126" w:type="dxa"/>
-                <w:shd w:val="clear" w:color="auto" w:fill="auto"/>
-                <w:tcMar>
-                  <w:top w:w="100" w:type="dxa"/>
-                  <w:left w:w="100" w:type="dxa"/>
-                  <w:bottom w:w="100" w:type="dxa"/>
-                  <w:right w:w="100" w:type="dxa"/>
-                </w:tcMar>
-              </w:tcPr>
-              <w:p>
-                <w:pPr>
-                  <w:pStyle w:val="normal0"/>
-                  <w:widowControl w:val="0"/>
-                  <w:spacing w:after="0" w:line="240" w:lineRule="auto"/>
-                  <w:rPr>
-                    <w:rFonts w:ascii="Arial" w:eastAsia="Arial" w:hAnsi="Arial" w:cs="Arial"/>
-                  </w:rPr>
-                </w:pPr>
-                <w:r>
-                  <w:rPr>
-                    <w:rFonts w:ascii="Arial" w:eastAsia="Arial" w:hAnsi="Arial" w:cs="Arial"/>
-                  </w:rPr>
-                  <w:t>Dependencia del ser humano:</w:t>
-                </w:r>
-                <w:r>
-                  <w:rPr>
-                    <w:rFonts w:ascii="Arial" w:eastAsia="Arial" w:hAnsi="Arial" w:cs="Arial"/>
-                  </w:rPr>
-                  <w:br/>
-                  <w:t>Muchas de las funcionalidades dependen de que el cliente las utilicen de forma correcta lo que puede llegar a generar fallos</w:t>
-                </w:r>
-              </w:p>
-            </w:tc>
-            <w:tc>
-              <w:tcPr>
-                <w:tcW w:w="2126" w:type="dxa"/>
-                <w:shd w:val="clear" w:color="auto" w:fill="auto"/>
-                <w:tcMar>
-                  <w:top w:w="100" w:type="dxa"/>
-                  <w:left w:w="100" w:type="dxa"/>
-                  <w:bottom w:w="100" w:type="dxa"/>
-                  <w:right w:w="100" w:type="dxa"/>
-                </w:tcMar>
-              </w:tcPr>
-              <w:p>
-                <w:pPr>
-                  <w:pStyle w:val="normal0"/>
-                  <w:widowControl w:val="0"/>
-                  <w:pBdr>
-                    <w:top w:val="nil"/>
-                    <w:left w:val="nil"/>
-                    <w:bottom w:val="nil"/>
-                    <w:right w:val="nil"/>
-                    <w:between w:val="nil"/>
-                  </w:pBdr>
-                  <w:spacing w:after="0" w:line="240" w:lineRule="auto"/>
-                  <w:rPr>
-                    <w:rFonts w:ascii="Arial" w:eastAsia="Arial" w:hAnsi="Arial" w:cs="Arial"/>
-                  </w:rPr>
-                </w:pPr>
-                <w:r>
-                  <w:rPr>
-                    <w:rFonts w:ascii="Arial" w:eastAsia="Arial" w:hAnsi="Arial" w:cs="Arial"/>
-                  </w:rPr>
-                  <w:t>Competencia: Soluciones parciales fuertes como CoverManager, Revo o Glop.</w:t>
-                </w:r>
-              </w:p>
-            </w:tc>
-            <w:tc>
-              <w:tcPr>
-                <w:tcW w:w="2126" w:type="dxa"/>
-                <w:shd w:val="clear" w:color="auto" w:fill="auto"/>
-                <w:tcMar>
-                  <w:top w:w="100" w:type="dxa"/>
-                  <w:left w:w="100" w:type="dxa"/>
-                  <w:bottom w:w="100" w:type="dxa"/>
-                  <w:right w:w="100" w:type="dxa"/>
-                </w:tcMar>
-              </w:tcPr>
-              <w:p>
-                <w:pPr>
-                  <w:pStyle w:val="normal0"/>
-                  <w:widowControl w:val="0"/>
-                  <w:pBdr>
-                    <w:top w:val="nil"/>
-                    <w:left w:val="nil"/>
-                    <w:bottom w:val="nil"/>
-                    <w:right w:val="nil"/>
-                    <w:between w:val="nil"/>
-                  </w:pBdr>
-                  <w:spacing w:after="0" w:line="240" w:lineRule="auto"/>
-                  <w:rPr>
-                    <w:rFonts w:ascii="Arial" w:eastAsia="Arial" w:hAnsi="Arial" w:cs="Arial"/>
-                  </w:rPr>
-                </w:pPr>
-                <w:r>
-                  <w:rPr>
-                    <w:rFonts w:ascii="Arial" w:eastAsia="Arial" w:hAnsi="Arial" w:cs="Arial"/>
-                  </w:rPr>
-                  <w:t>Enfoque integral:</w:t>
-                </w:r>
-              </w:p>
-              <w:p>
-                <w:pPr>
-                  <w:pStyle w:val="normal0"/>
-                  <w:widowControl w:val="0"/>
-                  <w:pBdr>
-                    <w:top w:val="nil"/>
-                    <w:left w:val="nil"/>
-                    <w:bottom w:val="nil"/>
-                    <w:right w:val="nil"/>
-                    <w:between w:val="nil"/>
-                  </w:pBdr>
-                  <w:spacing w:after="0" w:line="240" w:lineRule="auto"/>
-                  <w:rPr>
-                    <w:rFonts w:ascii="Arial" w:eastAsia="Arial" w:hAnsi="Arial" w:cs="Arial"/>
-                  </w:rPr>
-                </w:pPr>
-                <w:r>
-                  <w:rPr>
-                    <w:rFonts w:ascii="Arial" w:eastAsia="Arial" w:hAnsi="Arial" w:cs="Arial"/>
-                  </w:rPr>
-                  <w:t>El sistema busca centralizar múltiples funcionalidades en la misma páginas, esto aporta valor y diferenciación frente a otras opciones fragmentadas</w:t>
-                </w:r>
-              </w:p>
-            </w:tc>
-            <w:tc>
-              <w:tcPr>
-                <w:tcW w:w="2126" w:type="dxa"/>
-                <w:shd w:val="clear" w:color="auto" w:fill="auto"/>
-                <w:tcMar>
-                  <w:top w:w="100" w:type="dxa"/>
-                  <w:left w:w="100" w:type="dxa"/>
-                  <w:bottom w:w="100" w:type="dxa"/>
-                  <w:right w:w="100" w:type="dxa"/>
-                </w:tcMar>
-              </w:tcPr>
-              <w:p>
-                <w:pPr>
-                  <w:pStyle w:val="normal0"/>
-                  <w:widowControl w:val="0"/>
-                  <w:spacing w:after="0" w:line="240" w:lineRule="auto"/>
-                  <w:rPr>
-                    <w:rFonts w:ascii="Arial" w:eastAsia="Arial" w:hAnsi="Arial" w:cs="Arial"/>
-                  </w:rPr>
-                </w:pPr>
-                <w:r>
-                  <w:rPr>
-                    <w:rFonts w:ascii="Arial" w:eastAsia="Arial" w:hAnsi="Arial" w:cs="Arial"/>
-                  </w:rPr>
-                  <w:t>Posibilidad de desarrollo modular: Se puede lanzar una versión inicial con funcionalidades clave (reservas, carta, reseñas) y luego ir ampliando.</w:t>
-                </w:r>
-              </w:p>
-            </w:tc>
-          </w:tr>
-          <w:tr>
-            <w:trPr>
-              <w:cantSplit/>
-              <w:tblHeader/>
-            </w:trPr>
-            <w:tc>
-              <w:tcPr>
-                <w:tcW w:w="2126" w:type="dxa"/>
-                <w:shd w:val="clear" w:color="auto" w:fill="auto"/>
-                <w:tcMar>
-                  <w:top w:w="100" w:type="dxa"/>
-                  <w:left w:w="100" w:type="dxa"/>
-                  <w:bottom w:w="100" w:type="dxa"/>
-                  <w:right w:w="100" w:type="dxa"/>
-                </w:tcMar>
-              </w:tcPr>
-              <w:p>
-                <w:pPr>
-                  <w:pStyle w:val="normal0"/>
-                  <w:widowControl w:val="0"/>
-                  <w:spacing w:after="0" w:line="240" w:lineRule="auto"/>
-                  <w:rPr>
-                    <w:rFonts w:ascii="Arial" w:eastAsia="Arial" w:hAnsi="Arial" w:cs="Arial"/>
-                  </w:rPr>
-                </w:pPr>
-              </w:p>
-            </w:tc>
-            <w:tc>
-              <w:tcPr>
-                <w:tcW w:w="2126" w:type="dxa"/>
-                <w:shd w:val="clear" w:color="auto" w:fill="auto"/>
-                <w:tcMar>
-                  <w:top w:w="100" w:type="dxa"/>
-                  <w:left w:w="100" w:type="dxa"/>
-                  <w:bottom w:w="100" w:type="dxa"/>
-                  <w:right w:w="100" w:type="dxa"/>
-                </w:tcMar>
-              </w:tcPr>
-              <w:p>
-                <w:pPr>
-                  <w:pStyle w:val="normal0"/>
-                  <w:widowControl w:val="0"/>
-                  <w:spacing w:after="0" w:line="240" w:lineRule="auto"/>
-                  <w:rPr>
-                    <w:rFonts w:ascii="Arial" w:eastAsia="Arial" w:hAnsi="Arial" w:cs="Arial"/>
-                  </w:rPr>
-                </w:pPr>
-                <w:r>
-                  <w:rPr>
-                    <w:rFonts w:ascii="Arial" w:eastAsia="Arial" w:hAnsi="Arial" w:cs="Arial"/>
-                  </w:rPr>
-                  <w:t>Riesgos de ciberseguridad al manejar datos personales de los consumidores.</w:t>
-                </w:r>
-              </w:p>
-            </w:tc>
-            <w:tc>
-              <w:tcPr>
-                <w:tcW w:w="2126" w:type="dxa"/>
-                <w:shd w:val="clear" w:color="auto" w:fill="auto"/>
-                <w:tcMar>
-                  <w:top w:w="100" w:type="dxa"/>
-                  <w:left w:w="100" w:type="dxa"/>
-                  <w:bottom w:w="100" w:type="dxa"/>
-                  <w:right w:w="100" w:type="dxa"/>
-                </w:tcMar>
-              </w:tcPr>
-              <w:p>
-                <w:pPr>
-                  <w:pStyle w:val="normal0"/>
-                  <w:widowControl w:val="0"/>
-                  <w:pBdr>
-                    <w:top w:val="nil"/>
-                    <w:left w:val="nil"/>
-                    <w:bottom w:val="nil"/>
-                    <w:right w:val="nil"/>
-                    <w:between w:val="nil"/>
-                  </w:pBdr>
-                  <w:spacing w:after="0" w:line="240" w:lineRule="auto"/>
-                  <w:rPr>
-                    <w:rFonts w:ascii="Arial" w:eastAsia="Arial" w:hAnsi="Arial" w:cs="Arial"/>
-                  </w:rPr>
-                </w:pPr>
-                <w:r>
-                  <w:rPr>
-                    <w:rFonts w:ascii="Arial" w:eastAsia="Arial" w:hAnsi="Arial" w:cs="Arial"/>
-                  </w:rPr>
-                  <w:t>Mejoras en la experiencia del cliente:</w:t>
-                </w:r>
-              </w:p>
-              <w:p>
-                <w:pPr>
-                  <w:pStyle w:val="normal0"/>
-                  <w:widowControl w:val="0"/>
-                  <w:pBdr>
-                    <w:top w:val="nil"/>
-                    <w:left w:val="nil"/>
-                    <w:bottom w:val="nil"/>
-                    <w:right w:val="nil"/>
-                    <w:between w:val="nil"/>
-                  </w:pBdr>
-                  <w:spacing w:after="0" w:line="240" w:lineRule="auto"/>
-                  <w:rPr>
-                    <w:rFonts w:ascii="Arial" w:eastAsia="Arial" w:hAnsi="Arial" w:cs="Arial"/>
-                  </w:rPr>
-                </w:pPr>
-                <w:r>
-                  <w:rPr>
-                    <w:rFonts w:ascii="Arial" w:eastAsia="Arial" w:hAnsi="Arial" w:cs="Arial"/>
-                  </w:rPr>
-                  <w:t>Al hacer que el servicio sea más rápido, precios y agradable y esto hace que los clientes tengan una mejor experiencia</w:t>
-                </w:r>
-              </w:p>
-            </w:tc>
-            <w:tc>
-              <w:tcPr>
-                <w:tcW w:w="2126" w:type="dxa"/>
-                <w:shd w:val="clear" w:color="auto" w:fill="auto"/>
-                <w:tcMar>
-                  <w:top w:w="100" w:type="dxa"/>
-                  <w:left w:w="100" w:type="dxa"/>
-                  <w:bottom w:w="100" w:type="dxa"/>
-                  <w:right w:w="100" w:type="dxa"/>
-                </w:tcMar>
-              </w:tcPr>
-              <w:p>
-                <w:pPr>
-                  <w:pStyle w:val="normal0"/>
-                  <w:widowControl w:val="0"/>
-                  <w:pBdr>
-                    <w:top w:val="nil"/>
-                    <w:left w:val="nil"/>
-                    <w:bottom w:val="nil"/>
-                    <w:right w:val="nil"/>
-                    <w:between w:val="nil"/>
-                  </w:pBdr>
-                  <w:spacing w:after="0" w:line="240" w:lineRule="auto"/>
-                  <w:rPr>
-                    <w:rFonts w:ascii="Arial" w:eastAsia="Arial" w:hAnsi="Arial" w:cs="Arial"/>
-                  </w:rPr>
-                </w:pPr>
-                <w:r>
-                  <w:rPr>
-                    <w:rFonts w:ascii="Arial" w:eastAsia="Arial" w:hAnsi="Arial" w:cs="Arial"/>
-                  </w:rPr>
-                  <w:t>Integración con plataformas existentes: Si se plantea como un sistema que puede conectarse con TPVs, apps de delivery o ERPs, se amplía su utilidad.</w:t>
-                </w:r>
-              </w:p>
-            </w:tc>
-          </w:tr>
-          <w:tr>
-            <w:trPr>
-              <w:cantSplit/>
-              <w:trHeight w:val="1597"/>
-              <w:tblHeader/>
-            </w:trPr>
-            <w:tc>
-              <w:tcPr>
-                <w:tcW w:w="2126" w:type="dxa"/>
-                <w:shd w:val="clear" w:color="auto" w:fill="auto"/>
-                <w:tcMar>
-                  <w:top w:w="100" w:type="dxa"/>
-                  <w:left w:w="100" w:type="dxa"/>
-                  <w:bottom w:w="100" w:type="dxa"/>
-                  <w:right w:w="100" w:type="dxa"/>
-                </w:tcMar>
-              </w:tcPr>
-              <w:p>
-                <w:pPr>
-                  <w:pStyle w:val="normal0"/>
-                  <w:widowControl w:val="0"/>
-                  <w:spacing w:after="0" w:line="240" w:lineRule="auto"/>
-                  <w:rPr>
-                    <w:rFonts w:ascii="Arial" w:eastAsia="Arial" w:hAnsi="Arial" w:cs="Arial"/>
-                    <w:color w:val="FF0000"/>
-                  </w:rPr>
-                </w:pPr>
-              </w:p>
-            </w:tc>
-            <w:tc>
-              <w:tcPr>
-                <w:tcW w:w="2126" w:type="dxa"/>
-                <w:shd w:val="clear" w:color="auto" w:fill="auto"/>
-                <w:tcMar>
-                  <w:top w:w="100" w:type="dxa"/>
-                  <w:left w:w="100" w:type="dxa"/>
-                  <w:bottom w:w="100" w:type="dxa"/>
-                  <w:right w:w="100" w:type="dxa"/>
-                </w:tcMar>
-              </w:tcPr>
-              <w:p>
-                <w:pPr>
-                  <w:pStyle w:val="normal0"/>
-                  <w:widowControl w:val="0"/>
-                  <w:pBdr>
-                    <w:top w:val="nil"/>
-                    <w:left w:val="nil"/>
-                    <w:bottom w:val="nil"/>
-                    <w:right w:val="nil"/>
-                    <w:between w:val="nil"/>
-                  </w:pBdr>
-                  <w:spacing w:after="0" w:line="240" w:lineRule="auto"/>
-                  <w:rPr>
-                    <w:rFonts w:ascii="Arial" w:eastAsia="Arial" w:hAnsi="Arial" w:cs="Arial"/>
-                  </w:rPr>
-                </w:pPr>
-              </w:p>
-            </w:tc>
-            <w:tc>
-              <w:tcPr>
-                <w:tcW w:w="2126" w:type="dxa"/>
-                <w:shd w:val="clear" w:color="auto" w:fill="auto"/>
-                <w:tcMar>
-                  <w:top w:w="100" w:type="dxa"/>
-                  <w:left w:w="100" w:type="dxa"/>
-                  <w:bottom w:w="100" w:type="dxa"/>
-                  <w:right w:w="100" w:type="dxa"/>
-                </w:tcMar>
-              </w:tcPr>
-              <w:p>
-                <w:pPr>
-                  <w:pStyle w:val="normal0"/>
-                  <w:widowControl w:val="0"/>
-                  <w:spacing w:after="0" w:line="240" w:lineRule="auto"/>
-                  <w:rPr>
-                    <w:rFonts w:ascii="Arial" w:eastAsia="Arial" w:hAnsi="Arial" w:cs="Arial"/>
-                  </w:rPr>
-                </w:pPr>
-                <w:r>
-                  <w:rPr>
-                    <w:rFonts w:ascii="Arial" w:eastAsia="Arial" w:hAnsi="Arial" w:cs="Arial"/>
-                  </w:rPr>
-                  <w:t>Escalabilidad:</w:t>
-                </w:r>
-              </w:p>
-              <w:p>
-                <w:pPr>
-                  <w:pStyle w:val="normal0"/>
-                  <w:widowControl w:val="0"/>
-                  <w:spacing w:after="0" w:line="240" w:lineRule="auto"/>
-                  <w:rPr>
-                    <w:rFonts w:ascii="Arial" w:eastAsia="Arial" w:hAnsi="Arial" w:cs="Arial"/>
-                    <w:color w:val="FF0000"/>
-                  </w:rPr>
-                </w:pPr>
-                <w:r>
-                  <w:rPr>
-                    <w:rFonts w:ascii="Arial" w:eastAsia="Arial" w:hAnsi="Arial" w:cs="Arial"/>
-                  </w:rPr>
-                  <w:t>El sistema es capaz de adaptarse a cualquier tipo de local</w:t>
-                </w:r>
-              </w:p>
-            </w:tc>
-            <w:tc>
-              <w:tcPr>
-                <w:tcW w:w="2126" w:type="dxa"/>
-                <w:shd w:val="clear" w:color="auto" w:fill="auto"/>
-                <w:tcMar>
-                  <w:top w:w="100" w:type="dxa"/>
-                  <w:left w:w="100" w:type="dxa"/>
-                  <w:bottom w:w="100" w:type="dxa"/>
-                  <w:right w:w="100" w:type="dxa"/>
-                </w:tcMar>
-              </w:tcPr>
-              <w:p>
-                <w:pPr>
-                  <w:pStyle w:val="normal0"/>
-                  <w:widowControl w:val="0"/>
-                  <w:pBdr>
-                    <w:top w:val="nil"/>
-                    <w:left w:val="nil"/>
-                    <w:bottom w:val="nil"/>
-                    <w:right w:val="nil"/>
-                    <w:between w:val="nil"/>
-                  </w:pBdr>
-                  <w:spacing w:after="0" w:line="240" w:lineRule="auto"/>
-                  <w:rPr>
-                    <w:rFonts w:ascii="Arial" w:eastAsia="Arial" w:hAnsi="Arial" w:cs="Arial"/>
-                  </w:rPr>
-                </w:pPr>
-              </w:p>
-            </w:tc>
-          </w:tr>
-        </w:tbl>
-      </w:sdtContent>
-    </w:sdt>
+    <w:tbl>
+      <w:tblPr>
+        <w:tblStyle w:val="5"/>
+        <w:tblW w:w="8504" w:type="dxa"/>
+        <w:tblInd w:w="0" w:type="dxa"/>
+        <w:tblBorders>
+          <w:top w:val="single" w:sz="8" w:space="0" w:color="000000"/>
+          <w:left w:val="single" w:sz="8" w:space="0" w:color="000000"/>
+          <w:bottom w:val="single" w:sz="8" w:space="0" w:color="000000"/>
+          <w:right w:val="single" w:sz="8" w:space="0" w:color="000000"/>
+          <w:insideH w:val="single" w:sz="8" w:space="0" w:color="000000"/>
+          <w:insideV w:val="single" w:sz="8" w:space="0" w:color="000000"/>
+        </w:tblBorders>
+        <w:tblLayout w:type="fixed"/>
+        <w:tblLook w:val="0600"/>
+      </w:tblPr>
+      <w:tblGrid>
+        <w:gridCol w:w="2126"/>
+        <w:gridCol w:w="2126"/>
+        <w:gridCol w:w="2126"/>
+        <w:gridCol w:w="2126"/>
+      </w:tblGrid>
+      <w:tr>
+        <w:trPr>
+          <w:cantSplit/>
+          <w:tblHeader/>
+        </w:trPr>
+        <w:tc>
+          <w:tcPr>
+            <w:tcW w:w="2126" w:type="dxa"/>
+            <w:shd w:val="clear" w:color="auto" w:fill="EFEFEF"/>
+            <w:tcMar>
+              <w:top w:w="100" w:type="dxa"/>
+              <w:left w:w="100" w:type="dxa"/>
+              <w:bottom w:w="100" w:type="dxa"/>
+              <w:right w:w="100" w:type="dxa"/>
+            </w:tcMar>
+          </w:tcPr>
+          <w:p>
+            <w:pPr>
+              <w:pStyle w:val="normal0"/>
+              <w:widowControl w:val="0"/>
+              <w:pBdr>
+                <w:top w:val="nil"/>
+                <w:left w:val="nil"/>
+                <w:bottom w:val="nil"/>
+                <w:right w:val="nil"/>
+                <w:between w:val="nil"/>
+              </w:pBdr>
+              <w:spacing w:after="0" w:line="240" w:lineRule="auto"/>
+              <w:rPr>
+                <w:rFonts w:eastAsia="Arial"/>
+              </w:rPr>
+            </w:pPr>
+            <w:r>
+              <w:rPr>
+                <w:rFonts w:eastAsia="Arial"/>
+              </w:rPr>
+              <w:t>Debilidades</w:t>
+            </w:r>
+          </w:p>
+        </w:tc>
+        <w:tc>
+          <w:tcPr>
+            <w:tcW w:w="2126" w:type="dxa"/>
+            <w:shd w:val="clear" w:color="auto" w:fill="EFEFEF"/>
+            <w:tcMar>
+              <w:top w:w="100" w:type="dxa"/>
+              <w:left w:w="100" w:type="dxa"/>
+              <w:bottom w:w="100" w:type="dxa"/>
+              <w:right w:w="100" w:type="dxa"/>
+            </w:tcMar>
+          </w:tcPr>
+          <w:p>
+            <w:pPr>
+              <w:pStyle w:val="normal0"/>
+              <w:widowControl w:val="0"/>
+              <w:pBdr>
+                <w:top w:val="nil"/>
+                <w:left w:val="nil"/>
+                <w:bottom w:val="nil"/>
+                <w:right w:val="nil"/>
+                <w:between w:val="nil"/>
+              </w:pBdr>
+              <w:spacing w:after="0" w:line="240" w:lineRule="auto"/>
+              <w:rPr>
+                <w:rFonts w:eastAsia="Arial"/>
+              </w:rPr>
+            </w:pPr>
+            <w:r>
+              <w:rPr>
+                <w:rFonts w:eastAsia="Arial"/>
+              </w:rPr>
+              <w:t>Amenazas</w:t>
+            </w:r>
+          </w:p>
+        </w:tc>
+        <w:tc>
+          <w:tcPr>
+            <w:tcW w:w="2126" w:type="dxa"/>
+            <w:shd w:val="clear" w:color="auto" w:fill="EFEFEF"/>
+            <w:tcMar>
+              <w:top w:w="100" w:type="dxa"/>
+              <w:left w:w="100" w:type="dxa"/>
+              <w:bottom w:w="100" w:type="dxa"/>
+              <w:right w:w="100" w:type="dxa"/>
+            </w:tcMar>
+          </w:tcPr>
+          <w:p>
+            <w:pPr>
+              <w:pStyle w:val="normal0"/>
+              <w:widowControl w:val="0"/>
+              <w:pBdr>
+                <w:top w:val="nil"/>
+                <w:left w:val="nil"/>
+                <w:bottom w:val="nil"/>
+                <w:right w:val="nil"/>
+                <w:between w:val="nil"/>
+              </w:pBdr>
+              <w:spacing w:after="0" w:line="240" w:lineRule="auto"/>
+              <w:rPr>
+                <w:rFonts w:eastAsia="Arial"/>
+              </w:rPr>
+            </w:pPr>
+            <w:r>
+              <w:rPr>
+                <w:rFonts w:eastAsia="Arial"/>
+              </w:rPr>
+              <w:t>Fortalezas</w:t>
+            </w:r>
+          </w:p>
+        </w:tc>
+        <w:tc>
+          <w:tcPr>
+            <w:tcW w:w="2126" w:type="dxa"/>
+            <w:shd w:val="clear" w:color="auto" w:fill="EFEFEF"/>
+            <w:tcMar>
+              <w:top w:w="100" w:type="dxa"/>
+              <w:left w:w="100" w:type="dxa"/>
+              <w:bottom w:w="100" w:type="dxa"/>
+              <w:right w:w="100" w:type="dxa"/>
+            </w:tcMar>
+          </w:tcPr>
+          <w:p>
+            <w:pPr>
+              <w:pStyle w:val="normal0"/>
+              <w:widowControl w:val="0"/>
+              <w:pBdr>
+                <w:top w:val="nil"/>
+                <w:left w:val="nil"/>
+                <w:bottom w:val="nil"/>
+                <w:right w:val="nil"/>
+                <w:between w:val="nil"/>
+              </w:pBdr>
+              <w:spacing w:after="0" w:line="240" w:lineRule="auto"/>
+              <w:rPr>
+                <w:rFonts w:eastAsia="Arial"/>
+              </w:rPr>
+            </w:pPr>
+            <w:r>
+              <w:rPr>
+                <w:rFonts w:eastAsia="Arial"/>
+              </w:rPr>
+              <w:t>Oportunidades</w:t>
+            </w:r>
+          </w:p>
+        </w:tc>
+      </w:tr>
+      <w:tr>
+        <w:trPr>
+          <w:cantSplit/>
+          <w:tblHeader/>
+        </w:trPr>
+        <w:tc>
+          <w:tcPr>
+            <w:tcW w:w="2126" w:type="dxa"/>
+            <w:shd w:val="clear" w:color="auto" w:fill="auto"/>
+            <w:tcMar>
+              <w:top w:w="100" w:type="dxa"/>
+              <w:left w:w="100" w:type="dxa"/>
+              <w:bottom w:w="100" w:type="dxa"/>
+              <w:right w:w="100" w:type="dxa"/>
+            </w:tcMar>
+          </w:tcPr>
+          <w:p>
+            <w:pPr>
+              <w:pStyle w:val="normal0"/>
+              <w:widowControl w:val="0"/>
+              <w:pBdr>
+                <w:top w:val="nil"/>
+                <w:left w:val="nil"/>
+                <w:bottom w:val="nil"/>
+                <w:right w:val="nil"/>
+                <w:between w:val="nil"/>
+              </w:pBdr>
+              <w:spacing w:after="0" w:line="240" w:lineRule="auto"/>
+              <w:rPr>
+                <w:rFonts w:eastAsia="Arial"/>
+              </w:rPr>
+            </w:pPr>
+            <w:r>
+              <w:rPr>
+                <w:rFonts w:eastAsia="Arial"/>
+              </w:rPr>
+              <w:t>Complejidad:</w:t>
+            </w:r>
+          </w:p>
+          <w:p>
+            <w:pPr>
+              <w:pStyle w:val="normal0"/>
+              <w:widowControl w:val="0"/>
+              <w:pBdr>
+                <w:top w:val="nil"/>
+                <w:left w:val="nil"/>
+                <w:bottom w:val="nil"/>
+                <w:right w:val="nil"/>
+                <w:between w:val="nil"/>
+              </w:pBdr>
+              <w:spacing w:after="0" w:line="240" w:lineRule="auto"/>
+              <w:rPr>
+                <w:rFonts w:eastAsia="Arial"/>
+              </w:rPr>
+            </w:pPr>
+            <w:r>
+              <w:rPr>
+                <w:rFonts w:eastAsia="Arial"/>
+              </w:rPr>
+              <w:t>El sistema se compone por una gran cantidad de funcionalidades lo que dificulta su desarrollo, validación y la adopción por usuarios no técnicos</w:t>
+            </w:r>
+          </w:p>
+          <w:p>
+            <w:pPr>
+              <w:pStyle w:val="normal0"/>
+              <w:widowControl w:val="0"/>
+              <w:pBdr>
+                <w:top w:val="nil"/>
+                <w:left w:val="nil"/>
+                <w:bottom w:val="nil"/>
+                <w:right w:val="nil"/>
+                <w:between w:val="nil"/>
+              </w:pBdr>
+              <w:spacing w:after="0" w:line="240" w:lineRule="auto"/>
+              <w:rPr>
+                <w:rFonts w:eastAsia="Arial"/>
+              </w:rPr>
+            </w:pPr>
+          </w:p>
+        </w:tc>
+        <w:tc>
+          <w:tcPr>
+            <w:tcW w:w="2126" w:type="dxa"/>
+            <w:shd w:val="clear" w:color="auto" w:fill="auto"/>
+            <w:tcMar>
+              <w:top w:w="100" w:type="dxa"/>
+              <w:left w:w="100" w:type="dxa"/>
+              <w:bottom w:w="100" w:type="dxa"/>
+              <w:right w:w="100" w:type="dxa"/>
+            </w:tcMar>
+          </w:tcPr>
+          <w:p>
+            <w:pPr>
+              <w:pStyle w:val="normal0"/>
+              <w:widowControl w:val="0"/>
+              <w:pBdr>
+                <w:top w:val="nil"/>
+                <w:left w:val="nil"/>
+                <w:bottom w:val="nil"/>
+                <w:right w:val="nil"/>
+                <w:between w:val="nil"/>
+              </w:pBdr>
+              <w:spacing w:after="0" w:line="240" w:lineRule="auto"/>
+              <w:rPr>
+                <w:rFonts w:eastAsia="Arial"/>
+              </w:rPr>
+            </w:pPr>
+            <w:r>
+              <w:rPr>
+                <w:rFonts w:eastAsia="Arial"/>
+              </w:rPr>
+              <w:t>Resistencia a la digitalización, se sigue prefiriendo métodos manuales o TPVs simples. Además, de que puede generar sensibilidad por el precio.</w:t>
+            </w:r>
+          </w:p>
+        </w:tc>
+        <w:tc>
+          <w:tcPr>
+            <w:tcW w:w="2126" w:type="dxa"/>
+            <w:shd w:val="clear" w:color="auto" w:fill="auto"/>
+            <w:tcMar>
+              <w:top w:w="100" w:type="dxa"/>
+              <w:left w:w="100" w:type="dxa"/>
+              <w:bottom w:w="100" w:type="dxa"/>
+              <w:right w:w="100" w:type="dxa"/>
+            </w:tcMar>
+          </w:tcPr>
+          <w:p>
+            <w:pPr>
+              <w:pStyle w:val="normal0"/>
+              <w:widowControl w:val="0"/>
+              <w:pBdr>
+                <w:top w:val="nil"/>
+                <w:left w:val="nil"/>
+                <w:bottom w:val="nil"/>
+                <w:right w:val="nil"/>
+                <w:between w:val="nil"/>
+              </w:pBdr>
+              <w:spacing w:after="0" w:line="240" w:lineRule="auto"/>
+              <w:rPr>
+                <w:rFonts w:eastAsia="Arial"/>
+              </w:rPr>
+            </w:pPr>
+            <w:r>
+              <w:rPr>
+                <w:rFonts w:eastAsia="Arial"/>
+              </w:rPr>
+              <w:t>Necesidad real:</w:t>
+            </w:r>
+          </w:p>
+          <w:p>
+            <w:pPr>
+              <w:pStyle w:val="normal0"/>
+              <w:widowControl w:val="0"/>
+              <w:pBdr>
+                <w:top w:val="nil"/>
+                <w:left w:val="nil"/>
+                <w:bottom w:val="nil"/>
+                <w:right w:val="nil"/>
+                <w:between w:val="nil"/>
+              </w:pBdr>
+              <w:spacing w:after="0" w:line="240" w:lineRule="auto"/>
+              <w:rPr>
+                <w:rFonts w:eastAsia="Arial"/>
+              </w:rPr>
+            </w:pPr>
+            <w:r>
+              <w:rPr>
+                <w:rFonts w:eastAsia="Arial"/>
+              </w:rPr>
+              <w:t>El sector de la hostelería en España representa aproximadamente un 6.7% del PIB Español y la gestión urgente es crucial especialmente para las PYmes</w:t>
+            </w:r>
+          </w:p>
+        </w:tc>
+        <w:tc>
+          <w:tcPr>
+            <w:tcW w:w="2126" w:type="dxa"/>
+            <w:shd w:val="clear" w:color="auto" w:fill="auto"/>
+            <w:tcMar>
+              <w:top w:w="100" w:type="dxa"/>
+              <w:left w:w="100" w:type="dxa"/>
+              <w:bottom w:w="100" w:type="dxa"/>
+              <w:right w:w="100" w:type="dxa"/>
+            </w:tcMar>
+          </w:tcPr>
+          <w:p>
+            <w:pPr>
+              <w:pStyle w:val="normal0"/>
+              <w:widowControl w:val="0"/>
+              <w:pBdr>
+                <w:top w:val="nil"/>
+                <w:left w:val="nil"/>
+                <w:bottom w:val="nil"/>
+                <w:right w:val="nil"/>
+                <w:between w:val="nil"/>
+              </w:pBdr>
+              <w:spacing w:after="0" w:line="240" w:lineRule="auto"/>
+              <w:rPr>
+                <w:rFonts w:eastAsia="Arial"/>
+              </w:rPr>
+            </w:pPr>
+            <w:r>
+              <w:rPr>
+                <w:rFonts w:eastAsia="Arial"/>
+              </w:rPr>
+              <w:t>Digitalización acelerada del sector: Muchos restaurantes están buscando soluciones tecnológicas post-pandemia. El momento es propicio.</w:t>
+            </w:r>
+          </w:p>
+        </w:tc>
+      </w:tr>
+      <w:tr>
+        <w:trPr>
+          <w:cantSplit/>
+          <w:tblHeader/>
+        </w:trPr>
+        <w:tc>
+          <w:tcPr>
+            <w:tcW w:w="2126" w:type="dxa"/>
+            <w:shd w:val="clear" w:color="auto" w:fill="auto"/>
+            <w:tcMar>
+              <w:top w:w="100" w:type="dxa"/>
+              <w:left w:w="100" w:type="dxa"/>
+              <w:bottom w:w="100" w:type="dxa"/>
+              <w:right w:w="100" w:type="dxa"/>
+            </w:tcMar>
+          </w:tcPr>
+          <w:p>
+            <w:pPr>
+              <w:pStyle w:val="normal0"/>
+              <w:widowControl w:val="0"/>
+              <w:spacing w:after="0" w:line="240" w:lineRule="auto"/>
+              <w:rPr>
+                <w:rFonts w:eastAsia="Arial"/>
+              </w:rPr>
+            </w:pPr>
+            <w:r>
+              <w:rPr>
+                <w:rFonts w:eastAsia="Arial"/>
+              </w:rPr>
+              <w:t>Dependencia del ser humano:</w:t>
+            </w:r>
+            <w:r>
+              <w:rPr>
+                <w:rFonts w:eastAsia="Arial"/>
+              </w:rPr>
+              <w:br/>
+              <w:t>Muchas de las funcionalidades dependen de que el cliente las utilicen de forma correcta lo que puede llegar a generar fallos</w:t>
+            </w:r>
+          </w:p>
+        </w:tc>
+        <w:tc>
+          <w:tcPr>
+            <w:tcW w:w="2126" w:type="dxa"/>
+            <w:shd w:val="clear" w:color="auto" w:fill="auto"/>
+            <w:tcMar>
+              <w:top w:w="100" w:type="dxa"/>
+              <w:left w:w="100" w:type="dxa"/>
+              <w:bottom w:w="100" w:type="dxa"/>
+              <w:right w:w="100" w:type="dxa"/>
+            </w:tcMar>
+          </w:tcPr>
+          <w:p>
+            <w:pPr>
+              <w:pStyle w:val="normal0"/>
+              <w:widowControl w:val="0"/>
+              <w:pBdr>
+                <w:top w:val="nil"/>
+                <w:left w:val="nil"/>
+                <w:bottom w:val="nil"/>
+                <w:right w:val="nil"/>
+                <w:between w:val="nil"/>
+              </w:pBdr>
+              <w:spacing w:after="0" w:line="240" w:lineRule="auto"/>
+              <w:rPr>
+                <w:rFonts w:eastAsia="Arial"/>
+              </w:rPr>
+            </w:pPr>
+            <w:r>
+              <w:rPr>
+                <w:rFonts w:eastAsia="Arial"/>
+              </w:rPr>
+              <w:t>Competencia: Soluciones parciales fuertes como CoverManager, Revo o Glop.</w:t>
+            </w:r>
+          </w:p>
+        </w:tc>
+        <w:tc>
+          <w:tcPr>
+            <w:tcW w:w="2126" w:type="dxa"/>
+            <w:shd w:val="clear" w:color="auto" w:fill="auto"/>
+            <w:tcMar>
+              <w:top w:w="100" w:type="dxa"/>
+              <w:left w:w="100" w:type="dxa"/>
+              <w:bottom w:w="100" w:type="dxa"/>
+              <w:right w:w="100" w:type="dxa"/>
+            </w:tcMar>
+          </w:tcPr>
+          <w:p>
+            <w:pPr>
+              <w:pStyle w:val="normal0"/>
+              <w:widowControl w:val="0"/>
+              <w:pBdr>
+                <w:top w:val="nil"/>
+                <w:left w:val="nil"/>
+                <w:bottom w:val="nil"/>
+                <w:right w:val="nil"/>
+                <w:between w:val="nil"/>
+              </w:pBdr>
+              <w:spacing w:after="0" w:line="240" w:lineRule="auto"/>
+              <w:rPr>
+                <w:rFonts w:eastAsia="Arial"/>
+              </w:rPr>
+            </w:pPr>
+            <w:r>
+              <w:rPr>
+                <w:rFonts w:eastAsia="Arial"/>
+              </w:rPr>
+              <w:t>Enfoque integral:</w:t>
+            </w:r>
+          </w:p>
+          <w:p>
+            <w:pPr>
+              <w:pStyle w:val="normal0"/>
+              <w:widowControl w:val="0"/>
+              <w:pBdr>
+                <w:top w:val="nil"/>
+                <w:left w:val="nil"/>
+                <w:bottom w:val="nil"/>
+                <w:right w:val="nil"/>
+                <w:between w:val="nil"/>
+              </w:pBdr>
+              <w:spacing w:after="0" w:line="240" w:lineRule="auto"/>
+              <w:rPr>
+                <w:rFonts w:eastAsia="Arial"/>
+              </w:rPr>
+            </w:pPr>
+            <w:r>
+              <w:rPr>
+                <w:rFonts w:eastAsia="Arial"/>
+              </w:rPr>
+              <w:t>El sistema busca centralizar múltiples funcionalidades en la misma páginas, esto aporta valor y diferenciación frente a otras opciones fragmentadas</w:t>
+            </w:r>
+          </w:p>
+        </w:tc>
+        <w:tc>
+          <w:tcPr>
+            <w:tcW w:w="2126" w:type="dxa"/>
+            <w:shd w:val="clear" w:color="auto" w:fill="auto"/>
+            <w:tcMar>
+              <w:top w:w="100" w:type="dxa"/>
+              <w:left w:w="100" w:type="dxa"/>
+              <w:bottom w:w="100" w:type="dxa"/>
+              <w:right w:w="100" w:type="dxa"/>
+            </w:tcMar>
+          </w:tcPr>
+          <w:p>
+            <w:pPr>
+              <w:pStyle w:val="normal0"/>
+              <w:widowControl w:val="0"/>
+              <w:spacing w:after="0" w:line="240" w:lineRule="auto"/>
+              <w:rPr>
+                <w:rFonts w:eastAsia="Arial"/>
+              </w:rPr>
+            </w:pPr>
+            <w:r>
+              <w:rPr>
+                <w:rFonts w:eastAsia="Arial"/>
+              </w:rPr>
+              <w:t>Posibilidad de desarrollo modular: Se puede lanzar una versión inicial con funcionalidades clave (reservas, carta, reseñas) y luego ir ampliando.</w:t>
+            </w:r>
+          </w:p>
+        </w:tc>
+      </w:tr>
+      <w:tr>
+        <w:trPr>
+          <w:cantSplit/>
+          <w:tblHeader/>
+        </w:trPr>
+        <w:tc>
+          <w:tcPr>
+            <w:tcW w:w="2126" w:type="dxa"/>
+            <w:shd w:val="clear" w:color="auto" w:fill="auto"/>
+            <w:tcMar>
+              <w:top w:w="100" w:type="dxa"/>
+              <w:left w:w="100" w:type="dxa"/>
+              <w:bottom w:w="100" w:type="dxa"/>
+              <w:right w:w="100" w:type="dxa"/>
+            </w:tcMar>
+          </w:tcPr>
+          <w:p>
+            <w:pPr>
+              <w:pStyle w:val="normal0"/>
+              <w:widowControl w:val="0"/>
+              <w:spacing w:after="0" w:line="240" w:lineRule="auto"/>
+              <w:rPr>
+                <w:rFonts w:eastAsia="Arial"/>
+              </w:rPr>
+            </w:pPr>
+          </w:p>
+        </w:tc>
+        <w:tc>
+          <w:tcPr>
+            <w:tcW w:w="2126" w:type="dxa"/>
+            <w:shd w:val="clear" w:color="auto" w:fill="auto"/>
+            <w:tcMar>
+              <w:top w:w="100" w:type="dxa"/>
+              <w:left w:w="100" w:type="dxa"/>
+              <w:bottom w:w="100" w:type="dxa"/>
+              <w:right w:w="100" w:type="dxa"/>
+            </w:tcMar>
+          </w:tcPr>
+          <w:p>
+            <w:pPr>
+              <w:pStyle w:val="normal0"/>
+              <w:widowControl w:val="0"/>
+              <w:spacing w:after="0" w:line="240" w:lineRule="auto"/>
+              <w:rPr>
+                <w:rFonts w:eastAsia="Arial"/>
+              </w:rPr>
+            </w:pPr>
+            <w:r>
+              <w:rPr>
+                <w:rFonts w:eastAsia="Arial"/>
+              </w:rPr>
+              <w:t>Riesgos de ciberseguridad al manejar datos personales de los consumidores.</w:t>
+            </w:r>
+          </w:p>
+        </w:tc>
+        <w:tc>
+          <w:tcPr>
+            <w:tcW w:w="2126" w:type="dxa"/>
+            <w:shd w:val="clear" w:color="auto" w:fill="auto"/>
+            <w:tcMar>
+              <w:top w:w="100" w:type="dxa"/>
+              <w:left w:w="100" w:type="dxa"/>
+              <w:bottom w:w="100" w:type="dxa"/>
+              <w:right w:w="100" w:type="dxa"/>
+            </w:tcMar>
+          </w:tcPr>
+          <w:p>
+            <w:pPr>
+              <w:pStyle w:val="normal0"/>
+              <w:widowControl w:val="0"/>
+              <w:pBdr>
+                <w:top w:val="nil"/>
+                <w:left w:val="nil"/>
+                <w:bottom w:val="nil"/>
+                <w:right w:val="nil"/>
+                <w:between w:val="nil"/>
+              </w:pBdr>
+              <w:spacing w:after="0" w:line="240" w:lineRule="auto"/>
+              <w:rPr>
+                <w:rFonts w:eastAsia="Arial"/>
+              </w:rPr>
+            </w:pPr>
+            <w:r>
+              <w:rPr>
+                <w:rFonts w:eastAsia="Arial"/>
+              </w:rPr>
+              <w:t>Mejoras en la experiencia del cliente:</w:t>
+            </w:r>
+          </w:p>
+          <w:p>
+            <w:pPr>
+              <w:pStyle w:val="normal0"/>
+              <w:widowControl w:val="0"/>
+              <w:pBdr>
+                <w:top w:val="nil"/>
+                <w:left w:val="nil"/>
+                <w:bottom w:val="nil"/>
+                <w:right w:val="nil"/>
+                <w:between w:val="nil"/>
+              </w:pBdr>
+              <w:spacing w:after="0" w:line="240" w:lineRule="auto"/>
+              <w:rPr>
+                <w:rFonts w:eastAsia="Arial"/>
+              </w:rPr>
+            </w:pPr>
+            <w:r>
+              <w:rPr>
+                <w:rFonts w:eastAsia="Arial"/>
+              </w:rPr>
+              <w:t>Al hacer que el servicio sea más rápido, precios y agradable y esto hace que los clientes tengan una mejor experiencia</w:t>
+            </w:r>
+          </w:p>
+        </w:tc>
+        <w:tc>
+          <w:tcPr>
+            <w:tcW w:w="2126" w:type="dxa"/>
+            <w:shd w:val="clear" w:color="auto" w:fill="auto"/>
+            <w:tcMar>
+              <w:top w:w="100" w:type="dxa"/>
+              <w:left w:w="100" w:type="dxa"/>
+              <w:bottom w:w="100" w:type="dxa"/>
+              <w:right w:w="100" w:type="dxa"/>
+            </w:tcMar>
+          </w:tcPr>
+          <w:p>
+            <w:pPr>
+              <w:pStyle w:val="normal0"/>
+              <w:widowControl w:val="0"/>
+              <w:pBdr>
+                <w:top w:val="nil"/>
+                <w:left w:val="nil"/>
+                <w:bottom w:val="nil"/>
+                <w:right w:val="nil"/>
+                <w:between w:val="nil"/>
+              </w:pBdr>
+              <w:spacing w:after="0" w:line="240" w:lineRule="auto"/>
+              <w:rPr>
+                <w:rFonts w:eastAsia="Arial"/>
+              </w:rPr>
+            </w:pPr>
+            <w:r>
+              <w:rPr>
+                <w:rFonts w:eastAsia="Arial"/>
+              </w:rPr>
+              <w:t>Integración con plataformas existentes: Si se plantea como un sistema que puede conectarse con TPVs, apps de delivery o ERPs, se amplía su utilidad.</w:t>
+            </w:r>
+          </w:p>
+        </w:tc>
+      </w:tr>
+      <w:tr>
+        <w:trPr>
+          <w:cantSplit/>
+          <w:trHeight w:val="1597"/>
+          <w:tblHeader/>
+        </w:trPr>
+        <w:tc>
+          <w:tcPr>
+            <w:tcW w:w="2126" w:type="dxa"/>
+            <w:shd w:val="clear" w:color="auto" w:fill="auto"/>
+            <w:tcMar>
+              <w:top w:w="100" w:type="dxa"/>
+              <w:left w:w="100" w:type="dxa"/>
+              <w:bottom w:w="100" w:type="dxa"/>
+              <w:right w:w="100" w:type="dxa"/>
+            </w:tcMar>
+          </w:tcPr>
+          <w:p>
+            <w:pPr>
+              <w:pStyle w:val="normal0"/>
+              <w:widowControl w:val="0"/>
+              <w:spacing w:after="0" w:line="240" w:lineRule="auto"/>
+              <w:rPr>
+                <w:rFonts w:eastAsia="Arial"/>
+                <w:color w:val="FF0000"/>
+              </w:rPr>
+            </w:pPr>
+          </w:p>
+        </w:tc>
+        <w:tc>
+          <w:tcPr>
+            <w:tcW w:w="2126" w:type="dxa"/>
+            <w:shd w:val="clear" w:color="auto" w:fill="auto"/>
+            <w:tcMar>
+              <w:top w:w="100" w:type="dxa"/>
+              <w:left w:w="100" w:type="dxa"/>
+              <w:bottom w:w="100" w:type="dxa"/>
+              <w:right w:w="100" w:type="dxa"/>
+            </w:tcMar>
+          </w:tcPr>
+          <w:p>
+            <w:pPr>
+              <w:pStyle w:val="normal0"/>
+              <w:widowControl w:val="0"/>
+              <w:pBdr>
+                <w:top w:val="nil"/>
+                <w:left w:val="nil"/>
+                <w:bottom w:val="nil"/>
+                <w:right w:val="nil"/>
+                <w:between w:val="nil"/>
+              </w:pBdr>
+              <w:spacing w:after="0" w:line="240" w:lineRule="auto"/>
+              <w:rPr>
+                <w:rFonts w:eastAsia="Arial"/>
+              </w:rPr>
+            </w:pPr>
+          </w:p>
+        </w:tc>
+        <w:tc>
+          <w:tcPr>
+            <w:tcW w:w="2126" w:type="dxa"/>
+            <w:shd w:val="clear" w:color="auto" w:fill="auto"/>
+            <w:tcMar>
+              <w:top w:w="100" w:type="dxa"/>
+              <w:left w:w="100" w:type="dxa"/>
+              <w:bottom w:w="100" w:type="dxa"/>
+              <w:right w:w="100" w:type="dxa"/>
+            </w:tcMar>
+          </w:tcPr>
+          <w:p>
+            <w:pPr>
+              <w:pStyle w:val="normal0"/>
+              <w:widowControl w:val="0"/>
+              <w:spacing w:after="0" w:line="240" w:lineRule="auto"/>
+              <w:rPr>
+                <w:rFonts w:eastAsia="Arial"/>
+              </w:rPr>
+            </w:pPr>
+            <w:r>
+              <w:rPr>
+                <w:rFonts w:eastAsia="Arial"/>
+              </w:rPr>
+              <w:t>Escalabilidad:</w:t>
+            </w:r>
+          </w:p>
+          <w:p>
+            <w:pPr>
+              <w:pStyle w:val="normal0"/>
+              <w:widowControl w:val="0"/>
+              <w:spacing w:after="0" w:line="240" w:lineRule="auto"/>
+              <w:rPr>
+                <w:rFonts w:eastAsia="Arial"/>
+                <w:color w:val="FF0000"/>
+              </w:rPr>
+            </w:pPr>
+            <w:r>
+              <w:rPr>
+                <w:rFonts w:eastAsia="Arial"/>
+              </w:rPr>
+              <w:t>El sistema es capaz de adaptarse a cualquier tipo de local</w:t>
+            </w:r>
+          </w:p>
+        </w:tc>
+        <w:tc>
+          <w:tcPr>
+            <w:tcW w:w="2126" w:type="dxa"/>
+            <w:shd w:val="clear" w:color="auto" w:fill="auto"/>
+            <w:tcMar>
+              <w:top w:w="100" w:type="dxa"/>
+              <w:left w:w="100" w:type="dxa"/>
+              <w:bottom w:w="100" w:type="dxa"/>
+              <w:right w:w="100" w:type="dxa"/>
+            </w:tcMar>
+          </w:tcPr>
+          <w:p>
+            <w:pPr>
+              <w:pStyle w:val="normal0"/>
+              <w:widowControl w:val="0"/>
+              <w:pBdr>
+                <w:top w:val="nil"/>
+                <w:left w:val="nil"/>
+                <w:bottom w:val="nil"/>
+                <w:right w:val="nil"/>
+                <w:between w:val="nil"/>
+              </w:pBdr>
+              <w:spacing w:after="0" w:line="240" w:lineRule="auto"/>
+              <w:rPr>
+                <w:rFonts w:eastAsia="Arial"/>
+              </w:rPr>
+            </w:pPr>
+          </w:p>
+        </w:tc>
+      </w:tr>
+    </w:tbl>
     <w:p>
       <w:pPr>
         <w:pStyle w:val="Ttulo2"/>
@@ -2385,1014 +2509,1006 @@
         </w:rPr>
       </w:pPr>
     </w:p>
-    <w:sdt>
-      <w:sdtPr>
-        <w:tag w:val="goog_rdk_1"/>
-        <w:id w:val="1038081395"/>
-        <w:lock w:val="contentLocked"/>
-      </w:sdtPr>
-      <w:sdtContent>
-        <w:tbl>
-          <w:tblPr>
-            <w:tblStyle w:val="4"/>
-            <w:tblW w:w="8460" w:type="dxa"/>
-            <w:tblInd w:w="0" w:type="dxa"/>
-            <w:tblBorders>
-              <w:top w:val="single" w:sz="8" w:space="0" w:color="000000"/>
-              <w:left w:val="single" w:sz="8" w:space="0" w:color="000000"/>
-              <w:bottom w:val="single" w:sz="8" w:space="0" w:color="000000"/>
-              <w:right w:val="single" w:sz="8" w:space="0" w:color="000000"/>
-              <w:insideH w:val="single" w:sz="8" w:space="0" w:color="000000"/>
-              <w:insideV w:val="single" w:sz="8" w:space="0" w:color="000000"/>
-            </w:tblBorders>
-            <w:tblLayout w:type="fixed"/>
-            <w:tblLook w:val="0600"/>
-          </w:tblPr>
-          <w:tblGrid>
-            <w:gridCol w:w="2220"/>
-            <w:gridCol w:w="2010"/>
-            <w:gridCol w:w="1845"/>
-            <w:gridCol w:w="2385"/>
-          </w:tblGrid>
-          <w:tr>
-            <w:trPr>
-              <w:cantSplit/>
-              <w:tblHeader/>
-            </w:trPr>
-            <w:tc>
-              <w:tcPr>
-                <w:tcW w:w="2220" w:type="dxa"/>
-                <w:shd w:val="clear" w:color="auto" w:fill="EFEFEF"/>
-                <w:tcMar>
-                  <w:top w:w="100" w:type="dxa"/>
-                  <w:left w:w="100" w:type="dxa"/>
-                  <w:bottom w:w="100" w:type="dxa"/>
-                  <w:right w:w="100" w:type="dxa"/>
-                </w:tcMar>
-              </w:tcPr>
-              <w:p>
-                <w:pPr>
-                  <w:pStyle w:val="normal0"/>
-                  <w:widowControl w:val="0"/>
-                  <w:pBdr>
-                    <w:top w:val="nil"/>
-                    <w:left w:val="nil"/>
-                    <w:bottom w:val="nil"/>
-                    <w:right w:val="nil"/>
-                    <w:between w:val="nil"/>
-                  </w:pBdr>
-                  <w:spacing w:after="0" w:line="240" w:lineRule="auto"/>
-                  <w:rPr>
-                    <w:rFonts w:ascii="Arial" w:eastAsia="Arial" w:hAnsi="Arial" w:cs="Arial"/>
-                  </w:rPr>
-                </w:pPr>
-                <w:r>
-                  <w:rPr>
-                    <w:rFonts w:ascii="Arial" w:eastAsia="Arial" w:hAnsi="Arial" w:cs="Arial"/>
-                  </w:rPr>
-                  <w:t>Área</w:t>
-                </w:r>
-              </w:p>
-            </w:tc>
-            <w:tc>
-              <w:tcPr>
-                <w:tcW w:w="2010" w:type="dxa"/>
-                <w:shd w:val="clear" w:color="auto" w:fill="EFEFEF"/>
-                <w:tcMar>
-                  <w:top w:w="100" w:type="dxa"/>
-                  <w:left w:w="100" w:type="dxa"/>
-                  <w:bottom w:w="100" w:type="dxa"/>
-                  <w:right w:w="100" w:type="dxa"/>
-                </w:tcMar>
-              </w:tcPr>
-              <w:p>
-                <w:pPr>
-                  <w:pStyle w:val="normal0"/>
-                  <w:widowControl w:val="0"/>
-                  <w:pBdr>
-                    <w:top w:val="nil"/>
-                    <w:left w:val="nil"/>
-                    <w:bottom w:val="nil"/>
-                    <w:right w:val="nil"/>
-                    <w:between w:val="nil"/>
-                  </w:pBdr>
-                  <w:spacing w:after="0" w:line="240" w:lineRule="auto"/>
-                  <w:rPr>
-                    <w:rFonts w:ascii="Arial" w:eastAsia="Arial" w:hAnsi="Arial" w:cs="Arial"/>
-                  </w:rPr>
-                </w:pPr>
-                <w:r>
-                  <w:rPr>
-                    <w:rFonts w:ascii="Arial" w:eastAsia="Arial" w:hAnsi="Arial" w:cs="Arial"/>
-                  </w:rPr>
-                  <w:t>Horas estimadas</w:t>
-                </w:r>
-              </w:p>
-            </w:tc>
-            <w:tc>
-              <w:tcPr>
-                <w:tcW w:w="1845" w:type="dxa"/>
-                <w:shd w:val="clear" w:color="auto" w:fill="EFEFEF"/>
-                <w:tcMar>
-                  <w:top w:w="100" w:type="dxa"/>
-                  <w:left w:w="100" w:type="dxa"/>
-                  <w:bottom w:w="100" w:type="dxa"/>
-                  <w:right w:w="100" w:type="dxa"/>
-                </w:tcMar>
-              </w:tcPr>
-              <w:p>
-                <w:pPr>
-                  <w:pStyle w:val="normal0"/>
-                  <w:widowControl w:val="0"/>
-                  <w:pBdr>
-                    <w:top w:val="nil"/>
-                    <w:left w:val="nil"/>
-                    <w:bottom w:val="nil"/>
-                    <w:right w:val="nil"/>
-                    <w:between w:val="nil"/>
-                  </w:pBdr>
-                  <w:spacing w:after="0" w:line="240" w:lineRule="auto"/>
-                  <w:rPr>
-                    <w:rFonts w:ascii="Arial" w:eastAsia="Arial" w:hAnsi="Arial" w:cs="Arial"/>
-                  </w:rPr>
-                </w:pPr>
-                <w:r>
-                  <w:rPr>
-                    <w:rFonts w:ascii="Arial" w:eastAsia="Arial" w:hAnsi="Arial" w:cs="Arial"/>
-                  </w:rPr>
-                  <w:t>Coste por hora</w:t>
-                </w:r>
-              </w:p>
-            </w:tc>
-            <w:tc>
-              <w:tcPr>
-                <w:tcW w:w="2385" w:type="dxa"/>
-                <w:shd w:val="clear" w:color="auto" w:fill="EFEFEF"/>
-                <w:tcMar>
-                  <w:top w:w="100" w:type="dxa"/>
-                  <w:left w:w="100" w:type="dxa"/>
-                  <w:bottom w:w="100" w:type="dxa"/>
-                  <w:right w:w="100" w:type="dxa"/>
-                </w:tcMar>
-              </w:tcPr>
-              <w:p>
-                <w:pPr>
-                  <w:pStyle w:val="normal0"/>
-                  <w:widowControl w:val="0"/>
-                  <w:pBdr>
-                    <w:top w:val="nil"/>
-                    <w:left w:val="nil"/>
-                    <w:bottom w:val="nil"/>
-                    <w:right w:val="nil"/>
-                    <w:between w:val="nil"/>
-                  </w:pBdr>
-                  <w:spacing w:after="0" w:line="240" w:lineRule="auto"/>
-                  <w:rPr>
-                    <w:rFonts w:ascii="Arial" w:eastAsia="Arial" w:hAnsi="Arial" w:cs="Arial"/>
-                  </w:rPr>
-                </w:pPr>
-                <w:r>
-                  <w:rPr>
-                    <w:rFonts w:ascii="Arial" w:eastAsia="Arial" w:hAnsi="Arial" w:cs="Arial"/>
-                  </w:rPr>
-                  <w:t>Total</w:t>
-                </w:r>
-              </w:p>
-            </w:tc>
-          </w:tr>
-          <w:tr>
-            <w:trPr>
-              <w:cantSplit/>
-              <w:trHeight w:val="463"/>
-              <w:tblHeader/>
-            </w:trPr>
-            <w:tc>
-              <w:tcPr>
-                <w:tcW w:w="2220" w:type="dxa"/>
-                <w:shd w:val="clear" w:color="auto" w:fill="auto"/>
-                <w:tcMar>
-                  <w:top w:w="100" w:type="dxa"/>
-                  <w:left w:w="100" w:type="dxa"/>
-                  <w:bottom w:w="100" w:type="dxa"/>
-                  <w:right w:w="100" w:type="dxa"/>
-                </w:tcMar>
-              </w:tcPr>
-              <w:p>
-                <w:pPr>
-                  <w:pStyle w:val="normal0"/>
-                  <w:widowControl w:val="0"/>
-                  <w:pBdr>
-                    <w:top w:val="nil"/>
-                    <w:left w:val="nil"/>
-                    <w:bottom w:val="nil"/>
-                    <w:right w:val="nil"/>
-                    <w:between w:val="nil"/>
-                  </w:pBdr>
-                  <w:spacing w:after="0" w:line="240" w:lineRule="auto"/>
-                  <w:rPr>
-                    <w:rFonts w:ascii="Arial" w:eastAsia="Arial" w:hAnsi="Arial" w:cs="Arial"/>
-                  </w:rPr>
-                </w:pPr>
-                <w:r>
-                  <w:rPr>
-                    <w:rFonts w:ascii="Arial" w:eastAsia="Arial" w:hAnsi="Arial" w:cs="Arial"/>
-                  </w:rPr>
-                  <w:t>Planificación y diseño</w:t>
-                </w:r>
-              </w:p>
-            </w:tc>
-            <w:tc>
-              <w:tcPr>
-                <w:tcW w:w="2010" w:type="dxa"/>
-                <w:shd w:val="clear" w:color="auto" w:fill="auto"/>
-                <w:tcMar>
-                  <w:top w:w="100" w:type="dxa"/>
-                  <w:left w:w="100" w:type="dxa"/>
-                  <w:bottom w:w="100" w:type="dxa"/>
-                  <w:right w:w="100" w:type="dxa"/>
-                </w:tcMar>
-              </w:tcPr>
-              <w:p>
-                <w:pPr>
-                  <w:pStyle w:val="normal0"/>
-                  <w:widowControl w:val="0"/>
-                  <w:pBdr>
-                    <w:top w:val="nil"/>
-                    <w:left w:val="nil"/>
-                    <w:bottom w:val="nil"/>
-                    <w:right w:val="nil"/>
-                    <w:between w:val="nil"/>
-                  </w:pBdr>
-                  <w:spacing w:after="0" w:line="240" w:lineRule="auto"/>
-                  <w:jc w:val="right"/>
-                  <w:rPr>
-                    <w:rFonts w:ascii="Arial" w:eastAsia="Arial" w:hAnsi="Arial" w:cs="Arial"/>
-                  </w:rPr>
-                </w:pPr>
-                <w:r>
-                  <w:rPr>
-                    <w:rFonts w:ascii="Arial" w:eastAsia="Arial" w:hAnsi="Arial" w:cs="Arial"/>
-                  </w:rPr>
-                  <w:t>130</w:t>
-                </w:r>
-              </w:p>
-            </w:tc>
-            <w:tc>
-              <w:tcPr>
-                <w:tcW w:w="1845" w:type="dxa"/>
-                <w:shd w:val="clear" w:color="auto" w:fill="auto"/>
-                <w:tcMar>
-                  <w:top w:w="100" w:type="dxa"/>
-                  <w:left w:w="100" w:type="dxa"/>
-                  <w:bottom w:w="100" w:type="dxa"/>
-                  <w:right w:w="100" w:type="dxa"/>
-                </w:tcMar>
-              </w:tcPr>
-              <w:p>
-                <w:pPr>
-                  <w:pStyle w:val="normal0"/>
-                  <w:widowControl w:val="0"/>
-                  <w:pBdr>
-                    <w:top w:val="nil"/>
-                    <w:left w:val="nil"/>
-                    <w:bottom w:val="nil"/>
-                    <w:right w:val="nil"/>
-                    <w:between w:val="nil"/>
-                  </w:pBdr>
-                  <w:spacing w:after="0" w:line="240" w:lineRule="auto"/>
-                  <w:jc w:val="right"/>
-                  <w:rPr>
-                    <w:rFonts w:ascii="Arial" w:eastAsia="Arial" w:hAnsi="Arial" w:cs="Arial"/>
-                  </w:rPr>
-                </w:pPr>
-                <w:r>
-                  <w:rPr>
-                    <w:rFonts w:ascii="Arial" w:eastAsia="Arial" w:hAnsi="Arial" w:cs="Arial"/>
-                  </w:rPr>
-                  <w:t>40 €</w:t>
-                </w:r>
-              </w:p>
-            </w:tc>
-            <w:tc>
-              <w:tcPr>
-                <w:tcW w:w="2385" w:type="dxa"/>
-                <w:shd w:val="clear" w:color="auto" w:fill="auto"/>
-                <w:tcMar>
-                  <w:top w:w="100" w:type="dxa"/>
-                  <w:left w:w="100" w:type="dxa"/>
-                  <w:bottom w:w="100" w:type="dxa"/>
-                  <w:right w:w="100" w:type="dxa"/>
-                </w:tcMar>
-              </w:tcPr>
-              <w:p>
-                <w:pPr>
-                  <w:pStyle w:val="normal0"/>
-                  <w:widowControl w:val="0"/>
-                  <w:spacing w:after="0" w:line="240" w:lineRule="auto"/>
-                  <w:jc w:val="right"/>
-                  <w:rPr>
-                    <w:rFonts w:ascii="Arial" w:eastAsia="Arial" w:hAnsi="Arial" w:cs="Arial"/>
-                  </w:rPr>
-                </w:pPr>
-                <w:r>
-                  <w:rPr>
-                    <w:rFonts w:ascii="Arial" w:eastAsia="Arial" w:hAnsi="Arial" w:cs="Arial"/>
-                  </w:rPr>
-                  <w:t>5.200 €</w:t>
-                </w:r>
-              </w:p>
-            </w:tc>
-          </w:tr>
-          <w:tr>
-            <w:trPr>
-              <w:cantSplit/>
-              <w:tblHeader/>
-            </w:trPr>
-            <w:tc>
-              <w:tcPr>
-                <w:tcW w:w="2220" w:type="dxa"/>
-                <w:shd w:val="clear" w:color="auto" w:fill="auto"/>
-                <w:tcMar>
-                  <w:top w:w="100" w:type="dxa"/>
-                  <w:left w:w="100" w:type="dxa"/>
-                  <w:bottom w:w="100" w:type="dxa"/>
-                  <w:right w:w="100" w:type="dxa"/>
-                </w:tcMar>
-              </w:tcPr>
-              <w:p>
-                <w:pPr>
-                  <w:pStyle w:val="normal0"/>
-                  <w:widowControl w:val="0"/>
-                  <w:pBdr>
-                    <w:top w:val="nil"/>
-                    <w:left w:val="nil"/>
-                    <w:bottom w:val="nil"/>
-                    <w:right w:val="nil"/>
-                    <w:between w:val="nil"/>
-                  </w:pBdr>
-                  <w:spacing w:after="0" w:line="240" w:lineRule="auto"/>
-                  <w:rPr>
-                    <w:rFonts w:ascii="Arial" w:eastAsia="Arial" w:hAnsi="Arial" w:cs="Arial"/>
-                  </w:rPr>
-                </w:pPr>
-                <w:r>
-                  <w:rPr>
-                    <w:rFonts w:ascii="Arial" w:eastAsia="Arial" w:hAnsi="Arial" w:cs="Arial"/>
-                  </w:rPr>
-                  <w:t>Frontend</w:t>
-                </w:r>
-              </w:p>
-            </w:tc>
-            <w:tc>
-              <w:tcPr>
-                <w:tcW w:w="2010" w:type="dxa"/>
-                <w:shd w:val="clear" w:color="auto" w:fill="auto"/>
-                <w:tcMar>
-                  <w:top w:w="100" w:type="dxa"/>
-                  <w:left w:w="100" w:type="dxa"/>
-                  <w:bottom w:w="100" w:type="dxa"/>
-                  <w:right w:w="100" w:type="dxa"/>
-                </w:tcMar>
-              </w:tcPr>
-              <w:p>
-                <w:pPr>
-                  <w:pStyle w:val="normal0"/>
-                  <w:widowControl w:val="0"/>
-                  <w:pBdr>
-                    <w:top w:val="nil"/>
-                    <w:left w:val="nil"/>
-                    <w:bottom w:val="nil"/>
-                    <w:right w:val="nil"/>
-                    <w:between w:val="nil"/>
-                  </w:pBdr>
-                  <w:spacing w:after="0" w:line="240" w:lineRule="auto"/>
-                  <w:jc w:val="right"/>
-                  <w:rPr>
-                    <w:rFonts w:ascii="Arial" w:eastAsia="Arial" w:hAnsi="Arial" w:cs="Arial"/>
-                  </w:rPr>
-                </w:pPr>
-                <w:r>
-                  <w:rPr>
-                    <w:rFonts w:ascii="Arial" w:eastAsia="Arial" w:hAnsi="Arial" w:cs="Arial"/>
-                  </w:rPr>
-                  <w:t>300</w:t>
-                </w:r>
-              </w:p>
-            </w:tc>
-            <w:tc>
-              <w:tcPr>
-                <w:tcW w:w="1845" w:type="dxa"/>
-                <w:shd w:val="clear" w:color="auto" w:fill="auto"/>
-                <w:tcMar>
-                  <w:top w:w="100" w:type="dxa"/>
-                  <w:left w:w="100" w:type="dxa"/>
-                  <w:bottom w:w="100" w:type="dxa"/>
-                  <w:right w:w="100" w:type="dxa"/>
-                </w:tcMar>
-              </w:tcPr>
-              <w:p>
-                <w:pPr>
-                  <w:pStyle w:val="normal0"/>
-                  <w:widowControl w:val="0"/>
-                  <w:spacing w:after="0" w:line="240" w:lineRule="auto"/>
-                  <w:jc w:val="right"/>
-                  <w:rPr>
-                    <w:rFonts w:ascii="Arial" w:eastAsia="Arial" w:hAnsi="Arial" w:cs="Arial"/>
-                  </w:rPr>
-                </w:pPr>
-                <w:r>
-                  <w:rPr>
-                    <w:rFonts w:ascii="Arial" w:eastAsia="Arial" w:hAnsi="Arial" w:cs="Arial"/>
-                  </w:rPr>
-                  <w:t>40 €</w:t>
-                </w:r>
-              </w:p>
-            </w:tc>
-            <w:tc>
-              <w:tcPr>
-                <w:tcW w:w="2385" w:type="dxa"/>
-                <w:shd w:val="clear" w:color="auto" w:fill="auto"/>
-                <w:tcMar>
-                  <w:top w:w="100" w:type="dxa"/>
-                  <w:left w:w="100" w:type="dxa"/>
-                  <w:bottom w:w="100" w:type="dxa"/>
-                  <w:right w:w="100" w:type="dxa"/>
-                </w:tcMar>
-              </w:tcPr>
-              <w:p>
-                <w:pPr>
-                  <w:pStyle w:val="normal0"/>
-                  <w:widowControl w:val="0"/>
-                  <w:spacing w:after="0" w:line="240" w:lineRule="auto"/>
-                  <w:jc w:val="right"/>
-                  <w:rPr>
-                    <w:rFonts w:ascii="Arial" w:eastAsia="Arial" w:hAnsi="Arial" w:cs="Arial"/>
-                  </w:rPr>
-                </w:pPr>
-                <w:r>
-                  <w:rPr>
-                    <w:rFonts w:ascii="Arial" w:eastAsia="Arial" w:hAnsi="Arial" w:cs="Arial"/>
-                  </w:rPr>
-                  <w:t>12.000 €</w:t>
-                </w:r>
-              </w:p>
-            </w:tc>
-          </w:tr>
-          <w:tr>
-            <w:trPr>
-              <w:cantSplit/>
-              <w:tblHeader/>
-            </w:trPr>
-            <w:tc>
-              <w:tcPr>
-                <w:tcW w:w="2220" w:type="dxa"/>
-                <w:shd w:val="clear" w:color="auto" w:fill="auto"/>
-                <w:tcMar>
-                  <w:top w:w="100" w:type="dxa"/>
-                  <w:left w:w="100" w:type="dxa"/>
-                  <w:bottom w:w="100" w:type="dxa"/>
-                  <w:right w:w="100" w:type="dxa"/>
-                </w:tcMar>
-              </w:tcPr>
-              <w:p>
-                <w:pPr>
-                  <w:pStyle w:val="normal0"/>
-                  <w:widowControl w:val="0"/>
-                  <w:pBdr>
-                    <w:top w:val="nil"/>
-                    <w:left w:val="nil"/>
-                    <w:bottom w:val="nil"/>
-                    <w:right w:val="nil"/>
-                    <w:between w:val="nil"/>
-                  </w:pBdr>
-                  <w:spacing w:after="0" w:line="240" w:lineRule="auto"/>
-                  <w:rPr>
-                    <w:rFonts w:ascii="Arial" w:eastAsia="Arial" w:hAnsi="Arial" w:cs="Arial"/>
-                  </w:rPr>
-                </w:pPr>
-                <w:r>
-                  <w:rPr>
-                    <w:rFonts w:ascii="Arial" w:eastAsia="Arial" w:hAnsi="Arial" w:cs="Arial"/>
-                  </w:rPr>
-                  <w:t>Backend</w:t>
-                </w:r>
-              </w:p>
-            </w:tc>
-            <w:tc>
-              <w:tcPr>
-                <w:tcW w:w="2010" w:type="dxa"/>
-                <w:shd w:val="clear" w:color="auto" w:fill="auto"/>
-                <w:tcMar>
-                  <w:top w:w="100" w:type="dxa"/>
-                  <w:left w:w="100" w:type="dxa"/>
-                  <w:bottom w:w="100" w:type="dxa"/>
-                  <w:right w:w="100" w:type="dxa"/>
-                </w:tcMar>
-              </w:tcPr>
-              <w:p>
-                <w:pPr>
-                  <w:pStyle w:val="normal0"/>
-                  <w:widowControl w:val="0"/>
-                  <w:pBdr>
-                    <w:top w:val="nil"/>
-                    <w:left w:val="nil"/>
-                    <w:bottom w:val="nil"/>
-                    <w:right w:val="nil"/>
-                    <w:between w:val="nil"/>
-                  </w:pBdr>
-                  <w:spacing w:after="0" w:line="240" w:lineRule="auto"/>
-                  <w:jc w:val="right"/>
-                  <w:rPr>
-                    <w:rFonts w:ascii="Arial" w:eastAsia="Arial" w:hAnsi="Arial" w:cs="Arial"/>
-                  </w:rPr>
-                </w:pPr>
-                <w:r>
-                  <w:rPr>
-                    <w:rFonts w:ascii="Arial" w:eastAsia="Arial" w:hAnsi="Arial" w:cs="Arial"/>
-                  </w:rPr>
-                  <w:t>300</w:t>
-                </w:r>
-              </w:p>
-            </w:tc>
-            <w:tc>
-              <w:tcPr>
-                <w:tcW w:w="1845" w:type="dxa"/>
-                <w:shd w:val="clear" w:color="auto" w:fill="auto"/>
-                <w:tcMar>
-                  <w:top w:w="100" w:type="dxa"/>
-                  <w:left w:w="100" w:type="dxa"/>
-                  <w:bottom w:w="100" w:type="dxa"/>
-                  <w:right w:w="100" w:type="dxa"/>
-                </w:tcMar>
-              </w:tcPr>
-              <w:p>
-                <w:pPr>
-                  <w:pStyle w:val="normal0"/>
-                  <w:widowControl w:val="0"/>
-                  <w:spacing w:after="0" w:line="240" w:lineRule="auto"/>
-                  <w:jc w:val="right"/>
-                  <w:rPr>
-                    <w:rFonts w:ascii="Arial" w:eastAsia="Arial" w:hAnsi="Arial" w:cs="Arial"/>
-                  </w:rPr>
-                </w:pPr>
-                <w:r>
-                  <w:rPr>
-                    <w:rFonts w:ascii="Arial" w:eastAsia="Arial" w:hAnsi="Arial" w:cs="Arial"/>
-                  </w:rPr>
-                  <w:t>40 €</w:t>
-                </w:r>
-              </w:p>
-            </w:tc>
-            <w:tc>
-              <w:tcPr>
-                <w:tcW w:w="2385" w:type="dxa"/>
-                <w:shd w:val="clear" w:color="auto" w:fill="auto"/>
-                <w:tcMar>
-                  <w:top w:w="100" w:type="dxa"/>
-                  <w:left w:w="100" w:type="dxa"/>
-                  <w:bottom w:w="100" w:type="dxa"/>
-                  <w:right w:w="100" w:type="dxa"/>
-                </w:tcMar>
-              </w:tcPr>
-              <w:p>
-                <w:pPr>
-                  <w:pStyle w:val="normal0"/>
-                  <w:widowControl w:val="0"/>
-                  <w:spacing w:after="0" w:line="240" w:lineRule="auto"/>
-                  <w:jc w:val="right"/>
-                  <w:rPr>
-                    <w:rFonts w:ascii="Arial" w:eastAsia="Arial" w:hAnsi="Arial" w:cs="Arial"/>
-                  </w:rPr>
-                </w:pPr>
-                <w:r>
-                  <w:rPr>
-                    <w:rFonts w:ascii="Arial" w:eastAsia="Arial" w:hAnsi="Arial" w:cs="Arial"/>
-                  </w:rPr>
-                  <w:t>12.000 €</w:t>
-                </w:r>
-              </w:p>
-            </w:tc>
-          </w:tr>
-          <w:tr>
-            <w:trPr>
-              <w:cantSplit/>
-              <w:tblHeader/>
-            </w:trPr>
-            <w:tc>
-              <w:tcPr>
-                <w:tcW w:w="2220" w:type="dxa"/>
-                <w:shd w:val="clear" w:color="auto" w:fill="auto"/>
-                <w:tcMar>
-                  <w:top w:w="100" w:type="dxa"/>
-                  <w:left w:w="100" w:type="dxa"/>
-                  <w:bottom w:w="100" w:type="dxa"/>
-                  <w:right w:w="100" w:type="dxa"/>
-                </w:tcMar>
-              </w:tcPr>
-              <w:p>
-                <w:pPr>
-                  <w:pStyle w:val="normal0"/>
-                  <w:widowControl w:val="0"/>
-                  <w:pBdr>
-                    <w:top w:val="nil"/>
-                    <w:left w:val="nil"/>
-                    <w:bottom w:val="nil"/>
-                    <w:right w:val="nil"/>
-                    <w:between w:val="nil"/>
-                  </w:pBdr>
-                  <w:spacing w:after="0" w:line="240" w:lineRule="auto"/>
-                  <w:rPr>
-                    <w:rFonts w:ascii="Arial" w:eastAsia="Arial" w:hAnsi="Arial" w:cs="Arial"/>
-                  </w:rPr>
-                </w:pPr>
-                <w:r>
-                  <w:rPr>
-                    <w:rFonts w:ascii="Arial" w:eastAsia="Arial" w:hAnsi="Arial" w:cs="Arial"/>
-                  </w:rPr>
-                  <w:t>Base de datos</w:t>
-                </w:r>
-              </w:p>
-            </w:tc>
-            <w:tc>
-              <w:tcPr>
-                <w:tcW w:w="2010" w:type="dxa"/>
-                <w:shd w:val="clear" w:color="auto" w:fill="auto"/>
-                <w:tcMar>
-                  <w:top w:w="100" w:type="dxa"/>
-                  <w:left w:w="100" w:type="dxa"/>
-                  <w:bottom w:w="100" w:type="dxa"/>
-                  <w:right w:w="100" w:type="dxa"/>
-                </w:tcMar>
-              </w:tcPr>
-              <w:p>
-                <w:pPr>
-                  <w:pStyle w:val="normal0"/>
-                  <w:widowControl w:val="0"/>
-                  <w:pBdr>
-                    <w:top w:val="nil"/>
-                    <w:left w:val="nil"/>
-                    <w:bottom w:val="nil"/>
-                    <w:right w:val="nil"/>
-                    <w:between w:val="nil"/>
-                  </w:pBdr>
-                  <w:spacing w:after="0" w:line="240" w:lineRule="auto"/>
-                  <w:jc w:val="right"/>
-                  <w:rPr>
-                    <w:rFonts w:ascii="Arial" w:eastAsia="Arial" w:hAnsi="Arial" w:cs="Arial"/>
-                  </w:rPr>
-                </w:pPr>
-                <w:r>
-                  <w:rPr>
-                    <w:rFonts w:ascii="Arial" w:eastAsia="Arial" w:hAnsi="Arial" w:cs="Arial"/>
-                  </w:rPr>
-                  <w:t>40</w:t>
-                </w:r>
-              </w:p>
-            </w:tc>
-            <w:tc>
-              <w:tcPr>
-                <w:tcW w:w="1845" w:type="dxa"/>
-                <w:shd w:val="clear" w:color="auto" w:fill="auto"/>
-                <w:tcMar>
-                  <w:top w:w="100" w:type="dxa"/>
-                  <w:left w:w="100" w:type="dxa"/>
-                  <w:bottom w:w="100" w:type="dxa"/>
-                  <w:right w:w="100" w:type="dxa"/>
-                </w:tcMar>
-              </w:tcPr>
-              <w:p>
-                <w:pPr>
-                  <w:pStyle w:val="normal0"/>
-                  <w:widowControl w:val="0"/>
-                  <w:spacing w:after="0" w:line="240" w:lineRule="auto"/>
-                  <w:jc w:val="right"/>
-                  <w:rPr>
-                    <w:rFonts w:ascii="Arial" w:eastAsia="Arial" w:hAnsi="Arial" w:cs="Arial"/>
-                  </w:rPr>
-                </w:pPr>
-                <w:r>
-                  <w:rPr>
-                    <w:rFonts w:ascii="Arial" w:eastAsia="Arial" w:hAnsi="Arial" w:cs="Arial"/>
-                  </w:rPr>
-                  <w:t>40 €</w:t>
-                </w:r>
-              </w:p>
-            </w:tc>
-            <w:tc>
-              <w:tcPr>
-                <w:tcW w:w="2385" w:type="dxa"/>
-                <w:shd w:val="clear" w:color="auto" w:fill="auto"/>
-                <w:tcMar>
-                  <w:top w:w="100" w:type="dxa"/>
-                  <w:left w:w="100" w:type="dxa"/>
-                  <w:bottom w:w="100" w:type="dxa"/>
-                  <w:right w:w="100" w:type="dxa"/>
-                </w:tcMar>
-              </w:tcPr>
-              <w:p>
-                <w:pPr>
-                  <w:pStyle w:val="normal0"/>
-                  <w:widowControl w:val="0"/>
-                  <w:spacing w:after="0" w:line="240" w:lineRule="auto"/>
-                  <w:jc w:val="right"/>
-                  <w:rPr>
-                    <w:rFonts w:ascii="Arial" w:eastAsia="Arial" w:hAnsi="Arial" w:cs="Arial"/>
-                  </w:rPr>
-                </w:pPr>
-                <w:r>
-                  <w:rPr>
-                    <w:rFonts w:ascii="Arial" w:eastAsia="Arial" w:hAnsi="Arial" w:cs="Arial"/>
-                  </w:rPr>
-                  <w:t xml:space="preserve"> 1.600 €</w:t>
-                </w:r>
-              </w:p>
-            </w:tc>
-          </w:tr>
-          <w:tr>
-            <w:trPr>
-              <w:cantSplit/>
-              <w:tblHeader/>
-            </w:trPr>
-            <w:tc>
-              <w:tcPr>
-                <w:tcW w:w="2220" w:type="dxa"/>
-                <w:shd w:val="clear" w:color="auto" w:fill="auto"/>
-                <w:tcMar>
-                  <w:top w:w="100" w:type="dxa"/>
-                  <w:left w:w="100" w:type="dxa"/>
-                  <w:bottom w:w="100" w:type="dxa"/>
-                  <w:right w:w="100" w:type="dxa"/>
-                </w:tcMar>
-              </w:tcPr>
-              <w:p>
-                <w:pPr>
-                  <w:pStyle w:val="normal0"/>
-                  <w:widowControl w:val="0"/>
-                  <w:pBdr>
-                    <w:top w:val="nil"/>
-                    <w:left w:val="nil"/>
-                    <w:bottom w:val="nil"/>
-                    <w:right w:val="nil"/>
-                    <w:between w:val="nil"/>
-                  </w:pBdr>
-                  <w:spacing w:after="0" w:line="240" w:lineRule="auto"/>
-                  <w:rPr>
-                    <w:rFonts w:ascii="Arial" w:eastAsia="Arial" w:hAnsi="Arial" w:cs="Arial"/>
-                  </w:rPr>
-                </w:pPr>
-                <w:r>
-                  <w:rPr>
-                    <w:rFonts w:ascii="Arial" w:eastAsia="Arial" w:hAnsi="Arial" w:cs="Arial"/>
-                  </w:rPr>
-                  <w:t>Testing y despliegue</w:t>
-                </w:r>
-              </w:p>
-            </w:tc>
-            <w:tc>
-              <w:tcPr>
-                <w:tcW w:w="2010" w:type="dxa"/>
-                <w:shd w:val="clear" w:color="auto" w:fill="auto"/>
-                <w:tcMar>
-                  <w:top w:w="100" w:type="dxa"/>
-                  <w:left w:w="100" w:type="dxa"/>
-                  <w:bottom w:w="100" w:type="dxa"/>
-                  <w:right w:w="100" w:type="dxa"/>
-                </w:tcMar>
-              </w:tcPr>
-              <w:p>
-                <w:pPr>
-                  <w:pStyle w:val="normal0"/>
-                  <w:widowControl w:val="0"/>
-                  <w:pBdr>
-                    <w:top w:val="nil"/>
-                    <w:left w:val="nil"/>
-                    <w:bottom w:val="nil"/>
-                    <w:right w:val="nil"/>
-                    <w:between w:val="nil"/>
-                  </w:pBdr>
-                  <w:spacing w:after="0" w:line="240" w:lineRule="auto"/>
-                  <w:jc w:val="right"/>
-                  <w:rPr>
-                    <w:rFonts w:ascii="Arial" w:eastAsia="Arial" w:hAnsi="Arial" w:cs="Arial"/>
-                  </w:rPr>
-                </w:pPr>
-                <w:r>
-                  <w:rPr>
-                    <w:rFonts w:ascii="Arial" w:eastAsia="Arial" w:hAnsi="Arial" w:cs="Arial"/>
-                  </w:rPr>
-                  <w:t>100</w:t>
-                </w:r>
-              </w:p>
-            </w:tc>
-            <w:tc>
-              <w:tcPr>
-                <w:tcW w:w="1845" w:type="dxa"/>
-                <w:shd w:val="clear" w:color="auto" w:fill="auto"/>
-                <w:tcMar>
-                  <w:top w:w="100" w:type="dxa"/>
-                  <w:left w:w="100" w:type="dxa"/>
-                  <w:bottom w:w="100" w:type="dxa"/>
-                  <w:right w:w="100" w:type="dxa"/>
-                </w:tcMar>
-              </w:tcPr>
-              <w:p>
-                <w:pPr>
-                  <w:pStyle w:val="normal0"/>
-                  <w:widowControl w:val="0"/>
-                  <w:spacing w:after="0" w:line="240" w:lineRule="auto"/>
-                  <w:jc w:val="right"/>
-                  <w:rPr>
-                    <w:rFonts w:ascii="Arial" w:eastAsia="Arial" w:hAnsi="Arial" w:cs="Arial"/>
-                  </w:rPr>
-                </w:pPr>
-                <w:r>
-                  <w:rPr>
-                    <w:rFonts w:ascii="Arial" w:eastAsia="Arial" w:hAnsi="Arial" w:cs="Arial"/>
-                  </w:rPr>
-                  <w:t>40 €</w:t>
-                </w:r>
-              </w:p>
-            </w:tc>
-            <w:tc>
-              <w:tcPr>
-                <w:tcW w:w="2385" w:type="dxa"/>
-                <w:shd w:val="clear" w:color="auto" w:fill="auto"/>
-                <w:tcMar>
-                  <w:top w:w="100" w:type="dxa"/>
-                  <w:left w:w="100" w:type="dxa"/>
-                  <w:bottom w:w="100" w:type="dxa"/>
-                  <w:right w:w="100" w:type="dxa"/>
-                </w:tcMar>
-              </w:tcPr>
-              <w:p>
-                <w:pPr>
-                  <w:pStyle w:val="normal0"/>
-                  <w:widowControl w:val="0"/>
-                  <w:spacing w:after="0" w:line="240" w:lineRule="auto"/>
-                  <w:jc w:val="right"/>
-                  <w:rPr>
-                    <w:rFonts w:ascii="Arial" w:eastAsia="Arial" w:hAnsi="Arial" w:cs="Arial"/>
-                  </w:rPr>
-                </w:pPr>
-                <w:r>
-                  <w:rPr>
-                    <w:rFonts w:ascii="Arial" w:eastAsia="Arial" w:hAnsi="Arial" w:cs="Arial"/>
-                  </w:rPr>
-                  <w:t>4.000 €</w:t>
-                </w:r>
-              </w:p>
-            </w:tc>
-          </w:tr>
-          <w:tr>
-            <w:trPr>
-              <w:cantSplit/>
-              <w:tblHeader/>
-            </w:trPr>
-            <w:tc>
-              <w:tcPr>
-                <w:tcW w:w="2220" w:type="dxa"/>
-                <w:shd w:val="clear" w:color="auto" w:fill="auto"/>
-                <w:tcMar>
-                  <w:top w:w="100" w:type="dxa"/>
-                  <w:left w:w="100" w:type="dxa"/>
-                  <w:bottom w:w="100" w:type="dxa"/>
-                  <w:right w:w="100" w:type="dxa"/>
-                </w:tcMar>
-              </w:tcPr>
-              <w:p>
-                <w:pPr>
-                  <w:pStyle w:val="normal0"/>
-                  <w:widowControl w:val="0"/>
-                  <w:pBdr>
-                    <w:top w:val="nil"/>
-                    <w:left w:val="nil"/>
-                    <w:bottom w:val="nil"/>
-                    <w:right w:val="nil"/>
-                    <w:between w:val="nil"/>
-                  </w:pBdr>
-                  <w:spacing w:after="0" w:line="240" w:lineRule="auto"/>
-                  <w:rPr>
-                    <w:rFonts w:ascii="Arial" w:eastAsia="Arial" w:hAnsi="Arial" w:cs="Arial"/>
-                  </w:rPr>
-                </w:pPr>
-                <w:r>
-                  <w:rPr>
-                    <w:rFonts w:ascii="Arial" w:eastAsia="Arial" w:hAnsi="Arial" w:cs="Arial"/>
-                  </w:rPr>
-                  <w:t>TOTAL</w:t>
-                </w:r>
-              </w:p>
-            </w:tc>
-            <w:tc>
-              <w:tcPr>
-                <w:tcW w:w="2010" w:type="dxa"/>
-                <w:shd w:val="clear" w:color="auto" w:fill="auto"/>
-                <w:tcMar>
-                  <w:top w:w="100" w:type="dxa"/>
-                  <w:left w:w="100" w:type="dxa"/>
-                  <w:bottom w:w="100" w:type="dxa"/>
-                  <w:right w:w="100" w:type="dxa"/>
-                </w:tcMar>
-              </w:tcPr>
-              <w:p>
-                <w:pPr>
-                  <w:pStyle w:val="normal0"/>
-                  <w:widowControl w:val="0"/>
-                  <w:spacing w:after="0" w:line="240" w:lineRule="auto"/>
-                  <w:jc w:val="right"/>
-                  <w:rPr>
-                    <w:rFonts w:ascii="Arial" w:eastAsia="Arial" w:hAnsi="Arial" w:cs="Arial"/>
-                  </w:rPr>
-                </w:pPr>
-                <w:r>
-                  <w:rPr>
-                    <w:rFonts w:ascii="Arial" w:eastAsia="Arial" w:hAnsi="Arial" w:cs="Arial"/>
-                  </w:rPr>
-                  <w:t>870</w:t>
-                </w:r>
-              </w:p>
-            </w:tc>
-            <w:tc>
-              <w:tcPr>
-                <w:tcW w:w="1845" w:type="dxa"/>
-                <w:shd w:val="clear" w:color="auto" w:fill="auto"/>
-                <w:tcMar>
-                  <w:top w:w="100" w:type="dxa"/>
-                  <w:left w:w="100" w:type="dxa"/>
-                  <w:bottom w:w="100" w:type="dxa"/>
-                  <w:right w:w="100" w:type="dxa"/>
-                </w:tcMar>
-              </w:tcPr>
-              <w:p>
-                <w:pPr>
-                  <w:pStyle w:val="normal0"/>
-                  <w:widowControl w:val="0"/>
-                  <w:spacing w:after="0" w:line="240" w:lineRule="auto"/>
-                  <w:jc w:val="center"/>
-                  <w:rPr>
-                    <w:rFonts w:ascii="Arial" w:eastAsia="Arial" w:hAnsi="Arial" w:cs="Arial"/>
-                  </w:rPr>
-                </w:pPr>
-                <w:r>
-                  <w:rPr>
-                    <w:rFonts w:ascii="Arial" w:eastAsia="Arial" w:hAnsi="Arial" w:cs="Arial"/>
-                  </w:rPr>
-                  <w:t>———</w:t>
-                </w:r>
-              </w:p>
-            </w:tc>
-            <w:tc>
-              <w:tcPr>
-                <w:tcW w:w="2385" w:type="dxa"/>
-                <w:shd w:val="clear" w:color="auto" w:fill="auto"/>
-                <w:tcMar>
-                  <w:top w:w="100" w:type="dxa"/>
-                  <w:left w:w="100" w:type="dxa"/>
-                  <w:bottom w:w="100" w:type="dxa"/>
-                  <w:right w:w="100" w:type="dxa"/>
-                </w:tcMar>
-              </w:tcPr>
-              <w:p>
-                <w:pPr>
-                  <w:pStyle w:val="normal0"/>
-                  <w:widowControl w:val="0"/>
-                  <w:pBdr>
-                    <w:top w:val="nil"/>
-                    <w:left w:val="nil"/>
-                    <w:bottom w:val="nil"/>
-                    <w:right w:val="nil"/>
-                    <w:between w:val="nil"/>
-                  </w:pBdr>
-                  <w:spacing w:after="0" w:line="240" w:lineRule="auto"/>
-                  <w:jc w:val="right"/>
-                  <w:rPr>
-                    <w:rFonts w:ascii="Arial" w:eastAsia="Arial" w:hAnsi="Arial" w:cs="Arial"/>
-                  </w:rPr>
-                </w:pPr>
-                <w:r>
-                  <w:rPr>
-                    <w:rFonts w:ascii="Arial" w:eastAsia="Arial" w:hAnsi="Arial" w:cs="Arial"/>
-                  </w:rPr>
-                  <w:t xml:space="preserve">  (IVA Incluido) 34.800 €</w:t>
-                </w:r>
-              </w:p>
-            </w:tc>
-          </w:tr>
-        </w:tbl>
-      </w:sdtContent>
-    </w:sdt>
+    <w:tbl>
+      <w:tblPr>
+        <w:tblStyle w:val="4"/>
+        <w:tblW w:w="8460" w:type="dxa"/>
+        <w:tblInd w:w="0" w:type="dxa"/>
+        <w:tblBorders>
+          <w:top w:val="single" w:sz="8" w:space="0" w:color="000000"/>
+          <w:left w:val="single" w:sz="8" w:space="0" w:color="000000"/>
+          <w:bottom w:val="single" w:sz="8" w:space="0" w:color="000000"/>
+          <w:right w:val="single" w:sz="8" w:space="0" w:color="000000"/>
+          <w:insideH w:val="single" w:sz="8" w:space="0" w:color="000000"/>
+          <w:insideV w:val="single" w:sz="8" w:space="0" w:color="000000"/>
+        </w:tblBorders>
+        <w:tblLayout w:type="fixed"/>
+        <w:tblLook w:val="0600"/>
+      </w:tblPr>
+      <w:tblGrid>
+        <w:gridCol w:w="2220"/>
+        <w:gridCol w:w="2010"/>
+        <w:gridCol w:w="1845"/>
+        <w:gridCol w:w="2385"/>
+      </w:tblGrid>
+      <w:tr>
+        <w:trPr>
+          <w:cantSplit/>
+          <w:tblHeader/>
+        </w:trPr>
+        <w:tc>
+          <w:tcPr>
+            <w:tcW w:w="2220" w:type="dxa"/>
+            <w:shd w:val="clear" w:color="auto" w:fill="EFEFEF"/>
+            <w:tcMar>
+              <w:top w:w="100" w:type="dxa"/>
+              <w:left w:w="100" w:type="dxa"/>
+              <w:bottom w:w="100" w:type="dxa"/>
+              <w:right w:w="100" w:type="dxa"/>
+            </w:tcMar>
+          </w:tcPr>
+          <w:p>
+            <w:pPr>
+              <w:pStyle w:val="normal0"/>
+              <w:widowControl w:val="0"/>
+              <w:pBdr>
+                <w:top w:val="nil"/>
+                <w:left w:val="nil"/>
+                <w:bottom w:val="nil"/>
+                <w:right w:val="nil"/>
+                <w:between w:val="nil"/>
+              </w:pBdr>
+              <w:spacing w:after="0" w:line="240" w:lineRule="auto"/>
+              <w:rPr>
+                <w:rFonts w:eastAsia="Arial"/>
+              </w:rPr>
+            </w:pPr>
+            <w:r>
+              <w:rPr>
+                <w:rFonts w:eastAsia="Arial"/>
+              </w:rPr>
+              <w:lastRenderedPageBreak/>
+              <w:t>Área</w:t>
+            </w:r>
+          </w:p>
+        </w:tc>
+        <w:tc>
+          <w:tcPr>
+            <w:tcW w:w="2010" w:type="dxa"/>
+            <w:shd w:val="clear" w:color="auto" w:fill="EFEFEF"/>
+            <w:tcMar>
+              <w:top w:w="100" w:type="dxa"/>
+              <w:left w:w="100" w:type="dxa"/>
+              <w:bottom w:w="100" w:type="dxa"/>
+              <w:right w:w="100" w:type="dxa"/>
+            </w:tcMar>
+          </w:tcPr>
+          <w:p>
+            <w:pPr>
+              <w:pStyle w:val="normal0"/>
+              <w:widowControl w:val="0"/>
+              <w:pBdr>
+                <w:top w:val="nil"/>
+                <w:left w:val="nil"/>
+                <w:bottom w:val="nil"/>
+                <w:right w:val="nil"/>
+                <w:between w:val="nil"/>
+              </w:pBdr>
+              <w:spacing w:after="0" w:line="240" w:lineRule="auto"/>
+              <w:rPr>
+                <w:rFonts w:eastAsia="Arial"/>
+              </w:rPr>
+            </w:pPr>
+            <w:r>
+              <w:rPr>
+                <w:rFonts w:eastAsia="Arial"/>
+              </w:rPr>
+              <w:t>Horas estimadas</w:t>
+            </w:r>
+          </w:p>
+        </w:tc>
+        <w:tc>
+          <w:tcPr>
+            <w:tcW w:w="1845" w:type="dxa"/>
+            <w:shd w:val="clear" w:color="auto" w:fill="EFEFEF"/>
+            <w:tcMar>
+              <w:top w:w="100" w:type="dxa"/>
+              <w:left w:w="100" w:type="dxa"/>
+              <w:bottom w:w="100" w:type="dxa"/>
+              <w:right w:w="100" w:type="dxa"/>
+            </w:tcMar>
+          </w:tcPr>
+          <w:p>
+            <w:pPr>
+              <w:pStyle w:val="normal0"/>
+              <w:widowControl w:val="0"/>
+              <w:pBdr>
+                <w:top w:val="nil"/>
+                <w:left w:val="nil"/>
+                <w:bottom w:val="nil"/>
+                <w:right w:val="nil"/>
+                <w:between w:val="nil"/>
+              </w:pBdr>
+              <w:spacing w:after="0" w:line="240" w:lineRule="auto"/>
+              <w:rPr>
+                <w:rFonts w:eastAsia="Arial"/>
+              </w:rPr>
+            </w:pPr>
+            <w:r>
+              <w:rPr>
+                <w:rFonts w:eastAsia="Arial"/>
+              </w:rPr>
+              <w:t>Coste por hora</w:t>
+            </w:r>
+          </w:p>
+        </w:tc>
+        <w:tc>
+          <w:tcPr>
+            <w:tcW w:w="2385" w:type="dxa"/>
+            <w:shd w:val="clear" w:color="auto" w:fill="EFEFEF"/>
+            <w:tcMar>
+              <w:top w:w="100" w:type="dxa"/>
+              <w:left w:w="100" w:type="dxa"/>
+              <w:bottom w:w="100" w:type="dxa"/>
+              <w:right w:w="100" w:type="dxa"/>
+            </w:tcMar>
+          </w:tcPr>
+          <w:p>
+            <w:pPr>
+              <w:pStyle w:val="normal0"/>
+              <w:widowControl w:val="0"/>
+              <w:pBdr>
+                <w:top w:val="nil"/>
+                <w:left w:val="nil"/>
+                <w:bottom w:val="nil"/>
+                <w:right w:val="nil"/>
+                <w:between w:val="nil"/>
+              </w:pBdr>
+              <w:spacing w:after="0" w:line="240" w:lineRule="auto"/>
+              <w:rPr>
+                <w:rFonts w:eastAsia="Arial"/>
+              </w:rPr>
+            </w:pPr>
+            <w:r>
+              <w:rPr>
+                <w:rFonts w:eastAsia="Arial"/>
+              </w:rPr>
+              <w:t>Total</w:t>
+            </w:r>
+          </w:p>
+        </w:tc>
+      </w:tr>
+      <w:tr>
+        <w:trPr>
+          <w:cantSplit/>
+          <w:trHeight w:val="463"/>
+          <w:tblHeader/>
+        </w:trPr>
+        <w:tc>
+          <w:tcPr>
+            <w:tcW w:w="2220" w:type="dxa"/>
+            <w:shd w:val="clear" w:color="auto" w:fill="auto"/>
+            <w:tcMar>
+              <w:top w:w="100" w:type="dxa"/>
+              <w:left w:w="100" w:type="dxa"/>
+              <w:bottom w:w="100" w:type="dxa"/>
+              <w:right w:w="100" w:type="dxa"/>
+            </w:tcMar>
+          </w:tcPr>
+          <w:p>
+            <w:pPr>
+              <w:pStyle w:val="normal0"/>
+              <w:widowControl w:val="0"/>
+              <w:pBdr>
+                <w:top w:val="nil"/>
+                <w:left w:val="nil"/>
+                <w:bottom w:val="nil"/>
+                <w:right w:val="nil"/>
+                <w:between w:val="nil"/>
+              </w:pBdr>
+              <w:spacing w:after="0" w:line="240" w:lineRule="auto"/>
+              <w:rPr>
+                <w:rFonts w:eastAsia="Arial"/>
+              </w:rPr>
+            </w:pPr>
+            <w:r>
+              <w:rPr>
+                <w:rFonts w:eastAsia="Arial"/>
+              </w:rPr>
+              <w:t>Planificación y diseño</w:t>
+            </w:r>
+          </w:p>
+        </w:tc>
+        <w:tc>
+          <w:tcPr>
+            <w:tcW w:w="2010" w:type="dxa"/>
+            <w:shd w:val="clear" w:color="auto" w:fill="auto"/>
+            <w:tcMar>
+              <w:top w:w="100" w:type="dxa"/>
+              <w:left w:w="100" w:type="dxa"/>
+              <w:bottom w:w="100" w:type="dxa"/>
+              <w:right w:w="100" w:type="dxa"/>
+            </w:tcMar>
+          </w:tcPr>
+          <w:p>
+            <w:pPr>
+              <w:pStyle w:val="normal0"/>
+              <w:widowControl w:val="0"/>
+              <w:pBdr>
+                <w:top w:val="nil"/>
+                <w:left w:val="nil"/>
+                <w:bottom w:val="nil"/>
+                <w:right w:val="nil"/>
+                <w:between w:val="nil"/>
+              </w:pBdr>
+              <w:spacing w:after="0" w:line="240" w:lineRule="auto"/>
+              <w:jc w:val="right"/>
+              <w:rPr>
+                <w:rFonts w:eastAsia="Arial"/>
+              </w:rPr>
+            </w:pPr>
+            <w:r>
+              <w:rPr>
+                <w:rFonts w:eastAsia="Arial"/>
+              </w:rPr>
+              <w:t>130</w:t>
+            </w:r>
+          </w:p>
+        </w:tc>
+        <w:tc>
+          <w:tcPr>
+            <w:tcW w:w="1845" w:type="dxa"/>
+            <w:shd w:val="clear" w:color="auto" w:fill="auto"/>
+            <w:tcMar>
+              <w:top w:w="100" w:type="dxa"/>
+              <w:left w:w="100" w:type="dxa"/>
+              <w:bottom w:w="100" w:type="dxa"/>
+              <w:right w:w="100" w:type="dxa"/>
+            </w:tcMar>
+          </w:tcPr>
+          <w:p>
+            <w:pPr>
+              <w:pStyle w:val="normal0"/>
+              <w:widowControl w:val="0"/>
+              <w:pBdr>
+                <w:top w:val="nil"/>
+                <w:left w:val="nil"/>
+                <w:bottom w:val="nil"/>
+                <w:right w:val="nil"/>
+                <w:between w:val="nil"/>
+              </w:pBdr>
+              <w:spacing w:after="0" w:line="240" w:lineRule="auto"/>
+              <w:jc w:val="right"/>
+              <w:rPr>
+                <w:rFonts w:eastAsia="Arial"/>
+              </w:rPr>
+            </w:pPr>
+            <w:r>
+              <w:rPr>
+                <w:rFonts w:eastAsia="Arial"/>
+              </w:rPr>
+              <w:t>40 €</w:t>
+            </w:r>
+          </w:p>
+        </w:tc>
+        <w:tc>
+          <w:tcPr>
+            <w:tcW w:w="2385" w:type="dxa"/>
+            <w:shd w:val="clear" w:color="auto" w:fill="auto"/>
+            <w:tcMar>
+              <w:top w:w="100" w:type="dxa"/>
+              <w:left w:w="100" w:type="dxa"/>
+              <w:bottom w:w="100" w:type="dxa"/>
+              <w:right w:w="100" w:type="dxa"/>
+            </w:tcMar>
+          </w:tcPr>
+          <w:p>
+            <w:pPr>
+              <w:pStyle w:val="normal0"/>
+              <w:widowControl w:val="0"/>
+              <w:spacing w:after="0" w:line="240" w:lineRule="auto"/>
+              <w:jc w:val="right"/>
+              <w:rPr>
+                <w:rFonts w:eastAsia="Arial"/>
+              </w:rPr>
+            </w:pPr>
+            <w:r>
+              <w:rPr>
+                <w:rFonts w:eastAsia="Arial"/>
+              </w:rPr>
+              <w:t>5.200 €</w:t>
+            </w:r>
+          </w:p>
+        </w:tc>
+      </w:tr>
+      <w:tr>
+        <w:trPr>
+          <w:cantSplit/>
+          <w:tblHeader/>
+        </w:trPr>
+        <w:tc>
+          <w:tcPr>
+            <w:tcW w:w="2220" w:type="dxa"/>
+            <w:shd w:val="clear" w:color="auto" w:fill="auto"/>
+            <w:tcMar>
+              <w:top w:w="100" w:type="dxa"/>
+              <w:left w:w="100" w:type="dxa"/>
+              <w:bottom w:w="100" w:type="dxa"/>
+              <w:right w:w="100" w:type="dxa"/>
+            </w:tcMar>
+          </w:tcPr>
+          <w:p>
+            <w:pPr>
+              <w:pStyle w:val="normal0"/>
+              <w:widowControl w:val="0"/>
+              <w:pBdr>
+                <w:top w:val="nil"/>
+                <w:left w:val="nil"/>
+                <w:bottom w:val="nil"/>
+                <w:right w:val="nil"/>
+                <w:between w:val="nil"/>
+              </w:pBdr>
+              <w:spacing w:after="0" w:line="240" w:lineRule="auto"/>
+              <w:rPr>
+                <w:rFonts w:eastAsia="Arial"/>
+              </w:rPr>
+            </w:pPr>
+            <w:r>
+              <w:rPr>
+                <w:rFonts w:eastAsia="Arial"/>
+              </w:rPr>
+              <w:t>Frontend</w:t>
+            </w:r>
+          </w:p>
+        </w:tc>
+        <w:tc>
+          <w:tcPr>
+            <w:tcW w:w="2010" w:type="dxa"/>
+            <w:shd w:val="clear" w:color="auto" w:fill="auto"/>
+            <w:tcMar>
+              <w:top w:w="100" w:type="dxa"/>
+              <w:left w:w="100" w:type="dxa"/>
+              <w:bottom w:w="100" w:type="dxa"/>
+              <w:right w:w="100" w:type="dxa"/>
+            </w:tcMar>
+          </w:tcPr>
+          <w:p>
+            <w:pPr>
+              <w:pStyle w:val="normal0"/>
+              <w:widowControl w:val="0"/>
+              <w:pBdr>
+                <w:top w:val="nil"/>
+                <w:left w:val="nil"/>
+                <w:bottom w:val="nil"/>
+                <w:right w:val="nil"/>
+                <w:between w:val="nil"/>
+              </w:pBdr>
+              <w:spacing w:after="0" w:line="240" w:lineRule="auto"/>
+              <w:jc w:val="right"/>
+              <w:rPr>
+                <w:rFonts w:eastAsia="Arial"/>
+              </w:rPr>
+            </w:pPr>
+            <w:r>
+              <w:rPr>
+                <w:rFonts w:eastAsia="Arial"/>
+              </w:rPr>
+              <w:t>300</w:t>
+            </w:r>
+          </w:p>
+        </w:tc>
+        <w:tc>
+          <w:tcPr>
+            <w:tcW w:w="1845" w:type="dxa"/>
+            <w:shd w:val="clear" w:color="auto" w:fill="auto"/>
+            <w:tcMar>
+              <w:top w:w="100" w:type="dxa"/>
+              <w:left w:w="100" w:type="dxa"/>
+              <w:bottom w:w="100" w:type="dxa"/>
+              <w:right w:w="100" w:type="dxa"/>
+            </w:tcMar>
+          </w:tcPr>
+          <w:p>
+            <w:pPr>
+              <w:pStyle w:val="normal0"/>
+              <w:widowControl w:val="0"/>
+              <w:spacing w:after="0" w:line="240" w:lineRule="auto"/>
+              <w:jc w:val="right"/>
+              <w:rPr>
+                <w:rFonts w:eastAsia="Arial"/>
+              </w:rPr>
+            </w:pPr>
+            <w:r>
+              <w:rPr>
+                <w:rFonts w:eastAsia="Arial"/>
+              </w:rPr>
+              <w:t>40 €</w:t>
+            </w:r>
+          </w:p>
+        </w:tc>
+        <w:tc>
+          <w:tcPr>
+            <w:tcW w:w="2385" w:type="dxa"/>
+            <w:shd w:val="clear" w:color="auto" w:fill="auto"/>
+            <w:tcMar>
+              <w:top w:w="100" w:type="dxa"/>
+              <w:left w:w="100" w:type="dxa"/>
+              <w:bottom w:w="100" w:type="dxa"/>
+              <w:right w:w="100" w:type="dxa"/>
+            </w:tcMar>
+          </w:tcPr>
+          <w:p>
+            <w:pPr>
+              <w:pStyle w:val="normal0"/>
+              <w:widowControl w:val="0"/>
+              <w:spacing w:after="0" w:line="240" w:lineRule="auto"/>
+              <w:jc w:val="right"/>
+              <w:rPr>
+                <w:rFonts w:eastAsia="Arial"/>
+              </w:rPr>
+            </w:pPr>
+            <w:r>
+              <w:rPr>
+                <w:rFonts w:eastAsia="Arial"/>
+              </w:rPr>
+              <w:t>12.000 €</w:t>
+            </w:r>
+          </w:p>
+        </w:tc>
+      </w:tr>
+      <w:tr>
+        <w:trPr>
+          <w:cantSplit/>
+          <w:tblHeader/>
+        </w:trPr>
+        <w:tc>
+          <w:tcPr>
+            <w:tcW w:w="2220" w:type="dxa"/>
+            <w:shd w:val="clear" w:color="auto" w:fill="auto"/>
+            <w:tcMar>
+              <w:top w:w="100" w:type="dxa"/>
+              <w:left w:w="100" w:type="dxa"/>
+              <w:bottom w:w="100" w:type="dxa"/>
+              <w:right w:w="100" w:type="dxa"/>
+            </w:tcMar>
+          </w:tcPr>
+          <w:p>
+            <w:pPr>
+              <w:pStyle w:val="normal0"/>
+              <w:widowControl w:val="0"/>
+              <w:pBdr>
+                <w:top w:val="nil"/>
+                <w:left w:val="nil"/>
+                <w:bottom w:val="nil"/>
+                <w:right w:val="nil"/>
+                <w:between w:val="nil"/>
+              </w:pBdr>
+              <w:spacing w:after="0" w:line="240" w:lineRule="auto"/>
+              <w:rPr>
+                <w:rFonts w:eastAsia="Arial"/>
+              </w:rPr>
+            </w:pPr>
+            <w:r>
+              <w:rPr>
+                <w:rFonts w:eastAsia="Arial"/>
+              </w:rPr>
+              <w:t>Backend</w:t>
+            </w:r>
+          </w:p>
+        </w:tc>
+        <w:tc>
+          <w:tcPr>
+            <w:tcW w:w="2010" w:type="dxa"/>
+            <w:shd w:val="clear" w:color="auto" w:fill="auto"/>
+            <w:tcMar>
+              <w:top w:w="100" w:type="dxa"/>
+              <w:left w:w="100" w:type="dxa"/>
+              <w:bottom w:w="100" w:type="dxa"/>
+              <w:right w:w="100" w:type="dxa"/>
+            </w:tcMar>
+          </w:tcPr>
+          <w:p>
+            <w:pPr>
+              <w:pStyle w:val="normal0"/>
+              <w:widowControl w:val="0"/>
+              <w:pBdr>
+                <w:top w:val="nil"/>
+                <w:left w:val="nil"/>
+                <w:bottom w:val="nil"/>
+                <w:right w:val="nil"/>
+                <w:between w:val="nil"/>
+              </w:pBdr>
+              <w:spacing w:after="0" w:line="240" w:lineRule="auto"/>
+              <w:jc w:val="right"/>
+              <w:rPr>
+                <w:rFonts w:eastAsia="Arial"/>
+              </w:rPr>
+            </w:pPr>
+            <w:r>
+              <w:rPr>
+                <w:rFonts w:eastAsia="Arial"/>
+              </w:rPr>
+              <w:t>300</w:t>
+            </w:r>
+          </w:p>
+        </w:tc>
+        <w:tc>
+          <w:tcPr>
+            <w:tcW w:w="1845" w:type="dxa"/>
+            <w:shd w:val="clear" w:color="auto" w:fill="auto"/>
+            <w:tcMar>
+              <w:top w:w="100" w:type="dxa"/>
+              <w:left w:w="100" w:type="dxa"/>
+              <w:bottom w:w="100" w:type="dxa"/>
+              <w:right w:w="100" w:type="dxa"/>
+            </w:tcMar>
+          </w:tcPr>
+          <w:p>
+            <w:pPr>
+              <w:pStyle w:val="normal0"/>
+              <w:widowControl w:val="0"/>
+              <w:spacing w:after="0" w:line="240" w:lineRule="auto"/>
+              <w:jc w:val="right"/>
+              <w:rPr>
+                <w:rFonts w:eastAsia="Arial"/>
+              </w:rPr>
+            </w:pPr>
+            <w:r>
+              <w:rPr>
+                <w:rFonts w:eastAsia="Arial"/>
+              </w:rPr>
+              <w:t>40 €</w:t>
+            </w:r>
+          </w:p>
+        </w:tc>
+        <w:tc>
+          <w:tcPr>
+            <w:tcW w:w="2385" w:type="dxa"/>
+            <w:shd w:val="clear" w:color="auto" w:fill="auto"/>
+            <w:tcMar>
+              <w:top w:w="100" w:type="dxa"/>
+              <w:left w:w="100" w:type="dxa"/>
+              <w:bottom w:w="100" w:type="dxa"/>
+              <w:right w:w="100" w:type="dxa"/>
+            </w:tcMar>
+          </w:tcPr>
+          <w:p>
+            <w:pPr>
+              <w:pStyle w:val="normal0"/>
+              <w:widowControl w:val="0"/>
+              <w:spacing w:after="0" w:line="240" w:lineRule="auto"/>
+              <w:jc w:val="right"/>
+              <w:rPr>
+                <w:rFonts w:eastAsia="Arial"/>
+              </w:rPr>
+            </w:pPr>
+            <w:r>
+              <w:rPr>
+                <w:rFonts w:eastAsia="Arial"/>
+              </w:rPr>
+              <w:t>12.000 €</w:t>
+            </w:r>
+          </w:p>
+        </w:tc>
+      </w:tr>
+      <w:tr>
+        <w:trPr>
+          <w:cantSplit/>
+          <w:tblHeader/>
+        </w:trPr>
+        <w:tc>
+          <w:tcPr>
+            <w:tcW w:w="2220" w:type="dxa"/>
+            <w:shd w:val="clear" w:color="auto" w:fill="auto"/>
+            <w:tcMar>
+              <w:top w:w="100" w:type="dxa"/>
+              <w:left w:w="100" w:type="dxa"/>
+              <w:bottom w:w="100" w:type="dxa"/>
+              <w:right w:w="100" w:type="dxa"/>
+            </w:tcMar>
+          </w:tcPr>
+          <w:p>
+            <w:pPr>
+              <w:pStyle w:val="normal0"/>
+              <w:widowControl w:val="0"/>
+              <w:pBdr>
+                <w:top w:val="nil"/>
+                <w:left w:val="nil"/>
+                <w:bottom w:val="nil"/>
+                <w:right w:val="nil"/>
+                <w:between w:val="nil"/>
+              </w:pBdr>
+              <w:spacing w:after="0" w:line="240" w:lineRule="auto"/>
+              <w:rPr>
+                <w:rFonts w:eastAsia="Arial"/>
+              </w:rPr>
+            </w:pPr>
+            <w:r>
+              <w:rPr>
+                <w:rFonts w:eastAsia="Arial"/>
+              </w:rPr>
+              <w:t>Base de datos</w:t>
+            </w:r>
+          </w:p>
+        </w:tc>
+        <w:tc>
+          <w:tcPr>
+            <w:tcW w:w="2010" w:type="dxa"/>
+            <w:shd w:val="clear" w:color="auto" w:fill="auto"/>
+            <w:tcMar>
+              <w:top w:w="100" w:type="dxa"/>
+              <w:left w:w="100" w:type="dxa"/>
+              <w:bottom w:w="100" w:type="dxa"/>
+              <w:right w:w="100" w:type="dxa"/>
+            </w:tcMar>
+          </w:tcPr>
+          <w:p>
+            <w:pPr>
+              <w:pStyle w:val="normal0"/>
+              <w:widowControl w:val="0"/>
+              <w:pBdr>
+                <w:top w:val="nil"/>
+                <w:left w:val="nil"/>
+                <w:bottom w:val="nil"/>
+                <w:right w:val="nil"/>
+                <w:between w:val="nil"/>
+              </w:pBdr>
+              <w:spacing w:after="0" w:line="240" w:lineRule="auto"/>
+              <w:jc w:val="right"/>
+              <w:rPr>
+                <w:rFonts w:eastAsia="Arial"/>
+              </w:rPr>
+            </w:pPr>
+            <w:r>
+              <w:rPr>
+                <w:rFonts w:eastAsia="Arial"/>
+              </w:rPr>
+              <w:t>40</w:t>
+            </w:r>
+          </w:p>
+        </w:tc>
+        <w:tc>
+          <w:tcPr>
+            <w:tcW w:w="1845" w:type="dxa"/>
+            <w:shd w:val="clear" w:color="auto" w:fill="auto"/>
+            <w:tcMar>
+              <w:top w:w="100" w:type="dxa"/>
+              <w:left w:w="100" w:type="dxa"/>
+              <w:bottom w:w="100" w:type="dxa"/>
+              <w:right w:w="100" w:type="dxa"/>
+            </w:tcMar>
+          </w:tcPr>
+          <w:p>
+            <w:pPr>
+              <w:pStyle w:val="normal0"/>
+              <w:widowControl w:val="0"/>
+              <w:spacing w:after="0" w:line="240" w:lineRule="auto"/>
+              <w:jc w:val="right"/>
+              <w:rPr>
+                <w:rFonts w:eastAsia="Arial"/>
+              </w:rPr>
+            </w:pPr>
+            <w:r>
+              <w:rPr>
+                <w:rFonts w:eastAsia="Arial"/>
+              </w:rPr>
+              <w:t>40 €</w:t>
+            </w:r>
+          </w:p>
+        </w:tc>
+        <w:tc>
+          <w:tcPr>
+            <w:tcW w:w="2385" w:type="dxa"/>
+            <w:shd w:val="clear" w:color="auto" w:fill="auto"/>
+            <w:tcMar>
+              <w:top w:w="100" w:type="dxa"/>
+              <w:left w:w="100" w:type="dxa"/>
+              <w:bottom w:w="100" w:type="dxa"/>
+              <w:right w:w="100" w:type="dxa"/>
+            </w:tcMar>
+          </w:tcPr>
+          <w:p>
+            <w:pPr>
+              <w:pStyle w:val="normal0"/>
+              <w:widowControl w:val="0"/>
+              <w:spacing w:after="0" w:line="240" w:lineRule="auto"/>
+              <w:jc w:val="right"/>
+              <w:rPr>
+                <w:rFonts w:eastAsia="Arial"/>
+              </w:rPr>
+            </w:pPr>
+            <w:r>
+              <w:rPr>
+                <w:rFonts w:eastAsia="Arial"/>
+              </w:rPr>
+              <w:t xml:space="preserve"> 1.600 €</w:t>
+            </w:r>
+          </w:p>
+        </w:tc>
+      </w:tr>
+      <w:tr>
+        <w:trPr>
+          <w:cantSplit/>
+          <w:tblHeader/>
+        </w:trPr>
+        <w:tc>
+          <w:tcPr>
+            <w:tcW w:w="2220" w:type="dxa"/>
+            <w:shd w:val="clear" w:color="auto" w:fill="auto"/>
+            <w:tcMar>
+              <w:top w:w="100" w:type="dxa"/>
+              <w:left w:w="100" w:type="dxa"/>
+              <w:bottom w:w="100" w:type="dxa"/>
+              <w:right w:w="100" w:type="dxa"/>
+            </w:tcMar>
+          </w:tcPr>
+          <w:p>
+            <w:pPr>
+              <w:pStyle w:val="normal0"/>
+              <w:widowControl w:val="0"/>
+              <w:pBdr>
+                <w:top w:val="nil"/>
+                <w:left w:val="nil"/>
+                <w:bottom w:val="nil"/>
+                <w:right w:val="nil"/>
+                <w:between w:val="nil"/>
+              </w:pBdr>
+              <w:spacing w:after="0" w:line="240" w:lineRule="auto"/>
+              <w:rPr>
+                <w:rFonts w:eastAsia="Arial"/>
+              </w:rPr>
+            </w:pPr>
+            <w:r>
+              <w:rPr>
+                <w:rFonts w:eastAsia="Arial"/>
+              </w:rPr>
+              <w:t>Testing y despliegue</w:t>
+            </w:r>
+          </w:p>
+        </w:tc>
+        <w:tc>
+          <w:tcPr>
+            <w:tcW w:w="2010" w:type="dxa"/>
+            <w:shd w:val="clear" w:color="auto" w:fill="auto"/>
+            <w:tcMar>
+              <w:top w:w="100" w:type="dxa"/>
+              <w:left w:w="100" w:type="dxa"/>
+              <w:bottom w:w="100" w:type="dxa"/>
+              <w:right w:w="100" w:type="dxa"/>
+            </w:tcMar>
+          </w:tcPr>
+          <w:p>
+            <w:pPr>
+              <w:pStyle w:val="normal0"/>
+              <w:widowControl w:val="0"/>
+              <w:pBdr>
+                <w:top w:val="nil"/>
+                <w:left w:val="nil"/>
+                <w:bottom w:val="nil"/>
+                <w:right w:val="nil"/>
+                <w:between w:val="nil"/>
+              </w:pBdr>
+              <w:spacing w:after="0" w:line="240" w:lineRule="auto"/>
+              <w:jc w:val="right"/>
+              <w:rPr>
+                <w:rFonts w:eastAsia="Arial"/>
+              </w:rPr>
+            </w:pPr>
+            <w:r>
+              <w:rPr>
+                <w:rFonts w:eastAsia="Arial"/>
+              </w:rPr>
+              <w:t>100</w:t>
+            </w:r>
+          </w:p>
+        </w:tc>
+        <w:tc>
+          <w:tcPr>
+            <w:tcW w:w="1845" w:type="dxa"/>
+            <w:shd w:val="clear" w:color="auto" w:fill="auto"/>
+            <w:tcMar>
+              <w:top w:w="100" w:type="dxa"/>
+              <w:left w:w="100" w:type="dxa"/>
+              <w:bottom w:w="100" w:type="dxa"/>
+              <w:right w:w="100" w:type="dxa"/>
+            </w:tcMar>
+          </w:tcPr>
+          <w:p>
+            <w:pPr>
+              <w:pStyle w:val="normal0"/>
+              <w:widowControl w:val="0"/>
+              <w:spacing w:after="0" w:line="240" w:lineRule="auto"/>
+              <w:jc w:val="right"/>
+              <w:rPr>
+                <w:rFonts w:eastAsia="Arial"/>
+              </w:rPr>
+            </w:pPr>
+            <w:r>
+              <w:rPr>
+                <w:rFonts w:eastAsia="Arial"/>
+              </w:rPr>
+              <w:t>40 €</w:t>
+            </w:r>
+          </w:p>
+        </w:tc>
+        <w:tc>
+          <w:tcPr>
+            <w:tcW w:w="2385" w:type="dxa"/>
+            <w:shd w:val="clear" w:color="auto" w:fill="auto"/>
+            <w:tcMar>
+              <w:top w:w="100" w:type="dxa"/>
+              <w:left w:w="100" w:type="dxa"/>
+              <w:bottom w:w="100" w:type="dxa"/>
+              <w:right w:w="100" w:type="dxa"/>
+            </w:tcMar>
+          </w:tcPr>
+          <w:p>
+            <w:pPr>
+              <w:pStyle w:val="normal0"/>
+              <w:widowControl w:val="0"/>
+              <w:spacing w:after="0" w:line="240" w:lineRule="auto"/>
+              <w:jc w:val="right"/>
+              <w:rPr>
+                <w:rFonts w:eastAsia="Arial"/>
+              </w:rPr>
+            </w:pPr>
+            <w:r>
+              <w:rPr>
+                <w:rFonts w:eastAsia="Arial"/>
+              </w:rPr>
+              <w:t>4.000 €</w:t>
+            </w:r>
+          </w:p>
+        </w:tc>
+      </w:tr>
+      <w:tr>
+        <w:trPr>
+          <w:cantSplit/>
+          <w:tblHeader/>
+        </w:trPr>
+        <w:tc>
+          <w:tcPr>
+            <w:tcW w:w="2220" w:type="dxa"/>
+            <w:shd w:val="clear" w:color="auto" w:fill="auto"/>
+            <w:tcMar>
+              <w:top w:w="100" w:type="dxa"/>
+              <w:left w:w="100" w:type="dxa"/>
+              <w:bottom w:w="100" w:type="dxa"/>
+              <w:right w:w="100" w:type="dxa"/>
+            </w:tcMar>
+          </w:tcPr>
+          <w:p>
+            <w:pPr>
+              <w:pStyle w:val="normal0"/>
+              <w:widowControl w:val="0"/>
+              <w:pBdr>
+                <w:top w:val="nil"/>
+                <w:left w:val="nil"/>
+                <w:bottom w:val="nil"/>
+                <w:right w:val="nil"/>
+                <w:between w:val="nil"/>
+              </w:pBdr>
+              <w:spacing w:after="0" w:line="240" w:lineRule="auto"/>
+              <w:rPr>
+                <w:rFonts w:eastAsia="Arial"/>
+              </w:rPr>
+            </w:pPr>
+            <w:r>
+              <w:rPr>
+                <w:rFonts w:eastAsia="Arial"/>
+              </w:rPr>
+              <w:t>TOTAL</w:t>
+            </w:r>
+          </w:p>
+        </w:tc>
+        <w:tc>
+          <w:tcPr>
+            <w:tcW w:w="2010" w:type="dxa"/>
+            <w:shd w:val="clear" w:color="auto" w:fill="auto"/>
+            <w:tcMar>
+              <w:top w:w="100" w:type="dxa"/>
+              <w:left w:w="100" w:type="dxa"/>
+              <w:bottom w:w="100" w:type="dxa"/>
+              <w:right w:w="100" w:type="dxa"/>
+            </w:tcMar>
+          </w:tcPr>
+          <w:p>
+            <w:pPr>
+              <w:pStyle w:val="normal0"/>
+              <w:widowControl w:val="0"/>
+              <w:spacing w:after="0" w:line="240" w:lineRule="auto"/>
+              <w:jc w:val="right"/>
+              <w:rPr>
+                <w:rFonts w:eastAsia="Arial"/>
+              </w:rPr>
+            </w:pPr>
+            <w:r>
+              <w:rPr>
+                <w:rFonts w:eastAsia="Arial"/>
+              </w:rPr>
+              <w:t>870</w:t>
+            </w:r>
+          </w:p>
+        </w:tc>
+        <w:tc>
+          <w:tcPr>
+            <w:tcW w:w="1845" w:type="dxa"/>
+            <w:shd w:val="clear" w:color="auto" w:fill="auto"/>
+            <w:tcMar>
+              <w:top w:w="100" w:type="dxa"/>
+              <w:left w:w="100" w:type="dxa"/>
+              <w:bottom w:w="100" w:type="dxa"/>
+              <w:right w:w="100" w:type="dxa"/>
+            </w:tcMar>
+          </w:tcPr>
+          <w:p>
+            <w:pPr>
+              <w:pStyle w:val="normal0"/>
+              <w:widowControl w:val="0"/>
+              <w:spacing w:after="0" w:line="240" w:lineRule="auto"/>
+              <w:jc w:val="center"/>
+              <w:rPr>
+                <w:rFonts w:eastAsia="Arial"/>
+              </w:rPr>
+            </w:pPr>
+            <w:r>
+              <w:rPr>
+                <w:rFonts w:eastAsia="Arial"/>
+              </w:rPr>
+              <w:t>———</w:t>
+            </w:r>
+          </w:p>
+        </w:tc>
+        <w:tc>
+          <w:tcPr>
+            <w:tcW w:w="2385" w:type="dxa"/>
+            <w:shd w:val="clear" w:color="auto" w:fill="auto"/>
+            <w:tcMar>
+              <w:top w:w="100" w:type="dxa"/>
+              <w:left w:w="100" w:type="dxa"/>
+              <w:bottom w:w="100" w:type="dxa"/>
+              <w:right w:w="100" w:type="dxa"/>
+            </w:tcMar>
+          </w:tcPr>
+          <w:p>
+            <w:pPr>
+              <w:pStyle w:val="normal0"/>
+              <w:widowControl w:val="0"/>
+              <w:pBdr>
+                <w:top w:val="nil"/>
+                <w:left w:val="nil"/>
+                <w:bottom w:val="nil"/>
+                <w:right w:val="nil"/>
+                <w:between w:val="nil"/>
+              </w:pBdr>
+              <w:spacing w:after="0" w:line="240" w:lineRule="auto"/>
+              <w:jc w:val="right"/>
+              <w:rPr>
+                <w:rFonts w:eastAsia="Arial"/>
+              </w:rPr>
+            </w:pPr>
+            <w:r>
+              <w:rPr>
+                <w:rFonts w:eastAsia="Arial"/>
+              </w:rPr>
+              <w:t xml:space="preserve">  (IVA Incluido) 34.800 €</w:t>
+            </w:r>
+          </w:p>
+        </w:tc>
+      </w:tr>
+    </w:tbl>
     <w:p>
       <w:pPr>
         <w:pStyle w:val="normal0"/>
         <w:spacing w:before="240" w:after="240"/>
         <w:jc w:val="both"/>
         <w:rPr>
-          <w:rFonts w:ascii="Arial" w:eastAsia="Arial" w:hAnsi="Arial" w:cs="Arial"/>
-        </w:rPr>
-      </w:pPr>
-      <w:r>
-        <w:rPr>
-          <w:rFonts w:ascii="Arial" w:eastAsia="Arial" w:hAnsi="Arial" w:cs="Arial"/>
+          <w:rFonts w:eastAsia="Arial"/>
+        </w:rPr>
+      </w:pPr>
+      <w:r>
+        <w:rPr>
+          <w:rFonts w:eastAsia="Arial"/>
         </w:rPr>
         <w:t>“Al Punto” es una idea sólida, con potencial real en el mercado español y más allá. Tiene una propuesta de valor clara, pero necesita una fase de definición más profunda para evitar dispersión funcional y asegurar una ejecución viable. No es necesario replantearse, pero sí refinarlo, priorizar y validarlo antes de avanzar</w:t>
       </w:r>
@@ -3401,14 +3517,14 @@
       <w:pPr>
         <w:pStyle w:val="normal0"/>
         <w:rPr>
-          <w:rFonts w:ascii="Arial" w:eastAsia="Arial" w:hAnsi="Arial" w:cs="Arial"/>
+          <w:rFonts w:eastAsia="Arial"/>
           <w:i/>
           <w:iCs/>
         </w:rPr>
       </w:pPr>
       <w:r>
         <w:rPr>
-          <w:rFonts w:ascii="Arial" w:eastAsia="Arial" w:hAnsi="Arial" w:cs="Arial"/>
+          <w:rFonts w:eastAsia="Arial"/>
           <w:i/>
           <w:iCs/>
         </w:rPr>
@@ -3424,14 +3540,14 @@
         </w:numPr>
         <w:spacing w:after="0"/>
         <w:rPr>
-          <w:rFonts w:ascii="Arial" w:eastAsia="Arial" w:hAnsi="Arial" w:cs="Arial"/>
+          <w:rFonts w:eastAsia="Arial"/>
           <w:b/>
           <w:bCs/>
         </w:rPr>
       </w:pPr>
       <w:r>
         <w:rPr>
-          <w:rFonts w:ascii="Arial" w:eastAsia="Arial" w:hAnsi="Arial" w:cs="Arial"/>
+          <w:rFonts w:eastAsia="Arial"/>
           <w:b/>
           <w:bCs/>
         </w:rPr>
@@ -3447,12 +3563,12 @@
         </w:numPr>
         <w:spacing w:after="0"/>
         <w:rPr>
-          <w:rFonts w:ascii="Arial" w:eastAsia="Arial" w:hAnsi="Arial" w:cs="Arial"/>
-        </w:rPr>
-      </w:pPr>
-      <w:r>
-        <w:rPr>
-          <w:rFonts w:ascii="Arial" w:eastAsia="Arial" w:hAnsi="Arial" w:cs="Arial"/>
+          <w:rFonts w:eastAsia="Arial"/>
+        </w:rPr>
+      </w:pPr>
+      <w:r>
+        <w:rPr>
+          <w:rFonts w:eastAsia="Arial"/>
         </w:rPr>
         <w:t>Realización del Anteproyecto.</w:t>
       </w:r>
@@ -3466,14 +3582,14 @@
         </w:numPr>
         <w:spacing w:after="0"/>
         <w:rPr>
-          <w:rFonts w:ascii="Arial" w:eastAsia="Arial" w:hAnsi="Arial" w:cs="Arial"/>
+          <w:rFonts w:eastAsia="Arial"/>
           <w:b/>
           <w:bCs/>
         </w:rPr>
       </w:pPr>
       <w:r>
         <w:rPr>
-          <w:rFonts w:ascii="Arial" w:eastAsia="Arial" w:hAnsi="Arial" w:cs="Arial"/>
+          <w:rFonts w:eastAsia="Arial"/>
           <w:b/>
           <w:bCs/>
         </w:rPr>
@@ -3489,12 +3605,12 @@
         </w:numPr>
         <w:spacing w:after="0"/>
         <w:rPr>
-          <w:rFonts w:ascii="Arial" w:eastAsia="Arial" w:hAnsi="Arial" w:cs="Arial"/>
-        </w:rPr>
-      </w:pPr>
-      <w:r>
-        <w:rPr>
-          <w:rFonts w:ascii="Arial" w:eastAsia="Arial" w:hAnsi="Arial" w:cs="Arial"/>
+          <w:rFonts w:eastAsia="Arial"/>
+        </w:rPr>
+      </w:pPr>
+      <w:r>
+        <w:rPr>
+          <w:rFonts w:eastAsia="Arial"/>
         </w:rPr>
         <w:t>Hasta el 18 realizan casos de uso.</w:t>
       </w:r>
@@ -3508,12 +3624,12 @@
         </w:numPr>
         <w:spacing w:after="0"/>
         <w:rPr>
-          <w:rFonts w:ascii="Arial" w:eastAsia="Arial" w:hAnsi="Arial" w:cs="Arial"/>
-        </w:rPr>
-      </w:pPr>
-      <w:r>
-        <w:rPr>
-          <w:rFonts w:ascii="Arial" w:eastAsia="Arial" w:hAnsi="Arial" w:cs="Arial"/>
+          <w:rFonts w:eastAsia="Arial"/>
+        </w:rPr>
+      </w:pPr>
+      <w:r>
+        <w:rPr>
+          <w:rFonts w:eastAsia="Arial"/>
         </w:rPr>
         <w:t>Desde el 19 al 30 realización del modelo entidad-relación.</w:t>
       </w:r>
@@ -3527,14 +3643,14 @@
         </w:numPr>
         <w:spacing w:after="0"/>
         <w:rPr>
-          <w:rFonts w:ascii="Arial" w:eastAsia="Arial" w:hAnsi="Arial" w:cs="Arial"/>
+          <w:rFonts w:eastAsia="Arial"/>
           <w:b/>
           <w:bCs/>
         </w:rPr>
       </w:pPr>
       <w:r>
         <w:rPr>
-          <w:rFonts w:ascii="Arial" w:eastAsia="Arial" w:hAnsi="Arial" w:cs="Arial"/>
+          <w:rFonts w:eastAsia="Arial"/>
           <w:b/>
           <w:bCs/>
         </w:rPr>
@@ -3550,12 +3666,12 @@
         </w:numPr>
         <w:spacing w:after="0"/>
         <w:rPr>
-          <w:rFonts w:ascii="Arial" w:eastAsia="Arial" w:hAnsi="Arial" w:cs="Arial"/>
-        </w:rPr>
-      </w:pPr>
-      <w:r>
-        <w:rPr>
-          <w:rFonts w:ascii="Arial" w:eastAsia="Arial" w:hAnsi="Arial" w:cs="Arial"/>
+          <w:rFonts w:eastAsia="Arial"/>
+        </w:rPr>
+      </w:pPr>
+      <w:r>
+        <w:rPr>
+          <w:rFonts w:eastAsia="Arial"/>
         </w:rPr>
         <w:t>Diagrama de clases y modelo de arquitectura.</w:t>
       </w:r>
@@ -3569,14 +3685,14 @@
         </w:numPr>
         <w:spacing w:after="0"/>
         <w:rPr>
-          <w:rFonts w:ascii="Arial" w:eastAsia="Arial" w:hAnsi="Arial" w:cs="Arial"/>
+          <w:rFonts w:eastAsia="Arial"/>
           <w:b/>
           <w:bCs/>
         </w:rPr>
       </w:pPr>
       <w:r>
         <w:rPr>
-          <w:rFonts w:ascii="Arial" w:eastAsia="Arial" w:hAnsi="Arial" w:cs="Arial"/>
+          <w:rFonts w:eastAsia="Arial"/>
           <w:b/>
           <w:bCs/>
         </w:rPr>
@@ -3592,12 +3708,12 @@
         </w:numPr>
         <w:spacing w:after="0"/>
         <w:rPr>
-          <w:rFonts w:ascii="Arial" w:eastAsia="Arial" w:hAnsi="Arial" w:cs="Arial"/>
-        </w:rPr>
-      </w:pPr>
-      <w:r>
-        <w:rPr>
-          <w:rFonts w:ascii="Arial" w:eastAsia="Arial" w:hAnsi="Arial" w:cs="Arial"/>
+          <w:rFonts w:eastAsia="Arial"/>
+        </w:rPr>
+      </w:pPr>
+      <w:r>
+        <w:rPr>
+          <w:rFonts w:eastAsia="Arial"/>
         </w:rPr>
         <w:t>Primera implementación de la app.</w:t>
       </w:r>
@@ -3611,14 +3727,14 @@
         </w:numPr>
         <w:spacing w:after="0"/>
         <w:rPr>
-          <w:rFonts w:ascii="Arial" w:eastAsia="Arial" w:hAnsi="Arial" w:cs="Arial"/>
+          <w:rFonts w:eastAsia="Arial"/>
           <w:b/>
           <w:bCs/>
         </w:rPr>
       </w:pPr>
       <w:r>
         <w:rPr>
-          <w:rFonts w:ascii="Arial" w:eastAsia="Arial" w:hAnsi="Arial" w:cs="Arial"/>
+          <w:rFonts w:eastAsia="Arial"/>
           <w:b/>
           <w:bCs/>
         </w:rPr>
@@ -3633,14 +3749,14 @@
           <w:numId w:val="10"/>
         </w:numPr>
         <w:rPr>
-          <w:rFonts w:ascii="Arial" w:eastAsia="Arial" w:hAnsi="Arial" w:cs="Arial"/>
+          <w:rFonts w:eastAsia="Arial"/>
           <w:b/>
           <w:bCs/>
         </w:rPr>
       </w:pPr>
       <w:r>
         <w:rPr>
-          <w:rFonts w:ascii="Arial" w:eastAsia="Arial" w:hAnsi="Arial" w:cs="Arial"/>
+          <w:rFonts w:eastAsia="Arial"/>
         </w:rPr>
         <w:t>Desarrollo y codificación completa de la aplicación.</w:t>
       </w:r>
@@ -3742,15 +3858,16 @@
           <w:numId w:val="7"/>
         </w:numPr>
         <w:rPr>
-          <w:rFonts w:ascii="Arial" w:eastAsia="Arial" w:hAnsi="Arial" w:cs="Arial"/>
+          <w:rFonts w:ascii="Calibri" w:eastAsia="Arial" w:hAnsi="Calibri" w:cs="Calibri"/>
         </w:rPr>
       </w:pPr>
       <w:bookmarkStart w:id="11" w:name="_heading=h.n4xi1kgelkco" w:colFirst="0" w:colLast="0"/>
       <w:bookmarkEnd w:id="11"/>
       <w:r>
         <w:rPr>
-          <w:rFonts w:ascii="Arial" w:eastAsia="Arial" w:hAnsi="Arial" w:cs="Arial"/>
-        </w:rPr>
+          <w:rFonts w:ascii="Calibri" w:eastAsia="Arial" w:hAnsi="Calibri" w:cs="Calibri"/>
+        </w:rPr>
+        <w:lastRenderedPageBreak/>
         <w:t>Tecnologías escogidas y justificación</w:t>
       </w:r>
     </w:p>
@@ -3813,12 +3930,12 @@
               </w:pBdr>
               <w:spacing w:after="0" w:line="240" w:lineRule="auto"/>
               <w:rPr>
-                <w:rFonts w:ascii="Arial" w:eastAsia="Arial" w:hAnsi="Arial" w:cs="Arial"/>
+                <w:rFonts w:eastAsia="Arial"/>
               </w:rPr>
             </w:pPr>
             <w:r>
               <w:rPr>
-                <w:rFonts w:ascii="Arial" w:eastAsia="Arial" w:hAnsi="Arial" w:cs="Arial"/>
+                <w:rFonts w:eastAsia="Arial"/>
               </w:rPr>
               <w:t>Tecnología</w:t>
             </w:r>
@@ -3848,12 +3965,12 @@
               </w:pBdr>
               <w:spacing w:after="0" w:line="240" w:lineRule="auto"/>
               <w:rPr>
-                <w:rFonts w:ascii="Arial" w:eastAsia="Arial" w:hAnsi="Arial" w:cs="Arial"/>
+                <w:rFonts w:eastAsia="Arial"/>
               </w:rPr>
             </w:pPr>
             <w:r>
               <w:rPr>
-                <w:rFonts w:ascii="Arial" w:eastAsia="Arial" w:hAnsi="Arial" w:cs="Arial"/>
+                <w:rFonts w:eastAsia="Arial"/>
               </w:rPr>
               <w:t>Área</w:t>
             </w:r>
@@ -3883,12 +4000,12 @@
               </w:pBdr>
               <w:spacing w:after="0" w:line="240" w:lineRule="auto"/>
               <w:rPr>
-                <w:rFonts w:ascii="Arial" w:eastAsia="Arial" w:hAnsi="Arial" w:cs="Arial"/>
+                <w:rFonts w:eastAsia="Arial"/>
               </w:rPr>
             </w:pPr>
             <w:r>
               <w:rPr>
-                <w:rFonts w:ascii="Arial" w:eastAsia="Arial" w:hAnsi="Arial" w:cs="Arial"/>
+                <w:rFonts w:eastAsia="Arial"/>
               </w:rPr>
               <w:t>Función</w:t>
             </w:r>
@@ -3925,18 +4042,18 @@
               </w:pBdr>
               <w:spacing w:after="0" w:line="240" w:lineRule="auto"/>
               <w:rPr>
-                <w:rFonts w:ascii="Arial" w:eastAsia="Arial" w:hAnsi="Arial" w:cs="Arial"/>
+                <w:rFonts w:eastAsia="Arial"/>
               </w:rPr>
             </w:pPr>
             <w:r>
               <w:rPr>
-                <w:rFonts w:ascii="Arial" w:eastAsia="Arial" w:hAnsi="Arial" w:cs="Arial"/>
+                <w:rFonts w:eastAsia="Arial"/>
               </w:rPr>
               <w:t>Vue</w:t>
             </w:r>
             <w:r>
               <w:rPr>
-                <w:rFonts w:ascii="Arial" w:eastAsia="Arial" w:hAnsi="Arial" w:cs="Arial"/>
+                <w:rFonts w:eastAsia="Arial"/>
               </w:rPr>
               <w:t>.js</w:t>
             </w:r>
@@ -3966,12 +4083,12 @@
               </w:pBdr>
               <w:spacing w:after="0" w:line="240" w:lineRule="auto"/>
               <w:rPr>
-                <w:rFonts w:ascii="Arial" w:eastAsia="Arial" w:hAnsi="Arial" w:cs="Arial"/>
+                <w:rFonts w:eastAsia="Arial"/>
               </w:rPr>
             </w:pPr>
             <w:r>
               <w:rPr>
-                <w:rFonts w:ascii="Arial" w:eastAsia="Arial" w:hAnsi="Arial" w:cs="Arial"/>
+                <w:rFonts w:eastAsia="Arial"/>
               </w:rPr>
               <w:t>Frontend</w:t>
             </w:r>
@@ -4002,12 +4119,12 @@
               </w:pBdr>
               <w:spacing w:after="0" w:line="240" w:lineRule="auto"/>
               <w:rPr>
-                <w:rFonts w:ascii="Arial" w:eastAsia="Arial" w:hAnsi="Arial" w:cs="Arial"/>
+                <w:rFonts w:eastAsia="Arial"/>
               </w:rPr>
             </w:pPr>
             <w:r>
               <w:rPr>
-                <w:rFonts w:ascii="Arial" w:eastAsia="Arial" w:hAnsi="Arial" w:cs="Arial"/>
+                <w:rFonts w:eastAsia="Arial"/>
               </w:rPr>
               <w:t>Manejo del frontend</w:t>
             </w:r>
@@ -4044,12 +4161,12 @@
               </w:pBdr>
               <w:spacing w:after="0" w:line="240" w:lineRule="auto"/>
               <w:rPr>
-                <w:rFonts w:ascii="Arial" w:eastAsia="Arial" w:hAnsi="Arial" w:cs="Arial"/>
+                <w:rFonts w:eastAsia="Arial"/>
               </w:rPr>
             </w:pPr>
             <w:r>
               <w:rPr>
-                <w:rFonts w:ascii="Arial" w:eastAsia="Arial" w:hAnsi="Arial" w:cs="Arial"/>
+                <w:rFonts w:eastAsia="Arial"/>
               </w:rPr>
               <w:t>Vite.js</w:t>
             </w:r>
@@ -4079,12 +4196,12 @@
               </w:pBdr>
               <w:spacing w:after="0" w:line="240" w:lineRule="auto"/>
               <w:rPr>
-                <w:rFonts w:ascii="Arial" w:eastAsia="Arial" w:hAnsi="Arial" w:cs="Arial"/>
+                <w:rFonts w:eastAsia="Arial"/>
               </w:rPr>
             </w:pPr>
             <w:r>
               <w:rPr>
-                <w:rFonts w:ascii="Arial" w:eastAsia="Arial" w:hAnsi="Arial" w:cs="Arial"/>
+                <w:rFonts w:eastAsia="Arial"/>
               </w:rPr>
               <w:t>Frontend</w:t>
             </w:r>
@@ -4115,7 +4232,7 @@
               </w:pBdr>
               <w:spacing w:after="0" w:line="240" w:lineRule="auto"/>
               <w:rPr>
-                <w:rFonts w:ascii="Arial" w:eastAsia="Arial" w:hAnsi="Arial" w:cs="Arial"/>
+                <w:rFonts w:eastAsia="Arial"/>
               </w:rPr>
             </w:pPr>
           </w:p>
@@ -4151,12 +4268,12 @@
               </w:pBdr>
               <w:spacing w:after="0" w:line="240" w:lineRule="auto"/>
               <w:rPr>
-                <w:rFonts w:ascii="Arial" w:eastAsia="Arial" w:hAnsi="Arial" w:cs="Arial"/>
+                <w:rFonts w:eastAsia="Arial"/>
               </w:rPr>
             </w:pPr>
             <w:r>
               <w:rPr>
-                <w:rFonts w:ascii="Arial" w:eastAsia="Arial" w:hAnsi="Arial" w:cs="Arial"/>
+                <w:rFonts w:eastAsia="Arial"/>
               </w:rPr>
               <w:t>Express.js</w:t>
             </w:r>
@@ -4186,12 +4303,12 @@
               </w:pBdr>
               <w:spacing w:after="0" w:line="240" w:lineRule="auto"/>
               <w:rPr>
-                <w:rFonts w:ascii="Arial" w:eastAsia="Arial" w:hAnsi="Arial" w:cs="Arial"/>
+                <w:rFonts w:eastAsia="Arial"/>
               </w:rPr>
             </w:pPr>
             <w:r>
               <w:rPr>
-                <w:rFonts w:ascii="Arial" w:eastAsia="Arial" w:hAnsi="Arial" w:cs="Arial"/>
+                <w:rFonts w:eastAsia="Arial"/>
               </w:rPr>
               <w:t>Backend</w:t>
             </w:r>
@@ -4221,12 +4338,12 @@
               </w:pBdr>
               <w:spacing w:after="0" w:line="240" w:lineRule="auto"/>
               <w:rPr>
-                <w:rFonts w:ascii="Arial" w:eastAsia="Arial" w:hAnsi="Arial" w:cs="Arial"/>
+                <w:rFonts w:eastAsia="Arial"/>
               </w:rPr>
             </w:pPr>
             <w:r>
               <w:rPr>
-                <w:rFonts w:ascii="Arial" w:eastAsia="Arial" w:hAnsi="Arial" w:cs="Arial"/>
+                <w:rFonts w:eastAsia="Arial"/>
               </w:rPr>
               <w:t>Manejo del backend</w:t>
             </w:r>
@@ -4263,12 +4380,12 @@
               </w:pBdr>
               <w:spacing w:after="0" w:line="240" w:lineRule="auto"/>
               <w:rPr>
-                <w:rFonts w:ascii="Arial" w:eastAsia="Arial" w:hAnsi="Arial" w:cs="Arial"/>
+                <w:rFonts w:eastAsia="Arial"/>
               </w:rPr>
             </w:pPr>
             <w:r>
               <w:rPr>
-                <w:rFonts w:ascii="Arial" w:eastAsia="Arial" w:hAnsi="Arial" w:cs="Arial"/>
+                <w:rFonts w:eastAsia="Arial"/>
               </w:rPr>
               <w:t>Socket.io</w:t>
             </w:r>
@@ -4298,12 +4415,12 @@
               </w:pBdr>
               <w:spacing w:after="0" w:line="240" w:lineRule="auto"/>
               <w:rPr>
-                <w:rFonts w:ascii="Arial" w:eastAsia="Arial" w:hAnsi="Arial" w:cs="Arial"/>
+                <w:rFonts w:eastAsia="Arial"/>
               </w:rPr>
             </w:pPr>
             <w:r>
               <w:rPr>
-                <w:rFonts w:ascii="Arial" w:eastAsia="Arial" w:hAnsi="Arial" w:cs="Arial"/>
+                <w:rFonts w:eastAsia="Arial"/>
               </w:rPr>
               <w:t>Frontend / Backend</w:t>
             </w:r>
@@ -4333,12 +4450,12 @@
               </w:pBdr>
               <w:spacing w:after="0" w:line="240" w:lineRule="auto"/>
               <w:rPr>
-                <w:rFonts w:ascii="Arial" w:eastAsia="Arial" w:hAnsi="Arial" w:cs="Arial"/>
+                <w:rFonts w:eastAsia="Arial"/>
               </w:rPr>
             </w:pPr>
             <w:r>
               <w:rPr>
-                <w:rFonts w:ascii="Arial" w:eastAsia="Arial" w:hAnsi="Arial" w:cs="Arial"/>
+                <w:rFonts w:eastAsia="Arial"/>
               </w:rPr>
               <w:t>Manejo de la comunicación cliente-servidor</w:t>
             </w:r>
@@ -4368,12 +4485,12 @@
               <w:widowControl w:val="0"/>
               <w:spacing w:after="0" w:line="240" w:lineRule="auto"/>
               <w:rPr>
-                <w:rFonts w:ascii="Arial" w:eastAsia="Arial" w:hAnsi="Arial" w:cs="Arial"/>
+                <w:rFonts w:eastAsia="Arial"/>
               </w:rPr>
             </w:pPr>
             <w:r>
               <w:rPr>
-                <w:rFonts w:ascii="Arial" w:eastAsia="Arial" w:hAnsi="Arial" w:cs="Arial"/>
+                <w:rFonts w:eastAsia="Arial"/>
               </w:rPr>
               <w:t>dotenv</w:t>
             </w:r>
@@ -4403,12 +4520,12 @@
               </w:pBdr>
               <w:spacing w:after="0" w:line="240" w:lineRule="auto"/>
               <w:rPr>
-                <w:rFonts w:ascii="Arial" w:eastAsia="Arial" w:hAnsi="Arial" w:cs="Arial"/>
+                <w:rFonts w:eastAsia="Arial"/>
               </w:rPr>
             </w:pPr>
             <w:r>
               <w:rPr>
-                <w:rFonts w:ascii="Arial" w:eastAsia="Arial" w:hAnsi="Arial" w:cs="Arial"/>
+                <w:rFonts w:eastAsia="Arial"/>
               </w:rPr>
               <w:t>Backend</w:t>
             </w:r>
@@ -4438,12 +4555,12 @@
               </w:pBdr>
               <w:spacing w:after="0" w:line="240" w:lineRule="auto"/>
               <w:rPr>
-                <w:rFonts w:ascii="Arial" w:eastAsia="Arial" w:hAnsi="Arial" w:cs="Arial"/>
+                <w:rFonts w:eastAsia="Arial"/>
               </w:rPr>
             </w:pPr>
             <w:r>
               <w:rPr>
-                <w:rFonts w:ascii="Arial" w:eastAsia="Arial" w:hAnsi="Arial" w:cs="Arial"/>
+                <w:rFonts w:eastAsia="Arial"/>
               </w:rPr>
               <w:t>Poder manejar datos con archivos .env para mayor seguridad</w:t>
             </w:r>
@@ -4473,12 +4590,12 @@
               <w:widowControl w:val="0"/>
               <w:spacing w:after="0" w:line="240" w:lineRule="auto"/>
               <w:rPr>
-                <w:rFonts w:ascii="Arial" w:eastAsia="Arial" w:hAnsi="Arial" w:cs="Arial"/>
+                <w:rFonts w:eastAsia="Arial"/>
               </w:rPr>
             </w:pPr>
             <w:r>
               <w:rPr>
-                <w:rFonts w:ascii="Arial" w:eastAsia="Arial" w:hAnsi="Arial" w:cs="Arial"/>
+                <w:rFonts w:eastAsia="Arial"/>
               </w:rPr>
               <w:t>jsonwebtoken</w:t>
             </w:r>
@@ -4508,12 +4625,12 @@
               </w:pBdr>
               <w:spacing w:after="0" w:line="240" w:lineRule="auto"/>
               <w:rPr>
-                <w:rFonts w:ascii="Arial" w:eastAsia="Arial" w:hAnsi="Arial" w:cs="Arial"/>
+                <w:rFonts w:eastAsia="Arial"/>
               </w:rPr>
             </w:pPr>
             <w:r>
               <w:rPr>
-                <w:rFonts w:ascii="Arial" w:eastAsia="Arial" w:hAnsi="Arial" w:cs="Arial"/>
+                <w:rFonts w:eastAsia="Arial"/>
               </w:rPr>
               <w:t>Backend</w:t>
             </w:r>
@@ -4543,12 +4660,12 @@
               </w:pBdr>
               <w:spacing w:after="0" w:line="240" w:lineRule="auto"/>
               <w:rPr>
-                <w:rFonts w:ascii="Arial" w:eastAsia="Arial" w:hAnsi="Arial" w:cs="Arial"/>
+                <w:rFonts w:eastAsia="Arial"/>
               </w:rPr>
             </w:pPr>
             <w:r>
               <w:rPr>
-                <w:rFonts w:ascii="Arial" w:eastAsia="Arial" w:hAnsi="Arial" w:cs="Arial"/>
+                <w:rFonts w:eastAsia="Arial"/>
               </w:rPr>
               <w:t>Se encarga del encriptado de la información</w:t>
             </w:r>
@@ -4578,12 +4695,12 @@
               <w:widowControl w:val="0"/>
               <w:spacing w:after="0" w:line="240" w:lineRule="auto"/>
               <w:rPr>
-                <w:rFonts w:ascii="Arial" w:eastAsia="Arial" w:hAnsi="Arial" w:cs="Arial"/>
+                <w:rFonts w:eastAsia="Arial"/>
               </w:rPr>
             </w:pPr>
             <w:r>
               <w:rPr>
-                <w:rFonts w:ascii="Arial" w:eastAsia="Arial" w:hAnsi="Arial" w:cs="Arial"/>
+                <w:rFonts w:eastAsia="Arial"/>
               </w:rPr>
               <w:t>sqlite3</w:t>
             </w:r>
@@ -4613,12 +4730,12 @@
               </w:pBdr>
               <w:spacing w:after="0" w:line="240" w:lineRule="auto"/>
               <w:rPr>
-                <w:rFonts w:ascii="Arial" w:eastAsia="Arial" w:hAnsi="Arial" w:cs="Arial"/>
+                <w:rFonts w:eastAsia="Arial"/>
               </w:rPr>
             </w:pPr>
             <w:r>
               <w:rPr>
-                <w:rFonts w:ascii="Arial" w:eastAsia="Arial" w:hAnsi="Arial" w:cs="Arial"/>
+                <w:rFonts w:eastAsia="Arial"/>
               </w:rPr>
               <w:t>Backend / BBDD</w:t>
             </w:r>
@@ -4648,12 +4765,12 @@
               </w:pBdr>
               <w:spacing w:after="0" w:line="240" w:lineRule="auto"/>
               <w:rPr>
-                <w:rFonts w:ascii="Arial" w:eastAsia="Arial" w:hAnsi="Arial" w:cs="Arial"/>
+                <w:rFonts w:eastAsia="Arial"/>
               </w:rPr>
             </w:pPr>
             <w:r>
               <w:rPr>
-                <w:rFonts w:ascii="Arial" w:eastAsia="Arial" w:hAnsi="Arial" w:cs="Arial"/>
+                <w:rFonts w:eastAsia="Arial"/>
               </w:rPr>
               <w:t>Tener una base de datos fácil de implementar por todos, cuando la aplicación esté completa se valorará pasar a una BBDD más robusta como MySQL</w:t>
             </w:r>
@@ -4683,12 +4800,12 @@
               <w:widowControl w:val="0"/>
               <w:spacing w:after="0" w:line="240" w:lineRule="auto"/>
               <w:rPr>
-                <w:rFonts w:ascii="Arial" w:eastAsia="Arial" w:hAnsi="Arial" w:cs="Arial"/>
+                <w:rFonts w:eastAsia="Arial"/>
               </w:rPr>
             </w:pPr>
             <w:r>
               <w:rPr>
-                <w:rFonts w:ascii="Arial" w:eastAsia="Arial" w:hAnsi="Arial" w:cs="Arial"/>
+                <w:rFonts w:eastAsia="Arial"/>
               </w:rPr>
               <w:t>Ant Design (ANTD)</w:t>
             </w:r>
@@ -4718,12 +4835,12 @@
               </w:pBdr>
               <w:spacing w:after="0" w:line="240" w:lineRule="auto"/>
               <w:rPr>
-                <w:rFonts w:ascii="Arial" w:eastAsia="Arial" w:hAnsi="Arial" w:cs="Arial"/>
+                <w:rFonts w:eastAsia="Arial"/>
               </w:rPr>
             </w:pPr>
             <w:r>
               <w:rPr>
-                <w:rFonts w:ascii="Arial" w:eastAsia="Arial" w:hAnsi="Arial" w:cs="Arial"/>
+                <w:rFonts w:eastAsia="Arial"/>
               </w:rPr>
               <w:t>Frontend</w:t>
             </w:r>
@@ -4753,12 +4870,12 @@
               </w:pBdr>
               <w:spacing w:after="0" w:line="240" w:lineRule="auto"/>
               <w:rPr>
-                <w:rFonts w:ascii="Arial" w:eastAsia="Arial" w:hAnsi="Arial" w:cs="Arial"/>
+                <w:rFonts w:eastAsia="Arial"/>
               </w:rPr>
             </w:pPr>
             <w:r>
               <w:rPr>
-                <w:rFonts w:ascii="Arial" w:eastAsia="Arial" w:hAnsi="Arial" w:cs="Arial"/>
+                <w:rFonts w:eastAsia="Arial"/>
               </w:rPr>
               <w:t>Se encarga de manejar los estilos principales de CSS</w:t>
             </w:r>
@@ -4788,12 +4905,12 @@
               <w:widowControl w:val="0"/>
               <w:spacing w:after="0" w:line="240" w:lineRule="auto"/>
               <w:rPr>
-                <w:rFonts w:ascii="Arial" w:eastAsia="Arial" w:hAnsi="Arial" w:cs="Arial"/>
+                <w:rFonts w:eastAsia="Arial"/>
               </w:rPr>
             </w:pPr>
             <w:r>
               <w:rPr>
-                <w:rFonts w:ascii="Arial" w:eastAsia="Arial" w:hAnsi="Arial" w:cs="Arial"/>
+                <w:rFonts w:eastAsia="Arial"/>
               </w:rPr>
               <w:t>Tesseract.js</w:t>
             </w:r>
@@ -4823,12 +4940,12 @@
               </w:pBdr>
               <w:spacing w:after="0" w:line="240" w:lineRule="auto"/>
               <w:rPr>
-                <w:rFonts w:ascii="Arial" w:eastAsia="Arial" w:hAnsi="Arial" w:cs="Arial"/>
+                <w:rFonts w:eastAsia="Arial"/>
               </w:rPr>
             </w:pPr>
             <w:r>
               <w:rPr>
-                <w:rFonts w:ascii="Arial" w:eastAsia="Arial" w:hAnsi="Arial" w:cs="Arial"/>
+                <w:rFonts w:eastAsia="Arial"/>
               </w:rPr>
               <w:t>Backend</w:t>
             </w:r>
@@ -4851,12 +4968,12 @@
               <w:widowControl w:val="0"/>
               <w:spacing w:after="0" w:line="240" w:lineRule="auto"/>
               <w:rPr>
-                <w:rFonts w:ascii="Arial" w:eastAsia="Arial" w:hAnsi="Arial" w:cs="Arial"/>
+                <w:rFonts w:eastAsia="Arial"/>
               </w:rPr>
             </w:pPr>
             <w:r>
               <w:rPr>
-                <w:rFonts w:ascii="Arial" w:eastAsia="Arial" w:hAnsi="Arial" w:cs="Arial"/>
+                <w:rFonts w:eastAsia="Arial"/>
               </w:rPr>
               <w:t>Es una librería de Node.js que procesa la imagen localmente. Es gratuita pero requiere que la foto sea muy nítida.</w:t>
             </w:r>
@@ -4886,12 +5003,12 @@
               <w:widowControl w:val="0"/>
               <w:spacing w:after="0" w:line="240" w:lineRule="auto"/>
               <w:rPr>
-                <w:rFonts w:ascii="Arial" w:eastAsia="Arial" w:hAnsi="Arial" w:cs="Arial"/>
+                <w:rFonts w:eastAsia="Arial"/>
               </w:rPr>
             </w:pPr>
             <w:r>
               <w:rPr>
-                <w:rFonts w:ascii="Arial" w:eastAsia="Arial" w:hAnsi="Arial" w:cs="Arial"/>
+                <w:rFonts w:eastAsia="Arial"/>
               </w:rPr>
               <w:t>Multer</w:t>
             </w:r>
@@ -4921,12 +5038,12 @@
               </w:pBdr>
               <w:spacing w:after="0" w:line="240" w:lineRule="auto"/>
               <w:rPr>
-                <w:rFonts w:ascii="Arial" w:eastAsia="Arial" w:hAnsi="Arial" w:cs="Arial"/>
+                <w:rFonts w:eastAsia="Arial"/>
               </w:rPr>
             </w:pPr>
             <w:r>
               <w:rPr>
-                <w:rFonts w:ascii="Arial" w:eastAsia="Arial" w:hAnsi="Arial" w:cs="Arial"/>
+                <w:rFonts w:eastAsia="Arial"/>
               </w:rPr>
               <w:t xml:space="preserve">Backend </w:t>
             </w:r>
@@ -4949,12 +5066,12 @@
               <w:widowControl w:val="0"/>
               <w:spacing w:after="0" w:line="240" w:lineRule="auto"/>
               <w:rPr>
-                <w:rFonts w:ascii="Arial" w:eastAsia="Arial" w:hAnsi="Arial" w:cs="Arial"/>
+                <w:rFonts w:eastAsia="Arial"/>
               </w:rPr>
             </w:pPr>
             <w:r>
               <w:rPr>
-                <w:rFonts w:ascii="Arial" w:eastAsia="Arial" w:hAnsi="Arial" w:cs="Arial"/>
+                <w:rFonts w:eastAsia="Arial"/>
               </w:rPr>
               <w:t>Es una librería que actúa de middleware para subir archivos al servidor</w:t>
             </w:r>
@@ -5002,20 +5119,28 @@
     </w:p>
     <w:p>
       <w:pPr>
+        <w:pStyle w:val="normal0"/>
+        <w:rPr>
+          <w:rFonts w:ascii="Arial" w:eastAsia="Arial" w:hAnsi="Arial" w:cs="Arial"/>
+        </w:rPr>
+      </w:pPr>
+    </w:p>
+    <w:p>
+      <w:pPr>
         <w:pStyle w:val="Ttulo1"/>
         <w:numPr>
           <w:ilvl w:val="0"/>
           <w:numId w:val="7"/>
         </w:numPr>
         <w:rPr>
-          <w:rFonts w:ascii="Arial" w:eastAsia="Arial" w:hAnsi="Arial" w:cs="Arial"/>
+          <w:rFonts w:ascii="Calibri" w:eastAsia="Arial" w:hAnsi="Calibri" w:cs="Calibri"/>
         </w:rPr>
       </w:pPr>
       <w:bookmarkStart w:id="12" w:name="_heading=h.la1tc7b4f68k" w:colFirst="0" w:colLast="0"/>
       <w:bookmarkEnd w:id="12"/>
       <w:r>
         <w:rPr>
-          <w:rFonts w:ascii="Arial" w:eastAsia="Arial" w:hAnsi="Arial" w:cs="Arial"/>
+          <w:rFonts w:ascii="Calibri" w:eastAsia="Arial" w:hAnsi="Calibri" w:cs="Calibri"/>
         </w:rPr>
         <w:lastRenderedPageBreak/>
         <w:t>Diseño de la aplicación</w:t>
@@ -5030,7 +5155,7 @@
         <w:ind w:left="0" w:firstLine="0"/>
         <w:jc w:val="both"/>
         <w:rPr>
-          <w:rFonts w:ascii="Arial" w:eastAsia="Arial" w:hAnsi="Arial" w:cs="Arial"/>
+          <w:rFonts w:ascii="Calibri" w:eastAsia="Arial" w:hAnsi="Calibri" w:cs="Calibri"/>
           <w:color w:val="000000"/>
           <w:sz w:val="26"/>
           <w:szCs w:val="26"/>
@@ -5040,7 +5165,7 @@
       <w:bookmarkEnd w:id="13"/>
       <w:r>
         <w:rPr>
-          <w:rFonts w:ascii="Arial" w:eastAsia="Arial" w:hAnsi="Arial" w:cs="Arial"/>
+          <w:rFonts w:ascii="Calibri" w:eastAsia="Arial" w:hAnsi="Calibri" w:cs="Calibri"/>
           <w:color w:val="000000"/>
           <w:sz w:val="26"/>
           <w:szCs w:val="26"/>
@@ -5057,7 +5182,7 @@
         <w:ind w:left="0" w:firstLine="0"/>
         <w:jc w:val="both"/>
         <w:rPr>
-          <w:rFonts w:ascii="Arial" w:eastAsia="Arial" w:hAnsi="Arial" w:cs="Arial"/>
+          <w:rFonts w:ascii="Calibri" w:eastAsia="Arial" w:hAnsi="Calibri" w:cs="Calibri"/>
           <w:color w:val="000000"/>
           <w:sz w:val="26"/>
           <w:szCs w:val="26"/>
@@ -5106,7 +5231,7 @@
           <w:noProof/>
         </w:rPr>
         <w:drawing>
-          <wp:anchor distT="114300" distB="114300" distL="114300" distR="114300" simplePos="0" relativeHeight="251659264" behindDoc="0" locked="0" layoutInCell="1" allowOverlap="1">
+          <wp:anchor distT="114300" distB="114300" distL="114300" distR="114300" simplePos="0" relativeHeight="251657728" behindDoc="0" locked="0" layoutInCell="1" allowOverlap="1">
             <wp:simplePos x="0" y="0"/>
             <wp:positionH relativeFrom="column">
               <wp:posOffset>-704849</wp:posOffset>
@@ -5127,7 +5252,7 @@
                     <pic:cNvPicPr preferRelativeResize="0"/>
                   </pic:nvPicPr>
                   <pic:blipFill>
-                    <a:blip r:embed="rId15"/>
+                    <a:blip r:embed="rId16"/>
                     <a:srcRect/>
                     <a:stretch>
                       <a:fillRect/>
@@ -5528,7 +5653,7 @@
         <w:ind w:left="0" w:firstLine="0"/>
         <w:jc w:val="both"/>
         <w:rPr>
-          <w:rFonts w:ascii="Arial" w:eastAsia="Arial" w:hAnsi="Arial" w:cs="Arial"/>
+          <w:rFonts w:ascii="Calibri" w:eastAsia="Arial" w:hAnsi="Calibri" w:cs="Calibri"/>
           <w:color w:val="000000"/>
           <w:sz w:val="26"/>
           <w:szCs w:val="26"/>
@@ -5538,7 +5663,7 @@
       <w:bookmarkEnd w:id="35"/>
       <w:r>
         <w:rPr>
-          <w:rFonts w:ascii="Arial" w:eastAsia="Arial" w:hAnsi="Arial" w:cs="Arial"/>
+          <w:rFonts w:ascii="Calibri" w:eastAsia="Arial" w:hAnsi="Calibri" w:cs="Calibri"/>
           <w:color w:val="000000"/>
           <w:sz w:val="26"/>
           <w:szCs w:val="26"/>
@@ -5578,8 +5703,8 @@
             <v:path o:extrusionok="f" gradientshapeok="t" o:connecttype="rect"/>
             <o:lock v:ext="edit" aspectratio="t"/>
           </v:shapetype>
-          <v:shape id="_x0000_s1026" type="#_x0000_t75" style="position:absolute;margin-left:-58.55pt;margin-top:34.15pt;width:539.3pt;height:413.85pt;z-index:-251655168;mso-position-horizontal-relative:text;mso-position-vertical-relative:text;mso-width-relative:page;mso-height-relative:page" wrapcoords="15657 248 11619 894 11619 1837 10362 2582 10362 3476 11429 4221 9943 4817 9905 5015 10514 5015 5790 5363 5524 5363 5524 6157 5676 6604 5829 7399 5067 7498 5105 7697 6400 8193 5981 8590 6552 8988 5790 9087 5714 9137 5714 10130 7695 10577 9067 10577 8190 11123 5676 11421 5524 11470 5524 12463 7276 12960 6743 13059 5029 13506 5029 13754 3771 14549 -38 15194 -38 16188 6476 16932 4876 17479 4876 17677 5752 17727 5752 18174 8000 18521 6133 18521 5714 18571 5714 19961 10781 20110 10590 20359 10552 21352 11886 21550 14476 21550 14667 21550 15848 20905 16686 20458 16152 20110 10781 20110 14781 19912 14705 19663 7619 19316 11314 19316 15390 18919 15352 18521 17295 18323 17257 17926 14895 17727 14971 17131 14286 17081 9181 16932 15086 16386 15048 16138 17295 15641 15200 15343 16495 15244 14705 14549 14781 13754 17295 13059 15505 12960 16533 12712 15886 12414 7810 12166 14705 12166 14781 11967 11010 11371 12533 11371 15352 10874 15314 10577 17295 10378 17257 9881 14933 9782 15010 9137 14133 9087 6781 8988 6933 8193 9257 8193 21600 7548 21600 6306 14286 5859 7810 5810 18971 5561 12533 5015 16724 5015 19467 4717 19314 4221 19086 3277 17943 3128 12648 2632 19848 1887 19924 943 15962 248 15657 248">
-            <v:imagedata r:id="rId16" o:title="EntidadRelacion"/>
+          <v:shape id="_x0000_s1026" type="#_x0000_t75" style="position:absolute;margin-left:-58.55pt;margin-top:34.15pt;width:539.3pt;height:413.85pt;z-index:-251657728;mso-position-horizontal-relative:text;mso-position-vertical-relative:text;mso-width-relative:page;mso-height-relative:page" wrapcoords="15657 248 11619 894 11619 1837 10362 2582 10362 3476 11429 4221 9943 4817 9905 5015 10514 5015 5790 5363 5524 5363 5524 6157 5676 6604 5829 7399 5067 7498 5105 7697 6400 8193 5981 8590 6552 8988 5790 9087 5714 9137 5714 10130 7695 10577 9067 10577 8190 11123 5676 11421 5524 11470 5524 12463 7276 12960 6743 13059 5029 13506 5029 13754 3771 14549 -38 15194 -38 16188 6476 16932 4876 17479 4876 17677 5752 17727 5752 18174 8000 18521 6133 18521 5714 18571 5714 19961 10781 20110 10590 20359 10552 21352 11886 21550 14476 21550 14667 21550 15848 20905 16686 20458 16152 20110 10781 20110 14781 19912 14705 19663 7619 19316 11314 19316 15390 18919 15352 18521 17295 18323 17257 17926 14895 17727 14971 17131 14286 17081 9181 16932 15086 16386 15048 16138 17295 15641 15200 15343 16495 15244 14705 14549 14781 13754 17295 13059 15505 12960 16533 12712 15886 12414 7810 12166 14705 12166 14781 11967 11010 11371 12533 11371 15352 10874 15314 10577 17295 10378 17257 9881 14933 9782 15010 9137 14133 9087 6781 8988 6933 8193 9257 8193 21600 7548 21600 6306 14286 5859 7810 5810 18971 5561 12533 5015 16724 5015 19467 4717 19314 4221 19086 3277 17943 3128 12648 2632 19848 1887 19924 943 15962 248 15657 248">
+            <v:imagedata r:id="rId17" o:title="EntidadRelacion"/>
             <w10:wrap type="through"/>
           </v:shape>
         </w:pict>
@@ -5613,7 +5738,7 @@
                     <pic:cNvPicPr preferRelativeResize="0"/>
                   </pic:nvPicPr>
                   <pic:blipFill>
-                    <a:blip r:embed="rId17"/>
+                    <a:blip r:embed="rId18"/>
                     <a:srcRect/>
                     <a:stretch>
                       <a:fillRect/>
@@ -5637,8 +5762,8 @@
       </w:r>
     </w:p>
     <w:sectPr>
-      <w:footerReference w:type="default" r:id="rId18"/>
-      <w:footerReference w:type="first" r:id="rId19"/>
+      <w:footerReference w:type="default" r:id="rId19"/>
+      <w:footerReference w:type="first" r:id="rId20"/>
       <w:pgSz w:w="11906" w:h="16838"/>
       <w:pgMar w:top="1417" w:right="1701" w:bottom="1417" w:left="1701" w:header="708" w:footer="708" w:gutter="0"/>
       <w:cols w:space="720"/>
@@ -5798,7 +5923,7 @@
         <w:noProof/>
         <w:color w:val="041C2C"/>
       </w:rPr>
-      <w:t>10</w:t>
+      <w:t>4</w:t>
     </w:r>
     <w:r>
       <w:rPr>
@@ -8597,7 +8722,7 @@
   <a:extraClrSchemeLst/>
   <a:extLst>
     <a:ext uri="{05A4C25C-085E-4340-85A3-A5531E510DB2}">
-      <thm15:themeFamily xmlns:thm15="http://schemas.microsoft.com/office/thememl/2012/main" xmlns="" name="Office Theme" id="{62F939B6-93AF-4DB8-9C6B-D6C7DFDC589F}" vid="{4A3C46E8-61CC-4603-A589-7422A47A8E4A}"/>
+      <thm15:themeFamily xmlns="" xmlns:thm15="http://schemas.microsoft.com/office/thememl/2012/main" name="Office Theme" id="{62F939B6-93AF-4DB8-9C6B-D6C7DFDC589F}" vid="{4A3C46E8-61CC-4603-A589-7422A47A8E4A}"/>
     </a:ext>
   </a:extLst>
 </a:theme>
@@ -8609,6 +8734,10 @@
 </go:gDocsCustomXmlDataStorage>
 </file>
 
+<file path=customXml/item2.xml><?xml version="1.0" encoding="utf-8"?>
+<b:Sources xmlns:b="http://schemas.openxmlformats.org/officeDocument/2006/bibliography" xmlns="http://schemas.openxmlformats.org/officeDocument/2006/bibliography" SelectedStyle="\APA.XSL" StyleName="APA"/>
+</file>
+
 <file path=customXml/itemProps1.xml><?xml version="1.0" encoding="utf-8"?>
 <ds:datastoreItem xmlns:ds="http://schemas.openxmlformats.org/officeDocument/2006/customXml" ds:itemID="{11111111-1234-1234-1234-123412341234}">
   <ds:schemaRefs>
@@ -8616,4 +8745,12 @@
     <ds:schemaRef ds:uri="http://customooxmlschemas.google.com/"/>
   </ds:schemaRefs>
 </ds:datastoreItem>
+</file>
+
+<file path=customXml/itemProps2.xml><?xml version="1.0" encoding="utf-8"?>
+<ds:datastoreItem xmlns:ds="http://schemas.openxmlformats.org/officeDocument/2006/customXml" ds:itemID="{86FC890C-C6AE-413D-8D13-8AA4CC75D52D}">
+  <ds:schemaRefs>
+    <ds:schemaRef ds:uri="http://schemas.openxmlformats.org/officeDocument/2006/bibliography"/>
+  </ds:schemaRefs>
+</ds:datastoreItem>
 </file>
--- a/Memoria_Proyecto.docx
+++ b/Memoria_Proyecto.docx
@@ -5165,522 +5165,6 @@
       <w:bookmarkEnd w:id="13"/>
       <w:r>
         <w:rPr>
-          <w:rFonts w:ascii="Calibri" w:eastAsia="Arial" w:hAnsi="Calibri" w:cs="Calibri"/>
-          <w:color w:val="000000"/>
-          <w:sz w:val="26"/>
-          <w:szCs w:val="26"/>
-        </w:rPr>
-        <w:t>5.1. Casos de Uso</w:t>
-      </w:r>
-    </w:p>
-    <w:p>
-      <w:pPr>
-        <w:pStyle w:val="Ttulo3"/>
-        <w:keepNext w:val="0"/>
-        <w:keepLines w:val="0"/>
-        <w:spacing w:before="0" w:after="80" w:line="276" w:lineRule="auto"/>
-        <w:ind w:left="0" w:firstLine="0"/>
-        <w:jc w:val="both"/>
-        <w:rPr>
-          <w:rFonts w:ascii="Calibri" w:eastAsia="Arial" w:hAnsi="Calibri" w:cs="Calibri"/>
-          <w:color w:val="000000"/>
-          <w:sz w:val="26"/>
-          <w:szCs w:val="26"/>
-        </w:rPr>
-      </w:pPr>
-      <w:bookmarkStart w:id="14" w:name="_heading=h.5p92d0d39y4u" w:colFirst="0" w:colLast="0"/>
-      <w:bookmarkEnd w:id="14"/>
-    </w:p>
-    <w:p>
-      <w:pPr>
-        <w:pStyle w:val="Ttulo3"/>
-        <w:keepNext w:val="0"/>
-        <w:keepLines w:val="0"/>
-        <w:spacing w:before="0" w:after="80" w:line="276" w:lineRule="auto"/>
-        <w:ind w:left="0" w:firstLine="0"/>
-        <w:jc w:val="both"/>
-        <w:rPr>
-          <w:rFonts w:ascii="Arial" w:eastAsia="Arial" w:hAnsi="Arial" w:cs="Arial"/>
-          <w:color w:val="000000"/>
-          <w:sz w:val="26"/>
-          <w:szCs w:val="26"/>
-        </w:rPr>
-      </w:pPr>
-      <w:bookmarkStart w:id="15" w:name="_heading=h.vrq0taqtzqb" w:colFirst="0" w:colLast="0"/>
-      <w:bookmarkEnd w:id="15"/>
-    </w:p>
-    <w:p>
-      <w:pPr>
-        <w:pStyle w:val="Ttulo3"/>
-        <w:keepNext w:val="0"/>
-        <w:keepLines w:val="0"/>
-        <w:spacing w:before="0" w:after="80" w:line="276" w:lineRule="auto"/>
-        <w:ind w:left="0" w:firstLine="0"/>
-        <w:jc w:val="both"/>
-        <w:rPr>
-          <w:rFonts w:ascii="Arial" w:eastAsia="Arial" w:hAnsi="Arial" w:cs="Arial"/>
-          <w:color w:val="000000"/>
-          <w:sz w:val="26"/>
-          <w:szCs w:val="26"/>
-        </w:rPr>
-      </w:pPr>
-      <w:bookmarkStart w:id="16" w:name="_heading=h.fk5ejhtjd4c5" w:colFirst="0" w:colLast="0"/>
-      <w:bookmarkEnd w:id="16"/>
-      <w:r>
-        <w:rPr>
-          <w:noProof/>
-        </w:rPr>
-        <w:drawing>
-          <wp:anchor distT="114300" distB="114300" distL="114300" distR="114300" simplePos="0" relativeHeight="251657728" behindDoc="0" locked="0" layoutInCell="1" allowOverlap="1">
-            <wp:simplePos x="0" y="0"/>
-            <wp:positionH relativeFrom="column">
-              <wp:posOffset>-704849</wp:posOffset>
-            </wp:positionH>
-            <wp:positionV relativeFrom="paragraph">
-              <wp:posOffset>178549</wp:posOffset>
-            </wp:positionV>
-            <wp:extent cx="7038194" cy="3902999"/>
-            <wp:effectExtent l="0" t="0" r="0" b="0"/>
-            <wp:wrapNone/>
-            <wp:docPr id="5" name="image3.png"/>
-            <wp:cNvGraphicFramePr/>
-            <a:graphic xmlns:a="http://schemas.openxmlformats.org/drawingml/2006/main">
-              <a:graphicData uri="http://schemas.openxmlformats.org/drawingml/2006/picture">
-                <pic:pic xmlns:pic="http://schemas.openxmlformats.org/drawingml/2006/picture">
-                  <pic:nvPicPr>
-                    <pic:cNvPr id="0" name="image3.png"/>
-                    <pic:cNvPicPr preferRelativeResize="0"/>
-                  </pic:nvPicPr>
-                  <pic:blipFill>
-                    <a:blip r:embed="rId16"/>
-                    <a:srcRect/>
-                    <a:stretch>
-                      <a:fillRect/>
-                    </a:stretch>
-                  </pic:blipFill>
-                  <pic:spPr>
-                    <a:xfrm>
-                      <a:off x="0" y="0"/>
-                      <a:ext cx="7038194" cy="3902999"/>
-                    </a:xfrm>
-                    <a:prstGeom prst="rect">
-                      <a:avLst/>
-                    </a:prstGeom>
-                    <a:ln/>
-                  </pic:spPr>
-                </pic:pic>
-              </a:graphicData>
-            </a:graphic>
-          </wp:anchor>
-        </w:drawing>
-      </w:r>
-    </w:p>
-    <w:p>
-      <w:pPr>
-        <w:pStyle w:val="Ttulo3"/>
-        <w:keepNext w:val="0"/>
-        <w:keepLines w:val="0"/>
-        <w:spacing w:before="0" w:after="80" w:line="276" w:lineRule="auto"/>
-        <w:ind w:left="0" w:firstLine="0"/>
-        <w:jc w:val="both"/>
-        <w:rPr>
-          <w:rFonts w:ascii="Arial" w:eastAsia="Arial" w:hAnsi="Arial" w:cs="Arial"/>
-          <w:color w:val="000000"/>
-          <w:sz w:val="26"/>
-          <w:szCs w:val="26"/>
-        </w:rPr>
-      </w:pPr>
-      <w:bookmarkStart w:id="17" w:name="_heading=h.p2h6efthkbov" w:colFirst="0" w:colLast="0"/>
-      <w:bookmarkEnd w:id="17"/>
-    </w:p>
-    <w:p>
-      <w:pPr>
-        <w:pStyle w:val="Ttulo3"/>
-        <w:keepNext w:val="0"/>
-        <w:keepLines w:val="0"/>
-        <w:spacing w:before="0" w:after="80" w:line="276" w:lineRule="auto"/>
-        <w:ind w:left="0" w:firstLine="0"/>
-        <w:jc w:val="both"/>
-        <w:rPr>
-          <w:rFonts w:ascii="Arial" w:eastAsia="Arial" w:hAnsi="Arial" w:cs="Arial"/>
-          <w:color w:val="000000"/>
-          <w:sz w:val="26"/>
-          <w:szCs w:val="26"/>
-        </w:rPr>
-      </w:pPr>
-      <w:bookmarkStart w:id="18" w:name="_heading=h.431amrjapmdf" w:colFirst="0" w:colLast="0"/>
-      <w:bookmarkEnd w:id="18"/>
-    </w:p>
-    <w:p>
-      <w:pPr>
-        <w:pStyle w:val="Ttulo3"/>
-        <w:keepNext w:val="0"/>
-        <w:keepLines w:val="0"/>
-        <w:spacing w:before="0" w:after="80" w:line="276" w:lineRule="auto"/>
-        <w:ind w:left="0" w:firstLine="0"/>
-        <w:jc w:val="both"/>
-        <w:rPr>
-          <w:rFonts w:ascii="Arial" w:eastAsia="Arial" w:hAnsi="Arial" w:cs="Arial"/>
-          <w:color w:val="000000"/>
-          <w:sz w:val="26"/>
-          <w:szCs w:val="26"/>
-        </w:rPr>
-      </w:pPr>
-      <w:bookmarkStart w:id="19" w:name="_heading=h.k2g4nnia9hwk" w:colFirst="0" w:colLast="0"/>
-      <w:bookmarkEnd w:id="19"/>
-    </w:p>
-    <w:p>
-      <w:pPr>
-        <w:pStyle w:val="Ttulo3"/>
-        <w:keepNext w:val="0"/>
-        <w:keepLines w:val="0"/>
-        <w:spacing w:before="0" w:after="80" w:line="276" w:lineRule="auto"/>
-        <w:ind w:left="0" w:firstLine="0"/>
-        <w:jc w:val="both"/>
-        <w:rPr>
-          <w:rFonts w:ascii="Arial" w:eastAsia="Arial" w:hAnsi="Arial" w:cs="Arial"/>
-          <w:color w:val="000000"/>
-          <w:sz w:val="26"/>
-          <w:szCs w:val="26"/>
-        </w:rPr>
-      </w:pPr>
-      <w:bookmarkStart w:id="20" w:name="_heading=h.j2qjpzs3jfwr" w:colFirst="0" w:colLast="0"/>
-      <w:bookmarkEnd w:id="20"/>
-    </w:p>
-    <w:p>
-      <w:pPr>
-        <w:pStyle w:val="Ttulo3"/>
-        <w:keepNext w:val="0"/>
-        <w:keepLines w:val="0"/>
-        <w:spacing w:before="0" w:after="80" w:line="276" w:lineRule="auto"/>
-        <w:ind w:left="0" w:firstLine="0"/>
-        <w:jc w:val="both"/>
-        <w:rPr>
-          <w:rFonts w:ascii="Arial" w:eastAsia="Arial" w:hAnsi="Arial" w:cs="Arial"/>
-          <w:color w:val="000000"/>
-          <w:sz w:val="26"/>
-          <w:szCs w:val="26"/>
-        </w:rPr>
-      </w:pPr>
-      <w:bookmarkStart w:id="21" w:name="_heading=h.zf40pccve210" w:colFirst="0" w:colLast="0"/>
-      <w:bookmarkEnd w:id="21"/>
-    </w:p>
-    <w:p>
-      <w:pPr>
-        <w:pStyle w:val="Ttulo3"/>
-        <w:keepNext w:val="0"/>
-        <w:keepLines w:val="0"/>
-        <w:spacing w:before="0" w:after="80" w:line="276" w:lineRule="auto"/>
-        <w:ind w:left="0" w:firstLine="0"/>
-        <w:jc w:val="both"/>
-        <w:rPr>
-          <w:rFonts w:ascii="Arial" w:eastAsia="Arial" w:hAnsi="Arial" w:cs="Arial"/>
-          <w:color w:val="000000"/>
-          <w:sz w:val="26"/>
-          <w:szCs w:val="26"/>
-        </w:rPr>
-      </w:pPr>
-      <w:bookmarkStart w:id="22" w:name="_heading=h.z612tqsemq3u" w:colFirst="0" w:colLast="0"/>
-      <w:bookmarkEnd w:id="22"/>
-    </w:p>
-    <w:p>
-      <w:pPr>
-        <w:pStyle w:val="Ttulo3"/>
-        <w:keepNext w:val="0"/>
-        <w:keepLines w:val="0"/>
-        <w:spacing w:before="0" w:after="80" w:line="276" w:lineRule="auto"/>
-        <w:ind w:left="0" w:firstLine="0"/>
-        <w:jc w:val="both"/>
-        <w:rPr>
-          <w:rFonts w:ascii="Arial" w:eastAsia="Arial" w:hAnsi="Arial" w:cs="Arial"/>
-          <w:color w:val="000000"/>
-          <w:sz w:val="26"/>
-          <w:szCs w:val="26"/>
-        </w:rPr>
-      </w:pPr>
-      <w:bookmarkStart w:id="23" w:name="_heading=h.8ccypxlv8jpb" w:colFirst="0" w:colLast="0"/>
-      <w:bookmarkEnd w:id="23"/>
-    </w:p>
-    <w:p>
-      <w:pPr>
-        <w:pStyle w:val="Ttulo3"/>
-        <w:keepNext w:val="0"/>
-        <w:keepLines w:val="0"/>
-        <w:spacing w:before="0" w:after="80" w:line="276" w:lineRule="auto"/>
-        <w:ind w:left="0" w:firstLine="0"/>
-        <w:jc w:val="both"/>
-        <w:rPr>
-          <w:rFonts w:ascii="Arial" w:eastAsia="Arial" w:hAnsi="Arial" w:cs="Arial"/>
-          <w:color w:val="000000"/>
-          <w:sz w:val="26"/>
-          <w:szCs w:val="26"/>
-        </w:rPr>
-      </w:pPr>
-      <w:bookmarkStart w:id="24" w:name="_heading=h.ijz74cx3s6s0" w:colFirst="0" w:colLast="0"/>
-      <w:bookmarkEnd w:id="24"/>
-    </w:p>
-    <w:p>
-      <w:pPr>
-        <w:pStyle w:val="Ttulo3"/>
-        <w:keepNext w:val="0"/>
-        <w:keepLines w:val="0"/>
-        <w:spacing w:before="0" w:after="80" w:line="276" w:lineRule="auto"/>
-        <w:ind w:left="0" w:firstLine="0"/>
-        <w:jc w:val="both"/>
-        <w:rPr>
-          <w:rFonts w:ascii="Arial" w:eastAsia="Arial" w:hAnsi="Arial" w:cs="Arial"/>
-          <w:color w:val="000000"/>
-          <w:sz w:val="26"/>
-          <w:szCs w:val="26"/>
-        </w:rPr>
-      </w:pPr>
-      <w:bookmarkStart w:id="25" w:name="_heading=h.g5k6jcidclq1" w:colFirst="0" w:colLast="0"/>
-      <w:bookmarkEnd w:id="25"/>
-    </w:p>
-    <w:p>
-      <w:pPr>
-        <w:pStyle w:val="Ttulo3"/>
-        <w:keepNext w:val="0"/>
-        <w:keepLines w:val="0"/>
-        <w:spacing w:before="0" w:after="80" w:line="276" w:lineRule="auto"/>
-        <w:ind w:left="0" w:firstLine="0"/>
-        <w:jc w:val="both"/>
-        <w:rPr>
-          <w:rFonts w:ascii="Arial" w:eastAsia="Arial" w:hAnsi="Arial" w:cs="Arial"/>
-          <w:color w:val="000000"/>
-          <w:sz w:val="26"/>
-          <w:szCs w:val="26"/>
-        </w:rPr>
-      </w:pPr>
-      <w:bookmarkStart w:id="26" w:name="_heading=h.zchdtnkqyh28" w:colFirst="0" w:colLast="0"/>
-      <w:bookmarkEnd w:id="26"/>
-    </w:p>
-    <w:p>
-      <w:pPr>
-        <w:pStyle w:val="Ttulo3"/>
-        <w:keepNext w:val="0"/>
-        <w:keepLines w:val="0"/>
-        <w:spacing w:before="0" w:after="80" w:line="276" w:lineRule="auto"/>
-        <w:ind w:left="0" w:firstLine="0"/>
-        <w:jc w:val="both"/>
-        <w:rPr>
-          <w:rFonts w:ascii="Arial" w:eastAsia="Arial" w:hAnsi="Arial" w:cs="Arial"/>
-          <w:color w:val="000000"/>
-          <w:sz w:val="26"/>
-          <w:szCs w:val="26"/>
-        </w:rPr>
-      </w:pPr>
-      <w:bookmarkStart w:id="27" w:name="_heading=h.qw9gk7fe1m59" w:colFirst="0" w:colLast="0"/>
-      <w:bookmarkEnd w:id="27"/>
-    </w:p>
-    <w:p>
-      <w:pPr>
-        <w:pStyle w:val="Ttulo3"/>
-        <w:keepNext w:val="0"/>
-        <w:keepLines w:val="0"/>
-        <w:spacing w:before="0" w:after="80" w:line="276" w:lineRule="auto"/>
-        <w:ind w:left="0" w:firstLine="0"/>
-        <w:jc w:val="both"/>
-        <w:rPr>
-          <w:rFonts w:ascii="Arial" w:eastAsia="Arial" w:hAnsi="Arial" w:cs="Arial"/>
-          <w:color w:val="000000"/>
-          <w:sz w:val="26"/>
-          <w:szCs w:val="26"/>
-        </w:rPr>
-      </w:pPr>
-      <w:bookmarkStart w:id="28" w:name="_heading=h.2wxgfy4uin7t" w:colFirst="0" w:colLast="0"/>
-      <w:bookmarkEnd w:id="28"/>
-    </w:p>
-    <w:p>
-      <w:pPr>
-        <w:pStyle w:val="Ttulo3"/>
-        <w:keepNext w:val="0"/>
-        <w:keepLines w:val="0"/>
-        <w:spacing w:before="0" w:after="80" w:line="276" w:lineRule="auto"/>
-        <w:ind w:left="0" w:firstLine="0"/>
-        <w:jc w:val="both"/>
-        <w:rPr>
-          <w:rFonts w:ascii="Arial" w:eastAsia="Arial" w:hAnsi="Arial" w:cs="Arial"/>
-          <w:color w:val="000000"/>
-          <w:sz w:val="26"/>
-          <w:szCs w:val="26"/>
-        </w:rPr>
-      </w:pPr>
-      <w:bookmarkStart w:id="29" w:name="_heading=h.mm1fmjmg5ajq" w:colFirst="0" w:colLast="0"/>
-      <w:bookmarkEnd w:id="29"/>
-    </w:p>
-    <w:p>
-      <w:pPr>
-        <w:pStyle w:val="Ttulo3"/>
-        <w:keepNext w:val="0"/>
-        <w:keepLines w:val="0"/>
-        <w:spacing w:before="0" w:after="80" w:line="276" w:lineRule="auto"/>
-        <w:ind w:left="0" w:firstLine="0"/>
-        <w:jc w:val="both"/>
-        <w:rPr>
-          <w:rFonts w:ascii="Arial" w:eastAsia="Arial" w:hAnsi="Arial" w:cs="Arial"/>
-          <w:color w:val="000000"/>
-          <w:sz w:val="26"/>
-          <w:szCs w:val="26"/>
-        </w:rPr>
-      </w:pPr>
-      <w:bookmarkStart w:id="30" w:name="_heading=h.6uefgf7jsbto" w:colFirst="0" w:colLast="0"/>
-      <w:bookmarkEnd w:id="30"/>
-    </w:p>
-    <w:p>
-      <w:pPr>
-        <w:pStyle w:val="Ttulo3"/>
-        <w:keepNext w:val="0"/>
-        <w:keepLines w:val="0"/>
-        <w:spacing w:before="0" w:after="80" w:line="276" w:lineRule="auto"/>
-        <w:ind w:left="0" w:firstLine="0"/>
-        <w:jc w:val="both"/>
-        <w:rPr>
-          <w:rFonts w:ascii="Arial" w:eastAsia="Arial" w:hAnsi="Arial" w:cs="Arial"/>
-          <w:color w:val="000000"/>
-          <w:sz w:val="26"/>
-          <w:szCs w:val="26"/>
-        </w:rPr>
-      </w:pPr>
-      <w:bookmarkStart w:id="31" w:name="_heading=h.d5mmn2mgx1e" w:colFirst="0" w:colLast="0"/>
-      <w:bookmarkEnd w:id="31"/>
-    </w:p>
-    <w:p>
-      <w:pPr>
-        <w:pStyle w:val="Ttulo3"/>
-        <w:keepNext w:val="0"/>
-        <w:keepLines w:val="0"/>
-        <w:spacing w:before="0" w:after="80" w:line="276" w:lineRule="auto"/>
-        <w:ind w:left="0" w:firstLine="0"/>
-        <w:jc w:val="both"/>
-        <w:rPr>
-          <w:rFonts w:ascii="Arial" w:eastAsia="Arial" w:hAnsi="Arial" w:cs="Arial"/>
-          <w:color w:val="000000"/>
-          <w:sz w:val="26"/>
-          <w:szCs w:val="26"/>
-        </w:rPr>
-      </w:pPr>
-      <w:bookmarkStart w:id="32" w:name="_heading=h.idmue1u5ni2w" w:colFirst="0" w:colLast="0"/>
-      <w:bookmarkEnd w:id="32"/>
-    </w:p>
-    <w:p>
-      <w:pPr>
-        <w:pStyle w:val="Ttulo3"/>
-        <w:keepNext w:val="0"/>
-        <w:keepLines w:val="0"/>
-        <w:spacing w:before="0" w:after="80" w:line="276" w:lineRule="auto"/>
-        <w:ind w:left="0" w:firstLine="0"/>
-        <w:jc w:val="both"/>
-        <w:rPr>
-          <w:rFonts w:ascii="Arial" w:eastAsia="Arial" w:hAnsi="Arial" w:cs="Arial"/>
-          <w:color w:val="000000"/>
-          <w:sz w:val="26"/>
-          <w:szCs w:val="26"/>
-        </w:rPr>
-      </w:pPr>
-      <w:bookmarkStart w:id="33" w:name="_heading=h.fckzrfhj14oh" w:colFirst="0" w:colLast="0"/>
-      <w:bookmarkEnd w:id="33"/>
-    </w:p>
-    <w:p>
-      <w:pPr>
-        <w:pStyle w:val="Ttulo3"/>
-        <w:keepNext w:val="0"/>
-        <w:keepLines w:val="0"/>
-        <w:spacing w:before="0" w:after="80" w:line="276" w:lineRule="auto"/>
-        <w:ind w:left="0" w:firstLine="0"/>
-        <w:jc w:val="both"/>
-        <w:rPr>
-          <w:rFonts w:ascii="Arial" w:eastAsia="Arial" w:hAnsi="Arial" w:cs="Arial"/>
-          <w:color w:val="000000"/>
-          <w:sz w:val="26"/>
-          <w:szCs w:val="26"/>
-        </w:rPr>
-      </w:pPr>
-      <w:bookmarkStart w:id="34" w:name="_heading=h.pb2ip5d1rmw1" w:colFirst="0" w:colLast="0"/>
-      <w:bookmarkEnd w:id="34"/>
-    </w:p>
-    <w:p>
-      <w:pPr>
-        <w:pStyle w:val="normal0"/>
-      </w:pPr>
-    </w:p>
-    <w:p>
-      <w:pPr>
-        <w:pStyle w:val="normal0"/>
-      </w:pPr>
-    </w:p>
-    <w:p>
-      <w:pPr>
-        <w:pStyle w:val="normal0"/>
-      </w:pPr>
-    </w:p>
-    <w:p>
-      <w:pPr>
-        <w:pStyle w:val="normal0"/>
-      </w:pPr>
-    </w:p>
-    <w:p>
-      <w:pPr>
-        <w:pStyle w:val="normal0"/>
-      </w:pPr>
-    </w:p>
-    <w:p>
-      <w:pPr>
-        <w:pStyle w:val="normal0"/>
-      </w:pPr>
-    </w:p>
-    <w:p>
-      <w:pPr>
-        <w:pStyle w:val="normal0"/>
-      </w:pPr>
-    </w:p>
-    <w:p>
-      <w:pPr>
-        <w:pStyle w:val="normal0"/>
-      </w:pPr>
-    </w:p>
-    <w:p>
-      <w:pPr>
-        <w:pStyle w:val="normal0"/>
-      </w:pPr>
-    </w:p>
-    <w:p>
-      <w:pPr>
-        <w:pStyle w:val="Ttulo3"/>
-        <w:keepNext w:val="0"/>
-        <w:keepLines w:val="0"/>
-        <w:spacing w:before="0" w:after="80" w:line="276" w:lineRule="auto"/>
-        <w:ind w:left="0" w:firstLine="0"/>
-        <w:jc w:val="both"/>
-        <w:rPr>
-          <w:rFonts w:ascii="Calibri" w:eastAsia="Arial" w:hAnsi="Calibri" w:cs="Calibri"/>
-          <w:color w:val="000000"/>
-          <w:sz w:val="26"/>
-          <w:szCs w:val="26"/>
-        </w:rPr>
-      </w:pPr>
-      <w:bookmarkStart w:id="35" w:name="_heading=h.mafw534vet4u" w:colFirst="0" w:colLast="0"/>
-      <w:bookmarkEnd w:id="35"/>
-      <w:r>
-        <w:rPr>
-          <w:rFonts w:ascii="Calibri" w:eastAsia="Arial" w:hAnsi="Calibri" w:cs="Calibri"/>
-          <w:color w:val="000000"/>
-          <w:sz w:val="26"/>
-          <w:szCs w:val="26"/>
-        </w:rPr>
-        <w:lastRenderedPageBreak/>
-        <w:t>5.2. Modelo Entidad-Relación y relacional</w:t>
-      </w:r>
-    </w:p>
-    <w:p>
-      <w:pPr>
-        <w:pStyle w:val="normal0"/>
-        <w:rPr>
-          <w:rFonts w:ascii="Arial" w:eastAsia="Arial" w:hAnsi="Arial" w:cs="Arial"/>
-        </w:rPr>
-      </w:pPr>
-      <w:r>
-        <w:rPr>
           <w:noProof/>
         </w:rPr>
         <w:pict>
@@ -5703,7 +5187,8903 @@
             <v:path o:extrusionok="f" gradientshapeok="t" o:connecttype="rect"/>
             <o:lock v:ext="edit" aspectratio="t"/>
           </v:shapetype>
-          <v:shape id="_x0000_s1026" type="#_x0000_t75" style="position:absolute;margin-left:-58.55pt;margin-top:34.15pt;width:539.3pt;height:413.85pt;z-index:-251657728;mso-position-horizontal-relative:text;mso-position-vertical-relative:text;mso-width-relative:page;mso-height-relative:page" wrapcoords="15657 248 11619 894 11619 1837 10362 2582 10362 3476 11429 4221 9943 4817 9905 5015 10514 5015 5790 5363 5524 5363 5524 6157 5676 6604 5829 7399 5067 7498 5105 7697 6400 8193 5981 8590 6552 8988 5790 9087 5714 9137 5714 10130 7695 10577 9067 10577 8190 11123 5676 11421 5524 11470 5524 12463 7276 12960 6743 13059 5029 13506 5029 13754 3771 14549 -38 15194 -38 16188 6476 16932 4876 17479 4876 17677 5752 17727 5752 18174 8000 18521 6133 18521 5714 18571 5714 19961 10781 20110 10590 20359 10552 21352 11886 21550 14476 21550 14667 21550 15848 20905 16686 20458 16152 20110 10781 20110 14781 19912 14705 19663 7619 19316 11314 19316 15390 18919 15352 18521 17295 18323 17257 17926 14895 17727 14971 17131 14286 17081 9181 16932 15086 16386 15048 16138 17295 15641 15200 15343 16495 15244 14705 14549 14781 13754 17295 13059 15505 12960 16533 12712 15886 12414 7810 12166 14705 12166 14781 11967 11010 11371 12533 11371 15352 10874 15314 10577 17295 10378 17257 9881 14933 9782 15010 9137 14133 9087 6781 8988 6933 8193 9257 8193 21600 7548 21600 6306 14286 5859 7810 5810 18971 5561 12533 5015 16724 5015 19467 4717 19314 4221 19086 3277 17943 3128 12648 2632 19848 1887 19924 943 15962 248 15657 248">
+          <v:shape id="_x0000_s1028" type="#_x0000_t75" style="position:absolute;left:0;text-align:left;margin-left:-77.1pt;margin-top:17.35pt;width:580.5pt;height:367.3pt;z-index:-251655680" wrapcoords="1069 0 687 121 343 543 496 1931 267 2172 267 2594 382 2896 1030 3861 611 3922 229 4344 267 5370 5190 5792 1183 5792 229 5853 229 7301 4847 7723 1336 7904 76 8025 76 9473 2404 9654 10800 9654 1221 10076 153 10197 114 10981 343 11464 649 11584 687 12550 343 12670 76 13093 114 13998 5763 14480 10800 14480 76 15144 -38 15747 -38 16049 229 16411 229 16773 7136 17377 10800 17377 10495 17920 10342 18282 840 18523 840 19066 10800 19307 916 20031 916 20152 1183 20152 6411 20152 10876 19790 10800 17377 11182 17377 14731 16532 14960 16230 15036 15868 14883 15446 14960 15144 13929 14903 10800 14480 10342 13817 2061 13515 4541 12912 11792 12550 21371 12067 21333 11584 21562 11343 21600 10860 21600 10136 20341 10016 10800 9654 10037 8930 9655 8869 2213 8688 11220 7723 11563 7180 11487 6758 10762 5792 2213 4827 4427 4103 1450 3861 2099 2896 4580 2112 1984 1931 14464 1508 2366 965 4770 181 1679 0 1069 0">
+            <v:imagedata r:id="rId16" o:title="casos de uso tfg"/>
+            <w10:wrap type="through"/>
+          </v:shape>
+        </w:pict>
+      </w:r>
+      <w:r>
+        <w:rPr>
+          <w:rFonts w:ascii="Calibri" w:eastAsia="Arial" w:hAnsi="Calibri" w:cs="Calibri"/>
+          <w:color w:val="000000"/>
+          <w:sz w:val="26"/>
+          <w:szCs w:val="26"/>
+        </w:rPr>
+        <w:t>5.1. Casos de Uso</w:t>
+      </w:r>
+    </w:p>
+    <w:p>
+      <w:pPr>
+        <w:pStyle w:val="Ttulo3"/>
+        <w:keepNext w:val="0"/>
+        <w:keepLines w:val="0"/>
+        <w:spacing w:before="0" w:after="80" w:line="276" w:lineRule="auto"/>
+        <w:ind w:left="0" w:firstLine="0"/>
+        <w:jc w:val="both"/>
+        <w:rPr>
+          <w:rFonts w:ascii="Calibri" w:eastAsia="Arial" w:hAnsi="Calibri" w:cs="Calibri"/>
+          <w:color w:val="000000"/>
+          <w:sz w:val="26"/>
+          <w:szCs w:val="26"/>
+        </w:rPr>
+      </w:pPr>
+      <w:bookmarkStart w:id="14" w:name="_heading=h.5p92d0d39y4u" w:colFirst="0" w:colLast="0"/>
+      <w:bookmarkEnd w:id="14"/>
+    </w:p>
+    <w:p>
+      <w:pPr>
+        <w:pStyle w:val="Ttulo3"/>
+        <w:keepNext w:val="0"/>
+        <w:keepLines w:val="0"/>
+        <w:spacing w:before="0" w:after="80" w:line="276" w:lineRule="auto"/>
+        <w:ind w:left="0" w:firstLine="0"/>
+        <w:jc w:val="both"/>
+        <w:rPr>
+          <w:rFonts w:ascii="Arial" w:eastAsia="Arial" w:hAnsi="Arial" w:cs="Arial"/>
+          <w:color w:val="000000"/>
+          <w:sz w:val="26"/>
+          <w:szCs w:val="26"/>
+        </w:rPr>
+      </w:pPr>
+      <w:bookmarkStart w:id="15" w:name="_heading=h.vrq0taqtzqb" w:colFirst="0" w:colLast="0"/>
+      <w:bookmarkEnd w:id="15"/>
+    </w:p>
+    <w:p>
+      <w:pPr>
+        <w:pStyle w:val="Ttulo3"/>
+        <w:keepNext w:val="0"/>
+        <w:keepLines w:val="0"/>
+        <w:spacing w:before="0" w:after="80" w:line="276" w:lineRule="auto"/>
+        <w:ind w:left="0" w:firstLine="0"/>
+        <w:jc w:val="both"/>
+        <w:rPr>
+          <w:rFonts w:ascii="Arial" w:eastAsia="Arial" w:hAnsi="Arial" w:cs="Arial"/>
+          <w:color w:val="000000"/>
+          <w:sz w:val="26"/>
+          <w:szCs w:val="26"/>
+        </w:rPr>
+      </w:pPr>
+      <w:bookmarkStart w:id="16" w:name="_heading=h.fk5ejhtjd4c5" w:colFirst="0" w:colLast="0"/>
+      <w:bookmarkEnd w:id="16"/>
+    </w:p>
+    <w:p>
+      <w:pPr>
+        <w:pStyle w:val="Ttulo3"/>
+        <w:keepNext w:val="0"/>
+        <w:keepLines w:val="0"/>
+        <w:spacing w:before="0" w:after="80" w:line="276" w:lineRule="auto"/>
+        <w:ind w:left="0" w:firstLine="0"/>
+        <w:jc w:val="both"/>
+        <w:rPr>
+          <w:rFonts w:ascii="Arial" w:eastAsia="Arial" w:hAnsi="Arial" w:cs="Arial"/>
+          <w:color w:val="000000"/>
+          <w:sz w:val="26"/>
+          <w:szCs w:val="26"/>
+        </w:rPr>
+      </w:pPr>
+      <w:bookmarkStart w:id="17" w:name="_heading=h.p2h6efthkbov" w:colFirst="0" w:colLast="0"/>
+      <w:bookmarkEnd w:id="17"/>
+    </w:p>
+    <w:p>
+      <w:pPr>
+        <w:pStyle w:val="Ttulo3"/>
+        <w:keepNext w:val="0"/>
+        <w:keepLines w:val="0"/>
+        <w:spacing w:before="0" w:after="80" w:line="276" w:lineRule="auto"/>
+        <w:ind w:left="0" w:firstLine="0"/>
+        <w:jc w:val="both"/>
+        <w:rPr>
+          <w:rFonts w:ascii="Arial" w:eastAsia="Arial" w:hAnsi="Arial" w:cs="Arial"/>
+          <w:color w:val="000000"/>
+          <w:sz w:val="26"/>
+          <w:szCs w:val="26"/>
+        </w:rPr>
+      </w:pPr>
+      <w:bookmarkStart w:id="18" w:name="_heading=h.431amrjapmdf" w:colFirst="0" w:colLast="0"/>
+      <w:bookmarkEnd w:id="18"/>
+    </w:p>
+    <w:p>
+      <w:pPr>
+        <w:pStyle w:val="Ttulo3"/>
+        <w:keepNext w:val="0"/>
+        <w:keepLines w:val="0"/>
+        <w:spacing w:before="0" w:after="80" w:line="276" w:lineRule="auto"/>
+        <w:ind w:left="0" w:firstLine="0"/>
+        <w:jc w:val="both"/>
+        <w:rPr>
+          <w:rFonts w:ascii="Arial" w:eastAsia="Arial" w:hAnsi="Arial" w:cs="Arial"/>
+          <w:color w:val="000000"/>
+          <w:sz w:val="26"/>
+          <w:szCs w:val="26"/>
+        </w:rPr>
+      </w:pPr>
+      <w:bookmarkStart w:id="19" w:name="_heading=h.k2g4nnia9hwk" w:colFirst="0" w:colLast="0"/>
+      <w:bookmarkEnd w:id="19"/>
+    </w:p>
+    <w:p>
+      <w:pPr>
+        <w:pStyle w:val="Ttulo3"/>
+        <w:keepNext w:val="0"/>
+        <w:keepLines w:val="0"/>
+        <w:spacing w:before="0" w:after="80" w:line="276" w:lineRule="auto"/>
+        <w:ind w:left="0" w:firstLine="0"/>
+        <w:jc w:val="both"/>
+        <w:rPr>
+          <w:rFonts w:ascii="Arial" w:eastAsia="Arial" w:hAnsi="Arial" w:cs="Arial"/>
+          <w:color w:val="000000"/>
+          <w:sz w:val="26"/>
+          <w:szCs w:val="26"/>
+        </w:rPr>
+      </w:pPr>
+      <w:bookmarkStart w:id="20" w:name="_heading=h.j2qjpzs3jfwr" w:colFirst="0" w:colLast="0"/>
+      <w:bookmarkEnd w:id="20"/>
+    </w:p>
+    <w:p>
+      <w:pPr>
+        <w:pStyle w:val="Ttulo3"/>
+        <w:keepNext w:val="0"/>
+        <w:keepLines w:val="0"/>
+        <w:spacing w:before="0" w:after="80" w:line="276" w:lineRule="auto"/>
+        <w:ind w:left="0" w:firstLine="0"/>
+        <w:jc w:val="both"/>
+        <w:rPr>
+          <w:rFonts w:ascii="Arial" w:eastAsia="Arial" w:hAnsi="Arial" w:cs="Arial"/>
+          <w:color w:val="000000"/>
+          <w:sz w:val="26"/>
+          <w:szCs w:val="26"/>
+        </w:rPr>
+      </w:pPr>
+      <w:bookmarkStart w:id="21" w:name="_heading=h.zf40pccve210" w:colFirst="0" w:colLast="0"/>
+      <w:bookmarkEnd w:id="21"/>
+    </w:p>
+    <w:p>
+      <w:pPr>
+        <w:pStyle w:val="Ttulo3"/>
+        <w:keepNext w:val="0"/>
+        <w:keepLines w:val="0"/>
+        <w:spacing w:before="0" w:after="80" w:line="276" w:lineRule="auto"/>
+        <w:ind w:left="0" w:firstLine="0"/>
+        <w:jc w:val="both"/>
+        <w:rPr>
+          <w:rFonts w:ascii="Arial" w:eastAsia="Arial" w:hAnsi="Arial" w:cs="Arial"/>
+          <w:color w:val="000000"/>
+          <w:sz w:val="26"/>
+          <w:szCs w:val="26"/>
+        </w:rPr>
+      </w:pPr>
+      <w:bookmarkStart w:id="22" w:name="_heading=h.z612tqsemq3u" w:colFirst="0" w:colLast="0"/>
+      <w:bookmarkEnd w:id="22"/>
+    </w:p>
+    <w:p>
+      <w:pPr>
+        <w:pStyle w:val="Ttulo3"/>
+        <w:keepNext w:val="0"/>
+        <w:keepLines w:val="0"/>
+        <w:spacing w:before="0" w:after="80" w:line="276" w:lineRule="auto"/>
+        <w:ind w:left="0" w:firstLine="0"/>
+        <w:jc w:val="both"/>
+        <w:rPr>
+          <w:rFonts w:ascii="Arial" w:eastAsia="Arial" w:hAnsi="Arial" w:cs="Arial"/>
+          <w:color w:val="000000"/>
+          <w:sz w:val="26"/>
+          <w:szCs w:val="26"/>
+        </w:rPr>
+      </w:pPr>
+      <w:bookmarkStart w:id="23" w:name="_heading=h.8ccypxlv8jpb" w:colFirst="0" w:colLast="0"/>
+      <w:bookmarkEnd w:id="23"/>
+    </w:p>
+    <w:p>
+      <w:pPr>
+        <w:pStyle w:val="Ttulo3"/>
+        <w:keepNext w:val="0"/>
+        <w:keepLines w:val="0"/>
+        <w:spacing w:before="0" w:after="80" w:line="276" w:lineRule="auto"/>
+        <w:ind w:left="0" w:firstLine="0"/>
+        <w:jc w:val="both"/>
+        <w:rPr>
+          <w:rFonts w:ascii="Arial" w:eastAsia="Arial" w:hAnsi="Arial" w:cs="Arial"/>
+          <w:color w:val="000000"/>
+          <w:sz w:val="26"/>
+          <w:szCs w:val="26"/>
+        </w:rPr>
+      </w:pPr>
+      <w:bookmarkStart w:id="24" w:name="_heading=h.ijz74cx3s6s0" w:colFirst="0" w:colLast="0"/>
+      <w:bookmarkEnd w:id="24"/>
+    </w:p>
+    <w:p>
+      <w:pPr>
+        <w:pStyle w:val="Ttulo3"/>
+        <w:keepNext w:val="0"/>
+        <w:keepLines w:val="0"/>
+        <w:spacing w:before="0" w:after="80" w:line="276" w:lineRule="auto"/>
+        <w:ind w:left="0" w:firstLine="0"/>
+        <w:jc w:val="both"/>
+        <w:rPr>
+          <w:rFonts w:ascii="Arial" w:eastAsia="Arial" w:hAnsi="Arial" w:cs="Arial"/>
+          <w:color w:val="000000"/>
+          <w:sz w:val="26"/>
+          <w:szCs w:val="26"/>
+        </w:rPr>
+      </w:pPr>
+      <w:bookmarkStart w:id="25" w:name="_heading=h.g5k6jcidclq1" w:colFirst="0" w:colLast="0"/>
+      <w:bookmarkEnd w:id="25"/>
+    </w:p>
+    <w:p>
+      <w:pPr>
+        <w:pStyle w:val="Ttulo3"/>
+        <w:keepNext w:val="0"/>
+        <w:keepLines w:val="0"/>
+        <w:spacing w:before="0" w:after="80" w:line="276" w:lineRule="auto"/>
+        <w:ind w:left="0" w:firstLine="0"/>
+        <w:jc w:val="both"/>
+        <w:rPr>
+          <w:rFonts w:ascii="Arial" w:eastAsia="Arial" w:hAnsi="Arial" w:cs="Arial"/>
+          <w:color w:val="000000"/>
+          <w:sz w:val="26"/>
+          <w:szCs w:val="26"/>
+        </w:rPr>
+      </w:pPr>
+      <w:bookmarkStart w:id="26" w:name="_heading=h.zchdtnkqyh28" w:colFirst="0" w:colLast="0"/>
+      <w:bookmarkEnd w:id="26"/>
+    </w:p>
+    <w:p>
+      <w:pPr>
+        <w:pStyle w:val="Ttulo3"/>
+        <w:keepNext w:val="0"/>
+        <w:keepLines w:val="0"/>
+        <w:spacing w:before="0" w:after="80" w:line="276" w:lineRule="auto"/>
+        <w:ind w:left="0" w:firstLine="0"/>
+        <w:jc w:val="both"/>
+        <w:rPr>
+          <w:rFonts w:ascii="Arial" w:eastAsia="Arial" w:hAnsi="Arial" w:cs="Arial"/>
+          <w:color w:val="000000"/>
+          <w:sz w:val="26"/>
+          <w:szCs w:val="26"/>
+        </w:rPr>
+      </w:pPr>
+      <w:bookmarkStart w:id="27" w:name="_heading=h.qw9gk7fe1m59" w:colFirst="0" w:colLast="0"/>
+      <w:bookmarkEnd w:id="27"/>
+    </w:p>
+    <w:p>
+      <w:pPr>
+        <w:pStyle w:val="Ttulo3"/>
+        <w:keepNext w:val="0"/>
+        <w:keepLines w:val="0"/>
+        <w:spacing w:before="0" w:after="80" w:line="276" w:lineRule="auto"/>
+        <w:ind w:left="0" w:firstLine="0"/>
+        <w:jc w:val="both"/>
+        <w:rPr>
+          <w:rFonts w:ascii="Arial" w:eastAsia="Arial" w:hAnsi="Arial" w:cs="Arial"/>
+          <w:color w:val="000000"/>
+          <w:sz w:val="26"/>
+          <w:szCs w:val="26"/>
+        </w:rPr>
+      </w:pPr>
+      <w:bookmarkStart w:id="28" w:name="_heading=h.2wxgfy4uin7t" w:colFirst="0" w:colLast="0"/>
+      <w:bookmarkEnd w:id="28"/>
+    </w:p>
+    <w:tbl>
+      <w:tblPr>
+        <w:tblStyle w:val="Tablaconcuadrcula"/>
+        <w:tblW w:w="0" w:type="auto"/>
+        <w:tblLook w:val="04A0"/>
+      </w:tblPr>
+      <w:tblGrid>
+        <w:gridCol w:w="1809"/>
+        <w:gridCol w:w="6835"/>
+      </w:tblGrid>
+      <w:tr>
+        <w:tc>
+          <w:tcPr>
+            <w:tcW w:w="1809" w:type="dxa"/>
+          </w:tcPr>
+          <w:p>
+            <w:pPr>
+              <w:pStyle w:val="Ttulo3"/>
+              <w:keepNext w:val="0"/>
+              <w:keepLines w:val="0"/>
+              <w:spacing w:before="0" w:after="80" w:line="276" w:lineRule="auto"/>
+              <w:ind w:left="0" w:firstLine="0"/>
+              <w:jc w:val="center"/>
+              <w:outlineLvl w:val="2"/>
+              <w:rPr>
+                <w:rFonts w:ascii="Calibri" w:eastAsia="Arial" w:hAnsi="Calibri" w:cs="Calibri"/>
+                <w:b w:val="0"/>
+                <w:color w:val="000000"/>
+                <w:sz w:val="22"/>
+                <w:szCs w:val="22"/>
+              </w:rPr>
+            </w:pPr>
+            <w:r>
+              <w:rPr>
+                <w:rFonts w:ascii="Calibri" w:eastAsia="Arial" w:hAnsi="Calibri" w:cs="Calibri"/>
+                <w:b w:val="0"/>
+                <w:color w:val="000000"/>
+                <w:sz w:val="22"/>
+                <w:szCs w:val="22"/>
+              </w:rPr>
+              <w:t>CASO DE USO 1</w:t>
+            </w:r>
+          </w:p>
+        </w:tc>
+        <w:tc>
+          <w:tcPr>
+            <w:tcW w:w="6835" w:type="dxa"/>
+          </w:tcPr>
+          <w:p>
+            <w:pPr>
+              <w:pStyle w:val="Ttulo3"/>
+              <w:keepNext w:val="0"/>
+              <w:keepLines w:val="0"/>
+              <w:spacing w:before="0" w:after="80" w:line="276" w:lineRule="auto"/>
+              <w:ind w:left="0" w:firstLine="0"/>
+              <w:jc w:val="both"/>
+              <w:outlineLvl w:val="2"/>
+              <w:rPr>
+                <w:rFonts w:ascii="Calibri" w:eastAsia="Arial" w:hAnsi="Calibri" w:cs="Calibri"/>
+                <w:b w:val="0"/>
+                <w:color w:val="000000"/>
+                <w:sz w:val="22"/>
+                <w:szCs w:val="22"/>
+              </w:rPr>
+            </w:pPr>
+            <w:r>
+              <w:rPr>
+                <w:rFonts w:ascii="Calibri" w:eastAsia="Arial" w:hAnsi="Calibri" w:cs="Calibri"/>
+                <w:b w:val="0"/>
+                <w:color w:val="000000"/>
+                <w:sz w:val="22"/>
+                <w:szCs w:val="22"/>
+              </w:rPr>
+              <w:t>Iniciar sesión</w:t>
+            </w:r>
+          </w:p>
+        </w:tc>
+      </w:tr>
+      <w:tr>
+        <w:tc>
+          <w:tcPr>
+            <w:tcW w:w="1809" w:type="dxa"/>
+          </w:tcPr>
+          <w:p>
+            <w:pPr>
+              <w:pStyle w:val="Ttulo3"/>
+              <w:keepNext w:val="0"/>
+              <w:keepLines w:val="0"/>
+              <w:spacing w:before="0" w:after="80" w:line="276" w:lineRule="auto"/>
+              <w:ind w:left="0" w:firstLine="0"/>
+              <w:jc w:val="center"/>
+              <w:outlineLvl w:val="2"/>
+              <w:rPr>
+                <w:rFonts w:ascii="Calibri" w:eastAsia="Arial" w:hAnsi="Calibri" w:cs="Calibri"/>
+                <w:b w:val="0"/>
+                <w:color w:val="000000"/>
+                <w:sz w:val="22"/>
+                <w:szCs w:val="22"/>
+              </w:rPr>
+            </w:pPr>
+            <w:r>
+              <w:rPr>
+                <w:rFonts w:ascii="Calibri" w:eastAsia="Arial" w:hAnsi="Calibri" w:cs="Calibri"/>
+                <w:b w:val="0"/>
+                <w:color w:val="000000"/>
+                <w:sz w:val="22"/>
+                <w:szCs w:val="22"/>
+              </w:rPr>
+              <w:t>Actor</w:t>
+            </w:r>
+          </w:p>
+        </w:tc>
+        <w:tc>
+          <w:tcPr>
+            <w:tcW w:w="6835" w:type="dxa"/>
+          </w:tcPr>
+          <w:p>
+            <w:pPr>
+              <w:pStyle w:val="Ttulo3"/>
+              <w:keepNext w:val="0"/>
+              <w:keepLines w:val="0"/>
+              <w:spacing w:before="0" w:after="80" w:line="276" w:lineRule="auto"/>
+              <w:ind w:left="0" w:firstLine="0"/>
+              <w:jc w:val="both"/>
+              <w:outlineLvl w:val="2"/>
+              <w:rPr>
+                <w:rFonts w:ascii="Calibri" w:eastAsia="Arial" w:hAnsi="Calibri" w:cs="Calibri"/>
+                <w:b w:val="0"/>
+                <w:color w:val="000000"/>
+                <w:sz w:val="22"/>
+                <w:szCs w:val="22"/>
+              </w:rPr>
+            </w:pPr>
+            <w:r>
+              <w:rPr>
+                <w:rFonts w:ascii="Calibri" w:eastAsia="Arial" w:hAnsi="Calibri" w:cs="Calibri"/>
+                <w:b w:val="0"/>
+                <w:color w:val="000000"/>
+                <w:sz w:val="22"/>
+                <w:szCs w:val="22"/>
+              </w:rPr>
+              <w:t>Cliente/Empleado/Admin</w:t>
+            </w:r>
+          </w:p>
+        </w:tc>
+      </w:tr>
+      <w:tr>
+        <w:tc>
+          <w:tcPr>
+            <w:tcW w:w="1809" w:type="dxa"/>
+          </w:tcPr>
+          <w:p>
+            <w:pPr>
+              <w:pStyle w:val="Ttulo3"/>
+              <w:keepNext w:val="0"/>
+              <w:keepLines w:val="0"/>
+              <w:spacing w:before="0" w:after="80" w:line="276" w:lineRule="auto"/>
+              <w:ind w:left="0" w:firstLine="0"/>
+              <w:jc w:val="center"/>
+              <w:outlineLvl w:val="2"/>
+              <w:rPr>
+                <w:rFonts w:ascii="Calibri" w:eastAsia="Arial" w:hAnsi="Calibri" w:cs="Calibri"/>
+                <w:b w:val="0"/>
+                <w:color w:val="000000"/>
+                <w:sz w:val="22"/>
+                <w:szCs w:val="22"/>
+              </w:rPr>
+            </w:pPr>
+            <w:r>
+              <w:rPr>
+                <w:rFonts w:ascii="Calibri" w:eastAsia="Arial" w:hAnsi="Calibri" w:cs="Calibri"/>
+                <w:b w:val="0"/>
+                <w:color w:val="000000"/>
+                <w:sz w:val="22"/>
+                <w:szCs w:val="22"/>
+              </w:rPr>
+              <w:t>Precondición</w:t>
+            </w:r>
+          </w:p>
+        </w:tc>
+        <w:tc>
+          <w:tcPr>
+            <w:tcW w:w="6835" w:type="dxa"/>
+          </w:tcPr>
+          <w:p>
+            <w:pPr>
+              <w:pStyle w:val="Ttulo3"/>
+              <w:keepNext w:val="0"/>
+              <w:keepLines w:val="0"/>
+              <w:spacing w:before="0" w:after="80" w:line="276" w:lineRule="auto"/>
+              <w:ind w:left="0" w:firstLine="0"/>
+              <w:jc w:val="both"/>
+              <w:outlineLvl w:val="2"/>
+              <w:rPr>
+                <w:rFonts w:ascii="Calibri" w:eastAsia="Arial" w:hAnsi="Calibri" w:cs="Calibri"/>
+                <w:b w:val="0"/>
+                <w:color w:val="auto"/>
+                <w:sz w:val="22"/>
+                <w:szCs w:val="22"/>
+              </w:rPr>
+            </w:pPr>
+            <w:r>
+              <w:rPr>
+                <w:rFonts w:ascii="Calibri" w:hAnsi="Calibri" w:cs="Calibri"/>
+                <w:b w:val="0"/>
+                <w:color w:val="auto"/>
+                <w:sz w:val="22"/>
+                <w:szCs w:val="22"/>
+              </w:rPr>
+              <w:t>El usuario tiene una cuenta registrada.</w:t>
+            </w:r>
+          </w:p>
+        </w:tc>
+      </w:tr>
+      <w:tr>
+        <w:tc>
+          <w:tcPr>
+            <w:tcW w:w="1809" w:type="dxa"/>
+          </w:tcPr>
+          <w:p>
+            <w:pPr>
+              <w:pStyle w:val="Ttulo3"/>
+              <w:keepNext w:val="0"/>
+              <w:keepLines w:val="0"/>
+              <w:spacing w:before="0" w:after="80" w:line="276" w:lineRule="auto"/>
+              <w:ind w:left="0" w:firstLine="0"/>
+              <w:jc w:val="center"/>
+              <w:outlineLvl w:val="2"/>
+              <w:rPr>
+                <w:rFonts w:ascii="Calibri" w:eastAsia="Arial" w:hAnsi="Calibri" w:cs="Calibri"/>
+                <w:b w:val="0"/>
+                <w:color w:val="000000"/>
+                <w:sz w:val="22"/>
+                <w:szCs w:val="22"/>
+              </w:rPr>
+            </w:pPr>
+            <w:r>
+              <w:rPr>
+                <w:rFonts w:ascii="Calibri" w:eastAsia="Arial" w:hAnsi="Calibri" w:cs="Calibri"/>
+                <w:b w:val="0"/>
+                <w:color w:val="000000"/>
+                <w:sz w:val="22"/>
+                <w:szCs w:val="22"/>
+              </w:rPr>
+              <w:t>Flujo</w:t>
+            </w:r>
+          </w:p>
+        </w:tc>
+        <w:tc>
+          <w:tcPr>
+            <w:tcW w:w="6835" w:type="dxa"/>
+          </w:tcPr>
+          <w:p>
+            <w:pPr>
+              <w:pStyle w:val="Ttulo3"/>
+              <w:keepNext w:val="0"/>
+              <w:keepLines w:val="0"/>
+              <w:spacing w:before="0" w:after="80" w:line="276" w:lineRule="auto"/>
+              <w:ind w:left="0" w:firstLine="0"/>
+              <w:jc w:val="both"/>
+              <w:outlineLvl w:val="2"/>
+              <w:rPr>
+                <w:rFonts w:ascii="Calibri" w:hAnsi="Calibri" w:cs="Calibri"/>
+                <w:b w:val="0"/>
+                <w:color w:val="auto"/>
+                <w:sz w:val="22"/>
+                <w:szCs w:val="22"/>
+              </w:rPr>
+            </w:pPr>
+            <w:r>
+              <w:rPr>
+                <w:rFonts w:ascii="Calibri" w:hAnsi="Calibri" w:cs="Calibri"/>
+                <w:b w:val="0"/>
+                <w:color w:val="auto"/>
+                <w:sz w:val="22"/>
+                <w:szCs w:val="22"/>
+              </w:rPr>
+              <w:t xml:space="preserve">1. El cliente accede a la pantalla de inicio de sesión. </w:t>
+            </w:r>
+          </w:p>
+          <w:p>
+            <w:pPr>
+              <w:pStyle w:val="Ttulo3"/>
+              <w:keepNext w:val="0"/>
+              <w:keepLines w:val="0"/>
+              <w:spacing w:before="0" w:after="80" w:line="276" w:lineRule="auto"/>
+              <w:ind w:left="0" w:firstLine="0"/>
+              <w:jc w:val="both"/>
+              <w:outlineLvl w:val="2"/>
+              <w:rPr>
+                <w:rFonts w:ascii="Calibri" w:hAnsi="Calibri" w:cs="Calibri"/>
+                <w:b w:val="0"/>
+                <w:color w:val="auto"/>
+                <w:sz w:val="22"/>
+                <w:szCs w:val="22"/>
+              </w:rPr>
+            </w:pPr>
+            <w:r>
+              <w:rPr>
+                <w:rFonts w:ascii="Calibri" w:hAnsi="Calibri" w:cs="Calibri"/>
+                <w:b w:val="0"/>
+                <w:color w:val="auto"/>
+                <w:sz w:val="22"/>
+                <w:szCs w:val="22"/>
+              </w:rPr>
+              <w:t xml:space="preserve">2. Introduce usuario y contraseña. </w:t>
+            </w:r>
+          </w:p>
+          <w:p>
+            <w:pPr>
+              <w:pStyle w:val="Ttulo3"/>
+              <w:keepNext w:val="0"/>
+              <w:keepLines w:val="0"/>
+              <w:spacing w:before="0" w:after="80" w:line="276" w:lineRule="auto"/>
+              <w:ind w:left="0" w:firstLine="0"/>
+              <w:jc w:val="both"/>
+              <w:outlineLvl w:val="2"/>
+              <w:rPr>
+                <w:rFonts w:ascii="Calibri" w:hAnsi="Calibri" w:cs="Calibri"/>
+                <w:b w:val="0"/>
+                <w:color w:val="auto"/>
+                <w:sz w:val="22"/>
+                <w:szCs w:val="22"/>
+              </w:rPr>
+            </w:pPr>
+            <w:r>
+              <w:rPr>
+                <w:rFonts w:ascii="Calibri" w:hAnsi="Calibri" w:cs="Calibri"/>
+                <w:b w:val="0"/>
+                <w:color w:val="auto"/>
+                <w:sz w:val="22"/>
+                <w:szCs w:val="22"/>
+              </w:rPr>
+              <w:t xml:space="preserve">3. El sistema valida las credenciales. </w:t>
+            </w:r>
+          </w:p>
+          <w:p>
+            <w:pPr>
+              <w:pStyle w:val="Ttulo3"/>
+              <w:keepNext w:val="0"/>
+              <w:keepLines w:val="0"/>
+              <w:spacing w:before="0" w:after="80" w:line="276" w:lineRule="auto"/>
+              <w:ind w:left="0" w:firstLine="0"/>
+              <w:jc w:val="both"/>
+              <w:outlineLvl w:val="2"/>
+              <w:rPr>
+                <w:rFonts w:ascii="Calibri" w:eastAsia="Arial" w:hAnsi="Calibri" w:cs="Calibri"/>
+                <w:b w:val="0"/>
+                <w:color w:val="000000"/>
+                <w:sz w:val="22"/>
+                <w:szCs w:val="22"/>
+              </w:rPr>
+            </w:pPr>
+            <w:r>
+              <w:rPr>
+                <w:rFonts w:ascii="Calibri" w:hAnsi="Calibri" w:cs="Calibri"/>
+                <w:b w:val="0"/>
+                <w:color w:val="auto"/>
+                <w:sz w:val="22"/>
+                <w:szCs w:val="22"/>
+              </w:rPr>
+              <w:t>4. El sis</w:t>
+            </w:r>
+            <w:r>
+              <w:rPr>
+                <w:rFonts w:ascii="Calibri" w:hAnsi="Calibri" w:cs="Calibri"/>
+                <w:b w:val="0"/>
+                <w:color w:val="auto"/>
+                <w:sz w:val="22"/>
+                <w:szCs w:val="22"/>
+              </w:rPr>
+              <w:t>tema permite acceder a la Zona Personal</w:t>
+            </w:r>
+            <w:r>
+              <w:rPr>
+                <w:rFonts w:ascii="Calibri" w:hAnsi="Calibri" w:cs="Calibri"/>
+                <w:b w:val="0"/>
+                <w:color w:val="auto"/>
+                <w:sz w:val="22"/>
+                <w:szCs w:val="22"/>
+              </w:rPr>
+              <w:t>.</w:t>
+            </w:r>
+          </w:p>
+        </w:tc>
+      </w:tr>
+      <w:tr>
+        <w:tc>
+          <w:tcPr>
+            <w:tcW w:w="1809" w:type="dxa"/>
+          </w:tcPr>
+          <w:p>
+            <w:pPr>
+              <w:pStyle w:val="Ttulo3"/>
+              <w:keepNext w:val="0"/>
+              <w:keepLines w:val="0"/>
+              <w:spacing w:before="0" w:after="80" w:line="276" w:lineRule="auto"/>
+              <w:ind w:left="0" w:firstLine="0"/>
+              <w:jc w:val="center"/>
+              <w:outlineLvl w:val="2"/>
+              <w:rPr>
+                <w:rFonts w:ascii="Calibri" w:eastAsia="Arial" w:hAnsi="Calibri" w:cs="Calibri"/>
+                <w:b w:val="0"/>
+                <w:color w:val="000000"/>
+                <w:sz w:val="22"/>
+                <w:szCs w:val="22"/>
+              </w:rPr>
+            </w:pPr>
+            <w:r>
+              <w:rPr>
+                <w:rFonts w:ascii="Calibri" w:eastAsia="Arial" w:hAnsi="Calibri" w:cs="Calibri"/>
+                <w:b w:val="0"/>
+                <w:color w:val="000000"/>
+                <w:sz w:val="22"/>
+                <w:szCs w:val="22"/>
+              </w:rPr>
+              <w:t>Flujo alternativo</w:t>
+            </w:r>
+          </w:p>
+        </w:tc>
+        <w:tc>
+          <w:tcPr>
+            <w:tcW w:w="6835" w:type="dxa"/>
+          </w:tcPr>
+          <w:p>
+            <w:pPr>
+              <w:pStyle w:val="Ttulo3"/>
+              <w:keepNext w:val="0"/>
+              <w:keepLines w:val="0"/>
+              <w:spacing w:before="0" w:after="80" w:line="276" w:lineRule="auto"/>
+              <w:ind w:left="0" w:firstLine="0"/>
+              <w:jc w:val="both"/>
+              <w:outlineLvl w:val="2"/>
+              <w:rPr>
+                <w:rFonts w:ascii="Calibri" w:eastAsia="Arial" w:hAnsi="Calibri" w:cs="Calibri"/>
+                <w:b w:val="0"/>
+                <w:color w:val="auto"/>
+                <w:sz w:val="22"/>
+                <w:szCs w:val="22"/>
+              </w:rPr>
+            </w:pPr>
+            <w:r>
+              <w:rPr>
+                <w:rFonts w:ascii="Calibri" w:hAnsi="Calibri" w:cs="Calibri"/>
+                <w:b w:val="0"/>
+                <w:color w:val="auto"/>
+                <w:sz w:val="22"/>
+                <w:szCs w:val="22"/>
+              </w:rPr>
+              <w:t>Si las credenciales son incorrectas, el sistema muestra un error. Si el usuario no tiene cuenta, puede acceder al registro.</w:t>
+            </w:r>
+          </w:p>
+        </w:tc>
+      </w:tr>
+      <w:tr>
+        <w:tc>
+          <w:tcPr>
+            <w:tcW w:w="1809" w:type="dxa"/>
+          </w:tcPr>
+          <w:p>
+            <w:pPr>
+              <w:pStyle w:val="Ttulo3"/>
+              <w:keepNext w:val="0"/>
+              <w:keepLines w:val="0"/>
+              <w:spacing w:before="0" w:after="80" w:line="276" w:lineRule="auto"/>
+              <w:ind w:left="0" w:firstLine="0"/>
+              <w:jc w:val="center"/>
+              <w:outlineLvl w:val="2"/>
+              <w:rPr>
+                <w:rFonts w:ascii="Calibri" w:eastAsia="Arial" w:hAnsi="Calibri" w:cs="Calibri"/>
+                <w:b w:val="0"/>
+                <w:color w:val="000000"/>
+                <w:sz w:val="22"/>
+                <w:szCs w:val="22"/>
+              </w:rPr>
+            </w:pPr>
+            <w:r>
+              <w:rPr>
+                <w:rFonts w:ascii="Calibri" w:eastAsia="Arial" w:hAnsi="Calibri" w:cs="Calibri"/>
+                <w:b w:val="0"/>
+                <w:color w:val="000000"/>
+                <w:sz w:val="22"/>
+                <w:szCs w:val="22"/>
+              </w:rPr>
+              <w:t>Postcondición</w:t>
+            </w:r>
+          </w:p>
+        </w:tc>
+        <w:tc>
+          <w:tcPr>
+            <w:tcW w:w="6835" w:type="dxa"/>
+          </w:tcPr>
+          <w:p>
+            <w:pPr>
+              <w:pStyle w:val="Ttulo3"/>
+              <w:keepNext w:val="0"/>
+              <w:keepLines w:val="0"/>
+              <w:spacing w:before="0" w:after="80" w:line="276" w:lineRule="auto"/>
+              <w:ind w:left="0" w:firstLine="0"/>
+              <w:jc w:val="both"/>
+              <w:outlineLvl w:val="2"/>
+              <w:rPr>
+                <w:rFonts w:ascii="Calibri" w:eastAsia="Arial" w:hAnsi="Calibri" w:cs="Calibri"/>
+                <w:b w:val="0"/>
+                <w:color w:val="auto"/>
+                <w:sz w:val="22"/>
+                <w:szCs w:val="22"/>
+              </w:rPr>
+            </w:pPr>
+            <w:r>
+              <w:rPr>
+                <w:rFonts w:ascii="Calibri" w:hAnsi="Calibri" w:cs="Calibri"/>
+                <w:b w:val="0"/>
+                <w:color w:val="auto"/>
+                <w:sz w:val="22"/>
+                <w:szCs w:val="22"/>
+              </w:rPr>
+              <w:t>El usuario queda autenticado con su rol asignado.</w:t>
+            </w:r>
+          </w:p>
+        </w:tc>
+      </w:tr>
+    </w:tbl>
+    <w:p>
+      <w:pPr>
+        <w:pStyle w:val="Ttulo3"/>
+        <w:keepNext w:val="0"/>
+        <w:keepLines w:val="0"/>
+        <w:spacing w:before="0" w:after="80" w:line="276" w:lineRule="auto"/>
+        <w:ind w:left="0" w:firstLine="0"/>
+        <w:jc w:val="both"/>
+        <w:rPr>
+          <w:rFonts w:ascii="Arial" w:eastAsia="Arial" w:hAnsi="Arial" w:cs="Arial"/>
+          <w:color w:val="000000"/>
+          <w:sz w:val="26"/>
+          <w:szCs w:val="26"/>
+        </w:rPr>
+      </w:pPr>
+    </w:p>
+    <w:p>
+      <w:pPr>
+        <w:pStyle w:val="Ttulo3"/>
+        <w:keepNext w:val="0"/>
+        <w:keepLines w:val="0"/>
+        <w:spacing w:before="0" w:after="80" w:line="276" w:lineRule="auto"/>
+        <w:ind w:left="0" w:firstLine="0"/>
+        <w:jc w:val="both"/>
+        <w:rPr>
+          <w:rFonts w:ascii="Arial" w:eastAsia="Arial" w:hAnsi="Arial" w:cs="Arial"/>
+          <w:color w:val="000000"/>
+          <w:sz w:val="26"/>
+          <w:szCs w:val="26"/>
+        </w:rPr>
+      </w:pPr>
+      <w:bookmarkStart w:id="29" w:name="_heading=h.6uefgf7jsbto" w:colFirst="0" w:colLast="0"/>
+      <w:bookmarkEnd w:id="29"/>
+    </w:p>
+    <w:p>
+      <w:pPr>
+        <w:pStyle w:val="Ttulo3"/>
+        <w:keepNext w:val="0"/>
+        <w:keepLines w:val="0"/>
+        <w:spacing w:before="0" w:after="80" w:line="276" w:lineRule="auto"/>
+        <w:ind w:left="0" w:firstLine="0"/>
+        <w:jc w:val="both"/>
+        <w:rPr>
+          <w:rFonts w:ascii="Arial" w:eastAsia="Arial" w:hAnsi="Arial" w:cs="Arial"/>
+          <w:color w:val="000000"/>
+          <w:sz w:val="26"/>
+          <w:szCs w:val="26"/>
+        </w:rPr>
+      </w:pPr>
+      <w:bookmarkStart w:id="30" w:name="_heading=h.d5mmn2mgx1e" w:colFirst="0" w:colLast="0"/>
+      <w:bookmarkEnd w:id="30"/>
+    </w:p>
+    <w:tbl>
+      <w:tblPr>
+        <w:tblStyle w:val="Tablaconcuadrcula"/>
+        <w:tblW w:w="0" w:type="auto"/>
+        <w:tblLook w:val="04A0"/>
+      </w:tblPr>
+      <w:tblGrid>
+        <w:gridCol w:w="1809"/>
+        <w:gridCol w:w="6835"/>
+      </w:tblGrid>
+      <w:tr>
+        <w:tc>
+          <w:tcPr>
+            <w:tcW w:w="1809" w:type="dxa"/>
+          </w:tcPr>
+          <w:p>
+            <w:pPr>
+              <w:pStyle w:val="Ttulo3"/>
+              <w:keepNext w:val="0"/>
+              <w:keepLines w:val="0"/>
+              <w:spacing w:before="0" w:after="80" w:line="276" w:lineRule="auto"/>
+              <w:ind w:left="0" w:firstLine="0"/>
+              <w:jc w:val="center"/>
+              <w:outlineLvl w:val="2"/>
+              <w:rPr>
+                <w:rFonts w:asciiTheme="minorHAnsi" w:eastAsia="Arial" w:hAnsiTheme="minorHAnsi" w:cstheme="minorHAnsi"/>
+                <w:b w:val="0"/>
+                <w:color w:val="auto"/>
+                <w:sz w:val="22"/>
+                <w:szCs w:val="22"/>
+              </w:rPr>
+            </w:pPr>
+            <w:bookmarkStart w:id="31" w:name="_heading=h.idmue1u5ni2w" w:colFirst="0" w:colLast="0"/>
+            <w:bookmarkEnd w:id="31"/>
+            <w:r>
+              <w:rPr>
+                <w:rFonts w:asciiTheme="minorHAnsi" w:eastAsia="Arial" w:hAnsiTheme="minorHAnsi" w:cstheme="minorHAnsi"/>
+                <w:b w:val="0"/>
+                <w:color w:val="auto"/>
+                <w:sz w:val="22"/>
+                <w:szCs w:val="22"/>
+              </w:rPr>
+              <w:lastRenderedPageBreak/>
+              <w:t>CASO DE USO 2</w:t>
+            </w:r>
+          </w:p>
+        </w:tc>
+        <w:tc>
+          <w:tcPr>
+            <w:tcW w:w="6835" w:type="dxa"/>
+          </w:tcPr>
+          <w:p>
+            <w:pPr>
+              <w:pStyle w:val="Ttulo3"/>
+              <w:keepNext w:val="0"/>
+              <w:keepLines w:val="0"/>
+              <w:spacing w:before="0" w:after="80" w:line="276" w:lineRule="auto"/>
+              <w:ind w:left="0" w:firstLine="0"/>
+              <w:jc w:val="both"/>
+              <w:outlineLvl w:val="2"/>
+              <w:rPr>
+                <w:rFonts w:asciiTheme="minorHAnsi" w:eastAsia="Arial" w:hAnsiTheme="minorHAnsi" w:cstheme="minorHAnsi"/>
+                <w:b w:val="0"/>
+                <w:color w:val="auto"/>
+                <w:sz w:val="22"/>
+                <w:szCs w:val="22"/>
+              </w:rPr>
+            </w:pPr>
+            <w:r>
+              <w:rPr>
+                <w:rFonts w:asciiTheme="minorHAnsi" w:eastAsia="Arial" w:hAnsiTheme="minorHAnsi" w:cstheme="minorHAnsi"/>
+                <w:b w:val="0"/>
+                <w:color w:val="auto"/>
+                <w:sz w:val="22"/>
+                <w:szCs w:val="22"/>
+              </w:rPr>
+              <w:t>Registrarse</w:t>
+            </w:r>
+          </w:p>
+        </w:tc>
+      </w:tr>
+      <w:tr>
+        <w:tc>
+          <w:tcPr>
+            <w:tcW w:w="1809" w:type="dxa"/>
+          </w:tcPr>
+          <w:p>
+            <w:pPr>
+              <w:pStyle w:val="Ttulo3"/>
+              <w:keepNext w:val="0"/>
+              <w:keepLines w:val="0"/>
+              <w:spacing w:before="0" w:after="80" w:line="276" w:lineRule="auto"/>
+              <w:ind w:left="0" w:firstLine="0"/>
+              <w:jc w:val="center"/>
+              <w:outlineLvl w:val="2"/>
+              <w:rPr>
+                <w:rFonts w:asciiTheme="minorHAnsi" w:eastAsia="Arial" w:hAnsiTheme="minorHAnsi" w:cstheme="minorHAnsi"/>
+                <w:b w:val="0"/>
+                <w:color w:val="auto"/>
+                <w:sz w:val="22"/>
+                <w:szCs w:val="22"/>
+              </w:rPr>
+            </w:pPr>
+            <w:r>
+              <w:rPr>
+                <w:rFonts w:asciiTheme="minorHAnsi" w:eastAsia="Arial" w:hAnsiTheme="minorHAnsi" w:cstheme="minorHAnsi"/>
+                <w:b w:val="0"/>
+                <w:color w:val="auto"/>
+                <w:sz w:val="22"/>
+                <w:szCs w:val="22"/>
+              </w:rPr>
+              <w:t>Actor</w:t>
+            </w:r>
+          </w:p>
+        </w:tc>
+        <w:tc>
+          <w:tcPr>
+            <w:tcW w:w="6835" w:type="dxa"/>
+          </w:tcPr>
+          <w:p>
+            <w:pPr>
+              <w:pStyle w:val="Ttulo3"/>
+              <w:keepNext w:val="0"/>
+              <w:keepLines w:val="0"/>
+              <w:spacing w:before="0" w:after="80" w:line="276" w:lineRule="auto"/>
+              <w:ind w:left="0" w:firstLine="0"/>
+              <w:jc w:val="both"/>
+              <w:outlineLvl w:val="2"/>
+              <w:rPr>
+                <w:rFonts w:asciiTheme="minorHAnsi" w:eastAsia="Arial" w:hAnsiTheme="minorHAnsi" w:cstheme="minorHAnsi"/>
+                <w:b w:val="0"/>
+                <w:color w:val="auto"/>
+                <w:sz w:val="22"/>
+                <w:szCs w:val="22"/>
+              </w:rPr>
+            </w:pPr>
+            <w:r>
+              <w:rPr>
+                <w:rFonts w:asciiTheme="minorHAnsi" w:eastAsia="Arial" w:hAnsiTheme="minorHAnsi" w:cstheme="minorHAnsi"/>
+                <w:b w:val="0"/>
+                <w:color w:val="auto"/>
+                <w:sz w:val="22"/>
+                <w:szCs w:val="22"/>
+              </w:rPr>
+              <w:t>Cliente/Empleado/Admin</w:t>
+            </w:r>
+          </w:p>
+        </w:tc>
+      </w:tr>
+      <w:tr>
+        <w:tc>
+          <w:tcPr>
+            <w:tcW w:w="1809" w:type="dxa"/>
+          </w:tcPr>
+          <w:p>
+            <w:pPr>
+              <w:pStyle w:val="Ttulo3"/>
+              <w:keepNext w:val="0"/>
+              <w:keepLines w:val="0"/>
+              <w:spacing w:before="0" w:after="80" w:line="276" w:lineRule="auto"/>
+              <w:ind w:left="0" w:firstLine="0"/>
+              <w:jc w:val="center"/>
+              <w:outlineLvl w:val="2"/>
+              <w:rPr>
+                <w:rFonts w:asciiTheme="minorHAnsi" w:eastAsia="Arial" w:hAnsiTheme="minorHAnsi" w:cstheme="minorHAnsi"/>
+                <w:b w:val="0"/>
+                <w:color w:val="auto"/>
+                <w:sz w:val="22"/>
+                <w:szCs w:val="22"/>
+              </w:rPr>
+            </w:pPr>
+            <w:r>
+              <w:rPr>
+                <w:rFonts w:asciiTheme="minorHAnsi" w:eastAsia="Arial" w:hAnsiTheme="minorHAnsi" w:cstheme="minorHAnsi"/>
+                <w:b w:val="0"/>
+                <w:color w:val="auto"/>
+                <w:sz w:val="22"/>
+                <w:szCs w:val="22"/>
+              </w:rPr>
+              <w:t>Precondición</w:t>
+            </w:r>
+          </w:p>
+        </w:tc>
+        <w:tc>
+          <w:tcPr>
+            <w:tcW w:w="6835" w:type="dxa"/>
+          </w:tcPr>
+          <w:p>
+            <w:pPr>
+              <w:pStyle w:val="Ttulo3"/>
+              <w:keepNext w:val="0"/>
+              <w:keepLines w:val="0"/>
+              <w:spacing w:before="0" w:after="80" w:line="276" w:lineRule="auto"/>
+              <w:ind w:left="0" w:firstLine="0"/>
+              <w:jc w:val="both"/>
+              <w:outlineLvl w:val="2"/>
+              <w:rPr>
+                <w:rFonts w:asciiTheme="minorHAnsi" w:eastAsia="Arial" w:hAnsiTheme="minorHAnsi" w:cstheme="minorHAnsi"/>
+                <w:b w:val="0"/>
+                <w:color w:val="auto"/>
+                <w:sz w:val="22"/>
+                <w:szCs w:val="22"/>
+              </w:rPr>
+            </w:pPr>
+            <w:r>
+              <w:rPr>
+                <w:rFonts w:asciiTheme="minorHAnsi" w:hAnsiTheme="minorHAnsi" w:cstheme="minorHAnsi"/>
+                <w:b w:val="0"/>
+                <w:color w:val="auto"/>
+                <w:sz w:val="22"/>
+                <w:szCs w:val="22"/>
+              </w:rPr>
+              <w:t>El usuario no tiene cuenta en el sistema.</w:t>
+            </w:r>
+          </w:p>
+        </w:tc>
+      </w:tr>
+      <w:tr>
+        <w:tc>
+          <w:tcPr>
+            <w:tcW w:w="1809" w:type="dxa"/>
+          </w:tcPr>
+          <w:p>
+            <w:pPr>
+              <w:pStyle w:val="Ttulo3"/>
+              <w:keepNext w:val="0"/>
+              <w:keepLines w:val="0"/>
+              <w:spacing w:before="0" w:after="80" w:line="276" w:lineRule="auto"/>
+              <w:ind w:left="0" w:firstLine="0"/>
+              <w:jc w:val="center"/>
+              <w:outlineLvl w:val="2"/>
+              <w:rPr>
+                <w:rFonts w:asciiTheme="minorHAnsi" w:eastAsia="Arial" w:hAnsiTheme="minorHAnsi" w:cstheme="minorHAnsi"/>
+                <w:b w:val="0"/>
+                <w:color w:val="auto"/>
+                <w:sz w:val="22"/>
+                <w:szCs w:val="22"/>
+              </w:rPr>
+            </w:pPr>
+            <w:r>
+              <w:rPr>
+                <w:rFonts w:asciiTheme="minorHAnsi" w:eastAsia="Arial" w:hAnsiTheme="minorHAnsi" w:cstheme="minorHAnsi"/>
+                <w:b w:val="0"/>
+                <w:color w:val="auto"/>
+                <w:sz w:val="22"/>
+                <w:szCs w:val="22"/>
+              </w:rPr>
+              <w:t>Flujo</w:t>
+            </w:r>
+          </w:p>
+        </w:tc>
+        <w:tc>
+          <w:tcPr>
+            <w:tcW w:w="6835" w:type="dxa"/>
+          </w:tcPr>
+          <w:p>
+            <w:pPr>
+              <w:pStyle w:val="Ttulo3"/>
+              <w:keepNext w:val="0"/>
+              <w:keepLines w:val="0"/>
+              <w:spacing w:before="0" w:after="80" w:line="276" w:lineRule="auto"/>
+              <w:ind w:left="0" w:firstLine="0"/>
+              <w:jc w:val="both"/>
+              <w:outlineLvl w:val="2"/>
+              <w:rPr>
+                <w:rFonts w:asciiTheme="minorHAnsi" w:hAnsiTheme="minorHAnsi" w:cstheme="minorHAnsi"/>
+                <w:b w:val="0"/>
+                <w:color w:val="auto"/>
+                <w:sz w:val="22"/>
+                <w:szCs w:val="22"/>
+              </w:rPr>
+            </w:pPr>
+            <w:r>
+              <w:rPr>
+                <w:rFonts w:asciiTheme="minorHAnsi" w:hAnsiTheme="minorHAnsi" w:cstheme="minorHAnsi"/>
+                <w:b w:val="0"/>
+                <w:color w:val="auto"/>
+                <w:sz w:val="22"/>
+                <w:szCs w:val="22"/>
+              </w:rPr>
+              <w:t xml:space="preserve">1. El usuario accede al formulario de registro desde la pantalla de login. </w:t>
+            </w:r>
+          </w:p>
+          <w:p>
+            <w:pPr>
+              <w:pStyle w:val="Ttulo3"/>
+              <w:keepNext w:val="0"/>
+              <w:keepLines w:val="0"/>
+              <w:spacing w:before="0" w:after="80" w:line="276" w:lineRule="auto"/>
+              <w:ind w:left="0" w:firstLine="0"/>
+              <w:jc w:val="both"/>
+              <w:outlineLvl w:val="2"/>
+              <w:rPr>
+                <w:rFonts w:asciiTheme="minorHAnsi" w:hAnsiTheme="minorHAnsi" w:cstheme="minorHAnsi"/>
+                <w:b w:val="0"/>
+                <w:color w:val="auto"/>
+                <w:sz w:val="22"/>
+                <w:szCs w:val="22"/>
+              </w:rPr>
+            </w:pPr>
+            <w:r>
+              <w:rPr>
+                <w:rFonts w:asciiTheme="minorHAnsi" w:hAnsiTheme="minorHAnsi" w:cstheme="minorHAnsi"/>
+                <w:b w:val="0"/>
+                <w:color w:val="auto"/>
+                <w:sz w:val="22"/>
+                <w:szCs w:val="22"/>
+              </w:rPr>
+              <w:t xml:space="preserve">2. Introduce nombre, correo y contraseña. </w:t>
+            </w:r>
+          </w:p>
+          <w:p>
+            <w:pPr>
+              <w:pStyle w:val="Ttulo3"/>
+              <w:keepNext w:val="0"/>
+              <w:keepLines w:val="0"/>
+              <w:spacing w:before="0" w:after="80" w:line="276" w:lineRule="auto"/>
+              <w:ind w:left="0" w:firstLine="0"/>
+              <w:jc w:val="both"/>
+              <w:outlineLvl w:val="2"/>
+              <w:rPr>
+                <w:rFonts w:asciiTheme="minorHAnsi" w:hAnsiTheme="minorHAnsi" w:cstheme="minorHAnsi"/>
+                <w:b w:val="0"/>
+                <w:color w:val="auto"/>
+                <w:sz w:val="22"/>
+                <w:szCs w:val="22"/>
+              </w:rPr>
+            </w:pPr>
+            <w:r>
+              <w:rPr>
+                <w:rFonts w:asciiTheme="minorHAnsi" w:hAnsiTheme="minorHAnsi" w:cstheme="minorHAnsi"/>
+                <w:b w:val="0"/>
+                <w:color w:val="auto"/>
+                <w:sz w:val="22"/>
+                <w:szCs w:val="22"/>
+              </w:rPr>
+              <w:t xml:space="preserve">3. El sistema crea la cuenta y asigna el rol de Cliente por defecto. </w:t>
+            </w:r>
+          </w:p>
+          <w:p>
+            <w:pPr>
+              <w:pStyle w:val="Ttulo3"/>
+              <w:keepNext w:val="0"/>
+              <w:keepLines w:val="0"/>
+              <w:spacing w:before="0" w:after="80" w:line="276" w:lineRule="auto"/>
+              <w:ind w:left="0" w:firstLine="0"/>
+              <w:jc w:val="both"/>
+              <w:outlineLvl w:val="2"/>
+              <w:rPr>
+                <w:rFonts w:asciiTheme="minorHAnsi" w:eastAsia="Arial" w:hAnsiTheme="minorHAnsi" w:cstheme="minorHAnsi"/>
+                <w:b w:val="0"/>
+                <w:color w:val="auto"/>
+                <w:sz w:val="22"/>
+                <w:szCs w:val="22"/>
+              </w:rPr>
+            </w:pPr>
+            <w:r>
+              <w:rPr>
+                <w:rFonts w:asciiTheme="minorHAnsi" w:hAnsiTheme="minorHAnsi" w:cstheme="minorHAnsi"/>
+                <w:b w:val="0"/>
+                <w:color w:val="auto"/>
+                <w:sz w:val="22"/>
+                <w:szCs w:val="22"/>
+              </w:rPr>
+              <w:t>4. Se confirma el registro.</w:t>
+            </w:r>
+          </w:p>
+        </w:tc>
+      </w:tr>
+      <w:tr>
+        <w:tc>
+          <w:tcPr>
+            <w:tcW w:w="1809" w:type="dxa"/>
+          </w:tcPr>
+          <w:p>
+            <w:pPr>
+              <w:pStyle w:val="Ttulo3"/>
+              <w:keepNext w:val="0"/>
+              <w:keepLines w:val="0"/>
+              <w:spacing w:before="0" w:after="80" w:line="276" w:lineRule="auto"/>
+              <w:ind w:left="0" w:firstLine="0"/>
+              <w:jc w:val="center"/>
+              <w:outlineLvl w:val="2"/>
+              <w:rPr>
+                <w:rFonts w:asciiTheme="minorHAnsi" w:eastAsia="Arial" w:hAnsiTheme="minorHAnsi" w:cstheme="minorHAnsi"/>
+                <w:b w:val="0"/>
+                <w:color w:val="auto"/>
+                <w:sz w:val="22"/>
+                <w:szCs w:val="22"/>
+              </w:rPr>
+            </w:pPr>
+            <w:r>
+              <w:rPr>
+                <w:rFonts w:asciiTheme="minorHAnsi" w:eastAsia="Arial" w:hAnsiTheme="minorHAnsi" w:cstheme="minorHAnsi"/>
+                <w:b w:val="0"/>
+                <w:color w:val="auto"/>
+                <w:sz w:val="22"/>
+                <w:szCs w:val="22"/>
+              </w:rPr>
+              <w:t>Flujo alternativo</w:t>
+            </w:r>
+          </w:p>
+        </w:tc>
+        <w:tc>
+          <w:tcPr>
+            <w:tcW w:w="6835" w:type="dxa"/>
+          </w:tcPr>
+          <w:p>
+            <w:pPr>
+              <w:pStyle w:val="Ttulo3"/>
+              <w:keepNext w:val="0"/>
+              <w:keepLines w:val="0"/>
+              <w:spacing w:before="0" w:after="80" w:line="276" w:lineRule="auto"/>
+              <w:ind w:left="0" w:firstLine="0"/>
+              <w:jc w:val="both"/>
+              <w:outlineLvl w:val="2"/>
+              <w:rPr>
+                <w:rFonts w:asciiTheme="minorHAnsi" w:eastAsia="Arial" w:hAnsiTheme="minorHAnsi" w:cstheme="minorHAnsi"/>
+                <w:b w:val="0"/>
+                <w:color w:val="auto"/>
+                <w:sz w:val="22"/>
+                <w:szCs w:val="22"/>
+              </w:rPr>
+            </w:pPr>
+            <w:r>
+              <w:rPr>
+                <w:rFonts w:asciiTheme="minorHAnsi" w:hAnsiTheme="minorHAnsi" w:cstheme="minorHAnsi"/>
+                <w:b w:val="0"/>
+                <w:color w:val="auto"/>
+                <w:sz w:val="22"/>
+                <w:szCs w:val="22"/>
+              </w:rPr>
+              <w:t>Si el correo ya está registrado, el sistema avisa y ofrece recuperar la contraseña.</w:t>
+            </w:r>
+          </w:p>
+        </w:tc>
+      </w:tr>
+      <w:tr>
+        <w:tc>
+          <w:tcPr>
+            <w:tcW w:w="1809" w:type="dxa"/>
+          </w:tcPr>
+          <w:p>
+            <w:pPr>
+              <w:pStyle w:val="Ttulo3"/>
+              <w:keepNext w:val="0"/>
+              <w:keepLines w:val="0"/>
+              <w:spacing w:before="0" w:after="80" w:line="276" w:lineRule="auto"/>
+              <w:ind w:left="0" w:firstLine="0"/>
+              <w:jc w:val="center"/>
+              <w:outlineLvl w:val="2"/>
+              <w:rPr>
+                <w:rFonts w:asciiTheme="minorHAnsi" w:eastAsia="Arial" w:hAnsiTheme="minorHAnsi" w:cstheme="minorHAnsi"/>
+                <w:b w:val="0"/>
+                <w:color w:val="auto"/>
+                <w:sz w:val="22"/>
+                <w:szCs w:val="22"/>
+              </w:rPr>
+            </w:pPr>
+            <w:r>
+              <w:rPr>
+                <w:rFonts w:asciiTheme="minorHAnsi" w:eastAsia="Arial" w:hAnsiTheme="minorHAnsi" w:cstheme="minorHAnsi"/>
+                <w:b w:val="0"/>
+                <w:color w:val="auto"/>
+                <w:sz w:val="22"/>
+                <w:szCs w:val="22"/>
+              </w:rPr>
+              <w:t>Postcondición</w:t>
+            </w:r>
+          </w:p>
+        </w:tc>
+        <w:tc>
+          <w:tcPr>
+            <w:tcW w:w="6835" w:type="dxa"/>
+          </w:tcPr>
+          <w:p>
+            <w:pPr>
+              <w:pStyle w:val="Ttulo3"/>
+              <w:keepNext w:val="0"/>
+              <w:keepLines w:val="0"/>
+              <w:spacing w:before="0" w:after="80" w:line="276" w:lineRule="auto"/>
+              <w:ind w:left="0" w:firstLine="0"/>
+              <w:jc w:val="both"/>
+              <w:outlineLvl w:val="2"/>
+              <w:rPr>
+                <w:rFonts w:asciiTheme="minorHAnsi" w:eastAsia="Arial" w:hAnsiTheme="minorHAnsi" w:cstheme="minorHAnsi"/>
+                <w:b w:val="0"/>
+                <w:color w:val="auto"/>
+                <w:sz w:val="22"/>
+                <w:szCs w:val="22"/>
+              </w:rPr>
+            </w:pPr>
+            <w:r>
+              <w:rPr>
+                <w:rFonts w:asciiTheme="minorHAnsi" w:hAnsiTheme="minorHAnsi" w:cstheme="minorHAnsi"/>
+                <w:b w:val="0"/>
+                <w:color w:val="auto"/>
+                <w:sz w:val="22"/>
+                <w:szCs w:val="22"/>
+              </w:rPr>
+              <w:t>El usuario tiene cuenta activa y puede iniciar sesión.</w:t>
+            </w:r>
+          </w:p>
+        </w:tc>
+      </w:tr>
+    </w:tbl>
+    <w:p>
+      <w:pPr>
+        <w:pStyle w:val="normal0"/>
+      </w:pPr>
+      <w:bookmarkStart w:id="32" w:name="_heading=h.fckzrfhj14oh" w:colFirst="0" w:colLast="0"/>
+      <w:bookmarkEnd w:id="32"/>
+    </w:p>
+    <w:tbl>
+      <w:tblPr>
+        <w:tblStyle w:val="Tablaconcuadrcula"/>
+        <w:tblW w:w="0" w:type="auto"/>
+        <w:tblLook w:val="04A0"/>
+      </w:tblPr>
+      <w:tblGrid>
+        <w:gridCol w:w="1809"/>
+        <w:gridCol w:w="6835"/>
+      </w:tblGrid>
+      <w:tr>
+        <w:tc>
+          <w:tcPr>
+            <w:tcW w:w="1809" w:type="dxa"/>
+          </w:tcPr>
+          <w:p>
+            <w:pPr>
+              <w:pStyle w:val="Ttulo3"/>
+              <w:keepNext w:val="0"/>
+              <w:keepLines w:val="0"/>
+              <w:spacing w:before="0" w:after="80" w:line="276" w:lineRule="auto"/>
+              <w:ind w:left="0" w:firstLine="0"/>
+              <w:jc w:val="center"/>
+              <w:outlineLvl w:val="2"/>
+              <w:rPr>
+                <w:rFonts w:ascii="Calibri" w:eastAsia="Arial" w:hAnsi="Calibri" w:cs="Calibri"/>
+                <w:b w:val="0"/>
+                <w:color w:val="auto"/>
+                <w:sz w:val="22"/>
+                <w:szCs w:val="22"/>
+              </w:rPr>
+            </w:pPr>
+            <w:r>
+              <w:rPr>
+                <w:rFonts w:ascii="Calibri" w:eastAsia="Arial" w:hAnsi="Calibri" w:cs="Calibri"/>
+                <w:b w:val="0"/>
+                <w:color w:val="auto"/>
+                <w:sz w:val="22"/>
+                <w:szCs w:val="22"/>
+              </w:rPr>
+              <w:t xml:space="preserve">CASO DE USO </w:t>
+            </w:r>
+            <w:r>
+              <w:rPr>
+                <w:rFonts w:ascii="Calibri" w:eastAsia="Arial" w:hAnsi="Calibri" w:cs="Calibri"/>
+                <w:b w:val="0"/>
+                <w:color w:val="auto"/>
+                <w:sz w:val="22"/>
+                <w:szCs w:val="22"/>
+              </w:rPr>
+              <w:t>3</w:t>
+            </w:r>
+          </w:p>
+        </w:tc>
+        <w:tc>
+          <w:tcPr>
+            <w:tcW w:w="6835" w:type="dxa"/>
+          </w:tcPr>
+          <w:p>
+            <w:pPr>
+              <w:pStyle w:val="Ttulo3"/>
+              <w:keepNext w:val="0"/>
+              <w:keepLines w:val="0"/>
+              <w:spacing w:before="0" w:after="80" w:line="276" w:lineRule="auto"/>
+              <w:ind w:left="0" w:firstLine="0"/>
+              <w:jc w:val="both"/>
+              <w:outlineLvl w:val="2"/>
+              <w:rPr>
+                <w:rFonts w:ascii="Calibri" w:eastAsia="Arial" w:hAnsi="Calibri" w:cs="Calibri"/>
+                <w:b w:val="0"/>
+                <w:color w:val="auto"/>
+                <w:sz w:val="22"/>
+                <w:szCs w:val="22"/>
+              </w:rPr>
+            </w:pPr>
+            <w:r>
+              <w:rPr>
+                <w:rFonts w:ascii="Calibri" w:eastAsia="Arial" w:hAnsi="Calibri" w:cs="Calibri"/>
+                <w:b w:val="0"/>
+                <w:color w:val="auto"/>
+                <w:sz w:val="22"/>
+                <w:szCs w:val="22"/>
+              </w:rPr>
+              <w:t>Acceder a “Zona personal”</w:t>
+            </w:r>
+          </w:p>
+        </w:tc>
+      </w:tr>
+      <w:tr>
+        <w:tc>
+          <w:tcPr>
+            <w:tcW w:w="1809" w:type="dxa"/>
+          </w:tcPr>
+          <w:p>
+            <w:pPr>
+              <w:pStyle w:val="Ttulo3"/>
+              <w:keepNext w:val="0"/>
+              <w:keepLines w:val="0"/>
+              <w:spacing w:before="0" w:after="80" w:line="276" w:lineRule="auto"/>
+              <w:ind w:left="0" w:firstLine="0"/>
+              <w:jc w:val="center"/>
+              <w:outlineLvl w:val="2"/>
+              <w:rPr>
+                <w:rFonts w:ascii="Calibri" w:eastAsia="Arial" w:hAnsi="Calibri" w:cs="Calibri"/>
+                <w:b w:val="0"/>
+                <w:color w:val="auto"/>
+                <w:sz w:val="22"/>
+                <w:szCs w:val="22"/>
+              </w:rPr>
+            </w:pPr>
+            <w:r>
+              <w:rPr>
+                <w:rFonts w:ascii="Calibri" w:eastAsia="Arial" w:hAnsi="Calibri" w:cs="Calibri"/>
+                <w:b w:val="0"/>
+                <w:color w:val="auto"/>
+                <w:sz w:val="22"/>
+                <w:szCs w:val="22"/>
+              </w:rPr>
+              <w:t>Actor</w:t>
+            </w:r>
+          </w:p>
+        </w:tc>
+        <w:tc>
+          <w:tcPr>
+            <w:tcW w:w="6835" w:type="dxa"/>
+          </w:tcPr>
+          <w:p>
+            <w:pPr>
+              <w:pStyle w:val="Ttulo3"/>
+              <w:keepNext w:val="0"/>
+              <w:keepLines w:val="0"/>
+              <w:spacing w:before="0" w:after="80" w:line="276" w:lineRule="auto"/>
+              <w:ind w:left="0" w:firstLine="0"/>
+              <w:jc w:val="both"/>
+              <w:outlineLvl w:val="2"/>
+              <w:rPr>
+                <w:rFonts w:ascii="Calibri" w:eastAsia="Arial" w:hAnsi="Calibri" w:cs="Calibri"/>
+                <w:b w:val="0"/>
+                <w:color w:val="auto"/>
+                <w:sz w:val="22"/>
+                <w:szCs w:val="22"/>
+              </w:rPr>
+            </w:pPr>
+            <w:r>
+              <w:rPr>
+                <w:rFonts w:ascii="Calibri" w:eastAsia="Arial" w:hAnsi="Calibri" w:cs="Calibri"/>
+                <w:b w:val="0"/>
+                <w:color w:val="auto"/>
+                <w:sz w:val="22"/>
+                <w:szCs w:val="22"/>
+              </w:rPr>
+              <w:t>Cliente/Empleado/Admin</w:t>
+            </w:r>
+          </w:p>
+        </w:tc>
+      </w:tr>
+      <w:tr>
+        <w:tc>
+          <w:tcPr>
+            <w:tcW w:w="1809" w:type="dxa"/>
+          </w:tcPr>
+          <w:p>
+            <w:pPr>
+              <w:pStyle w:val="Ttulo3"/>
+              <w:keepNext w:val="0"/>
+              <w:keepLines w:val="0"/>
+              <w:spacing w:before="0" w:after="80" w:line="276" w:lineRule="auto"/>
+              <w:ind w:left="0" w:firstLine="0"/>
+              <w:jc w:val="center"/>
+              <w:outlineLvl w:val="2"/>
+              <w:rPr>
+                <w:rFonts w:ascii="Calibri" w:eastAsia="Arial" w:hAnsi="Calibri" w:cs="Calibri"/>
+                <w:b w:val="0"/>
+                <w:color w:val="auto"/>
+                <w:sz w:val="22"/>
+                <w:szCs w:val="22"/>
+              </w:rPr>
+            </w:pPr>
+            <w:r>
+              <w:rPr>
+                <w:rFonts w:ascii="Calibri" w:eastAsia="Arial" w:hAnsi="Calibri" w:cs="Calibri"/>
+                <w:b w:val="0"/>
+                <w:color w:val="auto"/>
+                <w:sz w:val="22"/>
+                <w:szCs w:val="22"/>
+              </w:rPr>
+              <w:t>Precondición</w:t>
+            </w:r>
+          </w:p>
+        </w:tc>
+        <w:tc>
+          <w:tcPr>
+            <w:tcW w:w="6835" w:type="dxa"/>
+          </w:tcPr>
+          <w:p>
+            <w:pPr>
+              <w:pStyle w:val="Ttulo3"/>
+              <w:keepNext w:val="0"/>
+              <w:keepLines w:val="0"/>
+              <w:spacing w:before="0" w:after="80" w:line="276" w:lineRule="auto"/>
+              <w:ind w:left="0" w:firstLine="0"/>
+              <w:jc w:val="both"/>
+              <w:outlineLvl w:val="2"/>
+              <w:rPr>
+                <w:rFonts w:ascii="Calibri" w:eastAsia="Arial" w:hAnsi="Calibri" w:cs="Calibri"/>
+                <w:b w:val="0"/>
+                <w:color w:val="auto"/>
+                <w:sz w:val="22"/>
+                <w:szCs w:val="22"/>
+              </w:rPr>
+            </w:pPr>
+            <w:r>
+              <w:rPr>
+                <w:rFonts w:ascii="Calibri" w:hAnsi="Calibri" w:cs="Calibri"/>
+                <w:b w:val="0"/>
+                <w:color w:val="auto"/>
+                <w:sz w:val="22"/>
+                <w:szCs w:val="22"/>
+              </w:rPr>
+              <w:t>El usuario ha iniciado sesión correctamente.</w:t>
+            </w:r>
+          </w:p>
+        </w:tc>
+      </w:tr>
+      <w:tr>
+        <w:tc>
+          <w:tcPr>
+            <w:tcW w:w="1809" w:type="dxa"/>
+          </w:tcPr>
+          <w:p>
+            <w:pPr>
+              <w:pStyle w:val="Ttulo3"/>
+              <w:keepNext w:val="0"/>
+              <w:keepLines w:val="0"/>
+              <w:spacing w:before="0" w:after="80" w:line="276" w:lineRule="auto"/>
+              <w:ind w:left="0" w:firstLine="0"/>
+              <w:jc w:val="center"/>
+              <w:outlineLvl w:val="2"/>
+              <w:rPr>
+                <w:rFonts w:ascii="Calibri" w:eastAsia="Arial" w:hAnsi="Calibri" w:cs="Calibri"/>
+                <w:b w:val="0"/>
+                <w:color w:val="auto"/>
+                <w:sz w:val="22"/>
+                <w:szCs w:val="22"/>
+              </w:rPr>
+            </w:pPr>
+            <w:r>
+              <w:rPr>
+                <w:rFonts w:ascii="Calibri" w:eastAsia="Arial" w:hAnsi="Calibri" w:cs="Calibri"/>
+                <w:b w:val="0"/>
+                <w:color w:val="auto"/>
+                <w:sz w:val="22"/>
+                <w:szCs w:val="22"/>
+              </w:rPr>
+              <w:t>Flujo</w:t>
+            </w:r>
+          </w:p>
+        </w:tc>
+        <w:tc>
+          <w:tcPr>
+            <w:tcW w:w="6835" w:type="dxa"/>
+          </w:tcPr>
+          <w:p>
+            <w:pPr>
+              <w:pStyle w:val="Ttulo3"/>
+              <w:keepNext w:val="0"/>
+              <w:keepLines w:val="0"/>
+              <w:tabs>
+                <w:tab w:val="left" w:pos="4120"/>
+              </w:tabs>
+              <w:spacing w:before="0" w:after="80" w:line="276" w:lineRule="auto"/>
+              <w:ind w:left="0" w:firstLine="0"/>
+              <w:jc w:val="both"/>
+              <w:outlineLvl w:val="2"/>
+              <w:rPr>
+                <w:rFonts w:ascii="Calibri" w:hAnsi="Calibri" w:cs="Calibri"/>
+                <w:b w:val="0"/>
+                <w:color w:val="auto"/>
+                <w:sz w:val="22"/>
+                <w:szCs w:val="22"/>
+              </w:rPr>
+            </w:pPr>
+            <w:r>
+              <w:rPr>
+                <w:rFonts w:ascii="Calibri" w:hAnsi="Calibri" w:cs="Calibri"/>
+                <w:b w:val="0"/>
+                <w:color w:val="auto"/>
+                <w:sz w:val="22"/>
+                <w:szCs w:val="22"/>
+              </w:rPr>
+              <w:t xml:space="preserve">1. Tras el login, el sistema carga la SPA de zona personal. </w:t>
+            </w:r>
+          </w:p>
+          <w:p>
+            <w:pPr>
+              <w:pStyle w:val="Ttulo3"/>
+              <w:keepNext w:val="0"/>
+              <w:keepLines w:val="0"/>
+              <w:tabs>
+                <w:tab w:val="left" w:pos="4120"/>
+              </w:tabs>
+              <w:spacing w:before="0" w:after="80" w:line="276" w:lineRule="auto"/>
+              <w:ind w:left="0" w:firstLine="0"/>
+              <w:jc w:val="both"/>
+              <w:outlineLvl w:val="2"/>
+              <w:rPr>
+                <w:rFonts w:ascii="Calibri" w:hAnsi="Calibri" w:cs="Calibri"/>
+                <w:b w:val="0"/>
+                <w:color w:val="auto"/>
+                <w:sz w:val="22"/>
+                <w:szCs w:val="22"/>
+              </w:rPr>
+            </w:pPr>
+            <w:r>
+              <w:rPr>
+                <w:rFonts w:ascii="Calibri" w:hAnsi="Calibri" w:cs="Calibri"/>
+                <w:b w:val="0"/>
+                <w:color w:val="auto"/>
+                <w:sz w:val="22"/>
+                <w:szCs w:val="22"/>
+              </w:rPr>
+              <w:t>2. Se muestran automáticamente la tarj</w:t>
+            </w:r>
+            <w:r>
+              <w:rPr>
+                <w:rFonts w:ascii="Calibri" w:hAnsi="Calibri" w:cs="Calibri"/>
+                <w:b w:val="0"/>
+                <w:color w:val="auto"/>
+                <w:sz w:val="22"/>
+                <w:szCs w:val="22"/>
+              </w:rPr>
+              <w:t xml:space="preserve">eta de fidelización y el saldo </w:t>
+            </w:r>
+          </w:p>
+          <w:p>
+            <w:pPr>
+              <w:pStyle w:val="Ttulo3"/>
+              <w:keepNext w:val="0"/>
+              <w:keepLines w:val="0"/>
+              <w:tabs>
+                <w:tab w:val="left" w:pos="4120"/>
+              </w:tabs>
+              <w:spacing w:before="0" w:after="80" w:line="276" w:lineRule="auto"/>
+              <w:ind w:left="0" w:firstLine="0"/>
+              <w:jc w:val="both"/>
+              <w:outlineLvl w:val="2"/>
+              <w:rPr>
+                <w:rFonts w:ascii="Calibri" w:eastAsia="Arial" w:hAnsi="Calibri" w:cs="Calibri"/>
+                <w:b w:val="0"/>
+                <w:color w:val="auto"/>
+                <w:sz w:val="22"/>
+                <w:szCs w:val="22"/>
+              </w:rPr>
+            </w:pPr>
+            <w:r>
+              <w:rPr>
+                <w:rFonts w:ascii="Calibri" w:hAnsi="Calibri" w:cs="Calibri"/>
+                <w:b w:val="0"/>
+                <w:color w:val="auto"/>
+                <w:sz w:val="22"/>
+                <w:szCs w:val="22"/>
+              </w:rPr>
+              <w:t>3. El usuario puede navegar al resto de funcionalidades.</w:t>
+            </w:r>
+          </w:p>
+        </w:tc>
+      </w:tr>
+      <w:tr>
+        <w:tc>
+          <w:tcPr>
+            <w:tcW w:w="1809" w:type="dxa"/>
+          </w:tcPr>
+          <w:p>
+            <w:pPr>
+              <w:pStyle w:val="Ttulo3"/>
+              <w:keepNext w:val="0"/>
+              <w:keepLines w:val="0"/>
+              <w:spacing w:before="0" w:after="80" w:line="276" w:lineRule="auto"/>
+              <w:ind w:left="0" w:firstLine="0"/>
+              <w:jc w:val="center"/>
+              <w:outlineLvl w:val="2"/>
+              <w:rPr>
+                <w:rFonts w:ascii="Calibri" w:eastAsia="Arial" w:hAnsi="Calibri" w:cs="Calibri"/>
+                <w:b w:val="0"/>
+                <w:color w:val="auto"/>
+                <w:sz w:val="22"/>
+                <w:szCs w:val="22"/>
+              </w:rPr>
+            </w:pPr>
+            <w:r>
+              <w:rPr>
+                <w:rFonts w:ascii="Calibri" w:eastAsia="Arial" w:hAnsi="Calibri" w:cs="Calibri"/>
+                <w:b w:val="0"/>
+                <w:color w:val="auto"/>
+                <w:sz w:val="22"/>
+                <w:szCs w:val="22"/>
+              </w:rPr>
+              <w:t>Flujo alternativo</w:t>
+            </w:r>
+          </w:p>
+        </w:tc>
+        <w:tc>
+          <w:tcPr>
+            <w:tcW w:w="6835" w:type="dxa"/>
+          </w:tcPr>
+          <w:p>
+            <w:pPr>
+              <w:pStyle w:val="Ttulo3"/>
+              <w:keepNext w:val="0"/>
+              <w:keepLines w:val="0"/>
+              <w:spacing w:before="0" w:after="80" w:line="276" w:lineRule="auto"/>
+              <w:ind w:left="0" w:firstLine="0"/>
+              <w:jc w:val="center"/>
+              <w:outlineLvl w:val="2"/>
+              <w:rPr>
+                <w:rFonts w:ascii="Calibri" w:eastAsia="Arial" w:hAnsi="Calibri" w:cs="Calibri"/>
+                <w:b w:val="0"/>
+                <w:color w:val="auto"/>
+                <w:sz w:val="22"/>
+                <w:szCs w:val="22"/>
+              </w:rPr>
+            </w:pPr>
+            <w:r>
+              <w:rPr>
+                <w:rFonts w:ascii="Calibri" w:hAnsi="Calibri" w:cs="Calibri"/>
+                <w:b w:val="0"/>
+                <w:color w:val="auto"/>
+                <w:sz w:val="22"/>
+                <w:szCs w:val="22"/>
+              </w:rPr>
+              <w:t>-</w:t>
+            </w:r>
+          </w:p>
+        </w:tc>
+      </w:tr>
+      <w:tr>
+        <w:tc>
+          <w:tcPr>
+            <w:tcW w:w="1809" w:type="dxa"/>
+          </w:tcPr>
+          <w:p>
+            <w:pPr>
+              <w:pStyle w:val="Ttulo3"/>
+              <w:keepNext w:val="0"/>
+              <w:keepLines w:val="0"/>
+              <w:spacing w:before="0" w:after="80" w:line="276" w:lineRule="auto"/>
+              <w:ind w:left="0" w:firstLine="0"/>
+              <w:jc w:val="center"/>
+              <w:outlineLvl w:val="2"/>
+              <w:rPr>
+                <w:rFonts w:ascii="Calibri" w:eastAsia="Arial" w:hAnsi="Calibri" w:cs="Calibri"/>
+                <w:b w:val="0"/>
+                <w:color w:val="auto"/>
+                <w:sz w:val="22"/>
+                <w:szCs w:val="22"/>
+              </w:rPr>
+            </w:pPr>
+            <w:r>
+              <w:rPr>
+                <w:rFonts w:ascii="Calibri" w:eastAsia="Arial" w:hAnsi="Calibri" w:cs="Calibri"/>
+                <w:b w:val="0"/>
+                <w:color w:val="auto"/>
+                <w:sz w:val="22"/>
+                <w:szCs w:val="22"/>
+              </w:rPr>
+              <w:t>Postcondición</w:t>
+            </w:r>
+          </w:p>
+        </w:tc>
+        <w:tc>
+          <w:tcPr>
+            <w:tcW w:w="6835" w:type="dxa"/>
+          </w:tcPr>
+          <w:p>
+            <w:pPr>
+              <w:pStyle w:val="Ttulo3"/>
+              <w:keepNext w:val="0"/>
+              <w:keepLines w:val="0"/>
+              <w:spacing w:before="0" w:after="80" w:line="276" w:lineRule="auto"/>
+              <w:ind w:left="0" w:firstLine="0"/>
+              <w:jc w:val="both"/>
+              <w:outlineLvl w:val="2"/>
+              <w:rPr>
+                <w:rFonts w:ascii="Calibri" w:eastAsia="Arial" w:hAnsi="Calibri" w:cs="Calibri"/>
+                <w:b w:val="0"/>
+                <w:color w:val="auto"/>
+                <w:sz w:val="22"/>
+                <w:szCs w:val="22"/>
+              </w:rPr>
+            </w:pPr>
+            <w:r>
+              <w:rPr>
+                <w:rFonts w:ascii="Calibri" w:hAnsi="Calibri" w:cs="Calibri"/>
+                <w:b w:val="0"/>
+                <w:color w:val="auto"/>
+                <w:sz w:val="22"/>
+                <w:szCs w:val="22"/>
+              </w:rPr>
+              <w:t>El usuario accede a su espacio personalizado con todas sus funcionalidades disponibles.</w:t>
+            </w:r>
+          </w:p>
+        </w:tc>
+      </w:tr>
+    </w:tbl>
+    <w:p>
+      <w:pPr>
+        <w:pStyle w:val="normal0"/>
+      </w:pPr>
+    </w:p>
+    <w:tbl>
+      <w:tblPr>
+        <w:tblStyle w:val="Tablaconcuadrcula"/>
+        <w:tblW w:w="0" w:type="auto"/>
+        <w:tblLook w:val="04A0"/>
+      </w:tblPr>
+      <w:tblGrid>
+        <w:gridCol w:w="1809"/>
+        <w:gridCol w:w="6835"/>
+      </w:tblGrid>
+      <w:tr>
+        <w:tc>
+          <w:tcPr>
+            <w:tcW w:w="1809" w:type="dxa"/>
+          </w:tcPr>
+          <w:p>
+            <w:pPr>
+              <w:pStyle w:val="Ttulo3"/>
+              <w:keepNext w:val="0"/>
+              <w:keepLines w:val="0"/>
+              <w:spacing w:before="0" w:after="80" w:line="276" w:lineRule="auto"/>
+              <w:ind w:left="0" w:firstLine="0"/>
+              <w:jc w:val="center"/>
+              <w:outlineLvl w:val="2"/>
+              <w:rPr>
+                <w:rFonts w:ascii="Calibri" w:eastAsia="Arial" w:hAnsi="Calibri" w:cs="Calibri"/>
+                <w:b w:val="0"/>
+                <w:color w:val="auto"/>
+                <w:sz w:val="22"/>
+                <w:szCs w:val="22"/>
+              </w:rPr>
+            </w:pPr>
+            <w:r>
+              <w:rPr>
+                <w:rFonts w:ascii="Calibri" w:eastAsia="Arial" w:hAnsi="Calibri" w:cs="Calibri"/>
+                <w:b w:val="0"/>
+                <w:color w:val="auto"/>
+                <w:sz w:val="22"/>
+                <w:szCs w:val="22"/>
+              </w:rPr>
+              <w:t>CASO DE USO 4</w:t>
+            </w:r>
+          </w:p>
+        </w:tc>
+        <w:tc>
+          <w:tcPr>
+            <w:tcW w:w="6835" w:type="dxa"/>
+          </w:tcPr>
+          <w:p>
+            <w:pPr>
+              <w:pStyle w:val="Ttulo3"/>
+              <w:keepNext w:val="0"/>
+              <w:keepLines w:val="0"/>
+              <w:spacing w:before="0" w:after="80" w:line="276" w:lineRule="auto"/>
+              <w:ind w:left="0" w:firstLine="0"/>
+              <w:jc w:val="both"/>
+              <w:outlineLvl w:val="2"/>
+              <w:rPr>
+                <w:rFonts w:ascii="Calibri" w:eastAsia="Arial" w:hAnsi="Calibri" w:cs="Calibri"/>
+                <w:b w:val="0"/>
+                <w:color w:val="auto"/>
+                <w:sz w:val="22"/>
+                <w:szCs w:val="22"/>
+              </w:rPr>
+            </w:pPr>
+            <w:r>
+              <w:rPr>
+                <w:rFonts w:ascii="Calibri" w:eastAsia="Arial" w:hAnsi="Calibri" w:cs="Calibri"/>
+                <w:b w:val="0"/>
+                <w:color w:val="auto"/>
+                <w:sz w:val="22"/>
+                <w:szCs w:val="22"/>
+              </w:rPr>
+              <w:t xml:space="preserve">Ver </w:t>
+            </w:r>
+            <w:r>
+              <w:rPr>
+                <w:rFonts w:ascii="Calibri" w:eastAsia="Arial" w:hAnsi="Calibri" w:cs="Calibri"/>
+                <w:b w:val="0"/>
+                <w:color w:val="auto"/>
+                <w:sz w:val="22"/>
+                <w:szCs w:val="22"/>
+              </w:rPr>
+              <w:t>tarjeta de fidelización</w:t>
+            </w:r>
+          </w:p>
+        </w:tc>
+      </w:tr>
+      <w:tr>
+        <w:tc>
+          <w:tcPr>
+            <w:tcW w:w="1809" w:type="dxa"/>
+          </w:tcPr>
+          <w:p>
+            <w:pPr>
+              <w:pStyle w:val="Ttulo3"/>
+              <w:keepNext w:val="0"/>
+              <w:keepLines w:val="0"/>
+              <w:spacing w:before="0" w:after="80" w:line="276" w:lineRule="auto"/>
+              <w:ind w:left="0" w:firstLine="0"/>
+              <w:jc w:val="center"/>
+              <w:outlineLvl w:val="2"/>
+              <w:rPr>
+                <w:rFonts w:ascii="Calibri" w:eastAsia="Arial" w:hAnsi="Calibri" w:cs="Calibri"/>
+                <w:b w:val="0"/>
+                <w:color w:val="auto"/>
+                <w:sz w:val="22"/>
+                <w:szCs w:val="22"/>
+              </w:rPr>
+            </w:pPr>
+            <w:r>
+              <w:rPr>
+                <w:rFonts w:ascii="Calibri" w:eastAsia="Arial" w:hAnsi="Calibri" w:cs="Calibri"/>
+                <w:b w:val="0"/>
+                <w:color w:val="auto"/>
+                <w:sz w:val="22"/>
+                <w:szCs w:val="22"/>
+              </w:rPr>
+              <w:t>Actor</w:t>
+            </w:r>
+          </w:p>
+        </w:tc>
+        <w:tc>
+          <w:tcPr>
+            <w:tcW w:w="6835" w:type="dxa"/>
+          </w:tcPr>
+          <w:p>
+            <w:pPr>
+              <w:pStyle w:val="Ttulo3"/>
+              <w:keepNext w:val="0"/>
+              <w:keepLines w:val="0"/>
+              <w:spacing w:before="0" w:after="80" w:line="276" w:lineRule="auto"/>
+              <w:ind w:left="0" w:firstLine="0"/>
+              <w:jc w:val="both"/>
+              <w:outlineLvl w:val="2"/>
+              <w:rPr>
+                <w:rFonts w:ascii="Calibri" w:eastAsia="Arial" w:hAnsi="Calibri" w:cs="Calibri"/>
+                <w:b w:val="0"/>
+                <w:color w:val="auto"/>
+                <w:sz w:val="22"/>
+                <w:szCs w:val="22"/>
+              </w:rPr>
+            </w:pPr>
+            <w:r>
+              <w:rPr>
+                <w:rFonts w:ascii="Calibri" w:eastAsia="Arial" w:hAnsi="Calibri" w:cs="Calibri"/>
+                <w:b w:val="0"/>
+                <w:color w:val="auto"/>
+                <w:sz w:val="22"/>
+                <w:szCs w:val="22"/>
+              </w:rPr>
+              <w:t>Cliente/Empleado/Admin</w:t>
+            </w:r>
+          </w:p>
+        </w:tc>
+      </w:tr>
+      <w:tr>
+        <w:tc>
+          <w:tcPr>
+            <w:tcW w:w="1809" w:type="dxa"/>
+          </w:tcPr>
+          <w:p>
+            <w:pPr>
+              <w:pStyle w:val="Ttulo3"/>
+              <w:keepNext w:val="0"/>
+              <w:keepLines w:val="0"/>
+              <w:spacing w:before="0" w:after="80" w:line="276" w:lineRule="auto"/>
+              <w:ind w:left="0" w:firstLine="0"/>
+              <w:jc w:val="center"/>
+              <w:outlineLvl w:val="2"/>
+              <w:rPr>
+                <w:rFonts w:ascii="Calibri" w:eastAsia="Arial" w:hAnsi="Calibri" w:cs="Calibri"/>
+                <w:b w:val="0"/>
+                <w:color w:val="auto"/>
+                <w:sz w:val="22"/>
+                <w:szCs w:val="22"/>
+              </w:rPr>
+            </w:pPr>
+            <w:r>
+              <w:rPr>
+                <w:rFonts w:ascii="Calibri" w:eastAsia="Arial" w:hAnsi="Calibri" w:cs="Calibri"/>
+                <w:b w:val="0"/>
+                <w:color w:val="auto"/>
+                <w:sz w:val="22"/>
+                <w:szCs w:val="22"/>
+              </w:rPr>
+              <w:t>Precondición</w:t>
+            </w:r>
+          </w:p>
+        </w:tc>
+        <w:tc>
+          <w:tcPr>
+            <w:tcW w:w="6835" w:type="dxa"/>
+          </w:tcPr>
+          <w:p>
+            <w:pPr>
+              <w:pStyle w:val="Ttulo3"/>
+              <w:keepNext w:val="0"/>
+              <w:keepLines w:val="0"/>
+              <w:spacing w:before="0" w:after="80" w:line="276" w:lineRule="auto"/>
+              <w:ind w:left="0" w:firstLine="0"/>
+              <w:jc w:val="both"/>
+              <w:outlineLvl w:val="2"/>
+              <w:rPr>
+                <w:rFonts w:ascii="Calibri" w:eastAsia="Arial" w:hAnsi="Calibri" w:cs="Calibri"/>
+                <w:b w:val="0"/>
+                <w:color w:val="auto"/>
+                <w:sz w:val="22"/>
+                <w:szCs w:val="22"/>
+              </w:rPr>
+            </w:pPr>
+            <w:r>
+              <w:rPr>
+                <w:rFonts w:ascii="Calibri" w:hAnsi="Calibri" w:cs="Calibri"/>
+                <w:b w:val="0"/>
+                <w:color w:val="auto"/>
+                <w:sz w:val="22"/>
+                <w:szCs w:val="22"/>
+              </w:rPr>
+              <w:t>El usuario está en la zona personal.</w:t>
+            </w:r>
+          </w:p>
+        </w:tc>
+      </w:tr>
+      <w:tr>
+        <w:tc>
+          <w:tcPr>
+            <w:tcW w:w="1809" w:type="dxa"/>
+          </w:tcPr>
+          <w:p>
+            <w:pPr>
+              <w:pStyle w:val="Ttulo3"/>
+              <w:keepNext w:val="0"/>
+              <w:keepLines w:val="0"/>
+              <w:spacing w:before="0" w:after="80" w:line="276" w:lineRule="auto"/>
+              <w:ind w:left="0" w:firstLine="0"/>
+              <w:jc w:val="center"/>
+              <w:outlineLvl w:val="2"/>
+              <w:rPr>
+                <w:rFonts w:ascii="Calibri" w:eastAsia="Arial" w:hAnsi="Calibri" w:cs="Calibri"/>
+                <w:b w:val="0"/>
+                <w:color w:val="auto"/>
+                <w:sz w:val="22"/>
+                <w:szCs w:val="22"/>
+              </w:rPr>
+            </w:pPr>
+            <w:r>
+              <w:rPr>
+                <w:rFonts w:ascii="Calibri" w:eastAsia="Arial" w:hAnsi="Calibri" w:cs="Calibri"/>
+                <w:b w:val="0"/>
+                <w:color w:val="auto"/>
+                <w:sz w:val="22"/>
+                <w:szCs w:val="22"/>
+              </w:rPr>
+              <w:t>Flujo</w:t>
+            </w:r>
+          </w:p>
+        </w:tc>
+        <w:tc>
+          <w:tcPr>
+            <w:tcW w:w="6835" w:type="dxa"/>
+          </w:tcPr>
+          <w:p>
+            <w:pPr>
+              <w:pStyle w:val="Ttulo3"/>
+              <w:keepNext w:val="0"/>
+              <w:keepLines w:val="0"/>
+              <w:tabs>
+                <w:tab w:val="left" w:pos="4120"/>
+              </w:tabs>
+              <w:spacing w:before="0" w:after="80" w:line="276" w:lineRule="auto"/>
+              <w:ind w:left="0" w:firstLine="0"/>
+              <w:jc w:val="both"/>
+              <w:outlineLvl w:val="2"/>
+              <w:rPr>
+                <w:rFonts w:ascii="Calibri" w:eastAsia="Arial" w:hAnsi="Calibri" w:cs="Calibri"/>
+                <w:b w:val="0"/>
+                <w:color w:val="auto"/>
+                <w:sz w:val="22"/>
+                <w:szCs w:val="22"/>
+              </w:rPr>
+            </w:pPr>
+            <w:r>
+              <w:rPr>
+                <w:rFonts w:ascii="Calibri" w:hAnsi="Calibri" w:cs="Calibri"/>
+                <w:b w:val="0"/>
+                <w:color w:val="auto"/>
+                <w:sz w:val="22"/>
+                <w:szCs w:val="22"/>
+              </w:rPr>
+              <w:t>1. Al cargar la zona personal, el sistema muestra automáticamente la tarjeta de fidelización digital con el código QR de identificación del usuario.</w:t>
+            </w:r>
+          </w:p>
+        </w:tc>
+      </w:tr>
+      <w:tr>
+        <w:tc>
+          <w:tcPr>
+            <w:tcW w:w="1809" w:type="dxa"/>
+          </w:tcPr>
+          <w:p>
+            <w:pPr>
+              <w:pStyle w:val="Ttulo3"/>
+              <w:keepNext w:val="0"/>
+              <w:keepLines w:val="0"/>
+              <w:spacing w:before="0" w:after="80" w:line="276" w:lineRule="auto"/>
+              <w:ind w:left="0" w:firstLine="0"/>
+              <w:jc w:val="center"/>
+              <w:outlineLvl w:val="2"/>
+              <w:rPr>
+                <w:rFonts w:ascii="Calibri" w:eastAsia="Arial" w:hAnsi="Calibri" w:cs="Calibri"/>
+                <w:b w:val="0"/>
+                <w:color w:val="auto"/>
+                <w:sz w:val="22"/>
+                <w:szCs w:val="22"/>
+              </w:rPr>
+            </w:pPr>
+            <w:r>
+              <w:rPr>
+                <w:rFonts w:ascii="Calibri" w:eastAsia="Arial" w:hAnsi="Calibri" w:cs="Calibri"/>
+                <w:b w:val="0"/>
+                <w:color w:val="auto"/>
+                <w:sz w:val="22"/>
+                <w:szCs w:val="22"/>
+              </w:rPr>
+              <w:t>Flujo alternativo</w:t>
+            </w:r>
+          </w:p>
+        </w:tc>
+        <w:tc>
+          <w:tcPr>
+            <w:tcW w:w="6835" w:type="dxa"/>
+          </w:tcPr>
+          <w:p>
+            <w:pPr>
+              <w:pStyle w:val="Ttulo3"/>
+              <w:keepNext w:val="0"/>
+              <w:keepLines w:val="0"/>
+              <w:spacing w:before="0" w:after="80" w:line="276" w:lineRule="auto"/>
+              <w:ind w:left="0" w:firstLine="0"/>
+              <w:jc w:val="center"/>
+              <w:outlineLvl w:val="2"/>
+              <w:rPr>
+                <w:rFonts w:ascii="Calibri" w:eastAsia="Arial" w:hAnsi="Calibri" w:cs="Calibri"/>
+                <w:b w:val="0"/>
+                <w:color w:val="auto"/>
+                <w:sz w:val="22"/>
+                <w:szCs w:val="22"/>
+              </w:rPr>
+            </w:pPr>
+            <w:r>
+              <w:rPr>
+                <w:rFonts w:ascii="Calibri" w:hAnsi="Calibri" w:cs="Calibri"/>
+                <w:b w:val="0"/>
+                <w:color w:val="auto"/>
+                <w:sz w:val="22"/>
+                <w:szCs w:val="22"/>
+              </w:rPr>
+              <w:t>-</w:t>
+            </w:r>
+          </w:p>
+        </w:tc>
+      </w:tr>
+      <w:tr>
+        <w:tc>
+          <w:tcPr>
+            <w:tcW w:w="1809" w:type="dxa"/>
+          </w:tcPr>
+          <w:p>
+            <w:pPr>
+              <w:pStyle w:val="Ttulo3"/>
+              <w:keepNext w:val="0"/>
+              <w:keepLines w:val="0"/>
+              <w:spacing w:before="0" w:after="80" w:line="276" w:lineRule="auto"/>
+              <w:ind w:left="0" w:firstLine="0"/>
+              <w:jc w:val="center"/>
+              <w:outlineLvl w:val="2"/>
+              <w:rPr>
+                <w:rFonts w:ascii="Calibri" w:eastAsia="Arial" w:hAnsi="Calibri" w:cs="Calibri"/>
+                <w:b w:val="0"/>
+                <w:color w:val="auto"/>
+                <w:sz w:val="22"/>
+                <w:szCs w:val="22"/>
+              </w:rPr>
+            </w:pPr>
+            <w:r>
+              <w:rPr>
+                <w:rFonts w:ascii="Calibri" w:eastAsia="Arial" w:hAnsi="Calibri" w:cs="Calibri"/>
+                <w:b w:val="0"/>
+                <w:color w:val="auto"/>
+                <w:sz w:val="22"/>
+                <w:szCs w:val="22"/>
+              </w:rPr>
+              <w:t>Postcondición</w:t>
+            </w:r>
+          </w:p>
+        </w:tc>
+        <w:tc>
+          <w:tcPr>
+            <w:tcW w:w="6835" w:type="dxa"/>
+          </w:tcPr>
+          <w:p>
+            <w:pPr>
+              <w:pStyle w:val="Ttulo3"/>
+              <w:keepNext w:val="0"/>
+              <w:keepLines w:val="0"/>
+              <w:spacing w:before="0" w:after="80" w:line="276" w:lineRule="auto"/>
+              <w:ind w:left="0" w:firstLine="0"/>
+              <w:jc w:val="both"/>
+              <w:outlineLvl w:val="2"/>
+              <w:rPr>
+                <w:rFonts w:ascii="Calibri" w:eastAsia="Arial" w:hAnsi="Calibri" w:cs="Calibri"/>
+                <w:b w:val="0"/>
+                <w:color w:val="auto"/>
+                <w:sz w:val="22"/>
+                <w:szCs w:val="22"/>
+              </w:rPr>
+            </w:pPr>
+            <w:r>
+              <w:rPr>
+                <w:rFonts w:ascii="Calibri" w:hAnsi="Calibri" w:cs="Calibri"/>
+                <w:b w:val="0"/>
+                <w:color w:val="auto"/>
+                <w:sz w:val="22"/>
+                <w:szCs w:val="22"/>
+              </w:rPr>
+              <w:t>El usuario visualiza su tarjeta con el código QR activo.</w:t>
+            </w:r>
+          </w:p>
+        </w:tc>
+      </w:tr>
+    </w:tbl>
+    <w:p>
+      <w:pPr>
+        <w:pStyle w:val="normal0"/>
+      </w:pPr>
+    </w:p>
+    <w:p>
+      <w:r>
+        <w:br w:type="page"/>
+      </w:r>
+    </w:p>
+    <w:tbl>
+      <w:tblPr>
+        <w:tblStyle w:val="Tablaconcuadrcula"/>
+        <w:tblW w:w="0" w:type="auto"/>
+        <w:tblLook w:val="04A0"/>
+      </w:tblPr>
+      <w:tblGrid>
+        <w:gridCol w:w="1809"/>
+        <w:gridCol w:w="6835"/>
+      </w:tblGrid>
+      <w:tr>
+        <w:tc>
+          <w:tcPr>
+            <w:tcW w:w="1809" w:type="dxa"/>
+          </w:tcPr>
+          <w:p>
+            <w:pPr>
+              <w:pStyle w:val="Ttulo3"/>
+              <w:keepNext w:val="0"/>
+              <w:keepLines w:val="0"/>
+              <w:spacing w:before="0" w:after="80" w:line="276" w:lineRule="auto"/>
+              <w:ind w:left="0" w:firstLine="0"/>
+              <w:jc w:val="center"/>
+              <w:outlineLvl w:val="2"/>
+              <w:rPr>
+                <w:rFonts w:ascii="Calibri" w:eastAsia="Arial" w:hAnsi="Calibri" w:cs="Calibri"/>
+                <w:b w:val="0"/>
+                <w:color w:val="auto"/>
+                <w:sz w:val="22"/>
+                <w:szCs w:val="22"/>
+              </w:rPr>
+            </w:pPr>
+            <w:r>
+              <w:rPr>
+                <w:rFonts w:ascii="Calibri" w:eastAsia="Arial" w:hAnsi="Calibri" w:cs="Calibri"/>
+                <w:b w:val="0"/>
+                <w:color w:val="auto"/>
+                <w:sz w:val="22"/>
+                <w:szCs w:val="22"/>
+              </w:rPr>
+              <w:lastRenderedPageBreak/>
+              <w:t xml:space="preserve">CASO DE USO </w:t>
+            </w:r>
+            <w:r>
+              <w:rPr>
+                <w:rFonts w:ascii="Calibri" w:eastAsia="Arial" w:hAnsi="Calibri" w:cs="Calibri"/>
+                <w:b w:val="0"/>
+                <w:color w:val="auto"/>
+                <w:sz w:val="22"/>
+                <w:szCs w:val="22"/>
+              </w:rPr>
+              <w:t>5</w:t>
+            </w:r>
+          </w:p>
+        </w:tc>
+        <w:tc>
+          <w:tcPr>
+            <w:tcW w:w="6835" w:type="dxa"/>
+          </w:tcPr>
+          <w:p>
+            <w:pPr>
+              <w:pStyle w:val="Ttulo3"/>
+              <w:keepNext w:val="0"/>
+              <w:keepLines w:val="0"/>
+              <w:spacing w:before="0" w:after="80" w:line="276" w:lineRule="auto"/>
+              <w:ind w:left="0" w:firstLine="0"/>
+              <w:jc w:val="both"/>
+              <w:outlineLvl w:val="2"/>
+              <w:rPr>
+                <w:rFonts w:ascii="Calibri" w:eastAsia="Arial" w:hAnsi="Calibri" w:cs="Calibri"/>
+                <w:b w:val="0"/>
+                <w:color w:val="auto"/>
+                <w:sz w:val="22"/>
+                <w:szCs w:val="22"/>
+              </w:rPr>
+            </w:pPr>
+            <w:r>
+              <w:rPr>
+                <w:rFonts w:ascii="Calibri" w:eastAsia="Arial" w:hAnsi="Calibri" w:cs="Calibri"/>
+                <w:b w:val="0"/>
+                <w:color w:val="auto"/>
+                <w:sz w:val="22"/>
+                <w:szCs w:val="22"/>
+              </w:rPr>
+              <w:t>Ver cartera</w:t>
+            </w:r>
+          </w:p>
+        </w:tc>
+      </w:tr>
+      <w:tr>
+        <w:tc>
+          <w:tcPr>
+            <w:tcW w:w="1809" w:type="dxa"/>
+          </w:tcPr>
+          <w:p>
+            <w:pPr>
+              <w:pStyle w:val="Ttulo3"/>
+              <w:keepNext w:val="0"/>
+              <w:keepLines w:val="0"/>
+              <w:spacing w:before="0" w:after="80" w:line="276" w:lineRule="auto"/>
+              <w:ind w:left="0" w:firstLine="0"/>
+              <w:jc w:val="center"/>
+              <w:outlineLvl w:val="2"/>
+              <w:rPr>
+                <w:rFonts w:ascii="Calibri" w:eastAsia="Arial" w:hAnsi="Calibri" w:cs="Calibri"/>
+                <w:b w:val="0"/>
+                <w:color w:val="auto"/>
+                <w:sz w:val="22"/>
+                <w:szCs w:val="22"/>
+              </w:rPr>
+            </w:pPr>
+            <w:r>
+              <w:rPr>
+                <w:rFonts w:ascii="Calibri" w:eastAsia="Arial" w:hAnsi="Calibri" w:cs="Calibri"/>
+                <w:b w:val="0"/>
+                <w:color w:val="auto"/>
+                <w:sz w:val="22"/>
+                <w:szCs w:val="22"/>
+              </w:rPr>
+              <w:t>Actor</w:t>
+            </w:r>
+          </w:p>
+        </w:tc>
+        <w:tc>
+          <w:tcPr>
+            <w:tcW w:w="6835" w:type="dxa"/>
+          </w:tcPr>
+          <w:p>
+            <w:pPr>
+              <w:pStyle w:val="Ttulo3"/>
+              <w:keepNext w:val="0"/>
+              <w:keepLines w:val="0"/>
+              <w:spacing w:before="0" w:after="80" w:line="276" w:lineRule="auto"/>
+              <w:ind w:left="0" w:firstLine="0"/>
+              <w:jc w:val="both"/>
+              <w:outlineLvl w:val="2"/>
+              <w:rPr>
+                <w:rFonts w:ascii="Calibri" w:eastAsia="Arial" w:hAnsi="Calibri" w:cs="Calibri"/>
+                <w:b w:val="0"/>
+                <w:color w:val="auto"/>
+                <w:sz w:val="22"/>
+                <w:szCs w:val="22"/>
+              </w:rPr>
+            </w:pPr>
+            <w:r>
+              <w:rPr>
+                <w:rFonts w:ascii="Calibri" w:eastAsia="Arial" w:hAnsi="Calibri" w:cs="Calibri"/>
+                <w:b w:val="0"/>
+                <w:color w:val="auto"/>
+                <w:sz w:val="22"/>
+                <w:szCs w:val="22"/>
+              </w:rPr>
+              <w:t>Cliente/Empleado/Admin</w:t>
+            </w:r>
+          </w:p>
+        </w:tc>
+      </w:tr>
+      <w:tr>
+        <w:tc>
+          <w:tcPr>
+            <w:tcW w:w="1809" w:type="dxa"/>
+          </w:tcPr>
+          <w:p>
+            <w:pPr>
+              <w:pStyle w:val="Ttulo3"/>
+              <w:keepNext w:val="0"/>
+              <w:keepLines w:val="0"/>
+              <w:spacing w:before="0" w:after="80" w:line="276" w:lineRule="auto"/>
+              <w:ind w:left="0" w:firstLine="0"/>
+              <w:jc w:val="center"/>
+              <w:outlineLvl w:val="2"/>
+              <w:rPr>
+                <w:rFonts w:ascii="Calibri" w:eastAsia="Arial" w:hAnsi="Calibri" w:cs="Calibri"/>
+                <w:b w:val="0"/>
+                <w:color w:val="auto"/>
+                <w:sz w:val="22"/>
+                <w:szCs w:val="22"/>
+              </w:rPr>
+            </w:pPr>
+            <w:r>
+              <w:rPr>
+                <w:rFonts w:ascii="Calibri" w:eastAsia="Arial" w:hAnsi="Calibri" w:cs="Calibri"/>
+                <w:b w:val="0"/>
+                <w:color w:val="auto"/>
+                <w:sz w:val="22"/>
+                <w:szCs w:val="22"/>
+              </w:rPr>
+              <w:t>Precondición</w:t>
+            </w:r>
+          </w:p>
+        </w:tc>
+        <w:tc>
+          <w:tcPr>
+            <w:tcW w:w="6835" w:type="dxa"/>
+          </w:tcPr>
+          <w:p>
+            <w:pPr>
+              <w:pStyle w:val="Ttulo3"/>
+              <w:keepNext w:val="0"/>
+              <w:keepLines w:val="0"/>
+              <w:spacing w:before="0" w:after="80" w:line="276" w:lineRule="auto"/>
+              <w:ind w:left="0" w:firstLine="0"/>
+              <w:jc w:val="both"/>
+              <w:outlineLvl w:val="2"/>
+              <w:rPr>
+                <w:rFonts w:ascii="Calibri" w:eastAsia="Arial" w:hAnsi="Calibri" w:cs="Calibri"/>
+                <w:b w:val="0"/>
+                <w:color w:val="auto"/>
+                <w:sz w:val="22"/>
+                <w:szCs w:val="22"/>
+              </w:rPr>
+            </w:pPr>
+            <w:r>
+              <w:rPr>
+                <w:rFonts w:ascii="Calibri" w:hAnsi="Calibri" w:cs="Calibri"/>
+                <w:b w:val="0"/>
+                <w:color w:val="auto"/>
+                <w:sz w:val="22"/>
+                <w:szCs w:val="22"/>
+              </w:rPr>
+              <w:t>El usuario está en la zona personal.</w:t>
+            </w:r>
+          </w:p>
+        </w:tc>
+      </w:tr>
+      <w:tr>
+        <w:tc>
+          <w:tcPr>
+            <w:tcW w:w="1809" w:type="dxa"/>
+          </w:tcPr>
+          <w:p>
+            <w:pPr>
+              <w:pStyle w:val="Ttulo3"/>
+              <w:keepNext w:val="0"/>
+              <w:keepLines w:val="0"/>
+              <w:spacing w:before="0" w:after="80" w:line="276" w:lineRule="auto"/>
+              <w:ind w:left="0" w:firstLine="0"/>
+              <w:jc w:val="center"/>
+              <w:outlineLvl w:val="2"/>
+              <w:rPr>
+                <w:rFonts w:ascii="Calibri" w:eastAsia="Arial" w:hAnsi="Calibri" w:cs="Calibri"/>
+                <w:b w:val="0"/>
+                <w:color w:val="auto"/>
+                <w:sz w:val="22"/>
+                <w:szCs w:val="22"/>
+              </w:rPr>
+            </w:pPr>
+            <w:r>
+              <w:rPr>
+                <w:rFonts w:ascii="Calibri" w:eastAsia="Arial" w:hAnsi="Calibri" w:cs="Calibri"/>
+                <w:b w:val="0"/>
+                <w:color w:val="auto"/>
+                <w:sz w:val="22"/>
+                <w:szCs w:val="22"/>
+              </w:rPr>
+              <w:t>Flujo</w:t>
+            </w:r>
+          </w:p>
+        </w:tc>
+        <w:tc>
+          <w:tcPr>
+            <w:tcW w:w="6835" w:type="dxa"/>
+          </w:tcPr>
+          <w:p>
+            <w:pPr>
+              <w:pStyle w:val="Ttulo3"/>
+              <w:keepNext w:val="0"/>
+              <w:keepLines w:val="0"/>
+              <w:tabs>
+                <w:tab w:val="left" w:pos="4120"/>
+              </w:tabs>
+              <w:spacing w:before="0" w:after="80" w:line="276" w:lineRule="auto"/>
+              <w:ind w:left="0" w:firstLine="0"/>
+              <w:jc w:val="both"/>
+              <w:outlineLvl w:val="2"/>
+              <w:rPr>
+                <w:rFonts w:ascii="Calibri" w:eastAsia="Arial" w:hAnsi="Calibri" w:cs="Calibri"/>
+                <w:b w:val="0"/>
+                <w:color w:val="auto"/>
+                <w:sz w:val="22"/>
+                <w:szCs w:val="22"/>
+              </w:rPr>
+            </w:pPr>
+            <w:r>
+              <w:rPr>
+                <w:rFonts w:ascii="Calibri" w:hAnsi="Calibri" w:cs="Calibri"/>
+                <w:b w:val="0"/>
+                <w:color w:val="auto"/>
+                <w:sz w:val="22"/>
+                <w:szCs w:val="22"/>
+              </w:rPr>
+              <w:t>1. Al cargar la zona personal, el sistema muestra automáticamente el saldo de puntos acumulados y un gráfico de estadísticas con reservas, tickets y puntos.</w:t>
+            </w:r>
+          </w:p>
+        </w:tc>
+      </w:tr>
+      <w:tr>
+        <w:tc>
+          <w:tcPr>
+            <w:tcW w:w="1809" w:type="dxa"/>
+          </w:tcPr>
+          <w:p>
+            <w:pPr>
+              <w:pStyle w:val="Ttulo3"/>
+              <w:keepNext w:val="0"/>
+              <w:keepLines w:val="0"/>
+              <w:spacing w:before="0" w:after="80" w:line="276" w:lineRule="auto"/>
+              <w:ind w:left="0" w:firstLine="0"/>
+              <w:jc w:val="center"/>
+              <w:outlineLvl w:val="2"/>
+              <w:rPr>
+                <w:rFonts w:ascii="Calibri" w:eastAsia="Arial" w:hAnsi="Calibri" w:cs="Calibri"/>
+                <w:b w:val="0"/>
+                <w:color w:val="auto"/>
+                <w:sz w:val="22"/>
+                <w:szCs w:val="22"/>
+              </w:rPr>
+            </w:pPr>
+            <w:r>
+              <w:rPr>
+                <w:rFonts w:ascii="Calibri" w:eastAsia="Arial" w:hAnsi="Calibri" w:cs="Calibri"/>
+                <w:b w:val="0"/>
+                <w:color w:val="auto"/>
+                <w:sz w:val="22"/>
+                <w:szCs w:val="22"/>
+              </w:rPr>
+              <w:t>Flujo alternativo</w:t>
+            </w:r>
+          </w:p>
+        </w:tc>
+        <w:tc>
+          <w:tcPr>
+            <w:tcW w:w="6835" w:type="dxa"/>
+          </w:tcPr>
+          <w:p>
+            <w:pPr>
+              <w:pStyle w:val="Ttulo3"/>
+              <w:keepNext w:val="0"/>
+              <w:keepLines w:val="0"/>
+              <w:spacing w:before="0" w:after="80" w:line="276" w:lineRule="auto"/>
+              <w:ind w:left="0" w:firstLine="0"/>
+              <w:jc w:val="center"/>
+              <w:outlineLvl w:val="2"/>
+              <w:rPr>
+                <w:rFonts w:ascii="Calibri" w:eastAsia="Arial" w:hAnsi="Calibri" w:cs="Calibri"/>
+                <w:b w:val="0"/>
+                <w:color w:val="auto"/>
+                <w:sz w:val="22"/>
+                <w:szCs w:val="22"/>
+              </w:rPr>
+            </w:pPr>
+            <w:r>
+              <w:rPr>
+                <w:rFonts w:ascii="Calibri" w:hAnsi="Calibri" w:cs="Calibri"/>
+                <w:b w:val="0"/>
+                <w:color w:val="auto"/>
+                <w:sz w:val="22"/>
+                <w:szCs w:val="22"/>
+              </w:rPr>
+              <w:t>-</w:t>
+            </w:r>
+          </w:p>
+        </w:tc>
+      </w:tr>
+      <w:tr>
+        <w:tc>
+          <w:tcPr>
+            <w:tcW w:w="1809" w:type="dxa"/>
+          </w:tcPr>
+          <w:p>
+            <w:pPr>
+              <w:pStyle w:val="Ttulo3"/>
+              <w:keepNext w:val="0"/>
+              <w:keepLines w:val="0"/>
+              <w:spacing w:before="0" w:after="80" w:line="276" w:lineRule="auto"/>
+              <w:ind w:left="0" w:firstLine="0"/>
+              <w:jc w:val="center"/>
+              <w:outlineLvl w:val="2"/>
+              <w:rPr>
+                <w:rFonts w:ascii="Calibri" w:eastAsia="Arial" w:hAnsi="Calibri" w:cs="Calibri"/>
+                <w:b w:val="0"/>
+                <w:color w:val="auto"/>
+                <w:sz w:val="22"/>
+                <w:szCs w:val="22"/>
+              </w:rPr>
+            </w:pPr>
+            <w:r>
+              <w:rPr>
+                <w:rFonts w:ascii="Calibri" w:eastAsia="Arial" w:hAnsi="Calibri" w:cs="Calibri"/>
+                <w:b w:val="0"/>
+                <w:color w:val="auto"/>
+                <w:sz w:val="22"/>
+                <w:szCs w:val="22"/>
+              </w:rPr>
+              <w:t>Postcondición</w:t>
+            </w:r>
+          </w:p>
+        </w:tc>
+        <w:tc>
+          <w:tcPr>
+            <w:tcW w:w="6835" w:type="dxa"/>
+          </w:tcPr>
+          <w:p>
+            <w:pPr>
+              <w:pStyle w:val="Ttulo3"/>
+              <w:keepNext w:val="0"/>
+              <w:keepLines w:val="0"/>
+              <w:spacing w:before="0" w:after="80" w:line="276" w:lineRule="auto"/>
+              <w:ind w:left="0" w:firstLine="0"/>
+              <w:jc w:val="both"/>
+              <w:outlineLvl w:val="2"/>
+              <w:rPr>
+                <w:rFonts w:ascii="Calibri" w:eastAsia="Arial" w:hAnsi="Calibri" w:cs="Calibri"/>
+                <w:b w:val="0"/>
+                <w:color w:val="auto"/>
+                <w:sz w:val="22"/>
+                <w:szCs w:val="22"/>
+              </w:rPr>
+            </w:pPr>
+            <w:r>
+              <w:rPr>
+                <w:rFonts w:ascii="Calibri" w:hAnsi="Calibri" w:cs="Calibri"/>
+                <w:b w:val="0"/>
+                <w:color w:val="auto"/>
+                <w:sz w:val="22"/>
+                <w:szCs w:val="22"/>
+              </w:rPr>
+              <w:t>El usuario visualiza su saldo actualizado.</w:t>
+            </w:r>
+          </w:p>
+        </w:tc>
+      </w:tr>
+    </w:tbl>
+    <w:p>
+      <w:pPr>
+        <w:pStyle w:val="normal0"/>
+      </w:pPr>
+    </w:p>
+    <w:tbl>
+      <w:tblPr>
+        <w:tblStyle w:val="Tablaconcuadrcula"/>
+        <w:tblW w:w="0" w:type="auto"/>
+        <w:tblLook w:val="04A0"/>
+      </w:tblPr>
+      <w:tblGrid>
+        <w:gridCol w:w="1809"/>
+        <w:gridCol w:w="6835"/>
+      </w:tblGrid>
+      <w:tr>
+        <w:tc>
+          <w:tcPr>
+            <w:tcW w:w="1809" w:type="dxa"/>
+          </w:tcPr>
+          <w:p>
+            <w:pPr>
+              <w:pStyle w:val="Ttulo3"/>
+              <w:keepNext w:val="0"/>
+              <w:keepLines w:val="0"/>
+              <w:spacing w:before="0" w:after="80" w:line="276" w:lineRule="auto"/>
+              <w:ind w:left="0" w:firstLine="0"/>
+              <w:jc w:val="center"/>
+              <w:outlineLvl w:val="2"/>
+              <w:rPr>
+                <w:rFonts w:asciiTheme="minorHAnsi" w:eastAsia="Arial" w:hAnsiTheme="minorHAnsi" w:cstheme="minorHAnsi"/>
+                <w:b w:val="0"/>
+                <w:color w:val="auto"/>
+                <w:sz w:val="22"/>
+                <w:szCs w:val="22"/>
+              </w:rPr>
+            </w:pPr>
+            <w:r>
+              <w:rPr>
+                <w:rFonts w:asciiTheme="minorHAnsi" w:eastAsia="Arial" w:hAnsiTheme="minorHAnsi" w:cstheme="minorHAnsi"/>
+                <w:b w:val="0"/>
+                <w:color w:val="auto"/>
+                <w:sz w:val="22"/>
+                <w:szCs w:val="22"/>
+              </w:rPr>
+              <w:t>CASO DE USO 6</w:t>
+            </w:r>
+          </w:p>
+        </w:tc>
+        <w:tc>
+          <w:tcPr>
+            <w:tcW w:w="6835" w:type="dxa"/>
+          </w:tcPr>
+          <w:p>
+            <w:pPr>
+              <w:pStyle w:val="Ttulo3"/>
+              <w:keepNext w:val="0"/>
+              <w:keepLines w:val="0"/>
+              <w:spacing w:before="0" w:after="80" w:line="276" w:lineRule="auto"/>
+              <w:ind w:left="0" w:firstLine="0"/>
+              <w:jc w:val="both"/>
+              <w:outlineLvl w:val="2"/>
+              <w:rPr>
+                <w:rFonts w:asciiTheme="minorHAnsi" w:eastAsia="Arial" w:hAnsiTheme="minorHAnsi" w:cstheme="minorHAnsi"/>
+                <w:b w:val="0"/>
+                <w:color w:val="auto"/>
+                <w:sz w:val="22"/>
+                <w:szCs w:val="22"/>
+              </w:rPr>
+            </w:pPr>
+            <w:r>
+              <w:rPr>
+                <w:rFonts w:asciiTheme="minorHAnsi" w:eastAsia="Arial" w:hAnsiTheme="minorHAnsi" w:cstheme="minorHAnsi"/>
+                <w:b w:val="0"/>
+                <w:color w:val="auto"/>
+                <w:sz w:val="22"/>
+                <w:szCs w:val="22"/>
+              </w:rPr>
+              <w:t>Ver tickets</w:t>
+            </w:r>
+          </w:p>
+        </w:tc>
+      </w:tr>
+      <w:tr>
+        <w:tc>
+          <w:tcPr>
+            <w:tcW w:w="1809" w:type="dxa"/>
+          </w:tcPr>
+          <w:p>
+            <w:pPr>
+              <w:pStyle w:val="Ttulo3"/>
+              <w:keepNext w:val="0"/>
+              <w:keepLines w:val="0"/>
+              <w:spacing w:before="0" w:after="80" w:line="276" w:lineRule="auto"/>
+              <w:ind w:left="0" w:firstLine="0"/>
+              <w:jc w:val="center"/>
+              <w:outlineLvl w:val="2"/>
+              <w:rPr>
+                <w:rFonts w:asciiTheme="minorHAnsi" w:eastAsia="Arial" w:hAnsiTheme="minorHAnsi" w:cstheme="minorHAnsi"/>
+                <w:b w:val="0"/>
+                <w:color w:val="auto"/>
+                <w:sz w:val="22"/>
+                <w:szCs w:val="22"/>
+              </w:rPr>
+            </w:pPr>
+            <w:r>
+              <w:rPr>
+                <w:rFonts w:asciiTheme="minorHAnsi" w:eastAsia="Arial" w:hAnsiTheme="minorHAnsi" w:cstheme="minorHAnsi"/>
+                <w:b w:val="0"/>
+                <w:color w:val="auto"/>
+                <w:sz w:val="22"/>
+                <w:szCs w:val="22"/>
+              </w:rPr>
+              <w:t>Actor</w:t>
+            </w:r>
+          </w:p>
+        </w:tc>
+        <w:tc>
+          <w:tcPr>
+            <w:tcW w:w="6835" w:type="dxa"/>
+          </w:tcPr>
+          <w:p>
+            <w:pPr>
+              <w:pStyle w:val="Ttulo3"/>
+              <w:keepNext w:val="0"/>
+              <w:keepLines w:val="0"/>
+              <w:spacing w:before="0" w:after="80" w:line="276" w:lineRule="auto"/>
+              <w:ind w:left="0" w:firstLine="0"/>
+              <w:jc w:val="both"/>
+              <w:outlineLvl w:val="2"/>
+              <w:rPr>
+                <w:rFonts w:asciiTheme="minorHAnsi" w:eastAsia="Arial" w:hAnsiTheme="minorHAnsi" w:cstheme="minorHAnsi"/>
+                <w:b w:val="0"/>
+                <w:color w:val="auto"/>
+                <w:sz w:val="22"/>
+                <w:szCs w:val="22"/>
+              </w:rPr>
+            </w:pPr>
+            <w:r>
+              <w:rPr>
+                <w:rFonts w:asciiTheme="minorHAnsi" w:eastAsia="Arial" w:hAnsiTheme="minorHAnsi" w:cstheme="minorHAnsi"/>
+                <w:b w:val="0"/>
+                <w:color w:val="auto"/>
+                <w:sz w:val="22"/>
+                <w:szCs w:val="22"/>
+              </w:rPr>
+              <w:t>Cliente/Empleado/Admin</w:t>
+            </w:r>
+          </w:p>
+        </w:tc>
+      </w:tr>
+      <w:tr>
+        <w:tc>
+          <w:tcPr>
+            <w:tcW w:w="1809" w:type="dxa"/>
+          </w:tcPr>
+          <w:p>
+            <w:pPr>
+              <w:pStyle w:val="Ttulo3"/>
+              <w:keepNext w:val="0"/>
+              <w:keepLines w:val="0"/>
+              <w:spacing w:before="0" w:after="80" w:line="276" w:lineRule="auto"/>
+              <w:ind w:left="0" w:firstLine="0"/>
+              <w:jc w:val="center"/>
+              <w:outlineLvl w:val="2"/>
+              <w:rPr>
+                <w:rFonts w:asciiTheme="minorHAnsi" w:eastAsia="Arial" w:hAnsiTheme="minorHAnsi" w:cstheme="minorHAnsi"/>
+                <w:b w:val="0"/>
+                <w:color w:val="auto"/>
+                <w:sz w:val="22"/>
+                <w:szCs w:val="22"/>
+              </w:rPr>
+            </w:pPr>
+            <w:r>
+              <w:rPr>
+                <w:rFonts w:asciiTheme="minorHAnsi" w:eastAsia="Arial" w:hAnsiTheme="minorHAnsi" w:cstheme="minorHAnsi"/>
+                <w:b w:val="0"/>
+                <w:color w:val="auto"/>
+                <w:sz w:val="22"/>
+                <w:szCs w:val="22"/>
+              </w:rPr>
+              <w:t>Precondición</w:t>
+            </w:r>
+          </w:p>
+        </w:tc>
+        <w:tc>
+          <w:tcPr>
+            <w:tcW w:w="6835" w:type="dxa"/>
+          </w:tcPr>
+          <w:p>
+            <w:pPr>
+              <w:pStyle w:val="Ttulo3"/>
+              <w:keepNext w:val="0"/>
+              <w:keepLines w:val="0"/>
+              <w:spacing w:before="0" w:after="80" w:line="276" w:lineRule="auto"/>
+              <w:ind w:left="0" w:firstLine="0"/>
+              <w:jc w:val="both"/>
+              <w:outlineLvl w:val="2"/>
+              <w:rPr>
+                <w:rFonts w:asciiTheme="minorHAnsi" w:eastAsia="Arial" w:hAnsiTheme="minorHAnsi" w:cstheme="minorHAnsi"/>
+                <w:b w:val="0"/>
+                <w:color w:val="auto"/>
+                <w:sz w:val="22"/>
+                <w:szCs w:val="22"/>
+              </w:rPr>
+            </w:pPr>
+            <w:r>
+              <w:rPr>
+                <w:rFonts w:asciiTheme="minorHAnsi" w:hAnsiTheme="minorHAnsi" w:cstheme="minorHAnsi"/>
+                <w:b w:val="0"/>
+                <w:color w:val="auto"/>
+                <w:sz w:val="22"/>
+                <w:szCs w:val="22"/>
+              </w:rPr>
+              <w:t>El usuario está en la zona personal y tiene tickets registrados.</w:t>
+            </w:r>
+          </w:p>
+        </w:tc>
+      </w:tr>
+      <w:tr>
+        <w:tc>
+          <w:tcPr>
+            <w:tcW w:w="1809" w:type="dxa"/>
+          </w:tcPr>
+          <w:p>
+            <w:pPr>
+              <w:pStyle w:val="Ttulo3"/>
+              <w:keepNext w:val="0"/>
+              <w:keepLines w:val="0"/>
+              <w:spacing w:before="0" w:after="80" w:line="276" w:lineRule="auto"/>
+              <w:ind w:left="0" w:firstLine="0"/>
+              <w:jc w:val="center"/>
+              <w:outlineLvl w:val="2"/>
+              <w:rPr>
+                <w:rFonts w:asciiTheme="minorHAnsi" w:eastAsia="Arial" w:hAnsiTheme="minorHAnsi" w:cstheme="minorHAnsi"/>
+                <w:b w:val="0"/>
+                <w:color w:val="auto"/>
+                <w:sz w:val="22"/>
+                <w:szCs w:val="22"/>
+              </w:rPr>
+            </w:pPr>
+            <w:r>
+              <w:rPr>
+                <w:rFonts w:asciiTheme="minorHAnsi" w:eastAsia="Arial" w:hAnsiTheme="minorHAnsi" w:cstheme="minorHAnsi"/>
+                <w:b w:val="0"/>
+                <w:color w:val="auto"/>
+                <w:sz w:val="22"/>
+                <w:szCs w:val="22"/>
+              </w:rPr>
+              <w:t>Flujo</w:t>
+            </w:r>
+          </w:p>
+        </w:tc>
+        <w:tc>
+          <w:tcPr>
+            <w:tcW w:w="6835" w:type="dxa"/>
+          </w:tcPr>
+          <w:p>
+            <w:pPr>
+              <w:pStyle w:val="Ttulo3"/>
+              <w:keepNext w:val="0"/>
+              <w:keepLines w:val="0"/>
+              <w:tabs>
+                <w:tab w:val="left" w:pos="4120"/>
+              </w:tabs>
+              <w:spacing w:before="0" w:after="80" w:line="276" w:lineRule="auto"/>
+              <w:ind w:left="0" w:firstLine="0"/>
+              <w:jc w:val="both"/>
+              <w:outlineLvl w:val="2"/>
+              <w:rPr>
+                <w:rFonts w:asciiTheme="minorHAnsi" w:hAnsiTheme="minorHAnsi" w:cstheme="minorHAnsi"/>
+                <w:b w:val="0"/>
+                <w:color w:val="auto"/>
+                <w:sz w:val="22"/>
+                <w:szCs w:val="22"/>
+              </w:rPr>
+            </w:pPr>
+            <w:r>
+              <w:rPr>
+                <w:rFonts w:asciiTheme="minorHAnsi" w:hAnsiTheme="minorHAnsi" w:cstheme="minorHAnsi"/>
+                <w:b w:val="0"/>
+                <w:color w:val="auto"/>
+                <w:sz w:val="22"/>
+                <w:szCs w:val="22"/>
+              </w:rPr>
+              <w:t>1. El usuario accede a la sección de tickets.</w:t>
+            </w:r>
+          </w:p>
+          <w:p>
+            <w:pPr>
+              <w:pStyle w:val="Ttulo3"/>
+              <w:keepNext w:val="0"/>
+              <w:keepLines w:val="0"/>
+              <w:tabs>
+                <w:tab w:val="left" w:pos="4120"/>
+              </w:tabs>
+              <w:spacing w:before="0" w:after="80" w:line="276" w:lineRule="auto"/>
+              <w:ind w:left="0" w:firstLine="0"/>
+              <w:jc w:val="both"/>
+              <w:outlineLvl w:val="2"/>
+              <w:rPr>
+                <w:rFonts w:asciiTheme="minorHAnsi" w:hAnsiTheme="minorHAnsi" w:cstheme="minorHAnsi"/>
+                <w:b w:val="0"/>
+                <w:color w:val="auto"/>
+                <w:sz w:val="22"/>
+                <w:szCs w:val="22"/>
+              </w:rPr>
+            </w:pPr>
+            <w:r>
+              <w:rPr>
+                <w:rFonts w:asciiTheme="minorHAnsi" w:hAnsiTheme="minorHAnsi" w:cstheme="minorHAnsi"/>
+                <w:b w:val="0"/>
+                <w:color w:val="auto"/>
+                <w:sz w:val="22"/>
+                <w:szCs w:val="22"/>
+              </w:rPr>
+              <w:t xml:space="preserve">2. El sistema muestra el listado de tickets subidos previamente. </w:t>
+            </w:r>
+          </w:p>
+          <w:p>
+            <w:pPr>
+              <w:pStyle w:val="Ttulo3"/>
+              <w:keepNext w:val="0"/>
+              <w:keepLines w:val="0"/>
+              <w:tabs>
+                <w:tab w:val="left" w:pos="4120"/>
+              </w:tabs>
+              <w:spacing w:before="0" w:after="80" w:line="276" w:lineRule="auto"/>
+              <w:ind w:left="0" w:firstLine="0"/>
+              <w:jc w:val="both"/>
+              <w:outlineLvl w:val="2"/>
+              <w:rPr>
+                <w:rFonts w:asciiTheme="minorHAnsi" w:eastAsia="Arial" w:hAnsiTheme="minorHAnsi" w:cstheme="minorHAnsi"/>
+                <w:b w:val="0"/>
+                <w:color w:val="auto"/>
+                <w:sz w:val="22"/>
+                <w:szCs w:val="22"/>
+              </w:rPr>
+            </w:pPr>
+            <w:r>
+              <w:rPr>
+                <w:rFonts w:asciiTheme="minorHAnsi" w:hAnsiTheme="minorHAnsi" w:cstheme="minorHAnsi"/>
+                <w:b w:val="0"/>
+                <w:color w:val="auto"/>
+                <w:sz w:val="22"/>
+                <w:szCs w:val="22"/>
+              </w:rPr>
+              <w:t>3. El usuario puede consultar el detalle de cada uno.</w:t>
+            </w:r>
+          </w:p>
+        </w:tc>
+      </w:tr>
+      <w:tr>
+        <w:tc>
+          <w:tcPr>
+            <w:tcW w:w="1809" w:type="dxa"/>
+          </w:tcPr>
+          <w:p>
+            <w:pPr>
+              <w:pStyle w:val="Ttulo3"/>
+              <w:keepNext w:val="0"/>
+              <w:keepLines w:val="0"/>
+              <w:spacing w:before="0" w:after="80" w:line="276" w:lineRule="auto"/>
+              <w:ind w:left="0" w:firstLine="0"/>
+              <w:jc w:val="center"/>
+              <w:outlineLvl w:val="2"/>
+              <w:rPr>
+                <w:rFonts w:asciiTheme="minorHAnsi" w:eastAsia="Arial" w:hAnsiTheme="minorHAnsi" w:cstheme="minorHAnsi"/>
+                <w:b w:val="0"/>
+                <w:color w:val="auto"/>
+                <w:sz w:val="22"/>
+                <w:szCs w:val="22"/>
+              </w:rPr>
+            </w:pPr>
+            <w:r>
+              <w:rPr>
+                <w:rFonts w:asciiTheme="minorHAnsi" w:eastAsia="Arial" w:hAnsiTheme="minorHAnsi" w:cstheme="minorHAnsi"/>
+                <w:b w:val="0"/>
+                <w:color w:val="auto"/>
+                <w:sz w:val="22"/>
+                <w:szCs w:val="22"/>
+              </w:rPr>
+              <w:t>Flujo alternativo</w:t>
+            </w:r>
+          </w:p>
+        </w:tc>
+        <w:tc>
+          <w:tcPr>
+            <w:tcW w:w="6835" w:type="dxa"/>
+          </w:tcPr>
+          <w:p>
+            <w:pPr>
+              <w:pStyle w:val="Ttulo3"/>
+              <w:keepNext w:val="0"/>
+              <w:keepLines w:val="0"/>
+              <w:spacing w:before="0" w:after="80" w:line="276" w:lineRule="auto"/>
+              <w:ind w:left="0" w:firstLine="0"/>
+              <w:jc w:val="center"/>
+              <w:outlineLvl w:val="2"/>
+              <w:rPr>
+                <w:rFonts w:asciiTheme="minorHAnsi" w:eastAsia="Arial" w:hAnsiTheme="minorHAnsi" w:cstheme="minorHAnsi"/>
+                <w:b w:val="0"/>
+                <w:color w:val="auto"/>
+                <w:sz w:val="22"/>
+                <w:szCs w:val="22"/>
+              </w:rPr>
+            </w:pPr>
+            <w:r>
+              <w:rPr>
+                <w:rFonts w:asciiTheme="minorHAnsi" w:hAnsiTheme="minorHAnsi" w:cstheme="minorHAnsi"/>
+                <w:b w:val="0"/>
+                <w:color w:val="auto"/>
+                <w:sz w:val="22"/>
+                <w:szCs w:val="22"/>
+              </w:rPr>
+              <w:t>-</w:t>
+            </w:r>
+          </w:p>
+        </w:tc>
+      </w:tr>
+      <w:tr>
+        <w:tc>
+          <w:tcPr>
+            <w:tcW w:w="1809" w:type="dxa"/>
+          </w:tcPr>
+          <w:p>
+            <w:pPr>
+              <w:pStyle w:val="Ttulo3"/>
+              <w:keepNext w:val="0"/>
+              <w:keepLines w:val="0"/>
+              <w:spacing w:before="0" w:after="80" w:line="276" w:lineRule="auto"/>
+              <w:ind w:left="0" w:firstLine="0"/>
+              <w:jc w:val="center"/>
+              <w:outlineLvl w:val="2"/>
+              <w:rPr>
+                <w:rFonts w:asciiTheme="minorHAnsi" w:eastAsia="Arial" w:hAnsiTheme="minorHAnsi" w:cstheme="minorHAnsi"/>
+                <w:b w:val="0"/>
+                <w:color w:val="auto"/>
+                <w:sz w:val="22"/>
+                <w:szCs w:val="22"/>
+              </w:rPr>
+            </w:pPr>
+            <w:r>
+              <w:rPr>
+                <w:rFonts w:asciiTheme="minorHAnsi" w:eastAsia="Arial" w:hAnsiTheme="minorHAnsi" w:cstheme="minorHAnsi"/>
+                <w:b w:val="0"/>
+                <w:color w:val="auto"/>
+                <w:sz w:val="22"/>
+                <w:szCs w:val="22"/>
+              </w:rPr>
+              <w:t>Postcondición</w:t>
+            </w:r>
+          </w:p>
+        </w:tc>
+        <w:tc>
+          <w:tcPr>
+            <w:tcW w:w="6835" w:type="dxa"/>
+          </w:tcPr>
+          <w:p>
+            <w:pPr>
+              <w:pStyle w:val="Ttulo3"/>
+              <w:keepNext w:val="0"/>
+              <w:keepLines w:val="0"/>
+              <w:tabs>
+                <w:tab w:val="left" w:pos="4045"/>
+              </w:tabs>
+              <w:spacing w:before="0" w:after="80" w:line="276" w:lineRule="auto"/>
+              <w:ind w:left="0" w:firstLine="0"/>
+              <w:jc w:val="both"/>
+              <w:outlineLvl w:val="2"/>
+              <w:rPr>
+                <w:rFonts w:asciiTheme="minorHAnsi" w:eastAsia="Arial" w:hAnsiTheme="minorHAnsi" w:cstheme="minorHAnsi"/>
+                <w:b w:val="0"/>
+                <w:color w:val="auto"/>
+                <w:sz w:val="22"/>
+                <w:szCs w:val="22"/>
+              </w:rPr>
+            </w:pPr>
+            <w:r>
+              <w:rPr>
+                <w:rFonts w:asciiTheme="minorHAnsi" w:hAnsiTheme="minorHAnsi" w:cstheme="minorHAnsi"/>
+                <w:b w:val="0"/>
+                <w:color w:val="auto"/>
+                <w:sz w:val="22"/>
+                <w:szCs w:val="22"/>
+              </w:rPr>
+              <w:t>El usuario visualiza sus tickets y los puntos asociados a cada uno.</w:t>
+            </w:r>
+          </w:p>
+        </w:tc>
+      </w:tr>
+    </w:tbl>
+    <w:p>
+      <w:pPr>
+        <w:pStyle w:val="normal0"/>
+      </w:pPr>
+    </w:p>
+    <w:tbl>
+      <w:tblPr>
+        <w:tblStyle w:val="Tablaconcuadrcula"/>
+        <w:tblW w:w="0" w:type="auto"/>
+        <w:tblLook w:val="04A0"/>
+      </w:tblPr>
+      <w:tblGrid>
+        <w:gridCol w:w="1809"/>
+        <w:gridCol w:w="6835"/>
+      </w:tblGrid>
+      <w:tr>
+        <w:tc>
+          <w:tcPr>
+            <w:tcW w:w="1809" w:type="dxa"/>
+          </w:tcPr>
+          <w:p>
+            <w:pPr>
+              <w:pStyle w:val="Ttulo3"/>
+              <w:keepNext w:val="0"/>
+              <w:keepLines w:val="0"/>
+              <w:spacing w:before="0" w:after="80" w:line="276" w:lineRule="auto"/>
+              <w:ind w:left="0" w:firstLine="0"/>
+              <w:jc w:val="center"/>
+              <w:outlineLvl w:val="2"/>
+              <w:rPr>
+                <w:rFonts w:ascii="Calibri" w:eastAsia="Arial" w:hAnsi="Calibri" w:cs="Calibri"/>
+                <w:b w:val="0"/>
+                <w:color w:val="auto"/>
+                <w:sz w:val="22"/>
+                <w:szCs w:val="22"/>
+              </w:rPr>
+            </w:pPr>
+            <w:r>
+              <w:rPr>
+                <w:rFonts w:ascii="Calibri" w:eastAsia="Arial" w:hAnsi="Calibri" w:cs="Calibri"/>
+                <w:b w:val="0"/>
+                <w:color w:val="auto"/>
+                <w:sz w:val="22"/>
+                <w:szCs w:val="22"/>
+              </w:rPr>
+              <w:t>CASO DE USO 7</w:t>
+            </w:r>
+          </w:p>
+        </w:tc>
+        <w:tc>
+          <w:tcPr>
+            <w:tcW w:w="6835" w:type="dxa"/>
+          </w:tcPr>
+          <w:p>
+            <w:pPr>
+              <w:pStyle w:val="Ttulo3"/>
+              <w:keepNext w:val="0"/>
+              <w:keepLines w:val="0"/>
+              <w:spacing w:before="0" w:after="80" w:line="276" w:lineRule="auto"/>
+              <w:ind w:left="0" w:firstLine="0"/>
+              <w:jc w:val="both"/>
+              <w:outlineLvl w:val="2"/>
+              <w:rPr>
+                <w:rFonts w:ascii="Calibri" w:eastAsia="Arial" w:hAnsi="Calibri" w:cs="Calibri"/>
+                <w:b w:val="0"/>
+                <w:color w:val="auto"/>
+                <w:sz w:val="22"/>
+                <w:szCs w:val="22"/>
+              </w:rPr>
+            </w:pPr>
+            <w:r>
+              <w:rPr>
+                <w:rFonts w:ascii="Calibri" w:eastAsia="Arial" w:hAnsi="Calibri" w:cs="Calibri"/>
+                <w:b w:val="0"/>
+                <w:color w:val="auto"/>
+                <w:sz w:val="22"/>
+                <w:szCs w:val="22"/>
+              </w:rPr>
+              <w:t>Subir tickets</w:t>
+            </w:r>
+          </w:p>
+        </w:tc>
+      </w:tr>
+      <w:tr>
+        <w:tc>
+          <w:tcPr>
+            <w:tcW w:w="1809" w:type="dxa"/>
+          </w:tcPr>
+          <w:p>
+            <w:pPr>
+              <w:pStyle w:val="Ttulo3"/>
+              <w:keepNext w:val="0"/>
+              <w:keepLines w:val="0"/>
+              <w:spacing w:before="0" w:after="80" w:line="276" w:lineRule="auto"/>
+              <w:ind w:left="0" w:firstLine="0"/>
+              <w:jc w:val="center"/>
+              <w:outlineLvl w:val="2"/>
+              <w:rPr>
+                <w:rFonts w:ascii="Calibri" w:eastAsia="Arial" w:hAnsi="Calibri" w:cs="Calibri"/>
+                <w:b w:val="0"/>
+                <w:color w:val="auto"/>
+                <w:sz w:val="22"/>
+                <w:szCs w:val="22"/>
+              </w:rPr>
+            </w:pPr>
+            <w:r>
+              <w:rPr>
+                <w:rFonts w:ascii="Calibri" w:eastAsia="Arial" w:hAnsi="Calibri" w:cs="Calibri"/>
+                <w:b w:val="0"/>
+                <w:color w:val="auto"/>
+                <w:sz w:val="22"/>
+                <w:szCs w:val="22"/>
+              </w:rPr>
+              <w:t>Actor</w:t>
+            </w:r>
+          </w:p>
+        </w:tc>
+        <w:tc>
+          <w:tcPr>
+            <w:tcW w:w="6835" w:type="dxa"/>
+          </w:tcPr>
+          <w:p>
+            <w:pPr>
+              <w:pStyle w:val="Ttulo3"/>
+              <w:keepNext w:val="0"/>
+              <w:keepLines w:val="0"/>
+              <w:spacing w:before="0" w:after="80" w:line="276" w:lineRule="auto"/>
+              <w:ind w:left="0" w:firstLine="0"/>
+              <w:jc w:val="both"/>
+              <w:outlineLvl w:val="2"/>
+              <w:rPr>
+                <w:rFonts w:ascii="Calibri" w:eastAsia="Arial" w:hAnsi="Calibri" w:cs="Calibri"/>
+                <w:b w:val="0"/>
+                <w:color w:val="auto"/>
+                <w:sz w:val="22"/>
+                <w:szCs w:val="22"/>
+              </w:rPr>
+            </w:pPr>
+            <w:r>
+              <w:rPr>
+                <w:rFonts w:ascii="Calibri" w:eastAsia="Arial" w:hAnsi="Calibri" w:cs="Calibri"/>
+                <w:b w:val="0"/>
+                <w:color w:val="auto"/>
+                <w:sz w:val="22"/>
+                <w:szCs w:val="22"/>
+              </w:rPr>
+              <w:t>Cliente/Empleado/Admin</w:t>
+            </w:r>
+          </w:p>
+        </w:tc>
+      </w:tr>
+      <w:tr>
+        <w:tc>
+          <w:tcPr>
+            <w:tcW w:w="1809" w:type="dxa"/>
+          </w:tcPr>
+          <w:p>
+            <w:pPr>
+              <w:pStyle w:val="Ttulo3"/>
+              <w:keepNext w:val="0"/>
+              <w:keepLines w:val="0"/>
+              <w:spacing w:before="0" w:after="80" w:line="276" w:lineRule="auto"/>
+              <w:ind w:left="0" w:firstLine="0"/>
+              <w:jc w:val="center"/>
+              <w:outlineLvl w:val="2"/>
+              <w:rPr>
+                <w:rFonts w:ascii="Calibri" w:eastAsia="Arial" w:hAnsi="Calibri" w:cs="Calibri"/>
+                <w:b w:val="0"/>
+                <w:color w:val="auto"/>
+                <w:sz w:val="22"/>
+                <w:szCs w:val="22"/>
+              </w:rPr>
+            </w:pPr>
+            <w:r>
+              <w:rPr>
+                <w:rFonts w:ascii="Calibri" w:eastAsia="Arial" w:hAnsi="Calibri" w:cs="Calibri"/>
+                <w:b w:val="0"/>
+                <w:color w:val="auto"/>
+                <w:sz w:val="22"/>
+                <w:szCs w:val="22"/>
+              </w:rPr>
+              <w:t>Precondición</w:t>
+            </w:r>
+          </w:p>
+        </w:tc>
+        <w:tc>
+          <w:tcPr>
+            <w:tcW w:w="6835" w:type="dxa"/>
+          </w:tcPr>
+          <w:p>
+            <w:pPr>
+              <w:pStyle w:val="Ttulo3"/>
+              <w:keepNext w:val="0"/>
+              <w:keepLines w:val="0"/>
+              <w:tabs>
+                <w:tab w:val="right" w:pos="6619"/>
+              </w:tabs>
+              <w:spacing w:before="0" w:after="80" w:line="276" w:lineRule="auto"/>
+              <w:ind w:left="0" w:firstLine="0"/>
+              <w:jc w:val="both"/>
+              <w:outlineLvl w:val="2"/>
+              <w:rPr>
+                <w:rFonts w:ascii="Calibri" w:eastAsia="Arial" w:hAnsi="Calibri" w:cs="Calibri"/>
+                <w:b w:val="0"/>
+                <w:color w:val="auto"/>
+                <w:sz w:val="22"/>
+                <w:szCs w:val="22"/>
+              </w:rPr>
+            </w:pPr>
+            <w:r>
+              <w:rPr>
+                <w:rFonts w:ascii="Calibri" w:hAnsi="Calibri" w:cs="Calibri"/>
+                <w:b w:val="0"/>
+                <w:color w:val="auto"/>
+                <w:sz w:val="22"/>
+                <w:szCs w:val="22"/>
+              </w:rPr>
+              <w:t>El usuario está en la zona personal y tiene un ticket de consumición para subir.</w:t>
+            </w:r>
+          </w:p>
+        </w:tc>
+      </w:tr>
+      <w:tr>
+        <w:tc>
+          <w:tcPr>
+            <w:tcW w:w="1809" w:type="dxa"/>
+          </w:tcPr>
+          <w:p>
+            <w:pPr>
+              <w:pStyle w:val="Ttulo3"/>
+              <w:keepNext w:val="0"/>
+              <w:keepLines w:val="0"/>
+              <w:spacing w:before="0" w:after="80" w:line="276" w:lineRule="auto"/>
+              <w:ind w:left="0" w:firstLine="0"/>
+              <w:jc w:val="center"/>
+              <w:outlineLvl w:val="2"/>
+              <w:rPr>
+                <w:rFonts w:ascii="Calibri" w:eastAsia="Arial" w:hAnsi="Calibri" w:cs="Calibri"/>
+                <w:b w:val="0"/>
+                <w:color w:val="auto"/>
+                <w:sz w:val="22"/>
+                <w:szCs w:val="22"/>
+              </w:rPr>
+            </w:pPr>
+            <w:r>
+              <w:rPr>
+                <w:rFonts w:ascii="Calibri" w:eastAsia="Arial" w:hAnsi="Calibri" w:cs="Calibri"/>
+                <w:b w:val="0"/>
+                <w:color w:val="auto"/>
+                <w:sz w:val="22"/>
+                <w:szCs w:val="22"/>
+              </w:rPr>
+              <w:t>Flujo</w:t>
+            </w:r>
+          </w:p>
+        </w:tc>
+        <w:tc>
+          <w:tcPr>
+            <w:tcW w:w="6835" w:type="dxa"/>
+          </w:tcPr>
+          <w:p>
+            <w:pPr>
+              <w:pStyle w:val="Ttulo3"/>
+              <w:keepNext w:val="0"/>
+              <w:keepLines w:val="0"/>
+              <w:tabs>
+                <w:tab w:val="left" w:pos="4120"/>
+                <w:tab w:val="left" w:pos="5347"/>
+              </w:tabs>
+              <w:spacing w:before="0" w:after="80" w:line="276" w:lineRule="auto"/>
+              <w:ind w:left="0" w:firstLine="0"/>
+              <w:jc w:val="both"/>
+              <w:outlineLvl w:val="2"/>
+              <w:rPr>
+                <w:rFonts w:ascii="Calibri" w:eastAsia="Arial" w:hAnsi="Calibri" w:cs="Calibri"/>
+                <w:b w:val="0"/>
+                <w:color w:val="auto"/>
+                <w:sz w:val="22"/>
+                <w:szCs w:val="22"/>
+              </w:rPr>
+            </w:pPr>
+            <w:r>
+              <w:rPr>
+                <w:rFonts w:ascii="Calibri" w:hAnsi="Calibri" w:cs="Calibri"/>
+                <w:b w:val="0"/>
+                <w:color w:val="auto"/>
+                <w:sz w:val="22"/>
+                <w:szCs w:val="22"/>
+              </w:rPr>
+              <w:t>1. El usuario accede a la opción de subida de ticket. 2. Selecciona o fotografía el ticket. 3. El sistema procesa el ticket y calcula los puntos a acumular. 4. Los puntos se añaden al saldo del usuario.</w:t>
+            </w:r>
+          </w:p>
+        </w:tc>
+      </w:tr>
+      <w:tr>
+        <w:tc>
+          <w:tcPr>
+            <w:tcW w:w="1809" w:type="dxa"/>
+          </w:tcPr>
+          <w:p>
+            <w:pPr>
+              <w:pStyle w:val="Ttulo3"/>
+              <w:keepNext w:val="0"/>
+              <w:keepLines w:val="0"/>
+              <w:spacing w:before="0" w:after="80" w:line="276" w:lineRule="auto"/>
+              <w:ind w:left="0" w:firstLine="0"/>
+              <w:jc w:val="center"/>
+              <w:outlineLvl w:val="2"/>
+              <w:rPr>
+                <w:rFonts w:ascii="Calibri" w:eastAsia="Arial" w:hAnsi="Calibri" w:cs="Calibri"/>
+                <w:b w:val="0"/>
+                <w:color w:val="auto"/>
+                <w:sz w:val="22"/>
+                <w:szCs w:val="22"/>
+              </w:rPr>
+            </w:pPr>
+            <w:r>
+              <w:rPr>
+                <w:rFonts w:ascii="Calibri" w:eastAsia="Arial" w:hAnsi="Calibri" w:cs="Calibri"/>
+                <w:b w:val="0"/>
+                <w:color w:val="auto"/>
+                <w:sz w:val="22"/>
+                <w:szCs w:val="22"/>
+              </w:rPr>
+              <w:t>Flujo alternativo</w:t>
+            </w:r>
+          </w:p>
+        </w:tc>
+        <w:tc>
+          <w:tcPr>
+            <w:tcW w:w="6835" w:type="dxa"/>
+          </w:tcPr>
+          <w:p>
+            <w:pPr>
+              <w:pStyle w:val="Ttulo3"/>
+              <w:keepNext w:val="0"/>
+              <w:keepLines w:val="0"/>
+              <w:spacing w:before="0" w:after="80" w:line="276" w:lineRule="auto"/>
+              <w:ind w:left="0" w:firstLine="0"/>
+              <w:jc w:val="both"/>
+              <w:outlineLvl w:val="2"/>
+              <w:rPr>
+                <w:rFonts w:ascii="Calibri" w:eastAsia="Arial" w:hAnsi="Calibri" w:cs="Calibri"/>
+                <w:b w:val="0"/>
+                <w:color w:val="auto"/>
+                <w:sz w:val="22"/>
+                <w:szCs w:val="22"/>
+              </w:rPr>
+            </w:pPr>
+            <w:r>
+              <w:rPr>
+                <w:rFonts w:ascii="Calibri" w:hAnsi="Calibri" w:cs="Calibri"/>
+                <w:b w:val="0"/>
+                <w:color w:val="auto"/>
+                <w:sz w:val="22"/>
+                <w:szCs w:val="22"/>
+              </w:rPr>
+              <w:t>Si el ticket no es válido o ya fue subido, el sistema lo rechaza y notifica al usuario.</w:t>
+            </w:r>
+          </w:p>
+        </w:tc>
+      </w:tr>
+      <w:tr>
+        <w:tc>
+          <w:tcPr>
+            <w:tcW w:w="1809" w:type="dxa"/>
+          </w:tcPr>
+          <w:p>
+            <w:pPr>
+              <w:pStyle w:val="Ttulo3"/>
+              <w:keepNext w:val="0"/>
+              <w:keepLines w:val="0"/>
+              <w:spacing w:before="0" w:after="80" w:line="276" w:lineRule="auto"/>
+              <w:ind w:left="0" w:firstLine="0"/>
+              <w:jc w:val="center"/>
+              <w:outlineLvl w:val="2"/>
+              <w:rPr>
+                <w:rFonts w:ascii="Calibri" w:eastAsia="Arial" w:hAnsi="Calibri" w:cs="Calibri"/>
+                <w:b w:val="0"/>
+                <w:color w:val="auto"/>
+                <w:sz w:val="22"/>
+                <w:szCs w:val="22"/>
+              </w:rPr>
+            </w:pPr>
+            <w:r>
+              <w:rPr>
+                <w:rFonts w:ascii="Calibri" w:eastAsia="Arial" w:hAnsi="Calibri" w:cs="Calibri"/>
+                <w:b w:val="0"/>
+                <w:color w:val="auto"/>
+                <w:sz w:val="22"/>
+                <w:szCs w:val="22"/>
+              </w:rPr>
+              <w:t>Postcondición</w:t>
+            </w:r>
+          </w:p>
+        </w:tc>
+        <w:tc>
+          <w:tcPr>
+            <w:tcW w:w="6835" w:type="dxa"/>
+          </w:tcPr>
+          <w:p>
+            <w:pPr>
+              <w:pStyle w:val="Ttulo3"/>
+              <w:keepNext w:val="0"/>
+              <w:keepLines w:val="0"/>
+              <w:tabs>
+                <w:tab w:val="left" w:pos="4045"/>
+              </w:tabs>
+              <w:spacing w:before="0" w:after="80" w:line="276" w:lineRule="auto"/>
+              <w:ind w:left="0" w:firstLine="0"/>
+              <w:jc w:val="both"/>
+              <w:outlineLvl w:val="2"/>
+              <w:rPr>
+                <w:rFonts w:ascii="Calibri" w:eastAsia="Arial" w:hAnsi="Calibri" w:cs="Calibri"/>
+                <w:b w:val="0"/>
+                <w:color w:val="auto"/>
+                <w:sz w:val="22"/>
+                <w:szCs w:val="22"/>
+              </w:rPr>
+            </w:pPr>
+            <w:r>
+              <w:rPr>
+                <w:rFonts w:ascii="Calibri" w:hAnsi="Calibri" w:cs="Calibri"/>
+                <w:b w:val="0"/>
+                <w:color w:val="auto"/>
+                <w:sz w:val="22"/>
+                <w:szCs w:val="22"/>
+              </w:rPr>
+              <w:t>El ticket queda registrado y los puntos se reflejan en el saldo.</w:t>
+            </w:r>
+          </w:p>
+        </w:tc>
+      </w:tr>
+    </w:tbl>
+    <w:p>
+      <w:pPr>
+        <w:pStyle w:val="normal0"/>
+      </w:pPr>
+    </w:p>
+    <w:p>
+      <w:r>
+        <w:br w:type="page"/>
+      </w:r>
+    </w:p>
+    <w:tbl>
+      <w:tblPr>
+        <w:tblStyle w:val="Tablaconcuadrcula"/>
+        <w:tblW w:w="0" w:type="auto"/>
+        <w:tblLook w:val="04A0"/>
+      </w:tblPr>
+      <w:tblGrid>
+        <w:gridCol w:w="1809"/>
+        <w:gridCol w:w="6835"/>
+      </w:tblGrid>
+      <w:tr>
+        <w:tc>
+          <w:tcPr>
+            <w:tcW w:w="1809" w:type="dxa"/>
+          </w:tcPr>
+          <w:p>
+            <w:pPr>
+              <w:pStyle w:val="Ttulo3"/>
+              <w:keepNext w:val="0"/>
+              <w:keepLines w:val="0"/>
+              <w:spacing w:before="0" w:after="80" w:line="276" w:lineRule="auto"/>
+              <w:ind w:left="0" w:firstLine="0"/>
+              <w:jc w:val="center"/>
+              <w:outlineLvl w:val="2"/>
+              <w:rPr>
+                <w:rFonts w:ascii="Calibri" w:eastAsia="Arial" w:hAnsi="Calibri" w:cs="Calibri"/>
+                <w:b w:val="0"/>
+                <w:color w:val="auto"/>
+                <w:sz w:val="22"/>
+                <w:szCs w:val="22"/>
+              </w:rPr>
+            </w:pPr>
+            <w:r>
+              <w:rPr>
+                <w:rFonts w:ascii="Calibri" w:eastAsia="Arial" w:hAnsi="Calibri" w:cs="Calibri"/>
+                <w:b w:val="0"/>
+                <w:color w:val="auto"/>
+                <w:sz w:val="22"/>
+                <w:szCs w:val="22"/>
+              </w:rPr>
+              <w:lastRenderedPageBreak/>
+              <w:t>CASO DE USO 8</w:t>
+            </w:r>
+          </w:p>
+        </w:tc>
+        <w:tc>
+          <w:tcPr>
+            <w:tcW w:w="6835" w:type="dxa"/>
+          </w:tcPr>
+          <w:p>
+            <w:pPr>
+              <w:pStyle w:val="Ttulo3"/>
+              <w:keepNext w:val="0"/>
+              <w:keepLines w:val="0"/>
+              <w:spacing w:before="0" w:after="80" w:line="276" w:lineRule="auto"/>
+              <w:ind w:left="0" w:firstLine="0"/>
+              <w:jc w:val="both"/>
+              <w:outlineLvl w:val="2"/>
+              <w:rPr>
+                <w:rFonts w:ascii="Calibri" w:eastAsia="Arial" w:hAnsi="Calibri" w:cs="Calibri"/>
+                <w:b w:val="0"/>
+                <w:color w:val="auto"/>
+                <w:sz w:val="22"/>
+                <w:szCs w:val="22"/>
+              </w:rPr>
+            </w:pPr>
+            <w:r>
+              <w:rPr>
+                <w:rFonts w:ascii="Calibri" w:eastAsia="Arial" w:hAnsi="Calibri" w:cs="Calibri"/>
+                <w:b w:val="0"/>
+                <w:color w:val="auto"/>
+                <w:sz w:val="22"/>
+                <w:szCs w:val="22"/>
+              </w:rPr>
+              <w:t>Subir tickets</w:t>
+            </w:r>
+          </w:p>
+        </w:tc>
+      </w:tr>
+      <w:tr>
+        <w:tc>
+          <w:tcPr>
+            <w:tcW w:w="1809" w:type="dxa"/>
+          </w:tcPr>
+          <w:p>
+            <w:pPr>
+              <w:pStyle w:val="Ttulo3"/>
+              <w:keepNext w:val="0"/>
+              <w:keepLines w:val="0"/>
+              <w:spacing w:before="0" w:after="80" w:line="276" w:lineRule="auto"/>
+              <w:ind w:left="0" w:firstLine="0"/>
+              <w:jc w:val="center"/>
+              <w:outlineLvl w:val="2"/>
+              <w:rPr>
+                <w:rFonts w:ascii="Calibri" w:eastAsia="Arial" w:hAnsi="Calibri" w:cs="Calibri"/>
+                <w:b w:val="0"/>
+                <w:color w:val="auto"/>
+                <w:sz w:val="22"/>
+                <w:szCs w:val="22"/>
+              </w:rPr>
+            </w:pPr>
+            <w:r>
+              <w:rPr>
+                <w:rFonts w:ascii="Calibri" w:eastAsia="Arial" w:hAnsi="Calibri" w:cs="Calibri"/>
+                <w:b w:val="0"/>
+                <w:color w:val="auto"/>
+                <w:sz w:val="22"/>
+                <w:szCs w:val="22"/>
+              </w:rPr>
+              <w:t>Actor</w:t>
+            </w:r>
+          </w:p>
+        </w:tc>
+        <w:tc>
+          <w:tcPr>
+            <w:tcW w:w="6835" w:type="dxa"/>
+          </w:tcPr>
+          <w:p>
+            <w:pPr>
+              <w:pStyle w:val="Ttulo3"/>
+              <w:keepNext w:val="0"/>
+              <w:keepLines w:val="0"/>
+              <w:spacing w:before="0" w:after="80" w:line="276" w:lineRule="auto"/>
+              <w:ind w:left="0" w:firstLine="0"/>
+              <w:jc w:val="both"/>
+              <w:outlineLvl w:val="2"/>
+              <w:rPr>
+                <w:rFonts w:ascii="Calibri" w:eastAsia="Arial" w:hAnsi="Calibri" w:cs="Calibri"/>
+                <w:b w:val="0"/>
+                <w:color w:val="auto"/>
+                <w:sz w:val="22"/>
+                <w:szCs w:val="22"/>
+              </w:rPr>
+            </w:pPr>
+            <w:r>
+              <w:rPr>
+                <w:rFonts w:ascii="Calibri" w:eastAsia="Arial" w:hAnsi="Calibri" w:cs="Calibri"/>
+                <w:b w:val="0"/>
+                <w:color w:val="auto"/>
+                <w:sz w:val="22"/>
+                <w:szCs w:val="22"/>
+              </w:rPr>
+              <w:t>Cliente/Empleado/Admin</w:t>
+            </w:r>
+          </w:p>
+        </w:tc>
+      </w:tr>
+      <w:tr>
+        <w:tc>
+          <w:tcPr>
+            <w:tcW w:w="1809" w:type="dxa"/>
+          </w:tcPr>
+          <w:p>
+            <w:pPr>
+              <w:pStyle w:val="Ttulo3"/>
+              <w:keepNext w:val="0"/>
+              <w:keepLines w:val="0"/>
+              <w:spacing w:before="0" w:after="80" w:line="276" w:lineRule="auto"/>
+              <w:ind w:left="0" w:firstLine="0"/>
+              <w:jc w:val="center"/>
+              <w:outlineLvl w:val="2"/>
+              <w:rPr>
+                <w:rFonts w:ascii="Calibri" w:eastAsia="Arial" w:hAnsi="Calibri" w:cs="Calibri"/>
+                <w:b w:val="0"/>
+                <w:color w:val="auto"/>
+                <w:sz w:val="22"/>
+                <w:szCs w:val="22"/>
+              </w:rPr>
+            </w:pPr>
+            <w:r>
+              <w:rPr>
+                <w:rFonts w:ascii="Calibri" w:eastAsia="Arial" w:hAnsi="Calibri" w:cs="Calibri"/>
+                <w:b w:val="0"/>
+                <w:color w:val="auto"/>
+                <w:sz w:val="22"/>
+                <w:szCs w:val="22"/>
+              </w:rPr>
+              <w:t>Precondición</w:t>
+            </w:r>
+          </w:p>
+        </w:tc>
+        <w:tc>
+          <w:tcPr>
+            <w:tcW w:w="6835" w:type="dxa"/>
+          </w:tcPr>
+          <w:p>
+            <w:pPr>
+              <w:pStyle w:val="Ttulo3"/>
+              <w:keepNext w:val="0"/>
+              <w:keepLines w:val="0"/>
+              <w:tabs>
+                <w:tab w:val="right" w:pos="6619"/>
+              </w:tabs>
+              <w:spacing w:before="0" w:after="80" w:line="276" w:lineRule="auto"/>
+              <w:ind w:left="0" w:firstLine="0"/>
+              <w:jc w:val="both"/>
+              <w:outlineLvl w:val="2"/>
+              <w:rPr>
+                <w:rFonts w:ascii="Calibri" w:eastAsia="Arial" w:hAnsi="Calibri" w:cs="Calibri"/>
+                <w:b w:val="0"/>
+                <w:color w:val="auto"/>
+                <w:sz w:val="22"/>
+                <w:szCs w:val="22"/>
+              </w:rPr>
+            </w:pPr>
+            <w:r>
+              <w:rPr>
+                <w:rFonts w:ascii="Calibri" w:hAnsi="Calibri" w:cs="Calibri"/>
+                <w:b w:val="0"/>
+                <w:color w:val="auto"/>
+                <w:sz w:val="22"/>
+                <w:szCs w:val="22"/>
+              </w:rPr>
+              <w:t>El usuario está en la zona personal.</w:t>
+            </w:r>
+          </w:p>
+        </w:tc>
+      </w:tr>
+      <w:tr>
+        <w:tc>
+          <w:tcPr>
+            <w:tcW w:w="1809" w:type="dxa"/>
+          </w:tcPr>
+          <w:p>
+            <w:pPr>
+              <w:pStyle w:val="Ttulo3"/>
+              <w:keepNext w:val="0"/>
+              <w:keepLines w:val="0"/>
+              <w:spacing w:before="0" w:after="80" w:line="276" w:lineRule="auto"/>
+              <w:ind w:left="0" w:firstLine="0"/>
+              <w:jc w:val="center"/>
+              <w:outlineLvl w:val="2"/>
+              <w:rPr>
+                <w:rFonts w:ascii="Calibri" w:eastAsia="Arial" w:hAnsi="Calibri" w:cs="Calibri"/>
+                <w:b w:val="0"/>
+                <w:color w:val="auto"/>
+                <w:sz w:val="22"/>
+                <w:szCs w:val="22"/>
+              </w:rPr>
+            </w:pPr>
+            <w:r>
+              <w:rPr>
+                <w:rFonts w:ascii="Calibri" w:eastAsia="Arial" w:hAnsi="Calibri" w:cs="Calibri"/>
+                <w:b w:val="0"/>
+                <w:color w:val="auto"/>
+                <w:sz w:val="22"/>
+                <w:szCs w:val="22"/>
+              </w:rPr>
+              <w:t>Flujo</w:t>
+            </w:r>
+          </w:p>
+        </w:tc>
+        <w:tc>
+          <w:tcPr>
+            <w:tcW w:w="6835" w:type="dxa"/>
+          </w:tcPr>
+          <w:p>
+            <w:pPr>
+              <w:pStyle w:val="Ttulo3"/>
+              <w:keepNext w:val="0"/>
+              <w:keepLines w:val="0"/>
+              <w:tabs>
+                <w:tab w:val="left" w:pos="4120"/>
+                <w:tab w:val="left" w:pos="5347"/>
+              </w:tabs>
+              <w:spacing w:before="0" w:after="80" w:line="276" w:lineRule="auto"/>
+              <w:ind w:left="0" w:firstLine="0"/>
+              <w:jc w:val="both"/>
+              <w:outlineLvl w:val="2"/>
+              <w:rPr>
+                <w:rFonts w:ascii="Calibri" w:hAnsi="Calibri" w:cs="Calibri"/>
+                <w:b w:val="0"/>
+                <w:color w:val="auto"/>
+                <w:sz w:val="22"/>
+                <w:szCs w:val="22"/>
+              </w:rPr>
+            </w:pPr>
+            <w:r>
+              <w:rPr>
+                <w:rFonts w:ascii="Calibri" w:hAnsi="Calibri" w:cs="Calibri"/>
+                <w:b w:val="0"/>
+                <w:color w:val="auto"/>
+                <w:sz w:val="22"/>
+                <w:szCs w:val="22"/>
+              </w:rPr>
+              <w:t xml:space="preserve">1. El usuario accede a la sección de comentarios. </w:t>
+            </w:r>
+          </w:p>
+          <w:p>
+            <w:pPr>
+              <w:pStyle w:val="Ttulo3"/>
+              <w:keepNext w:val="0"/>
+              <w:keepLines w:val="0"/>
+              <w:tabs>
+                <w:tab w:val="left" w:pos="4120"/>
+                <w:tab w:val="left" w:pos="5347"/>
+              </w:tabs>
+              <w:spacing w:before="0" w:after="80" w:line="276" w:lineRule="auto"/>
+              <w:ind w:left="0" w:firstLine="0"/>
+              <w:jc w:val="both"/>
+              <w:outlineLvl w:val="2"/>
+              <w:rPr>
+                <w:rFonts w:ascii="Calibri" w:hAnsi="Calibri" w:cs="Calibri"/>
+                <w:b w:val="0"/>
+                <w:color w:val="auto"/>
+                <w:sz w:val="22"/>
+                <w:szCs w:val="22"/>
+              </w:rPr>
+            </w:pPr>
+            <w:r>
+              <w:rPr>
+                <w:rFonts w:ascii="Calibri" w:hAnsi="Calibri" w:cs="Calibri"/>
+                <w:b w:val="0"/>
+                <w:color w:val="auto"/>
+                <w:sz w:val="22"/>
+                <w:szCs w:val="22"/>
+              </w:rPr>
+              <w:t xml:space="preserve">2. Redacta su valoración sobre una consumición. </w:t>
+            </w:r>
+          </w:p>
+          <w:p>
+            <w:pPr>
+              <w:pStyle w:val="Ttulo3"/>
+              <w:keepNext w:val="0"/>
+              <w:keepLines w:val="0"/>
+              <w:tabs>
+                <w:tab w:val="left" w:pos="4120"/>
+                <w:tab w:val="left" w:pos="5347"/>
+              </w:tabs>
+              <w:spacing w:before="0" w:after="80" w:line="276" w:lineRule="auto"/>
+              <w:ind w:left="0" w:firstLine="0"/>
+              <w:jc w:val="both"/>
+              <w:outlineLvl w:val="2"/>
+              <w:rPr>
+                <w:rFonts w:ascii="Calibri" w:eastAsia="Arial" w:hAnsi="Calibri" w:cs="Calibri"/>
+                <w:b w:val="0"/>
+                <w:color w:val="auto"/>
+                <w:sz w:val="22"/>
+                <w:szCs w:val="22"/>
+              </w:rPr>
+            </w:pPr>
+            <w:r>
+              <w:rPr>
+                <w:rFonts w:ascii="Calibri" w:hAnsi="Calibri" w:cs="Calibri"/>
+                <w:b w:val="0"/>
+                <w:color w:val="auto"/>
+                <w:sz w:val="22"/>
+                <w:szCs w:val="22"/>
+              </w:rPr>
+              <w:t>3. El sistema publica la reseña y la asocia al plato correspondiente.</w:t>
+            </w:r>
+          </w:p>
+        </w:tc>
+      </w:tr>
+      <w:tr>
+        <w:tc>
+          <w:tcPr>
+            <w:tcW w:w="1809" w:type="dxa"/>
+          </w:tcPr>
+          <w:p>
+            <w:pPr>
+              <w:pStyle w:val="Ttulo3"/>
+              <w:keepNext w:val="0"/>
+              <w:keepLines w:val="0"/>
+              <w:spacing w:before="0" w:after="80" w:line="276" w:lineRule="auto"/>
+              <w:ind w:left="0" w:firstLine="0"/>
+              <w:jc w:val="center"/>
+              <w:outlineLvl w:val="2"/>
+              <w:rPr>
+                <w:rFonts w:ascii="Calibri" w:eastAsia="Arial" w:hAnsi="Calibri" w:cs="Calibri"/>
+                <w:b w:val="0"/>
+                <w:color w:val="auto"/>
+                <w:sz w:val="22"/>
+                <w:szCs w:val="22"/>
+              </w:rPr>
+            </w:pPr>
+            <w:r>
+              <w:rPr>
+                <w:rFonts w:ascii="Calibri" w:eastAsia="Arial" w:hAnsi="Calibri" w:cs="Calibri"/>
+                <w:b w:val="0"/>
+                <w:color w:val="auto"/>
+                <w:sz w:val="22"/>
+                <w:szCs w:val="22"/>
+              </w:rPr>
+              <w:t>Flujo alternativo</w:t>
+            </w:r>
+          </w:p>
+        </w:tc>
+        <w:tc>
+          <w:tcPr>
+            <w:tcW w:w="6835" w:type="dxa"/>
+          </w:tcPr>
+          <w:p>
+            <w:pPr>
+              <w:pStyle w:val="Ttulo3"/>
+              <w:keepNext w:val="0"/>
+              <w:keepLines w:val="0"/>
+              <w:spacing w:before="0" w:after="80" w:line="276" w:lineRule="auto"/>
+              <w:ind w:left="0" w:firstLine="0"/>
+              <w:jc w:val="both"/>
+              <w:outlineLvl w:val="2"/>
+              <w:rPr>
+                <w:rFonts w:ascii="Calibri" w:eastAsia="Arial" w:hAnsi="Calibri" w:cs="Calibri"/>
+                <w:b w:val="0"/>
+                <w:color w:val="auto"/>
+                <w:sz w:val="22"/>
+                <w:szCs w:val="22"/>
+              </w:rPr>
+            </w:pPr>
+            <w:r>
+              <w:rPr>
+                <w:rFonts w:ascii="Calibri" w:hAnsi="Calibri" w:cs="Calibri"/>
+                <w:b w:val="0"/>
+                <w:color w:val="auto"/>
+                <w:sz w:val="22"/>
+                <w:szCs w:val="22"/>
+              </w:rPr>
+              <w:t>Si el usuario no ha consumido el plato, el sistema puede restringir la publicación.</w:t>
+            </w:r>
+          </w:p>
+        </w:tc>
+      </w:tr>
+      <w:tr>
+        <w:tc>
+          <w:tcPr>
+            <w:tcW w:w="1809" w:type="dxa"/>
+          </w:tcPr>
+          <w:p>
+            <w:pPr>
+              <w:pStyle w:val="Ttulo3"/>
+              <w:keepNext w:val="0"/>
+              <w:keepLines w:val="0"/>
+              <w:spacing w:before="0" w:after="80" w:line="276" w:lineRule="auto"/>
+              <w:ind w:left="0" w:firstLine="0"/>
+              <w:jc w:val="center"/>
+              <w:outlineLvl w:val="2"/>
+              <w:rPr>
+                <w:rFonts w:ascii="Calibri" w:eastAsia="Arial" w:hAnsi="Calibri" w:cs="Calibri"/>
+                <w:b w:val="0"/>
+                <w:color w:val="auto"/>
+                <w:sz w:val="22"/>
+                <w:szCs w:val="22"/>
+              </w:rPr>
+            </w:pPr>
+            <w:r>
+              <w:rPr>
+                <w:rFonts w:ascii="Calibri" w:eastAsia="Arial" w:hAnsi="Calibri" w:cs="Calibri"/>
+                <w:b w:val="0"/>
+                <w:color w:val="auto"/>
+                <w:sz w:val="22"/>
+                <w:szCs w:val="22"/>
+              </w:rPr>
+              <w:t>Postcondición</w:t>
+            </w:r>
+          </w:p>
+        </w:tc>
+        <w:tc>
+          <w:tcPr>
+            <w:tcW w:w="6835" w:type="dxa"/>
+          </w:tcPr>
+          <w:p>
+            <w:pPr>
+              <w:pStyle w:val="Ttulo3"/>
+              <w:keepNext w:val="0"/>
+              <w:keepLines w:val="0"/>
+              <w:tabs>
+                <w:tab w:val="left" w:pos="4045"/>
+              </w:tabs>
+              <w:spacing w:before="0" w:after="80" w:line="276" w:lineRule="auto"/>
+              <w:ind w:left="0" w:firstLine="0"/>
+              <w:jc w:val="both"/>
+              <w:outlineLvl w:val="2"/>
+              <w:rPr>
+                <w:rFonts w:ascii="Calibri" w:eastAsia="Arial" w:hAnsi="Calibri" w:cs="Calibri"/>
+                <w:b w:val="0"/>
+                <w:color w:val="auto"/>
+                <w:sz w:val="22"/>
+                <w:szCs w:val="22"/>
+              </w:rPr>
+            </w:pPr>
+            <w:r>
+              <w:rPr>
+                <w:rFonts w:ascii="Calibri" w:hAnsi="Calibri" w:cs="Calibri"/>
+                <w:b w:val="0"/>
+                <w:color w:val="auto"/>
+                <w:sz w:val="22"/>
+                <w:szCs w:val="22"/>
+              </w:rPr>
+              <w:t>La reseña queda publicada y visible en la carta del restaurante.</w:t>
+            </w:r>
+          </w:p>
+        </w:tc>
+      </w:tr>
+    </w:tbl>
+    <w:p>
+      <w:pPr>
+        <w:pStyle w:val="normal0"/>
+      </w:pPr>
+    </w:p>
+    <w:tbl>
+      <w:tblPr>
+        <w:tblStyle w:val="Tablaconcuadrcula"/>
+        <w:tblW w:w="0" w:type="auto"/>
+        <w:tblLook w:val="04A0"/>
+      </w:tblPr>
+      <w:tblGrid>
+        <w:gridCol w:w="1809"/>
+        <w:gridCol w:w="6835"/>
+      </w:tblGrid>
+      <w:tr>
+        <w:tc>
+          <w:tcPr>
+            <w:tcW w:w="1809" w:type="dxa"/>
+          </w:tcPr>
+          <w:p>
+            <w:pPr>
+              <w:pStyle w:val="Ttulo3"/>
+              <w:keepNext w:val="0"/>
+              <w:keepLines w:val="0"/>
+              <w:spacing w:before="0" w:after="80" w:line="276" w:lineRule="auto"/>
+              <w:ind w:left="0" w:firstLine="0"/>
+              <w:jc w:val="center"/>
+              <w:outlineLvl w:val="2"/>
+              <w:rPr>
+                <w:rFonts w:ascii="Calibri" w:eastAsia="Arial" w:hAnsi="Calibri" w:cs="Calibri"/>
+                <w:b w:val="0"/>
+                <w:color w:val="auto"/>
+                <w:sz w:val="22"/>
+                <w:szCs w:val="22"/>
+              </w:rPr>
+            </w:pPr>
+            <w:r>
+              <w:rPr>
+                <w:rFonts w:ascii="Calibri" w:eastAsia="Arial" w:hAnsi="Calibri" w:cs="Calibri"/>
+                <w:b w:val="0"/>
+                <w:color w:val="auto"/>
+                <w:sz w:val="22"/>
+                <w:szCs w:val="22"/>
+              </w:rPr>
+              <w:t xml:space="preserve">CASO DE USO </w:t>
+            </w:r>
+            <w:r>
+              <w:rPr>
+                <w:rFonts w:ascii="Calibri" w:eastAsia="Arial" w:hAnsi="Calibri" w:cs="Calibri"/>
+                <w:b w:val="0"/>
+                <w:color w:val="auto"/>
+                <w:sz w:val="22"/>
+                <w:szCs w:val="22"/>
+              </w:rPr>
+              <w:t>9</w:t>
+            </w:r>
+          </w:p>
+        </w:tc>
+        <w:tc>
+          <w:tcPr>
+            <w:tcW w:w="6835" w:type="dxa"/>
+          </w:tcPr>
+          <w:p>
+            <w:pPr>
+              <w:pStyle w:val="Ttulo3"/>
+              <w:keepNext w:val="0"/>
+              <w:keepLines w:val="0"/>
+              <w:spacing w:before="0" w:after="80" w:line="276" w:lineRule="auto"/>
+              <w:ind w:left="0" w:firstLine="0"/>
+              <w:jc w:val="both"/>
+              <w:outlineLvl w:val="2"/>
+              <w:rPr>
+                <w:rFonts w:ascii="Calibri" w:eastAsia="Arial" w:hAnsi="Calibri" w:cs="Calibri"/>
+                <w:b w:val="0"/>
+                <w:color w:val="auto"/>
+                <w:sz w:val="22"/>
+                <w:szCs w:val="22"/>
+              </w:rPr>
+            </w:pPr>
+            <w:r>
+              <w:rPr>
+                <w:rFonts w:ascii="Calibri" w:eastAsia="Arial" w:hAnsi="Calibri" w:cs="Calibri"/>
+                <w:b w:val="0"/>
+                <w:color w:val="auto"/>
+                <w:sz w:val="22"/>
+                <w:szCs w:val="22"/>
+              </w:rPr>
+              <w:t>Publicar reseñas</w:t>
+            </w:r>
+          </w:p>
+        </w:tc>
+      </w:tr>
+      <w:tr>
+        <w:tc>
+          <w:tcPr>
+            <w:tcW w:w="1809" w:type="dxa"/>
+          </w:tcPr>
+          <w:p>
+            <w:pPr>
+              <w:pStyle w:val="Ttulo3"/>
+              <w:keepNext w:val="0"/>
+              <w:keepLines w:val="0"/>
+              <w:spacing w:before="0" w:after="80" w:line="276" w:lineRule="auto"/>
+              <w:ind w:left="0" w:firstLine="0"/>
+              <w:jc w:val="center"/>
+              <w:outlineLvl w:val="2"/>
+              <w:rPr>
+                <w:rFonts w:ascii="Calibri" w:eastAsia="Arial" w:hAnsi="Calibri" w:cs="Calibri"/>
+                <w:b w:val="0"/>
+                <w:color w:val="auto"/>
+                <w:sz w:val="22"/>
+                <w:szCs w:val="22"/>
+              </w:rPr>
+            </w:pPr>
+            <w:r>
+              <w:rPr>
+                <w:rFonts w:ascii="Calibri" w:eastAsia="Arial" w:hAnsi="Calibri" w:cs="Calibri"/>
+                <w:b w:val="0"/>
+                <w:color w:val="auto"/>
+                <w:sz w:val="22"/>
+                <w:szCs w:val="22"/>
+              </w:rPr>
+              <w:t>Actor</w:t>
+            </w:r>
+          </w:p>
+        </w:tc>
+        <w:tc>
+          <w:tcPr>
+            <w:tcW w:w="6835" w:type="dxa"/>
+          </w:tcPr>
+          <w:p>
+            <w:pPr>
+              <w:pStyle w:val="Ttulo3"/>
+              <w:keepNext w:val="0"/>
+              <w:keepLines w:val="0"/>
+              <w:spacing w:before="0" w:after="80" w:line="276" w:lineRule="auto"/>
+              <w:ind w:left="0" w:firstLine="0"/>
+              <w:jc w:val="both"/>
+              <w:outlineLvl w:val="2"/>
+              <w:rPr>
+                <w:rFonts w:ascii="Calibri" w:eastAsia="Arial" w:hAnsi="Calibri" w:cs="Calibri"/>
+                <w:b w:val="0"/>
+                <w:color w:val="auto"/>
+                <w:sz w:val="22"/>
+                <w:szCs w:val="22"/>
+              </w:rPr>
+            </w:pPr>
+            <w:r>
+              <w:rPr>
+                <w:rFonts w:ascii="Calibri" w:eastAsia="Arial" w:hAnsi="Calibri" w:cs="Calibri"/>
+                <w:b w:val="0"/>
+                <w:color w:val="auto"/>
+                <w:sz w:val="22"/>
+                <w:szCs w:val="22"/>
+              </w:rPr>
+              <w:t>Cliente/Empleado/Admin</w:t>
+            </w:r>
+          </w:p>
+        </w:tc>
+      </w:tr>
+      <w:tr>
+        <w:tc>
+          <w:tcPr>
+            <w:tcW w:w="1809" w:type="dxa"/>
+          </w:tcPr>
+          <w:p>
+            <w:pPr>
+              <w:pStyle w:val="Ttulo3"/>
+              <w:keepNext w:val="0"/>
+              <w:keepLines w:val="0"/>
+              <w:spacing w:before="0" w:after="80" w:line="276" w:lineRule="auto"/>
+              <w:ind w:left="0" w:firstLine="0"/>
+              <w:jc w:val="center"/>
+              <w:outlineLvl w:val="2"/>
+              <w:rPr>
+                <w:rFonts w:ascii="Calibri" w:eastAsia="Arial" w:hAnsi="Calibri" w:cs="Calibri"/>
+                <w:b w:val="0"/>
+                <w:color w:val="auto"/>
+                <w:sz w:val="22"/>
+                <w:szCs w:val="22"/>
+              </w:rPr>
+            </w:pPr>
+            <w:r>
+              <w:rPr>
+                <w:rFonts w:ascii="Calibri" w:eastAsia="Arial" w:hAnsi="Calibri" w:cs="Calibri"/>
+                <w:b w:val="0"/>
+                <w:color w:val="auto"/>
+                <w:sz w:val="22"/>
+                <w:szCs w:val="22"/>
+              </w:rPr>
+              <w:t>Precondición</w:t>
+            </w:r>
+          </w:p>
+        </w:tc>
+        <w:tc>
+          <w:tcPr>
+            <w:tcW w:w="6835" w:type="dxa"/>
+          </w:tcPr>
+          <w:p>
+            <w:pPr>
+              <w:pStyle w:val="Ttulo3"/>
+              <w:keepNext w:val="0"/>
+              <w:keepLines w:val="0"/>
+              <w:tabs>
+                <w:tab w:val="right" w:pos="6619"/>
+              </w:tabs>
+              <w:spacing w:before="0" w:after="80" w:line="276" w:lineRule="auto"/>
+              <w:ind w:left="0" w:firstLine="0"/>
+              <w:jc w:val="both"/>
+              <w:outlineLvl w:val="2"/>
+              <w:rPr>
+                <w:rFonts w:ascii="Calibri" w:eastAsia="Arial" w:hAnsi="Calibri" w:cs="Calibri"/>
+                <w:b w:val="0"/>
+                <w:color w:val="auto"/>
+                <w:sz w:val="22"/>
+                <w:szCs w:val="22"/>
+              </w:rPr>
+            </w:pPr>
+            <w:r>
+              <w:rPr>
+                <w:rFonts w:ascii="Calibri" w:hAnsi="Calibri" w:cs="Calibri"/>
+                <w:b w:val="0"/>
+                <w:color w:val="auto"/>
+                <w:sz w:val="22"/>
+                <w:szCs w:val="22"/>
+              </w:rPr>
+              <w:t>El usuario está en la zona personal.</w:t>
+            </w:r>
+          </w:p>
+        </w:tc>
+      </w:tr>
+      <w:tr>
+        <w:tc>
+          <w:tcPr>
+            <w:tcW w:w="1809" w:type="dxa"/>
+          </w:tcPr>
+          <w:p>
+            <w:pPr>
+              <w:pStyle w:val="Ttulo3"/>
+              <w:keepNext w:val="0"/>
+              <w:keepLines w:val="0"/>
+              <w:spacing w:before="0" w:after="80" w:line="276" w:lineRule="auto"/>
+              <w:ind w:left="0" w:firstLine="0"/>
+              <w:jc w:val="center"/>
+              <w:outlineLvl w:val="2"/>
+              <w:rPr>
+                <w:rFonts w:ascii="Calibri" w:eastAsia="Arial" w:hAnsi="Calibri" w:cs="Calibri"/>
+                <w:b w:val="0"/>
+                <w:color w:val="auto"/>
+                <w:sz w:val="22"/>
+                <w:szCs w:val="22"/>
+              </w:rPr>
+            </w:pPr>
+            <w:r>
+              <w:rPr>
+                <w:rFonts w:ascii="Calibri" w:eastAsia="Arial" w:hAnsi="Calibri" w:cs="Calibri"/>
+                <w:b w:val="0"/>
+                <w:color w:val="auto"/>
+                <w:sz w:val="22"/>
+                <w:szCs w:val="22"/>
+              </w:rPr>
+              <w:t>Flujo</w:t>
+            </w:r>
+          </w:p>
+        </w:tc>
+        <w:tc>
+          <w:tcPr>
+            <w:tcW w:w="6835" w:type="dxa"/>
+          </w:tcPr>
+          <w:p>
+            <w:pPr>
+              <w:pStyle w:val="Ttulo3"/>
+              <w:keepNext w:val="0"/>
+              <w:keepLines w:val="0"/>
+              <w:tabs>
+                <w:tab w:val="left" w:pos="4120"/>
+                <w:tab w:val="left" w:pos="5347"/>
+              </w:tabs>
+              <w:spacing w:before="0" w:after="80" w:line="276" w:lineRule="auto"/>
+              <w:ind w:left="0" w:firstLine="0"/>
+              <w:jc w:val="both"/>
+              <w:outlineLvl w:val="2"/>
+              <w:rPr>
+                <w:rFonts w:ascii="Calibri" w:hAnsi="Calibri" w:cs="Calibri"/>
+                <w:b w:val="0"/>
+                <w:color w:val="auto"/>
+                <w:sz w:val="22"/>
+                <w:szCs w:val="22"/>
+              </w:rPr>
+            </w:pPr>
+            <w:r>
+              <w:rPr>
+                <w:rFonts w:ascii="Calibri" w:hAnsi="Calibri" w:cs="Calibri"/>
+                <w:b w:val="0"/>
+                <w:color w:val="auto"/>
+                <w:sz w:val="22"/>
+                <w:szCs w:val="22"/>
+              </w:rPr>
+              <w:t xml:space="preserve">1. El usuario accede a la sección de comentarios. </w:t>
+            </w:r>
+          </w:p>
+          <w:p>
+            <w:pPr>
+              <w:pStyle w:val="Ttulo3"/>
+              <w:keepNext w:val="0"/>
+              <w:keepLines w:val="0"/>
+              <w:tabs>
+                <w:tab w:val="left" w:pos="4120"/>
+                <w:tab w:val="left" w:pos="5347"/>
+              </w:tabs>
+              <w:spacing w:before="0" w:after="80" w:line="276" w:lineRule="auto"/>
+              <w:ind w:left="0" w:firstLine="0"/>
+              <w:jc w:val="both"/>
+              <w:outlineLvl w:val="2"/>
+              <w:rPr>
+                <w:rFonts w:ascii="Calibri" w:hAnsi="Calibri" w:cs="Calibri"/>
+                <w:b w:val="0"/>
+                <w:color w:val="auto"/>
+                <w:sz w:val="22"/>
+                <w:szCs w:val="22"/>
+              </w:rPr>
+            </w:pPr>
+            <w:r>
+              <w:rPr>
+                <w:rFonts w:ascii="Calibri" w:hAnsi="Calibri" w:cs="Calibri"/>
+                <w:b w:val="0"/>
+                <w:color w:val="auto"/>
+                <w:sz w:val="22"/>
+                <w:szCs w:val="22"/>
+              </w:rPr>
+              <w:t xml:space="preserve">2. Redacta su valoración sobre una consumición. </w:t>
+            </w:r>
+          </w:p>
+          <w:p>
+            <w:pPr>
+              <w:pStyle w:val="Ttulo3"/>
+              <w:keepNext w:val="0"/>
+              <w:keepLines w:val="0"/>
+              <w:tabs>
+                <w:tab w:val="left" w:pos="4120"/>
+                <w:tab w:val="left" w:pos="5347"/>
+              </w:tabs>
+              <w:spacing w:before="0" w:after="80" w:line="276" w:lineRule="auto"/>
+              <w:ind w:left="0" w:firstLine="0"/>
+              <w:jc w:val="both"/>
+              <w:outlineLvl w:val="2"/>
+              <w:rPr>
+                <w:rFonts w:ascii="Calibri" w:eastAsia="Arial" w:hAnsi="Calibri" w:cs="Calibri"/>
+                <w:b w:val="0"/>
+                <w:color w:val="auto"/>
+                <w:sz w:val="22"/>
+                <w:szCs w:val="22"/>
+              </w:rPr>
+            </w:pPr>
+            <w:r>
+              <w:rPr>
+                <w:rFonts w:ascii="Calibri" w:hAnsi="Calibri" w:cs="Calibri"/>
+                <w:b w:val="0"/>
+                <w:color w:val="auto"/>
+                <w:sz w:val="22"/>
+                <w:szCs w:val="22"/>
+              </w:rPr>
+              <w:t>3. El sistema publica la reseña y la asocia al plato correspondiente.</w:t>
+            </w:r>
+          </w:p>
+        </w:tc>
+      </w:tr>
+      <w:tr>
+        <w:tc>
+          <w:tcPr>
+            <w:tcW w:w="1809" w:type="dxa"/>
+          </w:tcPr>
+          <w:p>
+            <w:pPr>
+              <w:pStyle w:val="Ttulo3"/>
+              <w:keepNext w:val="0"/>
+              <w:keepLines w:val="0"/>
+              <w:spacing w:before="0" w:after="80" w:line="276" w:lineRule="auto"/>
+              <w:ind w:left="0" w:firstLine="0"/>
+              <w:jc w:val="center"/>
+              <w:outlineLvl w:val="2"/>
+              <w:rPr>
+                <w:rFonts w:ascii="Calibri" w:eastAsia="Arial" w:hAnsi="Calibri" w:cs="Calibri"/>
+                <w:b w:val="0"/>
+                <w:color w:val="auto"/>
+                <w:sz w:val="22"/>
+                <w:szCs w:val="22"/>
+              </w:rPr>
+            </w:pPr>
+            <w:r>
+              <w:rPr>
+                <w:rFonts w:ascii="Calibri" w:eastAsia="Arial" w:hAnsi="Calibri" w:cs="Calibri"/>
+                <w:b w:val="0"/>
+                <w:color w:val="auto"/>
+                <w:sz w:val="22"/>
+                <w:szCs w:val="22"/>
+              </w:rPr>
+              <w:t>Flujo alternativo</w:t>
+            </w:r>
+          </w:p>
+        </w:tc>
+        <w:tc>
+          <w:tcPr>
+            <w:tcW w:w="6835" w:type="dxa"/>
+          </w:tcPr>
+          <w:p>
+            <w:pPr>
+              <w:pStyle w:val="Ttulo3"/>
+              <w:keepNext w:val="0"/>
+              <w:keepLines w:val="0"/>
+              <w:spacing w:before="0" w:after="80" w:line="276" w:lineRule="auto"/>
+              <w:ind w:left="0" w:firstLine="0"/>
+              <w:jc w:val="both"/>
+              <w:outlineLvl w:val="2"/>
+              <w:rPr>
+                <w:rFonts w:ascii="Calibri" w:eastAsia="Arial" w:hAnsi="Calibri" w:cs="Calibri"/>
+                <w:b w:val="0"/>
+                <w:color w:val="auto"/>
+                <w:sz w:val="22"/>
+                <w:szCs w:val="22"/>
+              </w:rPr>
+            </w:pPr>
+            <w:r>
+              <w:rPr>
+                <w:rFonts w:ascii="Calibri" w:hAnsi="Calibri" w:cs="Calibri"/>
+                <w:b w:val="0"/>
+                <w:color w:val="auto"/>
+                <w:sz w:val="22"/>
+                <w:szCs w:val="22"/>
+              </w:rPr>
+              <w:t>Si el usuario no ha consumido el plato, el sistema puede restringir la publicación.</w:t>
+            </w:r>
+          </w:p>
+        </w:tc>
+      </w:tr>
+      <w:tr>
+        <w:tc>
+          <w:tcPr>
+            <w:tcW w:w="1809" w:type="dxa"/>
+          </w:tcPr>
+          <w:p>
+            <w:pPr>
+              <w:pStyle w:val="Ttulo3"/>
+              <w:keepNext w:val="0"/>
+              <w:keepLines w:val="0"/>
+              <w:spacing w:before="0" w:after="80" w:line="276" w:lineRule="auto"/>
+              <w:ind w:left="0" w:firstLine="0"/>
+              <w:jc w:val="center"/>
+              <w:outlineLvl w:val="2"/>
+              <w:rPr>
+                <w:rFonts w:ascii="Calibri" w:eastAsia="Arial" w:hAnsi="Calibri" w:cs="Calibri"/>
+                <w:b w:val="0"/>
+                <w:color w:val="auto"/>
+                <w:sz w:val="22"/>
+                <w:szCs w:val="22"/>
+              </w:rPr>
+            </w:pPr>
+            <w:r>
+              <w:rPr>
+                <w:rFonts w:ascii="Calibri" w:eastAsia="Arial" w:hAnsi="Calibri" w:cs="Calibri"/>
+                <w:b w:val="0"/>
+                <w:color w:val="auto"/>
+                <w:sz w:val="22"/>
+                <w:szCs w:val="22"/>
+              </w:rPr>
+              <w:t>Postcondición</w:t>
+            </w:r>
+          </w:p>
+        </w:tc>
+        <w:tc>
+          <w:tcPr>
+            <w:tcW w:w="6835" w:type="dxa"/>
+          </w:tcPr>
+          <w:p>
+            <w:pPr>
+              <w:pStyle w:val="Ttulo3"/>
+              <w:keepNext w:val="0"/>
+              <w:keepLines w:val="0"/>
+              <w:tabs>
+                <w:tab w:val="left" w:pos="4045"/>
+              </w:tabs>
+              <w:spacing w:before="0" w:after="80" w:line="276" w:lineRule="auto"/>
+              <w:ind w:left="0" w:firstLine="0"/>
+              <w:jc w:val="both"/>
+              <w:outlineLvl w:val="2"/>
+              <w:rPr>
+                <w:rFonts w:ascii="Calibri" w:eastAsia="Arial" w:hAnsi="Calibri" w:cs="Calibri"/>
+                <w:b w:val="0"/>
+                <w:color w:val="auto"/>
+                <w:sz w:val="22"/>
+                <w:szCs w:val="22"/>
+              </w:rPr>
+            </w:pPr>
+            <w:r>
+              <w:rPr>
+                <w:rFonts w:ascii="Calibri" w:hAnsi="Calibri" w:cs="Calibri"/>
+                <w:b w:val="0"/>
+                <w:color w:val="auto"/>
+                <w:sz w:val="22"/>
+                <w:szCs w:val="22"/>
+              </w:rPr>
+              <w:t>La reseña queda publicada y visible en la carta del restaurante.</w:t>
+            </w:r>
+          </w:p>
+        </w:tc>
+      </w:tr>
+    </w:tbl>
+    <w:p>
+      <w:pPr>
+        <w:pStyle w:val="normal0"/>
+      </w:pPr>
+    </w:p>
+    <w:tbl>
+      <w:tblPr>
+        <w:tblStyle w:val="Tablaconcuadrcula"/>
+        <w:tblW w:w="0" w:type="auto"/>
+        <w:tblLook w:val="04A0"/>
+      </w:tblPr>
+      <w:tblGrid>
+        <w:gridCol w:w="1809"/>
+        <w:gridCol w:w="6835"/>
+      </w:tblGrid>
+      <w:tr>
+        <w:tc>
+          <w:tcPr>
+            <w:tcW w:w="1809" w:type="dxa"/>
+          </w:tcPr>
+          <w:p>
+            <w:pPr>
+              <w:pStyle w:val="Ttulo3"/>
+              <w:keepNext w:val="0"/>
+              <w:keepLines w:val="0"/>
+              <w:spacing w:before="0" w:after="80" w:line="276" w:lineRule="auto"/>
+              <w:ind w:left="0" w:firstLine="0"/>
+              <w:jc w:val="center"/>
+              <w:outlineLvl w:val="2"/>
+              <w:rPr>
+                <w:rFonts w:ascii="Calibri" w:eastAsia="Arial" w:hAnsi="Calibri" w:cs="Calibri"/>
+                <w:b w:val="0"/>
+                <w:color w:val="auto"/>
+                <w:sz w:val="22"/>
+                <w:szCs w:val="22"/>
+              </w:rPr>
+            </w:pPr>
+            <w:r>
+              <w:rPr>
+                <w:rFonts w:ascii="Calibri" w:eastAsia="Arial" w:hAnsi="Calibri" w:cs="Calibri"/>
+                <w:b w:val="0"/>
+                <w:color w:val="auto"/>
+                <w:sz w:val="22"/>
+                <w:szCs w:val="22"/>
+              </w:rPr>
+              <w:t>CASO DE USO 10</w:t>
+            </w:r>
+          </w:p>
+        </w:tc>
+        <w:tc>
+          <w:tcPr>
+            <w:tcW w:w="6835" w:type="dxa"/>
+          </w:tcPr>
+          <w:p>
+            <w:pPr>
+              <w:pStyle w:val="Ttulo3"/>
+              <w:keepNext w:val="0"/>
+              <w:keepLines w:val="0"/>
+              <w:spacing w:before="0" w:after="80" w:line="276" w:lineRule="auto"/>
+              <w:ind w:left="0" w:firstLine="0"/>
+              <w:jc w:val="both"/>
+              <w:outlineLvl w:val="2"/>
+              <w:rPr>
+                <w:rFonts w:ascii="Calibri" w:eastAsia="Arial" w:hAnsi="Calibri" w:cs="Calibri"/>
+                <w:b w:val="0"/>
+                <w:color w:val="auto"/>
+                <w:sz w:val="22"/>
+                <w:szCs w:val="22"/>
+              </w:rPr>
+            </w:pPr>
+            <w:r>
+              <w:rPr>
+                <w:rFonts w:ascii="Calibri" w:eastAsia="Arial" w:hAnsi="Calibri" w:cs="Calibri"/>
+                <w:b w:val="0"/>
+                <w:color w:val="auto"/>
+                <w:sz w:val="22"/>
+                <w:szCs w:val="22"/>
+              </w:rPr>
+              <w:t>Realizar pedidos</w:t>
+            </w:r>
+          </w:p>
+        </w:tc>
+      </w:tr>
+      <w:tr>
+        <w:tc>
+          <w:tcPr>
+            <w:tcW w:w="1809" w:type="dxa"/>
+          </w:tcPr>
+          <w:p>
+            <w:pPr>
+              <w:pStyle w:val="Ttulo3"/>
+              <w:keepNext w:val="0"/>
+              <w:keepLines w:val="0"/>
+              <w:spacing w:before="0" w:after="80" w:line="276" w:lineRule="auto"/>
+              <w:ind w:left="0" w:firstLine="0"/>
+              <w:jc w:val="center"/>
+              <w:outlineLvl w:val="2"/>
+              <w:rPr>
+                <w:rFonts w:ascii="Calibri" w:eastAsia="Arial" w:hAnsi="Calibri" w:cs="Calibri"/>
+                <w:b w:val="0"/>
+                <w:color w:val="auto"/>
+                <w:sz w:val="22"/>
+                <w:szCs w:val="22"/>
+              </w:rPr>
+            </w:pPr>
+            <w:r>
+              <w:rPr>
+                <w:rFonts w:ascii="Calibri" w:eastAsia="Arial" w:hAnsi="Calibri" w:cs="Calibri"/>
+                <w:b w:val="0"/>
+                <w:color w:val="auto"/>
+                <w:sz w:val="22"/>
+                <w:szCs w:val="22"/>
+              </w:rPr>
+              <w:t>Actor</w:t>
+            </w:r>
+          </w:p>
+        </w:tc>
+        <w:tc>
+          <w:tcPr>
+            <w:tcW w:w="6835" w:type="dxa"/>
+          </w:tcPr>
+          <w:p>
+            <w:pPr>
+              <w:pStyle w:val="Ttulo3"/>
+              <w:keepNext w:val="0"/>
+              <w:keepLines w:val="0"/>
+              <w:spacing w:before="0" w:after="80" w:line="276" w:lineRule="auto"/>
+              <w:ind w:left="0" w:firstLine="0"/>
+              <w:jc w:val="both"/>
+              <w:outlineLvl w:val="2"/>
+              <w:rPr>
+                <w:rFonts w:ascii="Calibri" w:eastAsia="Arial" w:hAnsi="Calibri" w:cs="Calibri"/>
+                <w:b w:val="0"/>
+                <w:color w:val="auto"/>
+                <w:sz w:val="22"/>
+                <w:szCs w:val="22"/>
+              </w:rPr>
+            </w:pPr>
+            <w:r>
+              <w:rPr>
+                <w:rFonts w:ascii="Calibri" w:eastAsia="Arial" w:hAnsi="Calibri" w:cs="Calibri"/>
+                <w:b w:val="0"/>
+                <w:color w:val="auto"/>
+                <w:sz w:val="22"/>
+                <w:szCs w:val="22"/>
+              </w:rPr>
+              <w:t>Cliente/Empleado/Admin</w:t>
+            </w:r>
+          </w:p>
+        </w:tc>
+      </w:tr>
+      <w:tr>
+        <w:tc>
+          <w:tcPr>
+            <w:tcW w:w="1809" w:type="dxa"/>
+          </w:tcPr>
+          <w:p>
+            <w:pPr>
+              <w:pStyle w:val="Ttulo3"/>
+              <w:keepNext w:val="0"/>
+              <w:keepLines w:val="0"/>
+              <w:spacing w:before="0" w:after="80" w:line="276" w:lineRule="auto"/>
+              <w:ind w:left="0" w:firstLine="0"/>
+              <w:jc w:val="center"/>
+              <w:outlineLvl w:val="2"/>
+              <w:rPr>
+                <w:rFonts w:ascii="Calibri" w:eastAsia="Arial" w:hAnsi="Calibri" w:cs="Calibri"/>
+                <w:b w:val="0"/>
+                <w:color w:val="auto"/>
+                <w:sz w:val="22"/>
+                <w:szCs w:val="22"/>
+              </w:rPr>
+            </w:pPr>
+            <w:r>
+              <w:rPr>
+                <w:rFonts w:ascii="Calibri" w:eastAsia="Arial" w:hAnsi="Calibri" w:cs="Calibri"/>
+                <w:b w:val="0"/>
+                <w:color w:val="auto"/>
+                <w:sz w:val="22"/>
+                <w:szCs w:val="22"/>
+              </w:rPr>
+              <w:t>Precondición</w:t>
+            </w:r>
+          </w:p>
+        </w:tc>
+        <w:tc>
+          <w:tcPr>
+            <w:tcW w:w="6835" w:type="dxa"/>
+          </w:tcPr>
+          <w:p>
+            <w:pPr>
+              <w:pStyle w:val="Ttulo3"/>
+              <w:keepNext w:val="0"/>
+              <w:keepLines w:val="0"/>
+              <w:tabs>
+                <w:tab w:val="right" w:pos="6619"/>
+              </w:tabs>
+              <w:spacing w:before="0" w:after="80" w:line="276" w:lineRule="auto"/>
+              <w:ind w:left="0" w:firstLine="0"/>
+              <w:jc w:val="both"/>
+              <w:outlineLvl w:val="2"/>
+              <w:rPr>
+                <w:rFonts w:ascii="Calibri" w:eastAsia="Arial" w:hAnsi="Calibri" w:cs="Calibri"/>
+                <w:b w:val="0"/>
+                <w:color w:val="auto"/>
+                <w:sz w:val="22"/>
+                <w:szCs w:val="22"/>
+              </w:rPr>
+            </w:pPr>
+            <w:r>
+              <w:rPr>
+                <w:rFonts w:ascii="Calibri" w:hAnsi="Calibri" w:cs="Calibri"/>
+                <w:b w:val="0"/>
+                <w:color w:val="auto"/>
+                <w:sz w:val="22"/>
+                <w:szCs w:val="22"/>
+              </w:rPr>
+              <w:t>El usuario está en la zona personal.</w:t>
+            </w:r>
+          </w:p>
+        </w:tc>
+      </w:tr>
+      <w:tr>
+        <w:tc>
+          <w:tcPr>
+            <w:tcW w:w="1809" w:type="dxa"/>
+          </w:tcPr>
+          <w:p>
+            <w:pPr>
+              <w:pStyle w:val="Ttulo3"/>
+              <w:keepNext w:val="0"/>
+              <w:keepLines w:val="0"/>
+              <w:spacing w:before="0" w:after="80" w:line="276" w:lineRule="auto"/>
+              <w:ind w:left="0" w:firstLine="0"/>
+              <w:jc w:val="center"/>
+              <w:outlineLvl w:val="2"/>
+              <w:rPr>
+                <w:rFonts w:ascii="Calibri" w:eastAsia="Arial" w:hAnsi="Calibri" w:cs="Calibri"/>
+                <w:b w:val="0"/>
+                <w:color w:val="auto"/>
+                <w:sz w:val="22"/>
+                <w:szCs w:val="22"/>
+              </w:rPr>
+            </w:pPr>
+            <w:r>
+              <w:rPr>
+                <w:rFonts w:ascii="Calibri" w:eastAsia="Arial" w:hAnsi="Calibri" w:cs="Calibri"/>
+                <w:b w:val="0"/>
+                <w:color w:val="auto"/>
+                <w:sz w:val="22"/>
+                <w:szCs w:val="22"/>
+              </w:rPr>
+              <w:t>Flujo</w:t>
+            </w:r>
+          </w:p>
+        </w:tc>
+        <w:tc>
+          <w:tcPr>
+            <w:tcW w:w="6835" w:type="dxa"/>
+          </w:tcPr>
+          <w:p>
+            <w:pPr>
+              <w:pStyle w:val="Ttulo3"/>
+              <w:keepNext w:val="0"/>
+              <w:keepLines w:val="0"/>
+              <w:tabs>
+                <w:tab w:val="left" w:pos="4120"/>
+                <w:tab w:val="left" w:pos="5347"/>
+              </w:tabs>
+              <w:spacing w:before="0" w:after="80" w:line="276" w:lineRule="auto"/>
+              <w:ind w:left="0" w:firstLine="0"/>
+              <w:jc w:val="both"/>
+              <w:outlineLvl w:val="2"/>
+              <w:rPr>
+                <w:rFonts w:ascii="Calibri" w:hAnsi="Calibri" w:cs="Calibri"/>
+                <w:b w:val="0"/>
+                <w:color w:val="auto"/>
+                <w:sz w:val="22"/>
+                <w:szCs w:val="22"/>
+              </w:rPr>
+            </w:pPr>
+            <w:r>
+              <w:rPr>
+                <w:rFonts w:ascii="Calibri" w:hAnsi="Calibri" w:cs="Calibri"/>
+                <w:b w:val="0"/>
+                <w:color w:val="auto"/>
+                <w:sz w:val="22"/>
+                <w:szCs w:val="22"/>
+              </w:rPr>
+              <w:t xml:space="preserve">1. El usuario accede a la interfaz de carrito. </w:t>
+            </w:r>
+          </w:p>
+          <w:p>
+            <w:pPr>
+              <w:pStyle w:val="Ttulo3"/>
+              <w:keepNext w:val="0"/>
+              <w:keepLines w:val="0"/>
+              <w:tabs>
+                <w:tab w:val="left" w:pos="4120"/>
+                <w:tab w:val="left" w:pos="5347"/>
+              </w:tabs>
+              <w:spacing w:before="0" w:after="80" w:line="276" w:lineRule="auto"/>
+              <w:ind w:left="0" w:firstLine="0"/>
+              <w:jc w:val="both"/>
+              <w:outlineLvl w:val="2"/>
+              <w:rPr>
+                <w:rFonts w:ascii="Calibri" w:hAnsi="Calibri" w:cs="Calibri"/>
+                <w:b w:val="0"/>
+                <w:color w:val="auto"/>
+                <w:sz w:val="22"/>
+                <w:szCs w:val="22"/>
+              </w:rPr>
+            </w:pPr>
+            <w:r>
+              <w:rPr>
+                <w:rFonts w:ascii="Calibri" w:hAnsi="Calibri" w:cs="Calibri"/>
+                <w:b w:val="0"/>
+                <w:color w:val="auto"/>
+                <w:sz w:val="22"/>
+                <w:szCs w:val="22"/>
+              </w:rPr>
+              <w:t xml:space="preserve">2. Selecciona los platos a consumir. </w:t>
+            </w:r>
+          </w:p>
+          <w:p>
+            <w:pPr>
+              <w:pStyle w:val="Ttulo3"/>
+              <w:keepNext w:val="0"/>
+              <w:keepLines w:val="0"/>
+              <w:tabs>
+                <w:tab w:val="left" w:pos="4120"/>
+                <w:tab w:val="left" w:pos="5347"/>
+              </w:tabs>
+              <w:spacing w:before="0" w:after="80" w:line="276" w:lineRule="auto"/>
+              <w:ind w:left="0" w:firstLine="0"/>
+              <w:jc w:val="both"/>
+              <w:outlineLvl w:val="2"/>
+              <w:rPr>
+                <w:rFonts w:ascii="Calibri" w:hAnsi="Calibri" w:cs="Calibri"/>
+                <w:b w:val="0"/>
+                <w:color w:val="auto"/>
+                <w:sz w:val="22"/>
+                <w:szCs w:val="22"/>
+              </w:rPr>
+            </w:pPr>
+            <w:r>
+              <w:rPr>
+                <w:rFonts w:ascii="Calibri" w:hAnsi="Calibri" w:cs="Calibri"/>
+                <w:b w:val="0"/>
+                <w:color w:val="auto"/>
+                <w:sz w:val="22"/>
+                <w:szCs w:val="22"/>
+              </w:rPr>
+              <w:t xml:space="preserve">3. Confirma el pedido. </w:t>
+            </w:r>
+          </w:p>
+          <w:p>
+            <w:pPr>
+              <w:pStyle w:val="Ttulo3"/>
+              <w:keepNext w:val="0"/>
+              <w:keepLines w:val="0"/>
+              <w:tabs>
+                <w:tab w:val="left" w:pos="4120"/>
+                <w:tab w:val="left" w:pos="5347"/>
+              </w:tabs>
+              <w:spacing w:before="0" w:after="80" w:line="276" w:lineRule="auto"/>
+              <w:ind w:left="0" w:firstLine="0"/>
+              <w:jc w:val="both"/>
+              <w:outlineLvl w:val="2"/>
+              <w:rPr>
+                <w:rFonts w:ascii="Calibri" w:eastAsia="Arial" w:hAnsi="Calibri" w:cs="Calibri"/>
+                <w:b w:val="0"/>
+                <w:color w:val="auto"/>
+                <w:sz w:val="22"/>
+                <w:szCs w:val="22"/>
+              </w:rPr>
+            </w:pPr>
+            <w:r>
+              <w:rPr>
+                <w:rFonts w:ascii="Calibri" w:hAnsi="Calibri" w:cs="Calibri"/>
+                <w:b w:val="0"/>
+                <w:color w:val="auto"/>
+                <w:sz w:val="22"/>
+                <w:szCs w:val="22"/>
+              </w:rPr>
+              <w:t>4. El sistema registra el pedido y notifica al restaurante.</w:t>
+            </w:r>
+          </w:p>
+        </w:tc>
+      </w:tr>
+      <w:tr>
+        <w:tc>
+          <w:tcPr>
+            <w:tcW w:w="1809" w:type="dxa"/>
+          </w:tcPr>
+          <w:p>
+            <w:pPr>
+              <w:pStyle w:val="Ttulo3"/>
+              <w:keepNext w:val="0"/>
+              <w:keepLines w:val="0"/>
+              <w:spacing w:before="0" w:after="80" w:line="276" w:lineRule="auto"/>
+              <w:ind w:left="0" w:firstLine="0"/>
+              <w:jc w:val="center"/>
+              <w:outlineLvl w:val="2"/>
+              <w:rPr>
+                <w:rFonts w:ascii="Calibri" w:eastAsia="Arial" w:hAnsi="Calibri" w:cs="Calibri"/>
+                <w:b w:val="0"/>
+                <w:color w:val="auto"/>
+                <w:sz w:val="22"/>
+                <w:szCs w:val="22"/>
+              </w:rPr>
+            </w:pPr>
+            <w:r>
+              <w:rPr>
+                <w:rFonts w:ascii="Calibri" w:eastAsia="Arial" w:hAnsi="Calibri" w:cs="Calibri"/>
+                <w:b w:val="0"/>
+                <w:color w:val="auto"/>
+                <w:sz w:val="22"/>
+                <w:szCs w:val="22"/>
+              </w:rPr>
+              <w:t>Flujo alternativo</w:t>
+            </w:r>
+          </w:p>
+        </w:tc>
+        <w:tc>
+          <w:tcPr>
+            <w:tcW w:w="6835" w:type="dxa"/>
+          </w:tcPr>
+          <w:p>
+            <w:pPr>
+              <w:pStyle w:val="Ttulo3"/>
+              <w:keepNext w:val="0"/>
+              <w:keepLines w:val="0"/>
+              <w:spacing w:before="0" w:after="80" w:line="276" w:lineRule="auto"/>
+              <w:ind w:left="0" w:firstLine="0"/>
+              <w:jc w:val="both"/>
+              <w:outlineLvl w:val="2"/>
+              <w:rPr>
+                <w:rFonts w:ascii="Calibri" w:eastAsia="Arial" w:hAnsi="Calibri" w:cs="Calibri"/>
+                <w:b w:val="0"/>
+                <w:color w:val="auto"/>
+                <w:sz w:val="22"/>
+                <w:szCs w:val="22"/>
+              </w:rPr>
+            </w:pPr>
+            <w:r>
+              <w:rPr>
+                <w:rFonts w:ascii="Calibri" w:hAnsi="Calibri" w:cs="Calibri"/>
+                <w:b w:val="0"/>
+                <w:color w:val="auto"/>
+                <w:sz w:val="22"/>
+                <w:szCs w:val="22"/>
+              </w:rPr>
+              <w:t>Si algún plato no está disponible, el sistema lo indica y permite eliminar el ítem.</w:t>
+            </w:r>
+          </w:p>
+        </w:tc>
+      </w:tr>
+      <w:tr>
+        <w:tc>
+          <w:tcPr>
+            <w:tcW w:w="1809" w:type="dxa"/>
+          </w:tcPr>
+          <w:p>
+            <w:pPr>
+              <w:pStyle w:val="Ttulo3"/>
+              <w:keepNext w:val="0"/>
+              <w:keepLines w:val="0"/>
+              <w:spacing w:before="0" w:after="80" w:line="276" w:lineRule="auto"/>
+              <w:ind w:left="0" w:firstLine="0"/>
+              <w:jc w:val="center"/>
+              <w:outlineLvl w:val="2"/>
+              <w:rPr>
+                <w:rFonts w:ascii="Calibri" w:eastAsia="Arial" w:hAnsi="Calibri" w:cs="Calibri"/>
+                <w:b w:val="0"/>
+                <w:color w:val="auto"/>
+                <w:sz w:val="22"/>
+                <w:szCs w:val="22"/>
+              </w:rPr>
+            </w:pPr>
+            <w:r>
+              <w:rPr>
+                <w:rFonts w:ascii="Calibri" w:eastAsia="Arial" w:hAnsi="Calibri" w:cs="Calibri"/>
+                <w:b w:val="0"/>
+                <w:color w:val="auto"/>
+                <w:sz w:val="22"/>
+                <w:szCs w:val="22"/>
+              </w:rPr>
+              <w:t>Postcondición</w:t>
+            </w:r>
+          </w:p>
+        </w:tc>
+        <w:tc>
+          <w:tcPr>
+            <w:tcW w:w="6835" w:type="dxa"/>
+          </w:tcPr>
+          <w:p>
+            <w:pPr>
+              <w:pStyle w:val="Ttulo3"/>
+              <w:keepNext w:val="0"/>
+              <w:keepLines w:val="0"/>
+              <w:tabs>
+                <w:tab w:val="left" w:pos="4045"/>
+              </w:tabs>
+              <w:spacing w:before="0" w:after="80" w:line="276" w:lineRule="auto"/>
+              <w:ind w:left="0" w:firstLine="0"/>
+              <w:jc w:val="both"/>
+              <w:outlineLvl w:val="2"/>
+              <w:rPr>
+                <w:rFonts w:ascii="Calibri" w:eastAsia="Arial" w:hAnsi="Calibri" w:cs="Calibri"/>
+                <w:b w:val="0"/>
+                <w:color w:val="auto"/>
+                <w:sz w:val="22"/>
+                <w:szCs w:val="22"/>
+              </w:rPr>
+            </w:pPr>
+            <w:r>
+              <w:rPr>
+                <w:rFonts w:ascii="Calibri" w:hAnsi="Calibri" w:cs="Calibri"/>
+                <w:b w:val="0"/>
+                <w:color w:val="auto"/>
+                <w:sz w:val="22"/>
+                <w:szCs w:val="22"/>
+              </w:rPr>
+              <w:t>El pedido queda registrado y en proceso de preparación.</w:t>
+            </w:r>
+          </w:p>
+        </w:tc>
+      </w:tr>
+    </w:tbl>
+    <w:p>
+      <w:pPr>
+        <w:pStyle w:val="normal0"/>
+      </w:pPr>
+    </w:p>
+    <w:p>
+      <w:r>
+        <w:br w:type="page"/>
+      </w:r>
+    </w:p>
+    <w:tbl>
+      <w:tblPr>
+        <w:tblStyle w:val="Tablaconcuadrcula"/>
+        <w:tblW w:w="0" w:type="auto"/>
+        <w:tblLook w:val="04A0"/>
+      </w:tblPr>
+      <w:tblGrid>
+        <w:gridCol w:w="1809"/>
+        <w:gridCol w:w="6835"/>
+      </w:tblGrid>
+      <w:tr>
+        <w:tc>
+          <w:tcPr>
+            <w:tcW w:w="1809" w:type="dxa"/>
+          </w:tcPr>
+          <w:p>
+            <w:pPr>
+              <w:pStyle w:val="Ttulo3"/>
+              <w:keepNext w:val="0"/>
+              <w:keepLines w:val="0"/>
+              <w:spacing w:before="0" w:after="80" w:line="276" w:lineRule="auto"/>
+              <w:ind w:left="0" w:firstLine="0"/>
+              <w:jc w:val="center"/>
+              <w:outlineLvl w:val="2"/>
+              <w:rPr>
+                <w:rFonts w:asciiTheme="minorHAnsi" w:eastAsia="Arial" w:hAnsiTheme="minorHAnsi" w:cstheme="minorHAnsi"/>
+                <w:b w:val="0"/>
+                <w:color w:val="auto"/>
+                <w:sz w:val="22"/>
+                <w:szCs w:val="22"/>
+              </w:rPr>
+            </w:pPr>
+            <w:r>
+              <w:rPr>
+                <w:rFonts w:asciiTheme="minorHAnsi" w:eastAsia="Arial" w:hAnsiTheme="minorHAnsi" w:cstheme="minorHAnsi"/>
+                <w:b w:val="0"/>
+                <w:color w:val="auto"/>
+                <w:sz w:val="22"/>
+                <w:szCs w:val="22"/>
+              </w:rPr>
+              <w:lastRenderedPageBreak/>
+              <w:t>CASO DE USO 11</w:t>
+            </w:r>
+          </w:p>
+        </w:tc>
+        <w:tc>
+          <w:tcPr>
+            <w:tcW w:w="6835" w:type="dxa"/>
+          </w:tcPr>
+          <w:p>
+            <w:pPr>
+              <w:pStyle w:val="Ttulo3"/>
+              <w:keepNext w:val="0"/>
+              <w:keepLines w:val="0"/>
+              <w:spacing w:before="0" w:after="80" w:line="276" w:lineRule="auto"/>
+              <w:ind w:left="0" w:firstLine="0"/>
+              <w:jc w:val="both"/>
+              <w:outlineLvl w:val="2"/>
+              <w:rPr>
+                <w:rFonts w:asciiTheme="minorHAnsi" w:eastAsia="Arial" w:hAnsiTheme="minorHAnsi" w:cstheme="minorHAnsi"/>
+                <w:b w:val="0"/>
+                <w:color w:val="auto"/>
+                <w:sz w:val="22"/>
+                <w:szCs w:val="22"/>
+              </w:rPr>
+            </w:pPr>
+            <w:r>
+              <w:rPr>
+                <w:rFonts w:asciiTheme="minorHAnsi" w:eastAsia="Arial" w:hAnsiTheme="minorHAnsi" w:cstheme="minorHAnsi"/>
+                <w:b w:val="0"/>
+                <w:color w:val="auto"/>
+                <w:sz w:val="22"/>
+                <w:szCs w:val="22"/>
+              </w:rPr>
+              <w:t>Acceder marketplace</w:t>
+            </w:r>
+          </w:p>
+        </w:tc>
+      </w:tr>
+      <w:tr>
+        <w:tc>
+          <w:tcPr>
+            <w:tcW w:w="1809" w:type="dxa"/>
+          </w:tcPr>
+          <w:p>
+            <w:pPr>
+              <w:pStyle w:val="Ttulo3"/>
+              <w:keepNext w:val="0"/>
+              <w:keepLines w:val="0"/>
+              <w:spacing w:before="0" w:after="80" w:line="276" w:lineRule="auto"/>
+              <w:ind w:left="0" w:firstLine="0"/>
+              <w:jc w:val="center"/>
+              <w:outlineLvl w:val="2"/>
+              <w:rPr>
+                <w:rFonts w:asciiTheme="minorHAnsi" w:eastAsia="Arial" w:hAnsiTheme="minorHAnsi" w:cstheme="minorHAnsi"/>
+                <w:b w:val="0"/>
+                <w:color w:val="auto"/>
+                <w:sz w:val="22"/>
+                <w:szCs w:val="22"/>
+              </w:rPr>
+            </w:pPr>
+            <w:r>
+              <w:rPr>
+                <w:rFonts w:asciiTheme="minorHAnsi" w:eastAsia="Arial" w:hAnsiTheme="minorHAnsi" w:cstheme="minorHAnsi"/>
+                <w:b w:val="0"/>
+                <w:color w:val="auto"/>
+                <w:sz w:val="22"/>
+                <w:szCs w:val="22"/>
+              </w:rPr>
+              <w:t>Actor</w:t>
+            </w:r>
+          </w:p>
+        </w:tc>
+        <w:tc>
+          <w:tcPr>
+            <w:tcW w:w="6835" w:type="dxa"/>
+          </w:tcPr>
+          <w:p>
+            <w:pPr>
+              <w:pStyle w:val="Ttulo3"/>
+              <w:keepNext w:val="0"/>
+              <w:keepLines w:val="0"/>
+              <w:spacing w:before="0" w:after="80" w:line="276" w:lineRule="auto"/>
+              <w:ind w:left="0" w:firstLine="0"/>
+              <w:jc w:val="both"/>
+              <w:outlineLvl w:val="2"/>
+              <w:rPr>
+                <w:rFonts w:asciiTheme="minorHAnsi" w:eastAsia="Arial" w:hAnsiTheme="minorHAnsi" w:cstheme="minorHAnsi"/>
+                <w:b w:val="0"/>
+                <w:color w:val="auto"/>
+                <w:sz w:val="22"/>
+                <w:szCs w:val="22"/>
+              </w:rPr>
+            </w:pPr>
+            <w:r>
+              <w:rPr>
+                <w:rFonts w:asciiTheme="minorHAnsi" w:eastAsia="Arial" w:hAnsiTheme="minorHAnsi" w:cstheme="minorHAnsi"/>
+                <w:b w:val="0"/>
+                <w:color w:val="auto"/>
+                <w:sz w:val="22"/>
+                <w:szCs w:val="22"/>
+              </w:rPr>
+              <w:t>Cliente/Empleado/</w:t>
+            </w:r>
+            <w:r>
+              <w:rPr>
+                <w:rFonts w:ascii="Calibri" w:eastAsia="Arial" w:hAnsi="Calibri" w:cs="Calibri"/>
+                <w:b w:val="0"/>
+                <w:color w:val="auto"/>
+                <w:sz w:val="22"/>
+                <w:szCs w:val="22"/>
+              </w:rPr>
+              <w:t xml:space="preserve"> Admin</w:t>
+            </w:r>
+            <w:r>
+              <w:rPr>
+                <w:rFonts w:ascii="Calibri" w:eastAsia="Arial" w:hAnsi="Calibri" w:cs="Calibri"/>
+                <w:b w:val="0"/>
+                <w:color w:val="auto"/>
+                <w:sz w:val="22"/>
+                <w:szCs w:val="22"/>
+              </w:rPr>
+              <w:t>istrador</w:t>
+            </w:r>
+          </w:p>
+        </w:tc>
+      </w:tr>
+      <w:tr>
+        <w:tc>
+          <w:tcPr>
+            <w:tcW w:w="1809" w:type="dxa"/>
+          </w:tcPr>
+          <w:p>
+            <w:pPr>
+              <w:pStyle w:val="Ttulo3"/>
+              <w:keepNext w:val="0"/>
+              <w:keepLines w:val="0"/>
+              <w:spacing w:before="0" w:after="80" w:line="276" w:lineRule="auto"/>
+              <w:ind w:left="0" w:firstLine="0"/>
+              <w:jc w:val="center"/>
+              <w:outlineLvl w:val="2"/>
+              <w:rPr>
+                <w:rFonts w:asciiTheme="minorHAnsi" w:eastAsia="Arial" w:hAnsiTheme="minorHAnsi" w:cstheme="minorHAnsi"/>
+                <w:b w:val="0"/>
+                <w:color w:val="auto"/>
+                <w:sz w:val="22"/>
+                <w:szCs w:val="22"/>
+              </w:rPr>
+            </w:pPr>
+            <w:r>
+              <w:rPr>
+                <w:rFonts w:asciiTheme="minorHAnsi" w:eastAsia="Arial" w:hAnsiTheme="minorHAnsi" w:cstheme="minorHAnsi"/>
+                <w:b w:val="0"/>
+                <w:color w:val="auto"/>
+                <w:sz w:val="22"/>
+                <w:szCs w:val="22"/>
+              </w:rPr>
+              <w:t>Precondición</w:t>
+            </w:r>
+          </w:p>
+        </w:tc>
+        <w:tc>
+          <w:tcPr>
+            <w:tcW w:w="6835" w:type="dxa"/>
+          </w:tcPr>
+          <w:p>
+            <w:pPr>
+              <w:pStyle w:val="Ttulo3"/>
+              <w:keepNext w:val="0"/>
+              <w:keepLines w:val="0"/>
+              <w:tabs>
+                <w:tab w:val="left" w:pos="3594"/>
+              </w:tabs>
+              <w:spacing w:before="0" w:after="80" w:line="276" w:lineRule="auto"/>
+              <w:ind w:left="0" w:firstLine="0"/>
+              <w:jc w:val="both"/>
+              <w:outlineLvl w:val="2"/>
+              <w:rPr>
+                <w:rFonts w:asciiTheme="minorHAnsi" w:eastAsia="Arial" w:hAnsiTheme="minorHAnsi" w:cstheme="minorHAnsi"/>
+                <w:b w:val="0"/>
+                <w:color w:val="auto"/>
+                <w:sz w:val="22"/>
+                <w:szCs w:val="22"/>
+              </w:rPr>
+            </w:pPr>
+            <w:r>
+              <w:rPr>
+                <w:rFonts w:asciiTheme="minorHAnsi" w:hAnsiTheme="minorHAnsi" w:cstheme="minorHAnsi"/>
+                <w:b w:val="0"/>
+                <w:color w:val="auto"/>
+                <w:sz w:val="22"/>
+                <w:szCs w:val="22"/>
+              </w:rPr>
+              <w:t>El usuario está en la zona personal y tiene puntos acumulados.</w:t>
+            </w:r>
+          </w:p>
+        </w:tc>
+      </w:tr>
+      <w:tr>
+        <w:tc>
+          <w:tcPr>
+            <w:tcW w:w="1809" w:type="dxa"/>
+          </w:tcPr>
+          <w:p>
+            <w:pPr>
+              <w:pStyle w:val="Ttulo3"/>
+              <w:keepNext w:val="0"/>
+              <w:keepLines w:val="0"/>
+              <w:spacing w:before="0" w:after="80" w:line="276" w:lineRule="auto"/>
+              <w:ind w:left="0" w:firstLine="0"/>
+              <w:jc w:val="center"/>
+              <w:outlineLvl w:val="2"/>
+              <w:rPr>
+                <w:rFonts w:asciiTheme="minorHAnsi" w:eastAsia="Arial" w:hAnsiTheme="minorHAnsi" w:cstheme="minorHAnsi"/>
+                <w:b w:val="0"/>
+                <w:color w:val="auto"/>
+                <w:sz w:val="22"/>
+                <w:szCs w:val="22"/>
+              </w:rPr>
+            </w:pPr>
+            <w:r>
+              <w:rPr>
+                <w:rFonts w:asciiTheme="minorHAnsi" w:eastAsia="Arial" w:hAnsiTheme="minorHAnsi" w:cstheme="minorHAnsi"/>
+                <w:b w:val="0"/>
+                <w:color w:val="auto"/>
+                <w:sz w:val="22"/>
+                <w:szCs w:val="22"/>
+              </w:rPr>
+              <w:t>Flujo</w:t>
+            </w:r>
+          </w:p>
+        </w:tc>
+        <w:tc>
+          <w:tcPr>
+            <w:tcW w:w="6835" w:type="dxa"/>
+          </w:tcPr>
+          <w:p>
+            <w:pPr>
+              <w:pStyle w:val="Ttulo3"/>
+              <w:keepNext w:val="0"/>
+              <w:keepLines w:val="0"/>
+              <w:tabs>
+                <w:tab w:val="left" w:pos="4120"/>
+                <w:tab w:val="left" w:pos="5347"/>
+              </w:tabs>
+              <w:spacing w:before="0" w:after="80" w:line="276" w:lineRule="auto"/>
+              <w:ind w:left="0" w:firstLine="0"/>
+              <w:jc w:val="both"/>
+              <w:outlineLvl w:val="2"/>
+              <w:rPr>
+                <w:rFonts w:asciiTheme="minorHAnsi" w:eastAsia="Arial" w:hAnsiTheme="minorHAnsi" w:cstheme="minorHAnsi"/>
+                <w:b w:val="0"/>
+                <w:color w:val="auto"/>
+                <w:sz w:val="22"/>
+                <w:szCs w:val="22"/>
+              </w:rPr>
+            </w:pPr>
+            <w:r>
+              <w:rPr>
+                <w:rFonts w:asciiTheme="minorHAnsi" w:hAnsiTheme="minorHAnsi" w:cstheme="minorHAnsi"/>
+                <w:b w:val="0"/>
+                <w:color w:val="auto"/>
+                <w:sz w:val="22"/>
+                <w:szCs w:val="22"/>
+              </w:rPr>
+              <w:t>1. El usuario accede al marketplace. 2. El sistema muestra las ofertas canjeables según el saldo disponible. 3. El usuario selecciona una oferta y la canjea. 4. El sistema descuenta los puntos y registra el canje en el historial.</w:t>
+            </w:r>
+          </w:p>
+        </w:tc>
+      </w:tr>
+      <w:tr>
+        <w:tc>
+          <w:tcPr>
+            <w:tcW w:w="1809" w:type="dxa"/>
+          </w:tcPr>
+          <w:p>
+            <w:pPr>
+              <w:pStyle w:val="Ttulo3"/>
+              <w:keepNext w:val="0"/>
+              <w:keepLines w:val="0"/>
+              <w:spacing w:before="0" w:after="80" w:line="276" w:lineRule="auto"/>
+              <w:ind w:left="0" w:firstLine="0"/>
+              <w:jc w:val="center"/>
+              <w:outlineLvl w:val="2"/>
+              <w:rPr>
+                <w:rFonts w:asciiTheme="minorHAnsi" w:eastAsia="Arial" w:hAnsiTheme="minorHAnsi" w:cstheme="minorHAnsi"/>
+                <w:b w:val="0"/>
+                <w:color w:val="auto"/>
+                <w:sz w:val="22"/>
+                <w:szCs w:val="22"/>
+              </w:rPr>
+            </w:pPr>
+            <w:r>
+              <w:rPr>
+                <w:rFonts w:asciiTheme="minorHAnsi" w:eastAsia="Arial" w:hAnsiTheme="minorHAnsi" w:cstheme="minorHAnsi"/>
+                <w:b w:val="0"/>
+                <w:color w:val="auto"/>
+                <w:sz w:val="22"/>
+                <w:szCs w:val="22"/>
+              </w:rPr>
+              <w:t>Flujo alternativo</w:t>
+            </w:r>
+          </w:p>
+        </w:tc>
+        <w:tc>
+          <w:tcPr>
+            <w:tcW w:w="6835" w:type="dxa"/>
+          </w:tcPr>
+          <w:p>
+            <w:pPr>
+              <w:pStyle w:val="Ttulo3"/>
+              <w:keepNext w:val="0"/>
+              <w:keepLines w:val="0"/>
+              <w:spacing w:before="0" w:after="80" w:line="276" w:lineRule="auto"/>
+              <w:ind w:left="0" w:firstLine="0"/>
+              <w:jc w:val="both"/>
+              <w:outlineLvl w:val="2"/>
+              <w:rPr>
+                <w:rFonts w:asciiTheme="minorHAnsi" w:eastAsia="Arial" w:hAnsiTheme="minorHAnsi" w:cstheme="minorHAnsi"/>
+                <w:b w:val="0"/>
+                <w:color w:val="auto"/>
+                <w:sz w:val="22"/>
+                <w:szCs w:val="22"/>
+              </w:rPr>
+            </w:pPr>
+            <w:r>
+              <w:rPr>
+                <w:rFonts w:asciiTheme="minorHAnsi" w:hAnsiTheme="minorHAnsi" w:cstheme="minorHAnsi"/>
+                <w:b w:val="0"/>
+                <w:color w:val="auto"/>
+                <w:sz w:val="22"/>
+                <w:szCs w:val="22"/>
+              </w:rPr>
+              <w:t>Si el usuario no tiene suficientes puntos para una oferta, el sistema la muestra como no disponible.</w:t>
+            </w:r>
+          </w:p>
+        </w:tc>
+      </w:tr>
+      <w:tr>
+        <w:tc>
+          <w:tcPr>
+            <w:tcW w:w="1809" w:type="dxa"/>
+          </w:tcPr>
+          <w:p>
+            <w:pPr>
+              <w:pStyle w:val="Ttulo3"/>
+              <w:keepNext w:val="0"/>
+              <w:keepLines w:val="0"/>
+              <w:spacing w:before="0" w:after="80" w:line="276" w:lineRule="auto"/>
+              <w:ind w:left="0" w:firstLine="0"/>
+              <w:jc w:val="center"/>
+              <w:outlineLvl w:val="2"/>
+              <w:rPr>
+                <w:rFonts w:asciiTheme="minorHAnsi" w:eastAsia="Arial" w:hAnsiTheme="minorHAnsi" w:cstheme="minorHAnsi"/>
+                <w:b w:val="0"/>
+                <w:color w:val="auto"/>
+                <w:sz w:val="22"/>
+                <w:szCs w:val="22"/>
+              </w:rPr>
+            </w:pPr>
+            <w:r>
+              <w:rPr>
+                <w:rFonts w:asciiTheme="minorHAnsi" w:eastAsia="Arial" w:hAnsiTheme="minorHAnsi" w:cstheme="minorHAnsi"/>
+                <w:b w:val="0"/>
+                <w:color w:val="auto"/>
+                <w:sz w:val="22"/>
+                <w:szCs w:val="22"/>
+              </w:rPr>
+              <w:t>Postcondición</w:t>
+            </w:r>
+          </w:p>
+        </w:tc>
+        <w:tc>
+          <w:tcPr>
+            <w:tcW w:w="6835" w:type="dxa"/>
+          </w:tcPr>
+          <w:p>
+            <w:pPr>
+              <w:pStyle w:val="Ttulo3"/>
+              <w:keepNext w:val="0"/>
+              <w:keepLines w:val="0"/>
+              <w:tabs>
+                <w:tab w:val="left" w:pos="4045"/>
+                <w:tab w:val="left" w:pos="5535"/>
+              </w:tabs>
+              <w:spacing w:before="0" w:after="80" w:line="276" w:lineRule="auto"/>
+              <w:ind w:left="0" w:firstLine="0"/>
+              <w:jc w:val="both"/>
+              <w:outlineLvl w:val="2"/>
+              <w:rPr>
+                <w:rFonts w:asciiTheme="minorHAnsi" w:eastAsia="Arial" w:hAnsiTheme="minorHAnsi" w:cstheme="minorHAnsi"/>
+                <w:b w:val="0"/>
+                <w:color w:val="auto"/>
+                <w:sz w:val="22"/>
+                <w:szCs w:val="22"/>
+              </w:rPr>
+            </w:pPr>
+            <w:r>
+              <w:rPr>
+                <w:rFonts w:asciiTheme="minorHAnsi" w:hAnsiTheme="minorHAnsi" w:cstheme="minorHAnsi"/>
+                <w:b w:val="0"/>
+                <w:color w:val="auto"/>
+                <w:sz w:val="22"/>
+                <w:szCs w:val="22"/>
+              </w:rPr>
+              <w:t>El canje queda registrado y los puntos se descuentan del saldo.</w:t>
+            </w:r>
+          </w:p>
+        </w:tc>
+      </w:tr>
+    </w:tbl>
+    <w:p>
+      <w:pPr>
+        <w:pStyle w:val="normal0"/>
+      </w:pPr>
+    </w:p>
+    <w:tbl>
+      <w:tblPr>
+        <w:tblStyle w:val="Tablaconcuadrcula"/>
+        <w:tblW w:w="0" w:type="auto"/>
+        <w:tblLook w:val="04A0"/>
+      </w:tblPr>
+      <w:tblGrid>
+        <w:gridCol w:w="1809"/>
+        <w:gridCol w:w="6835"/>
+      </w:tblGrid>
+      <w:tr>
+        <w:tc>
+          <w:tcPr>
+            <w:tcW w:w="1809" w:type="dxa"/>
+          </w:tcPr>
+          <w:p>
+            <w:pPr>
+              <w:pStyle w:val="Ttulo3"/>
+              <w:keepNext w:val="0"/>
+              <w:keepLines w:val="0"/>
+              <w:spacing w:before="0" w:after="80" w:line="276" w:lineRule="auto"/>
+              <w:ind w:left="0" w:firstLine="0"/>
+              <w:jc w:val="center"/>
+              <w:outlineLvl w:val="2"/>
+              <w:rPr>
+                <w:rFonts w:asciiTheme="minorHAnsi" w:eastAsia="Arial" w:hAnsiTheme="minorHAnsi" w:cstheme="minorHAnsi"/>
+                <w:b w:val="0"/>
+                <w:color w:val="auto"/>
+                <w:sz w:val="22"/>
+                <w:szCs w:val="22"/>
+              </w:rPr>
+            </w:pPr>
+            <w:r>
+              <w:rPr>
+                <w:rFonts w:asciiTheme="minorHAnsi" w:eastAsia="Arial" w:hAnsiTheme="minorHAnsi" w:cstheme="minorHAnsi"/>
+                <w:b w:val="0"/>
+                <w:color w:val="auto"/>
+                <w:sz w:val="22"/>
+                <w:szCs w:val="22"/>
+              </w:rPr>
+              <w:t>CASO DE USO 12</w:t>
+            </w:r>
+          </w:p>
+        </w:tc>
+        <w:tc>
+          <w:tcPr>
+            <w:tcW w:w="6835" w:type="dxa"/>
+          </w:tcPr>
+          <w:p>
+            <w:pPr>
+              <w:pStyle w:val="Ttulo3"/>
+              <w:keepNext w:val="0"/>
+              <w:keepLines w:val="0"/>
+              <w:spacing w:before="0" w:after="80" w:line="276" w:lineRule="auto"/>
+              <w:ind w:left="0" w:firstLine="0"/>
+              <w:jc w:val="both"/>
+              <w:outlineLvl w:val="2"/>
+              <w:rPr>
+                <w:rFonts w:asciiTheme="minorHAnsi" w:eastAsia="Arial" w:hAnsiTheme="minorHAnsi" w:cstheme="minorHAnsi"/>
+                <w:b w:val="0"/>
+                <w:color w:val="auto"/>
+                <w:sz w:val="22"/>
+                <w:szCs w:val="22"/>
+              </w:rPr>
+            </w:pPr>
+            <w:r>
+              <w:rPr>
+                <w:rFonts w:asciiTheme="minorHAnsi" w:eastAsia="Arial" w:hAnsiTheme="minorHAnsi" w:cstheme="minorHAnsi"/>
+                <w:b w:val="0"/>
+                <w:color w:val="auto"/>
+                <w:sz w:val="22"/>
+                <w:szCs w:val="22"/>
+              </w:rPr>
+              <w:t>Ver historial de actividad</w:t>
+            </w:r>
+          </w:p>
+        </w:tc>
+      </w:tr>
+      <w:tr>
+        <w:tc>
+          <w:tcPr>
+            <w:tcW w:w="1809" w:type="dxa"/>
+          </w:tcPr>
+          <w:p>
+            <w:pPr>
+              <w:pStyle w:val="Ttulo3"/>
+              <w:keepNext w:val="0"/>
+              <w:keepLines w:val="0"/>
+              <w:spacing w:before="0" w:after="80" w:line="276" w:lineRule="auto"/>
+              <w:ind w:left="0" w:firstLine="0"/>
+              <w:jc w:val="center"/>
+              <w:outlineLvl w:val="2"/>
+              <w:rPr>
+                <w:rFonts w:asciiTheme="minorHAnsi" w:eastAsia="Arial" w:hAnsiTheme="minorHAnsi" w:cstheme="minorHAnsi"/>
+                <w:b w:val="0"/>
+                <w:color w:val="auto"/>
+                <w:sz w:val="22"/>
+                <w:szCs w:val="22"/>
+              </w:rPr>
+            </w:pPr>
+            <w:r>
+              <w:rPr>
+                <w:rFonts w:asciiTheme="minorHAnsi" w:eastAsia="Arial" w:hAnsiTheme="minorHAnsi" w:cstheme="minorHAnsi"/>
+                <w:b w:val="0"/>
+                <w:color w:val="auto"/>
+                <w:sz w:val="22"/>
+                <w:szCs w:val="22"/>
+              </w:rPr>
+              <w:t>Actor</w:t>
+            </w:r>
+          </w:p>
+        </w:tc>
+        <w:tc>
+          <w:tcPr>
+            <w:tcW w:w="6835" w:type="dxa"/>
+          </w:tcPr>
+          <w:p>
+            <w:pPr>
+              <w:pStyle w:val="Ttulo3"/>
+              <w:keepNext w:val="0"/>
+              <w:keepLines w:val="0"/>
+              <w:spacing w:before="0" w:after="80" w:line="276" w:lineRule="auto"/>
+              <w:ind w:left="0" w:firstLine="0"/>
+              <w:jc w:val="both"/>
+              <w:outlineLvl w:val="2"/>
+              <w:rPr>
+                <w:rFonts w:asciiTheme="minorHAnsi" w:eastAsia="Arial" w:hAnsiTheme="minorHAnsi" w:cstheme="minorHAnsi"/>
+                <w:b w:val="0"/>
+                <w:color w:val="auto"/>
+                <w:sz w:val="22"/>
+                <w:szCs w:val="22"/>
+              </w:rPr>
+            </w:pPr>
+            <w:r>
+              <w:rPr>
+                <w:rFonts w:asciiTheme="minorHAnsi" w:eastAsia="Arial" w:hAnsiTheme="minorHAnsi" w:cstheme="minorHAnsi"/>
+                <w:b w:val="0"/>
+                <w:color w:val="auto"/>
+                <w:sz w:val="22"/>
+                <w:szCs w:val="22"/>
+              </w:rPr>
+              <w:t>Cliente/Empleado/</w:t>
+            </w:r>
+            <w:r>
+              <w:rPr>
+                <w:rFonts w:ascii="Calibri" w:eastAsia="Arial" w:hAnsi="Calibri" w:cs="Calibri"/>
+                <w:b w:val="0"/>
+                <w:color w:val="auto"/>
+                <w:sz w:val="22"/>
+                <w:szCs w:val="22"/>
+              </w:rPr>
+              <w:t xml:space="preserve"> Admin</w:t>
+            </w:r>
+            <w:r>
+              <w:rPr>
+                <w:rFonts w:ascii="Calibri" w:eastAsia="Arial" w:hAnsi="Calibri" w:cs="Calibri"/>
+                <w:b w:val="0"/>
+                <w:color w:val="auto"/>
+                <w:sz w:val="22"/>
+                <w:szCs w:val="22"/>
+              </w:rPr>
+              <w:t>istrador</w:t>
+            </w:r>
+          </w:p>
+        </w:tc>
+      </w:tr>
+      <w:tr>
+        <w:tc>
+          <w:tcPr>
+            <w:tcW w:w="1809" w:type="dxa"/>
+          </w:tcPr>
+          <w:p>
+            <w:pPr>
+              <w:pStyle w:val="Ttulo3"/>
+              <w:keepNext w:val="0"/>
+              <w:keepLines w:val="0"/>
+              <w:spacing w:before="0" w:after="80" w:line="276" w:lineRule="auto"/>
+              <w:ind w:left="0" w:firstLine="0"/>
+              <w:jc w:val="center"/>
+              <w:outlineLvl w:val="2"/>
+              <w:rPr>
+                <w:rFonts w:asciiTheme="minorHAnsi" w:eastAsia="Arial" w:hAnsiTheme="minorHAnsi" w:cstheme="minorHAnsi"/>
+                <w:b w:val="0"/>
+                <w:color w:val="auto"/>
+                <w:sz w:val="22"/>
+                <w:szCs w:val="22"/>
+              </w:rPr>
+            </w:pPr>
+            <w:r>
+              <w:rPr>
+                <w:rFonts w:asciiTheme="minorHAnsi" w:eastAsia="Arial" w:hAnsiTheme="minorHAnsi" w:cstheme="minorHAnsi"/>
+                <w:b w:val="0"/>
+                <w:color w:val="auto"/>
+                <w:sz w:val="22"/>
+                <w:szCs w:val="22"/>
+              </w:rPr>
+              <w:t>Precondición</w:t>
+            </w:r>
+          </w:p>
+        </w:tc>
+        <w:tc>
+          <w:tcPr>
+            <w:tcW w:w="6835" w:type="dxa"/>
+          </w:tcPr>
+          <w:p>
+            <w:pPr>
+              <w:pStyle w:val="Ttulo3"/>
+              <w:keepNext w:val="0"/>
+              <w:keepLines w:val="0"/>
+              <w:tabs>
+                <w:tab w:val="left" w:pos="3594"/>
+              </w:tabs>
+              <w:spacing w:before="0" w:after="80" w:line="276" w:lineRule="auto"/>
+              <w:ind w:left="0" w:firstLine="0"/>
+              <w:jc w:val="both"/>
+              <w:outlineLvl w:val="2"/>
+              <w:rPr>
+                <w:rFonts w:asciiTheme="minorHAnsi" w:eastAsia="Arial" w:hAnsiTheme="minorHAnsi" w:cstheme="minorHAnsi"/>
+                <w:b w:val="0"/>
+                <w:color w:val="auto"/>
+                <w:sz w:val="22"/>
+                <w:szCs w:val="22"/>
+              </w:rPr>
+            </w:pPr>
+            <w:r>
+              <w:rPr>
+                <w:rFonts w:asciiTheme="minorHAnsi" w:hAnsiTheme="minorHAnsi" w:cstheme="minorHAnsi"/>
+                <w:b w:val="0"/>
+                <w:color w:val="auto"/>
+                <w:sz w:val="22"/>
+                <w:szCs w:val="22"/>
+              </w:rPr>
+              <w:t>El usuario está en la zona personal.</w:t>
+            </w:r>
+          </w:p>
+        </w:tc>
+      </w:tr>
+      <w:tr>
+        <w:tc>
+          <w:tcPr>
+            <w:tcW w:w="1809" w:type="dxa"/>
+          </w:tcPr>
+          <w:p>
+            <w:pPr>
+              <w:pStyle w:val="Ttulo3"/>
+              <w:keepNext w:val="0"/>
+              <w:keepLines w:val="0"/>
+              <w:spacing w:before="0" w:after="80" w:line="276" w:lineRule="auto"/>
+              <w:ind w:left="0" w:firstLine="0"/>
+              <w:jc w:val="center"/>
+              <w:outlineLvl w:val="2"/>
+              <w:rPr>
+                <w:rFonts w:asciiTheme="minorHAnsi" w:eastAsia="Arial" w:hAnsiTheme="minorHAnsi" w:cstheme="minorHAnsi"/>
+                <w:b w:val="0"/>
+                <w:color w:val="auto"/>
+                <w:sz w:val="22"/>
+                <w:szCs w:val="22"/>
+              </w:rPr>
+            </w:pPr>
+            <w:r>
+              <w:rPr>
+                <w:rFonts w:asciiTheme="minorHAnsi" w:eastAsia="Arial" w:hAnsiTheme="minorHAnsi" w:cstheme="minorHAnsi"/>
+                <w:b w:val="0"/>
+                <w:color w:val="auto"/>
+                <w:sz w:val="22"/>
+                <w:szCs w:val="22"/>
+              </w:rPr>
+              <w:t>Flujo</w:t>
+            </w:r>
+          </w:p>
+        </w:tc>
+        <w:tc>
+          <w:tcPr>
+            <w:tcW w:w="6835" w:type="dxa"/>
+          </w:tcPr>
+          <w:p>
+            <w:pPr>
+              <w:pStyle w:val="Ttulo3"/>
+              <w:keepNext w:val="0"/>
+              <w:keepLines w:val="0"/>
+              <w:tabs>
+                <w:tab w:val="left" w:pos="4120"/>
+                <w:tab w:val="left" w:pos="5347"/>
+              </w:tabs>
+              <w:spacing w:before="0" w:after="80" w:line="276" w:lineRule="auto"/>
+              <w:ind w:left="0" w:firstLine="0"/>
+              <w:jc w:val="both"/>
+              <w:outlineLvl w:val="2"/>
+              <w:rPr>
+                <w:rFonts w:asciiTheme="minorHAnsi" w:hAnsiTheme="minorHAnsi" w:cstheme="minorHAnsi"/>
+                <w:b w:val="0"/>
+                <w:color w:val="auto"/>
+                <w:sz w:val="22"/>
+                <w:szCs w:val="22"/>
+              </w:rPr>
+            </w:pPr>
+            <w:r>
+              <w:rPr>
+                <w:rFonts w:asciiTheme="minorHAnsi" w:hAnsiTheme="minorHAnsi" w:cstheme="minorHAnsi"/>
+                <w:b w:val="0"/>
+                <w:color w:val="auto"/>
+                <w:sz w:val="22"/>
+                <w:szCs w:val="22"/>
+              </w:rPr>
+              <w:t xml:space="preserve">1. El usuario accede al historial. </w:t>
+            </w:r>
+          </w:p>
+          <w:p>
+            <w:pPr>
+              <w:pStyle w:val="Ttulo3"/>
+              <w:keepNext w:val="0"/>
+              <w:keepLines w:val="0"/>
+              <w:tabs>
+                <w:tab w:val="left" w:pos="4120"/>
+                <w:tab w:val="left" w:pos="5347"/>
+              </w:tabs>
+              <w:spacing w:before="0" w:after="80" w:line="276" w:lineRule="auto"/>
+              <w:ind w:left="0" w:firstLine="0"/>
+              <w:jc w:val="both"/>
+              <w:outlineLvl w:val="2"/>
+              <w:rPr>
+                <w:rFonts w:asciiTheme="minorHAnsi" w:hAnsiTheme="minorHAnsi" w:cstheme="minorHAnsi"/>
+                <w:b w:val="0"/>
+                <w:color w:val="auto"/>
+                <w:sz w:val="22"/>
+                <w:szCs w:val="22"/>
+              </w:rPr>
+            </w:pPr>
+            <w:r>
+              <w:rPr>
+                <w:rFonts w:asciiTheme="minorHAnsi" w:hAnsiTheme="minorHAnsi" w:cstheme="minorHAnsi"/>
+                <w:b w:val="0"/>
+                <w:color w:val="auto"/>
+                <w:sz w:val="22"/>
+                <w:szCs w:val="22"/>
+              </w:rPr>
+              <w:t xml:space="preserve">2. El sistema muestra el registro cronológico de reservas, pedidos y ofertas del marketplace canjeadas. </w:t>
+            </w:r>
+          </w:p>
+          <w:p>
+            <w:pPr>
+              <w:pStyle w:val="Ttulo3"/>
+              <w:keepNext w:val="0"/>
+              <w:keepLines w:val="0"/>
+              <w:tabs>
+                <w:tab w:val="left" w:pos="4120"/>
+                <w:tab w:val="left" w:pos="5347"/>
+              </w:tabs>
+              <w:spacing w:before="0" w:after="80" w:line="276" w:lineRule="auto"/>
+              <w:ind w:left="0" w:firstLine="0"/>
+              <w:jc w:val="both"/>
+              <w:outlineLvl w:val="2"/>
+              <w:rPr>
+                <w:rFonts w:asciiTheme="minorHAnsi" w:eastAsia="Arial" w:hAnsiTheme="minorHAnsi" w:cstheme="minorHAnsi"/>
+                <w:b w:val="0"/>
+                <w:color w:val="auto"/>
+                <w:sz w:val="22"/>
+                <w:szCs w:val="22"/>
+              </w:rPr>
+            </w:pPr>
+            <w:r>
+              <w:rPr>
+                <w:rFonts w:asciiTheme="minorHAnsi" w:hAnsiTheme="minorHAnsi" w:cstheme="minorHAnsi"/>
+                <w:b w:val="0"/>
+                <w:color w:val="auto"/>
+                <w:sz w:val="22"/>
+                <w:szCs w:val="22"/>
+              </w:rPr>
+              <w:t>3. El usuario puede filtrar por tipo de actividad.</w:t>
+            </w:r>
+          </w:p>
+        </w:tc>
+      </w:tr>
+      <w:tr>
+        <w:tc>
+          <w:tcPr>
+            <w:tcW w:w="1809" w:type="dxa"/>
+          </w:tcPr>
+          <w:p>
+            <w:pPr>
+              <w:pStyle w:val="Ttulo3"/>
+              <w:keepNext w:val="0"/>
+              <w:keepLines w:val="0"/>
+              <w:spacing w:before="0" w:after="80" w:line="276" w:lineRule="auto"/>
+              <w:ind w:left="0" w:firstLine="0"/>
+              <w:jc w:val="center"/>
+              <w:outlineLvl w:val="2"/>
+              <w:rPr>
+                <w:rFonts w:asciiTheme="minorHAnsi" w:eastAsia="Arial" w:hAnsiTheme="minorHAnsi" w:cstheme="minorHAnsi"/>
+                <w:b w:val="0"/>
+                <w:color w:val="auto"/>
+                <w:sz w:val="22"/>
+                <w:szCs w:val="22"/>
+              </w:rPr>
+            </w:pPr>
+            <w:r>
+              <w:rPr>
+                <w:rFonts w:asciiTheme="minorHAnsi" w:eastAsia="Arial" w:hAnsiTheme="minorHAnsi" w:cstheme="minorHAnsi"/>
+                <w:b w:val="0"/>
+                <w:color w:val="auto"/>
+                <w:sz w:val="22"/>
+                <w:szCs w:val="22"/>
+              </w:rPr>
+              <w:t>Flujo alternativo</w:t>
+            </w:r>
+          </w:p>
+        </w:tc>
+        <w:tc>
+          <w:tcPr>
+            <w:tcW w:w="6835" w:type="dxa"/>
+          </w:tcPr>
+          <w:p>
+            <w:pPr>
+              <w:pStyle w:val="Ttulo3"/>
+              <w:keepNext w:val="0"/>
+              <w:keepLines w:val="0"/>
+              <w:spacing w:before="0" w:after="80" w:line="276" w:lineRule="auto"/>
+              <w:ind w:left="0" w:firstLine="0"/>
+              <w:jc w:val="center"/>
+              <w:outlineLvl w:val="2"/>
+              <w:rPr>
+                <w:rFonts w:asciiTheme="minorHAnsi" w:eastAsia="Arial" w:hAnsiTheme="minorHAnsi" w:cstheme="minorHAnsi"/>
+                <w:b w:val="0"/>
+                <w:color w:val="auto"/>
+                <w:sz w:val="22"/>
+                <w:szCs w:val="22"/>
+              </w:rPr>
+            </w:pPr>
+            <w:r>
+              <w:rPr>
+                <w:rFonts w:asciiTheme="minorHAnsi" w:hAnsiTheme="minorHAnsi" w:cstheme="minorHAnsi"/>
+                <w:b w:val="0"/>
+                <w:color w:val="auto"/>
+                <w:sz w:val="22"/>
+                <w:szCs w:val="22"/>
+              </w:rPr>
+              <w:t>-</w:t>
+            </w:r>
+          </w:p>
+        </w:tc>
+      </w:tr>
+      <w:tr>
+        <w:tc>
+          <w:tcPr>
+            <w:tcW w:w="1809" w:type="dxa"/>
+          </w:tcPr>
+          <w:p>
+            <w:pPr>
+              <w:pStyle w:val="Ttulo3"/>
+              <w:keepNext w:val="0"/>
+              <w:keepLines w:val="0"/>
+              <w:spacing w:before="0" w:after="80" w:line="276" w:lineRule="auto"/>
+              <w:ind w:left="0" w:firstLine="0"/>
+              <w:jc w:val="center"/>
+              <w:outlineLvl w:val="2"/>
+              <w:rPr>
+                <w:rFonts w:asciiTheme="minorHAnsi" w:eastAsia="Arial" w:hAnsiTheme="minorHAnsi" w:cstheme="minorHAnsi"/>
+                <w:b w:val="0"/>
+                <w:color w:val="auto"/>
+                <w:sz w:val="22"/>
+                <w:szCs w:val="22"/>
+              </w:rPr>
+            </w:pPr>
+            <w:r>
+              <w:rPr>
+                <w:rFonts w:asciiTheme="minorHAnsi" w:eastAsia="Arial" w:hAnsiTheme="minorHAnsi" w:cstheme="minorHAnsi"/>
+                <w:b w:val="0"/>
+                <w:color w:val="auto"/>
+                <w:sz w:val="22"/>
+                <w:szCs w:val="22"/>
+              </w:rPr>
+              <w:t>Postcondición</w:t>
+            </w:r>
+          </w:p>
+        </w:tc>
+        <w:tc>
+          <w:tcPr>
+            <w:tcW w:w="6835" w:type="dxa"/>
+          </w:tcPr>
+          <w:p>
+            <w:pPr>
+              <w:pStyle w:val="Ttulo3"/>
+              <w:keepNext w:val="0"/>
+              <w:keepLines w:val="0"/>
+              <w:tabs>
+                <w:tab w:val="left" w:pos="4045"/>
+                <w:tab w:val="left" w:pos="5535"/>
+              </w:tabs>
+              <w:spacing w:before="0" w:after="80" w:line="276" w:lineRule="auto"/>
+              <w:ind w:left="0" w:firstLine="0"/>
+              <w:jc w:val="both"/>
+              <w:outlineLvl w:val="2"/>
+              <w:rPr>
+                <w:rFonts w:asciiTheme="minorHAnsi" w:eastAsia="Arial" w:hAnsiTheme="minorHAnsi" w:cstheme="minorHAnsi"/>
+                <w:b w:val="0"/>
+                <w:color w:val="auto"/>
+                <w:sz w:val="22"/>
+                <w:szCs w:val="22"/>
+              </w:rPr>
+            </w:pPr>
+            <w:r>
+              <w:rPr>
+                <w:rFonts w:asciiTheme="minorHAnsi" w:hAnsiTheme="minorHAnsi" w:cstheme="minorHAnsi"/>
+                <w:b w:val="0"/>
+                <w:color w:val="auto"/>
+                <w:sz w:val="22"/>
+                <w:szCs w:val="22"/>
+              </w:rPr>
+              <w:t>El usuario visualiza su actividad histórica completa.</w:t>
+            </w:r>
+          </w:p>
+        </w:tc>
+      </w:tr>
+    </w:tbl>
+    <w:p>
+      <w:pPr>
+        <w:pStyle w:val="normal0"/>
+      </w:pPr>
+    </w:p>
+    <w:tbl>
+      <w:tblPr>
+        <w:tblStyle w:val="Tablaconcuadrcula"/>
+        <w:tblW w:w="0" w:type="auto"/>
+        <w:tblLook w:val="04A0"/>
+      </w:tblPr>
+      <w:tblGrid>
+        <w:gridCol w:w="1809"/>
+        <w:gridCol w:w="6835"/>
+      </w:tblGrid>
+      <w:tr>
+        <w:tc>
+          <w:tcPr>
+            <w:tcW w:w="1809" w:type="dxa"/>
+          </w:tcPr>
+          <w:p>
+            <w:pPr>
+              <w:pStyle w:val="Ttulo3"/>
+              <w:keepNext w:val="0"/>
+              <w:keepLines w:val="0"/>
+              <w:spacing w:before="0" w:after="80" w:line="276" w:lineRule="auto"/>
+              <w:ind w:left="0" w:firstLine="0"/>
+              <w:jc w:val="center"/>
+              <w:outlineLvl w:val="2"/>
+              <w:rPr>
+                <w:rFonts w:ascii="Calibri" w:eastAsia="Arial" w:hAnsi="Calibri" w:cs="Calibri"/>
+                <w:b w:val="0"/>
+                <w:color w:val="auto"/>
+                <w:sz w:val="22"/>
+                <w:szCs w:val="22"/>
+              </w:rPr>
+            </w:pPr>
+            <w:r>
+              <w:rPr>
+                <w:rFonts w:ascii="Calibri" w:eastAsia="Arial" w:hAnsi="Calibri" w:cs="Calibri"/>
+                <w:b w:val="0"/>
+                <w:color w:val="auto"/>
+                <w:sz w:val="22"/>
+                <w:szCs w:val="22"/>
+              </w:rPr>
+              <w:t>CASO DE USO 13</w:t>
+            </w:r>
+          </w:p>
+        </w:tc>
+        <w:tc>
+          <w:tcPr>
+            <w:tcW w:w="6835" w:type="dxa"/>
+          </w:tcPr>
+          <w:p>
+            <w:pPr>
+              <w:pStyle w:val="Ttulo3"/>
+              <w:keepNext w:val="0"/>
+              <w:keepLines w:val="0"/>
+              <w:spacing w:before="0" w:after="80" w:line="276" w:lineRule="auto"/>
+              <w:ind w:left="0" w:firstLine="0"/>
+              <w:jc w:val="both"/>
+              <w:outlineLvl w:val="2"/>
+              <w:rPr>
+                <w:rFonts w:ascii="Calibri" w:eastAsia="Arial" w:hAnsi="Calibri" w:cs="Calibri"/>
+                <w:b w:val="0"/>
+                <w:color w:val="auto"/>
+                <w:sz w:val="22"/>
+                <w:szCs w:val="22"/>
+              </w:rPr>
+            </w:pPr>
+            <w:r>
+              <w:rPr>
+                <w:rFonts w:ascii="Calibri" w:eastAsia="Arial" w:hAnsi="Calibri" w:cs="Calibri"/>
+                <w:b w:val="0"/>
+                <w:color w:val="auto"/>
+                <w:sz w:val="22"/>
+                <w:szCs w:val="22"/>
+              </w:rPr>
+              <w:t>Ver carta</w:t>
+            </w:r>
+          </w:p>
+        </w:tc>
+      </w:tr>
+      <w:tr>
+        <w:tc>
+          <w:tcPr>
+            <w:tcW w:w="1809" w:type="dxa"/>
+          </w:tcPr>
+          <w:p>
+            <w:pPr>
+              <w:pStyle w:val="Ttulo3"/>
+              <w:keepNext w:val="0"/>
+              <w:keepLines w:val="0"/>
+              <w:spacing w:before="0" w:after="80" w:line="276" w:lineRule="auto"/>
+              <w:ind w:left="0" w:firstLine="0"/>
+              <w:jc w:val="center"/>
+              <w:outlineLvl w:val="2"/>
+              <w:rPr>
+                <w:rFonts w:ascii="Calibri" w:eastAsia="Arial" w:hAnsi="Calibri" w:cs="Calibri"/>
+                <w:b w:val="0"/>
+                <w:color w:val="auto"/>
+                <w:sz w:val="22"/>
+                <w:szCs w:val="22"/>
+              </w:rPr>
+            </w:pPr>
+            <w:r>
+              <w:rPr>
+                <w:rFonts w:ascii="Calibri" w:eastAsia="Arial" w:hAnsi="Calibri" w:cs="Calibri"/>
+                <w:b w:val="0"/>
+                <w:color w:val="auto"/>
+                <w:sz w:val="22"/>
+                <w:szCs w:val="22"/>
+              </w:rPr>
+              <w:t>Actor</w:t>
+            </w:r>
+          </w:p>
+        </w:tc>
+        <w:tc>
+          <w:tcPr>
+            <w:tcW w:w="6835" w:type="dxa"/>
+          </w:tcPr>
+          <w:p>
+            <w:pPr>
+              <w:pStyle w:val="Ttulo3"/>
+              <w:keepNext w:val="0"/>
+              <w:keepLines w:val="0"/>
+              <w:spacing w:before="0" w:after="80" w:line="276" w:lineRule="auto"/>
+              <w:ind w:left="0" w:firstLine="0"/>
+              <w:jc w:val="both"/>
+              <w:outlineLvl w:val="2"/>
+              <w:rPr>
+                <w:rFonts w:ascii="Calibri" w:eastAsia="Arial" w:hAnsi="Calibri" w:cs="Calibri"/>
+                <w:b w:val="0"/>
+                <w:color w:val="auto"/>
+                <w:sz w:val="22"/>
+                <w:szCs w:val="22"/>
+              </w:rPr>
+            </w:pPr>
+            <w:r>
+              <w:rPr>
+                <w:rFonts w:ascii="Calibri" w:eastAsia="Arial" w:hAnsi="Calibri" w:cs="Calibri"/>
+                <w:b w:val="0"/>
+                <w:color w:val="auto"/>
+                <w:sz w:val="22"/>
+                <w:szCs w:val="22"/>
+              </w:rPr>
+              <w:t>Cliente/Empleado/ Admin</w:t>
+            </w:r>
+            <w:r>
+              <w:rPr>
+                <w:rFonts w:ascii="Calibri" w:eastAsia="Arial" w:hAnsi="Calibri" w:cs="Calibri"/>
+                <w:b w:val="0"/>
+                <w:color w:val="auto"/>
+                <w:sz w:val="22"/>
+                <w:szCs w:val="22"/>
+              </w:rPr>
+              <w:t>istrador</w:t>
+            </w:r>
+          </w:p>
+        </w:tc>
+      </w:tr>
+      <w:tr>
+        <w:tc>
+          <w:tcPr>
+            <w:tcW w:w="1809" w:type="dxa"/>
+          </w:tcPr>
+          <w:p>
+            <w:pPr>
+              <w:pStyle w:val="Ttulo3"/>
+              <w:keepNext w:val="0"/>
+              <w:keepLines w:val="0"/>
+              <w:spacing w:before="0" w:after="80" w:line="276" w:lineRule="auto"/>
+              <w:ind w:left="0" w:firstLine="0"/>
+              <w:jc w:val="center"/>
+              <w:outlineLvl w:val="2"/>
+              <w:rPr>
+                <w:rFonts w:ascii="Calibri" w:eastAsia="Arial" w:hAnsi="Calibri" w:cs="Calibri"/>
+                <w:b w:val="0"/>
+                <w:color w:val="auto"/>
+                <w:sz w:val="22"/>
+                <w:szCs w:val="22"/>
+              </w:rPr>
+            </w:pPr>
+            <w:r>
+              <w:rPr>
+                <w:rFonts w:ascii="Calibri" w:eastAsia="Arial" w:hAnsi="Calibri" w:cs="Calibri"/>
+                <w:b w:val="0"/>
+                <w:color w:val="auto"/>
+                <w:sz w:val="22"/>
+                <w:szCs w:val="22"/>
+              </w:rPr>
+              <w:t>Precondición</w:t>
+            </w:r>
+          </w:p>
+        </w:tc>
+        <w:tc>
+          <w:tcPr>
+            <w:tcW w:w="6835" w:type="dxa"/>
+          </w:tcPr>
+          <w:p>
+            <w:pPr>
+              <w:pStyle w:val="Ttulo3"/>
+              <w:keepNext w:val="0"/>
+              <w:keepLines w:val="0"/>
+              <w:tabs>
+                <w:tab w:val="left" w:pos="3594"/>
+              </w:tabs>
+              <w:spacing w:before="0" w:after="80" w:line="276" w:lineRule="auto"/>
+              <w:ind w:left="0" w:firstLine="0"/>
+              <w:jc w:val="both"/>
+              <w:outlineLvl w:val="2"/>
+              <w:rPr>
+                <w:rFonts w:ascii="Calibri" w:eastAsia="Arial" w:hAnsi="Calibri" w:cs="Calibri"/>
+                <w:b w:val="0"/>
+                <w:color w:val="auto"/>
+                <w:sz w:val="22"/>
+                <w:szCs w:val="22"/>
+              </w:rPr>
+            </w:pPr>
+            <w:r>
+              <w:rPr>
+                <w:rFonts w:ascii="Calibri" w:hAnsi="Calibri" w:cs="Calibri"/>
+                <w:b w:val="0"/>
+                <w:color w:val="auto"/>
+                <w:sz w:val="22"/>
+                <w:szCs w:val="22"/>
+              </w:rPr>
+              <w:t>Ninguna, de acceso público.</w:t>
+            </w:r>
+          </w:p>
+        </w:tc>
+      </w:tr>
+      <w:tr>
+        <w:tc>
+          <w:tcPr>
+            <w:tcW w:w="1809" w:type="dxa"/>
+          </w:tcPr>
+          <w:p>
+            <w:pPr>
+              <w:pStyle w:val="Ttulo3"/>
+              <w:keepNext w:val="0"/>
+              <w:keepLines w:val="0"/>
+              <w:spacing w:before="0" w:after="80" w:line="276" w:lineRule="auto"/>
+              <w:ind w:left="0" w:firstLine="0"/>
+              <w:jc w:val="center"/>
+              <w:outlineLvl w:val="2"/>
+              <w:rPr>
+                <w:rFonts w:ascii="Calibri" w:eastAsia="Arial" w:hAnsi="Calibri" w:cs="Calibri"/>
+                <w:b w:val="0"/>
+                <w:color w:val="auto"/>
+                <w:sz w:val="22"/>
+                <w:szCs w:val="22"/>
+              </w:rPr>
+            </w:pPr>
+            <w:r>
+              <w:rPr>
+                <w:rFonts w:ascii="Calibri" w:eastAsia="Arial" w:hAnsi="Calibri" w:cs="Calibri"/>
+                <w:b w:val="0"/>
+                <w:color w:val="auto"/>
+                <w:sz w:val="22"/>
+                <w:szCs w:val="22"/>
+              </w:rPr>
+              <w:t>Flujo</w:t>
+            </w:r>
+          </w:p>
+        </w:tc>
+        <w:tc>
+          <w:tcPr>
+            <w:tcW w:w="6835" w:type="dxa"/>
+          </w:tcPr>
+          <w:p>
+            <w:pPr>
+              <w:pStyle w:val="Ttulo3"/>
+              <w:keepNext w:val="0"/>
+              <w:keepLines w:val="0"/>
+              <w:tabs>
+                <w:tab w:val="left" w:pos="4120"/>
+                <w:tab w:val="left" w:pos="5347"/>
+              </w:tabs>
+              <w:spacing w:before="0" w:after="80" w:line="276" w:lineRule="auto"/>
+              <w:ind w:left="0" w:firstLine="0"/>
+              <w:jc w:val="both"/>
+              <w:outlineLvl w:val="2"/>
+              <w:rPr>
+                <w:rFonts w:ascii="Calibri" w:hAnsi="Calibri" w:cs="Calibri"/>
+                <w:b w:val="0"/>
+                <w:color w:val="auto"/>
+                <w:sz w:val="22"/>
+                <w:szCs w:val="22"/>
+              </w:rPr>
+            </w:pPr>
+            <w:r>
+              <w:rPr>
+                <w:rFonts w:ascii="Calibri" w:hAnsi="Calibri" w:cs="Calibri"/>
+                <w:b w:val="0"/>
+                <w:color w:val="auto"/>
+                <w:sz w:val="22"/>
+                <w:szCs w:val="22"/>
+              </w:rPr>
+              <w:t xml:space="preserve">1. El usuario accede al menú interactivo del restaurante. </w:t>
+            </w:r>
+          </w:p>
+          <w:p>
+            <w:pPr>
+              <w:pStyle w:val="Ttulo3"/>
+              <w:keepNext w:val="0"/>
+              <w:keepLines w:val="0"/>
+              <w:tabs>
+                <w:tab w:val="left" w:pos="4120"/>
+                <w:tab w:val="left" w:pos="5347"/>
+              </w:tabs>
+              <w:spacing w:before="0" w:after="80" w:line="276" w:lineRule="auto"/>
+              <w:ind w:left="0" w:firstLine="0"/>
+              <w:jc w:val="both"/>
+              <w:outlineLvl w:val="2"/>
+              <w:rPr>
+                <w:rFonts w:ascii="Calibri" w:eastAsia="Arial" w:hAnsi="Calibri" w:cs="Calibri"/>
+                <w:b w:val="0"/>
+                <w:color w:val="auto"/>
+                <w:sz w:val="22"/>
+                <w:szCs w:val="22"/>
+              </w:rPr>
+            </w:pPr>
+            <w:r>
+              <w:rPr>
+                <w:rFonts w:ascii="Calibri" w:hAnsi="Calibri" w:cs="Calibri"/>
+                <w:b w:val="0"/>
+                <w:color w:val="auto"/>
+                <w:sz w:val="22"/>
+                <w:szCs w:val="22"/>
+              </w:rPr>
+              <w:t>2. El sistema muestra los platos organizados por categorías con descripciones y precios.</w:t>
+            </w:r>
+          </w:p>
+        </w:tc>
+      </w:tr>
+      <w:tr>
+        <w:tc>
+          <w:tcPr>
+            <w:tcW w:w="1809" w:type="dxa"/>
+          </w:tcPr>
+          <w:p>
+            <w:pPr>
+              <w:pStyle w:val="Ttulo3"/>
+              <w:keepNext w:val="0"/>
+              <w:keepLines w:val="0"/>
+              <w:spacing w:before="0" w:after="80" w:line="276" w:lineRule="auto"/>
+              <w:ind w:left="0" w:firstLine="0"/>
+              <w:jc w:val="center"/>
+              <w:outlineLvl w:val="2"/>
+              <w:rPr>
+                <w:rFonts w:ascii="Calibri" w:eastAsia="Arial" w:hAnsi="Calibri" w:cs="Calibri"/>
+                <w:b w:val="0"/>
+                <w:color w:val="auto"/>
+                <w:sz w:val="22"/>
+                <w:szCs w:val="22"/>
+              </w:rPr>
+            </w:pPr>
+            <w:r>
+              <w:rPr>
+                <w:rFonts w:ascii="Calibri" w:eastAsia="Arial" w:hAnsi="Calibri" w:cs="Calibri"/>
+                <w:b w:val="0"/>
+                <w:color w:val="auto"/>
+                <w:sz w:val="22"/>
+                <w:szCs w:val="22"/>
+              </w:rPr>
+              <w:t>Flujo alternativo</w:t>
+            </w:r>
+          </w:p>
+        </w:tc>
+        <w:tc>
+          <w:tcPr>
+            <w:tcW w:w="6835" w:type="dxa"/>
+          </w:tcPr>
+          <w:p>
+            <w:pPr>
+              <w:pStyle w:val="Ttulo3"/>
+              <w:keepNext w:val="0"/>
+              <w:keepLines w:val="0"/>
+              <w:spacing w:before="0" w:after="80" w:line="276" w:lineRule="auto"/>
+              <w:ind w:left="0" w:firstLine="0"/>
+              <w:jc w:val="center"/>
+              <w:outlineLvl w:val="2"/>
+              <w:rPr>
+                <w:rFonts w:ascii="Calibri" w:eastAsia="Arial" w:hAnsi="Calibri" w:cs="Calibri"/>
+                <w:b w:val="0"/>
+                <w:color w:val="auto"/>
+                <w:sz w:val="22"/>
+                <w:szCs w:val="22"/>
+              </w:rPr>
+            </w:pPr>
+            <w:r>
+              <w:rPr>
+                <w:rFonts w:ascii="Calibri" w:hAnsi="Calibri" w:cs="Calibri"/>
+                <w:b w:val="0"/>
+                <w:color w:val="auto"/>
+                <w:sz w:val="22"/>
+                <w:szCs w:val="22"/>
+              </w:rPr>
+              <w:t>-</w:t>
+            </w:r>
+          </w:p>
+        </w:tc>
+      </w:tr>
+      <w:tr>
+        <w:tc>
+          <w:tcPr>
+            <w:tcW w:w="1809" w:type="dxa"/>
+          </w:tcPr>
+          <w:p>
+            <w:pPr>
+              <w:pStyle w:val="Ttulo3"/>
+              <w:keepNext w:val="0"/>
+              <w:keepLines w:val="0"/>
+              <w:spacing w:before="0" w:after="80" w:line="276" w:lineRule="auto"/>
+              <w:ind w:left="0" w:firstLine="0"/>
+              <w:jc w:val="center"/>
+              <w:outlineLvl w:val="2"/>
+              <w:rPr>
+                <w:rFonts w:ascii="Calibri" w:eastAsia="Arial" w:hAnsi="Calibri" w:cs="Calibri"/>
+                <w:b w:val="0"/>
+                <w:color w:val="auto"/>
+                <w:sz w:val="22"/>
+                <w:szCs w:val="22"/>
+              </w:rPr>
+            </w:pPr>
+            <w:r>
+              <w:rPr>
+                <w:rFonts w:ascii="Calibri" w:eastAsia="Arial" w:hAnsi="Calibri" w:cs="Calibri"/>
+                <w:b w:val="0"/>
+                <w:color w:val="auto"/>
+                <w:sz w:val="22"/>
+                <w:szCs w:val="22"/>
+              </w:rPr>
+              <w:t>Postcondición</w:t>
+            </w:r>
+          </w:p>
+        </w:tc>
+        <w:tc>
+          <w:tcPr>
+            <w:tcW w:w="6835" w:type="dxa"/>
+          </w:tcPr>
+          <w:p>
+            <w:pPr>
+              <w:pStyle w:val="Ttulo3"/>
+              <w:keepNext w:val="0"/>
+              <w:keepLines w:val="0"/>
+              <w:tabs>
+                <w:tab w:val="left" w:pos="4045"/>
+                <w:tab w:val="left" w:pos="5297"/>
+              </w:tabs>
+              <w:spacing w:before="0" w:after="80" w:line="276" w:lineRule="auto"/>
+              <w:ind w:left="0" w:firstLine="0"/>
+              <w:jc w:val="both"/>
+              <w:outlineLvl w:val="2"/>
+              <w:rPr>
+                <w:rFonts w:ascii="Calibri" w:eastAsia="Arial" w:hAnsi="Calibri" w:cs="Calibri"/>
+                <w:b w:val="0"/>
+                <w:color w:val="auto"/>
+                <w:sz w:val="22"/>
+                <w:szCs w:val="22"/>
+              </w:rPr>
+            </w:pPr>
+            <w:r>
+              <w:rPr>
+                <w:rFonts w:ascii="Calibri" w:hAnsi="Calibri" w:cs="Calibri"/>
+                <w:b w:val="0"/>
+                <w:color w:val="auto"/>
+                <w:sz w:val="22"/>
+                <w:szCs w:val="22"/>
+              </w:rPr>
+              <w:t>El usuario visualiza la carta completa del restaurante.</w:t>
+            </w:r>
+          </w:p>
+        </w:tc>
+      </w:tr>
+    </w:tbl>
+    <w:p>
+      <w:pPr>
+        <w:pStyle w:val="normal0"/>
+      </w:pPr>
+    </w:p>
+    <w:p>
+      <w:r>
+        <w:br w:type="page"/>
+      </w:r>
+    </w:p>
+    <w:tbl>
+      <w:tblPr>
+        <w:tblStyle w:val="Tablaconcuadrcula"/>
+        <w:tblW w:w="0" w:type="auto"/>
+        <w:tblLook w:val="04A0"/>
+      </w:tblPr>
+      <w:tblGrid>
+        <w:gridCol w:w="1809"/>
+        <w:gridCol w:w="6835"/>
+      </w:tblGrid>
+      <w:tr>
+        <w:tc>
+          <w:tcPr>
+            <w:tcW w:w="1809" w:type="dxa"/>
+          </w:tcPr>
+          <w:p>
+            <w:pPr>
+              <w:pStyle w:val="Ttulo3"/>
+              <w:keepNext w:val="0"/>
+              <w:keepLines w:val="0"/>
+              <w:spacing w:before="0" w:after="80" w:line="276" w:lineRule="auto"/>
+              <w:ind w:left="0" w:firstLine="0"/>
+              <w:jc w:val="center"/>
+              <w:outlineLvl w:val="2"/>
+              <w:rPr>
+                <w:rFonts w:asciiTheme="minorHAnsi" w:eastAsia="Arial" w:hAnsiTheme="minorHAnsi" w:cstheme="minorHAnsi"/>
+                <w:b w:val="0"/>
+                <w:color w:val="auto"/>
+                <w:sz w:val="22"/>
+                <w:szCs w:val="22"/>
+              </w:rPr>
+            </w:pPr>
+            <w:r>
+              <w:rPr>
+                <w:rFonts w:asciiTheme="minorHAnsi" w:eastAsia="Arial" w:hAnsiTheme="minorHAnsi" w:cstheme="minorHAnsi"/>
+                <w:b w:val="0"/>
+                <w:color w:val="auto"/>
+                <w:sz w:val="22"/>
+                <w:szCs w:val="22"/>
+              </w:rPr>
+              <w:lastRenderedPageBreak/>
+              <w:t>CASO DE USO 14</w:t>
+            </w:r>
+          </w:p>
+        </w:tc>
+        <w:tc>
+          <w:tcPr>
+            <w:tcW w:w="6835" w:type="dxa"/>
+          </w:tcPr>
+          <w:p>
+            <w:pPr>
+              <w:pStyle w:val="Ttulo3"/>
+              <w:keepNext w:val="0"/>
+              <w:keepLines w:val="0"/>
+              <w:spacing w:before="0" w:after="80" w:line="276" w:lineRule="auto"/>
+              <w:ind w:left="0" w:firstLine="0"/>
+              <w:jc w:val="both"/>
+              <w:outlineLvl w:val="2"/>
+              <w:rPr>
+                <w:rFonts w:asciiTheme="minorHAnsi" w:eastAsia="Arial" w:hAnsiTheme="minorHAnsi" w:cstheme="minorHAnsi"/>
+                <w:b w:val="0"/>
+                <w:color w:val="auto"/>
+                <w:sz w:val="22"/>
+                <w:szCs w:val="22"/>
+              </w:rPr>
+            </w:pPr>
+            <w:r>
+              <w:rPr>
+                <w:rFonts w:asciiTheme="minorHAnsi" w:eastAsia="Arial" w:hAnsiTheme="minorHAnsi" w:cstheme="minorHAnsi"/>
+                <w:b w:val="0"/>
+                <w:color w:val="auto"/>
+                <w:sz w:val="22"/>
+                <w:szCs w:val="22"/>
+              </w:rPr>
+              <w:t>Ver reseñas</w:t>
+            </w:r>
+          </w:p>
+        </w:tc>
+      </w:tr>
+      <w:tr>
+        <w:tc>
+          <w:tcPr>
+            <w:tcW w:w="1809" w:type="dxa"/>
+          </w:tcPr>
+          <w:p>
+            <w:pPr>
+              <w:pStyle w:val="Ttulo3"/>
+              <w:keepNext w:val="0"/>
+              <w:keepLines w:val="0"/>
+              <w:spacing w:before="0" w:after="80" w:line="276" w:lineRule="auto"/>
+              <w:ind w:left="0" w:firstLine="0"/>
+              <w:jc w:val="center"/>
+              <w:outlineLvl w:val="2"/>
+              <w:rPr>
+                <w:rFonts w:asciiTheme="minorHAnsi" w:eastAsia="Arial" w:hAnsiTheme="minorHAnsi" w:cstheme="minorHAnsi"/>
+                <w:b w:val="0"/>
+                <w:color w:val="auto"/>
+                <w:sz w:val="22"/>
+                <w:szCs w:val="22"/>
+              </w:rPr>
+            </w:pPr>
+            <w:r>
+              <w:rPr>
+                <w:rFonts w:asciiTheme="minorHAnsi" w:eastAsia="Arial" w:hAnsiTheme="minorHAnsi" w:cstheme="minorHAnsi"/>
+                <w:b w:val="0"/>
+                <w:color w:val="auto"/>
+                <w:sz w:val="22"/>
+                <w:szCs w:val="22"/>
+              </w:rPr>
+              <w:t>Actor</w:t>
+            </w:r>
+          </w:p>
+        </w:tc>
+        <w:tc>
+          <w:tcPr>
+            <w:tcW w:w="6835" w:type="dxa"/>
+          </w:tcPr>
+          <w:p>
+            <w:pPr>
+              <w:pStyle w:val="Ttulo3"/>
+              <w:keepNext w:val="0"/>
+              <w:keepLines w:val="0"/>
+              <w:spacing w:before="0" w:after="80" w:line="276" w:lineRule="auto"/>
+              <w:ind w:left="0" w:firstLine="0"/>
+              <w:jc w:val="both"/>
+              <w:outlineLvl w:val="2"/>
+              <w:rPr>
+                <w:rFonts w:asciiTheme="minorHAnsi" w:eastAsia="Arial" w:hAnsiTheme="minorHAnsi" w:cstheme="minorHAnsi"/>
+                <w:b w:val="0"/>
+                <w:color w:val="auto"/>
+                <w:sz w:val="22"/>
+                <w:szCs w:val="22"/>
+              </w:rPr>
+            </w:pPr>
+            <w:r>
+              <w:rPr>
+                <w:rFonts w:asciiTheme="minorHAnsi" w:eastAsia="Arial" w:hAnsiTheme="minorHAnsi" w:cstheme="minorHAnsi"/>
+                <w:b w:val="0"/>
+                <w:color w:val="auto"/>
+                <w:sz w:val="22"/>
+                <w:szCs w:val="22"/>
+              </w:rPr>
+              <w:t>Cliente/Empleado/</w:t>
+            </w:r>
+            <w:r>
+              <w:rPr>
+                <w:rFonts w:ascii="Calibri" w:eastAsia="Arial" w:hAnsi="Calibri" w:cs="Calibri"/>
+                <w:b w:val="0"/>
+                <w:color w:val="auto"/>
+                <w:sz w:val="22"/>
+                <w:szCs w:val="22"/>
+              </w:rPr>
+              <w:t xml:space="preserve"> Admin</w:t>
+            </w:r>
+            <w:r>
+              <w:rPr>
+                <w:rFonts w:ascii="Calibri" w:eastAsia="Arial" w:hAnsi="Calibri" w:cs="Calibri"/>
+                <w:b w:val="0"/>
+                <w:color w:val="auto"/>
+                <w:sz w:val="22"/>
+                <w:szCs w:val="22"/>
+              </w:rPr>
+              <w:t>istrador</w:t>
+            </w:r>
+          </w:p>
+        </w:tc>
+      </w:tr>
+      <w:tr>
+        <w:tc>
+          <w:tcPr>
+            <w:tcW w:w="1809" w:type="dxa"/>
+          </w:tcPr>
+          <w:p>
+            <w:pPr>
+              <w:pStyle w:val="Ttulo3"/>
+              <w:keepNext w:val="0"/>
+              <w:keepLines w:val="0"/>
+              <w:spacing w:before="0" w:after="80" w:line="276" w:lineRule="auto"/>
+              <w:ind w:left="0" w:firstLine="0"/>
+              <w:jc w:val="center"/>
+              <w:outlineLvl w:val="2"/>
+              <w:rPr>
+                <w:rFonts w:asciiTheme="minorHAnsi" w:eastAsia="Arial" w:hAnsiTheme="minorHAnsi" w:cstheme="minorHAnsi"/>
+                <w:b w:val="0"/>
+                <w:color w:val="auto"/>
+                <w:sz w:val="22"/>
+                <w:szCs w:val="22"/>
+              </w:rPr>
+            </w:pPr>
+            <w:r>
+              <w:rPr>
+                <w:rFonts w:asciiTheme="minorHAnsi" w:eastAsia="Arial" w:hAnsiTheme="minorHAnsi" w:cstheme="minorHAnsi"/>
+                <w:b w:val="0"/>
+                <w:color w:val="auto"/>
+                <w:sz w:val="22"/>
+                <w:szCs w:val="22"/>
+              </w:rPr>
+              <w:t>Precondición</w:t>
+            </w:r>
+          </w:p>
+        </w:tc>
+        <w:tc>
+          <w:tcPr>
+            <w:tcW w:w="6835" w:type="dxa"/>
+          </w:tcPr>
+          <w:p>
+            <w:pPr>
+              <w:pStyle w:val="Ttulo3"/>
+              <w:keepNext w:val="0"/>
+              <w:keepLines w:val="0"/>
+              <w:tabs>
+                <w:tab w:val="left" w:pos="3594"/>
+              </w:tabs>
+              <w:spacing w:before="0" w:after="80" w:line="276" w:lineRule="auto"/>
+              <w:ind w:left="0" w:firstLine="0"/>
+              <w:jc w:val="both"/>
+              <w:outlineLvl w:val="2"/>
+              <w:rPr>
+                <w:rFonts w:asciiTheme="minorHAnsi" w:eastAsia="Arial" w:hAnsiTheme="minorHAnsi" w:cstheme="minorHAnsi"/>
+                <w:b w:val="0"/>
+                <w:color w:val="auto"/>
+                <w:sz w:val="22"/>
+                <w:szCs w:val="22"/>
+              </w:rPr>
+            </w:pPr>
+            <w:r>
+              <w:rPr>
+                <w:rFonts w:asciiTheme="minorHAnsi" w:hAnsiTheme="minorHAnsi" w:cstheme="minorHAnsi"/>
+                <w:b w:val="0"/>
+                <w:color w:val="auto"/>
+                <w:sz w:val="22"/>
+                <w:szCs w:val="22"/>
+              </w:rPr>
+              <w:t>El usuario está consultando la carta.</w:t>
+            </w:r>
+          </w:p>
+        </w:tc>
+      </w:tr>
+      <w:tr>
+        <w:tc>
+          <w:tcPr>
+            <w:tcW w:w="1809" w:type="dxa"/>
+          </w:tcPr>
+          <w:p>
+            <w:pPr>
+              <w:pStyle w:val="Ttulo3"/>
+              <w:keepNext w:val="0"/>
+              <w:keepLines w:val="0"/>
+              <w:spacing w:before="0" w:after="80" w:line="276" w:lineRule="auto"/>
+              <w:ind w:left="0" w:firstLine="0"/>
+              <w:jc w:val="center"/>
+              <w:outlineLvl w:val="2"/>
+              <w:rPr>
+                <w:rFonts w:asciiTheme="minorHAnsi" w:eastAsia="Arial" w:hAnsiTheme="minorHAnsi" w:cstheme="minorHAnsi"/>
+                <w:b w:val="0"/>
+                <w:color w:val="auto"/>
+                <w:sz w:val="22"/>
+                <w:szCs w:val="22"/>
+              </w:rPr>
+            </w:pPr>
+            <w:r>
+              <w:rPr>
+                <w:rFonts w:asciiTheme="minorHAnsi" w:eastAsia="Arial" w:hAnsiTheme="minorHAnsi" w:cstheme="minorHAnsi"/>
+                <w:b w:val="0"/>
+                <w:color w:val="auto"/>
+                <w:sz w:val="22"/>
+                <w:szCs w:val="22"/>
+              </w:rPr>
+              <w:t>Flujo</w:t>
+            </w:r>
+          </w:p>
+        </w:tc>
+        <w:tc>
+          <w:tcPr>
+            <w:tcW w:w="6835" w:type="dxa"/>
+          </w:tcPr>
+          <w:p>
+            <w:pPr>
+              <w:pStyle w:val="Ttulo3"/>
+              <w:keepNext w:val="0"/>
+              <w:keepLines w:val="0"/>
+              <w:tabs>
+                <w:tab w:val="left" w:pos="4120"/>
+                <w:tab w:val="left" w:pos="5347"/>
+              </w:tabs>
+              <w:spacing w:before="0" w:after="80" w:line="276" w:lineRule="auto"/>
+              <w:ind w:left="0" w:firstLine="0"/>
+              <w:jc w:val="both"/>
+              <w:outlineLvl w:val="2"/>
+              <w:rPr>
+                <w:rFonts w:asciiTheme="minorHAnsi" w:hAnsiTheme="minorHAnsi" w:cstheme="minorHAnsi"/>
+                <w:b w:val="0"/>
+                <w:color w:val="auto"/>
+                <w:sz w:val="22"/>
+                <w:szCs w:val="22"/>
+              </w:rPr>
+            </w:pPr>
+            <w:r>
+              <w:rPr>
+                <w:rFonts w:asciiTheme="minorHAnsi" w:hAnsiTheme="minorHAnsi" w:cstheme="minorHAnsi"/>
+                <w:b w:val="0"/>
+                <w:color w:val="auto"/>
+                <w:sz w:val="22"/>
+                <w:szCs w:val="22"/>
+              </w:rPr>
+              <w:t xml:space="preserve">1. El usuario selecciona un plato de la carta. </w:t>
+            </w:r>
+          </w:p>
+          <w:p>
+            <w:pPr>
+              <w:pStyle w:val="Ttulo3"/>
+              <w:keepNext w:val="0"/>
+              <w:keepLines w:val="0"/>
+              <w:tabs>
+                <w:tab w:val="left" w:pos="4120"/>
+                <w:tab w:val="left" w:pos="5347"/>
+              </w:tabs>
+              <w:spacing w:before="0" w:after="80" w:line="276" w:lineRule="auto"/>
+              <w:ind w:left="0" w:firstLine="0"/>
+              <w:jc w:val="both"/>
+              <w:outlineLvl w:val="2"/>
+              <w:rPr>
+                <w:rFonts w:asciiTheme="minorHAnsi" w:eastAsia="Arial" w:hAnsiTheme="minorHAnsi" w:cstheme="minorHAnsi"/>
+                <w:b w:val="0"/>
+                <w:color w:val="auto"/>
+                <w:sz w:val="22"/>
+                <w:szCs w:val="22"/>
+              </w:rPr>
+            </w:pPr>
+            <w:r>
+              <w:rPr>
+                <w:rFonts w:asciiTheme="minorHAnsi" w:hAnsiTheme="minorHAnsi" w:cstheme="minorHAnsi"/>
+                <w:b w:val="0"/>
+                <w:color w:val="auto"/>
+                <w:sz w:val="22"/>
+                <w:szCs w:val="22"/>
+              </w:rPr>
+              <w:t>2. El sistema muestra las reseñas de otros usuarios asociadas a ese plato.</w:t>
+            </w:r>
+          </w:p>
+        </w:tc>
+      </w:tr>
+      <w:tr>
+        <w:tc>
+          <w:tcPr>
+            <w:tcW w:w="1809" w:type="dxa"/>
+          </w:tcPr>
+          <w:p>
+            <w:pPr>
+              <w:pStyle w:val="Ttulo3"/>
+              <w:keepNext w:val="0"/>
+              <w:keepLines w:val="0"/>
+              <w:spacing w:before="0" w:after="80" w:line="276" w:lineRule="auto"/>
+              <w:ind w:left="0" w:firstLine="0"/>
+              <w:jc w:val="center"/>
+              <w:outlineLvl w:val="2"/>
+              <w:rPr>
+                <w:rFonts w:asciiTheme="minorHAnsi" w:eastAsia="Arial" w:hAnsiTheme="minorHAnsi" w:cstheme="minorHAnsi"/>
+                <w:b w:val="0"/>
+                <w:color w:val="auto"/>
+                <w:sz w:val="22"/>
+                <w:szCs w:val="22"/>
+              </w:rPr>
+            </w:pPr>
+            <w:r>
+              <w:rPr>
+                <w:rFonts w:asciiTheme="minorHAnsi" w:eastAsia="Arial" w:hAnsiTheme="minorHAnsi" w:cstheme="minorHAnsi"/>
+                <w:b w:val="0"/>
+                <w:color w:val="auto"/>
+                <w:sz w:val="22"/>
+                <w:szCs w:val="22"/>
+              </w:rPr>
+              <w:t>Flujo alternativo</w:t>
+            </w:r>
+          </w:p>
+        </w:tc>
+        <w:tc>
+          <w:tcPr>
+            <w:tcW w:w="6835" w:type="dxa"/>
+          </w:tcPr>
+          <w:p>
+            <w:pPr>
+              <w:pStyle w:val="Ttulo3"/>
+              <w:keepNext w:val="0"/>
+              <w:keepLines w:val="0"/>
+              <w:spacing w:before="0" w:after="80" w:line="276" w:lineRule="auto"/>
+              <w:ind w:left="0" w:firstLine="0"/>
+              <w:jc w:val="center"/>
+              <w:outlineLvl w:val="2"/>
+              <w:rPr>
+                <w:rFonts w:asciiTheme="minorHAnsi" w:eastAsia="Arial" w:hAnsiTheme="minorHAnsi" w:cstheme="minorHAnsi"/>
+                <w:b w:val="0"/>
+                <w:color w:val="auto"/>
+                <w:sz w:val="22"/>
+                <w:szCs w:val="22"/>
+              </w:rPr>
+            </w:pPr>
+            <w:r>
+              <w:rPr>
+                <w:rFonts w:asciiTheme="minorHAnsi" w:hAnsiTheme="minorHAnsi" w:cstheme="minorHAnsi"/>
+                <w:b w:val="0"/>
+                <w:color w:val="auto"/>
+                <w:sz w:val="22"/>
+                <w:szCs w:val="22"/>
+              </w:rPr>
+              <w:t>-</w:t>
+            </w:r>
+          </w:p>
+        </w:tc>
+      </w:tr>
+      <w:tr>
+        <w:tc>
+          <w:tcPr>
+            <w:tcW w:w="1809" w:type="dxa"/>
+          </w:tcPr>
+          <w:p>
+            <w:pPr>
+              <w:pStyle w:val="Ttulo3"/>
+              <w:keepNext w:val="0"/>
+              <w:keepLines w:val="0"/>
+              <w:spacing w:before="0" w:after="80" w:line="276" w:lineRule="auto"/>
+              <w:ind w:left="0" w:firstLine="0"/>
+              <w:jc w:val="center"/>
+              <w:outlineLvl w:val="2"/>
+              <w:rPr>
+                <w:rFonts w:asciiTheme="minorHAnsi" w:eastAsia="Arial" w:hAnsiTheme="minorHAnsi" w:cstheme="minorHAnsi"/>
+                <w:b w:val="0"/>
+                <w:color w:val="auto"/>
+                <w:sz w:val="22"/>
+                <w:szCs w:val="22"/>
+              </w:rPr>
+            </w:pPr>
+            <w:r>
+              <w:rPr>
+                <w:rFonts w:asciiTheme="minorHAnsi" w:eastAsia="Arial" w:hAnsiTheme="minorHAnsi" w:cstheme="minorHAnsi"/>
+                <w:b w:val="0"/>
+                <w:color w:val="auto"/>
+                <w:sz w:val="22"/>
+                <w:szCs w:val="22"/>
+              </w:rPr>
+              <w:t>Postcondición</w:t>
+            </w:r>
+          </w:p>
+        </w:tc>
+        <w:tc>
+          <w:tcPr>
+            <w:tcW w:w="6835" w:type="dxa"/>
+          </w:tcPr>
+          <w:p>
+            <w:pPr>
+              <w:pStyle w:val="Ttulo3"/>
+              <w:keepNext w:val="0"/>
+              <w:keepLines w:val="0"/>
+              <w:tabs>
+                <w:tab w:val="left" w:pos="4045"/>
+                <w:tab w:val="left" w:pos="5297"/>
+              </w:tabs>
+              <w:spacing w:before="0" w:after="80" w:line="276" w:lineRule="auto"/>
+              <w:ind w:left="0" w:firstLine="0"/>
+              <w:jc w:val="both"/>
+              <w:outlineLvl w:val="2"/>
+              <w:rPr>
+                <w:rFonts w:asciiTheme="minorHAnsi" w:eastAsia="Arial" w:hAnsiTheme="minorHAnsi" w:cstheme="minorHAnsi"/>
+                <w:b w:val="0"/>
+                <w:color w:val="auto"/>
+                <w:sz w:val="22"/>
+                <w:szCs w:val="22"/>
+              </w:rPr>
+            </w:pPr>
+            <w:r>
+              <w:rPr>
+                <w:rFonts w:asciiTheme="minorHAnsi" w:hAnsiTheme="minorHAnsi" w:cstheme="minorHAnsi"/>
+                <w:b w:val="0"/>
+                <w:color w:val="auto"/>
+                <w:sz w:val="22"/>
+                <w:szCs w:val="22"/>
+              </w:rPr>
+              <w:t>El usuario visualiza las valoraciones del plato seleccionado.</w:t>
+            </w:r>
+          </w:p>
+        </w:tc>
+      </w:tr>
+    </w:tbl>
+    <w:p>
+      <w:pPr>
+        <w:pStyle w:val="normal0"/>
+      </w:pPr>
+    </w:p>
+    <w:tbl>
+      <w:tblPr>
+        <w:tblStyle w:val="Tablaconcuadrcula"/>
+        <w:tblW w:w="0" w:type="auto"/>
+        <w:tblLook w:val="04A0"/>
+      </w:tblPr>
+      <w:tblGrid>
+        <w:gridCol w:w="1809"/>
+        <w:gridCol w:w="6835"/>
+      </w:tblGrid>
+      <w:tr>
+        <w:tc>
+          <w:tcPr>
+            <w:tcW w:w="1809" w:type="dxa"/>
+          </w:tcPr>
+          <w:p>
+            <w:pPr>
+              <w:pStyle w:val="Ttulo3"/>
+              <w:keepNext w:val="0"/>
+              <w:keepLines w:val="0"/>
+              <w:spacing w:before="0" w:after="80" w:line="276" w:lineRule="auto"/>
+              <w:ind w:left="0" w:firstLine="0"/>
+              <w:jc w:val="center"/>
+              <w:outlineLvl w:val="2"/>
+              <w:rPr>
+                <w:rFonts w:ascii="Calibri" w:eastAsia="Arial" w:hAnsi="Calibri" w:cs="Calibri"/>
+                <w:b w:val="0"/>
+                <w:color w:val="auto"/>
+                <w:sz w:val="22"/>
+                <w:szCs w:val="22"/>
+              </w:rPr>
+            </w:pPr>
+            <w:r>
+              <w:rPr>
+                <w:rFonts w:ascii="Calibri" w:eastAsia="Arial" w:hAnsi="Calibri" w:cs="Calibri"/>
+                <w:b w:val="0"/>
+                <w:color w:val="auto"/>
+                <w:sz w:val="22"/>
+                <w:szCs w:val="22"/>
+              </w:rPr>
+              <w:t>CASO DE USO 15</w:t>
+            </w:r>
+          </w:p>
+        </w:tc>
+        <w:tc>
+          <w:tcPr>
+            <w:tcW w:w="6835" w:type="dxa"/>
+          </w:tcPr>
+          <w:p>
+            <w:pPr>
+              <w:pStyle w:val="Ttulo3"/>
+              <w:keepNext w:val="0"/>
+              <w:keepLines w:val="0"/>
+              <w:spacing w:before="0" w:after="80" w:line="276" w:lineRule="auto"/>
+              <w:ind w:left="0" w:firstLine="0"/>
+              <w:jc w:val="both"/>
+              <w:outlineLvl w:val="2"/>
+              <w:rPr>
+                <w:rFonts w:ascii="Calibri" w:eastAsia="Arial" w:hAnsi="Calibri" w:cs="Calibri"/>
+                <w:b w:val="0"/>
+                <w:color w:val="auto"/>
+                <w:sz w:val="22"/>
+                <w:szCs w:val="22"/>
+              </w:rPr>
+            </w:pPr>
+            <w:r>
+              <w:rPr>
+                <w:rFonts w:ascii="Calibri" w:eastAsia="Arial" w:hAnsi="Calibri" w:cs="Calibri"/>
+                <w:b w:val="0"/>
+                <w:color w:val="auto"/>
+                <w:sz w:val="22"/>
+                <w:szCs w:val="22"/>
+              </w:rPr>
+              <w:t>Reservar</w:t>
+            </w:r>
+          </w:p>
+        </w:tc>
+      </w:tr>
+      <w:tr>
+        <w:tc>
+          <w:tcPr>
+            <w:tcW w:w="1809" w:type="dxa"/>
+          </w:tcPr>
+          <w:p>
+            <w:pPr>
+              <w:pStyle w:val="Ttulo3"/>
+              <w:keepNext w:val="0"/>
+              <w:keepLines w:val="0"/>
+              <w:spacing w:before="0" w:after="80" w:line="276" w:lineRule="auto"/>
+              <w:ind w:left="0" w:firstLine="0"/>
+              <w:jc w:val="center"/>
+              <w:outlineLvl w:val="2"/>
+              <w:rPr>
+                <w:rFonts w:ascii="Calibri" w:eastAsia="Arial" w:hAnsi="Calibri" w:cs="Calibri"/>
+                <w:b w:val="0"/>
+                <w:color w:val="auto"/>
+                <w:sz w:val="22"/>
+                <w:szCs w:val="22"/>
+              </w:rPr>
+            </w:pPr>
+            <w:r>
+              <w:rPr>
+                <w:rFonts w:ascii="Calibri" w:eastAsia="Arial" w:hAnsi="Calibri" w:cs="Calibri"/>
+                <w:b w:val="0"/>
+                <w:color w:val="auto"/>
+                <w:sz w:val="22"/>
+                <w:szCs w:val="22"/>
+              </w:rPr>
+              <w:t>Actor</w:t>
+            </w:r>
+          </w:p>
+        </w:tc>
+        <w:tc>
+          <w:tcPr>
+            <w:tcW w:w="6835" w:type="dxa"/>
+          </w:tcPr>
+          <w:p>
+            <w:pPr>
+              <w:pStyle w:val="Ttulo3"/>
+              <w:keepNext w:val="0"/>
+              <w:keepLines w:val="0"/>
+              <w:spacing w:before="0" w:after="80" w:line="276" w:lineRule="auto"/>
+              <w:ind w:left="0" w:firstLine="0"/>
+              <w:jc w:val="both"/>
+              <w:outlineLvl w:val="2"/>
+              <w:rPr>
+                <w:rFonts w:ascii="Calibri" w:eastAsia="Arial" w:hAnsi="Calibri" w:cs="Calibri"/>
+                <w:b w:val="0"/>
+                <w:color w:val="auto"/>
+                <w:sz w:val="22"/>
+                <w:szCs w:val="22"/>
+              </w:rPr>
+            </w:pPr>
+            <w:r>
+              <w:rPr>
+                <w:rFonts w:ascii="Calibri" w:eastAsia="Arial" w:hAnsi="Calibri" w:cs="Calibri"/>
+                <w:b w:val="0"/>
+                <w:color w:val="auto"/>
+                <w:sz w:val="22"/>
+                <w:szCs w:val="22"/>
+              </w:rPr>
+              <w:t>Cliente/Empleado/ Admin</w:t>
+            </w:r>
+            <w:r>
+              <w:rPr>
+                <w:rFonts w:ascii="Calibri" w:eastAsia="Arial" w:hAnsi="Calibri" w:cs="Calibri"/>
+                <w:b w:val="0"/>
+                <w:color w:val="auto"/>
+                <w:sz w:val="22"/>
+                <w:szCs w:val="22"/>
+              </w:rPr>
+              <w:t>istrador</w:t>
+            </w:r>
+          </w:p>
+        </w:tc>
+      </w:tr>
+      <w:tr>
+        <w:tc>
+          <w:tcPr>
+            <w:tcW w:w="1809" w:type="dxa"/>
+          </w:tcPr>
+          <w:p>
+            <w:pPr>
+              <w:pStyle w:val="Ttulo3"/>
+              <w:keepNext w:val="0"/>
+              <w:keepLines w:val="0"/>
+              <w:spacing w:before="0" w:after="80" w:line="276" w:lineRule="auto"/>
+              <w:ind w:left="0" w:firstLine="0"/>
+              <w:jc w:val="center"/>
+              <w:outlineLvl w:val="2"/>
+              <w:rPr>
+                <w:rFonts w:ascii="Calibri" w:eastAsia="Arial" w:hAnsi="Calibri" w:cs="Calibri"/>
+                <w:b w:val="0"/>
+                <w:color w:val="auto"/>
+                <w:sz w:val="22"/>
+                <w:szCs w:val="22"/>
+              </w:rPr>
+            </w:pPr>
+            <w:r>
+              <w:rPr>
+                <w:rFonts w:ascii="Calibri" w:eastAsia="Arial" w:hAnsi="Calibri" w:cs="Calibri"/>
+                <w:b w:val="0"/>
+                <w:color w:val="auto"/>
+                <w:sz w:val="22"/>
+                <w:szCs w:val="22"/>
+              </w:rPr>
+              <w:t>Precondición</w:t>
+            </w:r>
+          </w:p>
+        </w:tc>
+        <w:tc>
+          <w:tcPr>
+            <w:tcW w:w="6835" w:type="dxa"/>
+          </w:tcPr>
+          <w:p>
+            <w:pPr>
+              <w:pStyle w:val="Ttulo3"/>
+              <w:keepNext w:val="0"/>
+              <w:keepLines w:val="0"/>
+              <w:tabs>
+                <w:tab w:val="left" w:pos="3594"/>
+              </w:tabs>
+              <w:spacing w:before="0" w:after="80" w:line="276" w:lineRule="auto"/>
+              <w:ind w:left="0" w:firstLine="0"/>
+              <w:jc w:val="both"/>
+              <w:outlineLvl w:val="2"/>
+              <w:rPr>
+                <w:rFonts w:ascii="Calibri" w:eastAsia="Arial" w:hAnsi="Calibri" w:cs="Calibri"/>
+                <w:b w:val="0"/>
+                <w:color w:val="auto"/>
+                <w:sz w:val="22"/>
+                <w:szCs w:val="22"/>
+              </w:rPr>
+            </w:pPr>
+            <w:r>
+              <w:rPr>
+                <w:rFonts w:ascii="Calibri" w:hAnsi="Calibri" w:cs="Calibri"/>
+                <w:b w:val="0"/>
+                <w:color w:val="auto"/>
+                <w:sz w:val="22"/>
+                <w:szCs w:val="22"/>
+              </w:rPr>
+              <w:t>El usuario ha iniciado sesión.</w:t>
+            </w:r>
+          </w:p>
+        </w:tc>
+      </w:tr>
+      <w:tr>
+        <w:tc>
+          <w:tcPr>
+            <w:tcW w:w="1809" w:type="dxa"/>
+          </w:tcPr>
+          <w:p>
+            <w:pPr>
+              <w:pStyle w:val="Ttulo3"/>
+              <w:keepNext w:val="0"/>
+              <w:keepLines w:val="0"/>
+              <w:spacing w:before="0" w:after="80" w:line="276" w:lineRule="auto"/>
+              <w:ind w:left="0" w:firstLine="0"/>
+              <w:jc w:val="center"/>
+              <w:outlineLvl w:val="2"/>
+              <w:rPr>
+                <w:rFonts w:ascii="Calibri" w:eastAsia="Arial" w:hAnsi="Calibri" w:cs="Calibri"/>
+                <w:b w:val="0"/>
+                <w:color w:val="auto"/>
+                <w:sz w:val="22"/>
+                <w:szCs w:val="22"/>
+              </w:rPr>
+            </w:pPr>
+            <w:r>
+              <w:rPr>
+                <w:rFonts w:ascii="Calibri" w:eastAsia="Arial" w:hAnsi="Calibri" w:cs="Calibri"/>
+                <w:b w:val="0"/>
+                <w:color w:val="auto"/>
+                <w:sz w:val="22"/>
+                <w:szCs w:val="22"/>
+              </w:rPr>
+              <w:t>Flujo</w:t>
+            </w:r>
+          </w:p>
+        </w:tc>
+        <w:tc>
+          <w:tcPr>
+            <w:tcW w:w="6835" w:type="dxa"/>
+          </w:tcPr>
+          <w:p>
+            <w:pPr>
+              <w:pStyle w:val="Ttulo3"/>
+              <w:keepNext w:val="0"/>
+              <w:keepLines w:val="0"/>
+              <w:tabs>
+                <w:tab w:val="left" w:pos="4120"/>
+                <w:tab w:val="left" w:pos="5347"/>
+              </w:tabs>
+              <w:spacing w:before="0" w:after="80" w:line="276" w:lineRule="auto"/>
+              <w:ind w:left="0" w:firstLine="0"/>
+              <w:jc w:val="both"/>
+              <w:outlineLvl w:val="2"/>
+              <w:rPr>
+                <w:rFonts w:ascii="Calibri" w:hAnsi="Calibri" w:cs="Calibri"/>
+                <w:b w:val="0"/>
+                <w:color w:val="auto"/>
+                <w:sz w:val="22"/>
+                <w:szCs w:val="22"/>
+              </w:rPr>
+            </w:pPr>
+            <w:r>
+              <w:rPr>
+                <w:rFonts w:ascii="Calibri" w:hAnsi="Calibri" w:cs="Calibri"/>
+                <w:b w:val="0"/>
+                <w:color w:val="auto"/>
+                <w:sz w:val="22"/>
+                <w:szCs w:val="22"/>
+              </w:rPr>
+              <w:t xml:space="preserve">1. El usuario accede al módulo de reservas. </w:t>
+            </w:r>
+          </w:p>
+          <w:p>
+            <w:pPr>
+              <w:pStyle w:val="Ttulo3"/>
+              <w:keepNext w:val="0"/>
+              <w:keepLines w:val="0"/>
+              <w:tabs>
+                <w:tab w:val="left" w:pos="4120"/>
+                <w:tab w:val="left" w:pos="5347"/>
+              </w:tabs>
+              <w:spacing w:before="0" w:after="80" w:line="276" w:lineRule="auto"/>
+              <w:ind w:left="0" w:firstLine="0"/>
+              <w:jc w:val="both"/>
+              <w:outlineLvl w:val="2"/>
+              <w:rPr>
+                <w:rFonts w:ascii="Calibri" w:hAnsi="Calibri" w:cs="Calibri"/>
+                <w:b w:val="0"/>
+                <w:color w:val="auto"/>
+                <w:sz w:val="22"/>
+                <w:szCs w:val="22"/>
+              </w:rPr>
+            </w:pPr>
+            <w:r>
+              <w:rPr>
+                <w:rFonts w:ascii="Calibri" w:hAnsi="Calibri" w:cs="Calibri"/>
+                <w:b w:val="0"/>
+                <w:color w:val="auto"/>
+                <w:sz w:val="22"/>
+                <w:szCs w:val="22"/>
+              </w:rPr>
+              <w:t xml:space="preserve">2. Selecciona fecha, hora, número de comensales y mesa. </w:t>
+            </w:r>
+          </w:p>
+          <w:p>
+            <w:pPr>
+              <w:pStyle w:val="Ttulo3"/>
+              <w:keepNext w:val="0"/>
+              <w:keepLines w:val="0"/>
+              <w:tabs>
+                <w:tab w:val="left" w:pos="4120"/>
+                <w:tab w:val="left" w:pos="5347"/>
+              </w:tabs>
+              <w:spacing w:before="0" w:after="80" w:line="276" w:lineRule="auto"/>
+              <w:ind w:left="0" w:firstLine="0"/>
+              <w:jc w:val="both"/>
+              <w:outlineLvl w:val="2"/>
+              <w:rPr>
+                <w:rFonts w:ascii="Calibri" w:hAnsi="Calibri" w:cs="Calibri"/>
+                <w:b w:val="0"/>
+                <w:color w:val="auto"/>
+                <w:sz w:val="22"/>
+                <w:szCs w:val="22"/>
+              </w:rPr>
+            </w:pPr>
+            <w:r>
+              <w:rPr>
+                <w:rFonts w:ascii="Calibri" w:hAnsi="Calibri" w:cs="Calibri"/>
+                <w:b w:val="0"/>
+                <w:color w:val="auto"/>
+                <w:sz w:val="22"/>
+                <w:szCs w:val="22"/>
+              </w:rPr>
+              <w:t xml:space="preserve">3. El sistema valida en tiempo real la disponibilidad. </w:t>
+            </w:r>
+          </w:p>
+          <w:p>
+            <w:pPr>
+              <w:pStyle w:val="Ttulo3"/>
+              <w:keepNext w:val="0"/>
+              <w:keepLines w:val="0"/>
+              <w:tabs>
+                <w:tab w:val="left" w:pos="4120"/>
+                <w:tab w:val="left" w:pos="5347"/>
+              </w:tabs>
+              <w:spacing w:before="0" w:after="80" w:line="276" w:lineRule="auto"/>
+              <w:ind w:left="0" w:firstLine="0"/>
+              <w:jc w:val="both"/>
+              <w:outlineLvl w:val="2"/>
+              <w:rPr>
+                <w:rFonts w:ascii="Calibri" w:eastAsia="Arial" w:hAnsi="Calibri" w:cs="Calibri"/>
+                <w:b w:val="0"/>
+                <w:color w:val="auto"/>
+                <w:sz w:val="22"/>
+                <w:szCs w:val="22"/>
+              </w:rPr>
+            </w:pPr>
+            <w:r>
+              <w:rPr>
+                <w:rFonts w:ascii="Calibri" w:hAnsi="Calibri" w:cs="Calibri"/>
+                <w:b w:val="0"/>
+                <w:color w:val="auto"/>
+                <w:sz w:val="22"/>
+                <w:szCs w:val="22"/>
+              </w:rPr>
+              <w:t>4. El usuario confirma y el sistema registra la reserva.</w:t>
+            </w:r>
+          </w:p>
+        </w:tc>
+      </w:tr>
+      <w:tr>
+        <w:tc>
+          <w:tcPr>
+            <w:tcW w:w="1809" w:type="dxa"/>
+          </w:tcPr>
+          <w:p>
+            <w:pPr>
+              <w:pStyle w:val="Ttulo3"/>
+              <w:keepNext w:val="0"/>
+              <w:keepLines w:val="0"/>
+              <w:spacing w:before="0" w:after="80" w:line="276" w:lineRule="auto"/>
+              <w:ind w:left="0" w:firstLine="0"/>
+              <w:jc w:val="center"/>
+              <w:outlineLvl w:val="2"/>
+              <w:rPr>
+                <w:rFonts w:ascii="Calibri" w:eastAsia="Arial" w:hAnsi="Calibri" w:cs="Calibri"/>
+                <w:b w:val="0"/>
+                <w:color w:val="auto"/>
+                <w:sz w:val="22"/>
+                <w:szCs w:val="22"/>
+              </w:rPr>
+            </w:pPr>
+            <w:r>
+              <w:rPr>
+                <w:rFonts w:ascii="Calibri" w:eastAsia="Arial" w:hAnsi="Calibri" w:cs="Calibri"/>
+                <w:b w:val="0"/>
+                <w:color w:val="auto"/>
+                <w:sz w:val="22"/>
+                <w:szCs w:val="22"/>
+              </w:rPr>
+              <w:t>Flujo alternativo</w:t>
+            </w:r>
+          </w:p>
+        </w:tc>
+        <w:tc>
+          <w:tcPr>
+            <w:tcW w:w="6835" w:type="dxa"/>
+          </w:tcPr>
+          <w:p>
+            <w:pPr>
+              <w:pStyle w:val="Ttulo3"/>
+              <w:keepNext w:val="0"/>
+              <w:keepLines w:val="0"/>
+              <w:spacing w:before="0" w:after="80" w:line="276" w:lineRule="auto"/>
+              <w:ind w:left="0" w:firstLine="0"/>
+              <w:jc w:val="center"/>
+              <w:outlineLvl w:val="2"/>
+              <w:rPr>
+                <w:rFonts w:ascii="Calibri" w:eastAsia="Arial" w:hAnsi="Calibri" w:cs="Calibri"/>
+                <w:b w:val="0"/>
+                <w:color w:val="auto"/>
+                <w:sz w:val="22"/>
+                <w:szCs w:val="22"/>
+              </w:rPr>
+            </w:pPr>
+            <w:r>
+              <w:rPr>
+                <w:rFonts w:ascii="Calibri" w:hAnsi="Calibri" w:cs="Calibri"/>
+                <w:b w:val="0"/>
+                <w:color w:val="auto"/>
+                <w:sz w:val="22"/>
+                <w:szCs w:val="22"/>
+              </w:rPr>
+              <w:t>-</w:t>
+            </w:r>
+          </w:p>
+        </w:tc>
+      </w:tr>
+      <w:tr>
+        <w:tc>
+          <w:tcPr>
+            <w:tcW w:w="1809" w:type="dxa"/>
+          </w:tcPr>
+          <w:p>
+            <w:pPr>
+              <w:pStyle w:val="Ttulo3"/>
+              <w:keepNext w:val="0"/>
+              <w:keepLines w:val="0"/>
+              <w:spacing w:before="0" w:after="80" w:line="276" w:lineRule="auto"/>
+              <w:ind w:left="0" w:firstLine="0"/>
+              <w:jc w:val="center"/>
+              <w:outlineLvl w:val="2"/>
+              <w:rPr>
+                <w:rFonts w:ascii="Calibri" w:eastAsia="Arial" w:hAnsi="Calibri" w:cs="Calibri"/>
+                <w:b w:val="0"/>
+                <w:color w:val="auto"/>
+                <w:sz w:val="22"/>
+                <w:szCs w:val="22"/>
+              </w:rPr>
+            </w:pPr>
+            <w:r>
+              <w:rPr>
+                <w:rFonts w:ascii="Calibri" w:eastAsia="Arial" w:hAnsi="Calibri" w:cs="Calibri"/>
+                <w:b w:val="0"/>
+                <w:color w:val="auto"/>
+                <w:sz w:val="22"/>
+                <w:szCs w:val="22"/>
+              </w:rPr>
+              <w:t>Postcondición</w:t>
+            </w:r>
+          </w:p>
+        </w:tc>
+        <w:tc>
+          <w:tcPr>
+            <w:tcW w:w="6835" w:type="dxa"/>
+          </w:tcPr>
+          <w:p>
+            <w:pPr>
+              <w:pStyle w:val="Ttulo3"/>
+              <w:keepNext w:val="0"/>
+              <w:keepLines w:val="0"/>
+              <w:tabs>
+                <w:tab w:val="left" w:pos="4045"/>
+                <w:tab w:val="left" w:pos="5297"/>
+              </w:tabs>
+              <w:spacing w:before="0" w:after="80" w:line="276" w:lineRule="auto"/>
+              <w:ind w:left="0" w:firstLine="0"/>
+              <w:jc w:val="both"/>
+              <w:outlineLvl w:val="2"/>
+              <w:rPr>
+                <w:rFonts w:ascii="Calibri" w:eastAsia="Arial" w:hAnsi="Calibri" w:cs="Calibri"/>
+                <w:b w:val="0"/>
+                <w:color w:val="auto"/>
+                <w:sz w:val="22"/>
+                <w:szCs w:val="22"/>
+              </w:rPr>
+            </w:pPr>
+            <w:r>
+              <w:rPr>
+                <w:rFonts w:ascii="Calibri" w:hAnsi="Calibri" w:cs="Calibri"/>
+                <w:b w:val="0"/>
+                <w:color w:val="auto"/>
+                <w:sz w:val="22"/>
+                <w:szCs w:val="22"/>
+              </w:rPr>
+              <w:t>La reserva queda confirmada y registrada en el sistema.</w:t>
+            </w:r>
+          </w:p>
+        </w:tc>
+      </w:tr>
+    </w:tbl>
+    <w:p>
+      <w:pPr>
+        <w:pStyle w:val="normal0"/>
+      </w:pPr>
+    </w:p>
+    <w:tbl>
+      <w:tblPr>
+        <w:tblStyle w:val="Tablaconcuadrcula"/>
+        <w:tblW w:w="0" w:type="auto"/>
+        <w:tblLook w:val="04A0"/>
+      </w:tblPr>
+      <w:tblGrid>
+        <w:gridCol w:w="1809"/>
+        <w:gridCol w:w="6835"/>
+      </w:tblGrid>
+      <w:tr>
+        <w:tc>
+          <w:tcPr>
+            <w:tcW w:w="1809" w:type="dxa"/>
+          </w:tcPr>
+          <w:p>
+            <w:pPr>
+              <w:pStyle w:val="Ttulo3"/>
+              <w:keepNext w:val="0"/>
+              <w:keepLines w:val="0"/>
+              <w:spacing w:before="0" w:after="80" w:line="276" w:lineRule="auto"/>
+              <w:ind w:left="0" w:firstLine="0"/>
+              <w:jc w:val="center"/>
+              <w:outlineLvl w:val="2"/>
+              <w:rPr>
+                <w:rFonts w:ascii="Calibri" w:eastAsia="Arial" w:hAnsi="Calibri" w:cs="Calibri"/>
+                <w:b w:val="0"/>
+                <w:color w:val="auto"/>
+                <w:sz w:val="22"/>
+                <w:szCs w:val="22"/>
+              </w:rPr>
+            </w:pPr>
+            <w:r>
+              <w:rPr>
+                <w:rFonts w:ascii="Calibri" w:eastAsia="Arial" w:hAnsi="Calibri" w:cs="Calibri"/>
+                <w:b w:val="0"/>
+                <w:color w:val="auto"/>
+                <w:sz w:val="22"/>
+                <w:szCs w:val="22"/>
+              </w:rPr>
+              <w:t>CASO DE USO 16</w:t>
+            </w:r>
+          </w:p>
+        </w:tc>
+        <w:tc>
+          <w:tcPr>
+            <w:tcW w:w="6835" w:type="dxa"/>
+          </w:tcPr>
+          <w:p>
+            <w:pPr>
+              <w:pStyle w:val="Ttulo3"/>
+              <w:keepNext w:val="0"/>
+              <w:keepLines w:val="0"/>
+              <w:spacing w:before="0" w:after="80" w:line="276" w:lineRule="auto"/>
+              <w:ind w:left="0" w:firstLine="0"/>
+              <w:jc w:val="both"/>
+              <w:outlineLvl w:val="2"/>
+              <w:rPr>
+                <w:rFonts w:ascii="Calibri" w:eastAsia="Arial" w:hAnsi="Calibri" w:cs="Calibri"/>
+                <w:b w:val="0"/>
+                <w:color w:val="auto"/>
+                <w:sz w:val="22"/>
+                <w:szCs w:val="22"/>
+              </w:rPr>
+            </w:pPr>
+            <w:r>
+              <w:rPr>
+                <w:rFonts w:ascii="Calibri" w:eastAsia="Arial" w:hAnsi="Calibri" w:cs="Calibri"/>
+                <w:b w:val="0"/>
+                <w:color w:val="auto"/>
+                <w:sz w:val="22"/>
+                <w:szCs w:val="22"/>
+              </w:rPr>
+              <w:t xml:space="preserve">Gestionar </w:t>
+            </w:r>
+            <w:r>
+              <w:rPr>
+                <w:rFonts w:ascii="Calibri" w:eastAsia="Arial" w:hAnsi="Calibri" w:cs="Calibri"/>
+                <w:b w:val="0"/>
+                <w:color w:val="auto"/>
+                <w:sz w:val="22"/>
+                <w:szCs w:val="22"/>
+              </w:rPr>
+              <w:t>usuarios</w:t>
+            </w:r>
+          </w:p>
+        </w:tc>
+      </w:tr>
+      <w:tr>
+        <w:tc>
+          <w:tcPr>
+            <w:tcW w:w="1809" w:type="dxa"/>
+          </w:tcPr>
+          <w:p>
+            <w:pPr>
+              <w:pStyle w:val="Ttulo3"/>
+              <w:keepNext w:val="0"/>
+              <w:keepLines w:val="0"/>
+              <w:spacing w:before="0" w:after="80" w:line="276" w:lineRule="auto"/>
+              <w:ind w:left="0" w:firstLine="0"/>
+              <w:jc w:val="center"/>
+              <w:outlineLvl w:val="2"/>
+              <w:rPr>
+                <w:rFonts w:ascii="Calibri" w:eastAsia="Arial" w:hAnsi="Calibri" w:cs="Calibri"/>
+                <w:b w:val="0"/>
+                <w:color w:val="auto"/>
+                <w:sz w:val="22"/>
+                <w:szCs w:val="22"/>
+              </w:rPr>
+            </w:pPr>
+            <w:r>
+              <w:rPr>
+                <w:rFonts w:ascii="Calibri" w:eastAsia="Arial" w:hAnsi="Calibri" w:cs="Calibri"/>
+                <w:b w:val="0"/>
+                <w:color w:val="auto"/>
+                <w:sz w:val="22"/>
+                <w:szCs w:val="22"/>
+              </w:rPr>
+              <w:t>Actor</w:t>
+            </w:r>
+          </w:p>
+        </w:tc>
+        <w:tc>
+          <w:tcPr>
+            <w:tcW w:w="6835" w:type="dxa"/>
+          </w:tcPr>
+          <w:p>
+            <w:pPr>
+              <w:pStyle w:val="Ttulo3"/>
+              <w:keepNext w:val="0"/>
+              <w:keepLines w:val="0"/>
+              <w:spacing w:before="0" w:after="80" w:line="276" w:lineRule="auto"/>
+              <w:ind w:left="0" w:firstLine="0"/>
+              <w:jc w:val="both"/>
+              <w:outlineLvl w:val="2"/>
+              <w:rPr>
+                <w:rFonts w:ascii="Calibri" w:eastAsia="Arial" w:hAnsi="Calibri" w:cs="Calibri"/>
+                <w:b w:val="0"/>
+                <w:color w:val="auto"/>
+                <w:sz w:val="22"/>
+                <w:szCs w:val="22"/>
+              </w:rPr>
+            </w:pPr>
+            <w:r>
+              <w:rPr>
+                <w:rFonts w:ascii="Calibri" w:eastAsia="Arial" w:hAnsi="Calibri" w:cs="Calibri"/>
+                <w:b w:val="0"/>
+                <w:color w:val="auto"/>
+                <w:sz w:val="22"/>
+                <w:szCs w:val="22"/>
+              </w:rPr>
+              <w:t>Empleado/</w:t>
+            </w:r>
+            <w:r>
+              <w:rPr>
+                <w:rFonts w:ascii="Calibri" w:eastAsia="Arial" w:hAnsi="Calibri" w:cs="Calibri"/>
+                <w:b w:val="0"/>
+                <w:color w:val="auto"/>
+                <w:sz w:val="22"/>
+                <w:szCs w:val="22"/>
+              </w:rPr>
+              <w:t>Administrador</w:t>
+            </w:r>
+          </w:p>
+        </w:tc>
+      </w:tr>
+      <w:tr>
+        <w:tc>
+          <w:tcPr>
+            <w:tcW w:w="1809" w:type="dxa"/>
+          </w:tcPr>
+          <w:p>
+            <w:pPr>
+              <w:pStyle w:val="Ttulo3"/>
+              <w:keepNext w:val="0"/>
+              <w:keepLines w:val="0"/>
+              <w:spacing w:before="0" w:after="80" w:line="276" w:lineRule="auto"/>
+              <w:ind w:left="0" w:firstLine="0"/>
+              <w:jc w:val="center"/>
+              <w:outlineLvl w:val="2"/>
+              <w:rPr>
+                <w:rFonts w:ascii="Calibri" w:eastAsia="Arial" w:hAnsi="Calibri" w:cs="Calibri"/>
+                <w:b w:val="0"/>
+                <w:color w:val="auto"/>
+                <w:sz w:val="22"/>
+                <w:szCs w:val="22"/>
+              </w:rPr>
+            </w:pPr>
+            <w:r>
+              <w:rPr>
+                <w:rFonts w:ascii="Calibri" w:eastAsia="Arial" w:hAnsi="Calibri" w:cs="Calibri"/>
+                <w:b w:val="0"/>
+                <w:color w:val="auto"/>
+                <w:sz w:val="22"/>
+                <w:szCs w:val="22"/>
+              </w:rPr>
+              <w:t>Precondición</w:t>
+            </w:r>
+          </w:p>
+        </w:tc>
+        <w:tc>
+          <w:tcPr>
+            <w:tcW w:w="6835" w:type="dxa"/>
+          </w:tcPr>
+          <w:p>
+            <w:pPr>
+              <w:pStyle w:val="Ttulo3"/>
+              <w:keepNext w:val="0"/>
+              <w:keepLines w:val="0"/>
+              <w:tabs>
+                <w:tab w:val="center" w:pos="3309"/>
+                <w:tab w:val="left" w:pos="4633"/>
+              </w:tabs>
+              <w:spacing w:before="0" w:after="80" w:line="276" w:lineRule="auto"/>
+              <w:ind w:left="0" w:firstLine="0"/>
+              <w:jc w:val="both"/>
+              <w:outlineLvl w:val="2"/>
+              <w:rPr>
+                <w:rFonts w:ascii="Calibri" w:eastAsia="Arial" w:hAnsi="Calibri" w:cs="Calibri"/>
+                <w:b w:val="0"/>
+                <w:color w:val="auto"/>
+                <w:sz w:val="22"/>
+                <w:szCs w:val="22"/>
+              </w:rPr>
+            </w:pPr>
+            <w:r>
+              <w:rPr>
+                <w:rFonts w:ascii="Calibri" w:hAnsi="Calibri" w:cs="Calibri"/>
+                <w:b w:val="0"/>
+                <w:color w:val="auto"/>
+                <w:sz w:val="22"/>
+                <w:szCs w:val="22"/>
+              </w:rPr>
+              <w:t>El usuario ha iniciado sesión con rol de Empleado o superior.</w:t>
+            </w:r>
+          </w:p>
+        </w:tc>
+      </w:tr>
+      <w:tr>
+        <w:tc>
+          <w:tcPr>
+            <w:tcW w:w="1809" w:type="dxa"/>
+          </w:tcPr>
+          <w:p>
+            <w:pPr>
+              <w:pStyle w:val="Ttulo3"/>
+              <w:keepNext w:val="0"/>
+              <w:keepLines w:val="0"/>
+              <w:spacing w:before="0" w:after="80" w:line="276" w:lineRule="auto"/>
+              <w:ind w:left="0" w:firstLine="0"/>
+              <w:jc w:val="center"/>
+              <w:outlineLvl w:val="2"/>
+              <w:rPr>
+                <w:rFonts w:ascii="Calibri" w:eastAsia="Arial" w:hAnsi="Calibri" w:cs="Calibri"/>
+                <w:b w:val="0"/>
+                <w:color w:val="auto"/>
+                <w:sz w:val="22"/>
+                <w:szCs w:val="22"/>
+              </w:rPr>
+            </w:pPr>
+            <w:r>
+              <w:rPr>
+                <w:rFonts w:ascii="Calibri" w:eastAsia="Arial" w:hAnsi="Calibri" w:cs="Calibri"/>
+                <w:b w:val="0"/>
+                <w:color w:val="auto"/>
+                <w:sz w:val="22"/>
+                <w:szCs w:val="22"/>
+              </w:rPr>
+              <w:t>Flujo</w:t>
+            </w:r>
+          </w:p>
+        </w:tc>
+        <w:tc>
+          <w:tcPr>
+            <w:tcW w:w="6835" w:type="dxa"/>
+          </w:tcPr>
+          <w:p>
+            <w:pPr>
+              <w:pStyle w:val="Ttulo3"/>
+              <w:keepNext w:val="0"/>
+              <w:keepLines w:val="0"/>
+              <w:tabs>
+                <w:tab w:val="left" w:pos="4120"/>
+                <w:tab w:val="left" w:pos="4495"/>
+              </w:tabs>
+              <w:spacing w:before="0" w:after="80" w:line="276" w:lineRule="auto"/>
+              <w:ind w:left="0" w:firstLine="0"/>
+              <w:jc w:val="both"/>
+              <w:outlineLvl w:val="2"/>
+              <w:rPr>
+                <w:rFonts w:ascii="Calibri" w:hAnsi="Calibri" w:cs="Calibri"/>
+                <w:b w:val="0"/>
+                <w:color w:val="auto"/>
+                <w:sz w:val="22"/>
+                <w:szCs w:val="22"/>
+              </w:rPr>
+            </w:pPr>
+            <w:r>
+              <w:rPr>
+                <w:rFonts w:ascii="Calibri" w:hAnsi="Calibri" w:cs="Calibri"/>
+                <w:b w:val="0"/>
+                <w:color w:val="auto"/>
+                <w:sz w:val="22"/>
+                <w:szCs w:val="22"/>
+              </w:rPr>
+              <w:t xml:space="preserve">1. El empleado accede al panel de administración de usuarios. </w:t>
+            </w:r>
+          </w:p>
+          <w:p>
+            <w:pPr>
+              <w:pStyle w:val="Ttulo3"/>
+              <w:keepNext w:val="0"/>
+              <w:keepLines w:val="0"/>
+              <w:tabs>
+                <w:tab w:val="left" w:pos="4120"/>
+                <w:tab w:val="left" w:pos="4495"/>
+              </w:tabs>
+              <w:spacing w:before="0" w:after="80" w:line="276" w:lineRule="auto"/>
+              <w:ind w:left="0" w:firstLine="0"/>
+              <w:jc w:val="both"/>
+              <w:outlineLvl w:val="2"/>
+              <w:rPr>
+                <w:rFonts w:ascii="Calibri" w:hAnsi="Calibri" w:cs="Calibri"/>
+                <w:b w:val="0"/>
+                <w:color w:val="auto"/>
+                <w:sz w:val="22"/>
+                <w:szCs w:val="22"/>
+              </w:rPr>
+            </w:pPr>
+            <w:r>
+              <w:rPr>
+                <w:rFonts w:ascii="Calibri" w:hAnsi="Calibri" w:cs="Calibri"/>
+                <w:b w:val="0"/>
+                <w:color w:val="auto"/>
+                <w:sz w:val="22"/>
+                <w:szCs w:val="22"/>
+              </w:rPr>
+              <w:t xml:space="preserve">2. Puede </w:t>
+            </w:r>
+            <w:r>
+              <w:rPr>
+                <w:rFonts w:ascii="Calibri" w:hAnsi="Calibri" w:cs="Calibri"/>
+                <w:b w:val="0"/>
+                <w:color w:val="auto"/>
+                <w:sz w:val="22"/>
+                <w:szCs w:val="22"/>
+              </w:rPr>
+              <w:t>gestionar las reservas y pedidos pendientes</w:t>
+            </w:r>
+            <w:r>
+              <w:rPr>
+                <w:rFonts w:ascii="Calibri" w:hAnsi="Calibri" w:cs="Calibri"/>
+                <w:b w:val="0"/>
+                <w:color w:val="auto"/>
+                <w:sz w:val="22"/>
+                <w:szCs w:val="22"/>
+              </w:rPr>
+              <w:t xml:space="preserve">, </w:t>
+            </w:r>
+            <w:r>
+              <w:rPr>
+                <w:rFonts w:ascii="Calibri" w:hAnsi="Calibri" w:cs="Calibri"/>
+                <w:b w:val="0"/>
+                <w:color w:val="auto"/>
+                <w:sz w:val="22"/>
+                <w:szCs w:val="22"/>
+              </w:rPr>
+              <w:t>y canjear las ofertas del marketplace adquiridas por los usuarios.</w:t>
+            </w:r>
+          </w:p>
+          <w:p>
+            <w:pPr>
+              <w:pStyle w:val="Ttulo3"/>
+              <w:keepNext w:val="0"/>
+              <w:keepLines w:val="0"/>
+              <w:tabs>
+                <w:tab w:val="left" w:pos="4120"/>
+                <w:tab w:val="left" w:pos="4495"/>
+              </w:tabs>
+              <w:spacing w:before="0" w:after="80" w:line="276" w:lineRule="auto"/>
+              <w:ind w:left="0" w:firstLine="0"/>
+              <w:jc w:val="both"/>
+              <w:outlineLvl w:val="2"/>
+              <w:rPr>
+                <w:rFonts w:ascii="Calibri" w:eastAsia="Arial" w:hAnsi="Calibri" w:cs="Calibri"/>
+                <w:b w:val="0"/>
+                <w:color w:val="auto"/>
+                <w:sz w:val="22"/>
+                <w:szCs w:val="22"/>
+              </w:rPr>
+            </w:pPr>
+            <w:r>
+              <w:rPr>
+                <w:rFonts w:ascii="Calibri" w:hAnsi="Calibri" w:cs="Calibri"/>
+                <w:b w:val="0"/>
+                <w:color w:val="auto"/>
+                <w:sz w:val="22"/>
+                <w:szCs w:val="22"/>
+              </w:rPr>
+              <w:t>3. El sistema registra los cambios realizados.</w:t>
+            </w:r>
+          </w:p>
+        </w:tc>
+      </w:tr>
+      <w:tr>
+        <w:tc>
+          <w:tcPr>
+            <w:tcW w:w="1809" w:type="dxa"/>
+          </w:tcPr>
+          <w:p>
+            <w:pPr>
+              <w:pStyle w:val="Ttulo3"/>
+              <w:keepNext w:val="0"/>
+              <w:keepLines w:val="0"/>
+              <w:spacing w:before="0" w:after="80" w:line="276" w:lineRule="auto"/>
+              <w:ind w:left="0" w:firstLine="0"/>
+              <w:jc w:val="center"/>
+              <w:outlineLvl w:val="2"/>
+              <w:rPr>
+                <w:rFonts w:ascii="Calibri" w:eastAsia="Arial" w:hAnsi="Calibri" w:cs="Calibri"/>
+                <w:b w:val="0"/>
+                <w:color w:val="auto"/>
+                <w:sz w:val="22"/>
+                <w:szCs w:val="22"/>
+              </w:rPr>
+            </w:pPr>
+            <w:r>
+              <w:rPr>
+                <w:rFonts w:ascii="Calibri" w:eastAsia="Arial" w:hAnsi="Calibri" w:cs="Calibri"/>
+                <w:b w:val="0"/>
+                <w:color w:val="auto"/>
+                <w:sz w:val="22"/>
+                <w:szCs w:val="22"/>
+              </w:rPr>
+              <w:t>Flujo alternativo</w:t>
+            </w:r>
+          </w:p>
+        </w:tc>
+        <w:tc>
+          <w:tcPr>
+            <w:tcW w:w="6835" w:type="dxa"/>
+          </w:tcPr>
+          <w:p>
+            <w:pPr>
+              <w:pStyle w:val="Ttulo3"/>
+              <w:keepNext w:val="0"/>
+              <w:keepLines w:val="0"/>
+              <w:spacing w:before="0" w:after="80" w:line="276" w:lineRule="auto"/>
+              <w:ind w:left="0" w:firstLine="0"/>
+              <w:jc w:val="center"/>
+              <w:outlineLvl w:val="2"/>
+              <w:rPr>
+                <w:rFonts w:ascii="Calibri" w:eastAsia="Arial" w:hAnsi="Calibri" w:cs="Calibri"/>
+                <w:b w:val="0"/>
+                <w:color w:val="auto"/>
+                <w:sz w:val="22"/>
+                <w:szCs w:val="22"/>
+              </w:rPr>
+            </w:pPr>
+            <w:r>
+              <w:rPr>
+                <w:rFonts w:ascii="Calibri" w:hAnsi="Calibri" w:cs="Calibri"/>
+                <w:b w:val="0"/>
+                <w:color w:val="auto"/>
+                <w:sz w:val="22"/>
+                <w:szCs w:val="22"/>
+              </w:rPr>
+              <w:t>-</w:t>
+            </w:r>
+          </w:p>
+        </w:tc>
+      </w:tr>
+      <w:tr>
+        <w:tc>
+          <w:tcPr>
+            <w:tcW w:w="1809" w:type="dxa"/>
+          </w:tcPr>
+          <w:p>
+            <w:pPr>
+              <w:pStyle w:val="Ttulo3"/>
+              <w:keepNext w:val="0"/>
+              <w:keepLines w:val="0"/>
+              <w:spacing w:before="0" w:after="80" w:line="276" w:lineRule="auto"/>
+              <w:ind w:left="0" w:firstLine="0"/>
+              <w:jc w:val="center"/>
+              <w:outlineLvl w:val="2"/>
+              <w:rPr>
+                <w:rFonts w:ascii="Calibri" w:eastAsia="Arial" w:hAnsi="Calibri" w:cs="Calibri"/>
+                <w:b w:val="0"/>
+                <w:color w:val="auto"/>
+                <w:sz w:val="22"/>
+                <w:szCs w:val="22"/>
+              </w:rPr>
+            </w:pPr>
+            <w:r>
+              <w:rPr>
+                <w:rFonts w:ascii="Calibri" w:eastAsia="Arial" w:hAnsi="Calibri" w:cs="Calibri"/>
+                <w:b w:val="0"/>
+                <w:color w:val="auto"/>
+                <w:sz w:val="22"/>
+                <w:szCs w:val="22"/>
+              </w:rPr>
+              <w:t>Postcondición</w:t>
+            </w:r>
+          </w:p>
+        </w:tc>
+        <w:tc>
+          <w:tcPr>
+            <w:tcW w:w="6835" w:type="dxa"/>
+          </w:tcPr>
+          <w:p>
+            <w:pPr>
+              <w:pStyle w:val="Ttulo3"/>
+              <w:keepNext w:val="0"/>
+              <w:keepLines w:val="0"/>
+              <w:tabs>
+                <w:tab w:val="left" w:pos="4045"/>
+                <w:tab w:val="left" w:pos="5297"/>
+              </w:tabs>
+              <w:spacing w:before="0" w:after="80" w:line="276" w:lineRule="auto"/>
+              <w:ind w:left="0" w:firstLine="0"/>
+              <w:jc w:val="both"/>
+              <w:outlineLvl w:val="2"/>
+              <w:rPr>
+                <w:rFonts w:ascii="Calibri" w:eastAsia="Arial" w:hAnsi="Calibri" w:cs="Calibri"/>
+                <w:b w:val="0"/>
+                <w:color w:val="auto"/>
+                <w:sz w:val="22"/>
+                <w:szCs w:val="22"/>
+              </w:rPr>
+            </w:pPr>
+            <w:r>
+              <w:rPr>
+                <w:rFonts w:ascii="Calibri" w:hAnsi="Calibri" w:cs="Calibri"/>
+                <w:b w:val="0"/>
+                <w:color w:val="auto"/>
+                <w:sz w:val="22"/>
+                <w:szCs w:val="22"/>
+              </w:rPr>
+              <w:t>Los cambios sobre los usuarios quedan persistidos en el sistema.</w:t>
+            </w:r>
+          </w:p>
+        </w:tc>
+      </w:tr>
+    </w:tbl>
+    <w:p>
+      <w:pPr>
+        <w:pStyle w:val="normal0"/>
+      </w:pPr>
+    </w:p>
+    <w:p>
+      <w:pPr>
+        <w:pStyle w:val="normal0"/>
+      </w:pPr>
+    </w:p>
+    <w:p>
+      <w:r>
+        <w:br w:type="page"/>
+      </w:r>
+    </w:p>
+    <w:p>
+      <w:pPr>
+        <w:pStyle w:val="normal0"/>
+      </w:pPr>
+    </w:p>
+    <w:tbl>
+      <w:tblPr>
+        <w:tblStyle w:val="Tablaconcuadrcula"/>
+        <w:tblW w:w="0" w:type="auto"/>
+        <w:tblLook w:val="04A0"/>
+      </w:tblPr>
+      <w:tblGrid>
+        <w:gridCol w:w="1809"/>
+        <w:gridCol w:w="6835"/>
+      </w:tblGrid>
+      <w:tr>
+        <w:tc>
+          <w:tcPr>
+            <w:tcW w:w="1809" w:type="dxa"/>
+          </w:tcPr>
+          <w:p>
+            <w:pPr>
+              <w:pStyle w:val="Ttulo3"/>
+              <w:keepNext w:val="0"/>
+              <w:keepLines w:val="0"/>
+              <w:spacing w:before="0" w:after="80" w:line="276" w:lineRule="auto"/>
+              <w:ind w:left="0" w:firstLine="0"/>
+              <w:jc w:val="center"/>
+              <w:outlineLvl w:val="2"/>
+              <w:rPr>
+                <w:rFonts w:ascii="Calibri" w:eastAsia="Arial" w:hAnsi="Calibri" w:cs="Calibri"/>
+                <w:b w:val="0"/>
+                <w:color w:val="auto"/>
+                <w:sz w:val="22"/>
+                <w:szCs w:val="22"/>
+              </w:rPr>
+            </w:pPr>
+            <w:r>
+              <w:rPr>
+                <w:rFonts w:ascii="Calibri" w:eastAsia="Arial" w:hAnsi="Calibri" w:cs="Calibri"/>
+                <w:b w:val="0"/>
+                <w:color w:val="auto"/>
+                <w:sz w:val="22"/>
+                <w:szCs w:val="22"/>
+              </w:rPr>
+              <w:t>CASO DE USO 1</w:t>
+            </w:r>
+            <w:r>
+              <w:rPr>
+                <w:rFonts w:ascii="Calibri" w:eastAsia="Arial" w:hAnsi="Calibri" w:cs="Calibri"/>
+                <w:b w:val="0"/>
+                <w:color w:val="auto"/>
+                <w:sz w:val="22"/>
+                <w:szCs w:val="22"/>
+              </w:rPr>
+              <w:t>7</w:t>
+            </w:r>
+          </w:p>
+        </w:tc>
+        <w:tc>
+          <w:tcPr>
+            <w:tcW w:w="6835" w:type="dxa"/>
+          </w:tcPr>
+          <w:p>
+            <w:pPr>
+              <w:pStyle w:val="Ttulo3"/>
+              <w:keepNext w:val="0"/>
+              <w:keepLines w:val="0"/>
+              <w:spacing w:before="0" w:after="80" w:line="276" w:lineRule="auto"/>
+              <w:ind w:left="0" w:firstLine="0"/>
+              <w:jc w:val="both"/>
+              <w:outlineLvl w:val="2"/>
+              <w:rPr>
+                <w:rFonts w:ascii="Calibri" w:eastAsia="Arial" w:hAnsi="Calibri" w:cs="Calibri"/>
+                <w:b w:val="0"/>
+                <w:color w:val="auto"/>
+                <w:sz w:val="22"/>
+                <w:szCs w:val="22"/>
+              </w:rPr>
+            </w:pPr>
+            <w:r>
+              <w:rPr>
+                <w:rFonts w:ascii="Calibri" w:eastAsia="Arial" w:hAnsi="Calibri" w:cs="Calibri"/>
+                <w:b w:val="0"/>
+                <w:color w:val="auto"/>
+                <w:sz w:val="22"/>
+                <w:szCs w:val="22"/>
+              </w:rPr>
+              <w:t>Gestionar</w:t>
+            </w:r>
+            <w:r>
+              <w:rPr>
+                <w:rFonts w:ascii="Calibri" w:eastAsia="Arial" w:hAnsi="Calibri" w:cs="Calibri"/>
+                <w:b w:val="0"/>
+                <w:color w:val="auto"/>
+                <w:sz w:val="22"/>
+                <w:szCs w:val="22"/>
+              </w:rPr>
+              <w:t xml:space="preserve"> mesas</w:t>
+            </w:r>
+          </w:p>
+        </w:tc>
+      </w:tr>
+      <w:tr>
+        <w:tc>
+          <w:tcPr>
+            <w:tcW w:w="1809" w:type="dxa"/>
+          </w:tcPr>
+          <w:p>
+            <w:pPr>
+              <w:pStyle w:val="Ttulo3"/>
+              <w:keepNext w:val="0"/>
+              <w:keepLines w:val="0"/>
+              <w:spacing w:before="0" w:after="80" w:line="276" w:lineRule="auto"/>
+              <w:ind w:left="0" w:firstLine="0"/>
+              <w:jc w:val="center"/>
+              <w:outlineLvl w:val="2"/>
+              <w:rPr>
+                <w:rFonts w:ascii="Calibri" w:eastAsia="Arial" w:hAnsi="Calibri" w:cs="Calibri"/>
+                <w:b w:val="0"/>
+                <w:color w:val="auto"/>
+                <w:sz w:val="22"/>
+                <w:szCs w:val="22"/>
+              </w:rPr>
+            </w:pPr>
+            <w:r>
+              <w:rPr>
+                <w:rFonts w:ascii="Calibri" w:eastAsia="Arial" w:hAnsi="Calibri" w:cs="Calibri"/>
+                <w:b w:val="0"/>
+                <w:color w:val="auto"/>
+                <w:sz w:val="22"/>
+                <w:szCs w:val="22"/>
+              </w:rPr>
+              <w:t>Actor</w:t>
+            </w:r>
+          </w:p>
+        </w:tc>
+        <w:tc>
+          <w:tcPr>
+            <w:tcW w:w="6835" w:type="dxa"/>
+          </w:tcPr>
+          <w:p>
+            <w:pPr>
+              <w:pStyle w:val="Ttulo3"/>
+              <w:keepNext w:val="0"/>
+              <w:keepLines w:val="0"/>
+              <w:spacing w:before="0" w:after="80" w:line="276" w:lineRule="auto"/>
+              <w:ind w:left="0" w:firstLine="0"/>
+              <w:jc w:val="both"/>
+              <w:outlineLvl w:val="2"/>
+              <w:rPr>
+                <w:rFonts w:ascii="Calibri" w:eastAsia="Arial" w:hAnsi="Calibri" w:cs="Calibri"/>
+                <w:b w:val="0"/>
+                <w:color w:val="auto"/>
+                <w:sz w:val="22"/>
+                <w:szCs w:val="22"/>
+              </w:rPr>
+            </w:pPr>
+            <w:r>
+              <w:rPr>
+                <w:rFonts w:ascii="Calibri" w:eastAsia="Arial" w:hAnsi="Calibri" w:cs="Calibri"/>
+                <w:b w:val="0"/>
+                <w:color w:val="auto"/>
+                <w:sz w:val="22"/>
+                <w:szCs w:val="22"/>
+              </w:rPr>
+              <w:t>Administrador</w:t>
+            </w:r>
+          </w:p>
+        </w:tc>
+      </w:tr>
+      <w:tr>
+        <w:tc>
+          <w:tcPr>
+            <w:tcW w:w="1809" w:type="dxa"/>
+          </w:tcPr>
+          <w:p>
+            <w:pPr>
+              <w:pStyle w:val="Ttulo3"/>
+              <w:keepNext w:val="0"/>
+              <w:keepLines w:val="0"/>
+              <w:spacing w:before="0" w:after="80" w:line="276" w:lineRule="auto"/>
+              <w:ind w:left="0" w:firstLine="0"/>
+              <w:jc w:val="center"/>
+              <w:outlineLvl w:val="2"/>
+              <w:rPr>
+                <w:rFonts w:ascii="Calibri" w:eastAsia="Arial" w:hAnsi="Calibri" w:cs="Calibri"/>
+                <w:b w:val="0"/>
+                <w:color w:val="auto"/>
+                <w:sz w:val="22"/>
+                <w:szCs w:val="22"/>
+              </w:rPr>
+            </w:pPr>
+            <w:r>
+              <w:rPr>
+                <w:rFonts w:ascii="Calibri" w:eastAsia="Arial" w:hAnsi="Calibri" w:cs="Calibri"/>
+                <w:b w:val="0"/>
+                <w:color w:val="auto"/>
+                <w:sz w:val="22"/>
+                <w:szCs w:val="22"/>
+              </w:rPr>
+              <w:t>Precondición</w:t>
+            </w:r>
+          </w:p>
+        </w:tc>
+        <w:tc>
+          <w:tcPr>
+            <w:tcW w:w="6835" w:type="dxa"/>
+          </w:tcPr>
+          <w:p>
+            <w:pPr>
+              <w:pStyle w:val="Ttulo3"/>
+              <w:keepNext w:val="0"/>
+              <w:keepLines w:val="0"/>
+              <w:tabs>
+                <w:tab w:val="center" w:pos="3309"/>
+              </w:tabs>
+              <w:spacing w:before="0" w:after="80" w:line="276" w:lineRule="auto"/>
+              <w:ind w:left="0" w:firstLine="0"/>
+              <w:jc w:val="both"/>
+              <w:outlineLvl w:val="2"/>
+              <w:rPr>
+                <w:rFonts w:ascii="Calibri" w:eastAsia="Arial" w:hAnsi="Calibri" w:cs="Calibri"/>
+                <w:b w:val="0"/>
+                <w:color w:val="auto"/>
+                <w:sz w:val="22"/>
+                <w:szCs w:val="22"/>
+              </w:rPr>
+            </w:pPr>
+            <w:r>
+              <w:rPr>
+                <w:rFonts w:ascii="Calibri" w:hAnsi="Calibri" w:cs="Calibri"/>
+                <w:b w:val="0"/>
+                <w:color w:val="auto"/>
+                <w:sz w:val="22"/>
+                <w:szCs w:val="22"/>
+              </w:rPr>
+              <w:t>El usuario ha iniciado sesión con rol de Administrador.</w:t>
+            </w:r>
+          </w:p>
+        </w:tc>
+      </w:tr>
+      <w:tr>
+        <w:tc>
+          <w:tcPr>
+            <w:tcW w:w="1809" w:type="dxa"/>
+          </w:tcPr>
+          <w:p>
+            <w:pPr>
+              <w:pStyle w:val="Ttulo3"/>
+              <w:keepNext w:val="0"/>
+              <w:keepLines w:val="0"/>
+              <w:spacing w:before="0" w:after="80" w:line="276" w:lineRule="auto"/>
+              <w:ind w:left="0" w:firstLine="0"/>
+              <w:jc w:val="center"/>
+              <w:outlineLvl w:val="2"/>
+              <w:rPr>
+                <w:rFonts w:ascii="Calibri" w:eastAsia="Arial" w:hAnsi="Calibri" w:cs="Calibri"/>
+                <w:b w:val="0"/>
+                <w:color w:val="auto"/>
+                <w:sz w:val="22"/>
+                <w:szCs w:val="22"/>
+              </w:rPr>
+            </w:pPr>
+            <w:r>
+              <w:rPr>
+                <w:rFonts w:ascii="Calibri" w:eastAsia="Arial" w:hAnsi="Calibri" w:cs="Calibri"/>
+                <w:b w:val="0"/>
+                <w:color w:val="auto"/>
+                <w:sz w:val="22"/>
+                <w:szCs w:val="22"/>
+              </w:rPr>
+              <w:t>Flujo</w:t>
+            </w:r>
+          </w:p>
+        </w:tc>
+        <w:tc>
+          <w:tcPr>
+            <w:tcW w:w="6835" w:type="dxa"/>
+          </w:tcPr>
+          <w:p>
+            <w:pPr>
+              <w:pStyle w:val="Ttulo3"/>
+              <w:keepNext w:val="0"/>
+              <w:keepLines w:val="0"/>
+              <w:tabs>
+                <w:tab w:val="left" w:pos="4120"/>
+                <w:tab w:val="left" w:pos="4495"/>
+              </w:tabs>
+              <w:spacing w:before="0" w:after="80" w:line="276" w:lineRule="auto"/>
+              <w:ind w:left="0" w:firstLine="0"/>
+              <w:jc w:val="both"/>
+              <w:outlineLvl w:val="2"/>
+              <w:rPr>
+                <w:rFonts w:ascii="Calibri" w:hAnsi="Calibri" w:cs="Calibri"/>
+                <w:b w:val="0"/>
+                <w:color w:val="auto"/>
+                <w:sz w:val="22"/>
+                <w:szCs w:val="22"/>
+              </w:rPr>
+            </w:pPr>
+            <w:r>
+              <w:rPr>
+                <w:rFonts w:ascii="Calibri" w:hAnsi="Calibri" w:cs="Calibri"/>
+                <w:b w:val="0"/>
+                <w:color w:val="auto"/>
+                <w:sz w:val="22"/>
+                <w:szCs w:val="22"/>
+              </w:rPr>
+              <w:t xml:space="preserve">1. El administrador accede al panel de gestión de mesas. </w:t>
+            </w:r>
+          </w:p>
+          <w:p>
+            <w:pPr>
+              <w:pStyle w:val="Ttulo3"/>
+              <w:keepNext w:val="0"/>
+              <w:keepLines w:val="0"/>
+              <w:tabs>
+                <w:tab w:val="left" w:pos="4120"/>
+                <w:tab w:val="left" w:pos="4495"/>
+              </w:tabs>
+              <w:spacing w:before="0" w:after="80" w:line="276" w:lineRule="auto"/>
+              <w:ind w:left="0" w:firstLine="0"/>
+              <w:jc w:val="both"/>
+              <w:outlineLvl w:val="2"/>
+              <w:rPr>
+                <w:rFonts w:ascii="Calibri" w:hAnsi="Calibri" w:cs="Calibri"/>
+                <w:b w:val="0"/>
+                <w:color w:val="auto"/>
+                <w:sz w:val="22"/>
+                <w:szCs w:val="22"/>
+              </w:rPr>
+            </w:pPr>
+            <w:r>
+              <w:rPr>
+                <w:rFonts w:ascii="Calibri" w:hAnsi="Calibri" w:cs="Calibri"/>
+                <w:b w:val="0"/>
+                <w:color w:val="auto"/>
+                <w:sz w:val="22"/>
+                <w:szCs w:val="22"/>
+              </w:rPr>
+              <w:t xml:space="preserve">2. Puede crear, modificar o eliminar mesas del restaurante. </w:t>
+            </w:r>
+          </w:p>
+          <w:p>
+            <w:pPr>
+              <w:pStyle w:val="Ttulo3"/>
+              <w:keepNext w:val="0"/>
+              <w:keepLines w:val="0"/>
+              <w:tabs>
+                <w:tab w:val="left" w:pos="4120"/>
+                <w:tab w:val="left" w:pos="4495"/>
+              </w:tabs>
+              <w:spacing w:before="0" w:after="80" w:line="276" w:lineRule="auto"/>
+              <w:ind w:left="0" w:firstLine="0"/>
+              <w:jc w:val="both"/>
+              <w:outlineLvl w:val="2"/>
+              <w:rPr>
+                <w:rFonts w:ascii="Calibri" w:hAnsi="Calibri" w:cs="Calibri"/>
+                <w:b w:val="0"/>
+                <w:color w:val="auto"/>
+                <w:sz w:val="22"/>
+                <w:szCs w:val="22"/>
+              </w:rPr>
+            </w:pPr>
+            <w:r>
+              <w:rPr>
+                <w:rFonts w:ascii="Calibri" w:hAnsi="Calibri" w:cs="Calibri"/>
+                <w:b w:val="0"/>
+                <w:color w:val="auto"/>
+                <w:sz w:val="22"/>
+                <w:szCs w:val="22"/>
+              </w:rPr>
+              <w:t xml:space="preserve">3. Configura la capacidad y disponibilidad de cada mesa. </w:t>
+            </w:r>
+          </w:p>
+          <w:p>
+            <w:pPr>
+              <w:pStyle w:val="Ttulo3"/>
+              <w:keepNext w:val="0"/>
+              <w:keepLines w:val="0"/>
+              <w:tabs>
+                <w:tab w:val="left" w:pos="4120"/>
+                <w:tab w:val="left" w:pos="4495"/>
+              </w:tabs>
+              <w:spacing w:before="0" w:after="80" w:line="276" w:lineRule="auto"/>
+              <w:ind w:left="0" w:firstLine="0"/>
+              <w:jc w:val="both"/>
+              <w:outlineLvl w:val="2"/>
+              <w:rPr>
+                <w:rFonts w:ascii="Calibri" w:eastAsia="Arial" w:hAnsi="Calibri" w:cs="Calibri"/>
+                <w:b w:val="0"/>
+                <w:color w:val="auto"/>
+                <w:sz w:val="22"/>
+                <w:szCs w:val="22"/>
+              </w:rPr>
+            </w:pPr>
+            <w:r>
+              <w:rPr>
+                <w:rFonts w:ascii="Calibri" w:hAnsi="Calibri" w:cs="Calibri"/>
+                <w:b w:val="0"/>
+                <w:color w:val="auto"/>
+                <w:sz w:val="22"/>
+                <w:szCs w:val="22"/>
+              </w:rPr>
+              <w:t>4. El sistema actualiza la base de datos de disponibilidad en tiempo real.</w:t>
+            </w:r>
+          </w:p>
+        </w:tc>
+      </w:tr>
+      <w:tr>
+        <w:tc>
+          <w:tcPr>
+            <w:tcW w:w="1809" w:type="dxa"/>
+          </w:tcPr>
+          <w:p>
+            <w:pPr>
+              <w:pStyle w:val="Ttulo3"/>
+              <w:keepNext w:val="0"/>
+              <w:keepLines w:val="0"/>
+              <w:spacing w:before="0" w:after="80" w:line="276" w:lineRule="auto"/>
+              <w:ind w:left="0" w:firstLine="0"/>
+              <w:jc w:val="center"/>
+              <w:outlineLvl w:val="2"/>
+              <w:rPr>
+                <w:rFonts w:ascii="Calibri" w:eastAsia="Arial" w:hAnsi="Calibri" w:cs="Calibri"/>
+                <w:b w:val="0"/>
+                <w:color w:val="auto"/>
+                <w:sz w:val="22"/>
+                <w:szCs w:val="22"/>
+              </w:rPr>
+            </w:pPr>
+            <w:r>
+              <w:rPr>
+                <w:rFonts w:ascii="Calibri" w:eastAsia="Arial" w:hAnsi="Calibri" w:cs="Calibri"/>
+                <w:b w:val="0"/>
+                <w:color w:val="auto"/>
+                <w:sz w:val="22"/>
+                <w:szCs w:val="22"/>
+              </w:rPr>
+              <w:t>Flujo alternativo</w:t>
+            </w:r>
+          </w:p>
+        </w:tc>
+        <w:tc>
+          <w:tcPr>
+            <w:tcW w:w="6835" w:type="dxa"/>
+          </w:tcPr>
+          <w:p>
+            <w:pPr>
+              <w:pStyle w:val="Ttulo3"/>
+              <w:keepNext w:val="0"/>
+              <w:keepLines w:val="0"/>
+              <w:spacing w:before="0" w:after="80" w:line="276" w:lineRule="auto"/>
+              <w:ind w:left="0" w:firstLine="0"/>
+              <w:jc w:val="both"/>
+              <w:outlineLvl w:val="2"/>
+              <w:rPr>
+                <w:rFonts w:ascii="Calibri" w:eastAsia="Arial" w:hAnsi="Calibri" w:cs="Calibri"/>
+                <w:b w:val="0"/>
+                <w:color w:val="auto"/>
+                <w:sz w:val="22"/>
+                <w:szCs w:val="22"/>
+              </w:rPr>
+            </w:pPr>
+            <w:r>
+              <w:rPr>
+                <w:rFonts w:ascii="Calibri" w:hAnsi="Calibri" w:cs="Calibri"/>
+                <w:b w:val="0"/>
+                <w:color w:val="auto"/>
+                <w:sz w:val="22"/>
+                <w:szCs w:val="22"/>
+              </w:rPr>
+              <w:t>Si intenta eliminar una mesa con reservas activas, el sistema solicita confirmación</w:t>
+            </w:r>
+            <w:r>
+              <w:rPr>
+                <w:rFonts w:ascii="Calibri" w:hAnsi="Calibri" w:cs="Calibri"/>
+                <w:b w:val="0"/>
+                <w:color w:val="auto"/>
+                <w:sz w:val="22"/>
+                <w:szCs w:val="22"/>
+              </w:rPr>
+              <w:t>.</w:t>
+            </w:r>
+          </w:p>
+        </w:tc>
+      </w:tr>
+      <w:tr>
+        <w:tc>
+          <w:tcPr>
+            <w:tcW w:w="1809" w:type="dxa"/>
+          </w:tcPr>
+          <w:p>
+            <w:pPr>
+              <w:pStyle w:val="Ttulo3"/>
+              <w:keepNext w:val="0"/>
+              <w:keepLines w:val="0"/>
+              <w:spacing w:before="0" w:after="80" w:line="276" w:lineRule="auto"/>
+              <w:ind w:left="0" w:firstLine="0"/>
+              <w:jc w:val="center"/>
+              <w:outlineLvl w:val="2"/>
+              <w:rPr>
+                <w:rFonts w:ascii="Calibri" w:eastAsia="Arial" w:hAnsi="Calibri" w:cs="Calibri"/>
+                <w:b w:val="0"/>
+                <w:color w:val="auto"/>
+                <w:sz w:val="22"/>
+                <w:szCs w:val="22"/>
+              </w:rPr>
+            </w:pPr>
+            <w:r>
+              <w:rPr>
+                <w:rFonts w:ascii="Calibri" w:eastAsia="Arial" w:hAnsi="Calibri" w:cs="Calibri"/>
+                <w:b w:val="0"/>
+                <w:color w:val="auto"/>
+                <w:sz w:val="22"/>
+                <w:szCs w:val="22"/>
+              </w:rPr>
+              <w:t>Postcondición</w:t>
+            </w:r>
+          </w:p>
+        </w:tc>
+        <w:tc>
+          <w:tcPr>
+            <w:tcW w:w="6835" w:type="dxa"/>
+          </w:tcPr>
+          <w:p>
+            <w:pPr>
+              <w:spacing w:after="63"/>
+              <w:jc w:val="both"/>
+              <w:rPr>
+                <w:rFonts w:eastAsia="Times New Roman"/>
+              </w:rPr>
+            </w:pPr>
+            <w:r>
+              <w:rPr>
+                <w:rFonts w:eastAsia="Times New Roman"/>
+              </w:rPr>
+              <w:t>La configuración de mesas queda actualizada y dispon</w:t>
+            </w:r>
+            <w:r>
+              <w:rPr>
+                <w:rFonts w:eastAsia="Times New Roman"/>
+              </w:rPr>
+              <w:t>ible para el módulo de reservas.</w:t>
+            </w:r>
+          </w:p>
+          <w:p>
+            <w:pPr>
+              <w:pStyle w:val="Ttulo3"/>
+              <w:keepNext w:val="0"/>
+              <w:keepLines w:val="0"/>
+              <w:tabs>
+                <w:tab w:val="left" w:pos="4045"/>
+                <w:tab w:val="left" w:pos="5297"/>
+              </w:tabs>
+              <w:spacing w:before="0" w:after="80" w:line="276" w:lineRule="auto"/>
+              <w:ind w:left="0" w:firstLine="0"/>
+              <w:jc w:val="both"/>
+              <w:outlineLvl w:val="2"/>
+              <w:rPr>
+                <w:rFonts w:ascii="Calibri" w:eastAsia="Arial" w:hAnsi="Calibri" w:cs="Calibri"/>
+                <w:b w:val="0"/>
+                <w:color w:val="auto"/>
+                <w:sz w:val="22"/>
+                <w:szCs w:val="22"/>
+              </w:rPr>
+            </w:pPr>
+          </w:p>
+        </w:tc>
+      </w:tr>
+    </w:tbl>
+    <w:p>
+      <w:r>
+        <w:br w:type="page"/>
+      </w:r>
+    </w:p>
+    <w:p>
+      <w:pPr>
+        <w:pStyle w:val="normal0"/>
+        <w:rPr>
+          <w:b/>
+        </w:rPr>
+      </w:pPr>
+      <w:bookmarkStart w:id="33" w:name="_heading=h.pb2ip5d1rmw1" w:colFirst="0" w:colLast="0"/>
+      <w:bookmarkStart w:id="34" w:name="_heading=h.mafw534vet4u" w:colFirst="0" w:colLast="0"/>
+      <w:bookmarkEnd w:id="33"/>
+      <w:bookmarkEnd w:id="34"/>
+      <w:r>
+        <w:rPr>
+          <w:rFonts w:eastAsia="Arial"/>
+          <w:b/>
+          <w:color w:val="000000"/>
+          <w:sz w:val="26"/>
+          <w:szCs w:val="26"/>
+        </w:rPr>
+        <w:lastRenderedPageBreak/>
+        <w:t>5.2. Modelo Entidad-Relación y relacional</w:t>
+      </w:r>
+    </w:p>
+    <w:p>
+      <w:pPr>
+        <w:pStyle w:val="normal0"/>
+        <w:rPr>
+          <w:rFonts w:ascii="Arial" w:eastAsia="Arial" w:hAnsi="Arial" w:cs="Arial"/>
+          <w:b/>
+        </w:rPr>
+      </w:pPr>
+      <w:r>
+        <w:rPr>
+          <w:b/>
+          <w:noProof/>
+        </w:rPr>
+        <w:pict>
+          <v:shape id="_x0000_s1026" type="#_x0000_t75" style="position:absolute;margin-left:-58.55pt;margin-top:34.15pt;width:539.3pt;height:413.85pt;z-index:-251657728" wrapcoords="15657 248 11619 894 11619 1837 10362 2582 10362 3476 11429 4221 9943 4817 9905 5015 10514 5015 5790 5363 5524 5363 5524 6157 5676 6604 5829 7399 5067 7498 5105 7697 6400 8193 5981 8590 6552 8988 5790 9087 5714 9137 5714 10130 7695 10577 9067 10577 8190 11123 5676 11421 5524 11470 5524 12463 7276 12960 6743 13059 5029 13506 5029 13754 3771 14549 -38 15194 -38 16188 6476 16932 4876 17479 4876 17677 5752 17727 5752 18174 8000 18521 6133 18521 5714 18571 5714 19961 10781 20110 10590 20359 10552 21352 11886 21550 14476 21550 14667 21550 15848 20905 16686 20458 16152 20110 10781 20110 14781 19912 14705 19663 7619 19316 11314 19316 15390 18919 15352 18521 17295 18323 17257 17926 14895 17727 14971 17131 14286 17081 9181 16932 15086 16386 15048 16138 17295 15641 15200 15343 16495 15244 14705 14549 14781 13754 17295 13059 15505 12960 16533 12712 15886 12414 7810 12166 14705 12166 14781 11967 11010 11371 12533 11371 15352 10874 15314 10577 17295 10378 17257 9881 14933 9782 15010 9137 14133 9087 6781 8988 6933 8193 9257 8193 21600 7548 21600 6306 14286 5859 7810 5810 18971 5561 12533 5015 16724 5015 19467 4717 19314 4221 19086 3277 17943 3128 12648 2632 19848 1887 19924 943 15962 248 15657 248">
             <v:imagedata r:id="rId17" o:title="EntidadRelacion"/>
             <w10:wrap type="through"/>
           </v:shape>
@@ -5923,7 +14303,7 @@
         <w:noProof/>
         <w:color w:val="041C2C"/>
       </w:rPr>
-      <w:t>4</w:t>
+      <w:t>8</w:t>
     </w:r>
     <w:r>
       <w:rPr>
@@ -7534,7 +15914,7 @@
     <w:lsdException w:name="Normal" w:semiHidden="0" w:uiPriority="0" w:unhideWhenUsed="0" w:qFormat="1"/>
     <w:lsdException w:name="heading 1" w:semiHidden="0" w:uiPriority="9" w:unhideWhenUsed="0" w:qFormat="1"/>
     <w:lsdException w:name="heading 2" w:uiPriority="9" w:qFormat="1"/>
-    <w:lsdException w:name="heading 3" w:uiPriority="9" w:qFormat="1"/>
+    <w:lsdException w:name="heading 3" w:uiPriority="0" w:qFormat="1"/>
     <w:lsdException w:name="heading 4" w:uiPriority="9" w:qFormat="1"/>
     <w:lsdException w:name="heading 5" w:uiPriority="9" w:qFormat="1"/>
     <w:lsdException w:name="heading 6" w:uiPriority="9" w:qFormat="1"/>
@@ -7556,7 +15936,7 @@
     <w:lsdException w:name="Subtitle" w:semiHidden="0" w:uiPriority="11" w:unhideWhenUsed="0" w:qFormat="1"/>
     <w:lsdException w:name="Strong" w:semiHidden="0" w:uiPriority="22" w:unhideWhenUsed="0" w:qFormat="1"/>
     <w:lsdException w:name="Emphasis" w:semiHidden="0" w:uiPriority="20" w:unhideWhenUsed="0" w:qFormat="1"/>
-    <w:lsdException w:name="Table Grid" w:semiHidden="0" w:uiPriority="59" w:unhideWhenUsed="0"/>
+    <w:lsdException w:name="Table Grid" w:semiHidden="0" w:uiPriority="39" w:unhideWhenUsed="0"/>
     <w:lsdException w:name="Placeholder Text" w:unhideWhenUsed="0"/>
     <w:lsdException w:name="No Spacing" w:semiHidden="0" w:uiPriority="1" w:unhideWhenUsed="0" w:qFormat="1"/>
     <w:lsdException w:name="Light Shading" w:semiHidden="0" w:uiPriority="60" w:unhideWhenUsed="0"/>
@@ -7672,7 +16052,7 @@
   <w:style w:type="paragraph" w:default="1" w:styleId="Normal">
     <w:name w:val="Normal"/>
     <w:qFormat/>
-    <w:rsid w:val="0033369C"/>
+    <w:rsid w:val="00CF1BA2"/>
   </w:style>
   <w:style w:type="paragraph" w:styleId="Ttulo1">
     <w:name w:val="heading 1"/>
@@ -8019,7 +16399,6 @@
   <w:style w:type="character" w:customStyle="1" w:styleId="Ttulo3Car">
     <w:name w:val="Título 3 Car"/>
     <w:basedOn w:val="Fuentedeprrafopredeter"/>
-    <w:uiPriority w:val="9"/>
     <w:rsid w:val="00735D6D"/>
     <w:rPr>
       <w:rFonts w:ascii="Georgia" w:eastAsiaTheme="majorEastAsia" w:hAnsi="Georgia" w:cstheme="majorBidi"/>
@@ -8430,6 +16809,16 @@
       <w:szCs w:val="16"/>
     </w:rPr>
   </w:style>
+  <w:style w:type="character" w:customStyle="1" w:styleId="val">
+    <w:name w:val="val"/>
+    <w:basedOn w:val="Fuentedeprrafopredeter"/>
+    <w:rsid w:val="00217C8A"/>
+  </w:style>
+  <w:style w:type="character" w:customStyle="1" w:styleId="lbl">
+    <w:name w:val="lbl"/>
+    <w:basedOn w:val="Fuentedeprrafopredeter"/>
+    <w:rsid w:val="00217C8A"/>
+  </w:style>
 </w:styles>
 </file>
 
@@ -8722,35 +17111,35 @@
   <a:extraClrSchemeLst/>
   <a:extLst>
     <a:ext uri="{05A4C25C-085E-4340-85A3-A5531E510DB2}">
-      <thm15:themeFamily xmlns="" xmlns:thm15="http://schemas.microsoft.com/office/thememl/2012/main" name="Office Theme" id="{62F939B6-93AF-4DB8-9C6B-D6C7DFDC589F}" vid="{4A3C46E8-61CC-4603-A589-7422A47A8E4A}"/>
+      <thm15:themeFamily xmlns:thm15="http://schemas.microsoft.com/office/thememl/2012/main" xmlns="" name="Office Theme" id="{62F939B6-93AF-4DB8-9C6B-D6C7DFDC589F}" vid="{4A3C46E8-61CC-4603-A589-7422A47A8E4A}"/>
     </a:ext>
   </a:extLst>
 </a:theme>
 </file>
 
 <file path=customXml/item1.xml><?xml version="1.0" encoding="utf-8"?>
+<b:Sources xmlns:b="http://schemas.openxmlformats.org/officeDocument/2006/bibliography" xmlns="http://schemas.openxmlformats.org/officeDocument/2006/bibliography" SelectedStyle="\APA.XSL" StyleName="APA"/>
+</file>
+
+<file path=customXml/item2.xml><?xml version="1.0" encoding="utf-8"?>
 <go:gDocsCustomXmlDataStorage xmlns:go="http://customooxmlschemas.google.com/" xmlns:r="http://schemas.openxmlformats.org/officeDocument/2006/relationships" uri="GoogleDocsCustomDataVersion2">
   <go:docsCustomData xmlns:go="http://customooxmlschemas.google.com/" roundtripDataSignature="AMtx7mhMrOIHQSrRt7VwJAbYZG0rIv/btw==">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</go:docsCustomData>
 </go:gDocsCustomXmlDataStorage>
 </file>
 
-<file path=customXml/item2.xml><?xml version="1.0" encoding="utf-8"?>
-<b:Sources xmlns:b="http://schemas.openxmlformats.org/officeDocument/2006/bibliography" xmlns="http://schemas.openxmlformats.org/officeDocument/2006/bibliography" SelectedStyle="\APA.XSL" StyleName="APA"/>
-</file>
-
 <file path=customXml/itemProps1.xml><?xml version="1.0" encoding="utf-8"?>
-<ds:datastoreItem xmlns:ds="http://schemas.openxmlformats.org/officeDocument/2006/customXml" ds:itemID="{11111111-1234-1234-1234-123412341234}">
+<ds:datastoreItem xmlns:ds="http://schemas.openxmlformats.org/officeDocument/2006/customXml" ds:itemID="{86FC890C-C6AE-413D-8D13-8AA4CC75D52D}">
   <ds:schemaRefs>
-    <ds:schemaRef ds:uri="http://schemas.openxmlformats.org/officeDocument/2006/relationships"/>
-    <ds:schemaRef ds:uri="http://customooxmlschemas.google.com/"/>
+    <ds:schemaRef ds:uri="http://schemas.openxmlformats.org/officeDocument/2006/bibliography"/>
   </ds:schemaRefs>
 </ds:datastoreItem>
 </file>
 
 <file path=customXml/itemProps2.xml><?xml version="1.0" encoding="utf-8"?>
-<ds:datastoreItem xmlns:ds="http://schemas.openxmlformats.org/officeDocument/2006/customXml" ds:itemID="{86FC890C-C6AE-413D-8D13-8AA4CC75D52D}">
+<ds:datastoreItem xmlns:ds="http://schemas.openxmlformats.org/officeDocument/2006/customXml" ds:itemID="{11111111-1234-1234-1234-123412341234}">
   <ds:schemaRefs>
-    <ds:schemaRef ds:uri="http://schemas.openxmlformats.org/officeDocument/2006/bibliography"/>
+    <ds:schemaRef ds:uri="http://customooxmlschemas.google.com/"/>
+    <ds:schemaRef ds:uri="http://schemas.openxmlformats.org/officeDocument/2006/relationships"/>
   </ds:schemaRefs>
 </ds:datastoreItem>
 </file>
--- a/Memoria_Proyecto.docx
+++ b/Memoria_Proyecto.docx
@@ -583,7 +583,102 @@
           <w:sz w:val="26"/>
           <w:szCs w:val="26"/>
         </w:rPr>
-        <w:t>5.2. Modelo entidad-relación.</w:t>
+        <w:t>5.2. Diagramas de clase</w:t>
+      </w:r>
+    </w:p>
+    <w:p>
+      <w:pPr>
+        <w:pStyle w:val="normal0"/>
+        <w:pBdr>
+          <w:top w:val="nil"/>
+          <w:left w:val="nil"/>
+          <w:bottom w:val="nil"/>
+          <w:right w:val="nil"/>
+          <w:between w:val="nil"/>
+        </w:pBdr>
+        <w:tabs>
+          <w:tab w:val="left" w:pos="440"/>
+          <w:tab w:val="right" w:pos="8494"/>
+        </w:tabs>
+        <w:spacing w:after="100"/>
+        <w:ind w:left="360"/>
+        <w:rPr>
+          <w:rFonts w:ascii="Arial" w:eastAsia="Arial" w:hAnsi="Arial" w:cs="Arial"/>
+          <w:sz w:val="26"/>
+          <w:szCs w:val="26"/>
+        </w:rPr>
+      </w:pPr>
+      <w:r>
+        <w:rPr>
+          <w:rFonts w:ascii="Arial" w:eastAsia="Arial" w:hAnsi="Arial" w:cs="Arial"/>
+          <w:sz w:val="26"/>
+          <w:szCs w:val="26"/>
+        </w:rPr>
+        <w:t>5.3</w:t>
+      </w:r>
+      <w:r>
+        <w:rPr>
+          <w:rFonts w:ascii="Arial" w:eastAsia="Arial" w:hAnsi="Arial" w:cs="Arial"/>
+          <w:sz w:val="26"/>
+          <w:szCs w:val="26"/>
+        </w:rPr>
+        <w:t>. Modelo entidad-relación.</w:t>
+      </w:r>
+    </w:p>
+    <w:p>
+      <w:pPr>
+        <w:pStyle w:val="normal0"/>
+        <w:rPr>
+          <w:rFonts w:ascii="Arial" w:eastAsia="Arial" w:hAnsi="Arial" w:cs="Arial"/>
+          <w:sz w:val="26"/>
+          <w:szCs w:val="26"/>
+        </w:rPr>
+      </w:pPr>
+      <w:r>
+        <w:rPr>
+          <w:rFonts w:ascii="Arial" w:eastAsia="Arial" w:hAnsi="Arial" w:cs="Arial"/>
+          <w:sz w:val="26"/>
+          <w:szCs w:val="26"/>
+        </w:rPr>
+        <w:t>6. Arquitectura de la aplicación</w:t>
+      </w:r>
+    </w:p>
+    <w:p>
+      <w:pPr>
+        <w:pStyle w:val="normal0"/>
+        <w:ind w:firstLine="360"/>
+        <w:rPr>
+          <w:rFonts w:ascii="Arial" w:eastAsia="Arial" w:hAnsi="Arial" w:cs="Arial"/>
+          <w:sz w:val="26"/>
+          <w:szCs w:val="26"/>
+        </w:rPr>
+      </w:pPr>
+      <w:r>
+        <w:rPr>
+          <w:rFonts w:ascii="Arial" w:eastAsia="Arial" w:hAnsi="Arial" w:cs="Arial"/>
+          <w:sz w:val="26"/>
+          <w:szCs w:val="26"/>
+        </w:rPr>
+        <w:t>6.1.  Estructura del proyecto</w:t>
+      </w:r>
+    </w:p>
+    <w:p>
+      <w:pPr>
+        <w:pStyle w:val="normal0"/>
+        <w:ind w:firstLine="360"/>
+        <w:rPr>
+          <w:rFonts w:ascii="Arial" w:eastAsia="Arial" w:hAnsi="Arial" w:cs="Arial"/>
+          <w:sz w:val="26"/>
+          <w:szCs w:val="26"/>
+        </w:rPr>
+      </w:pPr>
+      <w:r>
+        <w:rPr>
+          <w:rFonts w:ascii="Arial" w:eastAsia="Arial" w:hAnsi="Arial" w:cs="Arial"/>
+          <w:sz w:val="26"/>
+          <w:szCs w:val="26"/>
+        </w:rPr>
+        <w:t>6.2. Librerías externas utilizadas</w:t>
       </w:r>
     </w:p>
     <w:p>
@@ -608,6 +703,14 @@
           <w:titlePg/>
         </w:sectPr>
       </w:pPr>
+      <w:r>
+        <w:rPr>
+          <w:rFonts w:ascii="Arial" w:eastAsia="Arial" w:hAnsi="Arial" w:cs="Arial"/>
+          <w:sz w:val="26"/>
+          <w:szCs w:val="26"/>
+        </w:rPr>
+        <w:t>7. Manual de despliegue</w:t>
+      </w:r>
     </w:p>
     <w:p>
       <w:pPr>
@@ -12982,17 +13085,7 @@
                 <w:sz w:val="22"/>
                 <w:szCs w:val="22"/>
               </w:rPr>
-              <w:t xml:space="preserve">Gestionar </w:t>
-            </w:r>
-            <w:r>
-              <w:rPr>
-                <w:rFonts w:ascii="Calibri" w:eastAsia="Arial" w:hAnsi="Calibri" w:cs="Calibri"/>
-                <w:b w:val="0"/>
-                <w:color w:val="auto"/>
-                <w:sz w:val="22"/>
-                <w:szCs w:val="22"/>
-              </w:rPr>
-              <w:t>usuarios</w:t>
+              <w:t>Gestionar usuarios</w:t>
             </w:r>
           </w:p>
         </w:tc>
@@ -13060,17 +13153,7 @@
                 <w:sz w:val="22"/>
                 <w:szCs w:val="22"/>
               </w:rPr>
-              <w:t>Empleado/</w:t>
-            </w:r>
-            <w:r>
-              <w:rPr>
-                <w:rFonts w:ascii="Calibri" w:eastAsia="Arial" w:hAnsi="Calibri" w:cs="Calibri"/>
-                <w:b w:val="0"/>
-                <w:color w:val="auto"/>
-                <w:sz w:val="22"/>
-                <w:szCs w:val="22"/>
-              </w:rPr>
-              <w:t>Administrador</w:t>
+              <w:t>Empleado/Administrador</w:t>
             </w:r>
           </w:p>
         </w:tc>
@@ -14066,7 +14149,17 @@
           <w:szCs w:val="26"/>
         </w:rPr>
         <w:lastRenderedPageBreak/>
-        <w:t>5.2. Modelo Entidad-Relación y relacional</w:t>
+        <w:t>5.3</w:t>
+      </w:r>
+      <w:r>
+        <w:rPr>
+          <w:rFonts w:eastAsia="Arial"/>
+          <w:b/>
+          <w:color w:val="000000"/>
+          <w:sz w:val="26"/>
+          <w:szCs w:val="26"/>
+        </w:rPr>
+        <w:t>. Modelo Entidad-Relación y relacional</w:t>
       </w:r>
     </w:p>
     <w:p>
@@ -14140,6 +14233,303 @@
           </wp:inline>
         </w:drawing>
       </w:r>
+    </w:p>
+    <w:p>
+      <w:pPr>
+        <w:pStyle w:val="normal0"/>
+        <w:rPr>
+          <w:color w:val="041C2C"/>
+          <w:sz w:val="32"/>
+          <w:szCs w:val="32"/>
+        </w:rPr>
+      </w:pPr>
+      <w:r>
+        <w:br w:type="page"/>
+      </w:r>
+    </w:p>
+    <w:p>
+      <w:pPr>
+        <w:pStyle w:val="Ttulo1"/>
+        <w:ind w:left="0" w:firstLine="0"/>
+        <w:rPr>
+          <w:rFonts w:ascii="Calibri" w:eastAsia="Arial" w:hAnsi="Calibri" w:cs="Calibri"/>
+        </w:rPr>
+      </w:pPr>
+      <w:r>
+        <w:rPr>
+          <w:rFonts w:ascii="Calibri" w:eastAsia="Arial" w:hAnsi="Calibri" w:cs="Calibri"/>
+        </w:rPr>
+        <w:lastRenderedPageBreak/>
+        <w:t>7</w:t>
+      </w:r>
+      <w:r>
+        <w:rPr>
+          <w:rFonts w:ascii="Calibri" w:eastAsia="Arial" w:hAnsi="Calibri" w:cs="Calibri"/>
+        </w:rPr>
+        <w:t xml:space="preserve">. </w:t>
+      </w:r>
+      <w:r>
+        <w:rPr>
+          <w:rFonts w:ascii="Calibri" w:eastAsia="Arial" w:hAnsi="Calibri" w:cs="Calibri"/>
+        </w:rPr>
+        <w:t>Manual de despliegue</w:t>
+      </w:r>
+    </w:p>
+    <w:p>
+      <w:pPr>
+        <w:pStyle w:val="normal0"/>
+      </w:pPr>
+      <w:r>
+        <w:t>Requesitos mínimos de hardware y software:</w:t>
+      </w:r>
+    </w:p>
+    <w:p>
+      <w:pPr>
+        <w:pStyle w:val="NormalWeb"/>
+        <w:numPr>
+          <w:ilvl w:val="0"/>
+          <w:numId w:val="13"/>
+        </w:numPr>
+        <w:spacing w:before="240" w:beforeAutospacing="0" w:after="240" w:afterAutospacing="0"/>
+        <w:jc w:val="both"/>
+        <w:textAlignment w:val="baseline"/>
+        <w:rPr>
+          <w:rFonts w:ascii="Calibri" w:hAnsi="Calibri" w:cs="Calibri"/>
+          <w:color w:val="000000"/>
+          <w:sz w:val="22"/>
+          <w:szCs w:val="22"/>
+        </w:rPr>
+      </w:pPr>
+      <w:r>
+        <w:rPr>
+          <w:rFonts w:ascii="Calibri" w:hAnsi="Calibri" w:cs="Calibri"/>
+          <w:color w:val="000000"/>
+          <w:sz w:val="22"/>
+          <w:szCs w:val="22"/>
+        </w:rPr>
+        <w:t>Hardware: Se recomienda que el dispositivo anfitrión cuente con un mínimo de 4 GB de RAM y 10 GB de almacenamiento libre.</w:t>
+      </w:r>
+    </w:p>
+    <w:p>
+      <w:pPr>
+        <w:pStyle w:val="normal0"/>
+        <w:numPr>
+          <w:ilvl w:val="0"/>
+          <w:numId w:val="13"/>
+        </w:numPr>
+        <w:jc w:val="both"/>
+      </w:pPr>
+      <w:r>
+        <w:rPr>
+          <w:color w:val="000000"/>
+        </w:rPr>
+        <w:t>Navegadores Soportados: El correcto funcionamiento de la aplicación está garantizado en las últimas versiones (a fecha de 23/05/2026) de Google Chrome, Microsoft Edge y Brave. No se asegura el rendimiento óptimo en versiones anteriores o en otros navegadores.</w:t>
+      </w:r>
+    </w:p>
+    <w:p>
+      <w:pPr>
+        <w:pStyle w:val="normal0"/>
+        <w:numPr>
+          <w:ilvl w:val="0"/>
+          <w:numId w:val="13"/>
+        </w:numPr>
+        <w:jc w:val="both"/>
+      </w:pPr>
+      <w:r>
+        <w:rPr>
+          <w:color w:val="000000"/>
+        </w:rPr>
+        <w:t>Dependencias del Servidor: Solo se requiere tener instalados Docker y el plugin de Docker Compose en el sistema anfitrión. No es necesario instalar Node.js ni configurar bases de datos locales, ya que toda la lógica de ejecución y dependencias quedan encapsuladas dentro de los contenedores.</w:t>
+      </w:r>
+    </w:p>
+    <w:p>
+      <w:pPr>
+        <w:pStyle w:val="normal0"/>
+        <w:jc w:val="both"/>
+        <w:rPr>
+          <w:color w:val="000000"/>
+        </w:rPr>
+      </w:pPr>
+      <w:r>
+        <w:rPr>
+          <w:color w:val="000000"/>
+        </w:rPr>
+        <w:t xml:space="preserve">Para la preparación del </w:t>
+      </w:r>
+      <w:r>
+        <w:rPr>
+          <w:color w:val="000000"/>
+        </w:rPr>
+        <w:t>entorno</w:t>
+      </w:r>
+      <w:r>
+        <w:rPr>
+          <w:color w:val="000000"/>
+        </w:rPr>
+        <w:t xml:space="preserve"> se requieren dos ficheros “.env”, uno para el frontend y otro para el backend. Por ejemplo, en este último la ruta relativa sería ./backend/.env.</w:t>
+      </w:r>
+    </w:p>
+    <w:p>
+      <w:pPr>
+        <w:pStyle w:val="normal0"/>
+        <w:numPr>
+          <w:ilvl w:val="0"/>
+          <w:numId w:val="13"/>
+        </w:numPr>
+        <w:jc w:val="both"/>
+      </w:pPr>
+      <w:r>
+        <w:rPr>
+          <w:color w:val="000000"/>
+        </w:rPr>
+        <w:t>Frontend: contiene la variable que guarda la url de esta parte del proyecto.</w:t>
+      </w:r>
+    </w:p>
+    <w:p>
+      <w:pPr>
+        <w:pStyle w:val="normal0"/>
+        <w:numPr>
+          <w:ilvl w:val="0"/>
+          <w:numId w:val="13"/>
+        </w:numPr>
+        <w:jc w:val="both"/>
+      </w:pPr>
+      <w:r>
+        <w:rPr>
+          <w:color w:val="000000"/>
+        </w:rPr>
+        <w:t>Backend: contiene el puerto a dicha división.</w:t>
+      </w:r>
+    </w:p>
+    <w:p>
+      <w:pPr>
+        <w:pStyle w:val="NormalWeb"/>
+        <w:spacing w:before="240" w:beforeAutospacing="0" w:after="240" w:afterAutospacing="0"/>
+        <w:jc w:val="both"/>
+        <w:rPr>
+          <w:rFonts w:ascii="Calibri" w:hAnsi="Calibri" w:cs="Calibri"/>
+          <w:color w:val="000000"/>
+          <w:sz w:val="22"/>
+          <w:szCs w:val="22"/>
+        </w:rPr>
+      </w:pPr>
+      <w:r>
+        <w:rPr>
+          <w:rFonts w:ascii="Calibri" w:hAnsi="Calibri" w:cs="Calibri"/>
+          <w:color w:val="000000"/>
+          <w:sz w:val="22"/>
+          <w:szCs w:val="22"/>
+        </w:rPr>
+        <w:t xml:space="preserve">El despliegue está completamente automatizado. Docker Compose se encargará de conectarse a Docker Hub, descargar las imágenes correspondientes (hacer el </w:t>
+      </w:r>
+      <w:r>
+        <w:rPr>
+          <w:rFonts w:ascii="Calibri" w:hAnsi="Calibri" w:cs="Calibri"/>
+          <w:i/>
+          <w:iCs/>
+          <w:color w:val="000000"/>
+          <w:sz w:val="22"/>
+          <w:szCs w:val="22"/>
+        </w:rPr>
+        <w:t>pull</w:t>
+      </w:r>
+      <w:r>
+        <w:rPr>
+          <w:rFonts w:ascii="Calibri" w:hAnsi="Calibri" w:cs="Calibri"/>
+          <w:color w:val="000000"/>
+          <w:sz w:val="22"/>
+          <w:szCs w:val="22"/>
+        </w:rPr>
+        <w:t>) y configurar la red y los volúmenes en un solo paso.</w:t>
+      </w:r>
+      <w:r>
+        <w:rPr>
+          <w:rFonts w:ascii="Calibri" w:hAnsi="Calibri" w:cs="Calibri"/>
+          <w:color w:val="000000"/>
+          <w:sz w:val="22"/>
+          <w:szCs w:val="22"/>
+        </w:rPr>
+        <w:t xml:space="preserve"> </w:t>
+      </w:r>
+    </w:p>
+    <w:p>
+      <w:pPr>
+        <w:pStyle w:val="NormalWeb"/>
+        <w:spacing w:before="240" w:beforeAutospacing="0" w:after="240" w:afterAutospacing="0"/>
+        <w:jc w:val="both"/>
+        <w:rPr>
+          <w:rFonts w:ascii="Calibri" w:hAnsi="Calibri" w:cs="Calibri"/>
+          <w:bCs/>
+          <w:color w:val="000000"/>
+          <w:sz w:val="22"/>
+          <w:szCs w:val="22"/>
+        </w:rPr>
+      </w:pPr>
+      <w:r>
+        <w:rPr>
+          <w:rFonts w:ascii="Calibri" w:hAnsi="Calibri" w:cs="Calibri"/>
+          <w:color w:val="000000"/>
+          <w:sz w:val="22"/>
+          <w:szCs w:val="22"/>
+        </w:rPr>
+        <w:t xml:space="preserve">Esto se consigue gracias  a la creación del archivo docker-compose.yml en el mismo directorio. </w:t>
+      </w:r>
+      <w:r>
+        <w:rPr>
+          <w:rFonts w:ascii="Calibri" w:hAnsi="Calibri" w:cs="Calibri"/>
+          <w:bCs/>
+          <w:color w:val="000000"/>
+          <w:sz w:val="22"/>
+          <w:szCs w:val="22"/>
+        </w:rPr>
+        <w:t>S</w:t>
+      </w:r>
+      <w:r>
+        <w:rPr>
+          <w:rFonts w:ascii="Calibri" w:hAnsi="Calibri" w:cs="Calibri"/>
+          <w:bCs/>
+          <w:color w:val="000000"/>
+          <w:sz w:val="22"/>
+          <w:szCs w:val="22"/>
+        </w:rPr>
+        <w:t>e encargará de descargar automáticamente las imágenes desde Docker Hub y levantar los servicios.</w:t>
+      </w:r>
+    </w:p>
+    <w:p>
+      <w:pPr>
+        <w:pStyle w:val="NormalWeb"/>
+        <w:spacing w:before="240" w:beforeAutospacing="0" w:after="240" w:afterAutospacing="0"/>
+        <w:jc w:val="both"/>
+        <w:rPr>
+          <w:rFonts w:ascii="Calibri" w:hAnsi="Calibri" w:cs="Calibri"/>
+        </w:rPr>
+      </w:pPr>
+      <w:r>
+        <w:rPr>
+          <w:rFonts w:ascii="Calibri" w:hAnsi="Calibri" w:cs="Calibri"/>
+          <w:bCs/>
+          <w:color w:val="000000"/>
+          <w:sz w:val="22"/>
+          <w:szCs w:val="22"/>
+        </w:rPr>
+        <w:t>El comando a ejecutar será docker compose up -d.</w:t>
+      </w:r>
+    </w:p>
+    <w:p>
+      <w:pPr>
+        <w:pStyle w:val="NormalWeb"/>
+        <w:spacing w:before="240" w:beforeAutospacing="0" w:after="240" w:afterAutospacing="0"/>
+        <w:jc w:val="both"/>
+        <w:rPr>
+          <w:rFonts w:ascii="Calibri" w:hAnsi="Calibri" w:cs="Calibri"/>
+        </w:rPr>
+      </w:pPr>
+    </w:p>
+    <w:p>
+      <w:pPr>
+        <w:pStyle w:val="normal0"/>
+        <w:jc w:val="both"/>
+      </w:pPr>
     </w:p>
     <w:sectPr>
       <w:footerReference w:type="default" r:id="rId19"/>
@@ -14303,7 +14693,7 @@
         <w:noProof/>
         <w:color w:val="041C2C"/>
       </w:rPr>
-      <w:t>8</w:t>
+      <w:t>17</w:t>
     </w:r>
     <w:r>
       <w:rPr>
@@ -15627,6 +16017,119 @@
     </w:lvl>
   </w:abstractNum>
   <w:abstractNum w:abstractNumId="10">
+    <w:nsid w:val="63BE33A6"/>
+    <w:multiLevelType w:val="hybridMultilevel"/>
+    <w:tmpl w:val="31340CF4"/>
+    <w:lvl w:ilvl="0" w:tplc="78C49504">
+      <w:start w:val="7"/>
+      <w:numFmt w:val="bullet"/>
+      <w:lvlText w:val="-"/>
+      <w:lvlJc w:val="left"/>
+      <w:pPr>
+        <w:ind w:left="720" w:hanging="360"/>
+      </w:pPr>
+      <w:rPr>
+        <w:rFonts w:ascii="Calibri" w:eastAsia="Calibri" w:hAnsi="Calibri" w:cs="Calibri" w:hint="default"/>
+      </w:rPr>
+    </w:lvl>
+    <w:lvl w:ilvl="1" w:tplc="0C0A0003" w:tentative="1">
+      <w:start w:val="1"/>
+      <w:numFmt w:val="bullet"/>
+      <w:lvlText w:val="o"/>
+      <w:lvlJc w:val="left"/>
+      <w:pPr>
+        <w:ind w:left="1440" w:hanging="360"/>
+      </w:pPr>
+      <w:rPr>
+        <w:rFonts w:ascii="Courier New" w:hAnsi="Courier New" w:cs="Courier New" w:hint="default"/>
+      </w:rPr>
+    </w:lvl>
+    <w:lvl w:ilvl="2" w:tplc="0C0A0005" w:tentative="1">
+      <w:start w:val="1"/>
+      <w:numFmt w:val="bullet"/>
+      <w:lvlText w:val=""/>
+      <w:lvlJc w:val="left"/>
+      <w:pPr>
+        <w:ind w:left="2160" w:hanging="360"/>
+      </w:pPr>
+      <w:rPr>
+        <w:rFonts w:ascii="Wingdings" w:hAnsi="Wingdings" w:hint="default"/>
+      </w:rPr>
+    </w:lvl>
+    <w:lvl w:ilvl="3" w:tplc="0C0A0001" w:tentative="1">
+      <w:start w:val="1"/>
+      <w:numFmt w:val="bullet"/>
+      <w:lvlText w:val=""/>
+      <w:lvlJc w:val="left"/>
+      <w:pPr>
+        <w:ind w:left="2880" w:hanging="360"/>
+      </w:pPr>
+      <w:rPr>
+        <w:rFonts w:ascii="Symbol" w:hAnsi="Symbol" w:hint="default"/>
+      </w:rPr>
+    </w:lvl>
+    <w:lvl w:ilvl="4" w:tplc="0C0A0003" w:tentative="1">
+      <w:start w:val="1"/>
+      <w:numFmt w:val="bullet"/>
+      <w:lvlText w:val="o"/>
+      <w:lvlJc w:val="left"/>
+      <w:pPr>
+        <w:ind w:left="3600" w:hanging="360"/>
+      </w:pPr>
+      <w:rPr>
+        <w:rFonts w:ascii="Courier New" w:hAnsi="Courier New" w:cs="Courier New" w:hint="default"/>
+      </w:rPr>
+    </w:lvl>
+    <w:lvl w:ilvl="5" w:tplc="0C0A0005" w:tentative="1">
+      <w:start w:val="1"/>
+      <w:numFmt w:val="bullet"/>
+      <w:lvlText w:val=""/>
+      <w:lvlJc w:val="left"/>
+      <w:pPr>
+        <w:ind w:left="4320" w:hanging="360"/>
+      </w:pPr>
+      <w:rPr>
+        <w:rFonts w:ascii="Wingdings" w:hAnsi="Wingdings" w:hint="default"/>
+      </w:rPr>
+    </w:lvl>
+    <w:lvl w:ilvl="6" w:tplc="0C0A0001" w:tentative="1">
+      <w:start w:val="1"/>
+      <w:numFmt w:val="bullet"/>
+      <w:lvlText w:val=""/>
+      <w:lvlJc w:val="left"/>
+      <w:pPr>
+        <w:ind w:left="5040" w:hanging="360"/>
+      </w:pPr>
+      <w:rPr>
+        <w:rFonts w:ascii="Symbol" w:hAnsi="Symbol" w:hint="default"/>
+      </w:rPr>
+    </w:lvl>
+    <w:lvl w:ilvl="7" w:tplc="0C0A0003" w:tentative="1">
+      <w:start w:val="1"/>
+      <w:numFmt w:val="bullet"/>
+      <w:lvlText w:val="o"/>
+      <w:lvlJc w:val="left"/>
+      <w:pPr>
+        <w:ind w:left="5760" w:hanging="360"/>
+      </w:pPr>
+      <w:rPr>
+        <w:rFonts w:ascii="Courier New" w:hAnsi="Courier New" w:cs="Courier New" w:hint="default"/>
+      </w:rPr>
+    </w:lvl>
+    <w:lvl w:ilvl="8" w:tplc="0C0A0005" w:tentative="1">
+      <w:start w:val="1"/>
+      <w:numFmt w:val="bullet"/>
+      <w:lvlText w:val=""/>
+      <w:lvlJc w:val="left"/>
+      <w:pPr>
+        <w:ind w:left="6480" w:hanging="360"/>
+      </w:pPr>
+      <w:rPr>
+        <w:rFonts w:ascii="Wingdings" w:hAnsi="Wingdings" w:hint="default"/>
+      </w:rPr>
+    </w:lvl>
+  </w:abstractNum>
+  <w:abstractNum w:abstractNumId="11">
     <w:nsid w:val="649C7789"/>
     <w:multiLevelType w:val="multilevel"/>
     <w:tmpl w:val="2248AD76"/>
@@ -15740,7 +16243,7 @@
       </w:rPr>
     </w:lvl>
   </w:abstractNum>
-  <w:abstractNum w:abstractNumId="11">
+  <w:abstractNum w:abstractNumId="12">
     <w:nsid w:val="693F6802"/>
     <w:multiLevelType w:val="multilevel"/>
     <w:tmpl w:val="E4F06D18"/>
@@ -15851,6 +16354,155 @@
       </w:pPr>
       <w:rPr>
         <w:u w:val="none"/>
+      </w:rPr>
+    </w:lvl>
+  </w:abstractNum>
+  <w:abstractNum w:abstractNumId="13">
+    <w:nsid w:val="7E8F14C9"/>
+    <w:multiLevelType w:val="multilevel"/>
+    <w:tmpl w:val="4DC630FC"/>
+    <w:lvl w:ilvl="0">
+      <w:start w:val="1"/>
+      <w:numFmt w:val="bullet"/>
+      <w:lvlText w:val=""/>
+      <w:lvlJc w:val="left"/>
+      <w:pPr>
+        <w:tabs>
+          <w:tab w:val="num" w:pos="720"/>
+        </w:tabs>
+        <w:ind w:left="720" w:hanging="360"/>
+      </w:pPr>
+      <w:rPr>
+        <w:rFonts w:ascii="Symbol" w:hAnsi="Symbol" w:hint="default"/>
+        <w:sz w:val="20"/>
+      </w:rPr>
+    </w:lvl>
+    <w:lvl w:ilvl="1" w:tentative="1">
+      <w:start w:val="1"/>
+      <w:numFmt w:val="bullet"/>
+      <w:lvlText w:val="o"/>
+      <w:lvlJc w:val="left"/>
+      <w:pPr>
+        <w:tabs>
+          <w:tab w:val="num" w:pos="1440"/>
+        </w:tabs>
+        <w:ind w:left="1440" w:hanging="360"/>
+      </w:pPr>
+      <w:rPr>
+        <w:rFonts w:ascii="Courier New" w:hAnsi="Courier New" w:hint="default"/>
+        <w:sz w:val="20"/>
+      </w:rPr>
+    </w:lvl>
+    <w:lvl w:ilvl="2" w:tentative="1">
+      <w:start w:val="1"/>
+      <w:numFmt w:val="bullet"/>
+      <w:lvlText w:val=""/>
+      <w:lvlJc w:val="left"/>
+      <w:pPr>
+        <w:tabs>
+          <w:tab w:val="num" w:pos="2160"/>
+        </w:tabs>
+        <w:ind w:left="2160" w:hanging="360"/>
+      </w:pPr>
+      <w:rPr>
+        <w:rFonts w:ascii="Wingdings" w:hAnsi="Wingdings" w:hint="default"/>
+        <w:sz w:val="20"/>
+      </w:rPr>
+    </w:lvl>
+    <w:lvl w:ilvl="3" w:tentative="1">
+      <w:start w:val="1"/>
+      <w:numFmt w:val="bullet"/>
+      <w:lvlText w:val=""/>
+      <w:lvlJc w:val="left"/>
+      <w:pPr>
+        <w:tabs>
+          <w:tab w:val="num" w:pos="2880"/>
+        </w:tabs>
+        <w:ind w:left="2880" w:hanging="360"/>
+      </w:pPr>
+      <w:rPr>
+        <w:rFonts w:ascii="Wingdings" w:hAnsi="Wingdings" w:hint="default"/>
+        <w:sz w:val="20"/>
+      </w:rPr>
+    </w:lvl>
+    <w:lvl w:ilvl="4" w:tentative="1">
+      <w:start w:val="1"/>
+      <w:numFmt w:val="bullet"/>
+      <w:lvlText w:val=""/>
+      <w:lvlJc w:val="left"/>
+      <w:pPr>
+        <w:tabs>
+          <w:tab w:val="num" w:pos="3600"/>
+        </w:tabs>
+        <w:ind w:left="3600" w:hanging="360"/>
+      </w:pPr>
+      <w:rPr>
+        <w:rFonts w:ascii="Wingdings" w:hAnsi="Wingdings" w:hint="default"/>
+        <w:sz w:val="20"/>
+      </w:rPr>
+    </w:lvl>
+    <w:lvl w:ilvl="5" w:tentative="1">
+      <w:start w:val="1"/>
+      <w:numFmt w:val="bullet"/>
+      <w:lvlText w:val=""/>
+      <w:lvlJc w:val="left"/>
+      <w:pPr>
+        <w:tabs>
+          <w:tab w:val="num" w:pos="4320"/>
+        </w:tabs>
+        <w:ind w:left="4320" w:hanging="360"/>
+      </w:pPr>
+      <w:rPr>
+        <w:rFonts w:ascii="Wingdings" w:hAnsi="Wingdings" w:hint="default"/>
+        <w:sz w:val="20"/>
+      </w:rPr>
+    </w:lvl>
+    <w:lvl w:ilvl="6" w:tentative="1">
+      <w:start w:val="1"/>
+      <w:numFmt w:val="bullet"/>
+      <w:lvlText w:val=""/>
+      <w:lvlJc w:val="left"/>
+      <w:pPr>
+        <w:tabs>
+          <w:tab w:val="num" w:pos="5040"/>
+        </w:tabs>
+        <w:ind w:left="5040" w:hanging="360"/>
+      </w:pPr>
+      <w:rPr>
+        <w:rFonts w:ascii="Wingdings" w:hAnsi="Wingdings" w:hint="default"/>
+        <w:sz w:val="20"/>
+      </w:rPr>
+    </w:lvl>
+    <w:lvl w:ilvl="7" w:tentative="1">
+      <w:start w:val="1"/>
+      <w:numFmt w:val="bullet"/>
+      <w:lvlText w:val=""/>
+      <w:lvlJc w:val="left"/>
+      <w:pPr>
+        <w:tabs>
+          <w:tab w:val="num" w:pos="5760"/>
+        </w:tabs>
+        <w:ind w:left="5760" w:hanging="360"/>
+      </w:pPr>
+      <w:rPr>
+        <w:rFonts w:ascii="Wingdings" w:hAnsi="Wingdings" w:hint="default"/>
+        <w:sz w:val="20"/>
+      </w:rPr>
+    </w:lvl>
+    <w:lvl w:ilvl="8" w:tentative="1">
+      <w:start w:val="1"/>
+      <w:numFmt w:val="bullet"/>
+      <w:lvlText w:val=""/>
+      <w:lvlJc w:val="left"/>
+      <w:pPr>
+        <w:tabs>
+          <w:tab w:val="num" w:pos="6480"/>
+        </w:tabs>
+        <w:ind w:left="6480" w:hanging="360"/>
+      </w:pPr>
+      <w:rPr>
+        <w:rFonts w:ascii="Wingdings" w:hAnsi="Wingdings" w:hint="default"/>
+        <w:sz w:val="20"/>
       </w:rPr>
     </w:lvl>
   </w:abstractNum>
@@ -15876,10 +16528,10 @@
     <w:abstractNumId w:val="3"/>
   </w:num>
   <w:num w:numId="8">
-    <w:abstractNumId w:val="11"/>
+    <w:abstractNumId w:val="12"/>
   </w:num>
   <w:num w:numId="9">
-    <w:abstractNumId w:val="10"/>
+    <w:abstractNumId w:val="11"/>
   </w:num>
   <w:num w:numId="10">
     <w:abstractNumId w:val="0"/>
@@ -15889,6 +16541,12 @@
   </w:num>
   <w:num w:numId="12">
     <w:abstractNumId w:val="2"/>
+  </w:num>
+  <w:num w:numId="13">
+    <w:abstractNumId w:val="10"/>
+  </w:num>
+  <w:num w:numId="14">
+    <w:abstractNumId w:val="13"/>
   </w:num>
 </w:numbering>
 </file>
@@ -16819,6 +17477,21 @@
     <w:basedOn w:val="Fuentedeprrafopredeter"/>
     <w:rsid w:val="00217C8A"/>
   </w:style>
+  <w:style w:type="paragraph" w:styleId="NormalWeb">
+    <w:name w:val="Normal (Web)"/>
+    <w:basedOn w:val="Normal"/>
+    <w:uiPriority w:val="99"/>
+    <w:unhideWhenUsed/>
+    <w:rsid w:val="00C56D67"/>
+    <w:pPr>
+      <w:spacing w:before="100" w:beforeAutospacing="1" w:after="100" w:afterAutospacing="1" w:line="240" w:lineRule="auto"/>
+    </w:pPr>
+    <w:rPr>
+      <w:rFonts w:ascii="Times New Roman" w:eastAsia="Times New Roman" w:hAnsi="Times New Roman" w:cs="Times New Roman"/>
+      <w:sz w:val="24"/>
+      <w:szCs w:val="24"/>
+    </w:rPr>
+  </w:style>
 </w:styles>
 </file>
 
@@ -17111,35 +17784,35 @@
   <a:extraClrSchemeLst/>
   <a:extLst>
     <a:ext uri="{05A4C25C-085E-4340-85A3-A5531E510DB2}">
-      <thm15:themeFamily xmlns:thm15="http://schemas.microsoft.com/office/thememl/2012/main" xmlns="" name="Office Theme" id="{62F939B6-93AF-4DB8-9C6B-D6C7DFDC589F}" vid="{4A3C46E8-61CC-4603-A589-7422A47A8E4A}"/>
+      <thm15:themeFamily xmlns="" xmlns:thm15="http://schemas.microsoft.com/office/thememl/2012/main" name="Office Theme" id="{62F939B6-93AF-4DB8-9C6B-D6C7DFDC589F}" vid="{4A3C46E8-61CC-4603-A589-7422A47A8E4A}"/>
     </a:ext>
   </a:extLst>
 </a:theme>
 </file>
 
 <file path=customXml/item1.xml><?xml version="1.0" encoding="utf-8"?>
-<b:Sources xmlns:b="http://schemas.openxmlformats.org/officeDocument/2006/bibliography" xmlns="http://schemas.openxmlformats.org/officeDocument/2006/bibliography" SelectedStyle="\APA.XSL" StyleName="APA"/>
-</file>
-
-<file path=customXml/item2.xml><?xml version="1.0" encoding="utf-8"?>
 <go:gDocsCustomXmlDataStorage xmlns:go="http://customooxmlschemas.google.com/" xmlns:r="http://schemas.openxmlformats.org/officeDocument/2006/relationships" uri="GoogleDocsCustomDataVersion2">
   <go:docsCustomData xmlns:go="http://customooxmlschemas.google.com/" roundtripDataSignature="AMtx7mhMrOIHQSrRt7VwJAbYZG0rIv/btw==">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</go:docsCustomData>
 </go:gDocsCustomXmlDataStorage>
 </file>
 
-<file path=customXml/itemProps1.xml><?xml version="1.0" encoding="utf-8"?>
-<ds:datastoreItem xmlns:ds="http://schemas.openxmlformats.org/officeDocument/2006/customXml" ds:itemID="{86FC890C-C6AE-413D-8D13-8AA4CC75D52D}">
-  <ds:schemaRefs>
-    <ds:schemaRef ds:uri="http://schemas.openxmlformats.org/officeDocument/2006/bibliography"/>
-  </ds:schemaRefs>
-</ds:datastoreItem>
+<file path=customXml/item2.xml><?xml version="1.0" encoding="utf-8"?>
+<b:Sources xmlns:b="http://schemas.openxmlformats.org/officeDocument/2006/bibliography" xmlns="http://schemas.openxmlformats.org/officeDocument/2006/bibliography" SelectedStyle="\APA.XSL" StyleName="APA"/>
 </file>
 
-<file path=customXml/itemProps2.xml><?xml version="1.0" encoding="utf-8"?>
+<file path=customXml/itemProps1.xml><?xml version="1.0" encoding="utf-8"?>
 <ds:datastoreItem xmlns:ds="http://schemas.openxmlformats.org/officeDocument/2006/customXml" ds:itemID="{11111111-1234-1234-1234-123412341234}">
   <ds:schemaRefs>
     <ds:schemaRef ds:uri="http://customooxmlschemas.google.com/"/>
     <ds:schemaRef ds:uri="http://schemas.openxmlformats.org/officeDocument/2006/relationships"/>
   </ds:schemaRefs>
 </ds:datastoreItem>
+</file>
+
+<file path=customXml/itemProps2.xml><?xml version="1.0" encoding="utf-8"?>
+<ds:datastoreItem xmlns:ds="http://schemas.openxmlformats.org/officeDocument/2006/customXml" ds:itemID="{86FC890C-C6AE-413D-8D13-8AA4CC75D52D}">
+  <ds:schemaRefs>
+    <ds:schemaRef ds:uri="http://schemas.openxmlformats.org/officeDocument/2006/bibliography"/>
+  </ds:schemaRefs>
+</ds:datastoreItem>
 </file>
--- a/Memoria_Proyecto.docx
+++ b/Memoria_Proyecto.docx
@@ -762,14 +762,19 @@
         <w:rPr>
           <w:rFonts w:eastAsia="Arial"/>
         </w:rPr>
-        <w:t>En un panorama donde estamos rodeados de diferentes negocios de hostelería, Al Punto proporciona ese toque mágico que anima al cliente a volver al local. Esto lo hace mediante un sistema de ofertas personalizado basándose en todos los datos de nuestros usuarios, estos recibirán retornos en puntos que darán acceso a un marketplace en el cual podrán ser usados.</w:t>
+        <w:t>En un panorama donde estamos rodeados de diferentes negocios de hostelería, Al Punto proporciona ese toque mágico que anima al cliente a volver al local. Esto lo hace mediante un sistema de ofertas, estos recibirán retornos en puntos que darán acceso a un marketplac</w:t>
       </w:r>
       <w:r>
         <w:rPr>
           <w:rFonts w:eastAsia="Arial"/>
         </w:rPr>
-        <w:br/>
-        <w:t>La opinión de nuestros clientes es fundamental para nosotros y por ello les proporcionamos las herramientas necesarias para que los clientes se comuniquen de una forma abierta con el local en cuestión.</w:t>
+        <w:t>e en el cual podrán ser usados; además de una sección de reseñas, porque l</w:t>
+      </w:r>
+      <w:r>
+        <w:rPr>
+          <w:rFonts w:eastAsia="Arial"/>
+        </w:rPr>
+        <w:t>a opinión de nuestros clientes es fundamental para nosotros y por ello les proporcionamos las herramientas necesarias para que los clientes se comuniquen de una forma abierta con el local en cuestión.</w:t>
       </w:r>
     </w:p>
     <w:p>
@@ -819,7 +824,19 @@
         <w:rPr>
           <w:rFonts w:eastAsia="Arial"/>
         </w:rPr>
-        <w:t xml:space="preserve">ras haberse registrado se podrá acceder a un panel personal donde se podrá editar la información personal. En este panel </w:t>
+        <w:t xml:space="preserve">ras haberse registrado se podrá acceder a un panel personal donde se podrá </w:t>
+      </w:r>
+      <w:r>
+        <w:rPr>
+          <w:rFonts w:eastAsia="Arial"/>
+        </w:rPr>
+        <w:t>consultar</w:t>
+      </w:r>
+      <w:r>
+        <w:rPr>
+          <w:rFonts w:eastAsia="Arial"/>
+        </w:rPr>
+        <w:t xml:space="preserve"> la información personal. En este panel </w:t>
       </w:r>
       <w:r>
         <w:rPr>
@@ -971,7 +988,19 @@
         <w:rPr>
           <w:rFonts w:eastAsia="Arial"/>
         </w:rPr>
-        <w:t>Para el correcto funcionamiento de la lógica de negocio, se definen cuatro tipos de perfiles:</w:t>
+        <w:t xml:space="preserve">Para el correcto funcionamiento de la lógica de negocio, se definen </w:t>
+      </w:r>
+      <w:r>
+        <w:rPr>
+          <w:rFonts w:eastAsia="Arial"/>
+        </w:rPr>
+        <w:t>tres</w:t>
+      </w:r>
+      <w:r>
+        <w:rPr>
+          <w:rFonts w:eastAsia="Arial"/>
+        </w:rPr>
+        <w:t xml:space="preserve"> tipos de perfiles:</w:t>
       </w:r>
     </w:p>
     <w:p>
@@ -1214,13 +1243,19 @@
         <w:rPr>
           <w:rFonts w:eastAsia="Arial"/>
         </w:rPr>
-        <w:t>ión visual, acceso al menú y al registro o inicio de sesión</w:t>
+        <w:t>ión visual, acceso al menú,</w:t>
       </w:r>
       <w:r>
         <w:rPr>
           <w:rFonts w:eastAsia="Arial"/>
         </w:rPr>
-        <w:t>.</w:t>
+        <w:t xml:space="preserve"> al registro o inicio de sesión</w:t>
+      </w:r>
+      <w:r>
+        <w:rPr>
+          <w:rFonts w:eastAsia="Arial"/>
+        </w:rPr>
+        <w:t>, sección de historia y una recomendación de platos variable.</w:t>
       </w:r>
     </w:p>
     <w:p>
@@ -1717,6 +1752,7 @@
         </w:rPr>
       </w:pPr>
       <w:r>
+        <w:lastRenderedPageBreak/>
         <w:br w:type="page"/>
       </w:r>
     </w:p>
@@ -14693,7 +14729,7 @@
         <w:noProof/>
         <w:color w:val="041C2C"/>
       </w:rPr>
-      <w:t>17</w:t>
+      <w:t>4</w:t>
     </w:r>
     <w:r>
       <w:rPr>
@@ -17784,35 +17820,35 @@
   <a:extraClrSchemeLst/>
   <a:extLst>
     <a:ext uri="{05A4C25C-085E-4340-85A3-A5531E510DB2}">
-      <thm15:themeFamily xmlns="" xmlns:thm15="http://schemas.microsoft.com/office/thememl/2012/main" name="Office Theme" id="{62F939B6-93AF-4DB8-9C6B-D6C7DFDC589F}" vid="{4A3C46E8-61CC-4603-A589-7422A47A8E4A}"/>
+      <thm15:themeFamily xmlns:thm15="http://schemas.microsoft.com/office/thememl/2012/main" xmlns="" name="Office Theme" id="{62F939B6-93AF-4DB8-9C6B-D6C7DFDC589F}" vid="{4A3C46E8-61CC-4603-A589-7422A47A8E4A}"/>
     </a:ext>
   </a:extLst>
 </a:theme>
 </file>
 
 <file path=customXml/item1.xml><?xml version="1.0" encoding="utf-8"?>
+<b:Sources xmlns:b="http://schemas.openxmlformats.org/officeDocument/2006/bibliography" xmlns="http://schemas.openxmlformats.org/officeDocument/2006/bibliography" SelectedStyle="\APA.XSL" StyleName="APA"/>
+</file>
+
+<file path=customXml/item2.xml><?xml version="1.0" encoding="utf-8"?>
 <go:gDocsCustomXmlDataStorage xmlns:go="http://customooxmlschemas.google.com/" xmlns:r="http://schemas.openxmlformats.org/officeDocument/2006/relationships" uri="GoogleDocsCustomDataVersion2">
   <go:docsCustomData xmlns:go="http://customooxmlschemas.google.com/" roundtripDataSignature="AMtx7mhMrOIHQSrRt7VwJAbYZG0rIv/btw==">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</go:docsCustomData>
 </go:gDocsCustomXmlDataStorage>
 </file>
 
-<file path=customXml/item2.xml><?xml version="1.0" encoding="utf-8"?>
-<b:Sources xmlns:b="http://schemas.openxmlformats.org/officeDocument/2006/bibliography" xmlns="http://schemas.openxmlformats.org/officeDocument/2006/bibliography" SelectedStyle="\APA.XSL" StyleName="APA"/>
+<file path=customXml/itemProps1.xml><?xml version="1.0" encoding="utf-8"?>
+<ds:datastoreItem xmlns:ds="http://schemas.openxmlformats.org/officeDocument/2006/customXml" ds:itemID="{86FC890C-C6AE-413D-8D13-8AA4CC75D52D}">
+  <ds:schemaRefs>
+    <ds:schemaRef ds:uri="http://schemas.openxmlformats.org/officeDocument/2006/bibliography"/>
+  </ds:schemaRefs>
+</ds:datastoreItem>
 </file>
 
-<file path=customXml/itemProps1.xml><?xml version="1.0" encoding="utf-8"?>
+<file path=customXml/itemProps2.xml><?xml version="1.0" encoding="utf-8"?>
 <ds:datastoreItem xmlns:ds="http://schemas.openxmlformats.org/officeDocument/2006/customXml" ds:itemID="{11111111-1234-1234-1234-123412341234}">
   <ds:schemaRefs>
     <ds:schemaRef ds:uri="http://customooxmlschemas.google.com/"/>
     <ds:schemaRef ds:uri="http://schemas.openxmlformats.org/officeDocument/2006/relationships"/>
   </ds:schemaRefs>
 </ds:datastoreItem>
-</file>
-
-<file path=customXml/itemProps2.xml><?xml version="1.0" encoding="utf-8"?>
-<ds:datastoreItem xmlns:ds="http://schemas.openxmlformats.org/officeDocument/2006/customXml" ds:itemID="{86FC890C-C6AE-413D-8D13-8AA4CC75D52D}">
-  <ds:schemaRefs>
-    <ds:schemaRef ds:uri="http://schemas.openxmlformats.org/officeDocument/2006/bibliography"/>
-  </ds:schemaRefs>
-</ds:datastoreItem>
 </file>
--- a/Memoria_Proyecto.docx
+++ b/Memoria_Proyecto.docx
@@ -1444,9 +1444,10 @@
         <w:pStyle w:val="normal0"/>
         <w:numPr>
           <w:ilvl w:val="0"/>
-          <w:numId w:val="3"/>
+          <w:numId w:val="15"/>
         </w:numPr>
         <w:spacing w:after="0" w:line="276" w:lineRule="auto"/>
+        <w:jc w:val="both"/>
       </w:pPr>
       <w:r>
         <w:rPr>
@@ -1494,15 +1495,19 @@
         </w:rPr>
         <w:t>te tras cada consumición pagada y un gráfico de estadísticas que incluye reservas, tickets y puntos.</w:t>
       </w:r>
+      <w:r>
+        <w:t xml:space="preserve"> </w:t>
+      </w:r>
     </w:p>
     <w:p>
       <w:pPr>
         <w:pStyle w:val="normal0"/>
         <w:numPr>
           <w:ilvl w:val="0"/>
-          <w:numId w:val="3"/>
+          <w:numId w:val="15"/>
         </w:numPr>
         <w:spacing w:after="0" w:line="276" w:lineRule="auto"/>
+        <w:jc w:val="both"/>
       </w:pPr>
       <w:r>
         <w:rPr>
@@ -1510,31 +1515,226 @@
           <w:b/>
           <w:bCs/>
         </w:rPr>
-        <w:t>Historial</w:t>
-      </w:r>
+        <w:t>Historial:</w:t>
+      </w:r>
+      <w:r>
+        <w:rPr>
+          <w:rFonts w:eastAsia="Arial"/>
+        </w:rPr>
+        <w:t xml:space="preserve"> registro de reservas, pedidos y </w:t>
+      </w:r>
+      <w:r>
+        <w:rPr>
+          <w:rFonts w:eastAsia="Arial"/>
+        </w:rPr>
+        <w:t>ofertas del marketplace canjeadas</w:t>
+      </w:r>
+      <w:r>
+        <w:rPr>
+          <w:rFonts w:eastAsia="Arial"/>
+        </w:rPr>
+        <w:t>.</w:t>
+      </w:r>
+      <w:r>
+        <w:t xml:space="preserve"> </w:t>
+      </w:r>
+    </w:p>
+    <w:p>
+      <w:pPr>
+        <w:pStyle w:val="normal0"/>
+        <w:numPr>
+          <w:ilvl w:val="0"/>
+          <w:numId w:val="15"/>
+        </w:numPr>
+        <w:spacing w:after="0" w:line="276" w:lineRule="auto"/>
+        <w:jc w:val="both"/>
+      </w:pPr>
       <w:r>
         <w:rPr>
           <w:rFonts w:eastAsia="Arial"/>
           <w:b/>
           <w:bCs/>
         </w:rPr>
+        <w:t>Marketplace:</w:t>
+      </w:r>
+      <w:r>
+        <w:rPr>
+          <w:rFonts w:eastAsia="Arial"/>
+        </w:rPr>
+        <w:t xml:space="preserve"> t</w:t>
+      </w:r>
+      <w:r>
+        <w:rPr>
+          <w:rFonts w:eastAsia="Arial"/>
+        </w:rPr>
+        <w:t>ienda interna donde el usuario puede canjear sus puntos por benefi</w:t>
+      </w:r>
+      <w:r>
+        <w:rPr>
+          <w:rFonts w:eastAsia="Arial"/>
+        </w:rPr>
+        <w:t>cios.</w:t>
+      </w:r>
+      <w:r>
+        <w:rPr>
+          <w:rFonts w:eastAsia="Arial"/>
+        </w:rPr>
+        <w:t xml:space="preserve"> </w:t>
+      </w:r>
+    </w:p>
+    <w:p>
+      <w:pPr>
+        <w:pStyle w:val="normal0"/>
+        <w:numPr>
+          <w:ilvl w:val="0"/>
+          <w:numId w:val="15"/>
+        </w:numPr>
+        <w:spacing w:after="0" w:line="276" w:lineRule="auto"/>
+        <w:jc w:val="both"/>
+      </w:pPr>
+      <w:r>
+        <w:rPr>
+          <w:rFonts w:eastAsia="Arial"/>
+          <w:b/>
+          <w:bCs/>
+        </w:rPr>
+        <w:t xml:space="preserve">Tus comentarios: </w:t>
+      </w:r>
+      <w:r>
+        <w:rPr>
+          <w:rFonts w:eastAsia="Arial"/>
+          <w:bCs/>
+        </w:rPr>
+        <w:t>se muestran las reseñas ya escritas y aparece la opción de añadir una a los platos ya consumidos.</w:t>
+      </w:r>
+      <w:r>
+        <w:t xml:space="preserve"> </w:t>
+      </w:r>
+    </w:p>
+    <w:p>
+      <w:pPr>
+        <w:pStyle w:val="normal0"/>
+        <w:numPr>
+          <w:ilvl w:val="0"/>
+          <w:numId w:val="15"/>
+        </w:numPr>
+        <w:spacing w:after="0" w:line="276" w:lineRule="auto"/>
+        <w:jc w:val="both"/>
+      </w:pPr>
+      <w:r>
+        <w:rPr>
+          <w:rFonts w:eastAsia="Arial"/>
+          <w:b/>
+          <w:bCs/>
+        </w:rPr>
+        <w:t>Realizar pedido</w:t>
+      </w:r>
+      <w:r>
+        <w:rPr>
+          <w:rFonts w:eastAsia="Arial"/>
+          <w:b/>
+          <w:bCs/>
+        </w:rPr>
         <w:t>:</w:t>
       </w:r>
       <w:r>
         <w:rPr>
           <w:rFonts w:eastAsia="Arial"/>
         </w:rPr>
-        <w:t xml:space="preserve"> registro de reservas, pedidos y </w:t>
+        <w:t xml:space="preserve"> i</w:t>
       </w:r>
       <w:r>
         <w:rPr>
           <w:rFonts w:eastAsia="Arial"/>
         </w:rPr>
-        <w:t>ofertas del marketplace canjeadas</w:t>
+        <w:t>nterfaz de carrito de compra para seleccionar platos</w:t>
       </w:r>
       <w:r>
         <w:rPr>
           <w:rFonts w:eastAsia="Arial"/>
+        </w:rPr>
+        <w:t xml:space="preserve"> a consumir</w:t>
+      </w:r>
+      <w:r>
+        <w:rPr>
+          <w:rFonts w:eastAsia="Arial"/>
+        </w:rPr>
+        <w:t>.</w:t>
+      </w:r>
+      <w:r>
+        <w:t xml:space="preserve"> </w:t>
+      </w:r>
+    </w:p>
+    <w:p>
+      <w:pPr>
+        <w:pStyle w:val="normal0"/>
+        <w:numPr>
+          <w:ilvl w:val="0"/>
+          <w:numId w:val="15"/>
+        </w:numPr>
+        <w:spacing w:after="0" w:line="276" w:lineRule="auto"/>
+        <w:jc w:val="both"/>
+      </w:pPr>
+      <w:r>
+        <w:rPr>
+          <w:rFonts w:eastAsia="Arial"/>
+          <w:b/>
+          <w:bCs/>
+        </w:rPr>
+        <w:t xml:space="preserve">Tickets: </w:t>
+      </w:r>
+      <w:r>
+        <w:rPr>
+          <w:rFonts w:eastAsia="Arial"/>
+          <w:bCs/>
+        </w:rPr>
+        <w:t>dividido en dos secciones. Por un lado, se podrá ver los tickets subidos y, por el otro, la propia opción de subida.</w:t>
+      </w:r>
+      <w:bookmarkStart w:id="7" w:name="_heading=h.tmyqkebm73v" w:colFirst="0" w:colLast="0"/>
+      <w:bookmarkStart w:id="8" w:name="_heading=h.pzi1ibaoffzv" w:colFirst="0" w:colLast="0"/>
+      <w:bookmarkEnd w:id="7"/>
+      <w:bookmarkEnd w:id="8"/>
+      <w:r>
+        <w:t xml:space="preserve"> </w:t>
+      </w:r>
+    </w:p>
+    <w:p>
+      <w:pPr>
+        <w:pStyle w:val="normal0"/>
+        <w:numPr>
+          <w:ilvl w:val="0"/>
+          <w:numId w:val="15"/>
+        </w:numPr>
+        <w:spacing w:after="0" w:line="276" w:lineRule="auto"/>
+        <w:jc w:val="both"/>
+      </w:pPr>
+      <w:r>
+        <w:rPr>
+          <w:rFonts w:eastAsia="Arial"/>
+          <w:b/>
+          <w:bCs/>
+        </w:rPr>
+        <w:t>Administración</w:t>
+      </w:r>
+      <w:r>
+        <w:rPr>
+          <w:rFonts w:eastAsia="Arial"/>
+          <w:b/>
+          <w:bCs/>
+        </w:rPr>
+        <w:t xml:space="preserve">: </w:t>
+      </w:r>
+      <w:r>
+        <w:rPr>
+          <w:rFonts w:eastAsia="Arial"/>
+          <w:bCs/>
+        </w:rPr>
+        <w:t>teniendo los permisos adecuados, se podrá gestionar las acciones del cliente y gestionar las mesas del restaurante</w:t>
+      </w:r>
+      <w:r>
+        <w:rPr>
+          <w:rFonts w:eastAsia="Arial"/>
+          <w:bCs/>
         </w:rPr>
         <w:t>.</w:t>
       </w:r>
@@ -1554,205 +1754,6 @@
         </w:rPr>
       </w:pPr>
       <w:r>
-        <w:rPr>
-          <w:rFonts w:eastAsia="Arial"/>
-          <w:b/>
-          <w:bCs/>
-        </w:rPr>
-        <w:t>Marketplace:</w:t>
-      </w:r>
-      <w:r>
-        <w:rPr>
-          <w:rFonts w:eastAsia="Arial"/>
-        </w:rPr>
-        <w:t xml:space="preserve"> t</w:t>
-      </w:r>
-      <w:r>
-        <w:rPr>
-          <w:rFonts w:eastAsia="Arial"/>
-        </w:rPr>
-        <w:t>ienda interna donde el usuario puede canjear sus puntos por benefi</w:t>
-      </w:r>
-      <w:r>
-        <w:rPr>
-          <w:rFonts w:eastAsia="Arial"/>
-        </w:rPr>
-        <w:t>cios.</w:t>
-      </w:r>
-    </w:p>
-    <w:p>
-      <w:pPr>
-        <w:pStyle w:val="normal0"/>
-        <w:numPr>
-          <w:ilvl w:val="0"/>
-          <w:numId w:val="3"/>
-        </w:numPr>
-        <w:spacing w:after="240" w:line="276" w:lineRule="auto"/>
-        <w:rPr>
-          <w:rFonts w:eastAsia="Arial"/>
-          <w:b/>
-          <w:bCs/>
-        </w:rPr>
-      </w:pPr>
-      <w:r>
-        <w:rPr>
-          <w:rFonts w:eastAsia="Arial"/>
-          <w:b/>
-          <w:bCs/>
-        </w:rPr>
-        <w:t xml:space="preserve">Tus comentarios: </w:t>
-      </w:r>
-      <w:r>
-        <w:rPr>
-          <w:rFonts w:eastAsia="Arial"/>
-          <w:bCs/>
-        </w:rPr>
-        <w:t>pantalla que muestra las ofertas canjeables por puntos. En el caso del administ</w:t>
-      </w:r>
-    </w:p>
-    <w:p>
-      <w:pPr>
-        <w:pStyle w:val="normal0"/>
-        <w:numPr>
-          <w:ilvl w:val="0"/>
-          <w:numId w:val="3"/>
-        </w:numPr>
-        <w:spacing w:after="240" w:line="276" w:lineRule="auto"/>
-        <w:rPr>
-          <w:rFonts w:eastAsia="Arial"/>
-          <w:b/>
-          <w:bCs/>
-        </w:rPr>
-      </w:pPr>
-      <w:r>
-        <w:rPr>
-          <w:rFonts w:eastAsia="Arial"/>
-          <w:b/>
-          <w:bCs/>
-        </w:rPr>
-        <w:t>Realizar pedido</w:t>
-      </w:r>
-      <w:r>
-        <w:rPr>
-          <w:rFonts w:eastAsia="Arial"/>
-          <w:b/>
-          <w:bCs/>
-        </w:rPr>
-        <w:t>:</w:t>
-      </w:r>
-      <w:r>
-        <w:rPr>
-          <w:rFonts w:eastAsia="Arial"/>
-        </w:rPr>
-        <w:t xml:space="preserve"> i</w:t>
-      </w:r>
-      <w:r>
-        <w:rPr>
-          <w:rFonts w:eastAsia="Arial"/>
-        </w:rPr>
-        <w:t>nterfaz de carrito de compra para seleccionar platos</w:t>
-      </w:r>
-      <w:r>
-        <w:rPr>
-          <w:rFonts w:eastAsia="Arial"/>
-        </w:rPr>
-        <w:t xml:space="preserve"> a consumir</w:t>
-      </w:r>
-      <w:r>
-        <w:rPr>
-          <w:rFonts w:eastAsia="Arial"/>
-        </w:rPr>
-        <w:t>.</w:t>
-      </w:r>
-    </w:p>
-    <w:p>
-      <w:pPr>
-        <w:pStyle w:val="normal0"/>
-        <w:numPr>
-          <w:ilvl w:val="0"/>
-          <w:numId w:val="3"/>
-        </w:numPr>
-        <w:spacing w:after="240" w:line="276" w:lineRule="auto"/>
-        <w:rPr>
-          <w:rFonts w:eastAsia="Arial"/>
-          <w:b/>
-          <w:bCs/>
-        </w:rPr>
-      </w:pPr>
-      <w:r>
-        <w:rPr>
-          <w:rFonts w:eastAsia="Arial"/>
-          <w:b/>
-          <w:bCs/>
-        </w:rPr>
-        <w:t xml:space="preserve">Tickets: </w:t>
-      </w:r>
-      <w:r>
-        <w:rPr>
-          <w:rFonts w:eastAsia="Arial"/>
-          <w:bCs/>
-        </w:rPr>
-        <w:t>dividido en dos secciones. Por un lado, se podrá ver los tickets subidos y, por el otro, la propia opción de subida.</w:t>
-      </w:r>
-      <w:bookmarkStart w:id="7" w:name="_heading=h.tmyqkebm73v" w:colFirst="0" w:colLast="0"/>
-      <w:bookmarkStart w:id="8" w:name="_heading=h.pzi1ibaoffzv" w:colFirst="0" w:colLast="0"/>
-      <w:bookmarkEnd w:id="7"/>
-      <w:bookmarkEnd w:id="8"/>
-    </w:p>
-    <w:p>
-      <w:pPr>
-        <w:pStyle w:val="normal0"/>
-        <w:numPr>
-          <w:ilvl w:val="0"/>
-          <w:numId w:val="3"/>
-        </w:numPr>
-        <w:spacing w:after="240" w:line="276" w:lineRule="auto"/>
-        <w:rPr>
-          <w:rFonts w:eastAsia="Arial"/>
-          <w:b/>
-          <w:bCs/>
-        </w:rPr>
-      </w:pPr>
-      <w:r>
-        <w:rPr>
-          <w:rFonts w:eastAsia="Arial"/>
-          <w:b/>
-          <w:bCs/>
-        </w:rPr>
-        <w:t>Administración</w:t>
-      </w:r>
-      <w:r>
-        <w:rPr>
-          <w:rFonts w:eastAsia="Arial"/>
-          <w:b/>
-          <w:bCs/>
-        </w:rPr>
-        <w:t xml:space="preserve">: </w:t>
-      </w:r>
-      <w:r>
-        <w:rPr>
-          <w:rFonts w:eastAsia="Arial"/>
-          <w:bCs/>
-        </w:rPr>
-        <w:t>teniendo los permisos adecuados, se podrá gestionar las acciones del cliente y gestionar las mesas del restaurante</w:t>
-      </w:r>
-    </w:p>
-    <w:p>
-      <w:pPr>
-        <w:pStyle w:val="normal0"/>
-        <w:numPr>
-          <w:ilvl w:val="0"/>
-          <w:numId w:val="3"/>
-        </w:numPr>
-        <w:spacing w:after="240" w:line="276" w:lineRule="auto"/>
-        <w:rPr>
-          <w:rFonts w:eastAsia="Arial"/>
-          <w:b/>
-          <w:bCs/>
-        </w:rPr>
-      </w:pPr>
-      <w:r>
-        <w:lastRenderedPageBreak/>
         <w:br w:type="page"/>
       </w:r>
     </w:p>
@@ -1815,7 +1816,51 @@
         <w:tc>
           <w:tcPr>
             <w:tcW w:w="2126" w:type="dxa"/>
-            <w:shd w:val="clear" w:color="auto" w:fill="EFEFEF"/>
+            <w:shd w:val="clear" w:color="auto" w:fill="D9D9D9" w:themeFill="background1" w:themeFillShade="D9"/>
+            <w:tcMar>
+              <w:top w:w="100" w:type="dxa"/>
+              <w:left w:w="100" w:type="dxa"/>
+              <w:bottom w:w="100" w:type="dxa"/>
+              <w:right w:w="100" w:type="dxa"/>
+            </w:tcMar>
+          </w:tcPr>
+          <w:p>
+            <w:pPr>
+              <w:pStyle w:val="normal0"/>
+              <w:widowControl w:val="0"/>
+              <w:pBdr>
+                <w:top w:val="nil"/>
+                <w:left w:val="nil"/>
+                <w:bottom w:val="nil"/>
+                <w:right w:val="nil"/>
+                <w:between w:val="nil"/>
+              </w:pBdr>
+              <w:tabs>
+                <w:tab w:val="right" w:pos="1926"/>
+              </w:tabs>
+              <w:spacing w:after="0" w:line="240" w:lineRule="auto"/>
+              <w:rPr>
+                <w:rFonts w:eastAsia="Arial"/>
+              </w:rPr>
+            </w:pPr>
+            <w:r>
+              <w:rPr>
+                <w:rFonts w:eastAsia="Arial"/>
+              </w:rPr>
+              <w:t>Debilidades</w:t>
+            </w:r>
+            <w:r>
+              <w:rPr>
+                <w:rFonts w:eastAsia="Arial"/>
+              </w:rPr>
+              <w:tab/>
+            </w:r>
+          </w:p>
+        </w:tc>
+        <w:tc>
+          <w:tcPr>
+            <w:tcW w:w="2126" w:type="dxa"/>
+            <w:shd w:val="clear" w:color="auto" w:fill="D9D9D9" w:themeFill="background1" w:themeFillShade="D9"/>
             <w:tcMar>
               <w:top w:w="100" w:type="dxa"/>
               <w:left w:w="100" w:type="dxa"/>
@@ -1843,14 +1888,14 @@
               <w:rPr>
                 <w:rFonts w:eastAsia="Arial"/>
               </w:rPr>
-              <w:t>Debilidades</w:t>
+              <w:t>Amenazas</w:t>
             </w:r>
           </w:p>
         </w:tc>
         <w:tc>
           <w:tcPr>
             <w:tcW w:w="2126" w:type="dxa"/>
-            <w:shd w:val="clear" w:color="auto" w:fill="EFEFEF"/>
+            <w:shd w:val="clear" w:color="auto" w:fill="D9D9D9" w:themeFill="background1" w:themeFillShade="D9"/>
             <w:tcMar>
               <w:top w:w="100" w:type="dxa"/>
               <w:left w:w="100" w:type="dxa"/>
@@ -1878,49 +1923,14 @@
               <w:rPr>
                 <w:rFonts w:eastAsia="Arial"/>
               </w:rPr>
-              <w:t>Amenazas</w:t>
+              <w:t>Fortalezas</w:t>
             </w:r>
           </w:p>
         </w:tc>
         <w:tc>
           <w:tcPr>
             <w:tcW w:w="2126" w:type="dxa"/>
-            <w:shd w:val="clear" w:color="auto" w:fill="EFEFEF"/>
-            <w:tcMar>
-              <w:top w:w="100" w:type="dxa"/>
-              <w:left w:w="100" w:type="dxa"/>
-              <w:bottom w:w="100" w:type="dxa"/>
-              <w:right w:w="100" w:type="dxa"/>
-            </w:tcMar>
-          </w:tcPr>
-          <w:p>
-            <w:pPr>
-              <w:pStyle w:val="normal0"/>
-              <w:widowControl w:val="0"/>
-              <w:pBdr>
-                <w:top w:val="nil"/>
-                <w:left w:val="nil"/>
-                <w:bottom w:val="nil"/>
-                <w:right w:val="nil"/>
-                <w:between w:val="nil"/>
-              </w:pBdr>
-              <w:spacing w:after="0" w:line="240" w:lineRule="auto"/>
-              <w:rPr>
-                <w:rFonts w:eastAsia="Arial"/>
-              </w:rPr>
-            </w:pPr>
-            <w:r>
-              <w:rPr>
-                <w:rFonts w:eastAsia="Arial"/>
-              </w:rPr>
-              <w:t>Fortalezas</w:t>
-            </w:r>
-          </w:p>
-        </w:tc>
-        <w:tc>
-          <w:tcPr>
-            <w:tcW w:w="2126" w:type="dxa"/>
-            <w:shd w:val="clear" w:color="auto" w:fill="EFEFEF"/>
+            <w:shd w:val="clear" w:color="auto" w:fill="D9D9D9" w:themeFill="background1" w:themeFillShade="D9"/>
             <w:tcMar>
               <w:top w:w="100" w:type="dxa"/>
               <w:left w:w="100" w:type="dxa"/>
@@ -2678,7 +2688,7 @@
         <w:tc>
           <w:tcPr>
             <w:tcW w:w="2220" w:type="dxa"/>
-            <w:shd w:val="clear" w:color="auto" w:fill="EFEFEF"/>
+            <w:shd w:val="clear" w:color="auto" w:fill="D9D9D9" w:themeFill="background1" w:themeFillShade="D9"/>
             <w:tcMar>
               <w:top w:w="100" w:type="dxa"/>
               <w:left w:w="100" w:type="dxa"/>
@@ -2714,7 +2724,7 @@
         <w:tc>
           <w:tcPr>
             <w:tcW w:w="2010" w:type="dxa"/>
-            <w:shd w:val="clear" w:color="auto" w:fill="EFEFEF"/>
+            <w:shd w:val="clear" w:color="auto" w:fill="D9D9D9" w:themeFill="background1" w:themeFillShade="D9"/>
             <w:tcMar>
               <w:top w:w="100" w:type="dxa"/>
               <w:left w:w="100" w:type="dxa"/>
@@ -2749,7 +2759,7 @@
         <w:tc>
           <w:tcPr>
             <w:tcW w:w="1845" w:type="dxa"/>
-            <w:shd w:val="clear" w:color="auto" w:fill="EFEFEF"/>
+            <w:shd w:val="clear" w:color="auto" w:fill="D9D9D9" w:themeFill="background1" w:themeFillShade="D9"/>
             <w:tcMar>
               <w:top w:w="100" w:type="dxa"/>
               <w:left w:w="100" w:type="dxa"/>
@@ -2784,7 +2794,7 @@
         <w:tc>
           <w:tcPr>
             <w:tcW w:w="2385" w:type="dxa"/>
-            <w:shd w:val="clear" w:color="auto" w:fill="EFEFEF"/>
+            <w:shd w:val="clear" w:color="auto" w:fill="D9D9D9" w:themeFill="background1" w:themeFillShade="D9"/>
             <w:tcMar>
               <w:top w:w="100" w:type="dxa"/>
               <w:left w:w="100" w:type="dxa"/>
@@ -4021,8 +4031,8 @@
     <w:tbl>
       <w:tblPr>
         <w:tblStyle w:val="3"/>
-        <w:tblW w:w="8504" w:type="dxa"/>
-        <w:tblInd w:w="0" w:type="dxa"/>
+        <w:tblW w:w="5667" w:type="pct"/>
+        <w:tblInd w:w="-609" w:type="dxa"/>
         <w:tblBorders>
           <w:top w:val="single" w:sz="8" w:space="0" w:color="000000"/>
           <w:left w:val="single" w:sz="8" w:space="0" w:color="000000"/>
@@ -4031,24 +4041,23 @@
           <w:insideH w:val="single" w:sz="8" w:space="0" w:color="000000"/>
           <w:insideV w:val="single" w:sz="8" w:space="0" w:color="000000"/>
         </w:tblBorders>
-        <w:tblLayout w:type="fixed"/>
         <w:tblLook w:val="0600"/>
       </w:tblPr>
       <w:tblGrid>
-        <w:gridCol w:w="2834"/>
-        <w:gridCol w:w="2835"/>
-        <w:gridCol w:w="2835"/>
+        <w:gridCol w:w="2362"/>
+        <w:gridCol w:w="1391"/>
+        <w:gridCol w:w="6112"/>
       </w:tblGrid>
       <w:tr>
         <w:trPr>
           <w:cantSplit/>
-          <w:trHeight w:val="463"/>
+          <w:trHeight w:val="1004"/>
           <w:tblHeader/>
         </w:trPr>
         <w:tc>
           <w:tcPr>
-            <w:tcW w:w="2834" w:type="dxa"/>
-            <w:shd w:val="clear" w:color="auto" w:fill="auto"/>
+            <w:tcW w:w="1197" w:type="pct"/>
+            <w:shd w:val="clear" w:color="auto" w:fill="D9D9D9" w:themeFill="background1" w:themeFillShade="D9"/>
             <w:tcMar>
               <w:top w:w="100" w:type="dxa"/>
               <w:left w:w="100" w:type="dxa"/>
@@ -4082,8 +4091,8 @@
         </w:tc>
         <w:tc>
           <w:tcPr>
-            <w:tcW w:w="2834" w:type="dxa"/>
-            <w:shd w:val="clear" w:color="auto" w:fill="auto"/>
+            <w:tcW w:w="705" w:type="pct"/>
+            <w:shd w:val="clear" w:color="auto" w:fill="D9D9D9" w:themeFill="background1" w:themeFillShade="D9"/>
             <w:tcMar>
               <w:top w:w="100" w:type="dxa"/>
               <w:left w:w="100" w:type="dxa"/>
@@ -4117,8 +4126,8 @@
         </w:tc>
         <w:tc>
           <w:tcPr>
-            <w:tcW w:w="2834" w:type="dxa"/>
-            <w:shd w:val="clear" w:color="auto" w:fill="auto"/>
+            <w:tcW w:w="3098" w:type="pct"/>
+            <w:shd w:val="clear" w:color="auto" w:fill="D9D9D9" w:themeFill="background1" w:themeFillShade="D9"/>
             <w:tcMar>
               <w:top w:w="100" w:type="dxa"/>
               <w:left w:w="100" w:type="dxa"/>
@@ -4154,12 +4163,12 @@
       <w:tr>
         <w:trPr>
           <w:cantSplit/>
-          <w:trHeight w:val="463"/>
+          <w:trHeight w:val="1004"/>
           <w:tblHeader/>
         </w:trPr>
         <w:tc>
           <w:tcPr>
-            <w:tcW w:w="2834" w:type="dxa"/>
+            <w:tcW w:w="1197" w:type="pct"/>
             <w:shd w:val="clear" w:color="auto" w:fill="auto"/>
             <w:tcMar>
               <w:top w:w="100" w:type="dxa"/>
@@ -4188,7 +4197,7 @@
               <w:rPr>
                 <w:rFonts w:eastAsia="Arial"/>
               </w:rPr>
-              <w:t>Vue</w:t>
+              <w:t>Node</w:t>
             </w:r>
             <w:r>
               <w:rPr>
@@ -4200,7 +4209,7 @@
         </w:tc>
         <w:tc>
           <w:tcPr>
-            <w:tcW w:w="2834" w:type="dxa"/>
+            <w:tcW w:w="705" w:type="pct"/>
             <w:shd w:val="clear" w:color="auto" w:fill="auto"/>
             <w:tcMar>
               <w:top w:w="100" w:type="dxa"/>
@@ -4229,14 +4238,13 @@
               <w:rPr>
                 <w:rFonts w:eastAsia="Arial"/>
               </w:rPr>
-              <w:t>Frontend</w:t>
-            </w:r>
-          </w:p>
-        </w:tc>
-        <w:tc>
-          <w:tcPr>
-            <w:tcW w:w="2834" w:type="dxa"/>
-            <w:vMerge w:val="restart"/>
+              <w:t>Backend</w:t>
+            </w:r>
+          </w:p>
+        </w:tc>
+        <w:tc>
+          <w:tcPr>
+            <w:tcW w:w="3098" w:type="pct"/>
             <w:shd w:val="clear" w:color="auto" w:fill="auto"/>
             <w:tcMar>
               <w:top w:w="100" w:type="dxa"/>
@@ -4265,7 +4273,7 @@
               <w:rPr>
                 <w:rFonts w:eastAsia="Arial"/>
               </w:rPr>
-              <w:t>Manejo del frontend</w:t>
+              <w:t>Entorno de ejecución del servidor.</w:t>
             </w:r>
           </w:p>
         </w:tc>
@@ -4273,12 +4281,12 @@
       <w:tr>
         <w:trPr>
           <w:cantSplit/>
-          <w:trHeight w:val="463"/>
+          <w:trHeight w:val="1004"/>
           <w:tblHeader/>
         </w:trPr>
         <w:tc>
           <w:tcPr>
-            <w:tcW w:w="2834" w:type="dxa"/>
+            <w:tcW w:w="1197" w:type="pct"/>
             <w:shd w:val="clear" w:color="auto" w:fill="auto"/>
             <w:tcMar>
               <w:top w:w="100" w:type="dxa"/>
@@ -4307,13 +4315,13 @@
               <w:rPr>
                 <w:rFonts w:eastAsia="Arial"/>
               </w:rPr>
-              <w:t>Vite.js</w:t>
-            </w:r>
-          </w:p>
-        </w:tc>
-        <w:tc>
-          <w:tcPr>
-            <w:tcW w:w="2834" w:type="dxa"/>
+              <w:t>Express 5</w:t>
+            </w:r>
+          </w:p>
+        </w:tc>
+        <w:tc>
+          <w:tcPr>
+            <w:tcW w:w="705" w:type="pct"/>
             <w:shd w:val="clear" w:color="auto" w:fill="auto"/>
             <w:tcMar>
               <w:top w:w="100" w:type="dxa"/>
@@ -4342,14 +4350,13 @@
               <w:rPr>
                 <w:rFonts w:eastAsia="Arial"/>
               </w:rPr>
-              <w:t>Frontend</w:t>
-            </w:r>
-          </w:p>
-        </w:tc>
-        <w:tc>
-          <w:tcPr>
-            <w:tcW w:w="2834" w:type="dxa"/>
-            <w:vMerge/>
+              <w:t>Backend</w:t>
+            </w:r>
+          </w:p>
+        </w:tc>
+        <w:tc>
+          <w:tcPr>
+            <w:tcW w:w="3098" w:type="pct"/>
             <w:shd w:val="clear" w:color="auto" w:fill="auto"/>
             <w:tcMar>
               <w:top w:w="100" w:type="dxa"/>
@@ -4374,18 +4381,24 @@
                 <w:rFonts w:eastAsia="Arial"/>
               </w:rPr>
             </w:pPr>
+            <w:r>
+              <w:rPr>
+                <w:rFonts w:eastAsia="Arial"/>
+              </w:rPr>
+              <w:t>Framework para la API REST.</w:t>
+            </w:r>
           </w:p>
         </w:tc>
       </w:tr>
       <w:tr>
         <w:trPr>
           <w:cantSplit/>
-          <w:trHeight w:val="463"/>
+          <w:trHeight w:val="1004"/>
           <w:tblHeader/>
         </w:trPr>
         <w:tc>
           <w:tcPr>
-            <w:tcW w:w="2834" w:type="dxa"/>
+            <w:tcW w:w="1197" w:type="pct"/>
             <w:shd w:val="clear" w:color="auto" w:fill="auto"/>
             <w:tcMar>
               <w:top w:w="100" w:type="dxa"/>
@@ -4414,13 +4427,13 @@
               <w:rPr>
                 <w:rFonts w:eastAsia="Arial"/>
               </w:rPr>
-              <w:t>Express.js</w:t>
-            </w:r>
-          </w:p>
-        </w:tc>
-        <w:tc>
-          <w:tcPr>
-            <w:tcW w:w="2834" w:type="dxa"/>
+              <w:t>SQLite</w:t>
+            </w:r>
+          </w:p>
+        </w:tc>
+        <w:tc>
+          <w:tcPr>
+            <w:tcW w:w="705" w:type="pct"/>
             <w:shd w:val="clear" w:color="auto" w:fill="auto"/>
             <w:tcMar>
               <w:top w:w="100" w:type="dxa"/>
@@ -4455,7 +4468,7 @@
         </w:tc>
         <w:tc>
           <w:tcPr>
-            <w:tcW w:w="2834" w:type="dxa"/>
+            <w:tcW w:w="3098" w:type="pct"/>
             <w:shd w:val="clear" w:color="auto" w:fill="auto"/>
             <w:tcMar>
               <w:top w:w="100" w:type="dxa"/>
@@ -4484,7 +4497,7 @@
               <w:rPr>
                 <w:rFonts w:eastAsia="Arial"/>
               </w:rPr>
-              <w:t>Manejo del backend</w:t>
+              <w:t>Base de datos relacional ligera.</w:t>
             </w:r>
           </w:p>
         </w:tc>
@@ -4492,12 +4505,12 @@
       <w:tr>
         <w:trPr>
           <w:cantSplit/>
-          <w:trHeight w:val="463"/>
+          <w:trHeight w:val="1004"/>
           <w:tblHeader/>
         </w:trPr>
         <w:tc>
           <w:tcPr>
-            <w:tcW w:w="2834" w:type="dxa"/>
+            <w:tcW w:w="1197" w:type="pct"/>
             <w:shd w:val="clear" w:color="auto" w:fill="auto"/>
             <w:tcMar>
               <w:top w:w="100" w:type="dxa"/>
@@ -4526,13 +4539,13 @@
               <w:rPr>
                 <w:rFonts w:eastAsia="Arial"/>
               </w:rPr>
-              <w:t>Socket.io</w:t>
-            </w:r>
-          </w:p>
-        </w:tc>
-        <w:tc>
-          <w:tcPr>
-            <w:tcW w:w="2834" w:type="dxa"/>
+              <w:t>JWT (JSON Web Tokens)</w:t>
+            </w:r>
+          </w:p>
+        </w:tc>
+        <w:tc>
+          <w:tcPr>
+            <w:tcW w:w="705" w:type="pct"/>
             <w:shd w:val="clear" w:color="auto" w:fill="auto"/>
             <w:tcMar>
               <w:top w:w="100" w:type="dxa"/>
@@ -4561,13 +4574,13 @@
               <w:rPr>
                 <w:rFonts w:eastAsia="Arial"/>
               </w:rPr>
-              <w:t>Frontend / Backend</w:t>
-            </w:r>
-          </w:p>
-        </w:tc>
-        <w:tc>
-          <w:tcPr>
-            <w:tcW w:w="2834" w:type="dxa"/>
+              <w:t>Backend</w:t>
+            </w:r>
+          </w:p>
+        </w:tc>
+        <w:tc>
+          <w:tcPr>
+            <w:tcW w:w="3098" w:type="pct"/>
             <w:shd w:val="clear" w:color="auto" w:fill="auto"/>
             <w:tcMar>
               <w:top w:w="100" w:type="dxa"/>
@@ -4596,7 +4609,7 @@
               <w:rPr>
                 <w:rFonts w:eastAsia="Arial"/>
               </w:rPr>
-              <w:t>Manejo de la comunicación cliente-servidor</w:t>
+              <w:t>Sistema de autenticación.</w:t>
             </w:r>
           </w:p>
         </w:tc>
@@ -4604,40 +4617,12 @@
       <w:tr>
         <w:trPr>
           <w:cantSplit/>
-          <w:trHeight w:val="463"/>
+          <w:trHeight w:val="1004"/>
           <w:tblHeader/>
         </w:trPr>
         <w:tc>
           <w:tcPr>
-            <w:tcW w:w="2834" w:type="dxa"/>
-            <w:shd w:val="clear" w:color="auto" w:fill="auto"/>
-            <w:tcMar>
-              <w:top w:w="100" w:type="dxa"/>
-              <w:left w:w="100" w:type="dxa"/>
-              <w:bottom w:w="100" w:type="dxa"/>
-              <w:right w:w="100" w:type="dxa"/>
-            </w:tcMar>
-          </w:tcPr>
-          <w:p>
-            <w:pPr>
-              <w:pStyle w:val="normal0"/>
-              <w:widowControl w:val="0"/>
-              <w:spacing w:after="0" w:line="240" w:lineRule="auto"/>
-              <w:rPr>
-                <w:rFonts w:eastAsia="Arial"/>
-              </w:rPr>
-            </w:pPr>
-            <w:r>
-              <w:rPr>
-                <w:rFonts w:eastAsia="Arial"/>
-              </w:rPr>
-              <w:t>dotenv</w:t>
-            </w:r>
-          </w:p>
-        </w:tc>
-        <w:tc>
-          <w:tcPr>
-            <w:tcW w:w="2834" w:type="dxa"/>
+            <w:tcW w:w="1197" w:type="pct"/>
             <w:shd w:val="clear" w:color="auto" w:fill="auto"/>
             <w:tcMar>
               <w:top w:w="100" w:type="dxa"/>
@@ -4666,13 +4651,13 @@
               <w:rPr>
                 <w:rFonts w:eastAsia="Arial"/>
               </w:rPr>
-              <w:t>Backend</w:t>
-            </w:r>
-          </w:p>
-        </w:tc>
-        <w:tc>
-          <w:tcPr>
-            <w:tcW w:w="2834" w:type="dxa"/>
+              <w:t>BCrypt</w:t>
+            </w:r>
+          </w:p>
+        </w:tc>
+        <w:tc>
+          <w:tcPr>
+            <w:tcW w:w="705" w:type="pct"/>
             <w:shd w:val="clear" w:color="auto" w:fill="auto"/>
             <w:tcMar>
               <w:top w:w="100" w:type="dxa"/>
@@ -4701,48 +4686,13 @@
               <w:rPr>
                 <w:rFonts w:eastAsia="Arial"/>
               </w:rPr>
-              <w:t>Poder manejar datos con archivos .env para mayor seguridad</w:t>
-            </w:r>
-          </w:p>
-        </w:tc>
-      </w:tr>
-      <w:tr>
-        <w:trPr>
-          <w:cantSplit/>
-          <w:trHeight w:val="463"/>
-          <w:tblHeader/>
-        </w:trPr>
-        <w:tc>
-          <w:tcPr>
-            <w:tcW w:w="2834" w:type="dxa"/>
-            <w:shd w:val="clear" w:color="auto" w:fill="auto"/>
-            <w:tcMar>
-              <w:top w:w="100" w:type="dxa"/>
-              <w:left w:w="100" w:type="dxa"/>
-              <w:bottom w:w="100" w:type="dxa"/>
-              <w:right w:w="100" w:type="dxa"/>
-            </w:tcMar>
-          </w:tcPr>
-          <w:p>
-            <w:pPr>
-              <w:pStyle w:val="normal0"/>
-              <w:widowControl w:val="0"/>
-              <w:spacing w:after="0" w:line="240" w:lineRule="auto"/>
-              <w:rPr>
-                <w:rFonts w:eastAsia="Arial"/>
-              </w:rPr>
-            </w:pPr>
-            <w:r>
-              <w:rPr>
-                <w:rFonts w:eastAsia="Arial"/>
-              </w:rPr>
-              <w:t>jsonwebtoken</w:t>
-            </w:r>
-          </w:p>
-        </w:tc>
-        <w:tc>
-          <w:tcPr>
-            <w:tcW w:w="2834" w:type="dxa"/>
+              <w:t>Backend</w:t>
+            </w:r>
+          </w:p>
+        </w:tc>
+        <w:tc>
+          <w:tcPr>
+            <w:tcW w:w="3098" w:type="pct"/>
             <w:shd w:val="clear" w:color="auto" w:fill="auto"/>
             <w:tcMar>
               <w:top w:w="100" w:type="dxa"/>
@@ -4771,13 +4721,20 @@
               <w:rPr>
                 <w:rFonts w:eastAsia="Arial"/>
               </w:rPr>
-              <w:t>Backend</w:t>
-            </w:r>
-          </w:p>
-        </w:tc>
-        <w:tc>
-          <w:tcPr>
-            <w:tcW w:w="2834" w:type="dxa"/>
+              <w:t>Cifrado de contraseñas.</w:t>
+            </w:r>
+          </w:p>
+        </w:tc>
+      </w:tr>
+      <w:tr>
+        <w:trPr>
+          <w:cantSplit/>
+          <w:trHeight w:val="1004"/>
+          <w:tblHeader/>
+        </w:trPr>
+        <w:tc>
+          <w:tcPr>
+            <w:tcW w:w="1197" w:type="pct"/>
             <w:shd w:val="clear" w:color="auto" w:fill="auto"/>
             <w:tcMar>
               <w:top w:w="100" w:type="dxa"/>
@@ -4806,48 +4763,13 @@
               <w:rPr>
                 <w:rFonts w:eastAsia="Arial"/>
               </w:rPr>
-              <w:t>Se encarga del encriptado de la información</w:t>
-            </w:r>
-          </w:p>
-        </w:tc>
-      </w:tr>
-      <w:tr>
-        <w:trPr>
-          <w:cantSplit/>
-          <w:trHeight w:val="463"/>
-          <w:tblHeader/>
-        </w:trPr>
-        <w:tc>
-          <w:tcPr>
-            <w:tcW w:w="2834" w:type="dxa"/>
-            <w:shd w:val="clear" w:color="auto" w:fill="auto"/>
-            <w:tcMar>
-              <w:top w:w="100" w:type="dxa"/>
-              <w:left w:w="100" w:type="dxa"/>
-              <w:bottom w:w="100" w:type="dxa"/>
-              <w:right w:w="100" w:type="dxa"/>
-            </w:tcMar>
-          </w:tcPr>
-          <w:p>
-            <w:pPr>
-              <w:pStyle w:val="normal0"/>
-              <w:widowControl w:val="0"/>
-              <w:spacing w:after="0" w:line="240" w:lineRule="auto"/>
-              <w:rPr>
-                <w:rFonts w:eastAsia="Arial"/>
-              </w:rPr>
-            </w:pPr>
-            <w:r>
-              <w:rPr>
-                <w:rFonts w:eastAsia="Arial"/>
-              </w:rPr>
-              <w:t>sqlite3</w:t>
-            </w:r>
-          </w:p>
-        </w:tc>
-        <w:tc>
-          <w:tcPr>
-            <w:tcW w:w="2834" w:type="dxa"/>
+              <w:t>Vue 3</w:t>
+            </w:r>
+          </w:p>
+        </w:tc>
+        <w:tc>
+          <w:tcPr>
+            <w:tcW w:w="705" w:type="pct"/>
             <w:shd w:val="clear" w:color="auto" w:fill="auto"/>
             <w:tcMar>
               <w:top w:w="100" w:type="dxa"/>
@@ -4876,13 +4798,13 @@
               <w:rPr>
                 <w:rFonts w:eastAsia="Arial"/>
               </w:rPr>
-              <w:t>Backend / BBDD</w:t>
-            </w:r>
-          </w:p>
-        </w:tc>
-        <w:tc>
-          <w:tcPr>
-            <w:tcW w:w="2834" w:type="dxa"/>
+              <w:t>Frontend</w:t>
+            </w:r>
+          </w:p>
+        </w:tc>
+        <w:tc>
+          <w:tcPr>
+            <w:tcW w:w="3098" w:type="pct"/>
             <w:shd w:val="clear" w:color="auto" w:fill="auto"/>
             <w:tcMar>
               <w:top w:w="100" w:type="dxa"/>
@@ -4908,10 +4830,7 @@
               </w:rPr>
             </w:pPr>
             <w:r>
-              <w:rPr>
-                <w:rFonts w:eastAsia="Arial"/>
-              </w:rPr>
-              <w:t>Tener una base de datos fácil de implementar por todos, cuando la aplicación esté completa se valorará pasar a una BBDD más robusta como MySQL</w:t>
+              <w:t>Framework JavaScript para el frontend (SPA)</w:t>
             </w:r>
           </w:p>
         </w:tc>
@@ -4919,40 +4838,12 @@
       <w:tr>
         <w:trPr>
           <w:cantSplit/>
-          <w:trHeight w:val="463"/>
+          <w:trHeight w:val="1004"/>
           <w:tblHeader/>
         </w:trPr>
         <w:tc>
           <w:tcPr>
-            <w:tcW w:w="2834" w:type="dxa"/>
-            <w:shd w:val="clear" w:color="auto" w:fill="auto"/>
-            <w:tcMar>
-              <w:top w:w="100" w:type="dxa"/>
-              <w:left w:w="100" w:type="dxa"/>
-              <w:bottom w:w="100" w:type="dxa"/>
-              <w:right w:w="100" w:type="dxa"/>
-            </w:tcMar>
-          </w:tcPr>
-          <w:p>
-            <w:pPr>
-              <w:pStyle w:val="normal0"/>
-              <w:widowControl w:val="0"/>
-              <w:spacing w:after="0" w:line="240" w:lineRule="auto"/>
-              <w:rPr>
-                <w:rFonts w:eastAsia="Arial"/>
-              </w:rPr>
-            </w:pPr>
-            <w:r>
-              <w:rPr>
-                <w:rFonts w:eastAsia="Arial"/>
-              </w:rPr>
-              <w:t>Ant Design (ANTD)</w:t>
-            </w:r>
-          </w:p>
-        </w:tc>
-        <w:tc>
-          <w:tcPr>
-            <w:tcW w:w="2834" w:type="dxa"/>
+            <w:tcW w:w="1197" w:type="pct"/>
             <w:shd w:val="clear" w:color="auto" w:fill="auto"/>
             <w:tcMar>
               <w:top w:w="100" w:type="dxa"/>
@@ -4981,13 +4872,13 @@
               <w:rPr>
                 <w:rFonts w:eastAsia="Arial"/>
               </w:rPr>
-              <w:t>Frontend</w:t>
-            </w:r>
-          </w:p>
-        </w:tc>
-        <w:tc>
-          <w:tcPr>
-            <w:tcW w:w="2834" w:type="dxa"/>
+              <w:t>Vite</w:t>
+            </w:r>
+          </w:p>
+        </w:tc>
+        <w:tc>
+          <w:tcPr>
+            <w:tcW w:w="705" w:type="pct"/>
             <w:shd w:val="clear" w:color="auto" w:fill="auto"/>
             <w:tcMar>
               <w:top w:w="100" w:type="dxa"/>
@@ -5016,48 +4907,13 @@
               <w:rPr>
                 <w:rFonts w:eastAsia="Arial"/>
               </w:rPr>
-              <w:t>Se encarga de manejar los estilos principales de CSS</w:t>
-            </w:r>
-          </w:p>
-        </w:tc>
-      </w:tr>
-      <w:tr>
-        <w:trPr>
-          <w:cantSplit/>
-          <w:trHeight w:val="463"/>
-          <w:tblHeader/>
-        </w:trPr>
-        <w:tc>
-          <w:tcPr>
-            <w:tcW w:w="2834" w:type="dxa"/>
-            <w:shd w:val="clear" w:color="auto" w:fill="auto"/>
-            <w:tcMar>
-              <w:top w:w="100" w:type="dxa"/>
-              <w:left w:w="100" w:type="dxa"/>
-              <w:bottom w:w="100" w:type="dxa"/>
-              <w:right w:w="100" w:type="dxa"/>
-            </w:tcMar>
-          </w:tcPr>
-          <w:p>
-            <w:pPr>
-              <w:pStyle w:val="normal0"/>
-              <w:widowControl w:val="0"/>
-              <w:spacing w:after="0" w:line="240" w:lineRule="auto"/>
-              <w:rPr>
-                <w:rFonts w:eastAsia="Arial"/>
-              </w:rPr>
-            </w:pPr>
-            <w:r>
-              <w:rPr>
-                <w:rFonts w:eastAsia="Arial"/>
-              </w:rPr>
-              <w:t>Tesseract.js</w:t>
-            </w:r>
-          </w:p>
-        </w:tc>
-        <w:tc>
-          <w:tcPr>
-            <w:tcW w:w="2834" w:type="dxa"/>
+              <w:t>Frontend</w:t>
+            </w:r>
+          </w:p>
+        </w:tc>
+        <w:tc>
+          <w:tcPr>
+            <w:tcW w:w="3098" w:type="pct"/>
             <w:shd w:val="clear" w:color="auto" w:fill="auto"/>
             <w:tcMar>
               <w:top w:w="100" w:type="dxa"/>
@@ -5078,141 +4934,9 @@
                 <w:between w:val="nil"/>
               </w:pBdr>
               <w:spacing w:after="0" w:line="240" w:lineRule="auto"/>
-              <w:rPr>
-                <w:rFonts w:eastAsia="Arial"/>
-              </w:rPr>
-            </w:pPr>
-            <w:r>
-              <w:rPr>
-                <w:rFonts w:eastAsia="Arial"/>
-              </w:rPr>
-              <w:t>Backend</w:t>
-            </w:r>
-          </w:p>
-        </w:tc>
-        <w:tc>
-          <w:tcPr>
-            <w:tcW w:w="2834" w:type="dxa"/>
-            <w:shd w:val="clear" w:color="auto" w:fill="auto"/>
-            <w:tcMar>
-              <w:top w:w="100" w:type="dxa"/>
-              <w:left w:w="100" w:type="dxa"/>
-              <w:bottom w:w="100" w:type="dxa"/>
-              <w:right w:w="100" w:type="dxa"/>
-            </w:tcMar>
-          </w:tcPr>
-          <w:p>
-            <w:pPr>
-              <w:pStyle w:val="normal0"/>
-              <w:widowControl w:val="0"/>
-              <w:spacing w:after="0" w:line="240" w:lineRule="auto"/>
-              <w:rPr>
-                <w:rFonts w:eastAsia="Arial"/>
-              </w:rPr>
-            </w:pPr>
-            <w:r>
-              <w:rPr>
-                <w:rFonts w:eastAsia="Arial"/>
-              </w:rPr>
-              <w:t>Es una librería de Node.js que procesa la imagen localmente. Es gratuita pero requiere que la foto sea muy nítida.</w:t>
-            </w:r>
-          </w:p>
-        </w:tc>
-      </w:tr>
-      <w:tr>
-        <w:trPr>
-          <w:cantSplit/>
-          <w:trHeight w:val="463"/>
-          <w:tblHeader/>
-        </w:trPr>
-        <w:tc>
-          <w:tcPr>
-            <w:tcW w:w="2834" w:type="dxa"/>
-            <w:shd w:val="clear" w:color="auto" w:fill="auto"/>
-            <w:tcMar>
-              <w:top w:w="100" w:type="dxa"/>
-              <w:left w:w="100" w:type="dxa"/>
-              <w:bottom w:w="100" w:type="dxa"/>
-              <w:right w:w="100" w:type="dxa"/>
-            </w:tcMar>
-          </w:tcPr>
-          <w:p>
-            <w:pPr>
-              <w:pStyle w:val="normal0"/>
-              <w:widowControl w:val="0"/>
-              <w:spacing w:after="0" w:line="240" w:lineRule="auto"/>
-              <w:rPr>
-                <w:rFonts w:eastAsia="Arial"/>
-              </w:rPr>
-            </w:pPr>
-            <w:r>
-              <w:rPr>
-                <w:rFonts w:eastAsia="Arial"/>
-              </w:rPr>
-              <w:t>Multer</w:t>
-            </w:r>
-          </w:p>
-        </w:tc>
-        <w:tc>
-          <w:tcPr>
-            <w:tcW w:w="2834" w:type="dxa"/>
-            <w:shd w:val="clear" w:color="auto" w:fill="auto"/>
-            <w:tcMar>
-              <w:top w:w="100" w:type="dxa"/>
-              <w:left w:w="100" w:type="dxa"/>
-              <w:bottom w:w="100" w:type="dxa"/>
-              <w:right w:w="100" w:type="dxa"/>
-            </w:tcMar>
-          </w:tcPr>
-          <w:p>
-            <w:pPr>
-              <w:pStyle w:val="normal0"/>
-              <w:widowControl w:val="0"/>
-              <w:pBdr>
-                <w:top w:val="nil"/>
-                <w:left w:val="nil"/>
-                <w:bottom w:val="nil"/>
-                <w:right w:val="nil"/>
-                <w:between w:val="nil"/>
-              </w:pBdr>
-              <w:spacing w:after="0" w:line="240" w:lineRule="auto"/>
-              <w:rPr>
-                <w:rFonts w:eastAsia="Arial"/>
-              </w:rPr>
-            </w:pPr>
-            <w:r>
-              <w:rPr>
-                <w:rFonts w:eastAsia="Arial"/>
-              </w:rPr>
-              <w:t xml:space="preserve">Backend </w:t>
-            </w:r>
-          </w:p>
-        </w:tc>
-        <w:tc>
-          <w:tcPr>
-            <w:tcW w:w="2834" w:type="dxa"/>
-            <w:shd w:val="clear" w:color="auto" w:fill="auto"/>
-            <w:tcMar>
-              <w:top w:w="100" w:type="dxa"/>
-              <w:left w:w="100" w:type="dxa"/>
-              <w:bottom w:w="100" w:type="dxa"/>
-              <w:right w:w="100" w:type="dxa"/>
-            </w:tcMar>
-          </w:tcPr>
-          <w:p>
-            <w:pPr>
-              <w:pStyle w:val="normal0"/>
-              <w:widowControl w:val="0"/>
-              <w:spacing w:after="0" w:line="240" w:lineRule="auto"/>
-              <w:rPr>
-                <w:rFonts w:eastAsia="Arial"/>
-              </w:rPr>
-            </w:pPr>
-            <w:r>
-              <w:rPr>
-                <w:rFonts w:eastAsia="Arial"/>
-              </w:rPr>
-              <w:t>Es una librería que actúa de middleware para subir archivos al servidor</w:t>
+            </w:pPr>
+            <w:r>
+              <w:t>Bundler y servidor de desarrollo</w:t>
             </w:r>
           </w:p>
         </w:tc>
@@ -5239,6 +4963,22 @@
         </w:rPr>
         <w:tab/>
       </w:r>
+    </w:p>
+    <w:p>
+      <w:pPr>
+        <w:pStyle w:val="normal0"/>
+        <w:rPr>
+          <w:rFonts w:ascii="Arial" w:eastAsia="Arial" w:hAnsi="Arial" w:cs="Arial"/>
+        </w:rPr>
+      </w:pPr>
+    </w:p>
+    <w:p>
+      <w:pPr>
+        <w:pStyle w:val="normal0"/>
+        <w:rPr>
+          <w:rFonts w:ascii="Arial" w:eastAsia="Arial" w:hAnsi="Arial" w:cs="Arial"/>
+        </w:rPr>
+      </w:pPr>
     </w:p>
     <w:p>
       <w:pPr>
@@ -5283,6 +5023,26 @@
         </w:rPr>
         <w:lastRenderedPageBreak/>
         <w:t>Diseño de la aplicación</w:t>
+      </w:r>
+      <w:bookmarkStart w:id="13" w:name="_heading=h.szpgyjbi3bx9" w:colFirst="0" w:colLast="0"/>
+      <w:bookmarkEnd w:id="13"/>
+    </w:p>
+    <w:p>
+      <w:pPr>
+        <w:pStyle w:val="Ttulo1"/>
+        <w:ind w:left="0" w:firstLine="0"/>
+        <w:rPr>
+          <w:rFonts w:ascii="Calibri" w:eastAsia="Arial" w:hAnsi="Calibri" w:cs="Calibri"/>
+        </w:rPr>
+      </w:pPr>
+      <w:r>
+        <w:rPr>
+          <w:rFonts w:ascii="Calibri" w:eastAsia="Arial" w:hAnsi="Calibri" w:cs="Calibri"/>
+          <w:color w:val="000000"/>
+          <w:sz w:val="26"/>
+          <w:szCs w:val="26"/>
+        </w:rPr>
+        <w:t>5.1. Casos de Uso</w:t>
       </w:r>
     </w:p>
     <w:p>
@@ -5300,8 +5060,8 @@
           <w:szCs w:val="26"/>
         </w:rPr>
       </w:pPr>
-      <w:bookmarkStart w:id="13" w:name="_heading=h.szpgyjbi3bx9" w:colFirst="0" w:colLast="0"/>
-      <w:bookmarkEnd w:id="13"/>
+      <w:bookmarkStart w:id="14" w:name="_heading=h.5p92d0d39y4u" w:colFirst="0" w:colLast="0"/>
+      <w:bookmarkEnd w:id="14"/>
       <w:r>
         <w:rPr>
           <w:noProof/>
@@ -5326,39 +5086,12 @@
             <v:path o:extrusionok="f" gradientshapeok="t" o:connecttype="rect"/>
             <o:lock v:ext="edit" aspectratio="t"/>
           </v:shapetype>
-          <v:shape id="_x0000_s1028" type="#_x0000_t75" style="position:absolute;left:0;text-align:left;margin-left:-77.1pt;margin-top:17.35pt;width:580.5pt;height:367.3pt;z-index:-251655680" wrapcoords="1069 0 687 121 343 543 496 1931 267 2172 267 2594 382 2896 1030 3861 611 3922 229 4344 267 5370 5190 5792 1183 5792 229 5853 229 7301 4847 7723 1336 7904 76 8025 76 9473 2404 9654 10800 9654 1221 10076 153 10197 114 10981 343 11464 649 11584 687 12550 343 12670 76 13093 114 13998 5763 14480 10800 14480 76 15144 -38 15747 -38 16049 229 16411 229 16773 7136 17377 10800 17377 10495 17920 10342 18282 840 18523 840 19066 10800 19307 916 20031 916 20152 1183 20152 6411 20152 10876 19790 10800 17377 11182 17377 14731 16532 14960 16230 15036 15868 14883 15446 14960 15144 13929 14903 10800 14480 10342 13817 2061 13515 4541 12912 11792 12550 21371 12067 21333 11584 21562 11343 21600 10860 21600 10136 20341 10016 10800 9654 10037 8930 9655 8869 2213 8688 11220 7723 11563 7180 11487 6758 10762 5792 2213 4827 4427 4103 1450 3861 2099 2896 4580 2112 1984 1931 14464 1508 2366 965 4770 181 1679 0 1069 0">
+          <v:shape id="_x0000_s1028" type="#_x0000_t75" style="position:absolute;left:0;text-align:left;margin-left:-78.6pt;margin-top:8.9pt;width:580.5pt;height:367.3pt;z-index:-251655680" wrapcoords="1069 0 687 121 343 543 496 1931 267 2172 267 2594 382 2896 1030 3861 611 3922 229 4344 267 5370 5190 5792 1183 5792 229 5853 229 7301 4847 7723 1336 7904 76 8025 76 9473 2404 9654 10800 9654 1221 10076 153 10197 114 10981 343 11464 649 11584 687 12550 343 12670 76 13093 114 13998 5763 14480 10800 14480 76 15144 -38 15747 -38 16049 229 16411 229 16773 7136 17377 10800 17377 10495 17920 10342 18282 840 18523 840 19066 10800 19307 916 20031 916 20152 1183 20152 6411 20152 10876 19790 10800 17377 11182 17377 14731 16532 14960 16230 15036 15868 14883 15446 14960 15144 13929 14903 10800 14480 10342 13817 2061 13515 4541 12912 11792 12550 21371 12067 21333 11584 21562 11343 21600 10860 21600 10136 20341 10016 10800 9654 10037 8930 9655 8869 2213 8688 11220 7723 11563 7180 11487 6758 10762 5792 2213 4827 4427 4103 1450 3861 2099 2896 4580 2112 1984 1931 14464 1508 2366 965 4770 181 1679 0 1069 0">
             <v:imagedata r:id="rId16" o:title="casos de uso tfg"/>
             <w10:wrap type="through"/>
           </v:shape>
         </w:pict>
       </w:r>
-      <w:r>
-        <w:rPr>
-          <w:rFonts w:ascii="Calibri" w:eastAsia="Arial" w:hAnsi="Calibri" w:cs="Calibri"/>
-          <w:color w:val="000000"/>
-          <w:sz w:val="26"/>
-          <w:szCs w:val="26"/>
-        </w:rPr>
-        <w:t>5.1. Casos de Uso</w:t>
-      </w:r>
-    </w:p>
-    <w:p>
-      <w:pPr>
-        <w:pStyle w:val="Ttulo3"/>
-        <w:keepNext w:val="0"/>
-        <w:keepLines w:val="0"/>
-        <w:spacing w:before="0" w:after="80" w:line="276" w:lineRule="auto"/>
-        <w:ind w:left="0" w:firstLine="0"/>
-        <w:jc w:val="both"/>
-        <w:rPr>
-          <w:rFonts w:ascii="Calibri" w:eastAsia="Arial" w:hAnsi="Calibri" w:cs="Calibri"/>
-          <w:color w:val="000000"/>
-          <w:sz w:val="26"/>
-          <w:szCs w:val="26"/>
-        </w:rPr>
-      </w:pPr>
-      <w:bookmarkStart w:id="14" w:name="_heading=h.5p92d0d39y4u" w:colFirst="0" w:colLast="0"/>
-      <w:bookmarkEnd w:id="14"/>
     </w:p>
     <w:p>
       <w:pPr>
@@ -14729,7 +14462,7 @@
         <w:noProof/>
         <w:color w:val="041C2C"/>
       </w:rPr>
-      <w:t>4</w:t>
+      <w:t>8</w:t>
     </w:r>
     <w:r>
       <w:rPr>
@@ -15086,17 +14819,17 @@
   <w:abstractNum w:abstractNumId="1">
     <w:nsid w:val="0EA927E7"/>
     <w:multiLevelType w:val="multilevel"/>
-    <w:tmpl w:val="F4BC7922"/>
+    <w:tmpl w:val="0CE85ADE"/>
     <w:lvl w:ilvl="0">
       <w:start w:val="1"/>
       <w:numFmt w:val="bullet"/>
-      <w:lvlText w:val="●"/>
+      <w:lvlText w:val="-"/>
       <w:lvlJc w:val="left"/>
       <w:pPr>
         <w:ind w:left="720" w:hanging="360"/>
       </w:pPr>
       <w:rPr>
-        <w:rFonts w:ascii="Arial" w:eastAsia="Arial" w:hAnsi="Arial" w:cs="Arial"/>
+        <w:rFonts w:ascii="Calibri" w:hAnsi="Calibri" w:hint="default"/>
         <w:u w:val="none"/>
       </w:rPr>
     </w:lvl>
@@ -16280,6 +16013,119 @@
     </w:lvl>
   </w:abstractNum>
   <w:abstractNum w:abstractNumId="12">
+    <w:nsid w:val="67CF3E51"/>
+    <w:multiLevelType w:val="hybridMultilevel"/>
+    <w:tmpl w:val="AE6E57E8"/>
+    <w:lvl w:ilvl="0" w:tplc="929016FC">
+      <w:start w:val="1"/>
+      <w:numFmt w:val="bullet"/>
+      <w:lvlText w:val="-"/>
+      <w:lvlJc w:val="left"/>
+      <w:pPr>
+        <w:ind w:left="720" w:hanging="360"/>
+      </w:pPr>
+      <w:rPr>
+        <w:rFonts w:ascii="Calibri" w:hAnsi="Calibri" w:hint="default"/>
+      </w:rPr>
+    </w:lvl>
+    <w:lvl w:ilvl="1" w:tplc="0C0A0003" w:tentative="1">
+      <w:start w:val="1"/>
+      <w:numFmt w:val="bullet"/>
+      <w:lvlText w:val="o"/>
+      <w:lvlJc w:val="left"/>
+      <w:pPr>
+        <w:ind w:left="1440" w:hanging="360"/>
+      </w:pPr>
+      <w:rPr>
+        <w:rFonts w:ascii="Courier New" w:hAnsi="Courier New" w:cs="Courier New" w:hint="default"/>
+      </w:rPr>
+    </w:lvl>
+    <w:lvl w:ilvl="2" w:tplc="0C0A0005" w:tentative="1">
+      <w:start w:val="1"/>
+      <w:numFmt w:val="bullet"/>
+      <w:lvlText w:val=""/>
+      <w:lvlJc w:val="left"/>
+      <w:pPr>
+        <w:ind w:left="2160" w:hanging="360"/>
+      </w:pPr>
+      <w:rPr>
+        <w:rFonts w:ascii="Wingdings" w:hAnsi="Wingdings" w:hint="default"/>
+      </w:rPr>
+    </w:lvl>
+    <w:lvl w:ilvl="3" w:tplc="0C0A0001" w:tentative="1">
+      <w:start w:val="1"/>
+      <w:numFmt w:val="bullet"/>
+      <w:lvlText w:val=""/>
+      <w:lvlJc w:val="left"/>
+      <w:pPr>
+        <w:ind w:left="2880" w:hanging="360"/>
+      </w:pPr>
+      <w:rPr>
+        <w:rFonts w:ascii="Symbol" w:hAnsi="Symbol" w:hint="default"/>
+      </w:rPr>
+    </w:lvl>
+    <w:lvl w:ilvl="4" w:tplc="0C0A0003" w:tentative="1">
+      <w:start w:val="1"/>
+      <w:numFmt w:val="bullet"/>
+      <w:lvlText w:val="o"/>
+      <w:lvlJc w:val="left"/>
+      <w:pPr>
+        <w:ind w:left="3600" w:hanging="360"/>
+      </w:pPr>
+      <w:rPr>
+        <w:rFonts w:ascii="Courier New" w:hAnsi="Courier New" w:cs="Courier New" w:hint="default"/>
+      </w:rPr>
+    </w:lvl>
+    <w:lvl w:ilvl="5" w:tplc="0C0A0005" w:tentative="1">
+      <w:start w:val="1"/>
+      <w:numFmt w:val="bullet"/>
+      <w:lvlText w:val=""/>
+      <w:lvlJc w:val="left"/>
+      <w:pPr>
+        <w:ind w:left="4320" w:hanging="360"/>
+      </w:pPr>
+      <w:rPr>
+        <w:rFonts w:ascii="Wingdings" w:hAnsi="Wingdings" w:hint="default"/>
+      </w:rPr>
+    </w:lvl>
+    <w:lvl w:ilvl="6" w:tplc="0C0A0001" w:tentative="1">
+      <w:start w:val="1"/>
+      <w:numFmt w:val="bullet"/>
+      <w:lvlText w:val=""/>
+      <w:lvlJc w:val="left"/>
+      <w:pPr>
+        <w:ind w:left="5040" w:hanging="360"/>
+      </w:pPr>
+      <w:rPr>
+        <w:rFonts w:ascii="Symbol" w:hAnsi="Symbol" w:hint="default"/>
+      </w:rPr>
+    </w:lvl>
+    <w:lvl w:ilvl="7" w:tplc="0C0A0003" w:tentative="1">
+      <w:start w:val="1"/>
+      <w:numFmt w:val="bullet"/>
+      <w:lvlText w:val="o"/>
+      <w:lvlJc w:val="left"/>
+      <w:pPr>
+        <w:ind w:left="5760" w:hanging="360"/>
+      </w:pPr>
+      <w:rPr>
+        <w:rFonts w:ascii="Courier New" w:hAnsi="Courier New" w:cs="Courier New" w:hint="default"/>
+      </w:rPr>
+    </w:lvl>
+    <w:lvl w:ilvl="8" w:tplc="0C0A0005" w:tentative="1">
+      <w:start w:val="1"/>
+      <w:numFmt w:val="bullet"/>
+      <w:lvlText w:val=""/>
+      <w:lvlJc w:val="left"/>
+      <w:pPr>
+        <w:ind w:left="6480" w:hanging="360"/>
+      </w:pPr>
+      <w:rPr>
+        <w:rFonts w:ascii="Wingdings" w:hAnsi="Wingdings" w:hint="default"/>
+      </w:rPr>
+    </w:lvl>
+  </w:abstractNum>
+  <w:abstractNum w:abstractNumId="13">
     <w:nsid w:val="693F6802"/>
     <w:multiLevelType w:val="multilevel"/>
     <w:tmpl w:val="E4F06D18"/>
@@ -16393,7 +16239,7 @@
       </w:rPr>
     </w:lvl>
   </w:abstractNum>
-  <w:abstractNum w:abstractNumId="13">
+  <w:abstractNum w:abstractNumId="14">
     <w:nsid w:val="7E8F14C9"/>
     <w:multiLevelType w:val="multilevel"/>
     <w:tmpl w:val="4DC630FC"/>
@@ -16564,7 +16410,7 @@
     <w:abstractNumId w:val="3"/>
   </w:num>
   <w:num w:numId="8">
-    <w:abstractNumId w:val="12"/>
+    <w:abstractNumId w:val="13"/>
   </w:num>
   <w:num w:numId="9">
     <w:abstractNumId w:val="11"/>
@@ -16582,7 +16428,10 @@
     <w:abstractNumId w:val="10"/>
   </w:num>
   <w:num w:numId="14">
-    <w:abstractNumId w:val="13"/>
+    <w:abstractNumId w:val="14"/>
+  </w:num>
+  <w:num w:numId="15">
+    <w:abstractNumId w:val="12"/>
   </w:num>
 </w:numbering>
 </file>
@@ -17528,6 +17377,17 @@
       <w:szCs w:val="24"/>
     </w:rPr>
   </w:style>
+  <w:style w:type="character" w:styleId="Textoennegrita">
+    <w:name w:val="Strong"/>
+    <w:basedOn w:val="Fuentedeprrafopredeter"/>
+    <w:uiPriority w:val="22"/>
+    <w:qFormat/>
+    <w:rsid w:val="00EA385D"/>
+    <w:rPr>
+      <w:b/>
+      <w:bCs/>
+    </w:rPr>
+  </w:style>
 </w:styles>
 </file>
 

--- a/Memoria_Proyecto.docx
+++ b/Memoria_Proyecto.docx
@@ -14462,7 +14462,7 @@
         <w:noProof/>
         <w:color w:val="041C2C"/>
       </w:rPr>
-      <w:t>8</w:t>
+      <w:t>7</w:t>
     </w:r>
     <w:r>
       <w:rPr>

--- a/Memoria_Proyecto.docx
+++ b/Memoria_Proyecto.docx
@@ -4031,8 +4031,8 @@
     <w:tbl>
       <w:tblPr>
         <w:tblStyle w:val="3"/>
-        <w:tblW w:w="5667" w:type="pct"/>
-        <w:tblInd w:w="-609" w:type="dxa"/>
+        <w:tblW w:w="4479" w:type="pct"/>
+        <w:tblInd w:w="100" w:type="dxa"/>
         <w:tblBorders>
           <w:top w:val="single" w:sz="8" w:space="0" w:color="000000"/>
           <w:left w:val="single" w:sz="8" w:space="0" w:color="000000"/>
@@ -4044,19 +4044,19 @@
         <w:tblLook w:val="0600"/>
       </w:tblPr>
       <w:tblGrid>
-        <w:gridCol w:w="2362"/>
-        <w:gridCol w:w="1391"/>
-        <w:gridCol w:w="6112"/>
+        <w:gridCol w:w="1654"/>
+        <w:gridCol w:w="1393"/>
+        <w:gridCol w:w="4750"/>
       </w:tblGrid>
       <w:tr>
         <w:trPr>
           <w:cantSplit/>
-          <w:trHeight w:val="1004"/>
+          <w:trHeight w:val="613"/>
           <w:tblHeader/>
         </w:trPr>
         <w:tc>
           <w:tcPr>
-            <w:tcW w:w="1197" w:type="pct"/>
+            <w:tcW w:w="1061" w:type="pct"/>
             <w:shd w:val="clear" w:color="auto" w:fill="D9D9D9" w:themeFill="background1" w:themeFillShade="D9"/>
             <w:tcMar>
               <w:top w:w="100" w:type="dxa"/>
@@ -4091,7 +4091,7 @@
         </w:tc>
         <w:tc>
           <w:tcPr>
-            <w:tcW w:w="705" w:type="pct"/>
+            <w:tcW w:w="893" w:type="pct"/>
             <w:shd w:val="clear" w:color="auto" w:fill="D9D9D9" w:themeFill="background1" w:themeFillShade="D9"/>
             <w:tcMar>
               <w:top w:w="100" w:type="dxa"/>
@@ -4126,7 +4126,7 @@
         </w:tc>
         <w:tc>
           <w:tcPr>
-            <w:tcW w:w="3098" w:type="pct"/>
+            <w:tcW w:w="3047" w:type="pct"/>
             <w:shd w:val="clear" w:color="auto" w:fill="D9D9D9" w:themeFill="background1" w:themeFillShade="D9"/>
             <w:tcMar>
               <w:top w:w="100" w:type="dxa"/>
@@ -4168,7 +4168,7 @@
         </w:trPr>
         <w:tc>
           <w:tcPr>
-            <w:tcW w:w="1197" w:type="pct"/>
+            <w:tcW w:w="1061" w:type="pct"/>
             <w:shd w:val="clear" w:color="auto" w:fill="auto"/>
             <w:tcMar>
               <w:top w:w="100" w:type="dxa"/>
@@ -4209,7 +4209,7 @@
         </w:tc>
         <w:tc>
           <w:tcPr>
-            <w:tcW w:w="705" w:type="pct"/>
+            <w:tcW w:w="893" w:type="pct"/>
             <w:shd w:val="clear" w:color="auto" w:fill="auto"/>
             <w:tcMar>
               <w:top w:w="100" w:type="dxa"/>
@@ -4244,7 +4244,7 @@
         </w:tc>
         <w:tc>
           <w:tcPr>
-            <w:tcW w:w="3098" w:type="pct"/>
+            <w:tcW w:w="3047" w:type="pct"/>
             <w:shd w:val="clear" w:color="auto" w:fill="auto"/>
             <w:tcMar>
               <w:top w:w="100" w:type="dxa"/>
@@ -4286,7 +4286,7 @@
         </w:trPr>
         <w:tc>
           <w:tcPr>
-            <w:tcW w:w="1197" w:type="pct"/>
+            <w:tcW w:w="1061" w:type="pct"/>
             <w:shd w:val="clear" w:color="auto" w:fill="auto"/>
             <w:tcMar>
               <w:top w:w="100" w:type="dxa"/>
@@ -4321,7 +4321,7 @@
         </w:tc>
         <w:tc>
           <w:tcPr>
-            <w:tcW w:w="705" w:type="pct"/>
+            <w:tcW w:w="893" w:type="pct"/>
             <w:shd w:val="clear" w:color="auto" w:fill="auto"/>
             <w:tcMar>
               <w:top w:w="100" w:type="dxa"/>
@@ -4356,7 +4356,7 @@
         </w:tc>
         <w:tc>
           <w:tcPr>
-            <w:tcW w:w="3098" w:type="pct"/>
+            <w:tcW w:w="3047" w:type="pct"/>
             <w:shd w:val="clear" w:color="auto" w:fill="auto"/>
             <w:tcMar>
               <w:top w:w="100" w:type="dxa"/>
@@ -4398,7 +4398,7 @@
         </w:trPr>
         <w:tc>
           <w:tcPr>
-            <w:tcW w:w="1197" w:type="pct"/>
+            <w:tcW w:w="1061" w:type="pct"/>
             <w:shd w:val="clear" w:color="auto" w:fill="auto"/>
             <w:tcMar>
               <w:top w:w="100" w:type="dxa"/>
@@ -4433,7 +4433,7 @@
         </w:tc>
         <w:tc>
           <w:tcPr>
-            <w:tcW w:w="705" w:type="pct"/>
+            <w:tcW w:w="893" w:type="pct"/>
             <w:shd w:val="clear" w:color="auto" w:fill="auto"/>
             <w:tcMar>
               <w:top w:w="100" w:type="dxa"/>
@@ -4468,7 +4468,7 @@
         </w:tc>
         <w:tc>
           <w:tcPr>
-            <w:tcW w:w="3098" w:type="pct"/>
+            <w:tcW w:w="3047" w:type="pct"/>
             <w:shd w:val="clear" w:color="auto" w:fill="auto"/>
             <w:tcMar>
               <w:top w:w="100" w:type="dxa"/>
@@ -4510,7 +4510,7 @@
         </w:trPr>
         <w:tc>
           <w:tcPr>
-            <w:tcW w:w="1197" w:type="pct"/>
+            <w:tcW w:w="1061" w:type="pct"/>
             <w:shd w:val="clear" w:color="auto" w:fill="auto"/>
             <w:tcMar>
               <w:top w:w="100" w:type="dxa"/>
@@ -4545,7 +4545,7 @@
         </w:tc>
         <w:tc>
           <w:tcPr>
-            <w:tcW w:w="705" w:type="pct"/>
+            <w:tcW w:w="893" w:type="pct"/>
             <w:shd w:val="clear" w:color="auto" w:fill="auto"/>
             <w:tcMar>
               <w:top w:w="100" w:type="dxa"/>
@@ -4580,7 +4580,7 @@
         </w:tc>
         <w:tc>
           <w:tcPr>
-            <w:tcW w:w="3098" w:type="pct"/>
+            <w:tcW w:w="3047" w:type="pct"/>
             <w:shd w:val="clear" w:color="auto" w:fill="auto"/>
             <w:tcMar>
               <w:top w:w="100" w:type="dxa"/>
@@ -4622,7 +4622,7 @@
         </w:trPr>
         <w:tc>
           <w:tcPr>
-            <w:tcW w:w="1197" w:type="pct"/>
+            <w:tcW w:w="1061" w:type="pct"/>
             <w:shd w:val="clear" w:color="auto" w:fill="auto"/>
             <w:tcMar>
               <w:top w:w="100" w:type="dxa"/>
@@ -4657,7 +4657,7 @@
         </w:tc>
         <w:tc>
           <w:tcPr>
-            <w:tcW w:w="705" w:type="pct"/>
+            <w:tcW w:w="893" w:type="pct"/>
             <w:shd w:val="clear" w:color="auto" w:fill="auto"/>
             <w:tcMar>
               <w:top w:w="100" w:type="dxa"/>
@@ -4692,7 +4692,7 @@
         </w:tc>
         <w:tc>
           <w:tcPr>
-            <w:tcW w:w="3098" w:type="pct"/>
+            <w:tcW w:w="3047" w:type="pct"/>
             <w:shd w:val="clear" w:color="auto" w:fill="auto"/>
             <w:tcMar>
               <w:top w:w="100" w:type="dxa"/>
@@ -4734,7 +4734,7 @@
         </w:trPr>
         <w:tc>
           <w:tcPr>
-            <w:tcW w:w="1197" w:type="pct"/>
+            <w:tcW w:w="1061" w:type="pct"/>
             <w:shd w:val="clear" w:color="auto" w:fill="auto"/>
             <w:tcMar>
               <w:top w:w="100" w:type="dxa"/>
@@ -4769,7 +4769,7 @@
         </w:tc>
         <w:tc>
           <w:tcPr>
-            <w:tcW w:w="705" w:type="pct"/>
+            <w:tcW w:w="893" w:type="pct"/>
             <w:shd w:val="clear" w:color="auto" w:fill="auto"/>
             <w:tcMar>
               <w:top w:w="100" w:type="dxa"/>
@@ -4804,7 +4804,7 @@
         </w:tc>
         <w:tc>
           <w:tcPr>
-            <w:tcW w:w="3098" w:type="pct"/>
+            <w:tcW w:w="3047" w:type="pct"/>
             <w:shd w:val="clear" w:color="auto" w:fill="auto"/>
             <w:tcMar>
               <w:top w:w="100" w:type="dxa"/>
@@ -4843,7 +4843,7 @@
         </w:trPr>
         <w:tc>
           <w:tcPr>
-            <w:tcW w:w="1197" w:type="pct"/>
+            <w:tcW w:w="1061" w:type="pct"/>
             <w:shd w:val="clear" w:color="auto" w:fill="auto"/>
             <w:tcMar>
               <w:top w:w="100" w:type="dxa"/>
@@ -4878,7 +4878,7 @@
         </w:tc>
         <w:tc>
           <w:tcPr>
-            <w:tcW w:w="705" w:type="pct"/>
+            <w:tcW w:w="893" w:type="pct"/>
             <w:shd w:val="clear" w:color="auto" w:fill="auto"/>
             <w:tcMar>
               <w:top w:w="100" w:type="dxa"/>
@@ -4913,7 +4913,7 @@
         </w:tc>
         <w:tc>
           <w:tcPr>
-            <w:tcW w:w="3098" w:type="pct"/>
+            <w:tcW w:w="3047" w:type="pct"/>
             <w:shd w:val="clear" w:color="auto" w:fill="auto"/>
             <w:tcMar>
               <w:top w:w="100" w:type="dxa"/>
@@ -14006,12 +14006,40 @@
     <w:p>
       <w:pPr>
         <w:pStyle w:val="normal0"/>
-        <w:rPr>
-          <w:color w:val="041C2C"/>
-          <w:sz w:val="32"/>
-          <w:szCs w:val="32"/>
-        </w:rPr>
-      </w:pPr>
+      </w:pPr>
+      <w:r>
+        <w:br w:type="page"/>
+      </w:r>
+    </w:p>
+    <w:p>
+      <w:pPr>
+        <w:pStyle w:val="Ttulo1"/>
+        <w:ind w:left="0" w:firstLine="0"/>
+        <w:rPr>
+          <w:rFonts w:ascii="Calibri" w:eastAsia="Arial" w:hAnsi="Calibri" w:cs="Calibri"/>
+        </w:rPr>
+      </w:pPr>
+      <w:r>
+        <w:rPr>
+          <w:rFonts w:ascii="Calibri" w:eastAsia="Arial" w:hAnsi="Calibri" w:cs="Calibri"/>
+        </w:rPr>
+        <w:lastRenderedPageBreak/>
+        <w:t>6</w:t>
+      </w:r>
+      <w:r>
+        <w:rPr>
+          <w:rFonts w:ascii="Calibri" w:eastAsia="Arial" w:hAnsi="Calibri" w:cs="Calibri"/>
+        </w:rPr>
+        <w:t xml:space="preserve">. </w:t>
+      </w:r>
+      <w:r>
+        <w:rPr>
+          <w:rFonts w:ascii="Calibri" w:eastAsia="Arial" w:hAnsi="Calibri" w:cs="Calibri"/>
+        </w:rPr>
+        <w:t>Arquitectura del proyecto</w:t>
+      </w:r>
+    </w:p>
+    <w:p>
       <w:r>
         <w:br w:type="page"/>
       </w:r>
@@ -14462,7 +14490,7 @@
         <w:noProof/>
         <w:color w:val="041C2C"/>
       </w:rPr>
-      <w:t>7</w:t>
+      <w:t>17</w:t>
     </w:r>
     <w:r>
       <w:rPr>
@@ -16455,7 +16483,7 @@
   </w:docDefaults>
   <w:latentStyles w:defLockedState="0" w:defUIPriority="99" w:defSemiHidden="1" w:defUnhideWhenUsed="1" w:defQFormat="0" w:count="267">
     <w:lsdException w:name="Normal" w:semiHidden="0" w:uiPriority="0" w:unhideWhenUsed="0" w:qFormat="1"/>
-    <w:lsdException w:name="heading 1" w:semiHidden="0" w:uiPriority="9" w:unhideWhenUsed="0" w:qFormat="1"/>
+    <w:lsdException w:name="heading 1" w:semiHidden="0" w:uiPriority="0" w:unhideWhenUsed="0" w:qFormat="1"/>
     <w:lsdException w:name="heading 2" w:uiPriority="9" w:qFormat="1"/>
     <w:lsdException w:name="heading 3" w:uiPriority="0" w:qFormat="1"/>
     <w:lsdException w:name="heading 4" w:uiPriority="9" w:qFormat="1"/>
@@ -16859,7 +16887,6 @@
   <w:style w:type="character" w:customStyle="1" w:styleId="Ttulo1Car">
     <w:name w:val="Título 1 Car"/>
     <w:basedOn w:val="Fuentedeprrafopredeter"/>
-    <w:uiPriority w:val="9"/>
     <w:rsid w:val="00735D6D"/>
     <w:rPr>
       <w:rFonts w:ascii="Georgia" w:eastAsiaTheme="majorEastAsia" w:hAnsi="Georgia" w:cstheme="majorBidi"/>
@@ -17680,35 +17707,35 @@
   <a:extraClrSchemeLst/>
   <a:extLst>
     <a:ext uri="{05A4C25C-085E-4340-85A3-A5531E510DB2}">
-      <thm15:themeFamily xmlns:thm15="http://schemas.microsoft.com/office/thememl/2012/main" xmlns="" name="Office Theme" id="{62F939B6-93AF-4DB8-9C6B-D6C7DFDC589F}" vid="{4A3C46E8-61CC-4603-A589-7422A47A8E4A}"/>
+      <thm15:themeFamily xmlns="" xmlns:thm15="http://schemas.microsoft.com/office/thememl/2012/main" name="Office Theme" id="{62F939B6-93AF-4DB8-9C6B-D6C7DFDC589F}" vid="{4A3C46E8-61CC-4603-A589-7422A47A8E4A}"/>
     </a:ext>
   </a:extLst>
 </a:theme>
 </file>
 
 <file path=customXml/item1.xml><?xml version="1.0" encoding="utf-8"?>
-<b:Sources xmlns:b="http://schemas.openxmlformats.org/officeDocument/2006/bibliography" xmlns="http://schemas.openxmlformats.org/officeDocument/2006/bibliography" SelectedStyle="\APA.XSL" StyleName="APA"/>
-</file>
-
-<file path=customXml/item2.xml><?xml version="1.0" encoding="utf-8"?>
 <go:gDocsCustomXmlDataStorage xmlns:go="http://customooxmlschemas.google.com/" xmlns:r="http://schemas.openxmlformats.org/officeDocument/2006/relationships" uri="GoogleDocsCustomDataVersion2">
   <go:docsCustomData xmlns:go="http://customooxmlschemas.google.com/" roundtripDataSignature="AMtx7mhMrOIHQSrRt7VwJAbYZG0rIv/btw==">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</go:docsCustomData>
 </go:gDocsCustomXmlDataStorage>
 </file>
 
-<file path=customXml/itemProps1.xml><?xml version="1.0" encoding="utf-8"?>
-<ds:datastoreItem xmlns:ds="http://schemas.openxmlformats.org/officeDocument/2006/customXml" ds:itemID="{86FC890C-C6AE-413D-8D13-8AA4CC75D52D}">
-  <ds:schemaRefs>
-    <ds:schemaRef ds:uri="http://schemas.openxmlformats.org/officeDocument/2006/bibliography"/>
-  </ds:schemaRefs>
-</ds:datastoreItem>
+<file path=customXml/item2.xml><?xml version="1.0" encoding="utf-8"?>
+<b:Sources xmlns:b="http://schemas.openxmlformats.org/officeDocument/2006/bibliography" xmlns="http://schemas.openxmlformats.org/officeDocument/2006/bibliography" SelectedStyle="\APA.XSL" StyleName="APA"/>
 </file>
 
-<file path=customXml/itemProps2.xml><?xml version="1.0" encoding="utf-8"?>
+<file path=customXml/itemProps1.xml><?xml version="1.0" encoding="utf-8"?>
 <ds:datastoreItem xmlns:ds="http://schemas.openxmlformats.org/officeDocument/2006/customXml" ds:itemID="{11111111-1234-1234-1234-123412341234}">
   <ds:schemaRefs>
     <ds:schemaRef ds:uri="http://customooxmlschemas.google.com/"/>
     <ds:schemaRef ds:uri="http://schemas.openxmlformats.org/officeDocument/2006/relationships"/>
   </ds:schemaRefs>
 </ds:datastoreItem>
+</file>
+
+<file path=customXml/itemProps2.xml><?xml version="1.0" encoding="utf-8"?>
+<ds:datastoreItem xmlns:ds="http://schemas.openxmlformats.org/officeDocument/2006/customXml" ds:itemID="{86FC890C-C6AE-413D-8D13-8AA4CC75D52D}">
+  <ds:schemaRefs>
+    <ds:schemaRef ds:uri="http://schemas.openxmlformats.org/officeDocument/2006/bibliography"/>
+  </ds:schemaRefs>
+</ds:datastoreItem>
 </file>
--- a/Memoria_Proyecto.docx
+++ b/Memoria_Proyecto.docx
@@ -5007,6 +5007,28 @@
     <w:p>
       <w:pPr>
         <w:pStyle w:val="Ttulo1"/>
+        <w:ind w:left="0" w:firstLine="0"/>
+        <w:rPr>
+          <w:rFonts w:ascii="Calibri" w:eastAsia="Arial" w:hAnsi="Calibri" w:cs="Calibri"/>
+          <w:color w:val="000000"/>
+          <w:sz w:val="26"/>
+          <w:szCs w:val="26"/>
+        </w:rPr>
+        <w:sectPr>
+          <w:footerReference w:type="default" r:id="rId16"/>
+          <w:footerReference w:type="first" r:id="rId17"/>
+          <w:pgSz w:w="11906" w:h="16838"/>
+          <w:pgMar w:top="1417" w:right="1701" w:bottom="1417" w:left="1701" w:header="708" w:footer="708" w:gutter="0"/>
+          <w:cols w:space="720"/>
+          <w:titlePg/>
+        </w:sectPr>
+      </w:pPr>
+      <w:bookmarkStart w:id="12" w:name="_heading=h.la1tc7b4f68k" w:colFirst="0" w:colLast="0"/>
+      <w:bookmarkEnd w:id="12"/>
+    </w:p>
+    <w:p>
+      <w:pPr>
+        <w:pStyle w:val="Ttulo1"/>
         <w:numPr>
           <w:ilvl w:val="0"/>
           <w:numId w:val="7"/>
@@ -5015,8 +5037,6 @@
           <w:rFonts w:ascii="Calibri" w:eastAsia="Arial" w:hAnsi="Calibri" w:cs="Calibri"/>
         </w:rPr>
       </w:pPr>
-      <w:bookmarkStart w:id="12" w:name="_heading=h.la1tc7b4f68k" w:colFirst="0" w:colLast="0"/>
-      <w:bookmarkEnd w:id="12"/>
       <w:r>
         <w:rPr>
           <w:rFonts w:ascii="Calibri" w:eastAsia="Arial" w:hAnsi="Calibri" w:cs="Calibri"/>
@@ -5034,37 +5054,20 @@
         <w:rPr>
           <w:rFonts w:ascii="Calibri" w:eastAsia="Arial" w:hAnsi="Calibri" w:cs="Calibri"/>
         </w:rPr>
-      </w:pPr>
-      <w:r>
-        <w:rPr>
-          <w:rFonts w:ascii="Calibri" w:eastAsia="Arial" w:hAnsi="Calibri" w:cs="Calibri"/>
-          <w:color w:val="000000"/>
-          <w:sz w:val="26"/>
-          <w:szCs w:val="26"/>
-        </w:rPr>
-        <w:t>5.1. Casos de Uso</w:t>
-      </w:r>
-    </w:p>
-    <w:p>
-      <w:pPr>
-        <w:pStyle w:val="Ttulo3"/>
-        <w:keepNext w:val="0"/>
-        <w:keepLines w:val="0"/>
-        <w:spacing w:before="0" w:after="80" w:line="276" w:lineRule="auto"/>
-        <w:ind w:left="0" w:firstLine="0"/>
-        <w:jc w:val="both"/>
-        <w:rPr>
-          <w:rFonts w:ascii="Calibri" w:eastAsia="Arial" w:hAnsi="Calibri" w:cs="Calibri"/>
-          <w:color w:val="000000"/>
-          <w:sz w:val="26"/>
-          <w:szCs w:val="26"/>
-        </w:rPr>
-      </w:pPr>
-      <w:bookmarkStart w:id="14" w:name="_heading=h.5p92d0d39y4u" w:colFirst="0" w:colLast="0"/>
-      <w:bookmarkEnd w:id="14"/>
+        <w:sectPr>
+          <w:pgSz w:w="16838" w:h="11906" w:orient="landscape"/>
+          <w:pgMar w:top="1701" w:right="1418" w:bottom="1701" w:left="1418" w:header="397" w:footer="708" w:gutter="0"/>
+          <w:cols w:space="720"/>
+          <w:titlePg/>
+          <w:docGrid w:linePitch="299"/>
+        </w:sectPr>
+      </w:pPr>
       <w:r>
         <w:rPr>
           <w:noProof/>
+          <w:color w:val="1F3863"/>
+          <w:sz w:val="24"/>
+          <w:szCs w:val="24"/>
         </w:rPr>
         <w:pict>
           <v:shapetype id="_x0000_t75" coordsize="21600,21600" o:spt="75" o:preferrelative="t" path="m@4@5l@4@11@9@11@9@5xe" filled="f" stroked="f">
@@ -5086,12 +5089,23 @@
             <v:path o:extrusionok="f" gradientshapeok="t" o:connecttype="rect"/>
             <o:lock v:ext="edit" aspectratio="t"/>
           </v:shapetype>
-          <v:shape id="_x0000_s1028" type="#_x0000_t75" style="position:absolute;left:0;text-align:left;margin-left:-78.6pt;margin-top:8.9pt;width:580.5pt;height:367.3pt;z-index:-251655680" wrapcoords="1069 0 687 121 343 543 496 1931 267 2172 267 2594 382 2896 1030 3861 611 3922 229 4344 267 5370 5190 5792 1183 5792 229 5853 229 7301 4847 7723 1336 7904 76 8025 76 9473 2404 9654 10800 9654 1221 10076 153 10197 114 10981 343 11464 649 11584 687 12550 343 12670 76 13093 114 13998 5763 14480 10800 14480 76 15144 -38 15747 -38 16049 229 16411 229 16773 7136 17377 10800 17377 10495 17920 10342 18282 840 18523 840 19066 10800 19307 916 20031 916 20152 1183 20152 6411 20152 10876 19790 10800 17377 11182 17377 14731 16532 14960 16230 15036 15868 14883 15446 14960 15144 13929 14903 10800 14480 10342 13817 2061 13515 4541 12912 11792 12550 21371 12067 21333 11584 21562 11343 21600 10860 21600 10136 20341 10016 10800 9654 10037 8930 9655 8869 2213 8688 11220 7723 11563 7180 11487 6758 10762 5792 2213 4827 4427 4103 1450 3861 2099 2896 4580 2112 1984 1931 14464 1508 2366 965 4770 181 1679 0 1069 0">
-            <v:imagedata r:id="rId16" o:title="casos de uso tfg"/>
+          <v:shape id="_x0000_s1028" type="#_x0000_t75" style="position:absolute;margin-left:20.8pt;margin-top:37.6pt;width:628.2pt;height:397.5pt;z-index:-251655680" wrapcoords="1069 0 687 121 343 543 496 1931 267 2172 267 2594 382 2896 1030 3861 611 3922 229 4344 267 5370 5190 5792 1183 5792 229 5853 229 7301 4847 7723 1336 7904 76 8025 76 9473 2404 9654 10800 9654 1221 10076 153 10197 114 10981 343 11464 649 11584 687 12550 343 12670 76 13093 114 13998 5763 14480 10800 14480 76 15144 -38 15747 -38 16049 229 16411 229 16773 7136 17377 10800 17377 10495 17920 10342 18282 840 18523 840 19066 10800 19307 916 20031 916 20152 1183 20152 6411 20152 10876 19790 10800 17377 11182 17377 14731 16532 14960 16230 15036 15868 14883 15446 14960 15144 13929 14903 10800 14480 10342 13817 2061 13515 4541 12912 11792 12550 21371 12067 21333 11584 21562 11343 21600 10860 21600 10136 20341 10016 10800 9654 10037 8930 9655 8869 2213 8688 11220 7723 11563 7180 11487 6758 10762 5792 2213 4827 4427 4103 1450 3861 2099 2896 4580 2112 1984 1931 14464 1508 2366 965 4770 181 1679 0 1069 0">
+            <v:imagedata r:id="rId18" o:title="casos de uso tfg"/>
             <w10:wrap type="through"/>
           </v:shape>
         </w:pict>
       </w:r>
+      <w:r>
+        <w:rPr>
+          <w:rFonts w:ascii="Calibri" w:eastAsia="Arial" w:hAnsi="Calibri" w:cs="Calibri"/>
+          <w:color w:val="000000"/>
+          <w:sz w:val="26"/>
+          <w:szCs w:val="26"/>
+        </w:rPr>
+        <w:t>5.1. Casos de Uso</w:t>
+      </w:r>
+      <w:bookmarkStart w:id="14" w:name="_heading=h.5p92d0d39y4u" w:colFirst="0" w:colLast="0"/>
+      <w:bookmarkEnd w:id="14"/>
     </w:p>
     <w:p>
       <w:pPr>
@@ -5109,240 +5123,32 @@
         </w:rPr>
       </w:pPr>
       <w:bookmarkStart w:id="15" w:name="_heading=h.vrq0taqtzqb" w:colFirst="0" w:colLast="0"/>
+      <w:bookmarkStart w:id="16" w:name="_heading=h.fk5ejhtjd4c5" w:colFirst="0" w:colLast="0"/>
+      <w:bookmarkStart w:id="17" w:name="_heading=h.p2h6efthkbov" w:colFirst="0" w:colLast="0"/>
+      <w:bookmarkStart w:id="18" w:name="_heading=h.431amrjapmdf" w:colFirst="0" w:colLast="0"/>
+      <w:bookmarkStart w:id="19" w:name="_heading=h.k2g4nnia9hwk" w:colFirst="0" w:colLast="0"/>
+      <w:bookmarkStart w:id="20" w:name="_heading=h.j2qjpzs3jfwr" w:colFirst="0" w:colLast="0"/>
+      <w:bookmarkStart w:id="21" w:name="_heading=h.zf40pccve210" w:colFirst="0" w:colLast="0"/>
+      <w:bookmarkStart w:id="22" w:name="_heading=h.z612tqsemq3u" w:colFirst="0" w:colLast="0"/>
+      <w:bookmarkStart w:id="23" w:name="_heading=h.8ccypxlv8jpb" w:colFirst="0" w:colLast="0"/>
+      <w:bookmarkStart w:id="24" w:name="_heading=h.ijz74cx3s6s0" w:colFirst="0" w:colLast="0"/>
+      <w:bookmarkStart w:id="25" w:name="_heading=h.g5k6jcidclq1" w:colFirst="0" w:colLast="0"/>
+      <w:bookmarkStart w:id="26" w:name="_heading=h.zchdtnkqyh28" w:colFirst="0" w:colLast="0"/>
+      <w:bookmarkStart w:id="27" w:name="_heading=h.qw9gk7fe1m59" w:colFirst="0" w:colLast="0"/>
+      <w:bookmarkStart w:id="28" w:name="_heading=h.2wxgfy4uin7t" w:colFirst="0" w:colLast="0"/>
       <w:bookmarkEnd w:id="15"/>
-    </w:p>
-    <w:p>
-      <w:pPr>
-        <w:pStyle w:val="Ttulo3"/>
-        <w:keepNext w:val="0"/>
-        <w:keepLines w:val="0"/>
-        <w:spacing w:before="0" w:after="80" w:line="276" w:lineRule="auto"/>
-        <w:ind w:left="0" w:firstLine="0"/>
-        <w:jc w:val="both"/>
-        <w:rPr>
-          <w:rFonts w:ascii="Arial" w:eastAsia="Arial" w:hAnsi="Arial" w:cs="Arial"/>
-          <w:color w:val="000000"/>
-          <w:sz w:val="26"/>
-          <w:szCs w:val="26"/>
-        </w:rPr>
-      </w:pPr>
-      <w:bookmarkStart w:id="16" w:name="_heading=h.fk5ejhtjd4c5" w:colFirst="0" w:colLast="0"/>
       <w:bookmarkEnd w:id="16"/>
-    </w:p>
-    <w:p>
-      <w:pPr>
-        <w:pStyle w:val="Ttulo3"/>
-        <w:keepNext w:val="0"/>
-        <w:keepLines w:val="0"/>
-        <w:spacing w:before="0" w:after="80" w:line="276" w:lineRule="auto"/>
-        <w:ind w:left="0" w:firstLine="0"/>
-        <w:jc w:val="both"/>
-        <w:rPr>
-          <w:rFonts w:ascii="Arial" w:eastAsia="Arial" w:hAnsi="Arial" w:cs="Arial"/>
-          <w:color w:val="000000"/>
-          <w:sz w:val="26"/>
-          <w:szCs w:val="26"/>
-        </w:rPr>
-      </w:pPr>
-      <w:bookmarkStart w:id="17" w:name="_heading=h.p2h6efthkbov" w:colFirst="0" w:colLast="0"/>
       <w:bookmarkEnd w:id="17"/>
-    </w:p>
-    <w:p>
-      <w:pPr>
-        <w:pStyle w:val="Ttulo3"/>
-        <w:keepNext w:val="0"/>
-        <w:keepLines w:val="0"/>
-        <w:spacing w:before="0" w:after="80" w:line="276" w:lineRule="auto"/>
-        <w:ind w:left="0" w:firstLine="0"/>
-        <w:jc w:val="both"/>
-        <w:rPr>
-          <w:rFonts w:ascii="Arial" w:eastAsia="Arial" w:hAnsi="Arial" w:cs="Arial"/>
-          <w:color w:val="000000"/>
-          <w:sz w:val="26"/>
-          <w:szCs w:val="26"/>
-        </w:rPr>
-      </w:pPr>
-      <w:bookmarkStart w:id="18" w:name="_heading=h.431amrjapmdf" w:colFirst="0" w:colLast="0"/>
       <w:bookmarkEnd w:id="18"/>
-    </w:p>
-    <w:p>
-      <w:pPr>
-        <w:pStyle w:val="Ttulo3"/>
-        <w:keepNext w:val="0"/>
-        <w:keepLines w:val="0"/>
-        <w:spacing w:before="0" w:after="80" w:line="276" w:lineRule="auto"/>
-        <w:ind w:left="0" w:firstLine="0"/>
-        <w:jc w:val="both"/>
-        <w:rPr>
-          <w:rFonts w:ascii="Arial" w:eastAsia="Arial" w:hAnsi="Arial" w:cs="Arial"/>
-          <w:color w:val="000000"/>
-          <w:sz w:val="26"/>
-          <w:szCs w:val="26"/>
-        </w:rPr>
-      </w:pPr>
-      <w:bookmarkStart w:id="19" w:name="_heading=h.k2g4nnia9hwk" w:colFirst="0" w:colLast="0"/>
       <w:bookmarkEnd w:id="19"/>
-    </w:p>
-    <w:p>
-      <w:pPr>
-        <w:pStyle w:val="Ttulo3"/>
-        <w:keepNext w:val="0"/>
-        <w:keepLines w:val="0"/>
-        <w:spacing w:before="0" w:after="80" w:line="276" w:lineRule="auto"/>
-        <w:ind w:left="0" w:firstLine="0"/>
-        <w:jc w:val="both"/>
-        <w:rPr>
-          <w:rFonts w:ascii="Arial" w:eastAsia="Arial" w:hAnsi="Arial" w:cs="Arial"/>
-          <w:color w:val="000000"/>
-          <w:sz w:val="26"/>
-          <w:szCs w:val="26"/>
-        </w:rPr>
-      </w:pPr>
-      <w:bookmarkStart w:id="20" w:name="_heading=h.j2qjpzs3jfwr" w:colFirst="0" w:colLast="0"/>
       <w:bookmarkEnd w:id="20"/>
-    </w:p>
-    <w:p>
-      <w:pPr>
-        <w:pStyle w:val="Ttulo3"/>
-        <w:keepNext w:val="0"/>
-        <w:keepLines w:val="0"/>
-        <w:spacing w:before="0" w:after="80" w:line="276" w:lineRule="auto"/>
-        <w:ind w:left="0" w:firstLine="0"/>
-        <w:jc w:val="both"/>
-        <w:rPr>
-          <w:rFonts w:ascii="Arial" w:eastAsia="Arial" w:hAnsi="Arial" w:cs="Arial"/>
-          <w:color w:val="000000"/>
-          <w:sz w:val="26"/>
-          <w:szCs w:val="26"/>
-        </w:rPr>
-      </w:pPr>
-      <w:bookmarkStart w:id="21" w:name="_heading=h.zf40pccve210" w:colFirst="0" w:colLast="0"/>
       <w:bookmarkEnd w:id="21"/>
-    </w:p>
-    <w:p>
-      <w:pPr>
-        <w:pStyle w:val="Ttulo3"/>
-        <w:keepNext w:val="0"/>
-        <w:keepLines w:val="0"/>
-        <w:spacing w:before="0" w:after="80" w:line="276" w:lineRule="auto"/>
-        <w:ind w:left="0" w:firstLine="0"/>
-        <w:jc w:val="both"/>
-        <w:rPr>
-          <w:rFonts w:ascii="Arial" w:eastAsia="Arial" w:hAnsi="Arial" w:cs="Arial"/>
-          <w:color w:val="000000"/>
-          <w:sz w:val="26"/>
-          <w:szCs w:val="26"/>
-        </w:rPr>
-      </w:pPr>
-      <w:bookmarkStart w:id="22" w:name="_heading=h.z612tqsemq3u" w:colFirst="0" w:colLast="0"/>
       <w:bookmarkEnd w:id="22"/>
-    </w:p>
-    <w:p>
-      <w:pPr>
-        <w:pStyle w:val="Ttulo3"/>
-        <w:keepNext w:val="0"/>
-        <w:keepLines w:val="0"/>
-        <w:spacing w:before="0" w:after="80" w:line="276" w:lineRule="auto"/>
-        <w:ind w:left="0" w:firstLine="0"/>
-        <w:jc w:val="both"/>
-        <w:rPr>
-          <w:rFonts w:ascii="Arial" w:eastAsia="Arial" w:hAnsi="Arial" w:cs="Arial"/>
-          <w:color w:val="000000"/>
-          <w:sz w:val="26"/>
-          <w:szCs w:val="26"/>
-        </w:rPr>
-      </w:pPr>
-      <w:bookmarkStart w:id="23" w:name="_heading=h.8ccypxlv8jpb" w:colFirst="0" w:colLast="0"/>
       <w:bookmarkEnd w:id="23"/>
-    </w:p>
-    <w:p>
-      <w:pPr>
-        <w:pStyle w:val="Ttulo3"/>
-        <w:keepNext w:val="0"/>
-        <w:keepLines w:val="0"/>
-        <w:spacing w:before="0" w:after="80" w:line="276" w:lineRule="auto"/>
-        <w:ind w:left="0" w:firstLine="0"/>
-        <w:jc w:val="both"/>
-        <w:rPr>
-          <w:rFonts w:ascii="Arial" w:eastAsia="Arial" w:hAnsi="Arial" w:cs="Arial"/>
-          <w:color w:val="000000"/>
-          <w:sz w:val="26"/>
-          <w:szCs w:val="26"/>
-        </w:rPr>
-      </w:pPr>
-      <w:bookmarkStart w:id="24" w:name="_heading=h.ijz74cx3s6s0" w:colFirst="0" w:colLast="0"/>
       <w:bookmarkEnd w:id="24"/>
-    </w:p>
-    <w:p>
-      <w:pPr>
-        <w:pStyle w:val="Ttulo3"/>
-        <w:keepNext w:val="0"/>
-        <w:keepLines w:val="0"/>
-        <w:spacing w:before="0" w:after="80" w:line="276" w:lineRule="auto"/>
-        <w:ind w:left="0" w:firstLine="0"/>
-        <w:jc w:val="both"/>
-        <w:rPr>
-          <w:rFonts w:ascii="Arial" w:eastAsia="Arial" w:hAnsi="Arial" w:cs="Arial"/>
-          <w:color w:val="000000"/>
-          <w:sz w:val="26"/>
-          <w:szCs w:val="26"/>
-        </w:rPr>
-      </w:pPr>
-      <w:bookmarkStart w:id="25" w:name="_heading=h.g5k6jcidclq1" w:colFirst="0" w:colLast="0"/>
       <w:bookmarkEnd w:id="25"/>
-    </w:p>
-    <w:p>
-      <w:pPr>
-        <w:pStyle w:val="Ttulo3"/>
-        <w:keepNext w:val="0"/>
-        <w:keepLines w:val="0"/>
-        <w:spacing w:before="0" w:after="80" w:line="276" w:lineRule="auto"/>
-        <w:ind w:left="0" w:firstLine="0"/>
-        <w:jc w:val="both"/>
-        <w:rPr>
-          <w:rFonts w:ascii="Arial" w:eastAsia="Arial" w:hAnsi="Arial" w:cs="Arial"/>
-          <w:color w:val="000000"/>
-          <w:sz w:val="26"/>
-          <w:szCs w:val="26"/>
-        </w:rPr>
-      </w:pPr>
-      <w:bookmarkStart w:id="26" w:name="_heading=h.zchdtnkqyh28" w:colFirst="0" w:colLast="0"/>
       <w:bookmarkEnd w:id="26"/>
-    </w:p>
-    <w:p>
-      <w:pPr>
-        <w:pStyle w:val="Ttulo3"/>
-        <w:keepNext w:val="0"/>
-        <w:keepLines w:val="0"/>
-        <w:spacing w:before="0" w:after="80" w:line="276" w:lineRule="auto"/>
-        <w:ind w:left="0" w:firstLine="0"/>
-        <w:jc w:val="both"/>
-        <w:rPr>
-          <w:rFonts w:ascii="Arial" w:eastAsia="Arial" w:hAnsi="Arial" w:cs="Arial"/>
-          <w:color w:val="000000"/>
-          <w:sz w:val="26"/>
-          <w:szCs w:val="26"/>
-        </w:rPr>
-      </w:pPr>
-      <w:bookmarkStart w:id="27" w:name="_heading=h.qw9gk7fe1m59" w:colFirst="0" w:colLast="0"/>
       <w:bookmarkEnd w:id="27"/>
-    </w:p>
-    <w:p>
-      <w:pPr>
-        <w:pStyle w:val="Ttulo3"/>
-        <w:keepNext w:val="0"/>
-        <w:keepLines w:val="0"/>
-        <w:spacing w:before="0" w:after="80" w:line="276" w:lineRule="auto"/>
-        <w:ind w:left="0" w:firstLine="0"/>
-        <w:jc w:val="both"/>
-        <w:rPr>
-          <w:rFonts w:ascii="Arial" w:eastAsia="Arial" w:hAnsi="Arial" w:cs="Arial"/>
-          <w:color w:val="000000"/>
-          <w:sz w:val="26"/>
-          <w:szCs w:val="26"/>
-        </w:rPr>
-      </w:pPr>
-      <w:bookmarkStart w:id="28" w:name="_heading=h.2wxgfy4uin7t" w:colFirst="0" w:colLast="0"/>
       <w:bookmarkEnd w:id="28"/>
     </w:p>
     <w:tbl>
@@ -5883,41 +5689,9 @@
           <w:szCs w:val="26"/>
         </w:rPr>
       </w:pPr>
-    </w:p>
-    <w:p>
-      <w:pPr>
-        <w:pStyle w:val="Ttulo3"/>
-        <w:keepNext w:val="0"/>
-        <w:keepLines w:val="0"/>
-        <w:spacing w:before="0" w:after="80" w:line="276" w:lineRule="auto"/>
-        <w:ind w:left="0" w:firstLine="0"/>
-        <w:jc w:val="both"/>
-        <w:rPr>
-          <w:rFonts w:ascii="Arial" w:eastAsia="Arial" w:hAnsi="Arial" w:cs="Arial"/>
-          <w:color w:val="000000"/>
-          <w:sz w:val="26"/>
-          <w:szCs w:val="26"/>
-        </w:rPr>
-      </w:pPr>
       <w:bookmarkStart w:id="29" w:name="_heading=h.6uefgf7jsbto" w:colFirst="0" w:colLast="0"/>
+      <w:bookmarkStart w:id="30" w:name="_heading=h.d5mmn2mgx1e" w:colFirst="0" w:colLast="0"/>
       <w:bookmarkEnd w:id="29"/>
-    </w:p>
-    <w:p>
-      <w:pPr>
-        <w:pStyle w:val="Ttulo3"/>
-        <w:keepNext w:val="0"/>
-        <w:keepLines w:val="0"/>
-        <w:spacing w:before="0" w:after="80" w:line="276" w:lineRule="auto"/>
-        <w:ind w:left="0" w:firstLine="0"/>
-        <w:jc w:val="both"/>
-        <w:rPr>
-          <w:rFonts w:ascii="Arial" w:eastAsia="Arial" w:hAnsi="Arial" w:cs="Arial"/>
-          <w:color w:val="000000"/>
-          <w:sz w:val="26"/>
-          <w:szCs w:val="26"/>
-        </w:rPr>
-      </w:pPr>
-      <w:bookmarkStart w:id="30" w:name="_heading=h.d5mmn2mgx1e" w:colFirst="0" w:colLast="0"/>
       <w:bookmarkEnd w:id="30"/>
     </w:p>
     <w:tbl>
@@ -5962,7 +5736,6 @@
                 <w:sz w:val="22"/>
                 <w:szCs w:val="22"/>
               </w:rPr>
-              <w:lastRenderedPageBreak/>
               <w:t>CASO DE USO 2</w:t>
             </w:r>
           </w:p>
@@ -7128,6 +6901,7 @@
                 <w:sz w:val="22"/>
                 <w:szCs w:val="22"/>
               </w:rPr>
+              <w:lastRenderedPageBreak/>
               <w:t>Precondición</w:t>
             </w:r>
           </w:p>
@@ -7374,16 +7148,440 @@
         </w:tc>
       </w:tr>
     </w:tbl>
-    <w:p>
-      <w:pPr>
-        <w:pStyle w:val="normal0"/>
-      </w:pPr>
-    </w:p>
-    <w:p>
-      <w:r>
-        <w:br w:type="page"/>
-      </w:r>
-    </w:p>
+    <w:tbl>
+      <w:tblPr>
+        <w:tblStyle w:val="Tablaconcuadrcula"/>
+        <w:tblpPr w:leftFromText="141" w:rightFromText="141" w:vertAnchor="text" w:horzAnchor="margin" w:tblpY="401"/>
+        <w:tblW w:w="0" w:type="auto"/>
+        <w:tblLook w:val="04A0"/>
+      </w:tblPr>
+      <w:tblGrid>
+        <w:gridCol w:w="1809"/>
+        <w:gridCol w:w="6835"/>
+      </w:tblGrid>
+      <w:tr>
+        <w:tc>
+          <w:tcPr>
+            <w:tcW w:w="1809" w:type="dxa"/>
+          </w:tcPr>
+          <w:p>
+            <w:pPr>
+              <w:pStyle w:val="Ttulo3"/>
+              <w:keepNext w:val="0"/>
+              <w:keepLines w:val="0"/>
+              <w:spacing w:before="0" w:after="80" w:line="276" w:lineRule="auto"/>
+              <w:ind w:left="0" w:firstLine="0"/>
+              <w:jc w:val="center"/>
+              <w:outlineLvl w:val="2"/>
+              <w:rPr>
+                <w:rFonts w:ascii="Calibri" w:eastAsia="Arial" w:hAnsi="Calibri" w:cs="Calibri"/>
+                <w:b w:val="0"/>
+                <w:color w:val="auto"/>
+                <w:sz w:val="22"/>
+                <w:szCs w:val="22"/>
+              </w:rPr>
+            </w:pPr>
+            <w:r>
+              <w:rPr>
+                <w:rFonts w:ascii="Calibri" w:eastAsia="Arial" w:hAnsi="Calibri" w:cs="Calibri"/>
+                <w:b w:val="0"/>
+                <w:color w:val="auto"/>
+                <w:sz w:val="22"/>
+                <w:szCs w:val="22"/>
+              </w:rPr>
+              <w:t xml:space="preserve">CASO DE USO </w:t>
+            </w:r>
+            <w:r>
+              <w:rPr>
+                <w:rFonts w:ascii="Calibri" w:eastAsia="Arial" w:hAnsi="Calibri" w:cs="Calibri"/>
+                <w:b w:val="0"/>
+                <w:color w:val="auto"/>
+                <w:sz w:val="22"/>
+                <w:szCs w:val="22"/>
+              </w:rPr>
+              <w:t>5</w:t>
+            </w:r>
+          </w:p>
+        </w:tc>
+        <w:tc>
+          <w:tcPr>
+            <w:tcW w:w="6835" w:type="dxa"/>
+          </w:tcPr>
+          <w:p>
+            <w:pPr>
+              <w:pStyle w:val="Ttulo3"/>
+              <w:keepNext w:val="0"/>
+              <w:keepLines w:val="0"/>
+              <w:spacing w:before="0" w:after="80" w:line="276" w:lineRule="auto"/>
+              <w:ind w:left="0" w:firstLine="0"/>
+              <w:jc w:val="both"/>
+              <w:outlineLvl w:val="2"/>
+              <w:rPr>
+                <w:rFonts w:ascii="Calibri" w:eastAsia="Arial" w:hAnsi="Calibri" w:cs="Calibri"/>
+                <w:b w:val="0"/>
+                <w:color w:val="auto"/>
+                <w:sz w:val="22"/>
+                <w:szCs w:val="22"/>
+              </w:rPr>
+            </w:pPr>
+            <w:r>
+              <w:rPr>
+                <w:rFonts w:ascii="Calibri" w:eastAsia="Arial" w:hAnsi="Calibri" w:cs="Calibri"/>
+                <w:b w:val="0"/>
+                <w:color w:val="auto"/>
+                <w:sz w:val="22"/>
+                <w:szCs w:val="22"/>
+              </w:rPr>
+              <w:t>Ver cartera</w:t>
+            </w:r>
+          </w:p>
+        </w:tc>
+      </w:tr>
+      <w:tr>
+        <w:tc>
+          <w:tcPr>
+            <w:tcW w:w="1809" w:type="dxa"/>
+          </w:tcPr>
+          <w:p>
+            <w:pPr>
+              <w:pStyle w:val="Ttulo3"/>
+              <w:keepNext w:val="0"/>
+              <w:keepLines w:val="0"/>
+              <w:spacing w:before="0" w:after="80" w:line="276" w:lineRule="auto"/>
+              <w:ind w:left="0" w:firstLine="0"/>
+              <w:jc w:val="center"/>
+              <w:outlineLvl w:val="2"/>
+              <w:rPr>
+                <w:rFonts w:ascii="Calibri" w:eastAsia="Arial" w:hAnsi="Calibri" w:cs="Calibri"/>
+                <w:b w:val="0"/>
+                <w:color w:val="auto"/>
+                <w:sz w:val="22"/>
+                <w:szCs w:val="22"/>
+              </w:rPr>
+            </w:pPr>
+            <w:r>
+              <w:rPr>
+                <w:rFonts w:ascii="Calibri" w:eastAsia="Arial" w:hAnsi="Calibri" w:cs="Calibri"/>
+                <w:b w:val="0"/>
+                <w:color w:val="auto"/>
+                <w:sz w:val="22"/>
+                <w:szCs w:val="22"/>
+              </w:rPr>
+              <w:t>Actor</w:t>
+            </w:r>
+          </w:p>
+        </w:tc>
+        <w:tc>
+          <w:tcPr>
+            <w:tcW w:w="6835" w:type="dxa"/>
+          </w:tcPr>
+          <w:p>
+            <w:pPr>
+              <w:pStyle w:val="Ttulo3"/>
+              <w:keepNext w:val="0"/>
+              <w:keepLines w:val="0"/>
+              <w:spacing w:before="0" w:after="80" w:line="276" w:lineRule="auto"/>
+              <w:ind w:left="0" w:firstLine="0"/>
+              <w:jc w:val="both"/>
+              <w:outlineLvl w:val="2"/>
+              <w:rPr>
+                <w:rFonts w:ascii="Calibri" w:eastAsia="Arial" w:hAnsi="Calibri" w:cs="Calibri"/>
+                <w:b w:val="0"/>
+                <w:color w:val="auto"/>
+                <w:sz w:val="22"/>
+                <w:szCs w:val="22"/>
+              </w:rPr>
+            </w:pPr>
+            <w:r>
+              <w:rPr>
+                <w:rFonts w:ascii="Calibri" w:eastAsia="Arial" w:hAnsi="Calibri" w:cs="Calibri"/>
+                <w:b w:val="0"/>
+                <w:color w:val="auto"/>
+                <w:sz w:val="22"/>
+                <w:szCs w:val="22"/>
+              </w:rPr>
+              <w:t>Cliente/Empleado/Admin</w:t>
+            </w:r>
+          </w:p>
+        </w:tc>
+      </w:tr>
+      <w:tr>
+        <w:tc>
+          <w:tcPr>
+            <w:tcW w:w="1809" w:type="dxa"/>
+          </w:tcPr>
+          <w:p>
+            <w:pPr>
+              <w:pStyle w:val="Ttulo3"/>
+              <w:keepNext w:val="0"/>
+              <w:keepLines w:val="0"/>
+              <w:spacing w:before="0" w:after="80" w:line="276" w:lineRule="auto"/>
+              <w:ind w:left="0" w:firstLine="0"/>
+              <w:jc w:val="center"/>
+              <w:outlineLvl w:val="2"/>
+              <w:rPr>
+                <w:rFonts w:ascii="Calibri" w:eastAsia="Arial" w:hAnsi="Calibri" w:cs="Calibri"/>
+                <w:b w:val="0"/>
+                <w:color w:val="auto"/>
+                <w:sz w:val="22"/>
+                <w:szCs w:val="22"/>
+              </w:rPr>
+            </w:pPr>
+            <w:r>
+              <w:rPr>
+                <w:rFonts w:ascii="Calibri" w:eastAsia="Arial" w:hAnsi="Calibri" w:cs="Calibri"/>
+                <w:b w:val="0"/>
+                <w:color w:val="auto"/>
+                <w:sz w:val="22"/>
+                <w:szCs w:val="22"/>
+              </w:rPr>
+              <w:t>Precondición</w:t>
+            </w:r>
+          </w:p>
+        </w:tc>
+        <w:tc>
+          <w:tcPr>
+            <w:tcW w:w="6835" w:type="dxa"/>
+          </w:tcPr>
+          <w:p>
+            <w:pPr>
+              <w:pStyle w:val="Ttulo3"/>
+              <w:keepNext w:val="0"/>
+              <w:keepLines w:val="0"/>
+              <w:spacing w:before="0" w:after="80" w:line="276" w:lineRule="auto"/>
+              <w:ind w:left="0" w:firstLine="0"/>
+              <w:jc w:val="both"/>
+              <w:outlineLvl w:val="2"/>
+              <w:rPr>
+                <w:rFonts w:ascii="Calibri" w:eastAsia="Arial" w:hAnsi="Calibri" w:cs="Calibri"/>
+                <w:b w:val="0"/>
+                <w:color w:val="auto"/>
+                <w:sz w:val="22"/>
+                <w:szCs w:val="22"/>
+              </w:rPr>
+            </w:pPr>
+            <w:r>
+              <w:rPr>
+                <w:rFonts w:ascii="Calibri" w:hAnsi="Calibri" w:cs="Calibri"/>
+                <w:b w:val="0"/>
+                <w:color w:val="auto"/>
+                <w:sz w:val="22"/>
+                <w:szCs w:val="22"/>
+              </w:rPr>
+              <w:t>El usuario está en la zona personal.</w:t>
+            </w:r>
+          </w:p>
+        </w:tc>
+      </w:tr>
+      <w:tr>
+        <w:tc>
+          <w:tcPr>
+            <w:tcW w:w="1809" w:type="dxa"/>
+          </w:tcPr>
+          <w:p>
+            <w:pPr>
+              <w:pStyle w:val="Ttulo3"/>
+              <w:keepNext w:val="0"/>
+              <w:keepLines w:val="0"/>
+              <w:spacing w:before="0" w:after="80" w:line="276" w:lineRule="auto"/>
+              <w:ind w:left="0" w:firstLine="0"/>
+              <w:jc w:val="center"/>
+              <w:outlineLvl w:val="2"/>
+              <w:rPr>
+                <w:rFonts w:ascii="Calibri" w:eastAsia="Arial" w:hAnsi="Calibri" w:cs="Calibri"/>
+                <w:b w:val="0"/>
+                <w:color w:val="auto"/>
+                <w:sz w:val="22"/>
+                <w:szCs w:val="22"/>
+              </w:rPr>
+            </w:pPr>
+            <w:r>
+              <w:rPr>
+                <w:rFonts w:ascii="Calibri" w:eastAsia="Arial" w:hAnsi="Calibri" w:cs="Calibri"/>
+                <w:b w:val="0"/>
+                <w:color w:val="auto"/>
+                <w:sz w:val="22"/>
+                <w:szCs w:val="22"/>
+              </w:rPr>
+              <w:t>Flujo</w:t>
+            </w:r>
+          </w:p>
+        </w:tc>
+        <w:tc>
+          <w:tcPr>
+            <w:tcW w:w="6835" w:type="dxa"/>
+          </w:tcPr>
+          <w:p>
+            <w:pPr>
+              <w:pStyle w:val="Ttulo3"/>
+              <w:keepNext w:val="0"/>
+              <w:keepLines w:val="0"/>
+              <w:tabs>
+                <w:tab w:val="left" w:pos="4120"/>
+              </w:tabs>
+              <w:spacing w:before="0" w:after="80" w:line="276" w:lineRule="auto"/>
+              <w:ind w:left="0" w:firstLine="0"/>
+              <w:jc w:val="both"/>
+              <w:outlineLvl w:val="2"/>
+              <w:rPr>
+                <w:rFonts w:ascii="Calibri" w:eastAsia="Arial" w:hAnsi="Calibri" w:cs="Calibri"/>
+                <w:b w:val="0"/>
+                <w:color w:val="auto"/>
+                <w:sz w:val="22"/>
+                <w:szCs w:val="22"/>
+              </w:rPr>
+            </w:pPr>
+            <w:r>
+              <w:rPr>
+                <w:rFonts w:ascii="Calibri" w:hAnsi="Calibri" w:cs="Calibri"/>
+                <w:b w:val="0"/>
+                <w:color w:val="auto"/>
+                <w:sz w:val="22"/>
+                <w:szCs w:val="22"/>
+              </w:rPr>
+              <w:t>1. Al cargar la zona personal, el sistema muestra automáticamente el saldo de puntos acumulados y un gráfico de estadísticas con reservas, tickets y puntos.</w:t>
+            </w:r>
+          </w:p>
+        </w:tc>
+      </w:tr>
+      <w:tr>
+        <w:tc>
+          <w:tcPr>
+            <w:tcW w:w="1809" w:type="dxa"/>
+          </w:tcPr>
+          <w:p>
+            <w:pPr>
+              <w:pStyle w:val="Ttulo3"/>
+              <w:keepNext w:val="0"/>
+              <w:keepLines w:val="0"/>
+              <w:spacing w:before="0" w:after="80" w:line="276" w:lineRule="auto"/>
+              <w:ind w:left="0" w:firstLine="0"/>
+              <w:jc w:val="center"/>
+              <w:outlineLvl w:val="2"/>
+              <w:rPr>
+                <w:rFonts w:ascii="Calibri" w:eastAsia="Arial" w:hAnsi="Calibri" w:cs="Calibri"/>
+                <w:b w:val="0"/>
+                <w:color w:val="auto"/>
+                <w:sz w:val="22"/>
+                <w:szCs w:val="22"/>
+              </w:rPr>
+            </w:pPr>
+            <w:r>
+              <w:rPr>
+                <w:rFonts w:ascii="Calibri" w:eastAsia="Arial" w:hAnsi="Calibri" w:cs="Calibri"/>
+                <w:b w:val="0"/>
+                <w:color w:val="auto"/>
+                <w:sz w:val="22"/>
+                <w:szCs w:val="22"/>
+              </w:rPr>
+              <w:t>Flujo alternativo</w:t>
+            </w:r>
+          </w:p>
+        </w:tc>
+        <w:tc>
+          <w:tcPr>
+            <w:tcW w:w="6835" w:type="dxa"/>
+          </w:tcPr>
+          <w:p>
+            <w:pPr>
+              <w:pStyle w:val="Ttulo3"/>
+              <w:keepNext w:val="0"/>
+              <w:keepLines w:val="0"/>
+              <w:spacing w:before="0" w:after="80" w:line="276" w:lineRule="auto"/>
+              <w:ind w:left="0" w:firstLine="0"/>
+              <w:jc w:val="center"/>
+              <w:outlineLvl w:val="2"/>
+              <w:rPr>
+                <w:rFonts w:ascii="Calibri" w:eastAsia="Arial" w:hAnsi="Calibri" w:cs="Calibri"/>
+                <w:b w:val="0"/>
+                <w:color w:val="auto"/>
+                <w:sz w:val="22"/>
+                <w:szCs w:val="22"/>
+              </w:rPr>
+            </w:pPr>
+            <w:r>
+              <w:rPr>
+                <w:rFonts w:ascii="Calibri" w:hAnsi="Calibri" w:cs="Calibri"/>
+                <w:b w:val="0"/>
+                <w:color w:val="auto"/>
+                <w:sz w:val="22"/>
+                <w:szCs w:val="22"/>
+              </w:rPr>
+              <w:t>-</w:t>
+            </w:r>
+          </w:p>
+        </w:tc>
+      </w:tr>
+      <w:tr>
+        <w:tc>
+          <w:tcPr>
+            <w:tcW w:w="1809" w:type="dxa"/>
+          </w:tcPr>
+          <w:p>
+            <w:pPr>
+              <w:pStyle w:val="Ttulo3"/>
+              <w:keepNext w:val="0"/>
+              <w:keepLines w:val="0"/>
+              <w:spacing w:before="0" w:after="80" w:line="276" w:lineRule="auto"/>
+              <w:ind w:left="0" w:firstLine="0"/>
+              <w:jc w:val="center"/>
+              <w:outlineLvl w:val="2"/>
+              <w:rPr>
+                <w:rFonts w:ascii="Calibri" w:eastAsia="Arial" w:hAnsi="Calibri" w:cs="Calibri"/>
+                <w:b w:val="0"/>
+                <w:color w:val="auto"/>
+                <w:sz w:val="22"/>
+                <w:szCs w:val="22"/>
+              </w:rPr>
+            </w:pPr>
+            <w:r>
+              <w:rPr>
+                <w:rFonts w:ascii="Calibri" w:eastAsia="Arial" w:hAnsi="Calibri" w:cs="Calibri"/>
+                <w:b w:val="0"/>
+                <w:color w:val="auto"/>
+                <w:sz w:val="22"/>
+                <w:szCs w:val="22"/>
+              </w:rPr>
+              <w:t>Postcondición</w:t>
+            </w:r>
+          </w:p>
+        </w:tc>
+        <w:tc>
+          <w:tcPr>
+            <w:tcW w:w="6835" w:type="dxa"/>
+          </w:tcPr>
+          <w:p>
+            <w:pPr>
+              <w:pStyle w:val="Ttulo3"/>
+              <w:keepNext w:val="0"/>
+              <w:keepLines w:val="0"/>
+              <w:spacing w:before="0" w:after="80" w:line="276" w:lineRule="auto"/>
+              <w:ind w:left="0" w:firstLine="0"/>
+              <w:jc w:val="both"/>
+              <w:outlineLvl w:val="2"/>
+              <w:rPr>
+                <w:rFonts w:ascii="Calibri" w:eastAsia="Arial" w:hAnsi="Calibri" w:cs="Calibri"/>
+                <w:b w:val="0"/>
+                <w:color w:val="auto"/>
+                <w:sz w:val="22"/>
+                <w:szCs w:val="22"/>
+              </w:rPr>
+            </w:pPr>
+            <w:r>
+              <w:rPr>
+                <w:rFonts w:ascii="Calibri" w:hAnsi="Calibri" w:cs="Calibri"/>
+                <w:b w:val="0"/>
+                <w:color w:val="auto"/>
+                <w:sz w:val="22"/>
+                <w:szCs w:val="22"/>
+              </w:rPr>
+              <w:t>El usuario visualiza su saldo actualizado.</w:t>
+            </w:r>
+          </w:p>
+        </w:tc>
+      </w:tr>
+    </w:tbl>
+    <w:p/>
     <w:tbl>
       <w:tblPr>
         <w:tblStyle w:val="Tablaconcuadrcula"/>
@@ -7409,33 +7607,22 @@
               <w:jc w:val="center"/>
               <w:outlineLvl w:val="2"/>
               <w:rPr>
-                <w:rFonts w:ascii="Calibri" w:eastAsia="Arial" w:hAnsi="Calibri" w:cs="Calibri"/>
-                <w:b w:val="0"/>
-                <w:color w:val="auto"/>
-                <w:sz w:val="22"/>
-                <w:szCs w:val="22"/>
-              </w:rPr>
-            </w:pPr>
-            <w:r>
-              <w:rPr>
-                <w:rFonts w:ascii="Calibri" w:eastAsia="Arial" w:hAnsi="Calibri" w:cs="Calibri"/>
-                <w:b w:val="0"/>
-                <w:color w:val="auto"/>
-                <w:sz w:val="22"/>
-                <w:szCs w:val="22"/>
-              </w:rPr>
-              <w:lastRenderedPageBreak/>
-              <w:t xml:space="preserve">CASO DE USO </w:t>
-            </w:r>
-            <w:r>
-              <w:rPr>
-                <w:rFonts w:ascii="Calibri" w:eastAsia="Arial" w:hAnsi="Calibri" w:cs="Calibri"/>
-                <w:b w:val="0"/>
-                <w:color w:val="auto"/>
-                <w:sz w:val="22"/>
-                <w:szCs w:val="22"/>
-              </w:rPr>
-              <w:t>5</w:t>
+                <w:rFonts w:asciiTheme="minorHAnsi" w:eastAsia="Arial" w:hAnsiTheme="minorHAnsi" w:cstheme="minorHAnsi"/>
+                <w:b w:val="0"/>
+                <w:color w:val="auto"/>
+                <w:sz w:val="22"/>
+                <w:szCs w:val="22"/>
+              </w:rPr>
+            </w:pPr>
+            <w:r>
+              <w:rPr>
+                <w:rFonts w:asciiTheme="minorHAnsi" w:eastAsia="Arial" w:hAnsiTheme="minorHAnsi" w:cstheme="minorHAnsi"/>
+                <w:b w:val="0"/>
+                <w:color w:val="auto"/>
+                <w:sz w:val="22"/>
+                <w:szCs w:val="22"/>
+              </w:rPr>
+              <w:t>CASO DE USO 6</w:t>
             </w:r>
           </w:p>
         </w:tc>
@@ -7453,22 +7640,22 @@
               <w:jc w:val="both"/>
               <w:outlineLvl w:val="2"/>
               <w:rPr>
-                <w:rFonts w:ascii="Calibri" w:eastAsia="Arial" w:hAnsi="Calibri" w:cs="Calibri"/>
-                <w:b w:val="0"/>
-                <w:color w:val="auto"/>
-                <w:sz w:val="22"/>
-                <w:szCs w:val="22"/>
-              </w:rPr>
-            </w:pPr>
-            <w:r>
-              <w:rPr>
-                <w:rFonts w:ascii="Calibri" w:eastAsia="Arial" w:hAnsi="Calibri" w:cs="Calibri"/>
-                <w:b w:val="0"/>
-                <w:color w:val="auto"/>
-                <w:sz w:val="22"/>
-                <w:szCs w:val="22"/>
-              </w:rPr>
-              <w:t>Ver cartera</w:t>
+                <w:rFonts w:asciiTheme="minorHAnsi" w:eastAsia="Arial" w:hAnsiTheme="minorHAnsi" w:cstheme="minorHAnsi"/>
+                <w:b w:val="0"/>
+                <w:color w:val="auto"/>
+                <w:sz w:val="22"/>
+                <w:szCs w:val="22"/>
+              </w:rPr>
+            </w:pPr>
+            <w:r>
+              <w:rPr>
+                <w:rFonts w:asciiTheme="minorHAnsi" w:eastAsia="Arial" w:hAnsiTheme="minorHAnsi" w:cstheme="minorHAnsi"/>
+                <w:b w:val="0"/>
+                <w:color w:val="auto"/>
+                <w:sz w:val="22"/>
+                <w:szCs w:val="22"/>
+              </w:rPr>
+              <w:t>Ver tickets</w:t>
             </w:r>
           </w:p>
         </w:tc>
@@ -7488,16 +7675,16 @@
               <w:jc w:val="center"/>
               <w:outlineLvl w:val="2"/>
               <w:rPr>
-                <w:rFonts w:ascii="Calibri" w:eastAsia="Arial" w:hAnsi="Calibri" w:cs="Calibri"/>
-                <w:b w:val="0"/>
-                <w:color w:val="auto"/>
-                <w:sz w:val="22"/>
-                <w:szCs w:val="22"/>
-              </w:rPr>
-            </w:pPr>
-            <w:r>
-              <w:rPr>
-                <w:rFonts w:ascii="Calibri" w:eastAsia="Arial" w:hAnsi="Calibri" w:cs="Calibri"/>
+                <w:rFonts w:asciiTheme="minorHAnsi" w:eastAsia="Arial" w:hAnsiTheme="minorHAnsi" w:cstheme="minorHAnsi"/>
+                <w:b w:val="0"/>
+                <w:color w:val="auto"/>
+                <w:sz w:val="22"/>
+                <w:szCs w:val="22"/>
+              </w:rPr>
+            </w:pPr>
+            <w:r>
+              <w:rPr>
+                <w:rFonts w:asciiTheme="minorHAnsi" w:eastAsia="Arial" w:hAnsiTheme="minorHAnsi" w:cstheme="minorHAnsi"/>
                 <w:b w:val="0"/>
                 <w:color w:val="auto"/>
                 <w:sz w:val="22"/>
@@ -7521,16 +7708,16 @@
               <w:jc w:val="both"/>
               <w:outlineLvl w:val="2"/>
               <w:rPr>
-                <w:rFonts w:ascii="Calibri" w:eastAsia="Arial" w:hAnsi="Calibri" w:cs="Calibri"/>
-                <w:b w:val="0"/>
-                <w:color w:val="auto"/>
-                <w:sz w:val="22"/>
-                <w:szCs w:val="22"/>
-              </w:rPr>
-            </w:pPr>
-            <w:r>
-              <w:rPr>
-                <w:rFonts w:ascii="Calibri" w:eastAsia="Arial" w:hAnsi="Calibri" w:cs="Calibri"/>
+                <w:rFonts w:asciiTheme="minorHAnsi" w:eastAsia="Arial" w:hAnsiTheme="minorHAnsi" w:cstheme="minorHAnsi"/>
+                <w:b w:val="0"/>
+                <w:color w:val="auto"/>
+                <w:sz w:val="22"/>
+                <w:szCs w:val="22"/>
+              </w:rPr>
+            </w:pPr>
+            <w:r>
+              <w:rPr>
+                <w:rFonts w:asciiTheme="minorHAnsi" w:eastAsia="Arial" w:hAnsiTheme="minorHAnsi" w:cstheme="minorHAnsi"/>
                 <w:b w:val="0"/>
                 <w:color w:val="auto"/>
                 <w:sz w:val="22"/>
@@ -7556,16 +7743,16 @@
               <w:jc w:val="center"/>
               <w:outlineLvl w:val="2"/>
               <w:rPr>
-                <w:rFonts w:ascii="Calibri" w:eastAsia="Arial" w:hAnsi="Calibri" w:cs="Calibri"/>
-                <w:b w:val="0"/>
-                <w:color w:val="auto"/>
-                <w:sz w:val="22"/>
-                <w:szCs w:val="22"/>
-              </w:rPr>
-            </w:pPr>
-            <w:r>
-              <w:rPr>
-                <w:rFonts w:ascii="Calibri" w:eastAsia="Arial" w:hAnsi="Calibri" w:cs="Calibri"/>
+                <w:rFonts w:asciiTheme="minorHAnsi" w:eastAsia="Arial" w:hAnsiTheme="minorHAnsi" w:cstheme="minorHAnsi"/>
+                <w:b w:val="0"/>
+                <w:color w:val="auto"/>
+                <w:sz w:val="22"/>
+                <w:szCs w:val="22"/>
+              </w:rPr>
+            </w:pPr>
+            <w:r>
+              <w:rPr>
+                <w:rFonts w:asciiTheme="minorHAnsi" w:eastAsia="Arial" w:hAnsiTheme="minorHAnsi" w:cstheme="minorHAnsi"/>
                 <w:b w:val="0"/>
                 <w:color w:val="auto"/>
                 <w:sz w:val="22"/>
@@ -7589,22 +7776,22 @@
               <w:jc w:val="both"/>
               <w:outlineLvl w:val="2"/>
               <w:rPr>
-                <w:rFonts w:ascii="Calibri" w:eastAsia="Arial" w:hAnsi="Calibri" w:cs="Calibri"/>
-                <w:b w:val="0"/>
-                <w:color w:val="auto"/>
-                <w:sz w:val="22"/>
-                <w:szCs w:val="22"/>
-              </w:rPr>
-            </w:pPr>
-            <w:r>
-              <w:rPr>
-                <w:rFonts w:ascii="Calibri" w:hAnsi="Calibri" w:cs="Calibri"/>
-                <w:b w:val="0"/>
-                <w:color w:val="auto"/>
-                <w:sz w:val="22"/>
-                <w:szCs w:val="22"/>
-              </w:rPr>
-              <w:t>El usuario está en la zona personal.</w:t>
+                <w:rFonts w:asciiTheme="minorHAnsi" w:eastAsia="Arial" w:hAnsiTheme="minorHAnsi" w:cstheme="minorHAnsi"/>
+                <w:b w:val="0"/>
+                <w:color w:val="auto"/>
+                <w:sz w:val="22"/>
+                <w:szCs w:val="22"/>
+              </w:rPr>
+            </w:pPr>
+            <w:r>
+              <w:rPr>
+                <w:rFonts w:asciiTheme="minorHAnsi" w:hAnsiTheme="minorHAnsi" w:cstheme="minorHAnsi"/>
+                <w:b w:val="0"/>
+                <w:color w:val="auto"/>
+                <w:sz w:val="22"/>
+                <w:szCs w:val="22"/>
+              </w:rPr>
+              <w:t>El usuario está en la zona personal y tiene tickets registrados.</w:t>
             </w:r>
           </w:p>
         </w:tc>
@@ -7624,16 +7811,16 @@
               <w:jc w:val="center"/>
               <w:outlineLvl w:val="2"/>
               <w:rPr>
-                <w:rFonts w:ascii="Calibri" w:eastAsia="Arial" w:hAnsi="Calibri" w:cs="Calibri"/>
-                <w:b w:val="0"/>
-                <w:color w:val="auto"/>
-                <w:sz w:val="22"/>
-                <w:szCs w:val="22"/>
-              </w:rPr>
-            </w:pPr>
-            <w:r>
-              <w:rPr>
-                <w:rFonts w:ascii="Calibri" w:eastAsia="Arial" w:hAnsi="Calibri" w:cs="Calibri"/>
+                <w:rFonts w:asciiTheme="minorHAnsi" w:eastAsia="Arial" w:hAnsiTheme="minorHAnsi" w:cstheme="minorHAnsi"/>
+                <w:b w:val="0"/>
+                <w:color w:val="auto"/>
+                <w:sz w:val="22"/>
+                <w:szCs w:val="22"/>
+              </w:rPr>
+            </w:pPr>
+            <w:r>
+              <w:rPr>
+                <w:rFonts w:asciiTheme="minorHAnsi" w:eastAsia="Arial" w:hAnsiTheme="minorHAnsi" w:cstheme="minorHAnsi"/>
                 <w:b w:val="0"/>
                 <w:color w:val="auto"/>
                 <w:sz w:val="22"/>
@@ -7660,22 +7847,84 @@
               <w:jc w:val="both"/>
               <w:outlineLvl w:val="2"/>
               <w:rPr>
-                <w:rFonts w:ascii="Calibri" w:eastAsia="Arial" w:hAnsi="Calibri" w:cs="Calibri"/>
-                <w:b w:val="0"/>
-                <w:color w:val="auto"/>
-                <w:sz w:val="22"/>
-                <w:szCs w:val="22"/>
-              </w:rPr>
-            </w:pPr>
-            <w:r>
-              <w:rPr>
-                <w:rFonts w:ascii="Calibri" w:hAnsi="Calibri" w:cs="Calibri"/>
-                <w:b w:val="0"/>
-                <w:color w:val="auto"/>
-                <w:sz w:val="22"/>
-                <w:szCs w:val="22"/>
-              </w:rPr>
-              <w:t>1. Al cargar la zona personal, el sistema muestra automáticamente el saldo de puntos acumulados y un gráfico de estadísticas con reservas, tickets y puntos.</w:t>
+                <w:rFonts w:asciiTheme="minorHAnsi" w:hAnsiTheme="minorHAnsi" w:cstheme="minorHAnsi"/>
+                <w:b w:val="0"/>
+                <w:color w:val="auto"/>
+                <w:sz w:val="22"/>
+                <w:szCs w:val="22"/>
+              </w:rPr>
+            </w:pPr>
+            <w:r>
+              <w:rPr>
+                <w:rFonts w:asciiTheme="minorHAnsi" w:hAnsiTheme="minorHAnsi" w:cstheme="minorHAnsi"/>
+                <w:b w:val="0"/>
+                <w:color w:val="auto"/>
+                <w:sz w:val="22"/>
+                <w:szCs w:val="22"/>
+              </w:rPr>
+              <w:t>1. El usuario accede a la sección de tickets.</w:t>
+            </w:r>
+          </w:p>
+          <w:p>
+            <w:pPr>
+              <w:pStyle w:val="Ttulo3"/>
+              <w:keepNext w:val="0"/>
+              <w:keepLines w:val="0"/>
+              <w:tabs>
+                <w:tab w:val="left" w:pos="4120"/>
+              </w:tabs>
+              <w:spacing w:before="0" w:after="80" w:line="276" w:lineRule="auto"/>
+              <w:ind w:left="0" w:firstLine="0"/>
+              <w:jc w:val="both"/>
+              <w:outlineLvl w:val="2"/>
+              <w:rPr>
+                <w:rFonts w:asciiTheme="minorHAnsi" w:hAnsiTheme="minorHAnsi" w:cstheme="minorHAnsi"/>
+                <w:b w:val="0"/>
+                <w:color w:val="auto"/>
+                <w:sz w:val="22"/>
+                <w:szCs w:val="22"/>
+              </w:rPr>
+            </w:pPr>
+            <w:r>
+              <w:rPr>
+                <w:rFonts w:asciiTheme="minorHAnsi" w:hAnsiTheme="minorHAnsi" w:cstheme="minorHAnsi"/>
+                <w:b w:val="0"/>
+                <w:color w:val="auto"/>
+                <w:sz w:val="22"/>
+                <w:szCs w:val="22"/>
+              </w:rPr>
+              <w:t xml:space="preserve">2. El sistema muestra el listado de tickets subidos previamente. </w:t>
+            </w:r>
+          </w:p>
+          <w:p>
+            <w:pPr>
+              <w:pStyle w:val="Ttulo3"/>
+              <w:keepNext w:val="0"/>
+              <w:keepLines w:val="0"/>
+              <w:tabs>
+                <w:tab w:val="left" w:pos="4120"/>
+              </w:tabs>
+              <w:spacing w:before="0" w:after="80" w:line="276" w:lineRule="auto"/>
+              <w:ind w:left="0" w:firstLine="0"/>
+              <w:jc w:val="both"/>
+              <w:outlineLvl w:val="2"/>
+              <w:rPr>
+                <w:rFonts w:asciiTheme="minorHAnsi" w:eastAsia="Arial" w:hAnsiTheme="minorHAnsi" w:cstheme="minorHAnsi"/>
+                <w:b w:val="0"/>
+                <w:color w:val="auto"/>
+                <w:sz w:val="22"/>
+                <w:szCs w:val="22"/>
+              </w:rPr>
+            </w:pPr>
+            <w:r>
+              <w:rPr>
+                <w:rFonts w:asciiTheme="minorHAnsi" w:hAnsiTheme="minorHAnsi" w:cstheme="minorHAnsi"/>
+                <w:b w:val="0"/>
+                <w:color w:val="auto"/>
+                <w:sz w:val="22"/>
+                <w:szCs w:val="22"/>
+              </w:rPr>
+              <w:t>3. El usuario puede consultar el detalle de cada uno.</w:t>
             </w:r>
           </w:p>
         </w:tc>
@@ -7695,16 +7944,16 @@
               <w:jc w:val="center"/>
               <w:outlineLvl w:val="2"/>
               <w:rPr>
-                <w:rFonts w:ascii="Calibri" w:eastAsia="Arial" w:hAnsi="Calibri" w:cs="Calibri"/>
-                <w:b w:val="0"/>
-                <w:color w:val="auto"/>
-                <w:sz w:val="22"/>
-                <w:szCs w:val="22"/>
-              </w:rPr>
-            </w:pPr>
-            <w:r>
-              <w:rPr>
-                <w:rFonts w:ascii="Calibri" w:eastAsia="Arial" w:hAnsi="Calibri" w:cs="Calibri"/>
+                <w:rFonts w:asciiTheme="minorHAnsi" w:eastAsia="Arial" w:hAnsiTheme="minorHAnsi" w:cstheme="minorHAnsi"/>
+                <w:b w:val="0"/>
+                <w:color w:val="auto"/>
+                <w:sz w:val="22"/>
+                <w:szCs w:val="22"/>
+              </w:rPr>
+            </w:pPr>
+            <w:r>
+              <w:rPr>
+                <w:rFonts w:asciiTheme="minorHAnsi" w:eastAsia="Arial" w:hAnsiTheme="minorHAnsi" w:cstheme="minorHAnsi"/>
                 <w:b w:val="0"/>
                 <w:color w:val="auto"/>
                 <w:sz w:val="22"/>
@@ -7728,16 +7977,16 @@
               <w:jc w:val="center"/>
               <w:outlineLvl w:val="2"/>
               <w:rPr>
-                <w:rFonts w:ascii="Calibri" w:eastAsia="Arial" w:hAnsi="Calibri" w:cs="Calibri"/>
-                <w:b w:val="0"/>
-                <w:color w:val="auto"/>
-                <w:sz w:val="22"/>
-                <w:szCs w:val="22"/>
-              </w:rPr>
-            </w:pPr>
-            <w:r>
-              <w:rPr>
-                <w:rFonts w:ascii="Calibri" w:hAnsi="Calibri" w:cs="Calibri"/>
+                <w:rFonts w:asciiTheme="minorHAnsi" w:eastAsia="Arial" w:hAnsiTheme="minorHAnsi" w:cstheme="minorHAnsi"/>
+                <w:b w:val="0"/>
+                <w:color w:val="auto"/>
+                <w:sz w:val="22"/>
+                <w:szCs w:val="22"/>
+              </w:rPr>
+            </w:pPr>
+            <w:r>
+              <w:rPr>
+                <w:rFonts w:asciiTheme="minorHAnsi" w:hAnsiTheme="minorHAnsi" w:cstheme="minorHAnsi"/>
                 <w:b w:val="0"/>
                 <w:color w:val="auto"/>
                 <w:sz w:val="22"/>
@@ -7763,16 +8012,16 @@
               <w:jc w:val="center"/>
               <w:outlineLvl w:val="2"/>
               <w:rPr>
-                <w:rFonts w:ascii="Calibri" w:eastAsia="Arial" w:hAnsi="Calibri" w:cs="Calibri"/>
-                <w:b w:val="0"/>
-                <w:color w:val="auto"/>
-                <w:sz w:val="22"/>
-                <w:szCs w:val="22"/>
-              </w:rPr>
-            </w:pPr>
-            <w:r>
-              <w:rPr>
-                <w:rFonts w:ascii="Calibri" w:eastAsia="Arial" w:hAnsi="Calibri" w:cs="Calibri"/>
+                <w:rFonts w:asciiTheme="minorHAnsi" w:eastAsia="Arial" w:hAnsiTheme="minorHAnsi" w:cstheme="minorHAnsi"/>
+                <w:b w:val="0"/>
+                <w:color w:val="auto"/>
+                <w:sz w:val="22"/>
+                <w:szCs w:val="22"/>
+              </w:rPr>
+            </w:pPr>
+            <w:r>
+              <w:rPr>
+                <w:rFonts w:asciiTheme="minorHAnsi" w:eastAsia="Arial" w:hAnsiTheme="minorHAnsi" w:cstheme="minorHAnsi"/>
                 <w:b w:val="0"/>
                 <w:color w:val="auto"/>
                 <w:sz w:val="22"/>
@@ -7791,27 +8040,30 @@
               <w:pStyle w:val="Ttulo3"/>
               <w:keepNext w:val="0"/>
               <w:keepLines w:val="0"/>
+              <w:tabs>
+                <w:tab w:val="left" w:pos="4045"/>
+              </w:tabs>
               <w:spacing w:before="0" w:after="80" w:line="276" w:lineRule="auto"/>
               <w:ind w:left="0" w:firstLine="0"/>
               <w:jc w:val="both"/>
               <w:outlineLvl w:val="2"/>
               <w:rPr>
-                <w:rFonts w:ascii="Calibri" w:eastAsia="Arial" w:hAnsi="Calibri" w:cs="Calibri"/>
-                <w:b w:val="0"/>
-                <w:color w:val="auto"/>
-                <w:sz w:val="22"/>
-                <w:szCs w:val="22"/>
-              </w:rPr>
-            </w:pPr>
-            <w:r>
-              <w:rPr>
-                <w:rFonts w:ascii="Calibri" w:hAnsi="Calibri" w:cs="Calibri"/>
-                <w:b w:val="0"/>
-                <w:color w:val="auto"/>
-                <w:sz w:val="22"/>
-                <w:szCs w:val="22"/>
-              </w:rPr>
-              <w:t>El usuario visualiza su saldo actualizado.</w:t>
+                <w:rFonts w:asciiTheme="minorHAnsi" w:eastAsia="Arial" w:hAnsiTheme="minorHAnsi" w:cstheme="minorHAnsi"/>
+                <w:b w:val="0"/>
+                <w:color w:val="auto"/>
+                <w:sz w:val="22"/>
+                <w:szCs w:val="22"/>
+              </w:rPr>
+            </w:pPr>
+            <w:r>
+              <w:rPr>
+                <w:rFonts w:asciiTheme="minorHAnsi" w:hAnsiTheme="minorHAnsi" w:cstheme="minorHAnsi"/>
+                <w:b w:val="0"/>
+                <w:color w:val="auto"/>
+                <w:sz w:val="22"/>
+                <w:szCs w:val="22"/>
+              </w:rPr>
+              <w:t>El usuario visualiza sus tickets y los puntos asociados a cada uno.</w:t>
             </w:r>
           </w:p>
         </w:tc>
@@ -7847,22 +8099,22 @@
               <w:jc w:val="center"/>
               <w:outlineLvl w:val="2"/>
               <w:rPr>
-                <w:rFonts w:asciiTheme="minorHAnsi" w:eastAsia="Arial" w:hAnsiTheme="minorHAnsi" w:cstheme="minorHAnsi"/>
-                <w:b w:val="0"/>
-                <w:color w:val="auto"/>
-                <w:sz w:val="22"/>
-                <w:szCs w:val="22"/>
-              </w:rPr>
-            </w:pPr>
-            <w:r>
-              <w:rPr>
-                <w:rFonts w:asciiTheme="minorHAnsi" w:eastAsia="Arial" w:hAnsiTheme="minorHAnsi" w:cstheme="minorHAnsi"/>
-                <w:b w:val="0"/>
-                <w:color w:val="auto"/>
-                <w:sz w:val="22"/>
-                <w:szCs w:val="22"/>
-              </w:rPr>
-              <w:t>CASO DE USO 6</w:t>
+                <w:rFonts w:ascii="Calibri" w:eastAsia="Arial" w:hAnsi="Calibri" w:cs="Calibri"/>
+                <w:b w:val="0"/>
+                <w:color w:val="auto"/>
+                <w:sz w:val="22"/>
+                <w:szCs w:val="22"/>
+              </w:rPr>
+            </w:pPr>
+            <w:r>
+              <w:rPr>
+                <w:rFonts w:ascii="Calibri" w:eastAsia="Arial" w:hAnsi="Calibri" w:cs="Calibri"/>
+                <w:b w:val="0"/>
+                <w:color w:val="auto"/>
+                <w:sz w:val="22"/>
+                <w:szCs w:val="22"/>
+              </w:rPr>
+              <w:t>CASO DE USO 7</w:t>
             </w:r>
           </w:p>
         </w:tc>
@@ -7880,22 +8132,22 @@
               <w:jc w:val="both"/>
               <w:outlineLvl w:val="2"/>
               <w:rPr>
-                <w:rFonts w:asciiTheme="minorHAnsi" w:eastAsia="Arial" w:hAnsiTheme="minorHAnsi" w:cstheme="minorHAnsi"/>
-                <w:b w:val="0"/>
-                <w:color w:val="auto"/>
-                <w:sz w:val="22"/>
-                <w:szCs w:val="22"/>
-              </w:rPr>
-            </w:pPr>
-            <w:r>
-              <w:rPr>
-                <w:rFonts w:asciiTheme="minorHAnsi" w:eastAsia="Arial" w:hAnsiTheme="minorHAnsi" w:cstheme="minorHAnsi"/>
-                <w:b w:val="0"/>
-                <w:color w:val="auto"/>
-                <w:sz w:val="22"/>
-                <w:szCs w:val="22"/>
-              </w:rPr>
-              <w:t>Ver tickets</w:t>
+                <w:rFonts w:ascii="Calibri" w:eastAsia="Arial" w:hAnsi="Calibri" w:cs="Calibri"/>
+                <w:b w:val="0"/>
+                <w:color w:val="auto"/>
+                <w:sz w:val="22"/>
+                <w:szCs w:val="22"/>
+              </w:rPr>
+            </w:pPr>
+            <w:r>
+              <w:rPr>
+                <w:rFonts w:ascii="Calibri" w:eastAsia="Arial" w:hAnsi="Calibri" w:cs="Calibri"/>
+                <w:b w:val="0"/>
+                <w:color w:val="auto"/>
+                <w:sz w:val="22"/>
+                <w:szCs w:val="22"/>
+              </w:rPr>
+              <w:t>Subir tickets</w:t>
             </w:r>
           </w:p>
         </w:tc>
@@ -7915,16 +8167,16 @@
               <w:jc w:val="center"/>
               <w:outlineLvl w:val="2"/>
               <w:rPr>
-                <w:rFonts w:asciiTheme="minorHAnsi" w:eastAsia="Arial" w:hAnsiTheme="minorHAnsi" w:cstheme="minorHAnsi"/>
-                <w:b w:val="0"/>
-                <w:color w:val="auto"/>
-                <w:sz w:val="22"/>
-                <w:szCs w:val="22"/>
-              </w:rPr>
-            </w:pPr>
-            <w:r>
-              <w:rPr>
-                <w:rFonts w:asciiTheme="minorHAnsi" w:eastAsia="Arial" w:hAnsiTheme="minorHAnsi" w:cstheme="minorHAnsi"/>
+                <w:rFonts w:ascii="Calibri" w:eastAsia="Arial" w:hAnsi="Calibri" w:cs="Calibri"/>
+                <w:b w:val="0"/>
+                <w:color w:val="auto"/>
+                <w:sz w:val="22"/>
+                <w:szCs w:val="22"/>
+              </w:rPr>
+            </w:pPr>
+            <w:r>
+              <w:rPr>
+                <w:rFonts w:ascii="Calibri" w:eastAsia="Arial" w:hAnsi="Calibri" w:cs="Calibri"/>
                 <w:b w:val="0"/>
                 <w:color w:val="auto"/>
                 <w:sz w:val="22"/>
@@ -7948,16 +8200,16 @@
               <w:jc w:val="both"/>
               <w:outlineLvl w:val="2"/>
               <w:rPr>
-                <w:rFonts w:asciiTheme="minorHAnsi" w:eastAsia="Arial" w:hAnsiTheme="minorHAnsi" w:cstheme="minorHAnsi"/>
-                <w:b w:val="0"/>
-                <w:color w:val="auto"/>
-                <w:sz w:val="22"/>
-                <w:szCs w:val="22"/>
-              </w:rPr>
-            </w:pPr>
-            <w:r>
-              <w:rPr>
-                <w:rFonts w:asciiTheme="minorHAnsi" w:eastAsia="Arial" w:hAnsiTheme="minorHAnsi" w:cstheme="minorHAnsi"/>
+                <w:rFonts w:ascii="Calibri" w:eastAsia="Arial" w:hAnsi="Calibri" w:cs="Calibri"/>
+                <w:b w:val="0"/>
+                <w:color w:val="auto"/>
+                <w:sz w:val="22"/>
+                <w:szCs w:val="22"/>
+              </w:rPr>
+            </w:pPr>
+            <w:r>
+              <w:rPr>
+                <w:rFonts w:ascii="Calibri" w:eastAsia="Arial" w:hAnsi="Calibri" w:cs="Calibri"/>
                 <w:b w:val="0"/>
                 <w:color w:val="auto"/>
                 <w:sz w:val="22"/>
@@ -7983,16 +8235,16 @@
               <w:jc w:val="center"/>
               <w:outlineLvl w:val="2"/>
               <w:rPr>
-                <w:rFonts w:asciiTheme="minorHAnsi" w:eastAsia="Arial" w:hAnsiTheme="minorHAnsi" w:cstheme="minorHAnsi"/>
-                <w:b w:val="0"/>
-                <w:color w:val="auto"/>
-                <w:sz w:val="22"/>
-                <w:szCs w:val="22"/>
-              </w:rPr>
-            </w:pPr>
-            <w:r>
-              <w:rPr>
-                <w:rFonts w:asciiTheme="minorHAnsi" w:eastAsia="Arial" w:hAnsiTheme="minorHAnsi" w:cstheme="minorHAnsi"/>
+                <w:rFonts w:ascii="Calibri" w:eastAsia="Arial" w:hAnsi="Calibri" w:cs="Calibri"/>
+                <w:b w:val="0"/>
+                <w:color w:val="auto"/>
+                <w:sz w:val="22"/>
+                <w:szCs w:val="22"/>
+              </w:rPr>
+            </w:pPr>
+            <w:r>
+              <w:rPr>
+                <w:rFonts w:ascii="Calibri" w:eastAsia="Arial" w:hAnsi="Calibri" w:cs="Calibri"/>
                 <w:b w:val="0"/>
                 <w:color w:val="auto"/>
                 <w:sz w:val="22"/>
@@ -8011,27 +8263,30 @@
               <w:pStyle w:val="Ttulo3"/>
               <w:keepNext w:val="0"/>
               <w:keepLines w:val="0"/>
+              <w:tabs>
+                <w:tab w:val="right" w:pos="6619"/>
+              </w:tabs>
               <w:spacing w:before="0" w:after="80" w:line="276" w:lineRule="auto"/>
               <w:ind w:left="0" w:firstLine="0"/>
               <w:jc w:val="both"/>
               <w:outlineLvl w:val="2"/>
               <w:rPr>
-                <w:rFonts w:asciiTheme="minorHAnsi" w:eastAsia="Arial" w:hAnsiTheme="minorHAnsi" w:cstheme="minorHAnsi"/>
-                <w:b w:val="0"/>
-                <w:color w:val="auto"/>
-                <w:sz w:val="22"/>
-                <w:szCs w:val="22"/>
-              </w:rPr>
-            </w:pPr>
-            <w:r>
-              <w:rPr>
-                <w:rFonts w:asciiTheme="minorHAnsi" w:hAnsiTheme="minorHAnsi" w:cstheme="minorHAnsi"/>
-                <w:b w:val="0"/>
-                <w:color w:val="auto"/>
-                <w:sz w:val="22"/>
-                <w:szCs w:val="22"/>
-              </w:rPr>
-              <w:t>El usuario está en la zona personal y tiene tickets registrados.</w:t>
+                <w:rFonts w:ascii="Calibri" w:eastAsia="Arial" w:hAnsi="Calibri" w:cs="Calibri"/>
+                <w:b w:val="0"/>
+                <w:color w:val="auto"/>
+                <w:sz w:val="22"/>
+                <w:szCs w:val="22"/>
+              </w:rPr>
+            </w:pPr>
+            <w:r>
+              <w:rPr>
+                <w:rFonts w:ascii="Calibri" w:hAnsi="Calibri" w:cs="Calibri"/>
+                <w:b w:val="0"/>
+                <w:color w:val="auto"/>
+                <w:sz w:val="22"/>
+                <w:szCs w:val="22"/>
+              </w:rPr>
+              <w:t>El usuario está en la zona personal y tiene un ticket de consumición para subir.</w:t>
             </w:r>
           </w:p>
         </w:tc>
@@ -8051,16 +8306,16 @@
               <w:jc w:val="center"/>
               <w:outlineLvl w:val="2"/>
               <w:rPr>
-                <w:rFonts w:asciiTheme="minorHAnsi" w:eastAsia="Arial" w:hAnsiTheme="minorHAnsi" w:cstheme="minorHAnsi"/>
-                <w:b w:val="0"/>
-                <w:color w:val="auto"/>
-                <w:sz w:val="22"/>
-                <w:szCs w:val="22"/>
-              </w:rPr>
-            </w:pPr>
-            <w:r>
-              <w:rPr>
-                <w:rFonts w:asciiTheme="minorHAnsi" w:eastAsia="Arial" w:hAnsiTheme="minorHAnsi" w:cstheme="minorHAnsi"/>
+                <w:rFonts w:ascii="Calibri" w:eastAsia="Arial" w:hAnsi="Calibri" w:cs="Calibri"/>
+                <w:b w:val="0"/>
+                <w:color w:val="auto"/>
+                <w:sz w:val="22"/>
+                <w:szCs w:val="22"/>
+              </w:rPr>
+            </w:pPr>
+            <w:r>
+              <w:rPr>
+                <w:rFonts w:ascii="Calibri" w:eastAsia="Arial" w:hAnsi="Calibri" w:cs="Calibri"/>
                 <w:b w:val="0"/>
                 <w:color w:val="auto"/>
                 <w:sz w:val="22"/>
@@ -8081,90 +8336,29 @@
               <w:keepLines w:val="0"/>
               <w:tabs>
                 <w:tab w:val="left" w:pos="4120"/>
+                <w:tab w:val="left" w:pos="5347"/>
               </w:tabs>
               <w:spacing w:before="0" w:after="80" w:line="276" w:lineRule="auto"/>
               <w:ind w:left="0" w:firstLine="0"/>
               <w:jc w:val="both"/>
               <w:outlineLvl w:val="2"/>
               <w:rPr>
-                <w:rFonts w:asciiTheme="minorHAnsi" w:hAnsiTheme="minorHAnsi" w:cstheme="minorHAnsi"/>
-                <w:b w:val="0"/>
-                <w:color w:val="auto"/>
-                <w:sz w:val="22"/>
-                <w:szCs w:val="22"/>
-              </w:rPr>
-            </w:pPr>
-            <w:r>
-              <w:rPr>
-                <w:rFonts w:asciiTheme="minorHAnsi" w:hAnsiTheme="minorHAnsi" w:cstheme="minorHAnsi"/>
-                <w:b w:val="0"/>
-                <w:color w:val="auto"/>
-                <w:sz w:val="22"/>
-                <w:szCs w:val="22"/>
-              </w:rPr>
-              <w:t>1. El usuario accede a la sección de tickets.</w:t>
-            </w:r>
-          </w:p>
-          <w:p>
-            <w:pPr>
-              <w:pStyle w:val="Ttulo3"/>
-              <w:keepNext w:val="0"/>
-              <w:keepLines w:val="0"/>
-              <w:tabs>
-                <w:tab w:val="left" w:pos="4120"/>
-              </w:tabs>
-              <w:spacing w:before="0" w:after="80" w:line="276" w:lineRule="auto"/>
-              <w:ind w:left="0" w:firstLine="0"/>
-              <w:jc w:val="both"/>
-              <w:outlineLvl w:val="2"/>
-              <w:rPr>
-                <w:rFonts w:asciiTheme="minorHAnsi" w:hAnsiTheme="minorHAnsi" w:cstheme="minorHAnsi"/>
-                <w:b w:val="0"/>
-                <w:color w:val="auto"/>
-                <w:sz w:val="22"/>
-                <w:szCs w:val="22"/>
-              </w:rPr>
-            </w:pPr>
-            <w:r>
-              <w:rPr>
-                <w:rFonts w:asciiTheme="minorHAnsi" w:hAnsiTheme="minorHAnsi" w:cstheme="minorHAnsi"/>
-                <w:b w:val="0"/>
-                <w:color w:val="auto"/>
-                <w:sz w:val="22"/>
-                <w:szCs w:val="22"/>
-              </w:rPr>
-              <w:t xml:space="preserve">2. El sistema muestra el listado de tickets subidos previamente. </w:t>
-            </w:r>
-          </w:p>
-          <w:p>
-            <w:pPr>
-              <w:pStyle w:val="Ttulo3"/>
-              <w:keepNext w:val="0"/>
-              <w:keepLines w:val="0"/>
-              <w:tabs>
-                <w:tab w:val="left" w:pos="4120"/>
-              </w:tabs>
-              <w:spacing w:before="0" w:after="80" w:line="276" w:lineRule="auto"/>
-              <w:ind w:left="0" w:firstLine="0"/>
-              <w:jc w:val="both"/>
-              <w:outlineLvl w:val="2"/>
-              <w:rPr>
-                <w:rFonts w:asciiTheme="minorHAnsi" w:eastAsia="Arial" w:hAnsiTheme="minorHAnsi" w:cstheme="minorHAnsi"/>
-                <w:b w:val="0"/>
-                <w:color w:val="auto"/>
-                <w:sz w:val="22"/>
-                <w:szCs w:val="22"/>
-              </w:rPr>
-            </w:pPr>
-            <w:r>
-              <w:rPr>
-                <w:rFonts w:asciiTheme="minorHAnsi" w:hAnsiTheme="minorHAnsi" w:cstheme="minorHAnsi"/>
-                <w:b w:val="0"/>
-                <w:color w:val="auto"/>
-                <w:sz w:val="22"/>
-                <w:szCs w:val="22"/>
-              </w:rPr>
-              <w:t>3. El usuario puede consultar el detalle de cada uno.</w:t>
+                <w:rFonts w:ascii="Calibri" w:eastAsia="Arial" w:hAnsi="Calibri" w:cs="Calibri"/>
+                <w:b w:val="0"/>
+                <w:color w:val="auto"/>
+                <w:sz w:val="22"/>
+                <w:szCs w:val="22"/>
+              </w:rPr>
+            </w:pPr>
+            <w:r>
+              <w:rPr>
+                <w:rFonts w:ascii="Calibri" w:hAnsi="Calibri" w:cs="Calibri"/>
+                <w:b w:val="0"/>
+                <w:color w:val="auto"/>
+                <w:sz w:val="22"/>
+                <w:szCs w:val="22"/>
+              </w:rPr>
+              <w:t>1. El usuario accede a la opción de subida de ticket. 2. Selecciona o fotografía el ticket. 3. El sistema procesa el ticket y calcula los puntos a acumular. 4. Los puntos se añaden al saldo del usuario.</w:t>
             </w:r>
           </w:p>
         </w:tc>
@@ -8184,16 +8378,16 @@
               <w:jc w:val="center"/>
               <w:outlineLvl w:val="2"/>
               <w:rPr>
-                <w:rFonts w:asciiTheme="minorHAnsi" w:eastAsia="Arial" w:hAnsiTheme="minorHAnsi" w:cstheme="minorHAnsi"/>
-                <w:b w:val="0"/>
-                <w:color w:val="auto"/>
-                <w:sz w:val="22"/>
-                <w:szCs w:val="22"/>
-              </w:rPr>
-            </w:pPr>
-            <w:r>
-              <w:rPr>
-                <w:rFonts w:asciiTheme="minorHAnsi" w:eastAsia="Arial" w:hAnsiTheme="minorHAnsi" w:cstheme="minorHAnsi"/>
+                <w:rFonts w:ascii="Calibri" w:eastAsia="Arial" w:hAnsi="Calibri" w:cs="Calibri"/>
+                <w:b w:val="0"/>
+                <w:color w:val="auto"/>
+                <w:sz w:val="22"/>
+                <w:szCs w:val="22"/>
+              </w:rPr>
+            </w:pPr>
+            <w:r>
+              <w:rPr>
+                <w:rFonts w:ascii="Calibri" w:eastAsia="Arial" w:hAnsi="Calibri" w:cs="Calibri"/>
                 <w:b w:val="0"/>
                 <w:color w:val="auto"/>
                 <w:sz w:val="22"/>
@@ -8214,25 +8408,25 @@
               <w:keepLines w:val="0"/>
               <w:spacing w:before="0" w:after="80" w:line="276" w:lineRule="auto"/>
               <w:ind w:left="0" w:firstLine="0"/>
-              <w:jc w:val="center"/>
-              <w:outlineLvl w:val="2"/>
-              <w:rPr>
-                <w:rFonts w:asciiTheme="minorHAnsi" w:eastAsia="Arial" w:hAnsiTheme="minorHAnsi" w:cstheme="minorHAnsi"/>
-                <w:b w:val="0"/>
-                <w:color w:val="auto"/>
-                <w:sz w:val="22"/>
-                <w:szCs w:val="22"/>
-              </w:rPr>
-            </w:pPr>
-            <w:r>
-              <w:rPr>
-                <w:rFonts w:asciiTheme="minorHAnsi" w:hAnsiTheme="minorHAnsi" w:cstheme="minorHAnsi"/>
-                <w:b w:val="0"/>
-                <w:color w:val="auto"/>
-                <w:sz w:val="22"/>
-                <w:szCs w:val="22"/>
-              </w:rPr>
-              <w:t>-</w:t>
+              <w:jc w:val="both"/>
+              <w:outlineLvl w:val="2"/>
+              <w:rPr>
+                <w:rFonts w:ascii="Calibri" w:eastAsia="Arial" w:hAnsi="Calibri" w:cs="Calibri"/>
+                <w:b w:val="0"/>
+                <w:color w:val="auto"/>
+                <w:sz w:val="22"/>
+                <w:szCs w:val="22"/>
+              </w:rPr>
+            </w:pPr>
+            <w:r>
+              <w:rPr>
+                <w:rFonts w:ascii="Calibri" w:hAnsi="Calibri" w:cs="Calibri"/>
+                <w:b w:val="0"/>
+                <w:color w:val="auto"/>
+                <w:sz w:val="22"/>
+                <w:szCs w:val="22"/>
+              </w:rPr>
+              <w:t>Si el ticket no es válido o ya fue subido, el sistema lo rechaza y notifica al usuario.</w:t>
             </w:r>
           </w:p>
         </w:tc>
@@ -8252,16 +8446,16 @@
               <w:jc w:val="center"/>
               <w:outlineLvl w:val="2"/>
               <w:rPr>
-                <w:rFonts w:asciiTheme="minorHAnsi" w:eastAsia="Arial" w:hAnsiTheme="minorHAnsi" w:cstheme="minorHAnsi"/>
-                <w:b w:val="0"/>
-                <w:color w:val="auto"/>
-                <w:sz w:val="22"/>
-                <w:szCs w:val="22"/>
-              </w:rPr>
-            </w:pPr>
-            <w:r>
-              <w:rPr>
-                <w:rFonts w:asciiTheme="minorHAnsi" w:eastAsia="Arial" w:hAnsiTheme="minorHAnsi" w:cstheme="minorHAnsi"/>
+                <w:rFonts w:ascii="Calibri" w:eastAsia="Arial" w:hAnsi="Calibri" w:cs="Calibri"/>
+                <w:b w:val="0"/>
+                <w:color w:val="auto"/>
+                <w:sz w:val="22"/>
+                <w:szCs w:val="22"/>
+              </w:rPr>
+            </w:pPr>
+            <w:r>
+              <w:rPr>
+                <w:rFonts w:ascii="Calibri" w:eastAsia="Arial" w:hAnsi="Calibri" w:cs="Calibri"/>
                 <w:b w:val="0"/>
                 <w:color w:val="auto"/>
                 <w:sz w:val="22"/>
@@ -8288,22 +8482,22 @@
               <w:jc w:val="both"/>
               <w:outlineLvl w:val="2"/>
               <w:rPr>
-                <w:rFonts w:asciiTheme="minorHAnsi" w:eastAsia="Arial" w:hAnsiTheme="minorHAnsi" w:cstheme="minorHAnsi"/>
-                <w:b w:val="0"/>
-                <w:color w:val="auto"/>
-                <w:sz w:val="22"/>
-                <w:szCs w:val="22"/>
-              </w:rPr>
-            </w:pPr>
-            <w:r>
-              <w:rPr>
-                <w:rFonts w:asciiTheme="minorHAnsi" w:hAnsiTheme="minorHAnsi" w:cstheme="minorHAnsi"/>
-                <w:b w:val="0"/>
-                <w:color w:val="auto"/>
-                <w:sz w:val="22"/>
-                <w:szCs w:val="22"/>
-              </w:rPr>
-              <w:t>El usuario visualiza sus tickets y los puntos asociados a cada uno.</w:t>
+                <w:rFonts w:ascii="Calibri" w:eastAsia="Arial" w:hAnsi="Calibri" w:cs="Calibri"/>
+                <w:b w:val="0"/>
+                <w:color w:val="auto"/>
+                <w:sz w:val="22"/>
+                <w:szCs w:val="22"/>
+              </w:rPr>
+            </w:pPr>
+            <w:r>
+              <w:rPr>
+                <w:rFonts w:ascii="Calibri" w:hAnsi="Calibri" w:cs="Calibri"/>
+                <w:b w:val="0"/>
+                <w:color w:val="auto"/>
+                <w:sz w:val="22"/>
+                <w:szCs w:val="22"/>
+              </w:rPr>
+              <w:t>El ticket queda registrado y los puntos se reflejan en el saldo.</w:t>
             </w:r>
           </w:p>
         </w:tc>
@@ -8354,7 +8548,8 @@
                 <w:sz w:val="22"/>
                 <w:szCs w:val="22"/>
               </w:rPr>
-              <w:t>CASO DE USO 7</w:t>
+              <w:lastRenderedPageBreak/>
+              <w:t>CASO DE USO 8</w:t>
             </w:r>
           </w:p>
         </w:tc>
@@ -8526,7 +8721,7 @@
                 <w:sz w:val="22"/>
                 <w:szCs w:val="22"/>
               </w:rPr>
-              <w:t>El usuario está en la zona personal y tiene un ticket de consumición para subir.</w:t>
+              <w:t>El usuario está en la zona personal.</w:t>
             </w:r>
           </w:p>
         </w:tc>
@@ -8583,22 +8778,86 @@
               <w:jc w:val="both"/>
               <w:outlineLvl w:val="2"/>
               <w:rPr>
-                <w:rFonts w:ascii="Calibri" w:eastAsia="Arial" w:hAnsi="Calibri" w:cs="Calibri"/>
-                <w:b w:val="0"/>
-                <w:color w:val="auto"/>
-                <w:sz w:val="22"/>
-                <w:szCs w:val="22"/>
-              </w:rPr>
-            </w:pPr>
-            <w:r>
-              <w:rPr>
                 <w:rFonts w:ascii="Calibri" w:hAnsi="Calibri" w:cs="Calibri"/>
                 <w:b w:val="0"/>
                 <w:color w:val="auto"/>
                 <w:sz w:val="22"/>
                 <w:szCs w:val="22"/>
               </w:rPr>
-              <w:t>1. El usuario accede a la opción de subida de ticket. 2. Selecciona o fotografía el ticket. 3. El sistema procesa el ticket y calcula los puntos a acumular. 4. Los puntos se añaden al saldo del usuario.</w:t>
+            </w:pPr>
+            <w:r>
+              <w:rPr>
+                <w:rFonts w:ascii="Calibri" w:hAnsi="Calibri" w:cs="Calibri"/>
+                <w:b w:val="0"/>
+                <w:color w:val="auto"/>
+                <w:sz w:val="22"/>
+                <w:szCs w:val="22"/>
+              </w:rPr>
+              <w:t xml:space="preserve">1. El usuario accede a la sección de comentarios. </w:t>
+            </w:r>
+          </w:p>
+          <w:p>
+            <w:pPr>
+              <w:pStyle w:val="Ttulo3"/>
+              <w:keepNext w:val="0"/>
+              <w:keepLines w:val="0"/>
+              <w:tabs>
+                <w:tab w:val="left" w:pos="4120"/>
+                <w:tab w:val="left" w:pos="5347"/>
+              </w:tabs>
+              <w:spacing w:before="0" w:after="80" w:line="276" w:lineRule="auto"/>
+              <w:ind w:left="0" w:firstLine="0"/>
+              <w:jc w:val="both"/>
+              <w:outlineLvl w:val="2"/>
+              <w:rPr>
+                <w:rFonts w:ascii="Calibri" w:hAnsi="Calibri" w:cs="Calibri"/>
+                <w:b w:val="0"/>
+                <w:color w:val="auto"/>
+                <w:sz w:val="22"/>
+                <w:szCs w:val="22"/>
+              </w:rPr>
+            </w:pPr>
+            <w:r>
+              <w:rPr>
+                <w:rFonts w:ascii="Calibri" w:hAnsi="Calibri" w:cs="Calibri"/>
+                <w:b w:val="0"/>
+                <w:color w:val="auto"/>
+                <w:sz w:val="22"/>
+                <w:szCs w:val="22"/>
+              </w:rPr>
+              <w:t xml:space="preserve">2. Redacta su valoración sobre una consumición. </w:t>
+            </w:r>
+          </w:p>
+          <w:p>
+            <w:pPr>
+              <w:pStyle w:val="Ttulo3"/>
+              <w:keepNext w:val="0"/>
+              <w:keepLines w:val="0"/>
+              <w:tabs>
+                <w:tab w:val="left" w:pos="4120"/>
+                <w:tab w:val="left" w:pos="5347"/>
+              </w:tabs>
+              <w:spacing w:before="0" w:after="80" w:line="276" w:lineRule="auto"/>
+              <w:ind w:left="0" w:firstLine="0"/>
+              <w:jc w:val="both"/>
+              <w:outlineLvl w:val="2"/>
+              <w:rPr>
+                <w:rFonts w:ascii="Calibri" w:eastAsia="Arial" w:hAnsi="Calibri" w:cs="Calibri"/>
+                <w:b w:val="0"/>
+                <w:color w:val="auto"/>
+                <w:sz w:val="22"/>
+                <w:szCs w:val="22"/>
+              </w:rPr>
+            </w:pPr>
+            <w:r>
+              <w:rPr>
+                <w:rFonts w:ascii="Calibri" w:hAnsi="Calibri" w:cs="Calibri"/>
+                <w:b w:val="0"/>
+                <w:color w:val="auto"/>
+                <w:sz w:val="22"/>
+                <w:szCs w:val="22"/>
+              </w:rPr>
+              <w:t>3. El sistema publica la reseña y la asocia al plato correspondiente.</w:t>
             </w:r>
           </w:p>
         </w:tc>
@@ -8666,7 +8925,7 @@
                 <w:sz w:val="22"/>
                 <w:szCs w:val="22"/>
               </w:rPr>
-              <w:t>Si el ticket no es válido o ya fue subido, el sistema lo rechaza y notifica al usuario.</w:t>
+              <w:t>Si el usuario no ha consumido el plato, el sistema puede restringir la publicación.</w:t>
             </w:r>
           </w:p>
         </w:tc>
@@ -8737,7 +8996,7 @@
                 <w:sz w:val="22"/>
                 <w:szCs w:val="22"/>
               </w:rPr>
-              <w:t>El ticket queda registrado y los puntos se reflejan en el saldo.</w:t>
+              <w:t>La reseña queda publicada y visible en la carta del restaurante.</w:t>
             </w:r>
           </w:p>
         </w:tc>
@@ -8747,11 +9006,6 @@
       <w:pPr>
         <w:pStyle w:val="normal0"/>
       </w:pPr>
-    </w:p>
-    <w:p>
-      <w:r>
-        <w:br w:type="page"/>
-      </w:r>
     </w:p>
     <w:tbl>
       <w:tblPr>
@@ -8793,8 +9047,17 @@
                 <w:sz w:val="22"/>
                 <w:szCs w:val="22"/>
               </w:rPr>
-              <w:lastRenderedPageBreak/>
-              <w:t>CASO DE USO 8</w:t>
+              <w:t xml:space="preserve">CASO DE USO </w:t>
+            </w:r>
+            <w:r>
+              <w:rPr>
+                <w:rFonts w:ascii="Calibri" w:eastAsia="Arial" w:hAnsi="Calibri" w:cs="Calibri"/>
+                <w:b w:val="0"/>
+                <w:color w:val="auto"/>
+                <w:sz w:val="22"/>
+                <w:szCs w:val="22"/>
+              </w:rPr>
+              <w:t>9</w:t>
             </w:r>
           </w:p>
         </w:tc>
@@ -8827,7 +9090,7 @@
                 <w:sz w:val="22"/>
                 <w:szCs w:val="22"/>
               </w:rPr>
-              <w:t>Subir tickets</w:t>
+              <w:t>Publicar reseñas</w:t>
             </w:r>
           </w:p>
         </w:tc>
@@ -9292,17 +9555,7 @@
                 <w:sz w:val="22"/>
                 <w:szCs w:val="22"/>
               </w:rPr>
-              <w:t xml:space="preserve">CASO DE USO </w:t>
-            </w:r>
-            <w:r>
-              <w:rPr>
-                <w:rFonts w:ascii="Calibri" w:eastAsia="Arial" w:hAnsi="Calibri" w:cs="Calibri"/>
-                <w:b w:val="0"/>
-                <w:color w:val="auto"/>
-                <w:sz w:val="22"/>
-                <w:szCs w:val="22"/>
-              </w:rPr>
-              <w:t>9</w:t>
+              <w:t>CASO DE USO 10</w:t>
             </w:r>
           </w:p>
         </w:tc>
@@ -9335,7 +9588,7 @@
                 <w:sz w:val="22"/>
                 <w:szCs w:val="22"/>
               </w:rPr>
-              <w:t>Publicar reseñas</w:t>
+              <w:t>Realizar pedidos</w:t>
             </w:r>
           </w:p>
         </w:tc>
@@ -9546,7 +9799,7 @@
                 <w:sz w:val="22"/>
                 <w:szCs w:val="22"/>
               </w:rPr>
-              <w:t xml:space="preserve">1. El usuario accede a la sección de comentarios. </w:t>
+              <w:t xml:space="preserve">1. El usuario accede a la interfaz de carrito. </w:t>
             </w:r>
           </w:p>
           <w:p>
@@ -9578,7 +9831,7 @@
                 <w:sz w:val="22"/>
                 <w:szCs w:val="22"/>
               </w:rPr>
-              <w:t xml:space="preserve">2. Redacta su valoración sobre una consumición. </w:t>
+              <w:t xml:space="preserve">2. Selecciona los platos a consumir. </w:t>
             </w:r>
           </w:p>
           <w:p>
@@ -9595,22 +9848,54 @@
               <w:jc w:val="both"/>
               <w:outlineLvl w:val="2"/>
               <w:rPr>
-                <w:rFonts w:ascii="Calibri" w:eastAsia="Arial" w:hAnsi="Calibri" w:cs="Calibri"/>
-                <w:b w:val="0"/>
-                <w:color w:val="auto"/>
-                <w:sz w:val="22"/>
-                <w:szCs w:val="22"/>
-              </w:rPr>
-            </w:pPr>
-            <w:r>
-              <w:rPr>
                 <w:rFonts w:ascii="Calibri" w:hAnsi="Calibri" w:cs="Calibri"/>
                 <w:b w:val="0"/>
                 <w:color w:val="auto"/>
                 <w:sz w:val="22"/>
                 <w:szCs w:val="22"/>
               </w:rPr>
-              <w:t>3. El sistema publica la reseña y la asocia al plato correspondiente.</w:t>
+            </w:pPr>
+            <w:r>
+              <w:rPr>
+                <w:rFonts w:ascii="Calibri" w:hAnsi="Calibri" w:cs="Calibri"/>
+                <w:b w:val="0"/>
+                <w:color w:val="auto"/>
+                <w:sz w:val="22"/>
+                <w:szCs w:val="22"/>
+              </w:rPr>
+              <w:t xml:space="preserve">3. Confirma el pedido. </w:t>
+            </w:r>
+          </w:p>
+          <w:p>
+            <w:pPr>
+              <w:pStyle w:val="Ttulo3"/>
+              <w:keepNext w:val="0"/>
+              <w:keepLines w:val="0"/>
+              <w:tabs>
+                <w:tab w:val="left" w:pos="4120"/>
+                <w:tab w:val="left" w:pos="5347"/>
+              </w:tabs>
+              <w:spacing w:before="0" w:after="80" w:line="276" w:lineRule="auto"/>
+              <w:ind w:left="0" w:firstLine="0"/>
+              <w:jc w:val="both"/>
+              <w:outlineLvl w:val="2"/>
+              <w:rPr>
+                <w:rFonts w:ascii="Calibri" w:eastAsia="Arial" w:hAnsi="Calibri" w:cs="Calibri"/>
+                <w:b w:val="0"/>
+                <w:color w:val="auto"/>
+                <w:sz w:val="22"/>
+                <w:szCs w:val="22"/>
+              </w:rPr>
+            </w:pPr>
+            <w:r>
+              <w:rPr>
+                <w:rFonts w:ascii="Calibri" w:hAnsi="Calibri" w:cs="Calibri"/>
+                <w:b w:val="0"/>
+                <w:color w:val="auto"/>
+                <w:sz w:val="22"/>
+                <w:szCs w:val="22"/>
+              </w:rPr>
+              <w:t>4. El sistema registra el pedido y notifica al restaurante.</w:t>
             </w:r>
           </w:p>
         </w:tc>
@@ -9678,7 +9963,7 @@
                 <w:sz w:val="22"/>
                 <w:szCs w:val="22"/>
               </w:rPr>
-              <w:t>Si el usuario no ha consumido el plato, el sistema puede restringir la publicación.</w:t>
+              <w:t>Si algún plato no está disponible, el sistema lo indica y permite eliminar el ítem.</w:t>
             </w:r>
           </w:p>
         </w:tc>
@@ -9749,7 +10034,7 @@
                 <w:sz w:val="22"/>
                 <w:szCs w:val="22"/>
               </w:rPr>
-              <w:t>La reseña queda publicada y visible en la carta del restaurante.</w:t>
+              <w:t>El pedido queda registrado y en proceso de preparación.</w:t>
             </w:r>
           </w:p>
         </w:tc>
@@ -9759,6 +10044,11 @@
       <w:pPr>
         <w:pStyle w:val="normal0"/>
       </w:pPr>
+    </w:p>
+    <w:p>
+      <w:r>
+        <w:br w:type="page"/>
+      </w:r>
     </w:p>
     <w:tbl>
       <w:tblPr>
@@ -9785,22 +10075,23 @@
               <w:jc w:val="center"/>
               <w:outlineLvl w:val="2"/>
               <w:rPr>
-                <w:rFonts w:ascii="Calibri" w:eastAsia="Arial" w:hAnsi="Calibri" w:cs="Calibri"/>
-                <w:b w:val="0"/>
-                <w:color w:val="auto"/>
-                <w:sz w:val="22"/>
-                <w:szCs w:val="22"/>
-              </w:rPr>
-            </w:pPr>
-            <w:r>
-              <w:rPr>
-                <w:rFonts w:ascii="Calibri" w:eastAsia="Arial" w:hAnsi="Calibri" w:cs="Calibri"/>
-                <w:b w:val="0"/>
-                <w:color w:val="auto"/>
-                <w:sz w:val="22"/>
-                <w:szCs w:val="22"/>
-              </w:rPr>
-              <w:t>CASO DE USO 10</w:t>
+                <w:rFonts w:asciiTheme="minorHAnsi" w:eastAsia="Arial" w:hAnsiTheme="minorHAnsi" w:cstheme="minorHAnsi"/>
+                <w:b w:val="0"/>
+                <w:color w:val="auto"/>
+                <w:sz w:val="22"/>
+                <w:szCs w:val="22"/>
+              </w:rPr>
+            </w:pPr>
+            <w:r>
+              <w:rPr>
+                <w:rFonts w:asciiTheme="minorHAnsi" w:eastAsia="Arial" w:hAnsiTheme="minorHAnsi" w:cstheme="minorHAnsi"/>
+                <w:b w:val="0"/>
+                <w:color w:val="auto"/>
+                <w:sz w:val="22"/>
+                <w:szCs w:val="22"/>
+              </w:rPr>
+              <w:lastRenderedPageBreak/>
+              <w:t>CASO DE USO 11</w:t>
             </w:r>
           </w:p>
         </w:tc>
@@ -9818,22 +10109,22 @@
               <w:jc w:val="both"/>
               <w:outlineLvl w:val="2"/>
               <w:rPr>
-                <w:rFonts w:ascii="Calibri" w:eastAsia="Arial" w:hAnsi="Calibri" w:cs="Calibri"/>
-                <w:b w:val="0"/>
-                <w:color w:val="auto"/>
-                <w:sz w:val="22"/>
-                <w:szCs w:val="22"/>
-              </w:rPr>
-            </w:pPr>
-            <w:r>
-              <w:rPr>
-                <w:rFonts w:ascii="Calibri" w:eastAsia="Arial" w:hAnsi="Calibri" w:cs="Calibri"/>
-                <w:b w:val="0"/>
-                <w:color w:val="auto"/>
-                <w:sz w:val="22"/>
-                <w:szCs w:val="22"/>
-              </w:rPr>
-              <w:t>Realizar pedidos</w:t>
+                <w:rFonts w:asciiTheme="minorHAnsi" w:eastAsia="Arial" w:hAnsiTheme="minorHAnsi" w:cstheme="minorHAnsi"/>
+                <w:b w:val="0"/>
+                <w:color w:val="auto"/>
+                <w:sz w:val="22"/>
+                <w:szCs w:val="22"/>
+              </w:rPr>
+            </w:pPr>
+            <w:r>
+              <w:rPr>
+                <w:rFonts w:asciiTheme="minorHAnsi" w:eastAsia="Arial" w:hAnsiTheme="minorHAnsi" w:cstheme="minorHAnsi"/>
+                <w:b w:val="0"/>
+                <w:color w:val="auto"/>
+                <w:sz w:val="22"/>
+                <w:szCs w:val="22"/>
+              </w:rPr>
+              <w:t>Acceder marketplace</w:t>
             </w:r>
           </w:p>
         </w:tc>
@@ -9853,16 +10144,16 @@
               <w:jc w:val="center"/>
               <w:outlineLvl w:val="2"/>
               <w:rPr>
-                <w:rFonts w:ascii="Calibri" w:eastAsia="Arial" w:hAnsi="Calibri" w:cs="Calibri"/>
-                <w:b w:val="0"/>
-                <w:color w:val="auto"/>
-                <w:sz w:val="22"/>
-                <w:szCs w:val="22"/>
-              </w:rPr>
-            </w:pPr>
-            <w:r>
-              <w:rPr>
-                <w:rFonts w:ascii="Calibri" w:eastAsia="Arial" w:hAnsi="Calibri" w:cs="Calibri"/>
+                <w:rFonts w:asciiTheme="minorHAnsi" w:eastAsia="Arial" w:hAnsiTheme="minorHAnsi" w:cstheme="minorHAnsi"/>
+                <w:b w:val="0"/>
+                <w:color w:val="auto"/>
+                <w:sz w:val="22"/>
+                <w:szCs w:val="22"/>
+              </w:rPr>
+            </w:pPr>
+            <w:r>
+              <w:rPr>
+                <w:rFonts w:asciiTheme="minorHAnsi" w:eastAsia="Arial" w:hAnsiTheme="minorHAnsi" w:cstheme="minorHAnsi"/>
                 <w:b w:val="0"/>
                 <w:color w:val="auto"/>
                 <w:sz w:val="22"/>
@@ -9886,22 +10177,42 @@
               <w:jc w:val="both"/>
               <w:outlineLvl w:val="2"/>
               <w:rPr>
-                <w:rFonts w:ascii="Calibri" w:eastAsia="Arial" w:hAnsi="Calibri" w:cs="Calibri"/>
-                <w:b w:val="0"/>
-                <w:color w:val="auto"/>
-                <w:sz w:val="22"/>
-                <w:szCs w:val="22"/>
-              </w:rPr>
-            </w:pPr>
-            <w:r>
-              <w:rPr>
-                <w:rFonts w:ascii="Calibri" w:eastAsia="Arial" w:hAnsi="Calibri" w:cs="Calibri"/>
-                <w:b w:val="0"/>
-                <w:color w:val="auto"/>
-                <w:sz w:val="22"/>
-                <w:szCs w:val="22"/>
-              </w:rPr>
-              <w:t>Cliente/Empleado/Admin</w:t>
+                <w:rFonts w:asciiTheme="minorHAnsi" w:eastAsia="Arial" w:hAnsiTheme="minorHAnsi" w:cstheme="minorHAnsi"/>
+                <w:b w:val="0"/>
+                <w:color w:val="auto"/>
+                <w:sz w:val="22"/>
+                <w:szCs w:val="22"/>
+              </w:rPr>
+            </w:pPr>
+            <w:r>
+              <w:rPr>
+                <w:rFonts w:asciiTheme="minorHAnsi" w:eastAsia="Arial" w:hAnsiTheme="minorHAnsi" w:cstheme="minorHAnsi"/>
+                <w:b w:val="0"/>
+                <w:color w:val="auto"/>
+                <w:sz w:val="22"/>
+                <w:szCs w:val="22"/>
+              </w:rPr>
+              <w:t>Cliente/Empleado/</w:t>
+            </w:r>
+            <w:r>
+              <w:rPr>
+                <w:rFonts w:ascii="Calibri" w:eastAsia="Arial" w:hAnsi="Calibri" w:cs="Calibri"/>
+                <w:b w:val="0"/>
+                <w:color w:val="auto"/>
+                <w:sz w:val="22"/>
+                <w:szCs w:val="22"/>
+              </w:rPr>
+              <w:t xml:space="preserve"> Admin</w:t>
+            </w:r>
+            <w:r>
+              <w:rPr>
+                <w:rFonts w:ascii="Calibri" w:eastAsia="Arial" w:hAnsi="Calibri" w:cs="Calibri"/>
+                <w:b w:val="0"/>
+                <w:color w:val="auto"/>
+                <w:sz w:val="22"/>
+                <w:szCs w:val="22"/>
+              </w:rPr>
+              <w:t>istrador</w:t>
             </w:r>
           </w:p>
         </w:tc>
@@ -9921,16 +10232,16 @@
               <w:jc w:val="center"/>
               <w:outlineLvl w:val="2"/>
               <w:rPr>
-                <w:rFonts w:ascii="Calibri" w:eastAsia="Arial" w:hAnsi="Calibri" w:cs="Calibri"/>
-                <w:b w:val="0"/>
-                <w:color w:val="auto"/>
-                <w:sz w:val="22"/>
-                <w:szCs w:val="22"/>
-              </w:rPr>
-            </w:pPr>
-            <w:r>
-              <w:rPr>
-                <w:rFonts w:ascii="Calibri" w:eastAsia="Arial" w:hAnsi="Calibri" w:cs="Calibri"/>
+                <w:rFonts w:asciiTheme="minorHAnsi" w:eastAsia="Arial" w:hAnsiTheme="minorHAnsi" w:cstheme="minorHAnsi"/>
+                <w:b w:val="0"/>
+                <w:color w:val="auto"/>
+                <w:sz w:val="22"/>
+                <w:szCs w:val="22"/>
+              </w:rPr>
+            </w:pPr>
+            <w:r>
+              <w:rPr>
+                <w:rFonts w:asciiTheme="minorHAnsi" w:eastAsia="Arial" w:hAnsiTheme="minorHAnsi" w:cstheme="minorHAnsi"/>
                 <w:b w:val="0"/>
                 <w:color w:val="auto"/>
                 <w:sz w:val="22"/>
@@ -9950,29 +10261,29 @@
               <w:keepNext w:val="0"/>
               <w:keepLines w:val="0"/>
               <w:tabs>
-                <w:tab w:val="right" w:pos="6619"/>
+                <w:tab w:val="left" w:pos="3594"/>
               </w:tabs>
               <w:spacing w:before="0" w:after="80" w:line="276" w:lineRule="auto"/>
               <w:ind w:left="0" w:firstLine="0"/>
               <w:jc w:val="both"/>
               <w:outlineLvl w:val="2"/>
               <w:rPr>
-                <w:rFonts w:ascii="Calibri" w:eastAsia="Arial" w:hAnsi="Calibri" w:cs="Calibri"/>
-                <w:b w:val="0"/>
-                <w:color w:val="auto"/>
-                <w:sz w:val="22"/>
-                <w:szCs w:val="22"/>
-              </w:rPr>
-            </w:pPr>
-            <w:r>
-              <w:rPr>
-                <w:rFonts w:ascii="Calibri" w:hAnsi="Calibri" w:cs="Calibri"/>
-                <w:b w:val="0"/>
-                <w:color w:val="auto"/>
-                <w:sz w:val="22"/>
-                <w:szCs w:val="22"/>
-              </w:rPr>
-              <w:t>El usuario está en la zona personal.</w:t>
+                <w:rFonts w:asciiTheme="minorHAnsi" w:eastAsia="Arial" w:hAnsiTheme="minorHAnsi" w:cstheme="minorHAnsi"/>
+                <w:b w:val="0"/>
+                <w:color w:val="auto"/>
+                <w:sz w:val="22"/>
+                <w:szCs w:val="22"/>
+              </w:rPr>
+            </w:pPr>
+            <w:r>
+              <w:rPr>
+                <w:rFonts w:asciiTheme="minorHAnsi" w:hAnsiTheme="minorHAnsi" w:cstheme="minorHAnsi"/>
+                <w:b w:val="0"/>
+                <w:color w:val="auto"/>
+                <w:sz w:val="22"/>
+                <w:szCs w:val="22"/>
+              </w:rPr>
+              <w:t>El usuario está en la zona personal y tiene puntos acumulados.</w:t>
             </w:r>
           </w:p>
         </w:tc>
@@ -9992,16 +10303,16 @@
               <w:jc w:val="center"/>
               <w:outlineLvl w:val="2"/>
               <w:rPr>
-                <w:rFonts w:ascii="Calibri" w:eastAsia="Arial" w:hAnsi="Calibri" w:cs="Calibri"/>
-                <w:b w:val="0"/>
-                <w:color w:val="auto"/>
-                <w:sz w:val="22"/>
-                <w:szCs w:val="22"/>
-              </w:rPr>
-            </w:pPr>
-            <w:r>
-              <w:rPr>
-                <w:rFonts w:ascii="Calibri" w:eastAsia="Arial" w:hAnsi="Calibri" w:cs="Calibri"/>
+                <w:rFonts w:asciiTheme="minorHAnsi" w:eastAsia="Arial" w:hAnsiTheme="minorHAnsi" w:cstheme="minorHAnsi"/>
+                <w:b w:val="0"/>
+                <w:color w:val="auto"/>
+                <w:sz w:val="22"/>
+                <w:szCs w:val="22"/>
+              </w:rPr>
+            </w:pPr>
+            <w:r>
+              <w:rPr>
+                <w:rFonts w:asciiTheme="minorHAnsi" w:eastAsia="Arial" w:hAnsiTheme="minorHAnsi" w:cstheme="minorHAnsi"/>
                 <w:b w:val="0"/>
                 <w:color w:val="auto"/>
                 <w:sz w:val="22"/>
@@ -10029,118 +10340,22 @@
               <w:jc w:val="both"/>
               <w:outlineLvl w:val="2"/>
               <w:rPr>
-                <w:rFonts w:ascii="Calibri" w:hAnsi="Calibri" w:cs="Calibri"/>
-                <w:b w:val="0"/>
-                <w:color w:val="auto"/>
-                <w:sz w:val="22"/>
-                <w:szCs w:val="22"/>
-              </w:rPr>
-            </w:pPr>
-            <w:r>
-              <w:rPr>
-                <w:rFonts w:ascii="Calibri" w:hAnsi="Calibri" w:cs="Calibri"/>
-                <w:b w:val="0"/>
-                <w:color w:val="auto"/>
-                <w:sz w:val="22"/>
-                <w:szCs w:val="22"/>
-              </w:rPr>
-              <w:t xml:space="preserve">1. El usuario accede a la interfaz de carrito. </w:t>
-            </w:r>
-          </w:p>
-          <w:p>
-            <w:pPr>
-              <w:pStyle w:val="Ttulo3"/>
-              <w:keepNext w:val="0"/>
-              <w:keepLines w:val="0"/>
-              <w:tabs>
-                <w:tab w:val="left" w:pos="4120"/>
-                <w:tab w:val="left" w:pos="5347"/>
-              </w:tabs>
-              <w:spacing w:before="0" w:after="80" w:line="276" w:lineRule="auto"/>
-              <w:ind w:left="0" w:firstLine="0"/>
-              <w:jc w:val="both"/>
-              <w:outlineLvl w:val="2"/>
-              <w:rPr>
-                <w:rFonts w:ascii="Calibri" w:hAnsi="Calibri" w:cs="Calibri"/>
-                <w:b w:val="0"/>
-                <w:color w:val="auto"/>
-                <w:sz w:val="22"/>
-                <w:szCs w:val="22"/>
-              </w:rPr>
-            </w:pPr>
-            <w:r>
-              <w:rPr>
-                <w:rFonts w:ascii="Calibri" w:hAnsi="Calibri" w:cs="Calibri"/>
-                <w:b w:val="0"/>
-                <w:color w:val="auto"/>
-                <w:sz w:val="22"/>
-                <w:szCs w:val="22"/>
-              </w:rPr>
-              <w:t xml:space="preserve">2. Selecciona los platos a consumir. </w:t>
-            </w:r>
-          </w:p>
-          <w:p>
-            <w:pPr>
-              <w:pStyle w:val="Ttulo3"/>
-              <w:keepNext w:val="0"/>
-              <w:keepLines w:val="0"/>
-              <w:tabs>
-                <w:tab w:val="left" w:pos="4120"/>
-                <w:tab w:val="left" w:pos="5347"/>
-              </w:tabs>
-              <w:spacing w:before="0" w:after="80" w:line="276" w:lineRule="auto"/>
-              <w:ind w:left="0" w:firstLine="0"/>
-              <w:jc w:val="both"/>
-              <w:outlineLvl w:val="2"/>
-              <w:rPr>
-                <w:rFonts w:ascii="Calibri" w:hAnsi="Calibri" w:cs="Calibri"/>
-                <w:b w:val="0"/>
-                <w:color w:val="auto"/>
-                <w:sz w:val="22"/>
-                <w:szCs w:val="22"/>
-              </w:rPr>
-            </w:pPr>
-            <w:r>
-              <w:rPr>
-                <w:rFonts w:ascii="Calibri" w:hAnsi="Calibri" w:cs="Calibri"/>
-                <w:b w:val="0"/>
-                <w:color w:val="auto"/>
-                <w:sz w:val="22"/>
-                <w:szCs w:val="22"/>
-              </w:rPr>
-              <w:t xml:space="preserve">3. Confirma el pedido. </w:t>
-            </w:r>
-          </w:p>
-          <w:p>
-            <w:pPr>
-              <w:pStyle w:val="Ttulo3"/>
-              <w:keepNext w:val="0"/>
-              <w:keepLines w:val="0"/>
-              <w:tabs>
-                <w:tab w:val="left" w:pos="4120"/>
-                <w:tab w:val="left" w:pos="5347"/>
-              </w:tabs>
-              <w:spacing w:before="0" w:after="80" w:line="276" w:lineRule="auto"/>
-              <w:ind w:left="0" w:firstLine="0"/>
-              <w:jc w:val="both"/>
-              <w:outlineLvl w:val="2"/>
-              <w:rPr>
-                <w:rFonts w:ascii="Calibri" w:eastAsia="Arial" w:hAnsi="Calibri" w:cs="Calibri"/>
-                <w:b w:val="0"/>
-                <w:color w:val="auto"/>
-                <w:sz w:val="22"/>
-                <w:szCs w:val="22"/>
-              </w:rPr>
-            </w:pPr>
-            <w:r>
-              <w:rPr>
-                <w:rFonts w:ascii="Calibri" w:hAnsi="Calibri" w:cs="Calibri"/>
-                <w:b w:val="0"/>
-                <w:color w:val="auto"/>
-                <w:sz w:val="22"/>
-                <w:szCs w:val="22"/>
-              </w:rPr>
-              <w:t>4. El sistema registra el pedido y notifica al restaurante.</w:t>
+                <w:rFonts w:asciiTheme="minorHAnsi" w:eastAsia="Arial" w:hAnsiTheme="minorHAnsi" w:cstheme="minorHAnsi"/>
+                <w:b w:val="0"/>
+                <w:color w:val="auto"/>
+                <w:sz w:val="22"/>
+                <w:szCs w:val="22"/>
+              </w:rPr>
+            </w:pPr>
+            <w:r>
+              <w:rPr>
+                <w:rFonts w:asciiTheme="minorHAnsi" w:hAnsiTheme="minorHAnsi" w:cstheme="minorHAnsi"/>
+                <w:b w:val="0"/>
+                <w:color w:val="auto"/>
+                <w:sz w:val="22"/>
+                <w:szCs w:val="22"/>
+              </w:rPr>
+              <w:t>1. El usuario accede al marketplace. 2. El sistema muestra las ofertas canjeables según el saldo disponible. 3. El usuario selecciona una oferta y la canjea. 4. El sistema descuenta los puntos y registra el canje en el historial.</w:t>
             </w:r>
           </w:p>
         </w:tc>
@@ -10160,16 +10375,16 @@
               <w:jc w:val="center"/>
               <w:outlineLvl w:val="2"/>
               <w:rPr>
-                <w:rFonts w:ascii="Calibri" w:eastAsia="Arial" w:hAnsi="Calibri" w:cs="Calibri"/>
-                <w:b w:val="0"/>
-                <w:color w:val="auto"/>
-                <w:sz w:val="22"/>
-                <w:szCs w:val="22"/>
-              </w:rPr>
-            </w:pPr>
-            <w:r>
-              <w:rPr>
-                <w:rFonts w:ascii="Calibri" w:eastAsia="Arial" w:hAnsi="Calibri" w:cs="Calibri"/>
+                <w:rFonts w:asciiTheme="minorHAnsi" w:eastAsia="Arial" w:hAnsiTheme="minorHAnsi" w:cstheme="minorHAnsi"/>
+                <w:b w:val="0"/>
+                <w:color w:val="auto"/>
+                <w:sz w:val="22"/>
+                <w:szCs w:val="22"/>
+              </w:rPr>
+            </w:pPr>
+            <w:r>
+              <w:rPr>
+                <w:rFonts w:asciiTheme="minorHAnsi" w:eastAsia="Arial" w:hAnsiTheme="minorHAnsi" w:cstheme="minorHAnsi"/>
                 <w:b w:val="0"/>
                 <w:color w:val="auto"/>
                 <w:sz w:val="22"/>
@@ -10193,22 +10408,22 @@
               <w:jc w:val="both"/>
               <w:outlineLvl w:val="2"/>
               <w:rPr>
-                <w:rFonts w:ascii="Calibri" w:eastAsia="Arial" w:hAnsi="Calibri" w:cs="Calibri"/>
-                <w:b w:val="0"/>
-                <w:color w:val="auto"/>
-                <w:sz w:val="22"/>
-                <w:szCs w:val="22"/>
-              </w:rPr>
-            </w:pPr>
-            <w:r>
-              <w:rPr>
-                <w:rFonts w:ascii="Calibri" w:hAnsi="Calibri" w:cs="Calibri"/>
-                <w:b w:val="0"/>
-                <w:color w:val="auto"/>
-                <w:sz w:val="22"/>
-                <w:szCs w:val="22"/>
-              </w:rPr>
-              <w:t>Si algún plato no está disponible, el sistema lo indica y permite eliminar el ítem.</w:t>
+                <w:rFonts w:asciiTheme="minorHAnsi" w:eastAsia="Arial" w:hAnsiTheme="minorHAnsi" w:cstheme="minorHAnsi"/>
+                <w:b w:val="0"/>
+                <w:color w:val="auto"/>
+                <w:sz w:val="22"/>
+                <w:szCs w:val="22"/>
+              </w:rPr>
+            </w:pPr>
+            <w:r>
+              <w:rPr>
+                <w:rFonts w:asciiTheme="minorHAnsi" w:hAnsiTheme="minorHAnsi" w:cstheme="minorHAnsi"/>
+                <w:b w:val="0"/>
+                <w:color w:val="auto"/>
+                <w:sz w:val="22"/>
+                <w:szCs w:val="22"/>
+              </w:rPr>
+              <w:t>Si el usuario no tiene suficientes puntos para una oferta, el sistema la muestra como no disponible.</w:t>
             </w:r>
           </w:p>
         </w:tc>
@@ -10228,16 +10443,16 @@
               <w:jc w:val="center"/>
               <w:outlineLvl w:val="2"/>
               <w:rPr>
-                <w:rFonts w:ascii="Calibri" w:eastAsia="Arial" w:hAnsi="Calibri" w:cs="Calibri"/>
-                <w:b w:val="0"/>
-                <w:color w:val="auto"/>
-                <w:sz w:val="22"/>
-                <w:szCs w:val="22"/>
-              </w:rPr>
-            </w:pPr>
-            <w:r>
-              <w:rPr>
-                <w:rFonts w:ascii="Calibri" w:eastAsia="Arial" w:hAnsi="Calibri" w:cs="Calibri"/>
+                <w:rFonts w:asciiTheme="minorHAnsi" w:eastAsia="Arial" w:hAnsiTheme="minorHAnsi" w:cstheme="minorHAnsi"/>
+                <w:b w:val="0"/>
+                <w:color w:val="auto"/>
+                <w:sz w:val="22"/>
+                <w:szCs w:val="22"/>
+              </w:rPr>
+            </w:pPr>
+            <w:r>
+              <w:rPr>
+                <w:rFonts w:asciiTheme="minorHAnsi" w:eastAsia="Arial" w:hAnsiTheme="minorHAnsi" w:cstheme="minorHAnsi"/>
                 <w:b w:val="0"/>
                 <w:color w:val="auto"/>
                 <w:sz w:val="22"/>
@@ -10258,28 +10473,29 @@
               <w:keepLines w:val="0"/>
               <w:tabs>
                 <w:tab w:val="left" w:pos="4045"/>
+                <w:tab w:val="left" w:pos="5535"/>
               </w:tabs>
               <w:spacing w:before="0" w:after="80" w:line="276" w:lineRule="auto"/>
               <w:ind w:left="0" w:firstLine="0"/>
               <w:jc w:val="both"/>
               <w:outlineLvl w:val="2"/>
               <w:rPr>
-                <w:rFonts w:ascii="Calibri" w:eastAsia="Arial" w:hAnsi="Calibri" w:cs="Calibri"/>
-                <w:b w:val="0"/>
-                <w:color w:val="auto"/>
-                <w:sz w:val="22"/>
-                <w:szCs w:val="22"/>
-              </w:rPr>
-            </w:pPr>
-            <w:r>
-              <w:rPr>
-                <w:rFonts w:ascii="Calibri" w:hAnsi="Calibri" w:cs="Calibri"/>
-                <w:b w:val="0"/>
-                <w:color w:val="auto"/>
-                <w:sz w:val="22"/>
-                <w:szCs w:val="22"/>
-              </w:rPr>
-              <w:t>El pedido queda registrado y en proceso de preparación.</w:t>
+                <w:rFonts w:asciiTheme="minorHAnsi" w:eastAsia="Arial" w:hAnsiTheme="minorHAnsi" w:cstheme="minorHAnsi"/>
+                <w:b w:val="0"/>
+                <w:color w:val="auto"/>
+                <w:sz w:val="22"/>
+                <w:szCs w:val="22"/>
+              </w:rPr>
+            </w:pPr>
+            <w:r>
+              <w:rPr>
+                <w:rFonts w:asciiTheme="minorHAnsi" w:hAnsiTheme="minorHAnsi" w:cstheme="minorHAnsi"/>
+                <w:b w:val="0"/>
+                <w:color w:val="auto"/>
+                <w:sz w:val="22"/>
+                <w:szCs w:val="22"/>
+              </w:rPr>
+              <w:t>El canje queda registrado y los puntos se descuentan del saldo.</w:t>
             </w:r>
           </w:p>
         </w:tc>
@@ -10289,11 +10505,6 @@
       <w:pPr>
         <w:pStyle w:val="normal0"/>
       </w:pPr>
-    </w:p>
-    <w:p>
-      <w:r>
-        <w:br w:type="page"/>
-      </w:r>
     </w:p>
     <w:tbl>
       <w:tblPr>
@@ -10335,8 +10546,7 @@
                 <w:sz w:val="22"/>
                 <w:szCs w:val="22"/>
               </w:rPr>
-              <w:lastRenderedPageBreak/>
-              <w:t>CASO DE USO 11</w:t>
+              <w:t>CASO DE USO 12</w:t>
             </w:r>
           </w:p>
         </w:tc>
@@ -10369,7 +10579,7 @@
                 <w:sz w:val="22"/>
                 <w:szCs w:val="22"/>
               </w:rPr>
-              <w:t>Acceder marketplace</w:t>
+              <w:t>Ver historial de actividad</w:t>
             </w:r>
           </w:p>
         </w:tc>
@@ -10528,7 +10738,7 @@
                 <w:sz w:val="22"/>
                 <w:szCs w:val="22"/>
               </w:rPr>
-              <w:t>El usuario está en la zona personal y tiene puntos acumulados.</w:t>
+              <w:t>El usuario está en la zona personal.</w:t>
             </w:r>
           </w:p>
         </w:tc>
@@ -10585,6 +10795,70 @@
               <w:jc w:val="both"/>
               <w:outlineLvl w:val="2"/>
               <w:rPr>
+                <w:rFonts w:asciiTheme="minorHAnsi" w:hAnsiTheme="minorHAnsi" w:cstheme="minorHAnsi"/>
+                <w:b w:val="0"/>
+                <w:color w:val="auto"/>
+                <w:sz w:val="22"/>
+                <w:szCs w:val="22"/>
+              </w:rPr>
+            </w:pPr>
+            <w:r>
+              <w:rPr>
+                <w:rFonts w:asciiTheme="minorHAnsi" w:hAnsiTheme="minorHAnsi" w:cstheme="minorHAnsi"/>
+                <w:b w:val="0"/>
+                <w:color w:val="auto"/>
+                <w:sz w:val="22"/>
+                <w:szCs w:val="22"/>
+              </w:rPr>
+              <w:t xml:space="preserve">1. El usuario accede al historial. </w:t>
+            </w:r>
+          </w:p>
+          <w:p>
+            <w:pPr>
+              <w:pStyle w:val="Ttulo3"/>
+              <w:keepNext w:val="0"/>
+              <w:keepLines w:val="0"/>
+              <w:tabs>
+                <w:tab w:val="left" w:pos="4120"/>
+                <w:tab w:val="left" w:pos="5347"/>
+              </w:tabs>
+              <w:spacing w:before="0" w:after="80" w:line="276" w:lineRule="auto"/>
+              <w:ind w:left="0" w:firstLine="0"/>
+              <w:jc w:val="both"/>
+              <w:outlineLvl w:val="2"/>
+              <w:rPr>
+                <w:rFonts w:asciiTheme="minorHAnsi" w:hAnsiTheme="minorHAnsi" w:cstheme="minorHAnsi"/>
+                <w:b w:val="0"/>
+                <w:color w:val="auto"/>
+                <w:sz w:val="22"/>
+                <w:szCs w:val="22"/>
+              </w:rPr>
+            </w:pPr>
+            <w:r>
+              <w:rPr>
+                <w:rFonts w:asciiTheme="minorHAnsi" w:hAnsiTheme="minorHAnsi" w:cstheme="minorHAnsi"/>
+                <w:b w:val="0"/>
+                <w:color w:val="auto"/>
+                <w:sz w:val="22"/>
+                <w:szCs w:val="22"/>
+              </w:rPr>
+              <w:t xml:space="preserve">2. El sistema muestra el registro cronológico de reservas, pedidos y ofertas del marketplace canjeadas. </w:t>
+            </w:r>
+          </w:p>
+          <w:p>
+            <w:pPr>
+              <w:pStyle w:val="Ttulo3"/>
+              <w:keepNext w:val="0"/>
+              <w:keepLines w:val="0"/>
+              <w:tabs>
+                <w:tab w:val="left" w:pos="4120"/>
+                <w:tab w:val="left" w:pos="5347"/>
+              </w:tabs>
+              <w:spacing w:before="0" w:after="80" w:line="276" w:lineRule="auto"/>
+              <w:ind w:left="0" w:firstLine="0"/>
+              <w:jc w:val="both"/>
+              <w:outlineLvl w:val="2"/>
+              <w:rPr>
                 <w:rFonts w:asciiTheme="minorHAnsi" w:eastAsia="Arial" w:hAnsiTheme="minorHAnsi" w:cstheme="minorHAnsi"/>
                 <w:b w:val="0"/>
                 <w:color w:val="auto"/>
@@ -10600,7 +10874,7 @@
                 <w:sz w:val="22"/>
                 <w:szCs w:val="22"/>
               </w:rPr>
-              <w:t>1. El usuario accede al marketplace. 2. El sistema muestra las ofertas canjeables según el saldo disponible. 3. El usuario selecciona una oferta y la canjea. 4. El sistema descuenta los puntos y registra el canje en el historial.</w:t>
+              <w:t>3. El usuario puede filtrar por tipo de actividad.</w:t>
             </w:r>
           </w:p>
         </w:tc>
@@ -10650,7 +10924,7 @@
               <w:keepLines w:val="0"/>
               <w:spacing w:before="0" w:after="80" w:line="276" w:lineRule="auto"/>
               <w:ind w:left="0" w:firstLine="0"/>
-              <w:jc w:val="both"/>
+              <w:jc w:val="center"/>
               <w:outlineLvl w:val="2"/>
               <w:rPr>
                 <w:rFonts w:asciiTheme="minorHAnsi" w:eastAsia="Arial" w:hAnsiTheme="minorHAnsi" w:cstheme="minorHAnsi"/>
@@ -10668,7 +10942,7 @@
                 <w:sz w:val="22"/>
                 <w:szCs w:val="22"/>
               </w:rPr>
-              <w:t>Si el usuario no tiene suficientes puntos para una oferta, el sistema la muestra como no disponible.</w:t>
+              <w:t>-</w:t>
             </w:r>
           </w:p>
         </w:tc>
@@ -10740,7 +11014,7 @@
                 <w:sz w:val="22"/>
                 <w:szCs w:val="22"/>
               </w:rPr>
-              <w:t>El canje queda registrado y los puntos se descuentan del saldo.</w:t>
+              <w:t>El usuario visualiza su actividad histórica completa.</w:t>
             </w:r>
           </w:p>
         </w:tc>
@@ -10776,22 +11050,22 @@
               <w:jc w:val="center"/>
               <w:outlineLvl w:val="2"/>
               <w:rPr>
-                <w:rFonts w:asciiTheme="minorHAnsi" w:eastAsia="Arial" w:hAnsiTheme="minorHAnsi" w:cstheme="minorHAnsi"/>
-                <w:b w:val="0"/>
-                <w:color w:val="auto"/>
-                <w:sz w:val="22"/>
-                <w:szCs w:val="22"/>
-              </w:rPr>
-            </w:pPr>
-            <w:r>
-              <w:rPr>
-                <w:rFonts w:asciiTheme="minorHAnsi" w:eastAsia="Arial" w:hAnsiTheme="minorHAnsi" w:cstheme="minorHAnsi"/>
-                <w:b w:val="0"/>
-                <w:color w:val="auto"/>
-                <w:sz w:val="22"/>
-                <w:szCs w:val="22"/>
-              </w:rPr>
-              <w:t>CASO DE USO 12</w:t>
+                <w:rFonts w:ascii="Calibri" w:eastAsia="Arial" w:hAnsi="Calibri" w:cs="Calibri"/>
+                <w:b w:val="0"/>
+                <w:color w:val="auto"/>
+                <w:sz w:val="22"/>
+                <w:szCs w:val="22"/>
+              </w:rPr>
+            </w:pPr>
+            <w:r>
+              <w:rPr>
+                <w:rFonts w:ascii="Calibri" w:eastAsia="Arial" w:hAnsi="Calibri" w:cs="Calibri"/>
+                <w:b w:val="0"/>
+                <w:color w:val="auto"/>
+                <w:sz w:val="22"/>
+                <w:szCs w:val="22"/>
+              </w:rPr>
+              <w:t>CASO DE USO 13</w:t>
             </w:r>
           </w:p>
         </w:tc>
@@ -10809,22 +11083,22 @@
               <w:jc w:val="both"/>
               <w:outlineLvl w:val="2"/>
               <w:rPr>
-                <w:rFonts w:asciiTheme="minorHAnsi" w:eastAsia="Arial" w:hAnsiTheme="minorHAnsi" w:cstheme="minorHAnsi"/>
-                <w:b w:val="0"/>
-                <w:color w:val="auto"/>
-                <w:sz w:val="22"/>
-                <w:szCs w:val="22"/>
-              </w:rPr>
-            </w:pPr>
-            <w:r>
-              <w:rPr>
-                <w:rFonts w:asciiTheme="minorHAnsi" w:eastAsia="Arial" w:hAnsiTheme="minorHAnsi" w:cstheme="minorHAnsi"/>
-                <w:b w:val="0"/>
-                <w:color w:val="auto"/>
-                <w:sz w:val="22"/>
-                <w:szCs w:val="22"/>
-              </w:rPr>
-              <w:t>Ver historial de actividad</w:t>
+                <w:rFonts w:ascii="Calibri" w:eastAsia="Arial" w:hAnsi="Calibri" w:cs="Calibri"/>
+                <w:b w:val="0"/>
+                <w:color w:val="auto"/>
+                <w:sz w:val="22"/>
+                <w:szCs w:val="22"/>
+              </w:rPr>
+            </w:pPr>
+            <w:r>
+              <w:rPr>
+                <w:rFonts w:ascii="Calibri" w:eastAsia="Arial" w:hAnsi="Calibri" w:cs="Calibri"/>
+                <w:b w:val="0"/>
+                <w:color w:val="auto"/>
+                <w:sz w:val="22"/>
+                <w:szCs w:val="22"/>
+              </w:rPr>
+              <w:t>Ver carta</w:t>
             </w:r>
           </w:p>
         </w:tc>
@@ -10844,16 +11118,16 @@
               <w:jc w:val="center"/>
               <w:outlineLvl w:val="2"/>
               <w:rPr>
-                <w:rFonts w:asciiTheme="minorHAnsi" w:eastAsia="Arial" w:hAnsiTheme="minorHAnsi" w:cstheme="minorHAnsi"/>
-                <w:b w:val="0"/>
-                <w:color w:val="auto"/>
-                <w:sz w:val="22"/>
-                <w:szCs w:val="22"/>
-              </w:rPr>
-            </w:pPr>
-            <w:r>
-              <w:rPr>
-                <w:rFonts w:asciiTheme="minorHAnsi" w:eastAsia="Arial" w:hAnsiTheme="minorHAnsi" w:cstheme="minorHAnsi"/>
+                <w:rFonts w:ascii="Calibri" w:eastAsia="Arial" w:hAnsi="Calibri" w:cs="Calibri"/>
+                <w:b w:val="0"/>
+                <w:color w:val="auto"/>
+                <w:sz w:val="22"/>
+                <w:szCs w:val="22"/>
+              </w:rPr>
+            </w:pPr>
+            <w:r>
+              <w:rPr>
+                <w:rFonts w:ascii="Calibri" w:eastAsia="Arial" w:hAnsi="Calibri" w:cs="Calibri"/>
                 <w:b w:val="0"/>
                 <w:color w:val="auto"/>
                 <w:sz w:val="22"/>
@@ -10877,32 +11151,22 @@
               <w:jc w:val="both"/>
               <w:outlineLvl w:val="2"/>
               <w:rPr>
-                <w:rFonts w:asciiTheme="minorHAnsi" w:eastAsia="Arial" w:hAnsiTheme="minorHAnsi" w:cstheme="minorHAnsi"/>
-                <w:b w:val="0"/>
-                <w:color w:val="auto"/>
-                <w:sz w:val="22"/>
-                <w:szCs w:val="22"/>
-              </w:rPr>
-            </w:pPr>
-            <w:r>
-              <w:rPr>
-                <w:rFonts w:asciiTheme="minorHAnsi" w:eastAsia="Arial" w:hAnsiTheme="minorHAnsi" w:cstheme="minorHAnsi"/>
-                <w:b w:val="0"/>
-                <w:color w:val="auto"/>
-                <w:sz w:val="22"/>
-                <w:szCs w:val="22"/>
-              </w:rPr>
-              <w:t>Cliente/Empleado/</w:t>
-            </w:r>
-            <w:r>
-              <w:rPr>
-                <w:rFonts w:ascii="Calibri" w:eastAsia="Arial" w:hAnsi="Calibri" w:cs="Calibri"/>
-                <w:b w:val="0"/>
-                <w:color w:val="auto"/>
-                <w:sz w:val="22"/>
-                <w:szCs w:val="22"/>
-              </w:rPr>
-              <w:t xml:space="preserve"> Admin</w:t>
+                <w:rFonts w:ascii="Calibri" w:eastAsia="Arial" w:hAnsi="Calibri" w:cs="Calibri"/>
+                <w:b w:val="0"/>
+                <w:color w:val="auto"/>
+                <w:sz w:val="22"/>
+                <w:szCs w:val="22"/>
+              </w:rPr>
+            </w:pPr>
+            <w:r>
+              <w:rPr>
+                <w:rFonts w:ascii="Calibri" w:eastAsia="Arial" w:hAnsi="Calibri" w:cs="Calibri"/>
+                <w:b w:val="0"/>
+                <w:color w:val="auto"/>
+                <w:sz w:val="22"/>
+                <w:szCs w:val="22"/>
+              </w:rPr>
+              <w:t>Cliente/Empleado/ Admin</w:t>
             </w:r>
             <w:r>
               <w:rPr>
@@ -10932,16 +11196,16 @@
               <w:jc w:val="center"/>
               <w:outlineLvl w:val="2"/>
               <w:rPr>
-                <w:rFonts w:asciiTheme="minorHAnsi" w:eastAsia="Arial" w:hAnsiTheme="minorHAnsi" w:cstheme="minorHAnsi"/>
-                <w:b w:val="0"/>
-                <w:color w:val="auto"/>
-                <w:sz w:val="22"/>
-                <w:szCs w:val="22"/>
-              </w:rPr>
-            </w:pPr>
-            <w:r>
-              <w:rPr>
-                <w:rFonts w:asciiTheme="minorHAnsi" w:eastAsia="Arial" w:hAnsiTheme="minorHAnsi" w:cstheme="minorHAnsi"/>
+                <w:rFonts w:ascii="Calibri" w:eastAsia="Arial" w:hAnsi="Calibri" w:cs="Calibri"/>
+                <w:b w:val="0"/>
+                <w:color w:val="auto"/>
+                <w:sz w:val="22"/>
+                <w:szCs w:val="22"/>
+              </w:rPr>
+            </w:pPr>
+            <w:r>
+              <w:rPr>
+                <w:rFonts w:ascii="Calibri" w:eastAsia="Arial" w:hAnsi="Calibri" w:cs="Calibri"/>
                 <w:b w:val="0"/>
                 <w:color w:val="auto"/>
                 <w:sz w:val="22"/>
@@ -10968,22 +11232,22 @@
               <w:jc w:val="both"/>
               <w:outlineLvl w:val="2"/>
               <w:rPr>
-                <w:rFonts w:asciiTheme="minorHAnsi" w:eastAsia="Arial" w:hAnsiTheme="minorHAnsi" w:cstheme="minorHAnsi"/>
-                <w:b w:val="0"/>
-                <w:color w:val="auto"/>
-                <w:sz w:val="22"/>
-                <w:szCs w:val="22"/>
-              </w:rPr>
-            </w:pPr>
-            <w:r>
-              <w:rPr>
-                <w:rFonts w:asciiTheme="minorHAnsi" w:hAnsiTheme="minorHAnsi" w:cstheme="minorHAnsi"/>
-                <w:b w:val="0"/>
-                <w:color w:val="auto"/>
-                <w:sz w:val="22"/>
-                <w:szCs w:val="22"/>
-              </w:rPr>
-              <w:t>El usuario está en la zona personal.</w:t>
+                <w:rFonts w:ascii="Calibri" w:eastAsia="Arial" w:hAnsi="Calibri" w:cs="Calibri"/>
+                <w:b w:val="0"/>
+                <w:color w:val="auto"/>
+                <w:sz w:val="22"/>
+                <w:szCs w:val="22"/>
+              </w:rPr>
+            </w:pPr>
+            <w:r>
+              <w:rPr>
+                <w:rFonts w:ascii="Calibri" w:hAnsi="Calibri" w:cs="Calibri"/>
+                <w:b w:val="0"/>
+                <w:color w:val="auto"/>
+                <w:sz w:val="22"/>
+                <w:szCs w:val="22"/>
+              </w:rPr>
+              <w:t>Ninguna, de acceso público.</w:t>
             </w:r>
           </w:p>
         </w:tc>
@@ -11003,16 +11267,16 @@
               <w:jc w:val="center"/>
               <w:outlineLvl w:val="2"/>
               <w:rPr>
-                <w:rFonts w:asciiTheme="minorHAnsi" w:eastAsia="Arial" w:hAnsiTheme="minorHAnsi" w:cstheme="minorHAnsi"/>
-                <w:b w:val="0"/>
-                <w:color w:val="auto"/>
-                <w:sz w:val="22"/>
-                <w:szCs w:val="22"/>
-              </w:rPr>
-            </w:pPr>
-            <w:r>
-              <w:rPr>
-                <w:rFonts w:asciiTheme="minorHAnsi" w:eastAsia="Arial" w:hAnsiTheme="minorHAnsi" w:cstheme="minorHAnsi"/>
+                <w:rFonts w:ascii="Calibri" w:eastAsia="Arial" w:hAnsi="Calibri" w:cs="Calibri"/>
+                <w:b w:val="0"/>
+                <w:color w:val="auto"/>
+                <w:sz w:val="22"/>
+                <w:szCs w:val="22"/>
+              </w:rPr>
+            </w:pPr>
+            <w:r>
+              <w:rPr>
+                <w:rFonts w:ascii="Calibri" w:eastAsia="Arial" w:hAnsi="Calibri" w:cs="Calibri"/>
                 <w:b w:val="0"/>
                 <w:color w:val="auto"/>
                 <w:sz w:val="22"/>
@@ -11040,22 +11304,22 @@
               <w:jc w:val="both"/>
               <w:outlineLvl w:val="2"/>
               <w:rPr>
-                <w:rFonts w:asciiTheme="minorHAnsi" w:hAnsiTheme="minorHAnsi" w:cstheme="minorHAnsi"/>
-                <w:b w:val="0"/>
-                <w:color w:val="auto"/>
-                <w:sz w:val="22"/>
-                <w:szCs w:val="22"/>
-              </w:rPr>
-            </w:pPr>
-            <w:r>
-              <w:rPr>
-                <w:rFonts w:asciiTheme="minorHAnsi" w:hAnsiTheme="minorHAnsi" w:cstheme="minorHAnsi"/>
-                <w:b w:val="0"/>
-                <w:color w:val="auto"/>
-                <w:sz w:val="22"/>
-                <w:szCs w:val="22"/>
-              </w:rPr>
-              <w:t xml:space="preserve">1. El usuario accede al historial. </w:t>
+                <w:rFonts w:ascii="Calibri" w:hAnsi="Calibri" w:cs="Calibri"/>
+                <w:b w:val="0"/>
+                <w:color w:val="auto"/>
+                <w:sz w:val="22"/>
+                <w:szCs w:val="22"/>
+              </w:rPr>
+            </w:pPr>
+            <w:r>
+              <w:rPr>
+                <w:rFonts w:ascii="Calibri" w:hAnsi="Calibri" w:cs="Calibri"/>
+                <w:b w:val="0"/>
+                <w:color w:val="auto"/>
+                <w:sz w:val="22"/>
+                <w:szCs w:val="22"/>
+              </w:rPr>
+              <w:t xml:space="preserve">1. El usuario accede al menú interactivo del restaurante. </w:t>
             </w:r>
           </w:p>
           <w:p>
@@ -11072,54 +11336,22 @@
               <w:jc w:val="both"/>
               <w:outlineLvl w:val="2"/>
               <w:rPr>
-                <w:rFonts w:asciiTheme="minorHAnsi" w:hAnsiTheme="minorHAnsi" w:cstheme="minorHAnsi"/>
-                <w:b w:val="0"/>
-                <w:color w:val="auto"/>
-                <w:sz w:val="22"/>
-                <w:szCs w:val="22"/>
-              </w:rPr>
-            </w:pPr>
-            <w:r>
-              <w:rPr>
-                <w:rFonts w:asciiTheme="minorHAnsi" w:hAnsiTheme="minorHAnsi" w:cstheme="minorHAnsi"/>
-                <w:b w:val="0"/>
-                <w:color w:val="auto"/>
-                <w:sz w:val="22"/>
-                <w:szCs w:val="22"/>
-              </w:rPr>
-              <w:t xml:space="preserve">2. El sistema muestra el registro cronológico de reservas, pedidos y ofertas del marketplace canjeadas. </w:t>
-            </w:r>
-          </w:p>
-          <w:p>
-            <w:pPr>
-              <w:pStyle w:val="Ttulo3"/>
-              <w:keepNext w:val="0"/>
-              <w:keepLines w:val="0"/>
-              <w:tabs>
-                <w:tab w:val="left" w:pos="4120"/>
-                <w:tab w:val="left" w:pos="5347"/>
-              </w:tabs>
-              <w:spacing w:before="0" w:after="80" w:line="276" w:lineRule="auto"/>
-              <w:ind w:left="0" w:firstLine="0"/>
-              <w:jc w:val="both"/>
-              <w:outlineLvl w:val="2"/>
-              <w:rPr>
-                <w:rFonts w:asciiTheme="minorHAnsi" w:eastAsia="Arial" w:hAnsiTheme="minorHAnsi" w:cstheme="minorHAnsi"/>
-                <w:b w:val="0"/>
-                <w:color w:val="auto"/>
-                <w:sz w:val="22"/>
-                <w:szCs w:val="22"/>
-              </w:rPr>
-            </w:pPr>
-            <w:r>
-              <w:rPr>
-                <w:rFonts w:asciiTheme="minorHAnsi" w:hAnsiTheme="minorHAnsi" w:cstheme="minorHAnsi"/>
-                <w:b w:val="0"/>
-                <w:color w:val="auto"/>
-                <w:sz w:val="22"/>
-                <w:szCs w:val="22"/>
-              </w:rPr>
-              <w:t>3. El usuario puede filtrar por tipo de actividad.</w:t>
+                <w:rFonts w:ascii="Calibri" w:eastAsia="Arial" w:hAnsi="Calibri" w:cs="Calibri"/>
+                <w:b w:val="0"/>
+                <w:color w:val="auto"/>
+                <w:sz w:val="22"/>
+                <w:szCs w:val="22"/>
+              </w:rPr>
+            </w:pPr>
+            <w:r>
+              <w:rPr>
+                <w:rFonts w:ascii="Calibri" w:hAnsi="Calibri" w:cs="Calibri"/>
+                <w:b w:val="0"/>
+                <w:color w:val="auto"/>
+                <w:sz w:val="22"/>
+                <w:szCs w:val="22"/>
+              </w:rPr>
+              <w:t>2. El sistema muestra los platos organizados por categorías con descripciones y precios.</w:t>
             </w:r>
           </w:p>
         </w:tc>
@@ -11139,16 +11371,16 @@
               <w:jc w:val="center"/>
               <w:outlineLvl w:val="2"/>
               <w:rPr>
-                <w:rFonts w:asciiTheme="minorHAnsi" w:eastAsia="Arial" w:hAnsiTheme="minorHAnsi" w:cstheme="minorHAnsi"/>
-                <w:b w:val="0"/>
-                <w:color w:val="auto"/>
-                <w:sz w:val="22"/>
-                <w:szCs w:val="22"/>
-              </w:rPr>
-            </w:pPr>
-            <w:r>
-              <w:rPr>
-                <w:rFonts w:asciiTheme="minorHAnsi" w:eastAsia="Arial" w:hAnsiTheme="minorHAnsi" w:cstheme="minorHAnsi"/>
+                <w:rFonts w:ascii="Calibri" w:eastAsia="Arial" w:hAnsi="Calibri" w:cs="Calibri"/>
+                <w:b w:val="0"/>
+                <w:color w:val="auto"/>
+                <w:sz w:val="22"/>
+                <w:szCs w:val="22"/>
+              </w:rPr>
+            </w:pPr>
+            <w:r>
+              <w:rPr>
+                <w:rFonts w:ascii="Calibri" w:eastAsia="Arial" w:hAnsi="Calibri" w:cs="Calibri"/>
                 <w:b w:val="0"/>
                 <w:color w:val="auto"/>
                 <w:sz w:val="22"/>
@@ -11172,16 +11404,16 @@
               <w:jc w:val="center"/>
               <w:outlineLvl w:val="2"/>
               <w:rPr>
-                <w:rFonts w:asciiTheme="minorHAnsi" w:eastAsia="Arial" w:hAnsiTheme="minorHAnsi" w:cstheme="minorHAnsi"/>
-                <w:b w:val="0"/>
-                <w:color w:val="auto"/>
-                <w:sz w:val="22"/>
-                <w:szCs w:val="22"/>
-              </w:rPr>
-            </w:pPr>
-            <w:r>
-              <w:rPr>
-                <w:rFonts w:asciiTheme="minorHAnsi" w:hAnsiTheme="minorHAnsi" w:cstheme="minorHAnsi"/>
+                <w:rFonts w:ascii="Calibri" w:eastAsia="Arial" w:hAnsi="Calibri" w:cs="Calibri"/>
+                <w:b w:val="0"/>
+                <w:color w:val="auto"/>
+                <w:sz w:val="22"/>
+                <w:szCs w:val="22"/>
+              </w:rPr>
+            </w:pPr>
+            <w:r>
+              <w:rPr>
+                <w:rFonts w:ascii="Calibri" w:hAnsi="Calibri" w:cs="Calibri"/>
                 <w:b w:val="0"/>
                 <w:color w:val="auto"/>
                 <w:sz w:val="22"/>
@@ -11207,16 +11439,16 @@
               <w:jc w:val="center"/>
               <w:outlineLvl w:val="2"/>
               <w:rPr>
-                <w:rFonts w:asciiTheme="minorHAnsi" w:eastAsia="Arial" w:hAnsiTheme="minorHAnsi" w:cstheme="minorHAnsi"/>
-                <w:b w:val="0"/>
-                <w:color w:val="auto"/>
-                <w:sz w:val="22"/>
-                <w:szCs w:val="22"/>
-              </w:rPr>
-            </w:pPr>
-            <w:r>
-              <w:rPr>
-                <w:rFonts w:asciiTheme="minorHAnsi" w:eastAsia="Arial" w:hAnsiTheme="minorHAnsi" w:cstheme="minorHAnsi"/>
+                <w:rFonts w:ascii="Calibri" w:eastAsia="Arial" w:hAnsi="Calibri" w:cs="Calibri"/>
+                <w:b w:val="0"/>
+                <w:color w:val="auto"/>
+                <w:sz w:val="22"/>
+                <w:szCs w:val="22"/>
+              </w:rPr>
+            </w:pPr>
+            <w:r>
+              <w:rPr>
+                <w:rFonts w:ascii="Calibri" w:eastAsia="Arial" w:hAnsi="Calibri" w:cs="Calibri"/>
                 <w:b w:val="0"/>
                 <w:color w:val="auto"/>
                 <w:sz w:val="22"/>
@@ -11237,29 +11469,29 @@
               <w:keepLines w:val="0"/>
               <w:tabs>
                 <w:tab w:val="left" w:pos="4045"/>
-                <w:tab w:val="left" w:pos="5535"/>
+                <w:tab w:val="left" w:pos="5297"/>
               </w:tabs>
               <w:spacing w:before="0" w:after="80" w:line="276" w:lineRule="auto"/>
               <w:ind w:left="0" w:firstLine="0"/>
               <w:jc w:val="both"/>
               <w:outlineLvl w:val="2"/>
               <w:rPr>
-                <w:rFonts w:asciiTheme="minorHAnsi" w:eastAsia="Arial" w:hAnsiTheme="minorHAnsi" w:cstheme="minorHAnsi"/>
-                <w:b w:val="0"/>
-                <w:color w:val="auto"/>
-                <w:sz w:val="22"/>
-                <w:szCs w:val="22"/>
-              </w:rPr>
-            </w:pPr>
-            <w:r>
-              <w:rPr>
-                <w:rFonts w:asciiTheme="minorHAnsi" w:hAnsiTheme="minorHAnsi" w:cstheme="minorHAnsi"/>
-                <w:b w:val="0"/>
-                <w:color w:val="auto"/>
-                <w:sz w:val="22"/>
-                <w:szCs w:val="22"/>
-              </w:rPr>
-              <w:t>El usuario visualiza su actividad histórica completa.</w:t>
+                <w:rFonts w:ascii="Calibri" w:eastAsia="Arial" w:hAnsi="Calibri" w:cs="Calibri"/>
+                <w:b w:val="0"/>
+                <w:color w:val="auto"/>
+                <w:sz w:val="22"/>
+                <w:szCs w:val="22"/>
+              </w:rPr>
+            </w:pPr>
+            <w:r>
+              <w:rPr>
+                <w:rFonts w:ascii="Calibri" w:hAnsi="Calibri" w:cs="Calibri"/>
+                <w:b w:val="0"/>
+                <w:color w:val="auto"/>
+                <w:sz w:val="22"/>
+                <w:szCs w:val="22"/>
+              </w:rPr>
+              <w:t>El usuario visualiza la carta completa del restaurante.</w:t>
             </w:r>
           </w:p>
         </w:tc>
@@ -11269,6 +11501,11 @@
       <w:pPr>
         <w:pStyle w:val="normal0"/>
       </w:pPr>
+    </w:p>
+    <w:p>
+      <w:r>
+        <w:br w:type="page"/>
+      </w:r>
     </w:p>
     <w:tbl>
       <w:tblPr>
@@ -11295,22 +11532,23 @@
               <w:jc w:val="center"/>
               <w:outlineLvl w:val="2"/>
               <w:rPr>
-                <w:rFonts w:ascii="Calibri" w:eastAsia="Arial" w:hAnsi="Calibri" w:cs="Calibri"/>
-                <w:b w:val="0"/>
-                <w:color w:val="auto"/>
-                <w:sz w:val="22"/>
-                <w:szCs w:val="22"/>
-              </w:rPr>
-            </w:pPr>
-            <w:r>
-              <w:rPr>
-                <w:rFonts w:ascii="Calibri" w:eastAsia="Arial" w:hAnsi="Calibri" w:cs="Calibri"/>
-                <w:b w:val="0"/>
-                <w:color w:val="auto"/>
-                <w:sz w:val="22"/>
-                <w:szCs w:val="22"/>
-              </w:rPr>
-              <w:t>CASO DE USO 13</w:t>
+                <w:rFonts w:asciiTheme="minorHAnsi" w:eastAsia="Arial" w:hAnsiTheme="minorHAnsi" w:cstheme="minorHAnsi"/>
+                <w:b w:val="0"/>
+                <w:color w:val="auto"/>
+                <w:sz w:val="22"/>
+                <w:szCs w:val="22"/>
+              </w:rPr>
+            </w:pPr>
+            <w:r>
+              <w:rPr>
+                <w:rFonts w:asciiTheme="minorHAnsi" w:eastAsia="Arial" w:hAnsiTheme="minorHAnsi" w:cstheme="minorHAnsi"/>
+                <w:b w:val="0"/>
+                <w:color w:val="auto"/>
+                <w:sz w:val="22"/>
+                <w:szCs w:val="22"/>
+              </w:rPr>
+              <w:lastRenderedPageBreak/>
+              <w:t>CASO DE USO 14</w:t>
             </w:r>
           </w:p>
         </w:tc>
@@ -11328,22 +11566,22 @@
               <w:jc w:val="both"/>
               <w:outlineLvl w:val="2"/>
               <w:rPr>
-                <w:rFonts w:ascii="Calibri" w:eastAsia="Arial" w:hAnsi="Calibri" w:cs="Calibri"/>
-                <w:b w:val="0"/>
-                <w:color w:val="auto"/>
-                <w:sz w:val="22"/>
-                <w:szCs w:val="22"/>
-              </w:rPr>
-            </w:pPr>
-            <w:r>
-              <w:rPr>
-                <w:rFonts w:ascii="Calibri" w:eastAsia="Arial" w:hAnsi="Calibri" w:cs="Calibri"/>
-                <w:b w:val="0"/>
-                <w:color w:val="auto"/>
-                <w:sz w:val="22"/>
-                <w:szCs w:val="22"/>
-              </w:rPr>
-              <w:t>Ver carta</w:t>
+                <w:rFonts w:asciiTheme="minorHAnsi" w:eastAsia="Arial" w:hAnsiTheme="minorHAnsi" w:cstheme="minorHAnsi"/>
+                <w:b w:val="0"/>
+                <w:color w:val="auto"/>
+                <w:sz w:val="22"/>
+                <w:szCs w:val="22"/>
+              </w:rPr>
+            </w:pPr>
+            <w:r>
+              <w:rPr>
+                <w:rFonts w:asciiTheme="minorHAnsi" w:eastAsia="Arial" w:hAnsiTheme="minorHAnsi" w:cstheme="minorHAnsi"/>
+                <w:b w:val="0"/>
+                <w:color w:val="auto"/>
+                <w:sz w:val="22"/>
+                <w:szCs w:val="22"/>
+              </w:rPr>
+              <w:t>Ver reseñas</w:t>
             </w:r>
           </w:p>
         </w:tc>
@@ -11363,16 +11601,16 @@
               <w:jc w:val="center"/>
               <w:outlineLvl w:val="2"/>
               <w:rPr>
-                <w:rFonts w:ascii="Calibri" w:eastAsia="Arial" w:hAnsi="Calibri" w:cs="Calibri"/>
-                <w:b w:val="0"/>
-                <w:color w:val="auto"/>
-                <w:sz w:val="22"/>
-                <w:szCs w:val="22"/>
-              </w:rPr>
-            </w:pPr>
-            <w:r>
-              <w:rPr>
-                <w:rFonts w:ascii="Calibri" w:eastAsia="Arial" w:hAnsi="Calibri" w:cs="Calibri"/>
+                <w:rFonts w:asciiTheme="minorHAnsi" w:eastAsia="Arial" w:hAnsiTheme="minorHAnsi" w:cstheme="minorHAnsi"/>
+                <w:b w:val="0"/>
+                <w:color w:val="auto"/>
+                <w:sz w:val="22"/>
+                <w:szCs w:val="22"/>
+              </w:rPr>
+            </w:pPr>
+            <w:r>
+              <w:rPr>
+                <w:rFonts w:asciiTheme="minorHAnsi" w:eastAsia="Arial" w:hAnsiTheme="minorHAnsi" w:cstheme="minorHAnsi"/>
                 <w:b w:val="0"/>
                 <w:color w:val="auto"/>
                 <w:sz w:val="22"/>
@@ -11396,22 +11634,32 @@
               <w:jc w:val="both"/>
               <w:outlineLvl w:val="2"/>
               <w:rPr>
-                <w:rFonts w:ascii="Calibri" w:eastAsia="Arial" w:hAnsi="Calibri" w:cs="Calibri"/>
-                <w:b w:val="0"/>
-                <w:color w:val="auto"/>
-                <w:sz w:val="22"/>
-                <w:szCs w:val="22"/>
-              </w:rPr>
-            </w:pPr>
-            <w:r>
-              <w:rPr>
-                <w:rFonts w:ascii="Calibri" w:eastAsia="Arial" w:hAnsi="Calibri" w:cs="Calibri"/>
-                <w:b w:val="0"/>
-                <w:color w:val="auto"/>
-                <w:sz w:val="22"/>
-                <w:szCs w:val="22"/>
-              </w:rPr>
-              <w:t>Cliente/Empleado/ Admin</w:t>
+                <w:rFonts w:asciiTheme="minorHAnsi" w:eastAsia="Arial" w:hAnsiTheme="minorHAnsi" w:cstheme="minorHAnsi"/>
+                <w:b w:val="0"/>
+                <w:color w:val="auto"/>
+                <w:sz w:val="22"/>
+                <w:szCs w:val="22"/>
+              </w:rPr>
+            </w:pPr>
+            <w:r>
+              <w:rPr>
+                <w:rFonts w:asciiTheme="minorHAnsi" w:eastAsia="Arial" w:hAnsiTheme="minorHAnsi" w:cstheme="minorHAnsi"/>
+                <w:b w:val="0"/>
+                <w:color w:val="auto"/>
+                <w:sz w:val="22"/>
+                <w:szCs w:val="22"/>
+              </w:rPr>
+              <w:t>Cliente/Empleado/</w:t>
+            </w:r>
+            <w:r>
+              <w:rPr>
+                <w:rFonts w:ascii="Calibri" w:eastAsia="Arial" w:hAnsi="Calibri" w:cs="Calibri"/>
+                <w:b w:val="0"/>
+                <w:color w:val="auto"/>
+                <w:sz w:val="22"/>
+                <w:szCs w:val="22"/>
+              </w:rPr>
+              <w:t xml:space="preserve"> Admin</w:t>
             </w:r>
             <w:r>
               <w:rPr>
@@ -11441,16 +11689,16 @@
               <w:jc w:val="center"/>
               <w:outlineLvl w:val="2"/>
               <w:rPr>
-                <w:rFonts w:ascii="Calibri" w:eastAsia="Arial" w:hAnsi="Calibri" w:cs="Calibri"/>
-                <w:b w:val="0"/>
-                <w:color w:val="auto"/>
-                <w:sz w:val="22"/>
-                <w:szCs w:val="22"/>
-              </w:rPr>
-            </w:pPr>
-            <w:r>
-              <w:rPr>
-                <w:rFonts w:ascii="Calibri" w:eastAsia="Arial" w:hAnsi="Calibri" w:cs="Calibri"/>
+                <w:rFonts w:asciiTheme="minorHAnsi" w:eastAsia="Arial" w:hAnsiTheme="minorHAnsi" w:cstheme="minorHAnsi"/>
+                <w:b w:val="0"/>
+                <w:color w:val="auto"/>
+                <w:sz w:val="22"/>
+                <w:szCs w:val="22"/>
+              </w:rPr>
+            </w:pPr>
+            <w:r>
+              <w:rPr>
+                <w:rFonts w:asciiTheme="minorHAnsi" w:eastAsia="Arial" w:hAnsiTheme="minorHAnsi" w:cstheme="minorHAnsi"/>
                 <w:b w:val="0"/>
                 <w:color w:val="auto"/>
                 <w:sz w:val="22"/>
@@ -11477,22 +11725,22 @@
               <w:jc w:val="both"/>
               <w:outlineLvl w:val="2"/>
               <w:rPr>
-                <w:rFonts w:ascii="Calibri" w:eastAsia="Arial" w:hAnsi="Calibri" w:cs="Calibri"/>
-                <w:b w:val="0"/>
-                <w:color w:val="auto"/>
-                <w:sz w:val="22"/>
-                <w:szCs w:val="22"/>
-              </w:rPr>
-            </w:pPr>
-            <w:r>
-              <w:rPr>
-                <w:rFonts w:ascii="Calibri" w:hAnsi="Calibri" w:cs="Calibri"/>
-                <w:b w:val="0"/>
-                <w:color w:val="auto"/>
-                <w:sz w:val="22"/>
-                <w:szCs w:val="22"/>
-              </w:rPr>
-              <w:t>Ninguna, de acceso público.</w:t>
+                <w:rFonts w:asciiTheme="minorHAnsi" w:eastAsia="Arial" w:hAnsiTheme="minorHAnsi" w:cstheme="minorHAnsi"/>
+                <w:b w:val="0"/>
+                <w:color w:val="auto"/>
+                <w:sz w:val="22"/>
+                <w:szCs w:val="22"/>
+              </w:rPr>
+            </w:pPr>
+            <w:r>
+              <w:rPr>
+                <w:rFonts w:asciiTheme="minorHAnsi" w:hAnsiTheme="minorHAnsi" w:cstheme="minorHAnsi"/>
+                <w:b w:val="0"/>
+                <w:color w:val="auto"/>
+                <w:sz w:val="22"/>
+                <w:szCs w:val="22"/>
+              </w:rPr>
+              <w:t>El usuario está consultando la carta.</w:t>
             </w:r>
           </w:p>
         </w:tc>
@@ -11512,16 +11760,16 @@
               <w:jc w:val="center"/>
               <w:outlineLvl w:val="2"/>
               <w:rPr>
-                <w:rFonts w:ascii="Calibri" w:eastAsia="Arial" w:hAnsi="Calibri" w:cs="Calibri"/>
-                <w:b w:val="0"/>
-                <w:color w:val="auto"/>
-                <w:sz w:val="22"/>
-                <w:szCs w:val="22"/>
-              </w:rPr>
-            </w:pPr>
-            <w:r>
-              <w:rPr>
-                <w:rFonts w:ascii="Calibri" w:eastAsia="Arial" w:hAnsi="Calibri" w:cs="Calibri"/>
+                <w:rFonts w:asciiTheme="minorHAnsi" w:eastAsia="Arial" w:hAnsiTheme="minorHAnsi" w:cstheme="minorHAnsi"/>
+                <w:b w:val="0"/>
+                <w:color w:val="auto"/>
+                <w:sz w:val="22"/>
+                <w:szCs w:val="22"/>
+              </w:rPr>
+            </w:pPr>
+            <w:r>
+              <w:rPr>
+                <w:rFonts w:asciiTheme="minorHAnsi" w:eastAsia="Arial" w:hAnsiTheme="minorHAnsi" w:cstheme="minorHAnsi"/>
                 <w:b w:val="0"/>
                 <w:color w:val="auto"/>
                 <w:sz w:val="22"/>
@@ -11549,22 +11797,22 @@
               <w:jc w:val="both"/>
               <w:outlineLvl w:val="2"/>
               <w:rPr>
-                <w:rFonts w:ascii="Calibri" w:hAnsi="Calibri" w:cs="Calibri"/>
-                <w:b w:val="0"/>
-                <w:color w:val="auto"/>
-                <w:sz w:val="22"/>
-                <w:szCs w:val="22"/>
-              </w:rPr>
-            </w:pPr>
-            <w:r>
-              <w:rPr>
-                <w:rFonts w:ascii="Calibri" w:hAnsi="Calibri" w:cs="Calibri"/>
-                <w:b w:val="0"/>
-                <w:color w:val="auto"/>
-                <w:sz w:val="22"/>
-                <w:szCs w:val="22"/>
-              </w:rPr>
-              <w:t xml:space="preserve">1. El usuario accede al menú interactivo del restaurante. </w:t>
+                <w:rFonts w:asciiTheme="minorHAnsi" w:hAnsiTheme="minorHAnsi" w:cstheme="minorHAnsi"/>
+                <w:b w:val="0"/>
+                <w:color w:val="auto"/>
+                <w:sz w:val="22"/>
+                <w:szCs w:val="22"/>
+              </w:rPr>
+            </w:pPr>
+            <w:r>
+              <w:rPr>
+                <w:rFonts w:asciiTheme="minorHAnsi" w:hAnsiTheme="minorHAnsi" w:cstheme="minorHAnsi"/>
+                <w:b w:val="0"/>
+                <w:color w:val="auto"/>
+                <w:sz w:val="22"/>
+                <w:szCs w:val="22"/>
+              </w:rPr>
+              <w:t xml:space="preserve">1. El usuario selecciona un plato de la carta. </w:t>
             </w:r>
           </w:p>
           <w:p>
@@ -11581,22 +11829,22 @@
               <w:jc w:val="both"/>
               <w:outlineLvl w:val="2"/>
               <w:rPr>
-                <w:rFonts w:ascii="Calibri" w:eastAsia="Arial" w:hAnsi="Calibri" w:cs="Calibri"/>
-                <w:b w:val="0"/>
-                <w:color w:val="auto"/>
-                <w:sz w:val="22"/>
-                <w:szCs w:val="22"/>
-              </w:rPr>
-            </w:pPr>
-            <w:r>
-              <w:rPr>
-                <w:rFonts w:ascii="Calibri" w:hAnsi="Calibri" w:cs="Calibri"/>
-                <w:b w:val="0"/>
-                <w:color w:val="auto"/>
-                <w:sz w:val="22"/>
-                <w:szCs w:val="22"/>
-              </w:rPr>
-              <w:t>2. El sistema muestra los platos organizados por categorías con descripciones y precios.</w:t>
+                <w:rFonts w:asciiTheme="minorHAnsi" w:eastAsia="Arial" w:hAnsiTheme="minorHAnsi" w:cstheme="minorHAnsi"/>
+                <w:b w:val="0"/>
+                <w:color w:val="auto"/>
+                <w:sz w:val="22"/>
+                <w:szCs w:val="22"/>
+              </w:rPr>
+            </w:pPr>
+            <w:r>
+              <w:rPr>
+                <w:rFonts w:asciiTheme="minorHAnsi" w:hAnsiTheme="minorHAnsi" w:cstheme="minorHAnsi"/>
+                <w:b w:val="0"/>
+                <w:color w:val="auto"/>
+                <w:sz w:val="22"/>
+                <w:szCs w:val="22"/>
+              </w:rPr>
+              <w:t>2. El sistema muestra las reseñas de otros usuarios asociadas a ese plato.</w:t>
             </w:r>
           </w:p>
         </w:tc>
@@ -11616,16 +11864,16 @@
               <w:jc w:val="center"/>
               <w:outlineLvl w:val="2"/>
               <w:rPr>
-                <w:rFonts w:ascii="Calibri" w:eastAsia="Arial" w:hAnsi="Calibri" w:cs="Calibri"/>
-                <w:b w:val="0"/>
-                <w:color w:val="auto"/>
-                <w:sz w:val="22"/>
-                <w:szCs w:val="22"/>
-              </w:rPr>
-            </w:pPr>
-            <w:r>
-              <w:rPr>
-                <w:rFonts w:ascii="Calibri" w:eastAsia="Arial" w:hAnsi="Calibri" w:cs="Calibri"/>
+                <w:rFonts w:asciiTheme="minorHAnsi" w:eastAsia="Arial" w:hAnsiTheme="minorHAnsi" w:cstheme="minorHAnsi"/>
+                <w:b w:val="0"/>
+                <w:color w:val="auto"/>
+                <w:sz w:val="22"/>
+                <w:szCs w:val="22"/>
+              </w:rPr>
+            </w:pPr>
+            <w:r>
+              <w:rPr>
+                <w:rFonts w:asciiTheme="minorHAnsi" w:eastAsia="Arial" w:hAnsiTheme="minorHAnsi" w:cstheme="minorHAnsi"/>
                 <w:b w:val="0"/>
                 <w:color w:val="auto"/>
                 <w:sz w:val="22"/>
@@ -11649,16 +11897,16 @@
               <w:jc w:val="center"/>
               <w:outlineLvl w:val="2"/>
               <w:rPr>
-                <w:rFonts w:ascii="Calibri" w:eastAsia="Arial" w:hAnsi="Calibri" w:cs="Calibri"/>
-                <w:b w:val="0"/>
-                <w:color w:val="auto"/>
-                <w:sz w:val="22"/>
-                <w:szCs w:val="22"/>
-              </w:rPr>
-            </w:pPr>
-            <w:r>
-              <w:rPr>
-                <w:rFonts w:ascii="Calibri" w:hAnsi="Calibri" w:cs="Calibri"/>
+                <w:rFonts w:asciiTheme="minorHAnsi" w:eastAsia="Arial" w:hAnsiTheme="minorHAnsi" w:cstheme="minorHAnsi"/>
+                <w:b w:val="0"/>
+                <w:color w:val="auto"/>
+                <w:sz w:val="22"/>
+                <w:szCs w:val="22"/>
+              </w:rPr>
+            </w:pPr>
+            <w:r>
+              <w:rPr>
+                <w:rFonts w:asciiTheme="minorHAnsi" w:hAnsiTheme="minorHAnsi" w:cstheme="minorHAnsi"/>
                 <w:b w:val="0"/>
                 <w:color w:val="auto"/>
                 <w:sz w:val="22"/>
@@ -11684,16 +11932,16 @@
               <w:jc w:val="center"/>
               <w:outlineLvl w:val="2"/>
               <w:rPr>
-                <w:rFonts w:ascii="Calibri" w:eastAsia="Arial" w:hAnsi="Calibri" w:cs="Calibri"/>
-                <w:b w:val="0"/>
-                <w:color w:val="auto"/>
-                <w:sz w:val="22"/>
-                <w:szCs w:val="22"/>
-              </w:rPr>
-            </w:pPr>
-            <w:r>
-              <w:rPr>
-                <w:rFonts w:ascii="Calibri" w:eastAsia="Arial" w:hAnsi="Calibri" w:cs="Calibri"/>
+                <w:rFonts w:asciiTheme="minorHAnsi" w:eastAsia="Arial" w:hAnsiTheme="minorHAnsi" w:cstheme="minorHAnsi"/>
+                <w:b w:val="0"/>
+                <w:color w:val="auto"/>
+                <w:sz w:val="22"/>
+                <w:szCs w:val="22"/>
+              </w:rPr>
+            </w:pPr>
+            <w:r>
+              <w:rPr>
+                <w:rFonts w:asciiTheme="minorHAnsi" w:eastAsia="Arial" w:hAnsiTheme="minorHAnsi" w:cstheme="minorHAnsi"/>
                 <w:b w:val="0"/>
                 <w:color w:val="auto"/>
                 <w:sz w:val="22"/>
@@ -11721,22 +11969,22 @@
               <w:jc w:val="both"/>
               <w:outlineLvl w:val="2"/>
               <w:rPr>
-                <w:rFonts w:ascii="Calibri" w:eastAsia="Arial" w:hAnsi="Calibri" w:cs="Calibri"/>
-                <w:b w:val="0"/>
-                <w:color w:val="auto"/>
-                <w:sz w:val="22"/>
-                <w:szCs w:val="22"/>
-              </w:rPr>
-            </w:pPr>
-            <w:r>
-              <w:rPr>
-                <w:rFonts w:ascii="Calibri" w:hAnsi="Calibri" w:cs="Calibri"/>
-                <w:b w:val="0"/>
-                <w:color w:val="auto"/>
-                <w:sz w:val="22"/>
-                <w:szCs w:val="22"/>
-              </w:rPr>
-              <w:t>El usuario visualiza la carta completa del restaurante.</w:t>
+                <w:rFonts w:asciiTheme="minorHAnsi" w:eastAsia="Arial" w:hAnsiTheme="minorHAnsi" w:cstheme="minorHAnsi"/>
+                <w:b w:val="0"/>
+                <w:color w:val="auto"/>
+                <w:sz w:val="22"/>
+                <w:szCs w:val="22"/>
+              </w:rPr>
+            </w:pPr>
+            <w:r>
+              <w:rPr>
+                <w:rFonts w:asciiTheme="minorHAnsi" w:hAnsiTheme="minorHAnsi" w:cstheme="minorHAnsi"/>
+                <w:b w:val="0"/>
+                <w:color w:val="auto"/>
+                <w:sz w:val="22"/>
+                <w:szCs w:val="22"/>
+              </w:rPr>
+              <w:t>El usuario visualiza las valoraciones del plato seleccionado.</w:t>
             </w:r>
           </w:p>
         </w:tc>
@@ -11746,11 +11994,6 @@
       <w:pPr>
         <w:pStyle w:val="normal0"/>
       </w:pPr>
-    </w:p>
-    <w:p>
-      <w:r>
-        <w:br w:type="page"/>
-      </w:r>
     </w:p>
     <w:tbl>
       <w:tblPr>
@@ -11777,23 +12020,22 @@
               <w:jc w:val="center"/>
               <w:outlineLvl w:val="2"/>
               <w:rPr>
-                <w:rFonts w:asciiTheme="minorHAnsi" w:eastAsia="Arial" w:hAnsiTheme="minorHAnsi" w:cstheme="minorHAnsi"/>
-                <w:b w:val="0"/>
-                <w:color w:val="auto"/>
-                <w:sz w:val="22"/>
-                <w:szCs w:val="22"/>
-              </w:rPr>
-            </w:pPr>
-            <w:r>
-              <w:rPr>
-                <w:rFonts w:asciiTheme="minorHAnsi" w:eastAsia="Arial" w:hAnsiTheme="minorHAnsi" w:cstheme="minorHAnsi"/>
-                <w:b w:val="0"/>
-                <w:color w:val="auto"/>
-                <w:sz w:val="22"/>
-                <w:szCs w:val="22"/>
-              </w:rPr>
-              <w:lastRenderedPageBreak/>
-              <w:t>CASO DE USO 14</w:t>
+                <w:rFonts w:ascii="Calibri" w:eastAsia="Arial" w:hAnsi="Calibri" w:cs="Calibri"/>
+                <w:b w:val="0"/>
+                <w:color w:val="auto"/>
+                <w:sz w:val="22"/>
+                <w:szCs w:val="22"/>
+              </w:rPr>
+            </w:pPr>
+            <w:r>
+              <w:rPr>
+                <w:rFonts w:ascii="Calibri" w:eastAsia="Arial" w:hAnsi="Calibri" w:cs="Calibri"/>
+                <w:b w:val="0"/>
+                <w:color w:val="auto"/>
+                <w:sz w:val="22"/>
+                <w:szCs w:val="22"/>
+              </w:rPr>
+              <w:t>CASO DE USO 15</w:t>
             </w:r>
           </w:p>
         </w:tc>
@@ -11811,22 +12053,22 @@
               <w:jc w:val="both"/>
               <w:outlineLvl w:val="2"/>
               <w:rPr>
-                <w:rFonts w:asciiTheme="minorHAnsi" w:eastAsia="Arial" w:hAnsiTheme="minorHAnsi" w:cstheme="minorHAnsi"/>
-                <w:b w:val="0"/>
-                <w:color w:val="auto"/>
-                <w:sz w:val="22"/>
-                <w:szCs w:val="22"/>
-              </w:rPr>
-            </w:pPr>
-            <w:r>
-              <w:rPr>
-                <w:rFonts w:asciiTheme="minorHAnsi" w:eastAsia="Arial" w:hAnsiTheme="minorHAnsi" w:cstheme="minorHAnsi"/>
-                <w:b w:val="0"/>
-                <w:color w:val="auto"/>
-                <w:sz w:val="22"/>
-                <w:szCs w:val="22"/>
-              </w:rPr>
-              <w:t>Ver reseñas</w:t>
+                <w:rFonts w:ascii="Calibri" w:eastAsia="Arial" w:hAnsi="Calibri" w:cs="Calibri"/>
+                <w:b w:val="0"/>
+                <w:color w:val="auto"/>
+                <w:sz w:val="22"/>
+                <w:szCs w:val="22"/>
+              </w:rPr>
+            </w:pPr>
+            <w:r>
+              <w:rPr>
+                <w:rFonts w:ascii="Calibri" w:eastAsia="Arial" w:hAnsi="Calibri" w:cs="Calibri"/>
+                <w:b w:val="0"/>
+                <w:color w:val="auto"/>
+                <w:sz w:val="22"/>
+                <w:szCs w:val="22"/>
+              </w:rPr>
+              <w:t>Reservar</w:t>
             </w:r>
           </w:p>
         </w:tc>
@@ -11846,16 +12088,16 @@
               <w:jc w:val="center"/>
               <w:outlineLvl w:val="2"/>
               <w:rPr>
-                <w:rFonts w:asciiTheme="minorHAnsi" w:eastAsia="Arial" w:hAnsiTheme="minorHAnsi" w:cstheme="minorHAnsi"/>
-                <w:b w:val="0"/>
-                <w:color w:val="auto"/>
-                <w:sz w:val="22"/>
-                <w:szCs w:val="22"/>
-              </w:rPr>
-            </w:pPr>
-            <w:r>
-              <w:rPr>
-                <w:rFonts w:asciiTheme="minorHAnsi" w:eastAsia="Arial" w:hAnsiTheme="minorHAnsi" w:cstheme="minorHAnsi"/>
+                <w:rFonts w:ascii="Calibri" w:eastAsia="Arial" w:hAnsi="Calibri" w:cs="Calibri"/>
+                <w:b w:val="0"/>
+                <w:color w:val="auto"/>
+                <w:sz w:val="22"/>
+                <w:szCs w:val="22"/>
+              </w:rPr>
+            </w:pPr>
+            <w:r>
+              <w:rPr>
+                <w:rFonts w:ascii="Calibri" w:eastAsia="Arial" w:hAnsi="Calibri" w:cs="Calibri"/>
                 <w:b w:val="0"/>
                 <w:color w:val="auto"/>
                 <w:sz w:val="22"/>
@@ -11879,32 +12121,22 @@
               <w:jc w:val="both"/>
               <w:outlineLvl w:val="2"/>
               <w:rPr>
-                <w:rFonts w:asciiTheme="minorHAnsi" w:eastAsia="Arial" w:hAnsiTheme="minorHAnsi" w:cstheme="minorHAnsi"/>
-                <w:b w:val="0"/>
-                <w:color w:val="auto"/>
-                <w:sz w:val="22"/>
-                <w:szCs w:val="22"/>
-              </w:rPr>
-            </w:pPr>
-            <w:r>
-              <w:rPr>
-                <w:rFonts w:asciiTheme="minorHAnsi" w:eastAsia="Arial" w:hAnsiTheme="minorHAnsi" w:cstheme="minorHAnsi"/>
-                <w:b w:val="0"/>
-                <w:color w:val="auto"/>
-                <w:sz w:val="22"/>
-                <w:szCs w:val="22"/>
-              </w:rPr>
-              <w:t>Cliente/Empleado/</w:t>
-            </w:r>
-            <w:r>
-              <w:rPr>
-                <w:rFonts w:ascii="Calibri" w:eastAsia="Arial" w:hAnsi="Calibri" w:cs="Calibri"/>
-                <w:b w:val="0"/>
-                <w:color w:val="auto"/>
-                <w:sz w:val="22"/>
-                <w:szCs w:val="22"/>
-              </w:rPr>
-              <w:t xml:space="preserve"> Admin</w:t>
+                <w:rFonts w:ascii="Calibri" w:eastAsia="Arial" w:hAnsi="Calibri" w:cs="Calibri"/>
+                <w:b w:val="0"/>
+                <w:color w:val="auto"/>
+                <w:sz w:val="22"/>
+                <w:szCs w:val="22"/>
+              </w:rPr>
+            </w:pPr>
+            <w:r>
+              <w:rPr>
+                <w:rFonts w:ascii="Calibri" w:eastAsia="Arial" w:hAnsi="Calibri" w:cs="Calibri"/>
+                <w:b w:val="0"/>
+                <w:color w:val="auto"/>
+                <w:sz w:val="22"/>
+                <w:szCs w:val="22"/>
+              </w:rPr>
+              <w:t>Cliente/Empleado/ Admin</w:t>
             </w:r>
             <w:r>
               <w:rPr>
@@ -11934,16 +12166,16 @@
               <w:jc w:val="center"/>
               <w:outlineLvl w:val="2"/>
               <w:rPr>
-                <w:rFonts w:asciiTheme="minorHAnsi" w:eastAsia="Arial" w:hAnsiTheme="minorHAnsi" w:cstheme="minorHAnsi"/>
-                <w:b w:val="0"/>
-                <w:color w:val="auto"/>
-                <w:sz w:val="22"/>
-                <w:szCs w:val="22"/>
-              </w:rPr>
-            </w:pPr>
-            <w:r>
-              <w:rPr>
-                <w:rFonts w:asciiTheme="minorHAnsi" w:eastAsia="Arial" w:hAnsiTheme="minorHAnsi" w:cstheme="minorHAnsi"/>
+                <w:rFonts w:ascii="Calibri" w:eastAsia="Arial" w:hAnsi="Calibri" w:cs="Calibri"/>
+                <w:b w:val="0"/>
+                <w:color w:val="auto"/>
+                <w:sz w:val="22"/>
+                <w:szCs w:val="22"/>
+              </w:rPr>
+            </w:pPr>
+            <w:r>
+              <w:rPr>
+                <w:rFonts w:ascii="Calibri" w:eastAsia="Arial" w:hAnsi="Calibri" w:cs="Calibri"/>
                 <w:b w:val="0"/>
                 <w:color w:val="auto"/>
                 <w:sz w:val="22"/>
@@ -11970,22 +12202,22 @@
               <w:jc w:val="both"/>
               <w:outlineLvl w:val="2"/>
               <w:rPr>
-                <w:rFonts w:asciiTheme="minorHAnsi" w:eastAsia="Arial" w:hAnsiTheme="minorHAnsi" w:cstheme="minorHAnsi"/>
-                <w:b w:val="0"/>
-                <w:color w:val="auto"/>
-                <w:sz w:val="22"/>
-                <w:szCs w:val="22"/>
-              </w:rPr>
-            </w:pPr>
-            <w:r>
-              <w:rPr>
-                <w:rFonts w:asciiTheme="minorHAnsi" w:hAnsiTheme="minorHAnsi" w:cstheme="minorHAnsi"/>
-                <w:b w:val="0"/>
-                <w:color w:val="auto"/>
-                <w:sz w:val="22"/>
-                <w:szCs w:val="22"/>
-              </w:rPr>
-              <w:t>El usuario está consultando la carta.</w:t>
+                <w:rFonts w:ascii="Calibri" w:eastAsia="Arial" w:hAnsi="Calibri" w:cs="Calibri"/>
+                <w:b w:val="0"/>
+                <w:color w:val="auto"/>
+                <w:sz w:val="22"/>
+                <w:szCs w:val="22"/>
+              </w:rPr>
+            </w:pPr>
+            <w:r>
+              <w:rPr>
+                <w:rFonts w:ascii="Calibri" w:hAnsi="Calibri" w:cs="Calibri"/>
+                <w:b w:val="0"/>
+                <w:color w:val="auto"/>
+                <w:sz w:val="22"/>
+                <w:szCs w:val="22"/>
+              </w:rPr>
+              <w:t>El usuario ha iniciado sesión.</w:t>
             </w:r>
           </w:p>
         </w:tc>
@@ -12005,16 +12237,16 @@
               <w:jc w:val="center"/>
               <w:outlineLvl w:val="2"/>
               <w:rPr>
-                <w:rFonts w:asciiTheme="minorHAnsi" w:eastAsia="Arial" w:hAnsiTheme="minorHAnsi" w:cstheme="minorHAnsi"/>
-                <w:b w:val="0"/>
-                <w:color w:val="auto"/>
-                <w:sz w:val="22"/>
-                <w:szCs w:val="22"/>
-              </w:rPr>
-            </w:pPr>
-            <w:r>
-              <w:rPr>
-                <w:rFonts w:asciiTheme="minorHAnsi" w:eastAsia="Arial" w:hAnsiTheme="minorHAnsi" w:cstheme="minorHAnsi"/>
+                <w:rFonts w:ascii="Calibri" w:eastAsia="Arial" w:hAnsi="Calibri" w:cs="Calibri"/>
+                <w:b w:val="0"/>
+                <w:color w:val="auto"/>
+                <w:sz w:val="22"/>
+                <w:szCs w:val="22"/>
+              </w:rPr>
+            </w:pPr>
+            <w:r>
+              <w:rPr>
+                <w:rFonts w:ascii="Calibri" w:eastAsia="Arial" w:hAnsi="Calibri" w:cs="Calibri"/>
                 <w:b w:val="0"/>
                 <w:color w:val="auto"/>
                 <w:sz w:val="22"/>
@@ -12042,22 +12274,22 @@
               <w:jc w:val="both"/>
               <w:outlineLvl w:val="2"/>
               <w:rPr>
-                <w:rFonts w:asciiTheme="minorHAnsi" w:hAnsiTheme="minorHAnsi" w:cstheme="minorHAnsi"/>
-                <w:b w:val="0"/>
-                <w:color w:val="auto"/>
-                <w:sz w:val="22"/>
-                <w:szCs w:val="22"/>
-              </w:rPr>
-            </w:pPr>
-            <w:r>
-              <w:rPr>
-                <w:rFonts w:asciiTheme="minorHAnsi" w:hAnsiTheme="minorHAnsi" w:cstheme="minorHAnsi"/>
-                <w:b w:val="0"/>
-                <w:color w:val="auto"/>
-                <w:sz w:val="22"/>
-                <w:szCs w:val="22"/>
-              </w:rPr>
-              <w:t xml:space="preserve">1. El usuario selecciona un plato de la carta. </w:t>
+                <w:rFonts w:ascii="Calibri" w:hAnsi="Calibri" w:cs="Calibri"/>
+                <w:b w:val="0"/>
+                <w:color w:val="auto"/>
+                <w:sz w:val="22"/>
+                <w:szCs w:val="22"/>
+              </w:rPr>
+            </w:pPr>
+            <w:r>
+              <w:rPr>
+                <w:rFonts w:ascii="Calibri" w:hAnsi="Calibri" w:cs="Calibri"/>
+                <w:b w:val="0"/>
+                <w:color w:val="auto"/>
+                <w:sz w:val="22"/>
+                <w:szCs w:val="22"/>
+              </w:rPr>
+              <w:t xml:space="preserve">1. El usuario accede al módulo de reservas. </w:t>
             </w:r>
           </w:p>
           <w:p>
@@ -12074,22 +12306,86 @@
               <w:jc w:val="both"/>
               <w:outlineLvl w:val="2"/>
               <w:rPr>
-                <w:rFonts w:asciiTheme="minorHAnsi" w:eastAsia="Arial" w:hAnsiTheme="minorHAnsi" w:cstheme="minorHAnsi"/>
-                <w:b w:val="0"/>
-                <w:color w:val="auto"/>
-                <w:sz w:val="22"/>
-                <w:szCs w:val="22"/>
-              </w:rPr>
-            </w:pPr>
-            <w:r>
-              <w:rPr>
-                <w:rFonts w:asciiTheme="minorHAnsi" w:hAnsiTheme="minorHAnsi" w:cstheme="minorHAnsi"/>
-                <w:b w:val="0"/>
-                <w:color w:val="auto"/>
-                <w:sz w:val="22"/>
-                <w:szCs w:val="22"/>
-              </w:rPr>
-              <w:t>2. El sistema muestra las reseñas de otros usuarios asociadas a ese plato.</w:t>
+                <w:rFonts w:ascii="Calibri" w:hAnsi="Calibri" w:cs="Calibri"/>
+                <w:b w:val="0"/>
+                <w:color w:val="auto"/>
+                <w:sz w:val="22"/>
+                <w:szCs w:val="22"/>
+              </w:rPr>
+            </w:pPr>
+            <w:r>
+              <w:rPr>
+                <w:rFonts w:ascii="Calibri" w:hAnsi="Calibri" w:cs="Calibri"/>
+                <w:b w:val="0"/>
+                <w:color w:val="auto"/>
+                <w:sz w:val="22"/>
+                <w:szCs w:val="22"/>
+              </w:rPr>
+              <w:t xml:space="preserve">2. Selecciona fecha, hora, número de comensales y mesa. </w:t>
+            </w:r>
+          </w:p>
+          <w:p>
+            <w:pPr>
+              <w:pStyle w:val="Ttulo3"/>
+              <w:keepNext w:val="0"/>
+              <w:keepLines w:val="0"/>
+              <w:tabs>
+                <w:tab w:val="left" w:pos="4120"/>
+                <w:tab w:val="left" w:pos="5347"/>
+              </w:tabs>
+              <w:spacing w:before="0" w:after="80" w:line="276" w:lineRule="auto"/>
+              <w:ind w:left="0" w:firstLine="0"/>
+              <w:jc w:val="both"/>
+              <w:outlineLvl w:val="2"/>
+              <w:rPr>
+                <w:rFonts w:ascii="Calibri" w:hAnsi="Calibri" w:cs="Calibri"/>
+                <w:b w:val="0"/>
+                <w:color w:val="auto"/>
+                <w:sz w:val="22"/>
+                <w:szCs w:val="22"/>
+              </w:rPr>
+            </w:pPr>
+            <w:r>
+              <w:rPr>
+                <w:rFonts w:ascii="Calibri" w:hAnsi="Calibri" w:cs="Calibri"/>
+                <w:b w:val="0"/>
+                <w:color w:val="auto"/>
+                <w:sz w:val="22"/>
+                <w:szCs w:val="22"/>
+              </w:rPr>
+              <w:t xml:space="preserve">3. El sistema valida en tiempo real la disponibilidad. </w:t>
+            </w:r>
+          </w:p>
+          <w:p>
+            <w:pPr>
+              <w:pStyle w:val="Ttulo3"/>
+              <w:keepNext w:val="0"/>
+              <w:keepLines w:val="0"/>
+              <w:tabs>
+                <w:tab w:val="left" w:pos="4120"/>
+                <w:tab w:val="left" w:pos="5347"/>
+              </w:tabs>
+              <w:spacing w:before="0" w:after="80" w:line="276" w:lineRule="auto"/>
+              <w:ind w:left="0" w:firstLine="0"/>
+              <w:jc w:val="both"/>
+              <w:outlineLvl w:val="2"/>
+              <w:rPr>
+                <w:rFonts w:ascii="Calibri" w:eastAsia="Arial" w:hAnsi="Calibri" w:cs="Calibri"/>
+                <w:b w:val="0"/>
+                <w:color w:val="auto"/>
+                <w:sz w:val="22"/>
+                <w:szCs w:val="22"/>
+              </w:rPr>
+            </w:pPr>
+            <w:r>
+              <w:rPr>
+                <w:rFonts w:ascii="Calibri" w:hAnsi="Calibri" w:cs="Calibri"/>
+                <w:b w:val="0"/>
+                <w:color w:val="auto"/>
+                <w:sz w:val="22"/>
+                <w:szCs w:val="22"/>
+              </w:rPr>
+              <w:t>4. El usuario confirma y el sistema registra la reserva.</w:t>
             </w:r>
           </w:p>
         </w:tc>
@@ -12109,16 +12405,16 @@
               <w:jc w:val="center"/>
               <w:outlineLvl w:val="2"/>
               <w:rPr>
-                <w:rFonts w:asciiTheme="minorHAnsi" w:eastAsia="Arial" w:hAnsiTheme="minorHAnsi" w:cstheme="minorHAnsi"/>
-                <w:b w:val="0"/>
-                <w:color w:val="auto"/>
-                <w:sz w:val="22"/>
-                <w:szCs w:val="22"/>
-              </w:rPr>
-            </w:pPr>
-            <w:r>
-              <w:rPr>
-                <w:rFonts w:asciiTheme="minorHAnsi" w:eastAsia="Arial" w:hAnsiTheme="minorHAnsi" w:cstheme="minorHAnsi"/>
+                <w:rFonts w:ascii="Calibri" w:eastAsia="Arial" w:hAnsi="Calibri" w:cs="Calibri"/>
+                <w:b w:val="0"/>
+                <w:color w:val="auto"/>
+                <w:sz w:val="22"/>
+                <w:szCs w:val="22"/>
+              </w:rPr>
+            </w:pPr>
+            <w:r>
+              <w:rPr>
+                <w:rFonts w:ascii="Calibri" w:eastAsia="Arial" w:hAnsi="Calibri" w:cs="Calibri"/>
                 <w:b w:val="0"/>
                 <w:color w:val="auto"/>
                 <w:sz w:val="22"/>
@@ -12142,16 +12438,16 @@
               <w:jc w:val="center"/>
               <w:outlineLvl w:val="2"/>
               <w:rPr>
-                <w:rFonts w:asciiTheme="minorHAnsi" w:eastAsia="Arial" w:hAnsiTheme="minorHAnsi" w:cstheme="minorHAnsi"/>
-                <w:b w:val="0"/>
-                <w:color w:val="auto"/>
-                <w:sz w:val="22"/>
-                <w:szCs w:val="22"/>
-              </w:rPr>
-            </w:pPr>
-            <w:r>
-              <w:rPr>
-                <w:rFonts w:asciiTheme="minorHAnsi" w:hAnsiTheme="minorHAnsi" w:cstheme="minorHAnsi"/>
+                <w:rFonts w:ascii="Calibri" w:eastAsia="Arial" w:hAnsi="Calibri" w:cs="Calibri"/>
+                <w:b w:val="0"/>
+                <w:color w:val="auto"/>
+                <w:sz w:val="22"/>
+                <w:szCs w:val="22"/>
+              </w:rPr>
+            </w:pPr>
+            <w:r>
+              <w:rPr>
+                <w:rFonts w:ascii="Calibri" w:hAnsi="Calibri" w:cs="Calibri"/>
                 <w:b w:val="0"/>
                 <w:color w:val="auto"/>
                 <w:sz w:val="22"/>
@@ -12177,16 +12473,16 @@
               <w:jc w:val="center"/>
               <w:outlineLvl w:val="2"/>
               <w:rPr>
-                <w:rFonts w:asciiTheme="minorHAnsi" w:eastAsia="Arial" w:hAnsiTheme="minorHAnsi" w:cstheme="minorHAnsi"/>
-                <w:b w:val="0"/>
-                <w:color w:val="auto"/>
-                <w:sz w:val="22"/>
-                <w:szCs w:val="22"/>
-              </w:rPr>
-            </w:pPr>
-            <w:r>
-              <w:rPr>
-                <w:rFonts w:asciiTheme="minorHAnsi" w:eastAsia="Arial" w:hAnsiTheme="minorHAnsi" w:cstheme="minorHAnsi"/>
+                <w:rFonts w:ascii="Calibri" w:eastAsia="Arial" w:hAnsi="Calibri" w:cs="Calibri"/>
+                <w:b w:val="0"/>
+                <w:color w:val="auto"/>
+                <w:sz w:val="22"/>
+                <w:szCs w:val="22"/>
+              </w:rPr>
+            </w:pPr>
+            <w:r>
+              <w:rPr>
+                <w:rFonts w:ascii="Calibri" w:eastAsia="Arial" w:hAnsi="Calibri" w:cs="Calibri"/>
                 <w:b w:val="0"/>
                 <w:color w:val="auto"/>
                 <w:sz w:val="22"/>
@@ -12214,22 +12510,22 @@
               <w:jc w:val="both"/>
               <w:outlineLvl w:val="2"/>
               <w:rPr>
-                <w:rFonts w:asciiTheme="minorHAnsi" w:eastAsia="Arial" w:hAnsiTheme="minorHAnsi" w:cstheme="minorHAnsi"/>
-                <w:b w:val="0"/>
-                <w:color w:val="auto"/>
-                <w:sz w:val="22"/>
-                <w:szCs w:val="22"/>
-              </w:rPr>
-            </w:pPr>
-            <w:r>
-              <w:rPr>
-                <w:rFonts w:asciiTheme="minorHAnsi" w:hAnsiTheme="minorHAnsi" w:cstheme="minorHAnsi"/>
-                <w:b w:val="0"/>
-                <w:color w:val="auto"/>
-                <w:sz w:val="22"/>
-                <w:szCs w:val="22"/>
-              </w:rPr>
-              <w:t>El usuario visualiza las valoraciones del plato seleccionado.</w:t>
+                <w:rFonts w:ascii="Calibri" w:eastAsia="Arial" w:hAnsi="Calibri" w:cs="Calibri"/>
+                <w:b w:val="0"/>
+                <w:color w:val="auto"/>
+                <w:sz w:val="22"/>
+                <w:szCs w:val="22"/>
+              </w:rPr>
+            </w:pPr>
+            <w:r>
+              <w:rPr>
+                <w:rFonts w:ascii="Calibri" w:hAnsi="Calibri" w:cs="Calibri"/>
+                <w:b w:val="0"/>
+                <w:color w:val="auto"/>
+                <w:sz w:val="22"/>
+                <w:szCs w:val="22"/>
+              </w:rPr>
+              <w:t>La reserva queda confirmada y registrada en el sistema.</w:t>
             </w:r>
           </w:p>
         </w:tc>
@@ -12280,7 +12576,7 @@
                 <w:sz w:val="22"/>
                 <w:szCs w:val="22"/>
               </w:rPr>
-              <w:t>CASO DE USO 15</w:t>
+              <w:t>CASO DE USO 16</w:t>
             </w:r>
           </w:p>
         </w:tc>
@@ -12313,7 +12609,7 @@
                 <w:sz w:val="22"/>
                 <w:szCs w:val="22"/>
               </w:rPr>
-              <w:t>Reservar</w:t>
+              <w:t>Gestionar usuarios</w:t>
             </w:r>
           </w:p>
         </w:tc>
@@ -12381,17 +12677,7 @@
                 <w:sz w:val="22"/>
                 <w:szCs w:val="22"/>
               </w:rPr>
-              <w:t>Cliente/Empleado/ Admin</w:t>
-            </w:r>
-            <w:r>
-              <w:rPr>
-                <w:rFonts w:ascii="Calibri" w:eastAsia="Arial" w:hAnsi="Calibri" w:cs="Calibri"/>
-                <w:b w:val="0"/>
-                <w:color w:val="auto"/>
-                <w:sz w:val="22"/>
-                <w:szCs w:val="22"/>
-              </w:rPr>
-              <w:t>istrador</w:t>
+              <w:t>Empleado/Administrador</w:t>
             </w:r>
           </w:p>
         </w:tc>
@@ -12440,7 +12726,8 @@
               <w:keepNext w:val="0"/>
               <w:keepLines w:val="0"/>
               <w:tabs>
-                <w:tab w:val="left" w:pos="3594"/>
+                <w:tab w:val="center" w:pos="3309"/>
+                <w:tab w:val="left" w:pos="4633"/>
               </w:tabs>
               <w:spacing w:before="0" w:after="80" w:line="276" w:lineRule="auto"/>
               <w:ind w:left="0" w:firstLine="0"/>
@@ -12462,7 +12749,7 @@
                 <w:sz w:val="22"/>
                 <w:szCs w:val="22"/>
               </w:rPr>
-              <w:t>El usuario ha iniciado sesión.</w:t>
+              <w:t>El usuario ha iniciado sesión con rol de Empleado o superior.</w:t>
             </w:r>
           </w:p>
         </w:tc>
@@ -12512,7 +12799,7 @@
               <w:keepLines w:val="0"/>
               <w:tabs>
                 <w:tab w:val="left" w:pos="4120"/>
-                <w:tab w:val="left" w:pos="5347"/>
+                <w:tab w:val="left" w:pos="4495"/>
               </w:tabs>
               <w:spacing w:before="0" w:after="80" w:line="276" w:lineRule="auto"/>
               <w:ind w:left="0" w:firstLine="0"/>
@@ -12534,7 +12821,7 @@
                 <w:sz w:val="22"/>
                 <w:szCs w:val="22"/>
               </w:rPr>
-              <w:t xml:space="preserve">1. El usuario accede al módulo de reservas. </w:t>
+              <w:t xml:space="preserve">1. El empleado accede al panel de administración de usuarios. </w:t>
             </w:r>
           </w:p>
           <w:p>
@@ -12544,7 +12831,7 @@
               <w:keepLines w:val="0"/>
               <w:tabs>
                 <w:tab w:val="left" w:pos="4120"/>
-                <w:tab w:val="left" w:pos="5347"/>
+                <w:tab w:val="left" w:pos="4495"/>
               </w:tabs>
               <w:spacing w:before="0" w:after="80" w:line="276" w:lineRule="auto"/>
               <w:ind w:left="0" w:firstLine="0"/>
@@ -12566,7 +12853,37 @@
                 <w:sz w:val="22"/>
                 <w:szCs w:val="22"/>
               </w:rPr>
-              <w:t xml:space="preserve">2. Selecciona fecha, hora, número de comensales y mesa. </w:t>
+              <w:t xml:space="preserve">2. Puede </w:t>
+            </w:r>
+            <w:r>
+              <w:rPr>
+                <w:rFonts w:ascii="Calibri" w:hAnsi="Calibri" w:cs="Calibri"/>
+                <w:b w:val="0"/>
+                <w:color w:val="auto"/>
+                <w:sz w:val="22"/>
+                <w:szCs w:val="22"/>
+              </w:rPr>
+              <w:t>gestionar las reservas y pedidos pendientes</w:t>
+            </w:r>
+            <w:r>
+              <w:rPr>
+                <w:rFonts w:ascii="Calibri" w:hAnsi="Calibri" w:cs="Calibri"/>
+                <w:b w:val="0"/>
+                <w:color w:val="auto"/>
+                <w:sz w:val="22"/>
+                <w:szCs w:val="22"/>
+              </w:rPr>
+              <w:t xml:space="preserve">, </w:t>
+            </w:r>
+            <w:r>
+              <w:rPr>
+                <w:rFonts w:ascii="Calibri" w:hAnsi="Calibri" w:cs="Calibri"/>
+                <w:b w:val="0"/>
+                <w:color w:val="auto"/>
+                <w:sz w:val="22"/>
+                <w:szCs w:val="22"/>
+              </w:rPr>
+              <w:t>y canjear las ofertas del marketplace adquiridas por los usuarios.</w:t>
             </w:r>
           </w:p>
           <w:p>
@@ -12576,61 +12893,29 @@
               <w:keepLines w:val="0"/>
               <w:tabs>
                 <w:tab w:val="left" w:pos="4120"/>
-                <w:tab w:val="left" w:pos="5347"/>
+                <w:tab w:val="left" w:pos="4495"/>
               </w:tabs>
               <w:spacing w:before="0" w:after="80" w:line="276" w:lineRule="auto"/>
               <w:ind w:left="0" w:firstLine="0"/>
               <w:jc w:val="both"/>
               <w:outlineLvl w:val="2"/>
               <w:rPr>
+                <w:rFonts w:ascii="Calibri" w:eastAsia="Arial" w:hAnsi="Calibri" w:cs="Calibri"/>
+                <w:b w:val="0"/>
+                <w:color w:val="auto"/>
+                <w:sz w:val="22"/>
+                <w:szCs w:val="22"/>
+              </w:rPr>
+            </w:pPr>
+            <w:r>
+              <w:rPr>
                 <w:rFonts w:ascii="Calibri" w:hAnsi="Calibri" w:cs="Calibri"/>
                 <w:b w:val="0"/>
                 <w:color w:val="auto"/>
                 <w:sz w:val="22"/>
                 <w:szCs w:val="22"/>
               </w:rPr>
-            </w:pPr>
-            <w:r>
-              <w:rPr>
-                <w:rFonts w:ascii="Calibri" w:hAnsi="Calibri" w:cs="Calibri"/>
-                <w:b w:val="0"/>
-                <w:color w:val="auto"/>
-                <w:sz w:val="22"/>
-                <w:szCs w:val="22"/>
-              </w:rPr>
-              <w:t xml:space="preserve">3. El sistema valida en tiempo real la disponibilidad. </w:t>
-            </w:r>
-          </w:p>
-          <w:p>
-            <w:pPr>
-              <w:pStyle w:val="Ttulo3"/>
-              <w:keepNext w:val="0"/>
-              <w:keepLines w:val="0"/>
-              <w:tabs>
-                <w:tab w:val="left" w:pos="4120"/>
-                <w:tab w:val="left" w:pos="5347"/>
-              </w:tabs>
-              <w:spacing w:before="0" w:after="80" w:line="276" w:lineRule="auto"/>
-              <w:ind w:left="0" w:firstLine="0"/>
-              <w:jc w:val="both"/>
-              <w:outlineLvl w:val="2"/>
-              <w:rPr>
-                <w:rFonts w:ascii="Calibri" w:eastAsia="Arial" w:hAnsi="Calibri" w:cs="Calibri"/>
-                <w:b w:val="0"/>
-                <w:color w:val="auto"/>
-                <w:sz w:val="22"/>
-                <w:szCs w:val="22"/>
-              </w:rPr>
-            </w:pPr>
-            <w:r>
-              <w:rPr>
-                <w:rFonts w:ascii="Calibri" w:hAnsi="Calibri" w:cs="Calibri"/>
-                <w:b w:val="0"/>
-                <w:color w:val="auto"/>
-                <w:sz w:val="22"/>
-                <w:szCs w:val="22"/>
-              </w:rPr>
-              <w:t>4. El usuario confirma y el sistema registra la reserva.</w:t>
+              <w:t>3. El sistema registra los cambios realizados.</w:t>
             </w:r>
           </w:p>
         </w:tc>
@@ -12770,12 +13055,27 @@
                 <w:sz w:val="22"/>
                 <w:szCs w:val="22"/>
               </w:rPr>
-              <w:t>La reserva queda confirmada y registrada en el sistema.</w:t>
+              <w:t>Los cambios sobre los usuarios quedan persistidos en el sistema.</w:t>
             </w:r>
           </w:p>
         </w:tc>
       </w:tr>
     </w:tbl>
+    <w:p>
+      <w:pPr>
+        <w:pStyle w:val="normal0"/>
+      </w:pPr>
+    </w:p>
+    <w:p>
+      <w:pPr>
+        <w:pStyle w:val="normal0"/>
+      </w:pPr>
+    </w:p>
+    <w:p>
+      <w:r>
+        <w:br w:type="page"/>
+      </w:r>
+    </w:p>
     <w:p>
       <w:pPr>
         <w:pStyle w:val="normal0"/>
@@ -12821,7 +13121,17 @@
                 <w:sz w:val="22"/>
                 <w:szCs w:val="22"/>
               </w:rPr>
-              <w:t>CASO DE USO 16</w:t>
+              <w:t>CASO DE USO 1</w:t>
+            </w:r>
+            <w:r>
+              <w:rPr>
+                <w:rFonts w:ascii="Calibri" w:eastAsia="Arial" w:hAnsi="Calibri" w:cs="Calibri"/>
+                <w:b w:val="0"/>
+                <w:color w:val="auto"/>
+                <w:sz w:val="22"/>
+                <w:szCs w:val="22"/>
+              </w:rPr>
+              <w:t>7</w:t>
             </w:r>
           </w:p>
         </w:tc>
@@ -12854,7 +13164,17 @@
                 <w:sz w:val="22"/>
                 <w:szCs w:val="22"/>
               </w:rPr>
-              <w:t>Gestionar usuarios</w:t>
+              <w:t>Gestionar</w:t>
+            </w:r>
+            <w:r>
+              <w:rPr>
+                <w:rFonts w:ascii="Calibri" w:eastAsia="Arial" w:hAnsi="Calibri" w:cs="Calibri"/>
+                <w:b w:val="0"/>
+                <w:color w:val="auto"/>
+                <w:sz w:val="22"/>
+                <w:szCs w:val="22"/>
+              </w:rPr>
+              <w:t xml:space="preserve"> mesas</w:t>
             </w:r>
           </w:p>
         </w:tc>
@@ -12922,7 +13242,7 @@
                 <w:sz w:val="22"/>
                 <w:szCs w:val="22"/>
               </w:rPr>
-              <w:t>Empleado/Administrador</w:t>
+              <w:t>Administrador</w:t>
             </w:r>
           </w:p>
         </w:tc>
@@ -12972,7 +13292,6 @@
               <w:keepLines w:val="0"/>
               <w:tabs>
                 <w:tab w:val="center" w:pos="3309"/>
-                <w:tab w:val="left" w:pos="4633"/>
               </w:tabs>
               <w:spacing w:before="0" w:after="80" w:line="276" w:lineRule="auto"/>
               <w:ind w:left="0" w:firstLine="0"/>
@@ -12994,7 +13313,7 @@
                 <w:sz w:val="22"/>
                 <w:szCs w:val="22"/>
               </w:rPr>
-              <w:t>El usuario ha iniciado sesión con rol de Empleado o superior.</w:t>
+              <w:t>El usuario ha iniciado sesión con rol de Administrador.</w:t>
             </w:r>
           </w:p>
         </w:tc>
@@ -13066,7 +13385,7 @@
                 <w:sz w:val="22"/>
                 <w:szCs w:val="22"/>
               </w:rPr>
-              <w:t xml:space="preserve">1. El empleado accede al panel de administración de usuarios. </w:t>
+              <w:t xml:space="preserve">1. El administrador accede al panel de gestión de mesas. </w:t>
             </w:r>
           </w:p>
           <w:p>
@@ -13098,37 +13417,7 @@
                 <w:sz w:val="22"/>
                 <w:szCs w:val="22"/>
               </w:rPr>
-              <w:t xml:space="preserve">2. Puede </w:t>
-            </w:r>
-            <w:r>
-              <w:rPr>
-                <w:rFonts w:ascii="Calibri" w:hAnsi="Calibri" w:cs="Calibri"/>
-                <w:b w:val="0"/>
-                <w:color w:val="auto"/>
-                <w:sz w:val="22"/>
-                <w:szCs w:val="22"/>
-              </w:rPr>
-              <w:t>gestionar las reservas y pedidos pendientes</w:t>
-            </w:r>
-            <w:r>
-              <w:rPr>
-                <w:rFonts w:ascii="Calibri" w:hAnsi="Calibri" w:cs="Calibri"/>
-                <w:b w:val="0"/>
-                <w:color w:val="auto"/>
-                <w:sz w:val="22"/>
-                <w:szCs w:val="22"/>
-              </w:rPr>
-              <w:t xml:space="preserve">, </w:t>
-            </w:r>
-            <w:r>
-              <w:rPr>
-                <w:rFonts w:ascii="Calibri" w:hAnsi="Calibri" w:cs="Calibri"/>
-                <w:b w:val="0"/>
-                <w:color w:val="auto"/>
-                <w:sz w:val="22"/>
-                <w:szCs w:val="22"/>
-              </w:rPr>
-              <w:t>y canjear las ofertas del marketplace adquiridas por los usuarios.</w:t>
+              <w:t xml:space="preserve">2. Puede crear, modificar o eliminar mesas del restaurante. </w:t>
             </w:r>
           </w:p>
           <w:p>
@@ -13145,22 +13434,54 @@
               <w:jc w:val="both"/>
               <w:outlineLvl w:val="2"/>
               <w:rPr>
-                <w:rFonts w:ascii="Calibri" w:eastAsia="Arial" w:hAnsi="Calibri" w:cs="Calibri"/>
-                <w:b w:val="0"/>
-                <w:color w:val="auto"/>
-                <w:sz w:val="22"/>
-                <w:szCs w:val="22"/>
-              </w:rPr>
-            </w:pPr>
-            <w:r>
-              <w:rPr>
                 <w:rFonts w:ascii="Calibri" w:hAnsi="Calibri" w:cs="Calibri"/>
                 <w:b w:val="0"/>
                 <w:color w:val="auto"/>
                 <w:sz w:val="22"/>
                 <w:szCs w:val="22"/>
               </w:rPr>
-              <w:t>3. El sistema registra los cambios realizados.</w:t>
+            </w:pPr>
+            <w:r>
+              <w:rPr>
+                <w:rFonts w:ascii="Calibri" w:hAnsi="Calibri" w:cs="Calibri"/>
+                <w:b w:val="0"/>
+                <w:color w:val="auto"/>
+                <w:sz w:val="22"/>
+                <w:szCs w:val="22"/>
+              </w:rPr>
+              <w:t xml:space="preserve">3. Configura la capacidad y disponibilidad de cada mesa. </w:t>
+            </w:r>
+          </w:p>
+          <w:p>
+            <w:pPr>
+              <w:pStyle w:val="Ttulo3"/>
+              <w:keepNext w:val="0"/>
+              <w:keepLines w:val="0"/>
+              <w:tabs>
+                <w:tab w:val="left" w:pos="4120"/>
+                <w:tab w:val="left" w:pos="4495"/>
+              </w:tabs>
+              <w:spacing w:before="0" w:after="80" w:line="276" w:lineRule="auto"/>
+              <w:ind w:left="0" w:firstLine="0"/>
+              <w:jc w:val="both"/>
+              <w:outlineLvl w:val="2"/>
+              <w:rPr>
+                <w:rFonts w:ascii="Calibri" w:eastAsia="Arial" w:hAnsi="Calibri" w:cs="Calibri"/>
+                <w:b w:val="0"/>
+                <w:color w:val="auto"/>
+                <w:sz w:val="22"/>
+                <w:szCs w:val="22"/>
+              </w:rPr>
+            </w:pPr>
+            <w:r>
+              <w:rPr>
+                <w:rFonts w:ascii="Calibri" w:hAnsi="Calibri" w:cs="Calibri"/>
+                <w:b w:val="0"/>
+                <w:color w:val="auto"/>
+                <w:sz w:val="22"/>
+                <w:szCs w:val="22"/>
+              </w:rPr>
+              <w:t>4. El sistema actualiza la base de datos de disponibilidad en tiempo real.</w:t>
             </w:r>
           </w:p>
         </w:tc>
@@ -13210,7 +13531,7 @@
               <w:keepLines w:val="0"/>
               <w:spacing w:before="0" w:after="80" w:line="276" w:lineRule="auto"/>
               <w:ind w:left="0" w:firstLine="0"/>
-              <w:jc w:val="center"/>
+              <w:jc w:val="both"/>
               <w:outlineLvl w:val="2"/>
               <w:rPr>
                 <w:rFonts w:ascii="Calibri" w:eastAsia="Arial" w:hAnsi="Calibri" w:cs="Calibri"/>
@@ -13228,7 +13549,17 @@
                 <w:sz w:val="22"/>
                 <w:szCs w:val="22"/>
               </w:rPr>
-              <w:t>-</w:t>
+              <w:t>Si intenta eliminar una mesa con reservas activas, el sistema solicita confirmación</w:t>
+            </w:r>
+            <w:r>
+              <w:rPr>
+                <w:rFonts w:ascii="Calibri" w:hAnsi="Calibri" w:cs="Calibri"/>
+                <w:b w:val="0"/>
+                <w:color w:val="auto"/>
+                <w:sz w:val="22"/>
+                <w:szCs w:val="22"/>
+              </w:rPr>
+              <w:t>.</w:t>
             </w:r>
           </w:p>
         </w:tc>
@@ -13271,6 +13602,27 @@
           <w:tcPr>
             <w:tcW w:w="6835" w:type="dxa"/>
           </w:tcPr>
+          <w:p>
+            <w:pPr>
+              <w:spacing w:after="63"/>
+              <w:jc w:val="both"/>
+              <w:rPr>
+                <w:rFonts w:eastAsia="Times New Roman"/>
+              </w:rPr>
+            </w:pPr>
+            <w:r>
+              <w:rPr>
+                <w:rFonts w:eastAsia="Times New Roman"/>
+              </w:rPr>
+              <w:t>La configuración de mesas queda actualizada y dispon</w:t>
+            </w:r>
+            <w:r>
+              <w:rPr>
+                <w:rFonts w:eastAsia="Times New Roman"/>
+              </w:rPr>
+              <w:t>ible para el módulo de reservas.</w:t>
+            </w:r>
+          </w:p>
           <w:p>
             <w:pPr>
               <w:pStyle w:val="Ttulo3"/>
@@ -13292,30 +13644,11 @@
                 <w:szCs w:val="22"/>
               </w:rPr>
             </w:pPr>
-            <w:r>
-              <w:rPr>
-                <w:rFonts w:ascii="Calibri" w:hAnsi="Calibri" w:cs="Calibri"/>
-                <w:b w:val="0"/>
-                <w:color w:val="auto"/>
-                <w:sz w:val="22"/>
-                <w:szCs w:val="22"/>
-              </w:rPr>
-              <w:t>Los cambios sobre los usuarios quedan persistidos en el sistema.</w:t>
-            </w:r>
           </w:p>
         </w:tc>
       </w:tr>
     </w:tbl>
-    <w:p>
-      <w:pPr>
-        <w:pStyle w:val="normal0"/>
-      </w:pPr>
-    </w:p>
-    <w:p>
-      <w:pPr>
-        <w:pStyle w:val="normal0"/>
-      </w:pPr>
-    </w:p>
+    <w:p/>
     <w:p>
       <w:r>
         <w:br w:type="page"/>
@@ -13323,578 +13656,47 @@
     </w:p>
     <w:p>
       <w:pPr>
-        <w:pStyle w:val="normal0"/>
-      </w:pPr>
-    </w:p>
-    <w:tbl>
-      <w:tblPr>
-        <w:tblStyle w:val="Tablaconcuadrcula"/>
-        <w:tblW w:w="0" w:type="auto"/>
-        <w:tblLook w:val="04A0"/>
-      </w:tblPr>
-      <w:tblGrid>
-        <w:gridCol w:w="1809"/>
-        <w:gridCol w:w="6835"/>
-      </w:tblGrid>
-      <w:tr>
-        <w:tc>
-          <w:tcPr>
-            <w:tcW w:w="1809" w:type="dxa"/>
-          </w:tcPr>
-          <w:p>
-            <w:pPr>
-              <w:pStyle w:val="Ttulo3"/>
-              <w:keepNext w:val="0"/>
-              <w:keepLines w:val="0"/>
-              <w:spacing w:before="0" w:after="80" w:line="276" w:lineRule="auto"/>
-              <w:ind w:left="0" w:firstLine="0"/>
-              <w:jc w:val="center"/>
-              <w:outlineLvl w:val="2"/>
-              <w:rPr>
-                <w:rFonts w:ascii="Calibri" w:eastAsia="Arial" w:hAnsi="Calibri" w:cs="Calibri"/>
-                <w:b w:val="0"/>
-                <w:color w:val="auto"/>
-                <w:sz w:val="22"/>
-                <w:szCs w:val="22"/>
-              </w:rPr>
-            </w:pPr>
-            <w:r>
-              <w:rPr>
-                <w:rFonts w:ascii="Calibri" w:eastAsia="Arial" w:hAnsi="Calibri" w:cs="Calibri"/>
-                <w:b w:val="0"/>
-                <w:color w:val="auto"/>
-                <w:sz w:val="22"/>
-                <w:szCs w:val="22"/>
-              </w:rPr>
-              <w:t>CASO DE USO 1</w:t>
-            </w:r>
-            <w:r>
-              <w:rPr>
-                <w:rFonts w:ascii="Calibri" w:eastAsia="Arial" w:hAnsi="Calibri" w:cs="Calibri"/>
-                <w:b w:val="0"/>
-                <w:color w:val="auto"/>
-                <w:sz w:val="22"/>
-                <w:szCs w:val="22"/>
-              </w:rPr>
-              <w:t>7</w:t>
-            </w:r>
-          </w:p>
-        </w:tc>
-        <w:tc>
-          <w:tcPr>
-            <w:tcW w:w="6835" w:type="dxa"/>
-          </w:tcPr>
-          <w:p>
-            <w:pPr>
-              <w:pStyle w:val="Ttulo3"/>
-              <w:keepNext w:val="0"/>
-              <w:keepLines w:val="0"/>
-              <w:spacing w:before="0" w:after="80" w:line="276" w:lineRule="auto"/>
-              <w:ind w:left="0" w:firstLine="0"/>
-              <w:jc w:val="both"/>
-              <w:outlineLvl w:val="2"/>
-              <w:rPr>
-                <w:rFonts w:ascii="Calibri" w:eastAsia="Arial" w:hAnsi="Calibri" w:cs="Calibri"/>
-                <w:b w:val="0"/>
-                <w:color w:val="auto"/>
-                <w:sz w:val="22"/>
-                <w:szCs w:val="22"/>
-              </w:rPr>
-            </w:pPr>
-            <w:r>
-              <w:rPr>
-                <w:rFonts w:ascii="Calibri" w:eastAsia="Arial" w:hAnsi="Calibri" w:cs="Calibri"/>
-                <w:b w:val="0"/>
-                <w:color w:val="auto"/>
-                <w:sz w:val="22"/>
-                <w:szCs w:val="22"/>
-              </w:rPr>
-              <w:t>Gestionar</w:t>
-            </w:r>
-            <w:r>
-              <w:rPr>
-                <w:rFonts w:ascii="Calibri" w:eastAsia="Arial" w:hAnsi="Calibri" w:cs="Calibri"/>
-                <w:b w:val="0"/>
-                <w:color w:val="auto"/>
-                <w:sz w:val="22"/>
-                <w:szCs w:val="22"/>
-              </w:rPr>
-              <w:t xml:space="preserve"> mesas</w:t>
-            </w:r>
-          </w:p>
-        </w:tc>
-      </w:tr>
-      <w:tr>
-        <w:tc>
-          <w:tcPr>
-            <w:tcW w:w="1809" w:type="dxa"/>
-          </w:tcPr>
-          <w:p>
-            <w:pPr>
-              <w:pStyle w:val="Ttulo3"/>
-              <w:keepNext w:val="0"/>
-              <w:keepLines w:val="0"/>
-              <w:spacing w:before="0" w:after="80" w:line="276" w:lineRule="auto"/>
-              <w:ind w:left="0" w:firstLine="0"/>
-              <w:jc w:val="center"/>
-              <w:outlineLvl w:val="2"/>
-              <w:rPr>
-                <w:rFonts w:ascii="Calibri" w:eastAsia="Arial" w:hAnsi="Calibri" w:cs="Calibri"/>
-                <w:b w:val="0"/>
-                <w:color w:val="auto"/>
-                <w:sz w:val="22"/>
-                <w:szCs w:val="22"/>
-              </w:rPr>
-            </w:pPr>
-            <w:r>
-              <w:rPr>
-                <w:rFonts w:ascii="Calibri" w:eastAsia="Arial" w:hAnsi="Calibri" w:cs="Calibri"/>
-                <w:b w:val="0"/>
-                <w:color w:val="auto"/>
-                <w:sz w:val="22"/>
-                <w:szCs w:val="22"/>
-              </w:rPr>
-              <w:t>Actor</w:t>
-            </w:r>
-          </w:p>
-        </w:tc>
-        <w:tc>
-          <w:tcPr>
-            <w:tcW w:w="6835" w:type="dxa"/>
-          </w:tcPr>
-          <w:p>
-            <w:pPr>
-              <w:pStyle w:val="Ttulo3"/>
-              <w:keepNext w:val="0"/>
-              <w:keepLines w:val="0"/>
-              <w:spacing w:before="0" w:after="80" w:line="276" w:lineRule="auto"/>
-              <w:ind w:left="0" w:firstLine="0"/>
-              <w:jc w:val="both"/>
-              <w:outlineLvl w:val="2"/>
-              <w:rPr>
-                <w:rFonts w:ascii="Calibri" w:eastAsia="Arial" w:hAnsi="Calibri" w:cs="Calibri"/>
-                <w:b w:val="0"/>
-                <w:color w:val="auto"/>
-                <w:sz w:val="22"/>
-                <w:szCs w:val="22"/>
-              </w:rPr>
-            </w:pPr>
-            <w:r>
-              <w:rPr>
-                <w:rFonts w:ascii="Calibri" w:eastAsia="Arial" w:hAnsi="Calibri" w:cs="Calibri"/>
-                <w:b w:val="0"/>
-                <w:color w:val="auto"/>
-                <w:sz w:val="22"/>
-                <w:szCs w:val="22"/>
-              </w:rPr>
-              <w:t>Administrador</w:t>
-            </w:r>
-          </w:p>
-        </w:tc>
-      </w:tr>
-      <w:tr>
-        <w:tc>
-          <w:tcPr>
-            <w:tcW w:w="1809" w:type="dxa"/>
-          </w:tcPr>
-          <w:p>
-            <w:pPr>
-              <w:pStyle w:val="Ttulo3"/>
-              <w:keepNext w:val="0"/>
-              <w:keepLines w:val="0"/>
-              <w:spacing w:before="0" w:after="80" w:line="276" w:lineRule="auto"/>
-              <w:ind w:left="0" w:firstLine="0"/>
-              <w:jc w:val="center"/>
-              <w:outlineLvl w:val="2"/>
-              <w:rPr>
-                <w:rFonts w:ascii="Calibri" w:eastAsia="Arial" w:hAnsi="Calibri" w:cs="Calibri"/>
-                <w:b w:val="0"/>
-                <w:color w:val="auto"/>
-                <w:sz w:val="22"/>
-                <w:szCs w:val="22"/>
-              </w:rPr>
-            </w:pPr>
-            <w:r>
-              <w:rPr>
-                <w:rFonts w:ascii="Calibri" w:eastAsia="Arial" w:hAnsi="Calibri" w:cs="Calibri"/>
-                <w:b w:val="0"/>
-                <w:color w:val="auto"/>
-                <w:sz w:val="22"/>
-                <w:szCs w:val="22"/>
-              </w:rPr>
-              <w:t>Precondición</w:t>
-            </w:r>
-          </w:p>
-        </w:tc>
-        <w:tc>
-          <w:tcPr>
-            <w:tcW w:w="6835" w:type="dxa"/>
-          </w:tcPr>
-          <w:p>
-            <w:pPr>
-              <w:pStyle w:val="Ttulo3"/>
-              <w:keepNext w:val="0"/>
-              <w:keepLines w:val="0"/>
-              <w:tabs>
-                <w:tab w:val="center" w:pos="3309"/>
-              </w:tabs>
-              <w:spacing w:before="0" w:after="80" w:line="276" w:lineRule="auto"/>
-              <w:ind w:left="0" w:firstLine="0"/>
-              <w:jc w:val="both"/>
-              <w:outlineLvl w:val="2"/>
-              <w:rPr>
-                <w:rFonts w:ascii="Calibri" w:eastAsia="Arial" w:hAnsi="Calibri" w:cs="Calibri"/>
-                <w:b w:val="0"/>
-                <w:color w:val="auto"/>
-                <w:sz w:val="22"/>
-                <w:szCs w:val="22"/>
-              </w:rPr>
-            </w:pPr>
-            <w:r>
-              <w:rPr>
-                <w:rFonts w:ascii="Calibri" w:hAnsi="Calibri" w:cs="Calibri"/>
-                <w:b w:val="0"/>
-                <w:color w:val="auto"/>
-                <w:sz w:val="22"/>
-                <w:szCs w:val="22"/>
-              </w:rPr>
-              <w:t>El usuario ha iniciado sesión con rol de Administrador.</w:t>
-            </w:r>
-          </w:p>
-        </w:tc>
-      </w:tr>
-      <w:tr>
-        <w:tc>
-          <w:tcPr>
-            <w:tcW w:w="1809" w:type="dxa"/>
-          </w:tcPr>
-          <w:p>
-            <w:pPr>
-              <w:pStyle w:val="Ttulo3"/>
-              <w:keepNext w:val="0"/>
-              <w:keepLines w:val="0"/>
-              <w:spacing w:before="0" w:after="80" w:line="276" w:lineRule="auto"/>
-              <w:ind w:left="0" w:firstLine="0"/>
-              <w:jc w:val="center"/>
-              <w:outlineLvl w:val="2"/>
-              <w:rPr>
-                <w:rFonts w:ascii="Calibri" w:eastAsia="Arial" w:hAnsi="Calibri" w:cs="Calibri"/>
-                <w:b w:val="0"/>
-                <w:color w:val="auto"/>
-                <w:sz w:val="22"/>
-                <w:szCs w:val="22"/>
-              </w:rPr>
-            </w:pPr>
-            <w:r>
-              <w:rPr>
-                <w:rFonts w:ascii="Calibri" w:eastAsia="Arial" w:hAnsi="Calibri" w:cs="Calibri"/>
-                <w:b w:val="0"/>
-                <w:color w:val="auto"/>
-                <w:sz w:val="22"/>
-                <w:szCs w:val="22"/>
-              </w:rPr>
-              <w:t>Flujo</w:t>
-            </w:r>
-          </w:p>
-        </w:tc>
-        <w:tc>
-          <w:tcPr>
-            <w:tcW w:w="6835" w:type="dxa"/>
-          </w:tcPr>
-          <w:p>
-            <w:pPr>
-              <w:pStyle w:val="Ttulo3"/>
-              <w:keepNext w:val="0"/>
-              <w:keepLines w:val="0"/>
-              <w:tabs>
-                <w:tab w:val="left" w:pos="4120"/>
-                <w:tab w:val="left" w:pos="4495"/>
-              </w:tabs>
-              <w:spacing w:before="0" w:after="80" w:line="276" w:lineRule="auto"/>
-              <w:ind w:left="0" w:firstLine="0"/>
-              <w:jc w:val="both"/>
-              <w:outlineLvl w:val="2"/>
-              <w:rPr>
-                <w:rFonts w:ascii="Calibri" w:hAnsi="Calibri" w:cs="Calibri"/>
-                <w:b w:val="0"/>
-                <w:color w:val="auto"/>
-                <w:sz w:val="22"/>
-                <w:szCs w:val="22"/>
-              </w:rPr>
-            </w:pPr>
-            <w:r>
-              <w:rPr>
-                <w:rFonts w:ascii="Calibri" w:hAnsi="Calibri" w:cs="Calibri"/>
-                <w:b w:val="0"/>
-                <w:color w:val="auto"/>
-                <w:sz w:val="22"/>
-                <w:szCs w:val="22"/>
-              </w:rPr>
-              <w:t xml:space="preserve">1. El administrador accede al panel de gestión de mesas. </w:t>
-            </w:r>
-          </w:p>
-          <w:p>
-            <w:pPr>
-              <w:pStyle w:val="Ttulo3"/>
-              <w:keepNext w:val="0"/>
-              <w:keepLines w:val="0"/>
-              <w:tabs>
-                <w:tab w:val="left" w:pos="4120"/>
-                <w:tab w:val="left" w:pos="4495"/>
-              </w:tabs>
-              <w:spacing w:before="0" w:after="80" w:line="276" w:lineRule="auto"/>
-              <w:ind w:left="0" w:firstLine="0"/>
-              <w:jc w:val="both"/>
-              <w:outlineLvl w:val="2"/>
-              <w:rPr>
-                <w:rFonts w:ascii="Calibri" w:hAnsi="Calibri" w:cs="Calibri"/>
-                <w:b w:val="0"/>
-                <w:color w:val="auto"/>
-                <w:sz w:val="22"/>
-                <w:szCs w:val="22"/>
-              </w:rPr>
-            </w:pPr>
-            <w:r>
-              <w:rPr>
-                <w:rFonts w:ascii="Calibri" w:hAnsi="Calibri" w:cs="Calibri"/>
-                <w:b w:val="0"/>
-                <w:color w:val="auto"/>
-                <w:sz w:val="22"/>
-                <w:szCs w:val="22"/>
-              </w:rPr>
-              <w:t xml:space="preserve">2. Puede crear, modificar o eliminar mesas del restaurante. </w:t>
-            </w:r>
-          </w:p>
-          <w:p>
-            <w:pPr>
-              <w:pStyle w:val="Ttulo3"/>
-              <w:keepNext w:val="0"/>
-              <w:keepLines w:val="0"/>
-              <w:tabs>
-                <w:tab w:val="left" w:pos="4120"/>
-                <w:tab w:val="left" w:pos="4495"/>
-              </w:tabs>
-              <w:spacing w:before="0" w:after="80" w:line="276" w:lineRule="auto"/>
-              <w:ind w:left="0" w:firstLine="0"/>
-              <w:jc w:val="both"/>
-              <w:outlineLvl w:val="2"/>
-              <w:rPr>
-                <w:rFonts w:ascii="Calibri" w:hAnsi="Calibri" w:cs="Calibri"/>
-                <w:b w:val="0"/>
-                <w:color w:val="auto"/>
-                <w:sz w:val="22"/>
-                <w:szCs w:val="22"/>
-              </w:rPr>
-            </w:pPr>
-            <w:r>
-              <w:rPr>
-                <w:rFonts w:ascii="Calibri" w:hAnsi="Calibri" w:cs="Calibri"/>
-                <w:b w:val="0"/>
-                <w:color w:val="auto"/>
-                <w:sz w:val="22"/>
-                <w:szCs w:val="22"/>
-              </w:rPr>
-              <w:t xml:space="preserve">3. Configura la capacidad y disponibilidad de cada mesa. </w:t>
-            </w:r>
-          </w:p>
-          <w:p>
-            <w:pPr>
-              <w:pStyle w:val="Ttulo3"/>
-              <w:keepNext w:val="0"/>
-              <w:keepLines w:val="0"/>
-              <w:tabs>
-                <w:tab w:val="left" w:pos="4120"/>
-                <w:tab w:val="left" w:pos="4495"/>
-              </w:tabs>
-              <w:spacing w:before="0" w:after="80" w:line="276" w:lineRule="auto"/>
-              <w:ind w:left="0" w:firstLine="0"/>
-              <w:jc w:val="both"/>
-              <w:outlineLvl w:val="2"/>
-              <w:rPr>
-                <w:rFonts w:ascii="Calibri" w:eastAsia="Arial" w:hAnsi="Calibri" w:cs="Calibri"/>
-                <w:b w:val="0"/>
-                <w:color w:val="auto"/>
-                <w:sz w:val="22"/>
-                <w:szCs w:val="22"/>
-              </w:rPr>
-            </w:pPr>
-            <w:r>
-              <w:rPr>
-                <w:rFonts w:ascii="Calibri" w:hAnsi="Calibri" w:cs="Calibri"/>
-                <w:b w:val="0"/>
-                <w:color w:val="auto"/>
-                <w:sz w:val="22"/>
-                <w:szCs w:val="22"/>
-              </w:rPr>
-              <w:t>4. El sistema actualiza la base de datos de disponibilidad en tiempo real.</w:t>
-            </w:r>
-          </w:p>
-        </w:tc>
-      </w:tr>
-      <w:tr>
-        <w:tc>
-          <w:tcPr>
-            <w:tcW w:w="1809" w:type="dxa"/>
-          </w:tcPr>
-          <w:p>
-            <w:pPr>
-              <w:pStyle w:val="Ttulo3"/>
-              <w:keepNext w:val="0"/>
-              <w:keepLines w:val="0"/>
-              <w:spacing w:before="0" w:after="80" w:line="276" w:lineRule="auto"/>
-              <w:ind w:left="0" w:firstLine="0"/>
-              <w:jc w:val="center"/>
-              <w:outlineLvl w:val="2"/>
-              <w:rPr>
-                <w:rFonts w:ascii="Calibri" w:eastAsia="Arial" w:hAnsi="Calibri" w:cs="Calibri"/>
-                <w:b w:val="0"/>
-                <w:color w:val="auto"/>
-                <w:sz w:val="22"/>
-                <w:szCs w:val="22"/>
-              </w:rPr>
-            </w:pPr>
-            <w:r>
-              <w:rPr>
-                <w:rFonts w:ascii="Calibri" w:eastAsia="Arial" w:hAnsi="Calibri" w:cs="Calibri"/>
-                <w:b w:val="0"/>
-                <w:color w:val="auto"/>
-                <w:sz w:val="22"/>
-                <w:szCs w:val="22"/>
-              </w:rPr>
-              <w:t>Flujo alternativo</w:t>
-            </w:r>
-          </w:p>
-        </w:tc>
-        <w:tc>
-          <w:tcPr>
-            <w:tcW w:w="6835" w:type="dxa"/>
-          </w:tcPr>
-          <w:p>
-            <w:pPr>
-              <w:pStyle w:val="Ttulo3"/>
-              <w:keepNext w:val="0"/>
-              <w:keepLines w:val="0"/>
-              <w:spacing w:before="0" w:after="80" w:line="276" w:lineRule="auto"/>
-              <w:ind w:left="0" w:firstLine="0"/>
-              <w:jc w:val="both"/>
-              <w:outlineLvl w:val="2"/>
-              <w:rPr>
-                <w:rFonts w:ascii="Calibri" w:eastAsia="Arial" w:hAnsi="Calibri" w:cs="Calibri"/>
-                <w:b w:val="0"/>
-                <w:color w:val="auto"/>
-                <w:sz w:val="22"/>
-                <w:szCs w:val="22"/>
-              </w:rPr>
-            </w:pPr>
-            <w:r>
-              <w:rPr>
-                <w:rFonts w:ascii="Calibri" w:hAnsi="Calibri" w:cs="Calibri"/>
-                <w:b w:val="0"/>
-                <w:color w:val="auto"/>
-                <w:sz w:val="22"/>
-                <w:szCs w:val="22"/>
-              </w:rPr>
-              <w:t>Si intenta eliminar una mesa con reservas activas, el sistema solicita confirmación</w:t>
-            </w:r>
-            <w:r>
-              <w:rPr>
-                <w:rFonts w:ascii="Calibri" w:hAnsi="Calibri" w:cs="Calibri"/>
-                <w:b w:val="0"/>
-                <w:color w:val="auto"/>
-                <w:sz w:val="22"/>
-                <w:szCs w:val="22"/>
-              </w:rPr>
-              <w:t>.</w:t>
-            </w:r>
-          </w:p>
-        </w:tc>
-      </w:tr>
-      <w:tr>
-        <w:tc>
-          <w:tcPr>
-            <w:tcW w:w="1809" w:type="dxa"/>
-          </w:tcPr>
-          <w:p>
-            <w:pPr>
-              <w:pStyle w:val="Ttulo3"/>
-              <w:keepNext w:val="0"/>
-              <w:keepLines w:val="0"/>
-              <w:spacing w:before="0" w:after="80" w:line="276" w:lineRule="auto"/>
-              <w:ind w:left="0" w:firstLine="0"/>
-              <w:jc w:val="center"/>
-              <w:outlineLvl w:val="2"/>
-              <w:rPr>
-                <w:rFonts w:ascii="Calibri" w:eastAsia="Arial" w:hAnsi="Calibri" w:cs="Calibri"/>
-                <w:b w:val="0"/>
-                <w:color w:val="auto"/>
-                <w:sz w:val="22"/>
-                <w:szCs w:val="22"/>
-              </w:rPr>
-            </w:pPr>
-            <w:r>
-              <w:rPr>
-                <w:rFonts w:ascii="Calibri" w:eastAsia="Arial" w:hAnsi="Calibri" w:cs="Calibri"/>
-                <w:b w:val="0"/>
-                <w:color w:val="auto"/>
-                <w:sz w:val="22"/>
-                <w:szCs w:val="22"/>
-              </w:rPr>
-              <w:t>Postcondición</w:t>
-            </w:r>
-          </w:p>
-        </w:tc>
-        <w:tc>
-          <w:tcPr>
-            <w:tcW w:w="6835" w:type="dxa"/>
-          </w:tcPr>
-          <w:p>
-            <w:pPr>
-              <w:spacing w:after="63"/>
-              <w:jc w:val="both"/>
-              <w:rPr>
-                <w:rFonts w:eastAsia="Times New Roman"/>
-              </w:rPr>
-            </w:pPr>
-            <w:r>
-              <w:rPr>
-                <w:rFonts w:eastAsia="Times New Roman"/>
-              </w:rPr>
-              <w:t>La configuración de mesas queda actualizada y dispon</w:t>
-            </w:r>
-            <w:r>
-              <w:rPr>
-                <w:rFonts w:eastAsia="Times New Roman"/>
-              </w:rPr>
-              <w:t>ible para el módulo de reservas.</w:t>
-            </w:r>
-          </w:p>
-          <w:p>
-            <w:pPr>
-              <w:pStyle w:val="Ttulo3"/>
-              <w:keepNext w:val="0"/>
-              <w:keepLines w:val="0"/>
-              <w:tabs>
-                <w:tab w:val="left" w:pos="4045"/>
-                <w:tab w:val="left" w:pos="5297"/>
-              </w:tabs>
-              <w:spacing w:before="0" w:after="80" w:line="276" w:lineRule="auto"/>
-              <w:ind w:left="0" w:firstLine="0"/>
-              <w:jc w:val="both"/>
-              <w:outlineLvl w:val="2"/>
-              <w:rPr>
-                <w:rFonts w:ascii="Calibri" w:eastAsia="Arial" w:hAnsi="Calibri" w:cs="Calibri"/>
-                <w:b w:val="0"/>
-                <w:color w:val="auto"/>
-                <w:sz w:val="22"/>
-                <w:szCs w:val="22"/>
-              </w:rPr>
-            </w:pPr>
-          </w:p>
-        </w:tc>
-      </w:tr>
-    </w:tbl>
-    <w:p>
-      <w:r>
+        <w:rPr>
+          <w:b/>
+          <w:sz w:val="26"/>
+          <w:szCs w:val="26"/>
+        </w:rPr>
+      </w:pPr>
+      <w:r>
+        <w:rPr>
+          <w:b/>
+          <w:sz w:val="26"/>
+          <w:szCs w:val="26"/>
+        </w:rPr>
+        <w:lastRenderedPageBreak/>
+        <w:t>5.2. Diagrama de clases</w:t>
+      </w:r>
+    </w:p>
+    <w:p>
+      <w:pPr>
+        <w:rPr>
+          <w:b/>
+          <w:sz w:val="26"/>
+          <w:szCs w:val="26"/>
+        </w:rPr>
+      </w:pPr>
+      <w:r>
+        <w:rPr>
+          <w:noProof/>
+        </w:rPr>
+        <w:pict>
+          <v:shape id="_x0000_s1030" type="#_x0000_t75" style="position:absolute;margin-left:-49.75pt;margin-top:84.8pt;width:525.6pt;height:436.45pt;z-index:-251652608;mso-position-horizontal-relative:text;mso-position-vertical-relative:text;mso-width-relative:page;mso-height-relative:page" wrapcoords="7060 0 7060 597 7289 781 7327 1425 7747 1471 7747 1930 15990 2206 11869 2390 11640 2436 10800 2941 11258 3217 18242 3677 11716 3723 11830 4458 10800 5147 10838 5883 19310 6618 13357 6756 12975 6802 10800 7353 7976 7491 7976 7951 10800 8089 8930 8502 10800 8824 8281 8916 8319 9421 12403 9605 4694 9973 4694 10846 6373 11030 5343 11168 5343 11719 10800 11765 5076 11995 5076 12500 6907 12638 -38 13006 -38 13695 7060 13971 611 13971 611 14706 191 14798 191 15304 -38 15488 -38 16085 229 16177 229 16729 10800 16912 4847 17050 4847 17372 11830 17648 7480 17831 7594 18843 9426 19118 12136 19118 10838 19854 10838 20589 11945 21324 13166 21324 13586 20911 13281 20819 10800 20589 13700 20497 13700 19946 11869 19854 12708 19532 12632 19118 13128 18705 12899 18659 7938 18383 15112 18383 17059 18245 16982 17556 14158 17234 10800 16912 16868 16729 16868 16177 10800 16177 16486 15901 16448 15442 18280 15304 18280 14798 15494 14706 17860 14477 17898 13466 16715 13328 12594 13236 17211 13006 17211 12500 12784 12500 21600 12271 21600 12041 10800 11765 20989 11719 20989 11214 10800 11030 21600 11030 21600 10662 7327 10294 20341 9605 20455 9100 19158 9008 10800 8824 20531 8778 20531 8226 10800 8089 19577 7813 10800 7353 20073 7169 20226 6848 19463 6618 21600 6480 21600 5883 10800 5883 17020 5285 17020 5147 10800 5147 20417 4780 20531 4412 19654 4412 21600 3814 21600 3125 19768 3033 18051 2803 19845 2666 19539 2206 19921 2160 20455 1700 20341 1471 20493 1471 21600 827 21600 368 20875 368 9655 0 7060 0">
+            <v:imagedata r:id="rId19" o:title="diagrama_clases_bien"/>
+            <w10:wrap type="through"/>
+          </v:shape>
+        </w:pict>
+      </w:r>
+      <w:r>
+        <w:rPr>
+          <w:b/>
+          <w:sz w:val="26"/>
+          <w:szCs w:val="26"/>
+        </w:rPr>
         <w:br w:type="page"/>
       </w:r>
     </w:p>
@@ -13909,6 +13711,19 @@
       <w:bookmarkStart w:id="34" w:name="_heading=h.mafw534vet4u" w:colFirst="0" w:colLast="0"/>
       <w:bookmarkEnd w:id="33"/>
       <w:bookmarkEnd w:id="34"/>
+      <w:r>
+        <w:rPr>
+          <w:b/>
+          <w:noProof/>
+        </w:rPr>
+        <w:lastRenderedPageBreak/>
+        <w:pict>
+          <v:shape id="_x0000_s1026" type="#_x0000_t75" style="position:absolute;margin-left:-79.2pt;margin-top:67.1pt;width:566pt;height:434.35pt;z-index:-251657728" wrapcoords="15657 248 11619 894 11619 1837 10362 2582 10362 3476 11429 4221 9943 4817 9905 5015 10514 5015 5790 5363 5524 5363 5524 6157 5676 6604 5829 7399 5067 7498 5105 7697 6400 8193 5981 8590 6552 8988 5790 9087 5714 9137 5714 10130 7695 10577 9067 10577 8190 11123 5676 11421 5524 11470 5524 12463 7276 12960 6743 13059 5029 13506 5029 13754 3771 14549 -38 15194 -38 16188 6476 16932 4876 17479 4876 17677 5752 17727 5752 18174 8000 18521 6133 18521 5714 18571 5714 19961 10781 20110 10590 20359 10552 21352 11886 21550 14476 21550 14667 21550 15848 20905 16686 20458 16152 20110 10781 20110 14781 19912 14705 19663 7619 19316 11314 19316 15390 18919 15352 18521 17295 18323 17257 17926 14895 17727 14971 17131 14286 17081 9181 16932 15086 16386 15048 16138 17295 15641 15200 15343 16495 15244 14705 14549 14781 13754 17295 13059 15505 12960 16533 12712 15886 12414 7810 12166 14705 12166 14781 11967 11010 11371 12533 11371 15352 10874 15314 10577 17295 10378 17257 9881 14933 9782 15010 9137 14133 9087 6781 8988 6933 8193 9257 8193 21600 7548 21600 6306 14286 5859 7810 5810 18971 5561 12533 5015 16724 5015 19467 4717 19314 4221 19086 3277 17943 3128 12648 2632 19848 1887 19924 943 15962 248 15657 248">
+            <v:imagedata r:id="rId20" o:title="EntidadRelacion"/>
+            <w10:wrap type="through"/>
+          </v:shape>
+        </w:pict>
+      </w:r>
       <w:r>
         <w:rPr>
           <w:rFonts w:eastAsia="Arial"/>
@@ -13917,7 +13732,6 @@
           <w:sz w:val="26"/>
           <w:szCs w:val="26"/>
         </w:rPr>
-        <w:lastRenderedPageBreak/>
         <w:t>5.3</w:t>
       </w:r>
       <w:r>
@@ -13938,78 +13752,143 @@
           <w:rFonts w:ascii="Arial" w:eastAsia="Arial" w:hAnsi="Arial" w:cs="Arial"/>
           <w:b/>
         </w:rPr>
-      </w:pPr>
-      <w:r>
-        <w:rPr>
+        <w:sectPr>
+          <w:pgSz w:w="11906" w:h="16838"/>
+          <w:pgMar w:top="1418" w:right="1701" w:bottom="1418" w:left="1701" w:header="708" w:footer="708" w:gutter="0"/>
+          <w:cols w:space="720"/>
+          <w:titlePg/>
+        </w:sectPr>
+      </w:pPr>
+    </w:p>
+    <w:p>
+      <w:pPr>
+        <w:pStyle w:val="normal0"/>
+        <w:rPr>
+          <w:rFonts w:ascii="Arial" w:eastAsia="Arial" w:hAnsi="Arial" w:cs="Arial"/>
+          <w:b/>
+        </w:rPr>
+        <w:sectPr>
+          <w:pgSz w:w="16838" w:h="11906" w:orient="landscape"/>
+          <w:pgMar w:top="1701" w:right="1418" w:bottom="1701" w:left="1418" w:header="708" w:footer="708" w:gutter="0"/>
+          <w:cols w:space="720"/>
+          <w:titlePg/>
+        </w:sectPr>
+      </w:pPr>
+      <w:r>
+        <w:rPr>
+          <w:rFonts w:ascii="Arial" w:eastAsia="Arial" w:hAnsi="Arial" w:cs="Arial"/>
           <w:b/>
           <w:noProof/>
         </w:rPr>
-        <w:pict>
-          <v:shape id="_x0000_s1026" type="#_x0000_t75" style="position:absolute;margin-left:-58.55pt;margin-top:34.15pt;width:539.3pt;height:413.85pt;z-index:-251657728" wrapcoords="15657 248 11619 894 11619 1837 10362 2582 10362 3476 11429 4221 9943 4817 9905 5015 10514 5015 5790 5363 5524 5363 5524 6157 5676 6604 5829 7399 5067 7498 5105 7697 6400 8193 5981 8590 6552 8988 5790 9087 5714 9137 5714 10130 7695 10577 9067 10577 8190 11123 5676 11421 5524 11470 5524 12463 7276 12960 6743 13059 5029 13506 5029 13754 3771 14549 -38 15194 -38 16188 6476 16932 4876 17479 4876 17677 5752 17727 5752 18174 8000 18521 6133 18521 5714 18571 5714 19961 10781 20110 10590 20359 10552 21352 11886 21550 14476 21550 14667 21550 15848 20905 16686 20458 16152 20110 10781 20110 14781 19912 14705 19663 7619 19316 11314 19316 15390 18919 15352 18521 17295 18323 17257 17926 14895 17727 14971 17131 14286 17081 9181 16932 15086 16386 15048 16138 17295 15641 15200 15343 16495 15244 14705 14549 14781 13754 17295 13059 15505 12960 16533 12712 15886 12414 7810 12166 14705 12166 14781 11967 11010 11371 12533 11371 15352 10874 15314 10577 17295 10378 17257 9881 14933 9782 15010 9137 14133 9087 6781 8988 6933 8193 9257 8193 21600 7548 21600 6306 14286 5859 7810 5810 18971 5561 12533 5015 16724 5015 19467 4717 19314 4221 19086 3277 17943 3128 12648 2632 19848 1887 19924 943 15962 248 15657 248">
-            <v:imagedata r:id="rId17" o:title="EntidadRelacion"/>
-            <w10:wrap type="through"/>
-          </v:shape>
-        </w:pict>
-      </w:r>
-    </w:p>
-    <w:p>
-      <w:pPr>
-        <w:pStyle w:val="Ttulo1"/>
-        <w:ind w:left="0" w:firstLine="0"/>
-        <w:rPr>
-          <w:rFonts w:ascii="Arial" w:eastAsia="Arial" w:hAnsi="Arial" w:cs="Arial"/>
-        </w:rPr>
-      </w:pPr>
-      <w:r>
-        <w:rPr>
-          <w:rFonts w:ascii="Arial" w:eastAsia="Arial" w:hAnsi="Arial" w:cs="Arial"/>
-          <w:noProof/>
-        </w:rPr>
         <w:lastRenderedPageBreak/>
         <w:drawing>
-          <wp:inline distT="114300" distB="114300" distL="114300" distR="114300">
-            <wp:extent cx="4725974" cy="8018319"/>
-            <wp:effectExtent l="0" t="0" r="0" b="0"/>
-            <wp:docPr id="3" name="image2.png"/>
-            <wp:cNvGraphicFramePr/>
+          <wp:anchor distT="0" distB="0" distL="114300" distR="114300" simplePos="0" relativeHeight="251661824" behindDoc="0" locked="0" layoutInCell="1" allowOverlap="1">
+            <wp:simplePos x="0" y="0"/>
+            <wp:positionH relativeFrom="column">
+              <wp:posOffset>-540385</wp:posOffset>
+            </wp:positionH>
+            <wp:positionV relativeFrom="paragraph">
+              <wp:posOffset>11430</wp:posOffset>
+            </wp:positionV>
+            <wp:extent cx="9799320" cy="5349875"/>
+            <wp:effectExtent l="19050" t="0" r="0" b="0"/>
+            <wp:wrapThrough wrapText="bothSides">
+              <wp:wrapPolygon edited="0">
+                <wp:start x="9322" y="0"/>
+                <wp:lineTo x="9154" y="1000"/>
+                <wp:lineTo x="8902" y="2077"/>
+                <wp:lineTo x="8902" y="2231"/>
+                <wp:lineTo x="9154" y="2461"/>
+                <wp:lineTo x="9154" y="2846"/>
+                <wp:lineTo x="9364" y="3692"/>
+                <wp:lineTo x="7768" y="4076"/>
+                <wp:lineTo x="7642" y="7384"/>
+                <wp:lineTo x="1050" y="8461"/>
+                <wp:lineTo x="1050" y="11306"/>
+                <wp:lineTo x="4955" y="12306"/>
+                <wp:lineTo x="5711" y="12306"/>
+                <wp:lineTo x="5711" y="13537"/>
+                <wp:lineTo x="3065" y="13845"/>
+                <wp:lineTo x="2897" y="13921"/>
+                <wp:lineTo x="2897" y="17229"/>
+                <wp:lineTo x="-42" y="17229"/>
+                <wp:lineTo x="-42" y="18690"/>
+                <wp:lineTo x="3779" y="19690"/>
+                <wp:lineTo x="4493" y="19690"/>
+                <wp:lineTo x="4703" y="20921"/>
+                <wp:lineTo x="4703" y="21536"/>
+                <wp:lineTo x="6299" y="21536"/>
+                <wp:lineTo x="6299" y="19690"/>
+                <wp:lineTo x="8608" y="19690"/>
+                <wp:lineTo x="10120" y="19228"/>
+                <wp:lineTo x="10078" y="18459"/>
+                <wp:lineTo x="10288" y="18459"/>
+                <wp:lineTo x="16250" y="17306"/>
+                <wp:lineTo x="16250" y="15998"/>
+                <wp:lineTo x="19778" y="15998"/>
+                <wp:lineTo x="21583" y="15614"/>
+                <wp:lineTo x="21583" y="13306"/>
+                <wp:lineTo x="16250" y="12306"/>
+                <wp:lineTo x="16334" y="6845"/>
+                <wp:lineTo x="11421" y="5999"/>
+                <wp:lineTo x="11421" y="5307"/>
+                <wp:lineTo x="11295" y="1231"/>
+                <wp:lineTo x="10918" y="77"/>
+                <wp:lineTo x="10876" y="0"/>
+                <wp:lineTo x="9322" y="0"/>
+              </wp:wrapPolygon>
+            </wp:wrapThrough>
+            <wp:docPr id="5" name="Imagen 1" descr="C:\Users\Usuario\Downloads\diagramaBaseDatos.png"/>
+            <wp:cNvGraphicFramePr>
+              <a:graphicFrameLocks xmlns:a="http://schemas.openxmlformats.org/drawingml/2006/main" noChangeAspect="1"/>
+            </wp:cNvGraphicFramePr>
             <a:graphic xmlns:a="http://schemas.openxmlformats.org/drawingml/2006/main">
               <a:graphicData uri="http://schemas.openxmlformats.org/drawingml/2006/picture">
                 <pic:pic xmlns:pic="http://schemas.openxmlformats.org/drawingml/2006/picture">
                   <pic:nvPicPr>
-                    <pic:cNvPr id="0" name="image2.png"/>
-                    <pic:cNvPicPr preferRelativeResize="0"/>
+                    <pic:cNvPr id="0" name="Picture 1" descr="C:\Users\Usuario\Downloads\diagramaBaseDatos.png"/>
+                    <pic:cNvPicPr>
+                      <a:picLocks noChangeAspect="1" noChangeArrowheads="1"/>
+                    </pic:cNvPicPr>
                   </pic:nvPicPr>
                   <pic:blipFill>
-                    <a:blip r:embed="rId18"/>
+                    <a:blip r:embed="rId21" cstate="print"/>
                     <a:srcRect/>
                     <a:stretch>
                       <a:fillRect/>
                     </a:stretch>
                   </pic:blipFill>
-                  <pic:spPr>
+                  <pic:spPr bwMode="auto">
                     <a:xfrm>
                       <a:off x="0" y="0"/>
-                      <a:ext cx="4725974" cy="8018319"/>
+                      <a:ext cx="9799320" cy="5349875"/>
                     </a:xfrm>
                     <a:prstGeom prst="rect">
                       <a:avLst/>
                     </a:prstGeom>
-                    <a:ln/>
+                    <a:noFill/>
+                    <a:ln w="9525">
+                      <a:noFill/>
+                      <a:miter lim="800000"/>
+                      <a:headEnd/>
+                      <a:tailEnd/>
+                    </a:ln>
                   </pic:spPr>
                 </pic:pic>
               </a:graphicData>
             </a:graphic>
-          </wp:inline>
+          </wp:anchor>
         </w:drawing>
       </w:r>
     </w:p>
     <w:p>
       <w:pPr>
         <w:pStyle w:val="normal0"/>
-      </w:pPr>
-      <w:r>
-        <w:br w:type="page"/>
-      </w:r>
+        <w:rPr>
+          <w:rFonts w:ascii="Arial" w:eastAsia="Arial" w:hAnsi="Arial" w:cs="Arial"/>
+          <w:b/>
+        </w:rPr>
+      </w:pPr>
     </w:p>
     <w:p>
       <w:pPr>
@@ -14023,7 +13902,6 @@
         <w:rPr>
           <w:rFonts w:ascii="Calibri" w:eastAsia="Arial" w:hAnsi="Calibri" w:cs="Calibri"/>
         </w:rPr>
-        <w:lastRenderedPageBreak/>
         <w:t>6</w:t>
       </w:r>
       <w:r>
@@ -14040,7 +13918,36 @@
       </w:r>
     </w:p>
     <w:p>
-      <w:r>
+      <w:pPr>
+        <w:rPr>
+          <w:b/>
+          <w:sz w:val="26"/>
+          <w:szCs w:val="26"/>
+        </w:rPr>
+      </w:pPr>
+      <w:r>
+        <w:rPr>
+          <w:b/>
+          <w:sz w:val="26"/>
+          <w:szCs w:val="26"/>
+        </w:rPr>
+        <w:t>6.1. Estructura del proyecto</w:t>
+      </w:r>
+    </w:p>
+    <w:p>
+      <w:pPr>
+        <w:rPr>
+          <w:b/>
+          <w:sz w:val="26"/>
+          <w:szCs w:val="26"/>
+        </w:rPr>
+      </w:pPr>
+      <w:r>
+        <w:rPr>
+          <w:b/>
+          <w:sz w:val="26"/>
+          <w:szCs w:val="26"/>
+        </w:rPr>
         <w:br w:type="page"/>
       </w:r>
     </w:p>
@@ -14074,128 +13981,1577 @@
     </w:p>
     <w:p>
       <w:pPr>
-        <w:pStyle w:val="normal0"/>
-      </w:pPr>
-      <w:r>
+        <w:spacing w:before="240" w:after="240" w:line="240" w:lineRule="auto"/>
+        <w:jc w:val="both"/>
+        <w:rPr>
+          <w:rFonts w:eastAsia="Times New Roman"/>
+        </w:rPr>
+      </w:pPr>
+      <w:r>
+        <w:rPr>
+          <w:rFonts w:eastAsia="Times New Roman"/>
+          <w:color w:val="000000"/>
+        </w:rPr>
         <w:t>Requesitos mínimos de hardware y software:</w:t>
       </w:r>
     </w:p>
     <w:p>
       <w:pPr>
-        <w:pStyle w:val="NormalWeb"/>
+        <w:pStyle w:val="Prrafodelista"/>
         <w:numPr>
           <w:ilvl w:val="0"/>
-          <w:numId w:val="13"/>
+          <w:numId w:val="3"/>
         </w:numPr>
-        <w:spacing w:before="240" w:beforeAutospacing="0" w:after="240" w:afterAutospacing="0"/>
+        <w:spacing w:before="60" w:after="0" w:line="240" w:lineRule="auto"/>
         <w:jc w:val="both"/>
         <w:textAlignment w:val="baseline"/>
         <w:rPr>
-          <w:rFonts w:ascii="Calibri" w:hAnsi="Calibri" w:cs="Calibri"/>
+          <w:rFonts w:eastAsia="Times New Roman"/>
           <w:color w:val="000000"/>
-          <w:sz w:val="22"/>
-          <w:szCs w:val="22"/>
-        </w:rPr>
-      </w:pPr>
-      <w:r>
-        <w:rPr>
-          <w:rFonts w:ascii="Calibri" w:hAnsi="Calibri" w:cs="Calibri"/>
+        </w:rPr>
+      </w:pPr>
+      <w:r>
+        <w:rPr>
+          <w:rFonts w:eastAsia="Times New Roman"/>
           <w:color w:val="000000"/>
-          <w:sz w:val="22"/>
-          <w:szCs w:val="22"/>
         </w:rPr>
         <w:t>Hardware: Se recomienda que el dispositivo anfitrión cuente con un mínimo de 4 GB de RAM y 10 GB de almacenamiento libre.</w:t>
       </w:r>
     </w:p>
     <w:p>
       <w:pPr>
-        <w:pStyle w:val="normal0"/>
+        <w:pStyle w:val="Prrafodelista"/>
         <w:numPr>
           <w:ilvl w:val="0"/>
-          <w:numId w:val="13"/>
+          <w:numId w:val="3"/>
         </w:numPr>
+        <w:spacing w:after="0" w:line="240" w:lineRule="auto"/>
         <w:jc w:val="both"/>
-      </w:pPr>
-      <w:r>
-        <w:rPr>
+        <w:textAlignment w:val="baseline"/>
+        <w:rPr>
+          <w:rFonts w:eastAsia="Times New Roman"/>
           <w:color w:val="000000"/>
         </w:rPr>
+      </w:pPr>
+      <w:r>
+        <w:rPr>
+          <w:rFonts w:eastAsia="Times New Roman"/>
+          <w:color w:val="000000"/>
+        </w:rPr>
         <w:t>Navegadores Soportados: El correcto funcionamiento de la aplicación está garantizado en las últimas versiones (a fecha de 23/05/2026) de Google Chrome, Microsoft Edge y Brave. No se asegura el rendimiento óptimo en versiones anteriores o en otros navegadores.</w:t>
       </w:r>
     </w:p>
     <w:p>
       <w:pPr>
-        <w:pStyle w:val="normal0"/>
+        <w:pStyle w:val="Prrafodelista"/>
         <w:numPr>
           <w:ilvl w:val="0"/>
-          <w:numId w:val="13"/>
+          <w:numId w:val="3"/>
         </w:numPr>
+        <w:spacing w:after="60" w:line="240" w:lineRule="auto"/>
         <w:jc w:val="both"/>
-      </w:pPr>
-      <w:r>
-        <w:rPr>
+        <w:textAlignment w:val="baseline"/>
+        <w:rPr>
+          <w:rFonts w:eastAsia="Times New Roman"/>
           <w:color w:val="000000"/>
         </w:rPr>
+      </w:pPr>
+      <w:r>
+        <w:rPr>
+          <w:rFonts w:eastAsia="Times New Roman"/>
+          <w:color w:val="000000"/>
+        </w:rPr>
         <w:t>Dependencias del Servidor: Solo se requiere tener instalados Docker y el plugin de Docker Compose en el sistema anfitrión. No es necesario instalar Node.js ni configurar bases de datos locales, ya que toda la lógica de ejecución y dependencias quedan encapsuladas dentro de los contenedores.</w:t>
       </w:r>
     </w:p>
     <w:p>
       <w:pPr>
-        <w:pStyle w:val="normal0"/>
+        <w:spacing w:before="240" w:after="240" w:line="240" w:lineRule="auto"/>
         <w:jc w:val="both"/>
         <w:rPr>
+          <w:rFonts w:eastAsia="Times New Roman"/>
+        </w:rPr>
+      </w:pPr>
+      <w:r>
+        <w:rPr>
+          <w:rFonts w:eastAsia="Times New Roman"/>
           <w:color w:val="000000"/>
         </w:rPr>
-      </w:pPr>
-      <w:r>
-        <w:rPr>
-          <w:color w:val="000000"/>
-        </w:rPr>
-        <w:t xml:space="preserve">Para la preparación del </w:t>
-      </w:r>
-      <w:r>
-        <w:rPr>
-          <w:color w:val="000000"/>
-        </w:rPr>
-        <w:t>entorno</w:t>
-      </w:r>
-      <w:r>
-        <w:rPr>
-          <w:color w:val="000000"/>
-        </w:rPr>
-        <w:t xml:space="preserve"> se requieren dos ficheros “.env”, uno para el frontend y otro para el backend. Por ejemplo, en este último la ruta relativa sería ./backend/.env.</w:t>
-      </w:r>
-    </w:p>
-    <w:p>
-      <w:pPr>
-        <w:pStyle w:val="normal0"/>
+        <w:t>Para la preparación del entorno se requieren dos ficheros “.env”, uno para el frontend y otro para el backend. Por ejemplo, en este último la ruta relativa sería ./backend/.env.</w:t>
+      </w:r>
+    </w:p>
+    <w:p>
+      <w:pPr>
+        <w:pStyle w:val="Prrafodelista"/>
         <w:numPr>
           <w:ilvl w:val="0"/>
-          <w:numId w:val="13"/>
+          <w:numId w:val="3"/>
         </w:numPr>
+        <w:spacing w:before="60" w:after="0" w:line="240" w:lineRule="auto"/>
         <w:jc w:val="both"/>
-      </w:pPr>
-      <w:r>
-        <w:rPr>
+        <w:textAlignment w:val="baseline"/>
+        <w:rPr>
+          <w:rFonts w:eastAsia="Times New Roman"/>
           <w:color w:val="000000"/>
         </w:rPr>
-        <w:t>Frontend: contiene la variable que guarda la url de esta parte del proyecto.</w:t>
-      </w:r>
-    </w:p>
-    <w:p>
-      <w:pPr>
-        <w:pStyle w:val="normal0"/>
+      </w:pPr>
+      <w:r>
+        <w:rPr>
+          <w:rFonts w:eastAsia="Times New Roman"/>
+          <w:color w:val="000000"/>
+        </w:rPr>
+        <w:t>Frontend: Contiene dos variables una la dirección del back y otra la clave para cifrar el id en la url del QR.</w:t>
+      </w:r>
+    </w:p>
+    <w:p>
+      <w:pPr>
+        <w:pStyle w:val="Prrafodelista"/>
         <w:numPr>
           <w:ilvl w:val="0"/>
-          <w:numId w:val="13"/>
+          <w:numId w:val="21"/>
         </w:numPr>
+        <w:spacing w:after="0" w:line="240" w:lineRule="auto"/>
         <w:jc w:val="both"/>
-      </w:pPr>
-      <w:r>
-        <w:rPr>
+        <w:textAlignment w:val="baseline"/>
+        <w:rPr>
+          <w:rFonts w:eastAsia="Times New Roman"/>
           <w:color w:val="000000"/>
         </w:rPr>
-        <w:t>Backend: contiene el puerto a dicha división.</w:t>
+      </w:pPr>
+      <w:r>
+        <w:rPr>
+          <w:rFonts w:eastAsia="Times New Roman"/>
+          <w:color w:val="000000"/>
+        </w:rPr>
+        <w:t>VITE_API_URL=http://localhost:5000</w:t>
+      </w:r>
+    </w:p>
+    <w:p>
+      <w:pPr>
+        <w:numPr>
+          <w:ilvl w:val="1"/>
+          <w:numId w:val="17"/>
+        </w:numPr>
+        <w:spacing w:after="0" w:line="240" w:lineRule="auto"/>
+        <w:jc w:val="both"/>
+        <w:textAlignment w:val="baseline"/>
+        <w:rPr>
+          <w:rFonts w:eastAsia="Times New Roman"/>
+          <w:color w:val="000000"/>
+        </w:rPr>
+      </w:pPr>
+      <w:r>
+        <w:rPr>
+          <w:rFonts w:eastAsia="Times New Roman"/>
+          <w:color w:val="000000"/>
+        </w:rPr>
+        <w:t>VITE_QR_SECRET=clave_secreta_compartida_con_backend</w:t>
+      </w:r>
+    </w:p>
+    <w:p>
+      <w:pPr>
+        <w:pStyle w:val="Prrafodelista"/>
+        <w:numPr>
+          <w:ilvl w:val="0"/>
+          <w:numId w:val="3"/>
+        </w:numPr>
+        <w:spacing w:after="0" w:line="240" w:lineRule="auto"/>
+        <w:jc w:val="both"/>
+        <w:textAlignment w:val="baseline"/>
+        <w:rPr>
+          <w:rFonts w:eastAsia="Times New Roman"/>
+          <w:color w:val="000000"/>
+        </w:rPr>
+      </w:pPr>
+      <w:r>
+        <w:rPr>
+          <w:rFonts w:eastAsia="Times New Roman"/>
+          <w:color w:val="000000"/>
+        </w:rPr>
+        <w:t>Backend: contiene el puerto a dicha división y la calve de cifrado</w:t>
+      </w:r>
+    </w:p>
+    <w:p>
+      <w:pPr>
+        <w:numPr>
+          <w:ilvl w:val="1"/>
+          <w:numId w:val="17"/>
+        </w:numPr>
+        <w:spacing w:after="0" w:line="240" w:lineRule="auto"/>
+        <w:jc w:val="both"/>
+        <w:textAlignment w:val="baseline"/>
+        <w:rPr>
+          <w:rFonts w:eastAsia="Times New Roman"/>
+          <w:color w:val="000000"/>
+        </w:rPr>
+      </w:pPr>
+      <w:r>
+        <w:rPr>
+          <w:rFonts w:eastAsia="Times New Roman"/>
+          <w:color w:val="000000"/>
+        </w:rPr>
+        <w:t>PORT=5000</w:t>
+      </w:r>
+    </w:p>
+    <w:p>
+      <w:pPr>
+        <w:numPr>
+          <w:ilvl w:val="1"/>
+          <w:numId w:val="17"/>
+        </w:numPr>
+        <w:spacing w:after="0" w:line="240" w:lineRule="auto"/>
+        <w:jc w:val="both"/>
+        <w:textAlignment w:val="baseline"/>
+        <w:rPr>
+          <w:rFonts w:eastAsia="Times New Roman"/>
+          <w:color w:val="000000"/>
+        </w:rPr>
+      </w:pPr>
+      <w:r>
+        <w:rPr>
+          <w:rFonts w:eastAsia="Times New Roman"/>
+          <w:color w:val="000000"/>
+        </w:rPr>
+        <w:t>JWT_SECRET_KEY=EstoEsUnEjemploDeClaveUnicaParaEncriptarDeManeraSegura1234</w:t>
+      </w:r>
+    </w:p>
+    <w:p>
+      <w:pPr>
+        <w:pStyle w:val="Prrafodelista"/>
+        <w:numPr>
+          <w:ilvl w:val="0"/>
+          <w:numId w:val="3"/>
+        </w:numPr>
+        <w:spacing w:after="60" w:line="240" w:lineRule="auto"/>
+        <w:jc w:val="both"/>
+        <w:textAlignment w:val="baseline"/>
+        <w:rPr>
+          <w:rFonts w:eastAsia="Times New Roman"/>
+          <w:color w:val="000000"/>
+        </w:rPr>
+      </w:pPr>
+      <w:r>
+        <w:rPr>
+          <w:rFonts w:eastAsia="Times New Roman"/>
+          <w:color w:val="000000"/>
+        </w:rPr>
+        <w:t xml:space="preserve">Comenzaremos el despliegue descargando las imágenes del dockerhub </w:t>
+      </w:r>
+      <w:r>
+        <w:rPr>
+          <w:rFonts w:eastAsia="Times New Roman"/>
+          <w:b/>
+          <w:bCs/>
+          <w:color w:val="000000"/>
+        </w:rPr>
+        <w:t>PONER PASOS</w:t>
+      </w:r>
+      <w:r>
+        <w:rPr>
+          <w:rFonts w:eastAsia="Times New Roman"/>
+          <w:color w:val="000000"/>
+        </w:rPr>
+        <w:t>, una vez tengamos los dos directorios descargados (se recomienda en el mismo directorio) procederemos a crear el primer archivo docker-compose.yml. Docker Compose se encargará de “orquestar” la ejecución de los dos dockerfile, solamente se debe de tener en cuenta que para el correcto funcionamiento de la aplicación en el apartado de args en la línea 17 tanto en VITE_AP_URL como en VITE_FRONTEND_URL se deberá indicar la dirección IP en el adaptador de red del equipo, para ello iremos al powershell usaremos el comando ipconfig nos desplazamos hasta el adaptador de Ethernet y seleccionaremos la IPv4, una vez identificado procederemos a incluirlas en el comp</w:t>
+      </w:r>
+      <w:r>
+        <w:rPr>
+          <w:rFonts w:eastAsia="Times New Roman"/>
+          <w:color w:val="000000"/>
+        </w:rPr>
+        <w:t>o</w:t>
+      </w:r>
+      <w:r>
+        <w:rPr>
+          <w:rFonts w:eastAsia="Times New Roman"/>
+          <w:color w:val="000000"/>
+        </w:rPr>
+        <w:t>se. </w:t>
+      </w:r>
+    </w:p>
+    <w:p>
+      <w:pPr>
+        <w:spacing w:before="60" w:after="60" w:line="240" w:lineRule="auto"/>
+        <w:ind w:left="720"/>
+        <w:jc w:val="both"/>
+        <w:rPr>
+          <w:rFonts w:eastAsia="Times New Roman"/>
+          <w:i/>
+        </w:rPr>
+      </w:pPr>
+      <w:r>
+        <w:rPr>
+          <w:rFonts w:eastAsia="Times New Roman"/>
+          <w:i/>
+        </w:rPr>
+        <w:t>Docker-compose.yml</w:t>
+      </w:r>
+    </w:p>
+    <w:p>
+      <w:pPr>
+        <w:spacing w:before="60" w:after="60" w:line="240" w:lineRule="auto"/>
+        <w:ind w:left="720"/>
+        <w:jc w:val="both"/>
+        <w:rPr>
+          <w:rFonts w:eastAsia="Times New Roman"/>
+          <w:lang w:val="en-GB"/>
+        </w:rPr>
+      </w:pPr>
+      <w:r>
+        <w:rPr>
+          <w:rFonts w:eastAsia="Times New Roman"/>
+          <w:color w:val="000000"/>
+          <w:lang w:val="en-GB"/>
+        </w:rPr>
+        <w:t>version: '3.8'</w:t>
+      </w:r>
+    </w:p>
+    <w:p>
+      <w:pPr>
+        <w:spacing w:after="0" w:line="240" w:lineRule="auto"/>
+        <w:jc w:val="both"/>
+        <w:rPr>
+          <w:rFonts w:eastAsia="Times New Roman"/>
+          <w:lang w:val="en-GB"/>
+        </w:rPr>
+      </w:pPr>
+    </w:p>
+    <w:p>
+      <w:pPr>
+        <w:spacing w:before="60" w:after="60" w:line="240" w:lineRule="auto"/>
+        <w:ind w:left="720"/>
+        <w:jc w:val="both"/>
+        <w:rPr>
+          <w:rFonts w:eastAsia="Times New Roman"/>
+          <w:lang w:val="en-GB"/>
+        </w:rPr>
+      </w:pPr>
+      <w:r>
+        <w:rPr>
+          <w:rFonts w:eastAsia="Times New Roman"/>
+          <w:color w:val="000000"/>
+          <w:lang w:val="en-GB"/>
+        </w:rPr>
+        <w:t>services:</w:t>
+      </w:r>
+    </w:p>
+    <w:p>
+      <w:pPr>
+        <w:spacing w:before="60" w:after="60" w:line="240" w:lineRule="auto"/>
+        <w:ind w:left="720"/>
+        <w:jc w:val="both"/>
+        <w:rPr>
+          <w:rFonts w:eastAsia="Times New Roman"/>
+          <w:lang w:val="en-GB"/>
+        </w:rPr>
+      </w:pPr>
+      <w:r>
+        <w:rPr>
+          <w:rFonts w:eastAsia="Times New Roman"/>
+          <w:color w:val="000000"/>
+          <w:lang w:val="en-GB"/>
+        </w:rPr>
+        <w:t>  backend:</w:t>
+      </w:r>
+    </w:p>
+    <w:p>
+      <w:pPr>
+        <w:spacing w:before="60" w:after="60" w:line="240" w:lineRule="auto"/>
+        <w:ind w:left="720"/>
+        <w:jc w:val="both"/>
+        <w:rPr>
+          <w:rFonts w:eastAsia="Times New Roman"/>
+          <w:lang w:val="en-GB"/>
+        </w:rPr>
+      </w:pPr>
+      <w:r>
+        <w:rPr>
+          <w:rFonts w:eastAsia="Times New Roman"/>
+          <w:color w:val="000000"/>
+          <w:lang w:val="en-GB"/>
+        </w:rPr>
+        <w:t>    build: ./backend</w:t>
+      </w:r>
+    </w:p>
+    <w:p>
+      <w:pPr>
+        <w:spacing w:before="60" w:after="60" w:line="240" w:lineRule="auto"/>
+        <w:ind w:left="720"/>
+        <w:jc w:val="both"/>
+        <w:rPr>
+          <w:rFonts w:eastAsia="Times New Roman"/>
+          <w:lang w:val="en-GB"/>
+        </w:rPr>
+      </w:pPr>
+      <w:r>
+        <w:rPr>
+          <w:rFonts w:eastAsia="Times New Roman"/>
+          <w:color w:val="000000"/>
+          <w:lang w:val="en-GB"/>
+        </w:rPr>
+        <w:t>    ports:</w:t>
+      </w:r>
+    </w:p>
+    <w:p>
+      <w:pPr>
+        <w:spacing w:before="60" w:after="60" w:line="240" w:lineRule="auto"/>
+        <w:ind w:left="720"/>
+        <w:jc w:val="both"/>
+        <w:rPr>
+          <w:rFonts w:eastAsia="Times New Roman"/>
+          <w:lang w:val="en-GB"/>
+        </w:rPr>
+      </w:pPr>
+      <w:r>
+        <w:rPr>
+          <w:rFonts w:eastAsia="Times New Roman"/>
+          <w:color w:val="000000"/>
+          <w:lang w:val="en-GB"/>
+        </w:rPr>
+        <w:t>      - "5000:5000"</w:t>
+      </w:r>
+    </w:p>
+    <w:p>
+      <w:pPr>
+        <w:spacing w:before="60" w:after="60" w:line="240" w:lineRule="auto"/>
+        <w:ind w:left="720"/>
+        <w:jc w:val="both"/>
+        <w:rPr>
+          <w:rFonts w:eastAsia="Times New Roman"/>
+          <w:lang w:val="en-GB"/>
+        </w:rPr>
+      </w:pPr>
+      <w:r>
+        <w:rPr>
+          <w:rFonts w:eastAsia="Times New Roman"/>
+          <w:color w:val="000000"/>
+          <w:lang w:val="en-GB"/>
+        </w:rPr>
+        <w:t>    volumes:</w:t>
+      </w:r>
+    </w:p>
+    <w:p>
+      <w:pPr>
+        <w:spacing w:before="60" w:after="60" w:line="240" w:lineRule="auto"/>
+        <w:ind w:left="720"/>
+        <w:jc w:val="both"/>
+        <w:rPr>
+          <w:rFonts w:eastAsia="Times New Roman"/>
+          <w:lang w:val="en-GB"/>
+        </w:rPr>
+      </w:pPr>
+      <w:r>
+        <w:rPr>
+          <w:rFonts w:eastAsia="Times New Roman"/>
+          <w:color w:val="000000"/>
+          <w:lang w:val="en-GB"/>
+        </w:rPr>
+        <w:t>      - ./backend/utils/db:/app/utils/db</w:t>
+      </w:r>
+    </w:p>
+    <w:p>
+      <w:pPr>
+        <w:spacing w:before="60" w:after="60" w:line="240" w:lineRule="auto"/>
+        <w:ind w:left="720"/>
+        <w:jc w:val="both"/>
+        <w:rPr>
+          <w:rFonts w:eastAsia="Times New Roman"/>
+          <w:lang w:val="en-GB"/>
+        </w:rPr>
+      </w:pPr>
+      <w:r>
+        <w:rPr>
+          <w:rFonts w:eastAsia="Times New Roman"/>
+          <w:color w:val="000000"/>
+          <w:lang w:val="en-GB"/>
+        </w:rPr>
+        <w:t>      - ./backend/.env:/app/.env</w:t>
+      </w:r>
+    </w:p>
+    <w:p>
+      <w:pPr>
+        <w:spacing w:before="60" w:after="60" w:line="240" w:lineRule="auto"/>
+        <w:ind w:left="720"/>
+        <w:jc w:val="both"/>
+        <w:rPr>
+          <w:rFonts w:eastAsia="Times New Roman"/>
+          <w:lang w:val="en-GB"/>
+        </w:rPr>
+      </w:pPr>
+      <w:r>
+        <w:rPr>
+          <w:rFonts w:eastAsia="Times New Roman"/>
+          <w:color w:val="000000"/>
+          <w:lang w:val="en-GB"/>
+        </w:rPr>
+        <w:t>    environment:</w:t>
+      </w:r>
+    </w:p>
+    <w:p>
+      <w:pPr>
+        <w:spacing w:before="60" w:after="60" w:line="240" w:lineRule="auto"/>
+        <w:ind w:left="720"/>
+        <w:jc w:val="both"/>
+        <w:rPr>
+          <w:rFonts w:eastAsia="Times New Roman"/>
+          <w:lang w:val="en-GB"/>
+        </w:rPr>
+      </w:pPr>
+      <w:r>
+        <w:rPr>
+          <w:rFonts w:eastAsia="Times New Roman"/>
+          <w:color w:val="000000"/>
+          <w:lang w:val="en-GB"/>
+        </w:rPr>
+        <w:lastRenderedPageBreak/>
+        <w:t>      - PORT=5000</w:t>
+      </w:r>
+    </w:p>
+    <w:p>
+      <w:pPr>
+        <w:spacing w:after="0" w:line="240" w:lineRule="auto"/>
+        <w:jc w:val="both"/>
+        <w:rPr>
+          <w:rFonts w:eastAsia="Times New Roman"/>
+          <w:lang w:val="en-GB"/>
+        </w:rPr>
+      </w:pPr>
+    </w:p>
+    <w:p>
+      <w:pPr>
+        <w:spacing w:before="60" w:after="60" w:line="240" w:lineRule="auto"/>
+        <w:ind w:left="720"/>
+        <w:jc w:val="both"/>
+        <w:rPr>
+          <w:rFonts w:eastAsia="Times New Roman"/>
+          <w:lang w:val="en-GB"/>
+        </w:rPr>
+      </w:pPr>
+      <w:r>
+        <w:rPr>
+          <w:rFonts w:eastAsia="Times New Roman"/>
+          <w:color w:val="000000"/>
+          <w:lang w:val="en-GB"/>
+        </w:rPr>
+        <w:t>  frontend:</w:t>
+      </w:r>
+    </w:p>
+    <w:p>
+      <w:pPr>
+        <w:spacing w:before="60" w:after="60" w:line="240" w:lineRule="auto"/>
+        <w:ind w:left="720"/>
+        <w:jc w:val="both"/>
+        <w:rPr>
+          <w:rFonts w:eastAsia="Times New Roman"/>
+          <w:lang w:val="en-GB"/>
+        </w:rPr>
+      </w:pPr>
+      <w:r>
+        <w:rPr>
+          <w:rFonts w:eastAsia="Times New Roman"/>
+          <w:color w:val="000000"/>
+          <w:lang w:val="en-GB"/>
+        </w:rPr>
+        <w:t>    build:</w:t>
+      </w:r>
+    </w:p>
+    <w:p>
+      <w:pPr>
+        <w:spacing w:before="60" w:after="60" w:line="240" w:lineRule="auto"/>
+        <w:ind w:left="720"/>
+        <w:jc w:val="both"/>
+        <w:rPr>
+          <w:rFonts w:eastAsia="Times New Roman"/>
+          <w:lang w:val="en-GB"/>
+        </w:rPr>
+      </w:pPr>
+      <w:r>
+        <w:rPr>
+          <w:rFonts w:eastAsia="Times New Roman"/>
+          <w:color w:val="000000"/>
+          <w:lang w:val="en-GB"/>
+        </w:rPr>
+        <w:t>      context: ./frontend</w:t>
+      </w:r>
+    </w:p>
+    <w:p>
+      <w:pPr>
+        <w:spacing w:before="60" w:after="60" w:line="240" w:lineRule="auto"/>
+        <w:ind w:left="720"/>
+        <w:jc w:val="both"/>
+        <w:rPr>
+          <w:rFonts w:eastAsia="Times New Roman"/>
+          <w:lang w:val="en-GB"/>
+        </w:rPr>
+      </w:pPr>
+      <w:r>
+        <w:rPr>
+          <w:rFonts w:eastAsia="Times New Roman"/>
+          <w:color w:val="000000"/>
+          <w:lang w:val="en-GB"/>
+        </w:rPr>
+        <w:t>      args:</w:t>
+      </w:r>
+    </w:p>
+    <w:p>
+      <w:pPr>
+        <w:spacing w:before="60" w:after="60" w:line="240" w:lineRule="auto"/>
+        <w:ind w:left="720"/>
+        <w:jc w:val="both"/>
+        <w:rPr>
+          <w:rFonts w:eastAsia="Times New Roman"/>
+          <w:lang w:val="en-GB"/>
+        </w:rPr>
+      </w:pPr>
+      <w:r>
+        <w:rPr>
+          <w:rFonts w:eastAsia="Times New Roman"/>
+          <w:color w:val="000000"/>
+          <w:lang w:val="en-GB"/>
+        </w:rPr>
+        <w:t>        - VITE_API_URL=http://192.168.1.66:5000</w:t>
+      </w:r>
+    </w:p>
+    <w:p>
+      <w:pPr>
+        <w:spacing w:before="60" w:after="60" w:line="240" w:lineRule="auto"/>
+        <w:ind w:left="720"/>
+        <w:jc w:val="both"/>
+        <w:rPr>
+          <w:rFonts w:eastAsia="Times New Roman"/>
+          <w:lang w:val="en-GB"/>
+        </w:rPr>
+      </w:pPr>
+      <w:r>
+        <w:rPr>
+          <w:rFonts w:eastAsia="Times New Roman"/>
+          <w:color w:val="000000"/>
+          <w:lang w:val="en-GB"/>
+        </w:rPr>
+        <w:t>        - VITE_FRONTEND_URL=http://192.168.1.66:5173</w:t>
+      </w:r>
+    </w:p>
+    <w:p>
+      <w:pPr>
+        <w:spacing w:before="60" w:after="60" w:line="240" w:lineRule="auto"/>
+        <w:ind w:left="720"/>
+        <w:jc w:val="both"/>
+        <w:rPr>
+          <w:rFonts w:eastAsia="Times New Roman"/>
+        </w:rPr>
+      </w:pPr>
+      <w:r>
+        <w:rPr>
+          <w:rFonts w:eastAsia="Times New Roman"/>
+          <w:color w:val="000000"/>
+          <w:lang w:val="en-GB"/>
+        </w:rPr>
+        <w:t>        </w:t>
+      </w:r>
+      <w:r>
+        <w:rPr>
+          <w:rFonts w:eastAsia="Times New Roman"/>
+          <w:color w:val="000000"/>
+        </w:rPr>
+        <w:t>- VITE_QR_SECRET=clave_secreta_compartida_con_backend</w:t>
+      </w:r>
+    </w:p>
+    <w:p>
+      <w:pPr>
+        <w:spacing w:before="60" w:after="60" w:line="240" w:lineRule="auto"/>
+        <w:ind w:left="720"/>
+        <w:jc w:val="both"/>
+        <w:rPr>
+          <w:rFonts w:eastAsia="Times New Roman"/>
+        </w:rPr>
+      </w:pPr>
+      <w:r>
+        <w:rPr>
+          <w:rFonts w:eastAsia="Times New Roman"/>
+          <w:color w:val="000000"/>
+        </w:rPr>
+        <w:t>    ports:</w:t>
+      </w:r>
+    </w:p>
+    <w:p>
+      <w:pPr>
+        <w:spacing w:before="60" w:after="60" w:line="240" w:lineRule="auto"/>
+        <w:ind w:left="720"/>
+        <w:jc w:val="both"/>
+        <w:rPr>
+          <w:rFonts w:eastAsia="Times New Roman"/>
+        </w:rPr>
+      </w:pPr>
+      <w:r>
+        <w:rPr>
+          <w:rFonts w:eastAsia="Times New Roman"/>
+          <w:color w:val="000000"/>
+        </w:rPr>
+        <w:t>      - "5173:5173"</w:t>
+      </w:r>
+    </w:p>
+    <w:p>
+      <w:pPr>
+        <w:spacing w:before="60" w:after="60" w:line="240" w:lineRule="auto"/>
+        <w:jc w:val="both"/>
+        <w:rPr>
+          <w:rFonts w:eastAsia="Times New Roman"/>
+        </w:rPr>
+      </w:pPr>
+      <w:r>
+        <w:rPr>
+          <w:rFonts w:eastAsia="Times New Roman"/>
+          <w:color w:val="000000"/>
+        </w:rPr>
+        <w:t>E</w:t>
+      </w:r>
+      <w:r>
+        <w:rPr>
+          <w:rFonts w:eastAsia="Times New Roman"/>
+          <w:color w:val="000000"/>
+        </w:rPr>
+        <w:t>ste será el formato del docker-compose, es de vital importancia tener cuidado a la hora de las tabulaciones.</w:t>
+      </w:r>
+    </w:p>
+    <w:p>
+      <w:pPr>
+        <w:spacing w:before="60" w:after="0" w:line="240" w:lineRule="auto"/>
+        <w:jc w:val="both"/>
+        <w:textAlignment w:val="baseline"/>
+        <w:rPr>
+          <w:rFonts w:eastAsia="Times New Roman"/>
+          <w:color w:val="000000"/>
+        </w:rPr>
+      </w:pPr>
+      <w:r>
+        <w:rPr>
+          <w:rFonts w:eastAsia="Times New Roman"/>
+          <w:color w:val="000000"/>
+        </w:rPr>
+        <w:t>Terminado el docker-compose seguiremos con la creación de los dos dockerfile, cada uno se colocara en su respectivo directorio</w:t>
+      </w:r>
+      <w:r>
+        <w:rPr>
+          <w:rFonts w:eastAsia="Times New Roman"/>
+          <w:color w:val="000000"/>
+        </w:rPr>
+        <w:t>.</w:t>
+      </w:r>
+    </w:p>
+    <w:p>
+      <w:pPr>
+        <w:spacing w:after="60" w:line="240" w:lineRule="auto"/>
+        <w:jc w:val="both"/>
+        <w:textAlignment w:val="baseline"/>
+        <w:rPr>
+          <w:rFonts w:eastAsia="Times New Roman"/>
+          <w:i/>
+          <w:color w:val="000000"/>
+          <w:lang w:val="en-GB"/>
+        </w:rPr>
+      </w:pPr>
+      <w:r>
+        <w:rPr>
+          <w:rFonts w:eastAsia="Times New Roman"/>
+          <w:i/>
+          <w:color w:val="000000"/>
+          <w:lang w:val="en-GB"/>
+        </w:rPr>
+        <w:t>Dockerfile del backend</w:t>
+      </w:r>
+    </w:p>
+    <w:p>
+      <w:pPr>
+        <w:spacing w:before="60" w:after="60" w:line="240" w:lineRule="auto"/>
+        <w:ind w:left="1440"/>
+        <w:jc w:val="both"/>
+        <w:rPr>
+          <w:rFonts w:eastAsia="Times New Roman"/>
+          <w:lang w:val="en-GB"/>
+        </w:rPr>
+      </w:pPr>
+      <w:r>
+        <w:rPr>
+          <w:rFonts w:eastAsia="Times New Roman"/>
+          <w:color w:val="000000"/>
+          <w:lang w:val="en-GB"/>
+        </w:rPr>
+        <w:t>FROM node:20-alpine</w:t>
+      </w:r>
+    </w:p>
+    <w:p>
+      <w:pPr>
+        <w:spacing w:after="0" w:line="240" w:lineRule="auto"/>
+        <w:jc w:val="both"/>
+        <w:rPr>
+          <w:rFonts w:eastAsia="Times New Roman"/>
+          <w:lang w:val="en-GB"/>
+        </w:rPr>
+      </w:pPr>
+    </w:p>
+    <w:p>
+      <w:pPr>
+        <w:spacing w:before="60" w:after="60" w:line="240" w:lineRule="auto"/>
+        <w:ind w:left="1440"/>
+        <w:jc w:val="both"/>
+        <w:rPr>
+          <w:rFonts w:eastAsia="Times New Roman"/>
+          <w:lang w:val="en-GB"/>
+        </w:rPr>
+      </w:pPr>
+      <w:r>
+        <w:rPr>
+          <w:rFonts w:eastAsia="Times New Roman"/>
+          <w:color w:val="000000"/>
+          <w:lang w:val="en-GB"/>
+        </w:rPr>
+        <w:t>RUN apk add --no-cache \</w:t>
+      </w:r>
+    </w:p>
+    <w:p>
+      <w:pPr>
+        <w:spacing w:before="60" w:after="60" w:line="240" w:lineRule="auto"/>
+        <w:ind w:left="1440"/>
+        <w:jc w:val="both"/>
+        <w:rPr>
+          <w:rFonts w:eastAsia="Times New Roman"/>
+          <w:lang w:val="en-GB"/>
+        </w:rPr>
+      </w:pPr>
+      <w:r>
+        <w:rPr>
+          <w:rFonts w:eastAsia="Times New Roman"/>
+          <w:color w:val="000000"/>
+          <w:lang w:val="en-GB"/>
+        </w:rPr>
+        <w:t>    python3 \</w:t>
+      </w:r>
+    </w:p>
+    <w:p>
+      <w:pPr>
+        <w:spacing w:before="60" w:after="60" w:line="240" w:lineRule="auto"/>
+        <w:ind w:left="1440"/>
+        <w:jc w:val="both"/>
+        <w:rPr>
+          <w:rFonts w:eastAsia="Times New Roman"/>
+          <w:lang w:val="en-GB"/>
+        </w:rPr>
+      </w:pPr>
+      <w:r>
+        <w:rPr>
+          <w:rFonts w:eastAsia="Times New Roman"/>
+          <w:color w:val="000000"/>
+          <w:lang w:val="en-GB"/>
+        </w:rPr>
+        <w:t>    make \</w:t>
+      </w:r>
+    </w:p>
+    <w:p>
+      <w:pPr>
+        <w:spacing w:before="60" w:after="60" w:line="240" w:lineRule="auto"/>
+        <w:ind w:left="1440"/>
+        <w:jc w:val="both"/>
+        <w:rPr>
+          <w:rFonts w:eastAsia="Times New Roman"/>
+          <w:lang w:val="en-GB"/>
+        </w:rPr>
+      </w:pPr>
+      <w:r>
+        <w:rPr>
+          <w:rFonts w:eastAsia="Times New Roman"/>
+          <w:color w:val="000000"/>
+          <w:lang w:val="en-GB"/>
+        </w:rPr>
+        <w:t>    g++ \</w:t>
+      </w:r>
+    </w:p>
+    <w:p>
+      <w:pPr>
+        <w:spacing w:before="60" w:after="60" w:line="240" w:lineRule="auto"/>
+        <w:ind w:left="1440"/>
+        <w:jc w:val="both"/>
+        <w:rPr>
+          <w:rFonts w:eastAsia="Times New Roman"/>
+          <w:lang w:val="en-GB"/>
+        </w:rPr>
+      </w:pPr>
+      <w:r>
+        <w:rPr>
+          <w:rFonts w:eastAsia="Times New Roman"/>
+          <w:color w:val="000000"/>
+          <w:lang w:val="en-GB"/>
+        </w:rPr>
+        <w:t>    tesseract-ocr</w:t>
+      </w:r>
+    </w:p>
+    <w:p>
+      <w:pPr>
+        <w:spacing w:after="0" w:line="240" w:lineRule="auto"/>
+        <w:jc w:val="both"/>
+        <w:rPr>
+          <w:rFonts w:eastAsia="Times New Roman"/>
+          <w:lang w:val="en-GB"/>
+        </w:rPr>
+      </w:pPr>
+    </w:p>
+    <w:p>
+      <w:pPr>
+        <w:spacing w:before="60" w:after="60" w:line="240" w:lineRule="auto"/>
+        <w:ind w:left="1440"/>
+        <w:jc w:val="both"/>
+        <w:rPr>
+          <w:rFonts w:eastAsia="Times New Roman"/>
+          <w:lang w:val="en-GB"/>
+        </w:rPr>
+      </w:pPr>
+      <w:r>
+        <w:rPr>
+          <w:rFonts w:eastAsia="Times New Roman"/>
+          <w:color w:val="000000"/>
+          <w:lang w:val="en-GB"/>
+        </w:rPr>
+        <w:t>WORKDIR /app</w:t>
+      </w:r>
+    </w:p>
+    <w:p>
+      <w:pPr>
+        <w:spacing w:after="0" w:line="240" w:lineRule="auto"/>
+        <w:jc w:val="both"/>
+        <w:rPr>
+          <w:rFonts w:eastAsia="Times New Roman"/>
+          <w:lang w:val="en-GB"/>
+        </w:rPr>
+      </w:pPr>
+    </w:p>
+    <w:p>
+      <w:pPr>
+        <w:spacing w:before="60" w:after="60" w:line="240" w:lineRule="auto"/>
+        <w:ind w:left="1440"/>
+        <w:jc w:val="both"/>
+        <w:rPr>
+          <w:rFonts w:eastAsia="Times New Roman"/>
+          <w:lang w:val="en-GB"/>
+        </w:rPr>
+      </w:pPr>
+      <w:r>
+        <w:rPr>
+          <w:rFonts w:eastAsia="Times New Roman"/>
+          <w:color w:val="000000"/>
+          <w:lang w:val="en-GB"/>
+        </w:rPr>
+        <w:t>COPY package*.json ./</w:t>
+      </w:r>
+    </w:p>
+    <w:p>
+      <w:pPr>
+        <w:spacing w:after="0" w:line="240" w:lineRule="auto"/>
+        <w:jc w:val="both"/>
+        <w:rPr>
+          <w:rFonts w:eastAsia="Times New Roman"/>
+          <w:lang w:val="en-GB"/>
+        </w:rPr>
+      </w:pPr>
+    </w:p>
+    <w:p>
+      <w:pPr>
+        <w:spacing w:before="60" w:after="60" w:line="240" w:lineRule="auto"/>
+        <w:ind w:left="1440"/>
+        <w:jc w:val="both"/>
+        <w:rPr>
+          <w:rFonts w:eastAsia="Times New Roman"/>
+          <w:lang w:val="en-GB"/>
+        </w:rPr>
+      </w:pPr>
+      <w:r>
+        <w:rPr>
+          <w:rFonts w:eastAsia="Times New Roman"/>
+          <w:color w:val="000000"/>
+          <w:lang w:val="en-GB"/>
+        </w:rPr>
+        <w:t>RUN npm install </w:t>
+      </w:r>
+    </w:p>
+    <w:p>
+      <w:pPr>
+        <w:spacing w:after="0" w:line="240" w:lineRule="auto"/>
+        <w:jc w:val="both"/>
+        <w:rPr>
+          <w:rFonts w:eastAsia="Times New Roman"/>
+          <w:lang w:val="en-GB"/>
+        </w:rPr>
+      </w:pPr>
+    </w:p>
+    <w:p>
+      <w:pPr>
+        <w:spacing w:before="60" w:after="60" w:line="240" w:lineRule="auto"/>
+        <w:ind w:left="1440"/>
+        <w:jc w:val="both"/>
+        <w:rPr>
+          <w:rFonts w:eastAsia="Times New Roman"/>
+          <w:lang w:val="en-GB"/>
+        </w:rPr>
+      </w:pPr>
+      <w:r>
+        <w:rPr>
+          <w:rFonts w:eastAsia="Times New Roman"/>
+          <w:color w:val="000000"/>
+          <w:lang w:val="en-GB"/>
+        </w:rPr>
+        <w:t>COPY . .</w:t>
+      </w:r>
+    </w:p>
+    <w:p>
+      <w:pPr>
+        <w:spacing w:after="0" w:line="240" w:lineRule="auto"/>
+        <w:jc w:val="both"/>
+        <w:rPr>
+          <w:rFonts w:eastAsia="Times New Roman"/>
+          <w:lang w:val="en-GB"/>
+        </w:rPr>
+      </w:pPr>
+    </w:p>
+    <w:p>
+      <w:pPr>
+        <w:spacing w:before="60" w:after="60" w:line="240" w:lineRule="auto"/>
+        <w:ind w:left="1440"/>
+        <w:jc w:val="both"/>
+        <w:rPr>
+          <w:rFonts w:eastAsia="Times New Roman"/>
+          <w:lang w:val="en-GB"/>
+        </w:rPr>
+      </w:pPr>
+      <w:r>
+        <w:rPr>
+          <w:rFonts w:eastAsia="Times New Roman"/>
+          <w:color w:val="000000"/>
+          <w:lang w:val="en-GB"/>
+        </w:rPr>
+        <w:t>RUN npm rebuild sqlite3</w:t>
+      </w:r>
+    </w:p>
+    <w:p>
+      <w:pPr>
+        <w:spacing w:after="0" w:line="240" w:lineRule="auto"/>
+        <w:jc w:val="both"/>
+        <w:rPr>
+          <w:rFonts w:eastAsia="Times New Roman"/>
+          <w:lang w:val="en-GB"/>
+        </w:rPr>
+      </w:pPr>
+    </w:p>
+    <w:p>
+      <w:pPr>
+        <w:spacing w:before="60" w:after="60" w:line="240" w:lineRule="auto"/>
+        <w:ind w:left="1440"/>
+        <w:jc w:val="both"/>
+        <w:rPr>
+          <w:rFonts w:eastAsia="Times New Roman"/>
+          <w:lang w:val="en-GB"/>
+        </w:rPr>
+      </w:pPr>
+      <w:r>
+        <w:rPr>
+          <w:rFonts w:eastAsia="Times New Roman"/>
+          <w:color w:val="000000"/>
+          <w:lang w:val="en-GB"/>
+        </w:rPr>
+        <w:t>EXPOSE 5000</w:t>
+      </w:r>
+    </w:p>
+    <w:p>
+      <w:pPr>
+        <w:spacing w:after="0" w:line="240" w:lineRule="auto"/>
+        <w:jc w:val="both"/>
+        <w:rPr>
+          <w:rFonts w:eastAsia="Times New Roman"/>
+          <w:lang w:val="en-GB"/>
+        </w:rPr>
+      </w:pPr>
+    </w:p>
+    <w:p>
+      <w:pPr>
+        <w:spacing w:before="60" w:after="60" w:line="240" w:lineRule="auto"/>
+        <w:ind w:left="1440"/>
+        <w:jc w:val="both"/>
+        <w:rPr>
+          <w:rFonts w:eastAsia="Times New Roman"/>
+          <w:color w:val="000000"/>
+          <w:lang w:val="en-GB"/>
+        </w:rPr>
+      </w:pPr>
+      <w:r>
+        <w:rPr>
+          <w:rFonts w:eastAsia="Times New Roman"/>
+          <w:color w:val="000000"/>
+          <w:lang w:val="en-GB"/>
+        </w:rPr>
+        <w:t>CMD ["node", "server.js"]</w:t>
+      </w:r>
+    </w:p>
+    <w:p>
+      <w:pPr>
+        <w:spacing w:before="60" w:after="60" w:line="240" w:lineRule="auto"/>
+        <w:ind w:left="1440"/>
+        <w:jc w:val="both"/>
+        <w:rPr>
+          <w:rFonts w:eastAsia="Times New Roman"/>
+          <w:lang w:val="en-GB"/>
+        </w:rPr>
+      </w:pPr>
+    </w:p>
+    <w:p>
+      <w:pPr>
+        <w:spacing w:after="60" w:line="240" w:lineRule="auto"/>
+        <w:jc w:val="both"/>
+        <w:textAlignment w:val="baseline"/>
+        <w:rPr>
+          <w:rFonts w:eastAsia="Times New Roman"/>
+          <w:i/>
+          <w:color w:val="000000"/>
+          <w:lang w:val="en-GB"/>
+        </w:rPr>
+      </w:pPr>
+      <w:r>
+        <w:rPr>
+          <w:rFonts w:eastAsia="Times New Roman"/>
+          <w:i/>
+          <w:color w:val="000000"/>
+          <w:lang w:val="en-GB"/>
+        </w:rPr>
+        <w:t xml:space="preserve">Dockerfile del </w:t>
+      </w:r>
+      <w:r>
+        <w:rPr>
+          <w:rFonts w:eastAsia="Times New Roman"/>
+          <w:i/>
+          <w:color w:val="000000"/>
+          <w:lang w:val="en-GB"/>
+        </w:rPr>
+        <w:t>frontend</w:t>
+      </w:r>
+    </w:p>
+    <w:p>
+      <w:pPr>
+        <w:spacing w:before="60" w:after="60" w:line="240" w:lineRule="auto"/>
+        <w:ind w:left="1440"/>
+        <w:jc w:val="both"/>
+        <w:rPr>
+          <w:rFonts w:eastAsia="Times New Roman"/>
+          <w:lang w:val="en-GB"/>
+        </w:rPr>
+      </w:pPr>
+      <w:r>
+        <w:rPr>
+          <w:rFonts w:eastAsia="Times New Roman"/>
+          <w:color w:val="000000"/>
+          <w:lang w:val="en-GB"/>
+        </w:rPr>
+        <w:t>FROM node:20-alpine</w:t>
+      </w:r>
+    </w:p>
+    <w:p>
+      <w:pPr>
+        <w:spacing w:after="0" w:line="240" w:lineRule="auto"/>
+        <w:jc w:val="both"/>
+        <w:rPr>
+          <w:rFonts w:eastAsia="Times New Roman"/>
+          <w:lang w:val="en-GB"/>
+        </w:rPr>
+      </w:pPr>
+    </w:p>
+    <w:p>
+      <w:pPr>
+        <w:spacing w:before="60" w:after="60" w:line="240" w:lineRule="auto"/>
+        <w:ind w:left="1440"/>
+        <w:jc w:val="both"/>
+        <w:rPr>
+          <w:rFonts w:eastAsia="Times New Roman"/>
+          <w:lang w:val="en-GB"/>
+        </w:rPr>
+      </w:pPr>
+      <w:r>
+        <w:rPr>
+          <w:rFonts w:eastAsia="Times New Roman"/>
+          <w:color w:val="000000"/>
+          <w:lang w:val="en-GB"/>
+        </w:rPr>
+        <w:t>WORKDIR /app</w:t>
+      </w:r>
+    </w:p>
+    <w:p>
+      <w:pPr>
+        <w:spacing w:before="60" w:after="60" w:line="240" w:lineRule="auto"/>
+        <w:ind w:left="1440"/>
+        <w:jc w:val="both"/>
+        <w:rPr>
+          <w:rFonts w:eastAsia="Times New Roman"/>
+          <w:lang w:val="en-GB"/>
+        </w:rPr>
+      </w:pPr>
+      <w:r>
+        <w:rPr>
+          <w:rFonts w:eastAsia="Times New Roman"/>
+          <w:color w:val="000000"/>
+          <w:lang w:val="en-GB"/>
+        </w:rPr>
+        <w:lastRenderedPageBreak/>
+        <w:t>COPY package*.json ./</w:t>
+      </w:r>
+    </w:p>
+    <w:p>
+      <w:pPr>
+        <w:spacing w:before="60" w:after="60" w:line="240" w:lineRule="auto"/>
+        <w:ind w:left="1440"/>
+        <w:jc w:val="both"/>
+        <w:rPr>
+          <w:rFonts w:eastAsia="Times New Roman"/>
+          <w:lang w:val="en-GB"/>
+        </w:rPr>
+      </w:pPr>
+      <w:r>
+        <w:rPr>
+          <w:rFonts w:eastAsia="Times New Roman"/>
+          <w:color w:val="000000"/>
+          <w:lang w:val="en-GB"/>
+        </w:rPr>
+        <w:t>RUN npm install</w:t>
+      </w:r>
+    </w:p>
+    <w:p>
+      <w:pPr>
+        <w:spacing w:after="0" w:line="240" w:lineRule="auto"/>
+        <w:jc w:val="both"/>
+        <w:rPr>
+          <w:rFonts w:eastAsia="Times New Roman"/>
+          <w:lang w:val="en-GB"/>
+        </w:rPr>
+      </w:pPr>
+    </w:p>
+    <w:p>
+      <w:pPr>
+        <w:spacing w:before="60" w:after="60" w:line="240" w:lineRule="auto"/>
+        <w:ind w:left="1440"/>
+        <w:jc w:val="both"/>
+        <w:rPr>
+          <w:rFonts w:eastAsia="Times New Roman"/>
+          <w:lang w:val="en-GB"/>
+        </w:rPr>
+      </w:pPr>
+      <w:r>
+        <w:rPr>
+          <w:rFonts w:eastAsia="Times New Roman"/>
+          <w:color w:val="000000"/>
+          <w:lang w:val="en-GB"/>
+        </w:rPr>
+        <w:t>COPY . .</w:t>
+      </w:r>
+    </w:p>
+    <w:p>
+      <w:pPr>
+        <w:spacing w:after="0" w:line="240" w:lineRule="auto"/>
+        <w:jc w:val="both"/>
+        <w:rPr>
+          <w:rFonts w:eastAsia="Times New Roman"/>
+          <w:lang w:val="en-GB"/>
+        </w:rPr>
+      </w:pPr>
+    </w:p>
+    <w:p>
+      <w:pPr>
+        <w:spacing w:before="60" w:after="60" w:line="240" w:lineRule="auto"/>
+        <w:ind w:left="1440"/>
+        <w:jc w:val="both"/>
+        <w:rPr>
+          <w:rFonts w:eastAsia="Times New Roman"/>
+          <w:lang w:val="en-GB"/>
+        </w:rPr>
+      </w:pPr>
+      <w:r>
+        <w:rPr>
+          <w:rFonts w:eastAsia="Times New Roman"/>
+          <w:color w:val="000000"/>
+          <w:lang w:val="en-GB"/>
+        </w:rPr>
+        <w:t>ARG VITE_API_URL</w:t>
+      </w:r>
+    </w:p>
+    <w:p>
+      <w:pPr>
+        <w:spacing w:before="60" w:after="60" w:line="240" w:lineRule="auto"/>
+        <w:ind w:left="1440"/>
+        <w:jc w:val="both"/>
+        <w:rPr>
+          <w:rFonts w:eastAsia="Times New Roman"/>
+          <w:lang w:val="en-GB"/>
+        </w:rPr>
+      </w:pPr>
+      <w:r>
+        <w:rPr>
+          <w:rFonts w:eastAsia="Times New Roman"/>
+          <w:color w:val="000000"/>
+          <w:lang w:val="en-GB"/>
+        </w:rPr>
+        <w:t>ENV VITE_API_URL=$VITE_API_URL</w:t>
+      </w:r>
+    </w:p>
+    <w:p>
+      <w:pPr>
+        <w:spacing w:after="0" w:line="240" w:lineRule="auto"/>
+        <w:jc w:val="both"/>
+        <w:rPr>
+          <w:rFonts w:eastAsia="Times New Roman"/>
+          <w:lang w:val="en-GB"/>
+        </w:rPr>
+      </w:pPr>
+    </w:p>
+    <w:p>
+      <w:pPr>
+        <w:spacing w:before="60" w:after="60" w:line="240" w:lineRule="auto"/>
+        <w:ind w:left="1440"/>
+        <w:jc w:val="both"/>
+        <w:rPr>
+          <w:rFonts w:eastAsia="Times New Roman"/>
+          <w:lang w:val="en-GB"/>
+        </w:rPr>
+      </w:pPr>
+      <w:r>
+        <w:rPr>
+          <w:rFonts w:eastAsia="Times New Roman"/>
+          <w:color w:val="000000"/>
+          <w:lang w:val="en-GB"/>
+        </w:rPr>
+        <w:t>ARG VITE_FRONTEND_URL</w:t>
+      </w:r>
+    </w:p>
+    <w:p>
+      <w:pPr>
+        <w:spacing w:before="60" w:after="60" w:line="240" w:lineRule="auto"/>
+        <w:ind w:left="1440"/>
+        <w:jc w:val="both"/>
+        <w:rPr>
+          <w:rFonts w:eastAsia="Times New Roman"/>
+          <w:lang w:val="en-GB"/>
+        </w:rPr>
+      </w:pPr>
+      <w:r>
+        <w:rPr>
+          <w:rFonts w:eastAsia="Times New Roman"/>
+          <w:color w:val="000000"/>
+          <w:lang w:val="en-GB"/>
+        </w:rPr>
+        <w:t>ENV VITE_FRONTEND_URL=$VITE_FRONTEND_URL</w:t>
+      </w:r>
+    </w:p>
+    <w:p>
+      <w:pPr>
+        <w:spacing w:after="0" w:line="240" w:lineRule="auto"/>
+        <w:jc w:val="both"/>
+        <w:rPr>
+          <w:rFonts w:eastAsia="Times New Roman"/>
+          <w:lang w:val="en-GB"/>
+        </w:rPr>
+      </w:pPr>
+    </w:p>
+    <w:p>
+      <w:pPr>
+        <w:spacing w:before="60" w:after="60" w:line="240" w:lineRule="auto"/>
+        <w:ind w:left="1440"/>
+        <w:jc w:val="both"/>
+        <w:rPr>
+          <w:rFonts w:eastAsia="Times New Roman"/>
+          <w:lang w:val="en-GB"/>
+        </w:rPr>
+      </w:pPr>
+      <w:r>
+        <w:rPr>
+          <w:rFonts w:eastAsia="Times New Roman"/>
+          <w:color w:val="000000"/>
+          <w:lang w:val="en-GB"/>
+        </w:rPr>
+        <w:t>ARG VITE_QR_SECRET</w:t>
+      </w:r>
+    </w:p>
+    <w:p>
+      <w:pPr>
+        <w:spacing w:before="60" w:after="60" w:line="240" w:lineRule="auto"/>
+        <w:ind w:left="1440"/>
+        <w:jc w:val="both"/>
+        <w:rPr>
+          <w:rFonts w:eastAsia="Times New Roman"/>
+          <w:lang w:val="en-GB"/>
+        </w:rPr>
+      </w:pPr>
+      <w:r>
+        <w:rPr>
+          <w:rFonts w:eastAsia="Times New Roman"/>
+          <w:color w:val="000000"/>
+          <w:lang w:val="en-GB"/>
+        </w:rPr>
+        <w:t>ENV VITE_QR_SECRET=$VITE_QR_SECRET</w:t>
+      </w:r>
+    </w:p>
+    <w:p>
+      <w:pPr>
+        <w:spacing w:after="240" w:line="240" w:lineRule="auto"/>
+        <w:jc w:val="both"/>
+        <w:rPr>
+          <w:rFonts w:eastAsia="Times New Roman"/>
+          <w:lang w:val="en-GB"/>
+        </w:rPr>
+      </w:pPr>
+    </w:p>
+    <w:p>
+      <w:pPr>
+        <w:spacing w:before="60" w:after="60" w:line="240" w:lineRule="auto"/>
+        <w:ind w:left="1440"/>
+        <w:jc w:val="both"/>
+        <w:rPr>
+          <w:rFonts w:eastAsia="Times New Roman"/>
+          <w:lang w:val="en-GB"/>
+        </w:rPr>
+      </w:pPr>
+      <w:r>
+        <w:rPr>
+          <w:rFonts w:eastAsia="Times New Roman"/>
+          <w:color w:val="000000"/>
+          <w:lang w:val="en-GB"/>
+        </w:rPr>
+        <w:t>RUN npm run build</w:t>
+      </w:r>
+    </w:p>
+    <w:p>
+      <w:pPr>
+        <w:spacing w:after="0" w:line="240" w:lineRule="auto"/>
+        <w:jc w:val="both"/>
+        <w:rPr>
+          <w:rFonts w:eastAsia="Times New Roman"/>
+          <w:lang w:val="en-GB"/>
+        </w:rPr>
+      </w:pPr>
+    </w:p>
+    <w:p>
+      <w:pPr>
+        <w:spacing w:before="60" w:after="60" w:line="240" w:lineRule="auto"/>
+        <w:ind w:left="1440"/>
+        <w:jc w:val="both"/>
+        <w:rPr>
+          <w:rFonts w:eastAsia="Times New Roman"/>
+          <w:lang w:val="en-GB"/>
+        </w:rPr>
+      </w:pPr>
+      <w:r>
+        <w:rPr>
+          <w:rFonts w:eastAsia="Times New Roman"/>
+          <w:color w:val="000000"/>
+          <w:lang w:val="en-GB"/>
+        </w:rPr>
+        <w:t>RUN npm install -g serve</w:t>
+      </w:r>
+    </w:p>
+    <w:p>
+      <w:pPr>
+        <w:spacing w:after="0" w:line="240" w:lineRule="auto"/>
+        <w:jc w:val="both"/>
+        <w:rPr>
+          <w:rFonts w:eastAsia="Times New Roman"/>
+          <w:lang w:val="en-GB"/>
+        </w:rPr>
+      </w:pPr>
+    </w:p>
+    <w:p>
+      <w:pPr>
+        <w:spacing w:before="60" w:after="60" w:line="240" w:lineRule="auto"/>
+        <w:ind w:left="1440"/>
+        <w:jc w:val="both"/>
+        <w:rPr>
+          <w:rFonts w:eastAsia="Times New Roman"/>
+          <w:lang w:val="en-GB"/>
+        </w:rPr>
+      </w:pPr>
+      <w:r>
+        <w:rPr>
+          <w:rFonts w:eastAsia="Times New Roman"/>
+          <w:color w:val="000000"/>
+          <w:lang w:val="en-GB"/>
+        </w:rPr>
+        <w:t>EXPOSE 5173</w:t>
+      </w:r>
+    </w:p>
+    <w:p>
+      <w:pPr>
+        <w:spacing w:after="0" w:line="240" w:lineRule="auto"/>
+        <w:jc w:val="both"/>
+        <w:rPr>
+          <w:rFonts w:eastAsia="Times New Roman"/>
+          <w:lang w:val="en-GB"/>
+        </w:rPr>
+      </w:pPr>
+    </w:p>
+    <w:p>
+      <w:pPr>
+        <w:spacing w:before="60" w:after="60" w:line="240" w:lineRule="auto"/>
+        <w:ind w:left="1440"/>
+        <w:jc w:val="both"/>
+        <w:rPr>
+          <w:rFonts w:eastAsia="Times New Roman"/>
+          <w:lang w:val="en-GB"/>
+        </w:rPr>
+      </w:pPr>
+      <w:r>
+        <w:rPr>
+          <w:rFonts w:eastAsia="Times New Roman"/>
+          <w:color w:val="000000"/>
+          <w:lang w:val="en-GB"/>
+        </w:rPr>
+        <w:t>CMD ["serve", "-s", "dist", "-l", "5173", "--single"]</w:t>
+      </w:r>
+    </w:p>
+    <w:p>
+      <w:pPr>
+        <w:spacing w:after="0" w:line="240" w:lineRule="auto"/>
+        <w:jc w:val="both"/>
+        <w:rPr>
+          <w:rFonts w:eastAsia="Times New Roman"/>
+          <w:lang w:val="en-GB"/>
+        </w:rPr>
+      </w:pPr>
+      <w:r>
+        <w:rPr>
+          <w:rFonts w:eastAsia="Times New Roman"/>
+          <w:lang w:val="en-GB"/>
+        </w:rPr>
+        <w:br/>
+      </w:r>
+    </w:p>
+    <w:p>
+      <w:pPr>
+        <w:spacing w:before="60" w:after="60" w:line="240" w:lineRule="auto"/>
+        <w:jc w:val="both"/>
+        <w:textAlignment w:val="baseline"/>
+        <w:rPr>
+          <w:rFonts w:eastAsia="Times New Roman"/>
+          <w:color w:val="000000"/>
+        </w:rPr>
+      </w:pPr>
+      <w:r>
+        <w:rPr>
+          <w:rFonts w:eastAsia="Times New Roman"/>
+          <w:color w:val="000000"/>
+        </w:rPr>
+        <w:t> Una vez esté todo listo desde la carpeta inmediatamente superior a backend y frontend usaremo</w:t>
+      </w:r>
+      <w:r>
+        <w:rPr>
+          <w:rFonts w:eastAsia="Times New Roman"/>
+          <w:color w:val="000000"/>
+        </w:rPr>
+        <w:t>s el comando docker compose up --</w:t>
+      </w:r>
+      <w:r>
+        <w:rPr>
+          <w:rFonts w:eastAsia="Times New Roman"/>
+          <w:color w:val="000000"/>
+        </w:rPr>
+        <w:t>build para que el docker-compose.yml inicie la aplicación. </w:t>
       </w:r>
     </w:p>
     <w:p>
@@ -14205,120 +15561,6 @@
         <w:jc w:val="both"/>
         <w:rPr>
           <w:rFonts w:ascii="Calibri" w:hAnsi="Calibri" w:cs="Calibri"/>
-          <w:color w:val="000000"/>
-          <w:sz w:val="22"/>
-          <w:szCs w:val="22"/>
-        </w:rPr>
-      </w:pPr>
-      <w:r>
-        <w:rPr>
-          <w:rFonts w:ascii="Calibri" w:hAnsi="Calibri" w:cs="Calibri"/>
-          <w:color w:val="000000"/>
-          <w:sz w:val="22"/>
-          <w:szCs w:val="22"/>
-        </w:rPr>
-        <w:t xml:space="preserve">El despliegue está completamente automatizado. Docker Compose se encargará de conectarse a Docker Hub, descargar las imágenes correspondientes (hacer el </w:t>
-      </w:r>
-      <w:r>
-        <w:rPr>
-          <w:rFonts w:ascii="Calibri" w:hAnsi="Calibri" w:cs="Calibri"/>
-          <w:i/>
-          <w:iCs/>
-          <w:color w:val="000000"/>
-          <w:sz w:val="22"/>
-          <w:szCs w:val="22"/>
-        </w:rPr>
-        <w:t>pull</w:t>
-      </w:r>
-      <w:r>
-        <w:rPr>
-          <w:rFonts w:ascii="Calibri" w:hAnsi="Calibri" w:cs="Calibri"/>
-          <w:color w:val="000000"/>
-          <w:sz w:val="22"/>
-          <w:szCs w:val="22"/>
-        </w:rPr>
-        <w:t>) y configurar la red y los volúmenes en un solo paso.</w:t>
-      </w:r>
-      <w:r>
-        <w:rPr>
-          <w:rFonts w:ascii="Calibri" w:hAnsi="Calibri" w:cs="Calibri"/>
-          <w:color w:val="000000"/>
-          <w:sz w:val="22"/>
-          <w:szCs w:val="22"/>
-        </w:rPr>
-        <w:t xml:space="preserve"> </w:t>
-      </w:r>
-    </w:p>
-    <w:p>
-      <w:pPr>
-        <w:pStyle w:val="NormalWeb"/>
-        <w:spacing w:before="240" w:beforeAutospacing="0" w:after="240" w:afterAutospacing="0"/>
-        <w:jc w:val="both"/>
-        <w:rPr>
-          <w:rFonts w:ascii="Calibri" w:hAnsi="Calibri" w:cs="Calibri"/>
-          <w:bCs/>
-          <w:color w:val="000000"/>
-          <w:sz w:val="22"/>
-          <w:szCs w:val="22"/>
-        </w:rPr>
-      </w:pPr>
-      <w:r>
-        <w:rPr>
-          <w:rFonts w:ascii="Calibri" w:hAnsi="Calibri" w:cs="Calibri"/>
-          <w:color w:val="000000"/>
-          <w:sz w:val="22"/>
-          <w:szCs w:val="22"/>
-        </w:rPr>
-        <w:t xml:space="preserve">Esto se consigue gracias  a la creación del archivo docker-compose.yml en el mismo directorio. </w:t>
-      </w:r>
-      <w:r>
-        <w:rPr>
-          <w:rFonts w:ascii="Calibri" w:hAnsi="Calibri" w:cs="Calibri"/>
-          <w:bCs/>
-          <w:color w:val="000000"/>
-          <w:sz w:val="22"/>
-          <w:szCs w:val="22"/>
-        </w:rPr>
-        <w:t>S</w:t>
-      </w:r>
-      <w:r>
-        <w:rPr>
-          <w:rFonts w:ascii="Calibri" w:hAnsi="Calibri" w:cs="Calibri"/>
-          <w:bCs/>
-          <w:color w:val="000000"/>
-          <w:sz w:val="22"/>
-          <w:szCs w:val="22"/>
-        </w:rPr>
-        <w:t>e encargará de descargar automáticamente las imágenes desde Docker Hub y levantar los servicios.</w:t>
-      </w:r>
-    </w:p>
-    <w:p>
-      <w:pPr>
-        <w:pStyle w:val="NormalWeb"/>
-        <w:spacing w:before="240" w:beforeAutospacing="0" w:after="240" w:afterAutospacing="0"/>
-        <w:jc w:val="both"/>
-        <w:rPr>
-          <w:rFonts w:ascii="Calibri" w:hAnsi="Calibri" w:cs="Calibri"/>
-        </w:rPr>
-      </w:pPr>
-      <w:r>
-        <w:rPr>
-          <w:rFonts w:ascii="Calibri" w:hAnsi="Calibri" w:cs="Calibri"/>
-          <w:bCs/>
-          <w:color w:val="000000"/>
-          <w:sz w:val="22"/>
-          <w:szCs w:val="22"/>
-        </w:rPr>
-        <w:t>El comando a ejecutar será docker compose up -d.</w:t>
-      </w:r>
-    </w:p>
-    <w:p>
-      <w:pPr>
-        <w:pStyle w:val="NormalWeb"/>
-        <w:spacing w:before="240" w:beforeAutospacing="0" w:after="240" w:afterAutospacing="0"/>
-        <w:jc w:val="both"/>
-        <w:rPr>
-          <w:rFonts w:ascii="Calibri" w:hAnsi="Calibri" w:cs="Calibri"/>
         </w:rPr>
       </w:pPr>
     </w:p>
@@ -14329,10 +15571,8 @@
       </w:pPr>
     </w:p>
     <w:sectPr>
-      <w:footerReference w:type="default" r:id="rId19"/>
-      <w:footerReference w:type="first" r:id="rId20"/>
       <w:pgSz w:w="11906" w:h="16838"/>
-      <w:pgMar w:top="1417" w:right="1701" w:bottom="1417" w:left="1701" w:header="708" w:footer="708" w:gutter="0"/>
+      <w:pgMar w:top="1418" w:right="1701" w:bottom="1418" w:left="1701" w:header="709" w:footer="709" w:gutter="0"/>
       <w:cols w:space="720"/>
       <w:titlePg/>
     </w:sectPr>
@@ -14490,7 +15730,7 @@
         <w:noProof/>
         <w:color w:val="041C2C"/>
       </w:rPr>
-      <w:t>17</w:t>
+      <w:t>19</w:t>
     </w:r>
     <w:r>
       <w:rPr>
@@ -14553,7 +15793,7 @@
         <w:noProof/>
         <w:color w:val="041C2C"/>
       </w:rPr>
-      <w:t>3</w:t>
+      <w:t>18</w:t>
     </w:r>
     <w:r>
       <w:rPr>
@@ -14723,6 +15963,7 @@
       <w:spacing w:after="0" w:line="240" w:lineRule="auto"/>
       <w:rPr>
         <w:color w:val="000000"/>
+        <w:sz w:val="16"/>
       </w:rPr>
     </w:pPr>
   </w:p>
@@ -15045,6 +16286,417 @@
     </w:lvl>
   </w:abstractNum>
   <w:abstractNum w:abstractNumId="3">
+    <w:nsid w:val="12934A12"/>
+    <w:multiLevelType w:val="hybridMultilevel"/>
+    <w:tmpl w:val="A4EC5B6C"/>
+    <w:lvl w:ilvl="0" w:tplc="0C0A0001">
+      <w:start w:val="1"/>
+      <w:numFmt w:val="bullet"/>
+      <w:lvlText w:val=""/>
+      <w:lvlJc w:val="left"/>
+      <w:pPr>
+        <w:ind w:left="1440" w:hanging="360"/>
+      </w:pPr>
+      <w:rPr>
+        <w:rFonts w:ascii="Symbol" w:hAnsi="Symbol" w:hint="default"/>
+      </w:rPr>
+    </w:lvl>
+    <w:lvl w:ilvl="1" w:tplc="0C0A0003" w:tentative="1">
+      <w:start w:val="1"/>
+      <w:numFmt w:val="bullet"/>
+      <w:lvlText w:val="o"/>
+      <w:lvlJc w:val="left"/>
+      <w:pPr>
+        <w:ind w:left="2160" w:hanging="360"/>
+      </w:pPr>
+      <w:rPr>
+        <w:rFonts w:ascii="Courier New" w:hAnsi="Courier New" w:cs="Courier New" w:hint="default"/>
+      </w:rPr>
+    </w:lvl>
+    <w:lvl w:ilvl="2" w:tplc="0C0A0005" w:tentative="1">
+      <w:start w:val="1"/>
+      <w:numFmt w:val="bullet"/>
+      <w:lvlText w:val=""/>
+      <w:lvlJc w:val="left"/>
+      <w:pPr>
+        <w:ind w:left="2880" w:hanging="360"/>
+      </w:pPr>
+      <w:rPr>
+        <w:rFonts w:ascii="Wingdings" w:hAnsi="Wingdings" w:hint="default"/>
+      </w:rPr>
+    </w:lvl>
+    <w:lvl w:ilvl="3" w:tplc="0C0A0001" w:tentative="1">
+      <w:start w:val="1"/>
+      <w:numFmt w:val="bullet"/>
+      <w:lvlText w:val=""/>
+      <w:lvlJc w:val="left"/>
+      <w:pPr>
+        <w:ind w:left="3600" w:hanging="360"/>
+      </w:pPr>
+      <w:rPr>
+        <w:rFonts w:ascii="Symbol" w:hAnsi="Symbol" w:hint="default"/>
+      </w:rPr>
+    </w:lvl>
+    <w:lvl w:ilvl="4" w:tplc="0C0A0003" w:tentative="1">
+      <w:start w:val="1"/>
+      <w:numFmt w:val="bullet"/>
+      <w:lvlText w:val="o"/>
+      <w:lvlJc w:val="left"/>
+      <w:pPr>
+        <w:ind w:left="4320" w:hanging="360"/>
+      </w:pPr>
+      <w:rPr>
+        <w:rFonts w:ascii="Courier New" w:hAnsi="Courier New" w:cs="Courier New" w:hint="default"/>
+      </w:rPr>
+    </w:lvl>
+    <w:lvl w:ilvl="5" w:tplc="0C0A0005" w:tentative="1">
+      <w:start w:val="1"/>
+      <w:numFmt w:val="bullet"/>
+      <w:lvlText w:val=""/>
+      <w:lvlJc w:val="left"/>
+      <w:pPr>
+        <w:ind w:left="5040" w:hanging="360"/>
+      </w:pPr>
+      <w:rPr>
+        <w:rFonts w:ascii="Wingdings" w:hAnsi="Wingdings" w:hint="default"/>
+      </w:rPr>
+    </w:lvl>
+    <w:lvl w:ilvl="6" w:tplc="0C0A0001" w:tentative="1">
+      <w:start w:val="1"/>
+      <w:numFmt w:val="bullet"/>
+      <w:lvlText w:val=""/>
+      <w:lvlJc w:val="left"/>
+      <w:pPr>
+        <w:ind w:left="5760" w:hanging="360"/>
+      </w:pPr>
+      <w:rPr>
+        <w:rFonts w:ascii="Symbol" w:hAnsi="Symbol" w:hint="default"/>
+      </w:rPr>
+    </w:lvl>
+    <w:lvl w:ilvl="7" w:tplc="0C0A0003" w:tentative="1">
+      <w:start w:val="1"/>
+      <w:numFmt w:val="bullet"/>
+      <w:lvlText w:val="o"/>
+      <w:lvlJc w:val="left"/>
+      <w:pPr>
+        <w:ind w:left="6480" w:hanging="360"/>
+      </w:pPr>
+      <w:rPr>
+        <w:rFonts w:ascii="Courier New" w:hAnsi="Courier New" w:cs="Courier New" w:hint="default"/>
+      </w:rPr>
+    </w:lvl>
+    <w:lvl w:ilvl="8" w:tplc="0C0A0005" w:tentative="1">
+      <w:start w:val="1"/>
+      <w:numFmt w:val="bullet"/>
+      <w:lvlText w:val=""/>
+      <w:lvlJc w:val="left"/>
+      <w:pPr>
+        <w:ind w:left="7200" w:hanging="360"/>
+      </w:pPr>
+      <w:rPr>
+        <w:rFonts w:ascii="Wingdings" w:hAnsi="Wingdings" w:hint="default"/>
+      </w:rPr>
+    </w:lvl>
+  </w:abstractNum>
+  <w:abstractNum w:abstractNumId="4">
+    <w:nsid w:val="2E790E3D"/>
+    <w:multiLevelType w:val="multilevel"/>
+    <w:tmpl w:val="EAECFF32"/>
+    <w:lvl w:ilvl="0">
+      <w:start w:val="1"/>
+      <w:numFmt w:val="bullet"/>
+      <w:lvlText w:val=""/>
+      <w:lvlJc w:val="left"/>
+      <w:pPr>
+        <w:tabs>
+          <w:tab w:val="num" w:pos="720"/>
+        </w:tabs>
+        <w:ind w:left="720" w:hanging="360"/>
+      </w:pPr>
+      <w:rPr>
+        <w:rFonts w:ascii="Symbol" w:hAnsi="Symbol" w:hint="default"/>
+        <w:sz w:val="20"/>
+      </w:rPr>
+    </w:lvl>
+    <w:lvl w:ilvl="1" w:tentative="1">
+      <w:start w:val="1"/>
+      <w:numFmt w:val="bullet"/>
+      <w:lvlText w:val="o"/>
+      <w:lvlJc w:val="left"/>
+      <w:pPr>
+        <w:tabs>
+          <w:tab w:val="num" w:pos="1440"/>
+        </w:tabs>
+        <w:ind w:left="1440" w:hanging="360"/>
+      </w:pPr>
+      <w:rPr>
+        <w:rFonts w:ascii="Courier New" w:hAnsi="Courier New" w:hint="default"/>
+        <w:sz w:val="20"/>
+      </w:rPr>
+    </w:lvl>
+    <w:lvl w:ilvl="2" w:tentative="1">
+      <w:start w:val="1"/>
+      <w:numFmt w:val="bullet"/>
+      <w:lvlText w:val=""/>
+      <w:lvlJc w:val="left"/>
+      <w:pPr>
+        <w:tabs>
+          <w:tab w:val="num" w:pos="2160"/>
+        </w:tabs>
+        <w:ind w:left="2160" w:hanging="360"/>
+      </w:pPr>
+      <w:rPr>
+        <w:rFonts w:ascii="Wingdings" w:hAnsi="Wingdings" w:hint="default"/>
+        <w:sz w:val="20"/>
+      </w:rPr>
+    </w:lvl>
+    <w:lvl w:ilvl="3" w:tentative="1">
+      <w:start w:val="1"/>
+      <w:numFmt w:val="bullet"/>
+      <w:lvlText w:val=""/>
+      <w:lvlJc w:val="left"/>
+      <w:pPr>
+        <w:tabs>
+          <w:tab w:val="num" w:pos="2880"/>
+        </w:tabs>
+        <w:ind w:left="2880" w:hanging="360"/>
+      </w:pPr>
+      <w:rPr>
+        <w:rFonts w:ascii="Wingdings" w:hAnsi="Wingdings" w:hint="default"/>
+        <w:sz w:val="20"/>
+      </w:rPr>
+    </w:lvl>
+    <w:lvl w:ilvl="4" w:tentative="1">
+      <w:start w:val="1"/>
+      <w:numFmt w:val="bullet"/>
+      <w:lvlText w:val=""/>
+      <w:lvlJc w:val="left"/>
+      <w:pPr>
+        <w:tabs>
+          <w:tab w:val="num" w:pos="3600"/>
+        </w:tabs>
+        <w:ind w:left="3600" w:hanging="360"/>
+      </w:pPr>
+      <w:rPr>
+        <w:rFonts w:ascii="Wingdings" w:hAnsi="Wingdings" w:hint="default"/>
+        <w:sz w:val="20"/>
+      </w:rPr>
+    </w:lvl>
+    <w:lvl w:ilvl="5" w:tentative="1">
+      <w:start w:val="1"/>
+      <w:numFmt w:val="bullet"/>
+      <w:lvlText w:val=""/>
+      <w:lvlJc w:val="left"/>
+      <w:pPr>
+        <w:tabs>
+          <w:tab w:val="num" w:pos="4320"/>
+        </w:tabs>
+        <w:ind w:left="4320" w:hanging="360"/>
+      </w:pPr>
+      <w:rPr>
+        <w:rFonts w:ascii="Wingdings" w:hAnsi="Wingdings" w:hint="default"/>
+        <w:sz w:val="20"/>
+      </w:rPr>
+    </w:lvl>
+    <w:lvl w:ilvl="6" w:tentative="1">
+      <w:start w:val="1"/>
+      <w:numFmt w:val="bullet"/>
+      <w:lvlText w:val=""/>
+      <w:lvlJc w:val="left"/>
+      <w:pPr>
+        <w:tabs>
+          <w:tab w:val="num" w:pos="5040"/>
+        </w:tabs>
+        <w:ind w:left="5040" w:hanging="360"/>
+      </w:pPr>
+      <w:rPr>
+        <w:rFonts w:ascii="Wingdings" w:hAnsi="Wingdings" w:hint="default"/>
+        <w:sz w:val="20"/>
+      </w:rPr>
+    </w:lvl>
+    <w:lvl w:ilvl="7" w:tentative="1">
+      <w:start w:val="1"/>
+      <w:numFmt w:val="bullet"/>
+      <w:lvlText w:val=""/>
+      <w:lvlJc w:val="left"/>
+      <w:pPr>
+        <w:tabs>
+          <w:tab w:val="num" w:pos="5760"/>
+        </w:tabs>
+        <w:ind w:left="5760" w:hanging="360"/>
+      </w:pPr>
+      <w:rPr>
+        <w:rFonts w:ascii="Wingdings" w:hAnsi="Wingdings" w:hint="default"/>
+        <w:sz w:val="20"/>
+      </w:rPr>
+    </w:lvl>
+    <w:lvl w:ilvl="8" w:tentative="1">
+      <w:start w:val="1"/>
+      <w:numFmt w:val="bullet"/>
+      <w:lvlText w:val=""/>
+      <w:lvlJc w:val="left"/>
+      <w:pPr>
+        <w:tabs>
+          <w:tab w:val="num" w:pos="6480"/>
+        </w:tabs>
+        <w:ind w:left="6480" w:hanging="360"/>
+      </w:pPr>
+      <w:rPr>
+        <w:rFonts w:ascii="Wingdings" w:hAnsi="Wingdings" w:hint="default"/>
+        <w:sz w:val="20"/>
+      </w:rPr>
+    </w:lvl>
+  </w:abstractNum>
+  <w:abstractNum w:abstractNumId="5">
+    <w:nsid w:val="2EDF5F34"/>
+    <w:multiLevelType w:val="multilevel"/>
+    <w:tmpl w:val="4E102CA4"/>
+    <w:lvl w:ilvl="0">
+      <w:start w:val="1"/>
+      <w:numFmt w:val="bullet"/>
+      <w:lvlText w:val=""/>
+      <w:lvlJc w:val="left"/>
+      <w:pPr>
+        <w:tabs>
+          <w:tab w:val="num" w:pos="720"/>
+        </w:tabs>
+        <w:ind w:left="720" w:hanging="360"/>
+      </w:pPr>
+      <w:rPr>
+        <w:rFonts w:ascii="Symbol" w:hAnsi="Symbol" w:hint="default"/>
+        <w:sz w:val="20"/>
+      </w:rPr>
+    </w:lvl>
+    <w:lvl w:ilvl="1" w:tentative="1">
+      <w:start w:val="1"/>
+      <w:numFmt w:val="bullet"/>
+      <w:lvlText w:val="o"/>
+      <w:lvlJc w:val="left"/>
+      <w:pPr>
+        <w:tabs>
+          <w:tab w:val="num" w:pos="1440"/>
+        </w:tabs>
+        <w:ind w:left="1440" w:hanging="360"/>
+      </w:pPr>
+      <w:rPr>
+        <w:rFonts w:ascii="Courier New" w:hAnsi="Courier New" w:hint="default"/>
+        <w:sz w:val="20"/>
+      </w:rPr>
+    </w:lvl>
+    <w:lvl w:ilvl="2" w:tentative="1">
+      <w:start w:val="1"/>
+      <w:numFmt w:val="bullet"/>
+      <w:lvlText w:val=""/>
+      <w:lvlJc w:val="left"/>
+      <w:pPr>
+        <w:tabs>
+          <w:tab w:val="num" w:pos="2160"/>
+        </w:tabs>
+        <w:ind w:left="2160" w:hanging="360"/>
+      </w:pPr>
+      <w:rPr>
+        <w:rFonts w:ascii="Wingdings" w:hAnsi="Wingdings" w:hint="default"/>
+        <w:sz w:val="20"/>
+      </w:rPr>
+    </w:lvl>
+    <w:lvl w:ilvl="3" w:tentative="1">
+      <w:start w:val="1"/>
+      <w:numFmt w:val="bullet"/>
+      <w:lvlText w:val=""/>
+      <w:lvlJc w:val="left"/>
+      <w:pPr>
+        <w:tabs>
+          <w:tab w:val="num" w:pos="2880"/>
+        </w:tabs>
+        <w:ind w:left="2880" w:hanging="360"/>
+      </w:pPr>
+      <w:rPr>
+        <w:rFonts w:ascii="Wingdings" w:hAnsi="Wingdings" w:hint="default"/>
+        <w:sz w:val="20"/>
+      </w:rPr>
+    </w:lvl>
+    <w:lvl w:ilvl="4" w:tentative="1">
+      <w:start w:val="1"/>
+      <w:numFmt w:val="bullet"/>
+      <w:lvlText w:val=""/>
+      <w:lvlJc w:val="left"/>
+      <w:pPr>
+        <w:tabs>
+          <w:tab w:val="num" w:pos="3600"/>
+        </w:tabs>
+        <w:ind w:left="3600" w:hanging="360"/>
+      </w:pPr>
+      <w:rPr>
+        <w:rFonts w:ascii="Wingdings" w:hAnsi="Wingdings" w:hint="default"/>
+        <w:sz w:val="20"/>
+      </w:rPr>
+    </w:lvl>
+    <w:lvl w:ilvl="5" w:tentative="1">
+      <w:start w:val="1"/>
+      <w:numFmt w:val="bullet"/>
+      <w:lvlText w:val=""/>
+      <w:lvlJc w:val="left"/>
+      <w:pPr>
+        <w:tabs>
+          <w:tab w:val="num" w:pos="4320"/>
+        </w:tabs>
+        <w:ind w:left="4320" w:hanging="360"/>
+      </w:pPr>
+      <w:rPr>
+        <w:rFonts w:ascii="Wingdings" w:hAnsi="Wingdings" w:hint="default"/>
+        <w:sz w:val="20"/>
+      </w:rPr>
+    </w:lvl>
+    <w:lvl w:ilvl="6" w:tentative="1">
+      <w:start w:val="1"/>
+      <w:numFmt w:val="bullet"/>
+      <w:lvlText w:val=""/>
+      <w:lvlJc w:val="left"/>
+      <w:pPr>
+        <w:tabs>
+          <w:tab w:val="num" w:pos="5040"/>
+        </w:tabs>
+        <w:ind w:left="5040" w:hanging="360"/>
+      </w:pPr>
+      <w:rPr>
+        <w:rFonts w:ascii="Wingdings" w:hAnsi="Wingdings" w:hint="default"/>
+        <w:sz w:val="20"/>
+      </w:rPr>
+    </w:lvl>
+    <w:lvl w:ilvl="7" w:tentative="1">
+      <w:start w:val="1"/>
+      <w:numFmt w:val="bullet"/>
+      <w:lvlText w:val=""/>
+      <w:lvlJc w:val="left"/>
+      <w:pPr>
+        <w:tabs>
+          <w:tab w:val="num" w:pos="5760"/>
+        </w:tabs>
+        <w:ind w:left="5760" w:hanging="360"/>
+      </w:pPr>
+      <w:rPr>
+        <w:rFonts w:ascii="Wingdings" w:hAnsi="Wingdings" w:hint="default"/>
+        <w:sz w:val="20"/>
+      </w:rPr>
+    </w:lvl>
+    <w:lvl w:ilvl="8" w:tentative="1">
+      <w:start w:val="1"/>
+      <w:numFmt w:val="bullet"/>
+      <w:lvlText w:val=""/>
+      <w:lvlJc w:val="left"/>
+      <w:pPr>
+        <w:tabs>
+          <w:tab w:val="num" w:pos="6480"/>
+        </w:tabs>
+        <w:ind w:left="6480" w:hanging="360"/>
+      </w:pPr>
+      <w:rPr>
+        <w:rFonts w:ascii="Wingdings" w:hAnsi="Wingdings" w:hint="default"/>
+        <w:sz w:val="20"/>
+      </w:rPr>
+    </w:lvl>
+  </w:abstractNum>
+  <w:abstractNum w:abstractNumId="6">
     <w:nsid w:val="33C0066B"/>
     <w:multiLevelType w:val="multilevel"/>
     <w:tmpl w:val="D8524AD2"/>
@@ -15130,7 +16782,7 @@
       </w:pPr>
     </w:lvl>
   </w:abstractNum>
-  <w:abstractNum w:abstractNumId="4">
+  <w:abstractNum w:abstractNumId="7">
     <w:nsid w:val="36CF6C2D"/>
     <w:multiLevelType w:val="multilevel"/>
     <w:tmpl w:val="9258DA0C"/>
@@ -15243,7 +16895,7 @@
       </w:rPr>
     </w:lvl>
   </w:abstractNum>
-  <w:abstractNum w:abstractNumId="5">
+  <w:abstractNum w:abstractNumId="8">
     <w:nsid w:val="372F3BAE"/>
     <w:multiLevelType w:val="multilevel"/>
     <w:tmpl w:val="8B4EB092"/>
@@ -15358,7 +17010,156 @@
       </w:rPr>
     </w:lvl>
   </w:abstractNum>
-  <w:abstractNum w:abstractNumId="6">
+  <w:abstractNum w:abstractNumId="9">
+    <w:nsid w:val="3B567FB1"/>
+    <w:multiLevelType w:val="multilevel"/>
+    <w:tmpl w:val="DD942AB8"/>
+    <w:lvl w:ilvl="0">
+      <w:start w:val="1"/>
+      <w:numFmt w:val="bullet"/>
+      <w:lvlText w:val=""/>
+      <w:lvlJc w:val="left"/>
+      <w:pPr>
+        <w:tabs>
+          <w:tab w:val="num" w:pos="720"/>
+        </w:tabs>
+        <w:ind w:left="720" w:hanging="360"/>
+      </w:pPr>
+      <w:rPr>
+        <w:rFonts w:ascii="Symbol" w:hAnsi="Symbol" w:hint="default"/>
+        <w:sz w:val="20"/>
+      </w:rPr>
+    </w:lvl>
+    <w:lvl w:ilvl="1">
+      <w:start w:val="1"/>
+      <w:numFmt w:val="bullet"/>
+      <w:lvlText w:val="o"/>
+      <w:lvlJc w:val="left"/>
+      <w:pPr>
+        <w:tabs>
+          <w:tab w:val="num" w:pos="1440"/>
+        </w:tabs>
+        <w:ind w:left="1440" w:hanging="360"/>
+      </w:pPr>
+      <w:rPr>
+        <w:rFonts w:ascii="Courier New" w:hAnsi="Courier New" w:hint="default"/>
+        <w:sz w:val="20"/>
+      </w:rPr>
+    </w:lvl>
+    <w:lvl w:ilvl="2" w:tentative="1">
+      <w:start w:val="1"/>
+      <w:numFmt w:val="bullet"/>
+      <w:lvlText w:val=""/>
+      <w:lvlJc w:val="left"/>
+      <w:pPr>
+        <w:tabs>
+          <w:tab w:val="num" w:pos="2160"/>
+        </w:tabs>
+        <w:ind w:left="2160" w:hanging="360"/>
+      </w:pPr>
+      <w:rPr>
+        <w:rFonts w:ascii="Wingdings" w:hAnsi="Wingdings" w:hint="default"/>
+        <w:sz w:val="20"/>
+      </w:rPr>
+    </w:lvl>
+    <w:lvl w:ilvl="3" w:tentative="1">
+      <w:start w:val="1"/>
+      <w:numFmt w:val="bullet"/>
+      <w:lvlText w:val=""/>
+      <w:lvlJc w:val="left"/>
+      <w:pPr>
+        <w:tabs>
+          <w:tab w:val="num" w:pos="2880"/>
+        </w:tabs>
+        <w:ind w:left="2880" w:hanging="360"/>
+      </w:pPr>
+      <w:rPr>
+        <w:rFonts w:ascii="Wingdings" w:hAnsi="Wingdings" w:hint="default"/>
+        <w:sz w:val="20"/>
+      </w:rPr>
+    </w:lvl>
+    <w:lvl w:ilvl="4" w:tentative="1">
+      <w:start w:val="1"/>
+      <w:numFmt w:val="bullet"/>
+      <w:lvlText w:val=""/>
+      <w:lvlJc w:val="left"/>
+      <w:pPr>
+        <w:tabs>
+          <w:tab w:val="num" w:pos="3600"/>
+        </w:tabs>
+        <w:ind w:left="3600" w:hanging="360"/>
+      </w:pPr>
+      <w:rPr>
+        <w:rFonts w:ascii="Wingdings" w:hAnsi="Wingdings" w:hint="default"/>
+        <w:sz w:val="20"/>
+      </w:rPr>
+    </w:lvl>
+    <w:lvl w:ilvl="5" w:tentative="1">
+      <w:start w:val="1"/>
+      <w:numFmt w:val="bullet"/>
+      <w:lvlText w:val=""/>
+      <w:lvlJc w:val="left"/>
+      <w:pPr>
+        <w:tabs>
+          <w:tab w:val="num" w:pos="4320"/>
+        </w:tabs>
+        <w:ind w:left="4320" w:hanging="360"/>
+      </w:pPr>
+      <w:rPr>
+        <w:rFonts w:ascii="Wingdings" w:hAnsi="Wingdings" w:hint="default"/>
+        <w:sz w:val="20"/>
+      </w:rPr>
+    </w:lvl>
+    <w:lvl w:ilvl="6" w:tentative="1">
+      <w:start w:val="1"/>
+      <w:numFmt w:val="bullet"/>
+      <w:lvlText w:val=""/>
+      <w:lvlJc w:val="left"/>
+      <w:pPr>
+        <w:tabs>
+          <w:tab w:val="num" w:pos="5040"/>
+        </w:tabs>
+        <w:ind w:left="5040" w:hanging="360"/>
+      </w:pPr>
+      <w:rPr>
+        <w:rFonts w:ascii="Wingdings" w:hAnsi="Wingdings" w:hint="default"/>
+        <w:sz w:val="20"/>
+      </w:rPr>
+    </w:lvl>
+    <w:lvl w:ilvl="7" w:tentative="1">
+      <w:start w:val="1"/>
+      <w:numFmt w:val="bullet"/>
+      <w:lvlText w:val=""/>
+      <w:lvlJc w:val="left"/>
+      <w:pPr>
+        <w:tabs>
+          <w:tab w:val="num" w:pos="5760"/>
+        </w:tabs>
+        <w:ind w:left="5760" w:hanging="360"/>
+      </w:pPr>
+      <w:rPr>
+        <w:rFonts w:ascii="Wingdings" w:hAnsi="Wingdings" w:hint="default"/>
+        <w:sz w:val="20"/>
+      </w:rPr>
+    </w:lvl>
+    <w:lvl w:ilvl="8" w:tentative="1">
+      <w:start w:val="1"/>
+      <w:numFmt w:val="bullet"/>
+      <w:lvlText w:val=""/>
+      <w:lvlJc w:val="left"/>
+      <w:pPr>
+        <w:tabs>
+          <w:tab w:val="num" w:pos="6480"/>
+        </w:tabs>
+        <w:ind w:left="6480" w:hanging="360"/>
+      </w:pPr>
+      <w:rPr>
+        <w:rFonts w:ascii="Wingdings" w:hAnsi="Wingdings" w:hint="default"/>
+        <w:sz w:val="20"/>
+      </w:rPr>
+    </w:lvl>
+  </w:abstractNum>
+  <w:abstractNum w:abstractNumId="10">
     <w:nsid w:val="462362DD"/>
     <w:multiLevelType w:val="multilevel"/>
     <w:tmpl w:val="4A0E7666"/>
@@ -15471,7 +17272,7 @@
       </w:rPr>
     </w:lvl>
   </w:abstractNum>
-  <w:abstractNum w:abstractNumId="7">
+  <w:abstractNum w:abstractNumId="11">
     <w:nsid w:val="48AE774C"/>
     <w:multiLevelType w:val="multilevel"/>
     <w:tmpl w:val="FB8CBA8E"/>
@@ -15585,7 +17386,7 @@
       </w:rPr>
     </w:lvl>
   </w:abstractNum>
-  <w:abstractNum w:abstractNumId="8">
+  <w:abstractNum w:abstractNumId="12">
     <w:nsid w:val="55A431AF"/>
     <w:multiLevelType w:val="multilevel"/>
     <w:tmpl w:val="8690D806"/>
@@ -15699,7 +17500,7 @@
       </w:rPr>
     </w:lvl>
   </w:abstractNum>
-  <w:abstractNum w:abstractNumId="9">
+  <w:abstractNum w:abstractNumId="13">
     <w:nsid w:val="59071F8A"/>
     <w:multiLevelType w:val="multilevel"/>
     <w:tmpl w:val="56E274E8"/>
@@ -15813,7 +17614,7 @@
       </w:rPr>
     </w:lvl>
   </w:abstractNum>
-  <w:abstractNum w:abstractNumId="10">
+  <w:abstractNum w:abstractNumId="14">
     <w:nsid w:val="63BE33A6"/>
     <w:multiLevelType w:val="hybridMultilevel"/>
     <w:tmpl w:val="31340CF4"/>
@@ -15926,7 +17727,7 @@
       </w:rPr>
     </w:lvl>
   </w:abstractNum>
-  <w:abstractNum w:abstractNumId="11">
+  <w:abstractNum w:abstractNumId="15">
     <w:nsid w:val="649C7789"/>
     <w:multiLevelType w:val="multilevel"/>
     <w:tmpl w:val="2248AD76"/>
@@ -16040,7 +17841,7 @@
       </w:rPr>
     </w:lvl>
   </w:abstractNum>
-  <w:abstractNum w:abstractNumId="12">
+  <w:abstractNum w:abstractNumId="16">
     <w:nsid w:val="67CF3E51"/>
     <w:multiLevelType w:val="hybridMultilevel"/>
     <w:tmpl w:val="AE6E57E8"/>
@@ -16153,7 +17954,7 @@
       </w:rPr>
     </w:lvl>
   </w:abstractNum>
-  <w:abstractNum w:abstractNumId="13">
+  <w:abstractNum w:abstractNumId="17">
     <w:nsid w:val="693F6802"/>
     <w:multiLevelType w:val="multilevel"/>
     <w:tmpl w:val="E4F06D18"/>
@@ -16267,10 +18068,159 @@
       </w:rPr>
     </w:lvl>
   </w:abstractNum>
-  <w:abstractNum w:abstractNumId="14">
-    <w:nsid w:val="7E8F14C9"/>
+  <w:abstractNum w:abstractNumId="18">
+    <w:nsid w:val="6B520411"/>
     <w:multiLevelType w:val="multilevel"/>
-    <w:tmpl w:val="4DC630FC"/>
+    <w:tmpl w:val="373C6680"/>
+    <w:lvl w:ilvl="0">
+      <w:start w:val="1"/>
+      <w:numFmt w:val="bullet"/>
+      <w:lvlText w:val=""/>
+      <w:lvlJc w:val="left"/>
+      <w:pPr>
+        <w:tabs>
+          <w:tab w:val="num" w:pos="720"/>
+        </w:tabs>
+        <w:ind w:left="720" w:hanging="360"/>
+      </w:pPr>
+      <w:rPr>
+        <w:rFonts w:ascii="Symbol" w:hAnsi="Symbol" w:hint="default"/>
+        <w:sz w:val="20"/>
+      </w:rPr>
+    </w:lvl>
+    <w:lvl w:ilvl="1">
+      <w:start w:val="1"/>
+      <w:numFmt w:val="bullet"/>
+      <w:lvlText w:val=""/>
+      <w:lvlJc w:val="left"/>
+      <w:pPr>
+        <w:tabs>
+          <w:tab w:val="num" w:pos="1440"/>
+        </w:tabs>
+        <w:ind w:left="1440" w:hanging="360"/>
+      </w:pPr>
+      <w:rPr>
+        <w:rFonts w:ascii="Symbol" w:hAnsi="Symbol" w:hint="default"/>
+        <w:sz w:val="20"/>
+      </w:rPr>
+    </w:lvl>
+    <w:lvl w:ilvl="2" w:tentative="1">
+      <w:start w:val="1"/>
+      <w:numFmt w:val="bullet"/>
+      <w:lvlText w:val=""/>
+      <w:lvlJc w:val="left"/>
+      <w:pPr>
+        <w:tabs>
+          <w:tab w:val="num" w:pos="2160"/>
+        </w:tabs>
+        <w:ind w:left="2160" w:hanging="360"/>
+      </w:pPr>
+      <w:rPr>
+        <w:rFonts w:ascii="Wingdings" w:hAnsi="Wingdings" w:hint="default"/>
+        <w:sz w:val="20"/>
+      </w:rPr>
+    </w:lvl>
+    <w:lvl w:ilvl="3" w:tentative="1">
+      <w:start w:val="1"/>
+      <w:numFmt w:val="bullet"/>
+      <w:lvlText w:val=""/>
+      <w:lvlJc w:val="left"/>
+      <w:pPr>
+        <w:tabs>
+          <w:tab w:val="num" w:pos="2880"/>
+        </w:tabs>
+        <w:ind w:left="2880" w:hanging="360"/>
+      </w:pPr>
+      <w:rPr>
+        <w:rFonts w:ascii="Wingdings" w:hAnsi="Wingdings" w:hint="default"/>
+        <w:sz w:val="20"/>
+      </w:rPr>
+    </w:lvl>
+    <w:lvl w:ilvl="4" w:tentative="1">
+      <w:start w:val="1"/>
+      <w:numFmt w:val="bullet"/>
+      <w:lvlText w:val=""/>
+      <w:lvlJc w:val="left"/>
+      <w:pPr>
+        <w:tabs>
+          <w:tab w:val="num" w:pos="3600"/>
+        </w:tabs>
+        <w:ind w:left="3600" w:hanging="360"/>
+      </w:pPr>
+      <w:rPr>
+        <w:rFonts w:ascii="Wingdings" w:hAnsi="Wingdings" w:hint="default"/>
+        <w:sz w:val="20"/>
+      </w:rPr>
+    </w:lvl>
+    <w:lvl w:ilvl="5" w:tentative="1">
+      <w:start w:val="1"/>
+      <w:numFmt w:val="bullet"/>
+      <w:lvlText w:val=""/>
+      <w:lvlJc w:val="left"/>
+      <w:pPr>
+        <w:tabs>
+          <w:tab w:val="num" w:pos="4320"/>
+        </w:tabs>
+        <w:ind w:left="4320" w:hanging="360"/>
+      </w:pPr>
+      <w:rPr>
+        <w:rFonts w:ascii="Wingdings" w:hAnsi="Wingdings" w:hint="default"/>
+        <w:sz w:val="20"/>
+      </w:rPr>
+    </w:lvl>
+    <w:lvl w:ilvl="6" w:tentative="1">
+      <w:start w:val="1"/>
+      <w:numFmt w:val="bullet"/>
+      <w:lvlText w:val=""/>
+      <w:lvlJc w:val="left"/>
+      <w:pPr>
+        <w:tabs>
+          <w:tab w:val="num" w:pos="5040"/>
+        </w:tabs>
+        <w:ind w:left="5040" w:hanging="360"/>
+      </w:pPr>
+      <w:rPr>
+        <w:rFonts w:ascii="Wingdings" w:hAnsi="Wingdings" w:hint="default"/>
+        <w:sz w:val="20"/>
+      </w:rPr>
+    </w:lvl>
+    <w:lvl w:ilvl="7" w:tentative="1">
+      <w:start w:val="1"/>
+      <w:numFmt w:val="bullet"/>
+      <w:lvlText w:val=""/>
+      <w:lvlJc w:val="left"/>
+      <w:pPr>
+        <w:tabs>
+          <w:tab w:val="num" w:pos="5760"/>
+        </w:tabs>
+        <w:ind w:left="5760" w:hanging="360"/>
+      </w:pPr>
+      <w:rPr>
+        <w:rFonts w:ascii="Wingdings" w:hAnsi="Wingdings" w:hint="default"/>
+        <w:sz w:val="20"/>
+      </w:rPr>
+    </w:lvl>
+    <w:lvl w:ilvl="8" w:tentative="1">
+      <w:start w:val="1"/>
+      <w:numFmt w:val="bullet"/>
+      <w:lvlText w:val=""/>
+      <w:lvlJc w:val="left"/>
+      <w:pPr>
+        <w:tabs>
+          <w:tab w:val="num" w:pos="6480"/>
+        </w:tabs>
+        <w:ind w:left="6480" w:hanging="360"/>
+      </w:pPr>
+      <w:rPr>
+        <w:rFonts w:ascii="Wingdings" w:hAnsi="Wingdings" w:hint="default"/>
+        <w:sz w:val="20"/>
+      </w:rPr>
+    </w:lvl>
+  </w:abstractNum>
+  <w:abstractNum w:abstractNumId="19">
+    <w:nsid w:val="6BE46AD7"/>
+    <w:multiLevelType w:val="multilevel"/>
+    <w:tmpl w:val="EAF2CF18"/>
     <w:lvl w:ilvl="0">
       <w:start w:val="1"/>
       <w:numFmt w:val="bullet"/>
@@ -16416,50 +18366,234 @@
       </w:rPr>
     </w:lvl>
   </w:abstractNum>
+  <w:abstractNum w:abstractNumId="20">
+    <w:nsid w:val="7E8F14C9"/>
+    <w:multiLevelType w:val="multilevel"/>
+    <w:tmpl w:val="4DC630FC"/>
+    <w:lvl w:ilvl="0">
+      <w:start w:val="1"/>
+      <w:numFmt w:val="bullet"/>
+      <w:lvlText w:val=""/>
+      <w:lvlJc w:val="left"/>
+      <w:pPr>
+        <w:tabs>
+          <w:tab w:val="num" w:pos="720"/>
+        </w:tabs>
+        <w:ind w:left="720" w:hanging="360"/>
+      </w:pPr>
+      <w:rPr>
+        <w:rFonts w:ascii="Symbol" w:hAnsi="Symbol" w:hint="default"/>
+        <w:sz w:val="20"/>
+      </w:rPr>
+    </w:lvl>
+    <w:lvl w:ilvl="1" w:tentative="1">
+      <w:start w:val="1"/>
+      <w:numFmt w:val="bullet"/>
+      <w:lvlText w:val="o"/>
+      <w:lvlJc w:val="left"/>
+      <w:pPr>
+        <w:tabs>
+          <w:tab w:val="num" w:pos="1440"/>
+        </w:tabs>
+        <w:ind w:left="1440" w:hanging="360"/>
+      </w:pPr>
+      <w:rPr>
+        <w:rFonts w:ascii="Courier New" w:hAnsi="Courier New" w:hint="default"/>
+        <w:sz w:val="20"/>
+      </w:rPr>
+    </w:lvl>
+    <w:lvl w:ilvl="2" w:tentative="1">
+      <w:start w:val="1"/>
+      <w:numFmt w:val="bullet"/>
+      <w:lvlText w:val=""/>
+      <w:lvlJc w:val="left"/>
+      <w:pPr>
+        <w:tabs>
+          <w:tab w:val="num" w:pos="2160"/>
+        </w:tabs>
+        <w:ind w:left="2160" w:hanging="360"/>
+      </w:pPr>
+      <w:rPr>
+        <w:rFonts w:ascii="Wingdings" w:hAnsi="Wingdings" w:hint="default"/>
+        <w:sz w:val="20"/>
+      </w:rPr>
+    </w:lvl>
+    <w:lvl w:ilvl="3" w:tentative="1">
+      <w:start w:val="1"/>
+      <w:numFmt w:val="bullet"/>
+      <w:lvlText w:val=""/>
+      <w:lvlJc w:val="left"/>
+      <w:pPr>
+        <w:tabs>
+          <w:tab w:val="num" w:pos="2880"/>
+        </w:tabs>
+        <w:ind w:left="2880" w:hanging="360"/>
+      </w:pPr>
+      <w:rPr>
+        <w:rFonts w:ascii="Wingdings" w:hAnsi="Wingdings" w:hint="default"/>
+        <w:sz w:val="20"/>
+      </w:rPr>
+    </w:lvl>
+    <w:lvl w:ilvl="4" w:tentative="1">
+      <w:start w:val="1"/>
+      <w:numFmt w:val="bullet"/>
+      <w:lvlText w:val=""/>
+      <w:lvlJc w:val="left"/>
+      <w:pPr>
+        <w:tabs>
+          <w:tab w:val="num" w:pos="3600"/>
+        </w:tabs>
+        <w:ind w:left="3600" w:hanging="360"/>
+      </w:pPr>
+      <w:rPr>
+        <w:rFonts w:ascii="Wingdings" w:hAnsi="Wingdings" w:hint="default"/>
+        <w:sz w:val="20"/>
+      </w:rPr>
+    </w:lvl>
+    <w:lvl w:ilvl="5" w:tentative="1">
+      <w:start w:val="1"/>
+      <w:numFmt w:val="bullet"/>
+      <w:lvlText w:val=""/>
+      <w:lvlJc w:val="left"/>
+      <w:pPr>
+        <w:tabs>
+          <w:tab w:val="num" w:pos="4320"/>
+        </w:tabs>
+        <w:ind w:left="4320" w:hanging="360"/>
+      </w:pPr>
+      <w:rPr>
+        <w:rFonts w:ascii="Wingdings" w:hAnsi="Wingdings" w:hint="default"/>
+        <w:sz w:val="20"/>
+      </w:rPr>
+    </w:lvl>
+    <w:lvl w:ilvl="6" w:tentative="1">
+      <w:start w:val="1"/>
+      <w:numFmt w:val="bullet"/>
+      <w:lvlText w:val=""/>
+      <w:lvlJc w:val="left"/>
+      <w:pPr>
+        <w:tabs>
+          <w:tab w:val="num" w:pos="5040"/>
+        </w:tabs>
+        <w:ind w:left="5040" w:hanging="360"/>
+      </w:pPr>
+      <w:rPr>
+        <w:rFonts w:ascii="Wingdings" w:hAnsi="Wingdings" w:hint="default"/>
+        <w:sz w:val="20"/>
+      </w:rPr>
+    </w:lvl>
+    <w:lvl w:ilvl="7" w:tentative="1">
+      <w:start w:val="1"/>
+      <w:numFmt w:val="bullet"/>
+      <w:lvlText w:val=""/>
+      <w:lvlJc w:val="left"/>
+      <w:pPr>
+        <w:tabs>
+          <w:tab w:val="num" w:pos="5760"/>
+        </w:tabs>
+        <w:ind w:left="5760" w:hanging="360"/>
+      </w:pPr>
+      <w:rPr>
+        <w:rFonts w:ascii="Wingdings" w:hAnsi="Wingdings" w:hint="default"/>
+        <w:sz w:val="20"/>
+      </w:rPr>
+    </w:lvl>
+    <w:lvl w:ilvl="8" w:tentative="1">
+      <w:start w:val="1"/>
+      <w:numFmt w:val="bullet"/>
+      <w:lvlText w:val=""/>
+      <w:lvlJc w:val="left"/>
+      <w:pPr>
+        <w:tabs>
+          <w:tab w:val="num" w:pos="6480"/>
+        </w:tabs>
+        <w:ind w:left="6480" w:hanging="360"/>
+      </w:pPr>
+      <w:rPr>
+        <w:rFonts w:ascii="Wingdings" w:hAnsi="Wingdings" w:hint="default"/>
+        <w:sz w:val="20"/>
+      </w:rPr>
+    </w:lvl>
+  </w:abstractNum>
   <w:num w:numId="1">
-    <w:abstractNumId w:val="6"/>
+    <w:abstractNumId w:val="10"/>
   </w:num>
   <w:num w:numId="2">
-    <w:abstractNumId w:val="8"/>
+    <w:abstractNumId w:val="12"/>
   </w:num>
   <w:num w:numId="3">
     <w:abstractNumId w:val="1"/>
   </w:num>
   <w:num w:numId="4">
-    <w:abstractNumId w:val="4"/>
+    <w:abstractNumId w:val="7"/>
   </w:num>
   <w:num w:numId="5">
-    <w:abstractNumId w:val="9"/>
+    <w:abstractNumId w:val="13"/>
   </w:num>
   <w:num w:numId="6">
-    <w:abstractNumId w:val="5"/>
+    <w:abstractNumId w:val="8"/>
   </w:num>
   <w:num w:numId="7">
-    <w:abstractNumId w:val="3"/>
+    <w:abstractNumId w:val="6"/>
   </w:num>
   <w:num w:numId="8">
-    <w:abstractNumId w:val="13"/>
+    <w:abstractNumId w:val="17"/>
   </w:num>
   <w:num w:numId="9">
-    <w:abstractNumId w:val="11"/>
+    <w:abstractNumId w:val="15"/>
   </w:num>
   <w:num w:numId="10">
     <w:abstractNumId w:val="0"/>
   </w:num>
   <w:num w:numId="11">
-    <w:abstractNumId w:val="7"/>
+    <w:abstractNumId w:val="11"/>
   </w:num>
   <w:num w:numId="12">
     <w:abstractNumId w:val="2"/>
   </w:num>
   <w:num w:numId="13">
-    <w:abstractNumId w:val="10"/>
+    <w:abstractNumId w:val="14"/>
   </w:num>
   <w:num w:numId="14">
-    <w:abstractNumId w:val="14"/>
+    <w:abstractNumId w:val="20"/>
   </w:num>
   <w:num w:numId="15">
-    <w:abstractNumId w:val="12"/>
+    <w:abstractNumId w:val="16"/>
+  </w:num>
+  <w:num w:numId="16">
+    <w:abstractNumId w:val="5"/>
+  </w:num>
+  <w:num w:numId="17">
+    <w:abstractNumId w:val="18"/>
+  </w:num>
+  <w:num w:numId="18">
+    <w:abstractNumId w:val="9"/>
+  </w:num>
+  <w:num w:numId="19">
+    <w:abstractNumId w:val="4"/>
+    <w:lvlOverride w:ilvl="0">
+      <w:lvl w:ilvl="0">
+        <w:numFmt w:val="bullet"/>
+        <w:lvlText w:val="o"/>
+        <w:lvlJc w:val="left"/>
+        <w:pPr>
+          <w:tabs>
+            <w:tab w:val="num" w:pos="720"/>
+          </w:tabs>
+          <w:ind w:left="720" w:hanging="360"/>
+        </w:pPr>
+        <w:rPr>
+          <w:rFonts w:ascii="Courier New" w:hAnsi="Courier New" w:hint="default"/>
+          <w:sz w:val="20"/>
+        </w:rPr>
+      </w:lvl>
+    </w:lvlOverride>
+  </w:num>
+  <w:num w:numId="20">
+    <w:abstractNumId w:val="19"/>
+  </w:num>
+  <w:num w:numId="21">
+    <w:abstractNumId w:val="3"/>
   </w:num>
 </w:numbering>
 </file>
@@ -16623,7 +18757,7 @@
   <w:style w:type="paragraph" w:default="1" w:styleId="Normal">
     <w:name w:val="Normal"/>
     <w:qFormat/>
-    <w:rsid w:val="00CF1BA2"/>
+    <w:rsid w:val="00F347D8"/>
   </w:style>
   <w:style w:type="paragraph" w:styleId="Ttulo1">
     <w:name w:val="heading 1"/>
@@ -17707,35 +19841,35 @@
   <a:extraClrSchemeLst/>
   <a:extLst>
     <a:ext uri="{05A4C25C-085E-4340-85A3-A5531E510DB2}">
-      <thm15:themeFamily xmlns="" xmlns:thm15="http://schemas.microsoft.com/office/thememl/2012/main" name="Office Theme" id="{62F939B6-93AF-4DB8-9C6B-D6C7DFDC589F}" vid="{4A3C46E8-61CC-4603-A589-7422A47A8E4A}"/>
+      <thm15:themeFamily xmlns:thm15="http://schemas.microsoft.com/office/thememl/2012/main" xmlns="" name="Office Theme" id="{62F939B6-93AF-4DB8-9C6B-D6C7DFDC589F}" vid="{4A3C46E8-61CC-4603-A589-7422A47A8E4A}"/>
     </a:ext>
   </a:extLst>
 </a:theme>
 </file>
 
 <file path=customXml/item1.xml><?xml version="1.0" encoding="utf-8"?>
+<b:Sources xmlns:b="http://schemas.openxmlformats.org/officeDocument/2006/bibliography" xmlns="http://schemas.openxmlformats.org/officeDocument/2006/bibliography" SelectedStyle="\APA.XSL" StyleName="APA"/>
+</file>
+
+<file path=customXml/item2.xml><?xml version="1.0" encoding="utf-8"?>
 <go:gDocsCustomXmlDataStorage xmlns:go="http://customooxmlschemas.google.com/" xmlns:r="http://schemas.openxmlformats.org/officeDocument/2006/relationships" uri="GoogleDocsCustomDataVersion2">
   <go:docsCustomData xmlns:go="http://customooxmlschemas.google.com/" roundtripDataSignature="AMtx7mhMrOIHQSrRt7VwJAbYZG0rIv/btw==">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</go:docsCustomData>
 </go:gDocsCustomXmlDataStorage>
 </file>
 
-<file path=customXml/item2.xml><?xml version="1.0" encoding="utf-8"?>
-<b:Sources xmlns:b="http://schemas.openxmlformats.org/officeDocument/2006/bibliography" xmlns="http://schemas.openxmlformats.org/officeDocument/2006/bibliography" SelectedStyle="\APA.XSL" StyleName="APA"/>
+<file path=customXml/itemProps1.xml><?xml version="1.0" encoding="utf-8"?>
+<ds:datastoreItem xmlns:ds="http://schemas.openxmlformats.org/officeDocument/2006/customXml" ds:itemID="{86FC890C-C6AE-413D-8D13-8AA4CC75D52D}">
+  <ds:schemaRefs>
+    <ds:schemaRef ds:uri="http://schemas.openxmlformats.org/officeDocument/2006/bibliography"/>
+  </ds:schemaRefs>
+</ds:datastoreItem>
 </file>
 
-<file path=customXml/itemProps1.xml><?xml version="1.0" encoding="utf-8"?>
+<file path=customXml/itemProps2.xml><?xml version="1.0" encoding="utf-8"?>
 <ds:datastoreItem xmlns:ds="http://schemas.openxmlformats.org/officeDocument/2006/customXml" ds:itemID="{11111111-1234-1234-1234-123412341234}">
   <ds:schemaRefs>
     <ds:schemaRef ds:uri="http://customooxmlschemas.google.com/"/>
     <ds:schemaRef ds:uri="http://schemas.openxmlformats.org/officeDocument/2006/relationships"/>
   </ds:schemaRefs>
 </ds:datastoreItem>
-</file>
-
-<file path=customXml/itemProps2.xml><?xml version="1.0" encoding="utf-8"?>
-<ds:datastoreItem xmlns:ds="http://schemas.openxmlformats.org/officeDocument/2006/customXml" ds:itemID="{86FC890C-C6AE-413D-8D13-8AA4CC75D52D}">
-  <ds:schemaRefs>
-    <ds:schemaRef ds:uri="http://schemas.openxmlformats.org/officeDocument/2006/bibliography"/>
-  </ds:schemaRefs>
-</ds:datastoreItem>
 </file>
--- a/Memoria_Proyecto.docx
+++ b/Memoria_Proyecto.docx
@@ -387,6 +387,14 @@
         </w:rPr>
         <w:t>Introducción</w:t>
       </w:r>
+      <w:r>
+        <w:rPr>
+          <w:rFonts w:ascii="Arial" w:eastAsia="Arial" w:hAnsi="Arial" w:cs="Arial"/>
+          <w:sz w:val="26"/>
+          <w:szCs w:val="26"/>
+        </w:rPr>
+        <w:t xml:space="preserve"> </w:t>
+      </w:r>
     </w:p>
     <w:p>
       <w:pPr>
@@ -420,6 +428,14 @@
           <w:szCs w:val="26"/>
         </w:rPr>
         <w:t>Descripción de la aplicación</w:t>
+      </w:r>
+      <w:r>
+        <w:rPr>
+          <w:rFonts w:ascii="Arial" w:eastAsia="Arial" w:hAnsi="Arial" w:cs="Arial"/>
+          <w:sz w:val="26"/>
+          <w:szCs w:val="26"/>
+        </w:rPr>
+        <w:t xml:space="preserve">  </w:t>
       </w:r>
     </w:p>
     <w:p>
@@ -13936,45 +13952,932 @@
     </w:p>
     <w:p>
       <w:pPr>
+        <w:spacing w:line="240" w:lineRule="auto"/>
+        <w:jc w:val="both"/>
+        <w:rPr>
+          <w:rFonts w:eastAsia="Times New Roman"/>
+          <w:sz w:val="24"/>
+          <w:szCs w:val="24"/>
+        </w:rPr>
+      </w:pPr>
+      <w:r>
+        <w:rPr>
+          <w:rFonts w:eastAsia="Times New Roman"/>
+          <w:color w:val="000000"/>
+        </w:rPr>
+        <w:t>La aplicación está dividida en una arquitectura cliente-servidor, está conformado por el frontend encargado de mostrar los datos al usuario y permitir la interacción y backend encargado de la gestión de los datos.</w:t>
+      </w:r>
+    </w:p>
+    <w:p>
+      <w:pPr>
+        <w:spacing w:line="240" w:lineRule="auto"/>
+        <w:jc w:val="both"/>
+        <w:rPr>
+          <w:rFonts w:eastAsia="Times New Roman"/>
+          <w:i/>
+          <w:sz w:val="24"/>
+          <w:szCs w:val="24"/>
+        </w:rPr>
+      </w:pPr>
+      <w:r>
+        <w:rPr>
+          <w:rFonts w:eastAsia="Times New Roman"/>
+          <w:i/>
+          <w:color w:val="000000"/>
+        </w:rPr>
+        <w:t>Arquitectura del Backend</w:t>
+      </w:r>
+    </w:p>
+    <w:p>
+      <w:pPr>
+        <w:spacing w:line="240" w:lineRule="auto"/>
+        <w:jc w:val="both"/>
+        <w:rPr>
+          <w:rFonts w:eastAsia="Times New Roman"/>
+          <w:sz w:val="24"/>
+          <w:szCs w:val="24"/>
+        </w:rPr>
+      </w:pPr>
+      <w:r>
+        <w:rPr>
+          <w:rFonts w:eastAsia="Times New Roman"/>
+          <w:color w:val="000000"/>
+        </w:rPr>
+        <w:t>El sistema de almacenamiento de datos se componen por una base de datos en SQLite la cual posee una autoiniciación partiendo de un archivo seed.sql.</w:t>
+      </w:r>
+    </w:p>
+    <w:p>
+      <w:pPr>
+        <w:spacing w:line="240" w:lineRule="auto"/>
+        <w:jc w:val="both"/>
+        <w:rPr>
+          <w:rFonts w:eastAsia="Times New Roman"/>
+          <w:sz w:val="24"/>
+          <w:szCs w:val="24"/>
+        </w:rPr>
+      </w:pPr>
+      <w:r>
+        <w:rPr>
+          <w:rFonts w:eastAsia="Times New Roman"/>
+          <w:color w:val="000000"/>
+        </w:rPr>
+        <w:t>La arquitectura del Backend se conforma por una arquitectura en capas, esta se compone por:</w:t>
+      </w:r>
+    </w:p>
+    <w:p>
+      <w:pPr>
+        <w:numPr>
+          <w:ilvl w:val="0"/>
+          <w:numId w:val="22"/>
+        </w:numPr>
+        <w:spacing w:after="0" w:line="240" w:lineRule="auto"/>
+        <w:jc w:val="both"/>
+        <w:textAlignment w:val="baseline"/>
+        <w:rPr>
+          <w:rFonts w:eastAsia="Times New Roman"/>
+          <w:color w:val="000000"/>
+        </w:rPr>
+      </w:pPr>
+      <w:r>
+        <w:rPr>
+          <w:rFonts w:eastAsia="Times New Roman"/>
+          <w:color w:val="000000"/>
+        </w:rPr>
+        <w:t>routes: Entrada de las peticiones del front, define los endpoints de la API.</w:t>
+      </w:r>
+    </w:p>
+    <w:p>
+      <w:pPr>
+        <w:numPr>
+          <w:ilvl w:val="0"/>
+          <w:numId w:val="22"/>
+        </w:numPr>
+        <w:spacing w:after="0" w:line="240" w:lineRule="auto"/>
+        <w:jc w:val="both"/>
+        <w:textAlignment w:val="baseline"/>
+        <w:rPr>
+          <w:rFonts w:eastAsia="Times New Roman"/>
+          <w:color w:val="000000"/>
+        </w:rPr>
+      </w:pPr>
+      <w:r>
+        <w:rPr>
+          <w:rFonts w:eastAsia="Times New Roman"/>
+          <w:color w:val="000000"/>
+        </w:rPr>
+        <w:t>controllers: Gestiona las peticiones que llegan desde el frontend a través de las rutas.</w:t>
+      </w:r>
+    </w:p>
+    <w:p>
+      <w:pPr>
+        <w:numPr>
+          <w:ilvl w:val="0"/>
+          <w:numId w:val="22"/>
+        </w:numPr>
+        <w:spacing w:after="0" w:line="240" w:lineRule="auto"/>
+        <w:jc w:val="both"/>
+        <w:textAlignment w:val="baseline"/>
+        <w:rPr>
+          <w:rFonts w:eastAsia="Times New Roman"/>
+          <w:color w:val="000000"/>
+        </w:rPr>
+      </w:pPr>
+      <w:r>
+        <w:rPr>
+          <w:rFonts w:eastAsia="Times New Roman"/>
+          <w:color w:val="000000"/>
+        </w:rPr>
+        <w:t>services: Capa intermedia entre el controller y el repository se encarga de validar los datos.</w:t>
+      </w:r>
+    </w:p>
+    <w:p>
+      <w:pPr>
+        <w:numPr>
+          <w:ilvl w:val="0"/>
+          <w:numId w:val="22"/>
+        </w:numPr>
+        <w:spacing w:after="0" w:line="240" w:lineRule="auto"/>
+        <w:jc w:val="both"/>
+        <w:textAlignment w:val="baseline"/>
+        <w:rPr>
+          <w:rFonts w:eastAsia="Times New Roman"/>
+          <w:color w:val="000000"/>
+        </w:rPr>
+      </w:pPr>
+      <w:r>
+        <w:rPr>
+          <w:rFonts w:eastAsia="Times New Roman"/>
+          <w:color w:val="000000"/>
+        </w:rPr>
+        <w:t>repository: Capa encargada de realizar las consultas a la base de datos.</w:t>
+      </w:r>
+    </w:p>
+    <w:p>
+      <w:pPr>
+        <w:numPr>
+          <w:ilvl w:val="0"/>
+          <w:numId w:val="22"/>
+        </w:numPr>
+        <w:spacing w:after="0" w:line="240" w:lineRule="auto"/>
+        <w:jc w:val="both"/>
+        <w:textAlignment w:val="baseline"/>
+        <w:rPr>
+          <w:rFonts w:eastAsia="Times New Roman"/>
+          <w:color w:val="000000"/>
+        </w:rPr>
+      </w:pPr>
+      <w:r>
+        <w:rPr>
+          <w:rFonts w:eastAsia="Times New Roman"/>
+          <w:color w:val="000000"/>
+        </w:rPr>
+        <w:t>utils: Contiene diferentes herramientas, en este caso gestión de la base de datos, la encriptación de datos sensibles, control de tokens…</w:t>
+      </w:r>
+    </w:p>
+    <w:p>
+      <w:pPr>
+        <w:numPr>
+          <w:ilvl w:val="0"/>
+          <w:numId w:val="22"/>
+        </w:numPr>
+        <w:spacing w:after="0" w:line="240" w:lineRule="auto"/>
+        <w:jc w:val="both"/>
+        <w:textAlignment w:val="baseline"/>
+        <w:rPr>
+          <w:rFonts w:eastAsia="Times New Roman"/>
+          <w:color w:val="000000"/>
+        </w:rPr>
+      </w:pPr>
+      <w:r>
+        <w:rPr>
+          <w:rFonts w:eastAsia="Times New Roman"/>
+          <w:color w:val="000000"/>
+        </w:rPr>
+        <w:t>uploads: Directorio que guarda las diferentes imágenes que se suben al back.</w:t>
+      </w:r>
+    </w:p>
+    <w:p>
+      <w:pPr>
+        <w:numPr>
+          <w:ilvl w:val="0"/>
+          <w:numId w:val="22"/>
+        </w:numPr>
+        <w:spacing w:line="240" w:lineRule="auto"/>
+        <w:jc w:val="both"/>
+        <w:textAlignment w:val="baseline"/>
+        <w:rPr>
+          <w:rFonts w:eastAsia="Times New Roman"/>
+          <w:color w:val="000000"/>
+        </w:rPr>
+      </w:pPr>
+      <w:r>
+        <w:rPr>
+          <w:rFonts w:eastAsia="Times New Roman"/>
+          <w:color w:val="000000"/>
+        </w:rPr>
+        <w:t>classes: Define los objetos.</w:t>
+      </w:r>
+    </w:p>
+    <w:p>
+      <w:pPr>
+        <w:spacing w:after="0" w:line="240" w:lineRule="auto"/>
+        <w:jc w:val="both"/>
+        <w:rPr>
+          <w:rFonts w:eastAsia="Times New Roman"/>
+          <w:sz w:val="24"/>
+          <w:szCs w:val="24"/>
+        </w:rPr>
+      </w:pPr>
+    </w:p>
+    <w:p>
+      <w:pPr>
+        <w:spacing w:line="240" w:lineRule="auto"/>
+        <w:jc w:val="both"/>
+        <w:rPr>
+          <w:rFonts w:eastAsia="Times New Roman"/>
+          <w:i/>
+          <w:sz w:val="24"/>
+          <w:szCs w:val="24"/>
+        </w:rPr>
+      </w:pPr>
+      <w:r>
+        <w:rPr>
+          <w:rFonts w:eastAsia="Times New Roman"/>
+          <w:i/>
+          <w:color w:val="000000"/>
+        </w:rPr>
+        <w:t>Arquitectura Frontend</w:t>
+      </w:r>
+    </w:p>
+    <w:p>
+      <w:pPr>
+        <w:spacing w:line="240" w:lineRule="auto"/>
+        <w:jc w:val="both"/>
+        <w:rPr>
+          <w:rFonts w:eastAsia="Times New Roman"/>
+          <w:sz w:val="24"/>
+          <w:szCs w:val="24"/>
+        </w:rPr>
+      </w:pPr>
+      <w:r>
+        <w:rPr>
+          <w:rFonts w:eastAsia="Times New Roman"/>
+          <w:color w:val="000000"/>
+        </w:rPr>
+        <w:t>La arquitectura del frontend es una arquitectura basada en componentes permitiendo una gran escalabilidad, este se organiza de esta manera:</w:t>
+      </w:r>
+    </w:p>
+    <w:p>
+      <w:pPr>
+        <w:numPr>
+          <w:ilvl w:val="0"/>
+          <w:numId w:val="23"/>
+        </w:numPr>
+        <w:spacing w:after="0" w:line="240" w:lineRule="auto"/>
+        <w:jc w:val="both"/>
+        <w:textAlignment w:val="baseline"/>
+        <w:rPr>
+          <w:rFonts w:eastAsia="Times New Roman"/>
+          <w:color w:val="000000"/>
+        </w:rPr>
+      </w:pPr>
+      <w:r>
+        <w:rPr>
+          <w:rFonts w:eastAsia="Times New Roman"/>
+          <w:color w:val="000000"/>
+        </w:rPr>
+        <w:t>components: Aporta los componentes que se utilizan a lo largo de la aplicación.</w:t>
+      </w:r>
+    </w:p>
+    <w:p>
+      <w:pPr>
+        <w:numPr>
+          <w:ilvl w:val="0"/>
+          <w:numId w:val="23"/>
+        </w:numPr>
+        <w:spacing w:after="0" w:line="240" w:lineRule="auto"/>
+        <w:jc w:val="both"/>
+        <w:textAlignment w:val="baseline"/>
+        <w:rPr>
+          <w:rFonts w:eastAsia="Times New Roman"/>
+          <w:color w:val="000000"/>
+        </w:rPr>
+      </w:pPr>
+      <w:r>
+        <w:rPr>
+          <w:rFonts w:eastAsia="Times New Roman"/>
+          <w:color w:val="000000"/>
+        </w:rPr>
+        <w:t>composables: Encargado de gestionar la sesión del usuario</w:t>
+      </w:r>
+    </w:p>
+    <w:p>
+      <w:pPr>
+        <w:numPr>
+          <w:ilvl w:val="0"/>
+          <w:numId w:val="23"/>
+        </w:numPr>
+        <w:spacing w:after="0" w:line="240" w:lineRule="auto"/>
+        <w:jc w:val="both"/>
+        <w:textAlignment w:val="baseline"/>
+        <w:rPr>
+          <w:rFonts w:eastAsia="Times New Roman"/>
+          <w:color w:val="000000"/>
+        </w:rPr>
+      </w:pPr>
+      <w:r>
+        <w:rPr>
+          <w:rFonts w:eastAsia="Times New Roman"/>
+          <w:color w:val="000000"/>
+        </w:rPr>
+        <w:t>router: Encargado de indicar las diferentes rutas de la página</w:t>
+      </w:r>
+    </w:p>
+    <w:p>
+      <w:pPr>
+        <w:numPr>
+          <w:ilvl w:val="0"/>
+          <w:numId w:val="23"/>
+        </w:numPr>
+        <w:spacing w:after="0" w:line="240" w:lineRule="auto"/>
+        <w:jc w:val="both"/>
+        <w:textAlignment w:val="baseline"/>
+        <w:rPr>
+          <w:rFonts w:eastAsia="Times New Roman"/>
+          <w:color w:val="000000"/>
+        </w:rPr>
+      </w:pPr>
+      <w:r>
+        <w:rPr>
+          <w:rFonts w:eastAsia="Times New Roman"/>
+          <w:color w:val="000000"/>
+        </w:rPr>
+        <w:t>services: Contiene los endpoints que realizan las peticiones al back</w:t>
+      </w:r>
+    </w:p>
+    <w:p>
+      <w:pPr>
+        <w:numPr>
+          <w:ilvl w:val="0"/>
+          <w:numId w:val="23"/>
+        </w:numPr>
+        <w:spacing w:after="0" w:line="240" w:lineRule="auto"/>
+        <w:jc w:val="both"/>
+        <w:textAlignment w:val="baseline"/>
+        <w:rPr>
+          <w:rFonts w:eastAsia="Times New Roman"/>
+          <w:color w:val="000000"/>
+        </w:rPr>
+      </w:pPr>
+      <w:r>
+        <w:rPr>
+          <w:rFonts w:eastAsia="Times New Roman"/>
+          <w:color w:val="000000"/>
+        </w:rPr>
+        <w:t>theme: Encargado de modificar en gran medida los colores de Ant Desing</w:t>
+      </w:r>
+    </w:p>
+    <w:p>
+      <w:pPr>
+        <w:numPr>
+          <w:ilvl w:val="0"/>
+          <w:numId w:val="23"/>
+        </w:numPr>
+        <w:spacing w:line="240" w:lineRule="auto"/>
+        <w:jc w:val="both"/>
+        <w:textAlignment w:val="baseline"/>
+        <w:rPr>
+          <w:rFonts w:eastAsia="Times New Roman"/>
+          <w:color w:val="000000"/>
+        </w:rPr>
+      </w:pPr>
+      <w:r>
+        <w:rPr>
+          <w:rFonts w:eastAsia="Times New Roman"/>
+          <w:color w:val="000000"/>
+        </w:rPr>
+        <w:t>view: Contiene la estructura de páginas de la aplicación</w:t>
+      </w:r>
+    </w:p>
+    <w:p>
+      <w:pPr>
         <w:rPr>
           <w:b/>
           <w:sz w:val="26"/>
           <w:szCs w:val="26"/>
         </w:rPr>
       </w:pPr>
-      <w:r>
+    </w:p>
+    <w:p>
+      <w:pPr>
         <w:rPr>
           <w:b/>
           <w:sz w:val="26"/>
           <w:szCs w:val="26"/>
         </w:rPr>
-        <w:br w:type="page"/>
-      </w:r>
-    </w:p>
-    <w:p>
-      <w:pPr>
-        <w:pStyle w:val="Ttulo1"/>
-        <w:ind w:left="0" w:firstLine="0"/>
-        <w:rPr>
-          <w:rFonts w:ascii="Calibri" w:eastAsia="Arial" w:hAnsi="Calibri" w:cs="Calibri"/>
-        </w:rPr>
-      </w:pPr>
-      <w:r>
-        <w:rPr>
-          <w:rFonts w:ascii="Calibri" w:eastAsia="Arial" w:hAnsi="Calibri" w:cs="Calibri"/>
+      </w:pPr>
+    </w:p>
+    <w:p>
+      <w:pPr>
+        <w:rPr>
+          <w:b/>
+          <w:sz w:val="26"/>
+          <w:szCs w:val="26"/>
+        </w:rPr>
+      </w:pPr>
+    </w:p>
+    <w:p>
+      <w:pPr>
+        <w:rPr>
+          <w:b/>
+          <w:sz w:val="26"/>
+          <w:szCs w:val="26"/>
+        </w:rPr>
+      </w:pPr>
+    </w:p>
+    <w:p>
+      <w:pPr>
+        <w:rPr>
+          <w:b/>
+          <w:sz w:val="26"/>
+          <w:szCs w:val="26"/>
+        </w:rPr>
+      </w:pPr>
+    </w:p>
+    <w:p>
+      <w:pPr>
+        <w:rPr>
+          <w:b/>
+          <w:sz w:val="26"/>
+          <w:szCs w:val="26"/>
+        </w:rPr>
+      </w:pPr>
+    </w:p>
+    <w:p>
+      <w:pPr>
+        <w:rPr>
+          <w:b/>
+          <w:sz w:val="26"/>
+          <w:szCs w:val="26"/>
+        </w:rPr>
+      </w:pPr>
+    </w:p>
+    <w:p>
+      <w:pPr>
+        <w:rPr>
+          <w:b/>
+          <w:sz w:val="26"/>
+          <w:szCs w:val="26"/>
+        </w:rPr>
+      </w:pPr>
+    </w:p>
+    <w:p>
+      <w:pPr>
+        <w:rPr>
+          <w:b/>
+          <w:sz w:val="26"/>
+          <w:szCs w:val="26"/>
+        </w:rPr>
+      </w:pPr>
+      <w:r>
+        <w:rPr>
+          <w:b/>
+          <w:sz w:val="26"/>
+          <w:szCs w:val="26"/>
         </w:rPr>
         <w:lastRenderedPageBreak/>
+        <w:t>6.2 Librerías externas utilizadas</w:t>
+      </w:r>
+    </w:p>
+    <w:p>
+      <w:pPr>
+        <w:spacing w:before="100" w:beforeAutospacing="1" w:after="100" w:afterAutospacing="1" w:line="240" w:lineRule="auto"/>
+        <w:rPr>
+          <w:rFonts w:eastAsia="Times New Roman"/>
+          <w:i/>
+        </w:rPr>
+      </w:pPr>
+      <w:r>
+        <w:rPr>
+          <w:rFonts w:eastAsia="Times New Roman"/>
+          <w:bCs/>
+          <w:i/>
+        </w:rPr>
+        <w:t>Backend:</w:t>
+      </w:r>
+    </w:p>
+    <w:p>
+      <w:pPr>
+        <w:numPr>
+          <w:ilvl w:val="0"/>
+          <w:numId w:val="24"/>
+        </w:numPr>
+        <w:spacing w:before="100" w:beforeAutospacing="1" w:after="100" w:afterAutospacing="1" w:line="240" w:lineRule="auto"/>
+        <w:rPr>
+          <w:rFonts w:eastAsia="Times New Roman"/>
+        </w:rPr>
+      </w:pPr>
+      <w:r>
+        <w:rPr>
+          <w:rFonts w:eastAsia="Times New Roman"/>
+          <w:bCs/>
+        </w:rPr>
+        <w:t>cors</w:t>
+      </w:r>
+      <w:r>
+        <w:rPr>
+          <w:rFonts w:eastAsia="Times New Roman"/>
+        </w:rPr>
+        <w:t>: g</w:t>
+      </w:r>
+      <w:r>
+        <w:rPr>
+          <w:rFonts w:eastAsia="Times New Roman"/>
+        </w:rPr>
+        <w:t>estión de políticas de acceso entre orígenes</w:t>
+      </w:r>
+    </w:p>
+    <w:p>
+      <w:pPr>
+        <w:numPr>
+          <w:ilvl w:val="0"/>
+          <w:numId w:val="24"/>
+        </w:numPr>
+        <w:spacing w:before="100" w:beforeAutospacing="1" w:after="100" w:afterAutospacing="1" w:line="240" w:lineRule="auto"/>
+        <w:rPr>
+          <w:rFonts w:eastAsia="Times New Roman"/>
+        </w:rPr>
+      </w:pPr>
+      <w:r>
+        <w:rPr>
+          <w:rFonts w:eastAsia="Times New Roman"/>
+          <w:bCs/>
+        </w:rPr>
+        <w:t>dotenv</w:t>
+      </w:r>
+      <w:r>
+        <w:rPr>
+          <w:rFonts w:eastAsia="Times New Roman"/>
+        </w:rPr>
+        <w:t>: c</w:t>
+      </w:r>
+      <w:r>
+        <w:rPr>
+          <w:rFonts w:eastAsia="Times New Roman"/>
+        </w:rPr>
+        <w:t>arga de variables de entorno</w:t>
+      </w:r>
+    </w:p>
+    <w:p>
+      <w:pPr>
+        <w:numPr>
+          <w:ilvl w:val="0"/>
+          <w:numId w:val="24"/>
+        </w:numPr>
+        <w:spacing w:before="100" w:beforeAutospacing="1" w:after="100" w:afterAutospacing="1" w:line="240" w:lineRule="auto"/>
+        <w:rPr>
+          <w:rFonts w:eastAsia="Times New Roman"/>
+        </w:rPr>
+      </w:pPr>
+      <w:r>
+        <w:rPr>
+          <w:rFonts w:eastAsia="Times New Roman"/>
+          <w:bCs/>
+        </w:rPr>
+        <w:t>multer</w:t>
+      </w:r>
+      <w:r>
+        <w:rPr>
+          <w:rFonts w:eastAsia="Times New Roman"/>
+        </w:rPr>
+        <w:t>: g</w:t>
+      </w:r>
+      <w:r>
+        <w:rPr>
+          <w:rFonts w:eastAsia="Times New Roman"/>
+        </w:rPr>
+        <w:t>estión de subida de archivos</w:t>
+      </w:r>
+    </w:p>
+    <w:p>
+      <w:pPr>
+        <w:numPr>
+          <w:ilvl w:val="0"/>
+          <w:numId w:val="24"/>
+        </w:numPr>
+        <w:spacing w:before="100" w:beforeAutospacing="1" w:after="100" w:afterAutospacing="1" w:line="240" w:lineRule="auto"/>
+        <w:rPr>
+          <w:rFonts w:eastAsia="Times New Roman"/>
+        </w:rPr>
+      </w:pPr>
+      <w:r>
+        <w:rPr>
+          <w:rFonts w:eastAsia="Times New Roman"/>
+          <w:bCs/>
+        </w:rPr>
+        <w:t>tesseract.js</w:t>
+      </w:r>
+      <w:r>
+        <w:rPr>
+          <w:rFonts w:eastAsia="Times New Roman"/>
+        </w:rPr>
+        <w:t xml:space="preserve">: </w:t>
+      </w:r>
+      <w:r>
+        <w:rPr>
+          <w:rFonts w:eastAsia="Times New Roman"/>
+        </w:rPr>
+        <w:t>OCR para extracción de texto en imágenes</w:t>
+      </w:r>
+    </w:p>
+    <w:p>
+      <w:pPr>
+        <w:numPr>
+          <w:ilvl w:val="0"/>
+          <w:numId w:val="24"/>
+        </w:numPr>
+        <w:spacing w:before="100" w:beforeAutospacing="1" w:after="100" w:afterAutospacing="1" w:line="240" w:lineRule="auto"/>
+        <w:rPr>
+          <w:rFonts w:eastAsia="Times New Roman"/>
+        </w:rPr>
+      </w:pPr>
+      <w:r>
+        <w:rPr>
+          <w:rFonts w:eastAsia="Times New Roman"/>
+          <w:bCs/>
+        </w:rPr>
+        <w:t>nodemon</w:t>
+      </w:r>
+      <w:r>
+        <w:rPr>
+          <w:rFonts w:eastAsia="Times New Roman"/>
+        </w:rPr>
+        <w:t>: r</w:t>
+      </w:r>
+      <w:r>
+        <w:rPr>
+          <w:rFonts w:eastAsia="Times New Roman"/>
+        </w:rPr>
+        <w:t>einicio automático del servidor en desarrollo</w:t>
+      </w:r>
+    </w:p>
+    <w:p>
+      <w:pPr>
+        <w:spacing w:before="100" w:beforeAutospacing="1" w:after="100" w:afterAutospacing="1" w:line="240" w:lineRule="auto"/>
+        <w:rPr>
+          <w:rFonts w:eastAsia="Times New Roman"/>
+        </w:rPr>
+      </w:pPr>
+      <w:r>
+        <w:rPr>
+          <w:rFonts w:eastAsia="Times New Roman"/>
+          <w:bCs/>
+          <w:i/>
+        </w:rPr>
+        <w:t xml:space="preserve">Frontend: </w:t>
+      </w:r>
+    </w:p>
+    <w:p>
+      <w:pPr>
+        <w:numPr>
+          <w:ilvl w:val="0"/>
+          <w:numId w:val="24"/>
+        </w:numPr>
+        <w:spacing w:before="100" w:beforeAutospacing="1" w:after="100" w:afterAutospacing="1" w:line="240" w:lineRule="auto"/>
+        <w:rPr>
+          <w:rFonts w:eastAsia="Times New Roman"/>
+        </w:rPr>
+      </w:pPr>
+      <w:r>
+        <w:rPr>
+          <w:rFonts w:eastAsia="Times New Roman"/>
+          <w:bCs/>
+        </w:rPr>
+        <w:t>axios</w:t>
+      </w:r>
+      <w:r>
+        <w:rPr>
+          <w:rFonts w:eastAsia="Times New Roman"/>
+        </w:rPr>
+        <w:t>: cliente HTTP para comunicación con la API</w:t>
+      </w:r>
+    </w:p>
+    <w:p>
+      <w:pPr>
+        <w:numPr>
+          <w:ilvl w:val="0"/>
+          <w:numId w:val="24"/>
+        </w:numPr>
+        <w:spacing w:before="100" w:beforeAutospacing="1" w:after="100" w:afterAutospacing="1" w:line="240" w:lineRule="auto"/>
+        <w:rPr>
+          <w:rFonts w:eastAsia="Times New Roman"/>
+        </w:rPr>
+      </w:pPr>
+      <w:r>
+        <w:rPr>
+          <w:rFonts w:eastAsia="Times New Roman"/>
+          <w:bCs/>
+        </w:rPr>
+        <w:t>Ant Design Vue</w:t>
+      </w:r>
+      <w:r>
+        <w:rPr>
+          <w:rFonts w:eastAsia="Times New Roman"/>
+        </w:rPr>
+        <w:t>: librería de componentes UI</w:t>
+      </w:r>
+    </w:p>
+    <w:p>
+      <w:pPr>
+        <w:numPr>
+          <w:ilvl w:val="0"/>
+          <w:numId w:val="24"/>
+        </w:numPr>
+        <w:spacing w:before="100" w:beforeAutospacing="1" w:after="100" w:afterAutospacing="1" w:line="240" w:lineRule="auto"/>
+        <w:rPr>
+          <w:rFonts w:eastAsia="Times New Roman"/>
+        </w:rPr>
+      </w:pPr>
+      <w:r>
+        <w:rPr>
+          <w:rFonts w:eastAsia="Times New Roman"/>
+          <w:bCs/>
+        </w:rPr>
+        <w:t>@antv/g2plo</w:t>
+      </w:r>
+      <w:r>
+        <w:rPr>
+          <w:rFonts w:eastAsia="Times New Roman"/>
+        </w:rPr>
+        <w:t>: visualización de datos y gráficas</w:t>
+      </w:r>
+    </w:p>
+    <w:p>
+      <w:pPr>
+        <w:numPr>
+          <w:ilvl w:val="0"/>
+          <w:numId w:val="24"/>
+        </w:numPr>
+        <w:spacing w:before="100" w:beforeAutospacing="1" w:after="100" w:afterAutospacing="1" w:line="240" w:lineRule="auto"/>
+        <w:rPr>
+          <w:rFonts w:eastAsia="Times New Roman"/>
+        </w:rPr>
+      </w:pPr>
+      <w:r>
+        <w:rPr>
+          <w:rFonts w:eastAsia="Times New Roman"/>
+          <w:bCs/>
+        </w:rPr>
+        <w:t>crypto-js</w:t>
+      </w:r>
+      <w:r>
+        <w:rPr>
+          <w:rFonts w:eastAsia="Times New Roman"/>
+        </w:rPr>
+        <w:t>: cifrado en el lado del cliente</w:t>
+      </w:r>
+    </w:p>
+    <w:p>
+      <w:pPr>
+        <w:numPr>
+          <w:ilvl w:val="0"/>
+          <w:numId w:val="24"/>
+        </w:numPr>
+        <w:spacing w:before="100" w:beforeAutospacing="1" w:after="100" w:afterAutospacing="1" w:line="240" w:lineRule="auto"/>
+        <w:rPr>
+          <w:rFonts w:eastAsia="Times New Roman"/>
+        </w:rPr>
+      </w:pPr>
+      <w:r>
+        <w:rPr>
+          <w:rFonts w:eastAsia="Times New Roman"/>
+          <w:bCs/>
+        </w:rPr>
+        <w:t>qrcode</w:t>
+      </w:r>
+      <w:r>
+        <w:rPr>
+          <w:rFonts w:eastAsia="Times New Roman"/>
+        </w:rPr>
+        <w:t>: generación de códigos QR</w:t>
+      </w:r>
+    </w:p>
+    <w:p>
+      <w:pPr>
+        <w:numPr>
+          <w:ilvl w:val="0"/>
+          <w:numId w:val="24"/>
+        </w:numPr>
+        <w:spacing w:before="100" w:beforeAutospacing="1" w:after="100" w:afterAutospacing="1" w:line="240" w:lineRule="auto"/>
+        <w:rPr>
+          <w:rFonts w:eastAsia="Times New Roman"/>
+        </w:rPr>
+      </w:pPr>
+      <w:r>
+        <w:rPr>
+          <w:rFonts w:eastAsia="Times New Roman"/>
+          <w:bCs/>
+        </w:rPr>
+        <w:t>dayjs</w:t>
+      </w:r>
+      <w:r>
+        <w:rPr>
+          <w:rFonts w:eastAsia="Times New Roman"/>
+        </w:rPr>
+        <w:t>: manipulación y formateo de fechas</w:t>
+      </w:r>
+    </w:p>
+    <w:p>
+      <w:pPr>
+        <w:numPr>
+          <w:ilvl w:val="0"/>
+          <w:numId w:val="24"/>
+        </w:numPr>
+        <w:spacing w:before="100" w:beforeAutospacing="1" w:after="100" w:afterAutospacing="1" w:line="240" w:lineRule="auto"/>
+        <w:rPr>
+          <w:rFonts w:eastAsia="Times New Roman"/>
+        </w:rPr>
+      </w:pPr>
+      <w:r>
+        <w:rPr>
+          <w:rFonts w:eastAsia="Times New Roman"/>
+          <w:bCs/>
+        </w:rPr>
+        <w:t>vue-router</w:t>
+      </w:r>
+      <w:r>
+        <w:rPr>
+          <w:rFonts w:eastAsia="Times New Roman"/>
+        </w:rPr>
+        <w:t>: enrutado de la SPA</w:t>
+      </w:r>
+    </w:p>
+    <w:p>
+      <w:pPr>
+        <w:numPr>
+          <w:ilvl w:val="0"/>
+          <w:numId w:val="24"/>
+        </w:numPr>
+        <w:spacing w:before="100" w:beforeAutospacing="1" w:after="100" w:afterAutospacing="1" w:line="240" w:lineRule="auto"/>
+        <w:rPr>
+          <w:rFonts w:eastAsia="Times New Roman"/>
+        </w:rPr>
+      </w:pPr>
+      <w:r>
+        <w:rPr>
+          <w:rFonts w:eastAsia="Times New Roman"/>
+          <w:bCs/>
+        </w:rPr>
+        <w:t>vue-request</w:t>
+      </w:r>
+      <w:r>
+        <w:rPr>
+          <w:rFonts w:eastAsia="Times New Roman"/>
+        </w:rPr>
+        <w:t>: gestión de peticiones asíncronas</w:t>
+      </w:r>
+    </w:p>
+    <w:p>
+      <w:pPr>
+        <w:spacing w:before="100" w:beforeAutospacing="1" w:after="100" w:afterAutospacing="1" w:line="240" w:lineRule="auto"/>
+        <w:ind w:left="720"/>
+        <w:rPr>
+          <w:rFonts w:eastAsia="Times New Roman"/>
+        </w:rPr>
+      </w:pPr>
+    </w:p>
+    <w:p>
+      <w:pPr>
+        <w:rPr>
+          <w:b/>
+          <w:sz w:val="32"/>
+          <w:szCs w:val="32"/>
+        </w:rPr>
+      </w:pPr>
+      <w:r>
+        <w:rPr>
+          <w:rFonts w:eastAsia="Arial"/>
+          <w:b/>
+          <w:sz w:val="32"/>
+          <w:szCs w:val="32"/>
+        </w:rPr>
         <w:t>7</w:t>
       </w:r>
       <w:r>
         <w:rPr>
-          <w:rFonts w:ascii="Calibri" w:eastAsia="Arial" w:hAnsi="Calibri" w:cs="Calibri"/>
+          <w:rFonts w:eastAsia="Arial"/>
+          <w:b/>
+          <w:sz w:val="32"/>
+          <w:szCs w:val="32"/>
         </w:rPr>
         <w:t xml:space="preserve">. </w:t>
       </w:r>
       <w:r>
         <w:rPr>
-          <w:rFonts w:ascii="Calibri" w:eastAsia="Arial" w:hAnsi="Calibri" w:cs="Calibri"/>
+          <w:rFonts w:eastAsia="Arial"/>
+          <w:b/>
+          <w:sz w:val="32"/>
+          <w:szCs w:val="32"/>
         </w:rPr>
         <w:t>Manual de despliegue</w:t>
       </w:r>
@@ -14235,6 +15138,7 @@
           <w:rFonts w:eastAsia="Times New Roman"/>
           <w:color w:val="000000"/>
         </w:rPr>
+        <w:lastRenderedPageBreak/>
         <w:t xml:space="preserve">Comenzaremos el despliegue descargando las imágenes del dockerhub </w:t>
       </w:r>
       <w:r>
@@ -14270,21 +15174,222 @@
     </w:p>
     <w:p>
       <w:pPr>
+        <w:pStyle w:val="Prrafodelista"/>
+        <w:spacing w:after="60" w:line="240" w:lineRule="auto"/>
+        <w:jc w:val="both"/>
+        <w:textAlignment w:val="baseline"/>
+        <w:rPr>
+          <w:rFonts w:eastAsia="Times New Roman"/>
+          <w:color w:val="000000"/>
+        </w:rPr>
+      </w:pPr>
+      <w:r>
+        <w:rPr>
+          <w:rFonts w:eastAsia="Times New Roman"/>
+          <w:noProof/>
+          <w:color w:val="000000"/>
+        </w:rPr>
+        <w:drawing>
+          <wp:anchor distT="0" distB="0" distL="114300" distR="114300" simplePos="0" relativeHeight="251664896" behindDoc="0" locked="0" layoutInCell="1" allowOverlap="1">
+            <wp:simplePos x="0" y="0"/>
+            <wp:positionH relativeFrom="column">
+              <wp:posOffset>-44450</wp:posOffset>
+            </wp:positionH>
+            <wp:positionV relativeFrom="paragraph">
+              <wp:posOffset>284480</wp:posOffset>
+            </wp:positionV>
+            <wp:extent cx="5537200" cy="848360"/>
+            <wp:effectExtent l="19050" t="0" r="6350" b="0"/>
+            <wp:wrapThrough wrapText="bothSides">
+              <wp:wrapPolygon edited="0">
+                <wp:start x="-74" y="0"/>
+                <wp:lineTo x="-74" y="21341"/>
+                <wp:lineTo x="21625" y="21341"/>
+                <wp:lineTo x="21625" y="0"/>
+                <wp:lineTo x="-74" y="0"/>
+              </wp:wrapPolygon>
+            </wp:wrapThrough>
+            <wp:docPr id="8" name="Imagen 7"/>
+            <wp:cNvGraphicFramePr>
+              <a:graphicFrameLocks xmlns:a="http://schemas.openxmlformats.org/drawingml/2006/main" noChangeAspect="1"/>
+            </wp:cNvGraphicFramePr>
+            <a:graphic xmlns:a="http://schemas.openxmlformats.org/drawingml/2006/main">
+              <a:graphicData uri="http://schemas.openxmlformats.org/drawingml/2006/picture">
+                <pic:pic xmlns:pic="http://schemas.openxmlformats.org/drawingml/2006/picture">
+                  <pic:nvPicPr>
+                    <pic:cNvPr id="0" name="Picture 7"/>
+                    <pic:cNvPicPr>
+                      <a:picLocks noChangeAspect="1" noChangeArrowheads="1"/>
+                    </pic:cNvPicPr>
+                  </pic:nvPicPr>
+                  <pic:blipFill>
+                    <a:blip r:embed="rId22"/>
+                    <a:srcRect/>
+                    <a:stretch>
+                      <a:fillRect/>
+                    </a:stretch>
+                  </pic:blipFill>
+                  <pic:spPr bwMode="auto">
+                    <a:xfrm>
+                      <a:off x="0" y="0"/>
+                      <a:ext cx="5537200" cy="848360"/>
+                    </a:xfrm>
+                    <a:prstGeom prst="rect">
+                      <a:avLst/>
+                    </a:prstGeom>
+                    <a:noFill/>
+                    <a:ln w="9525">
+                      <a:noFill/>
+                      <a:miter lim="800000"/>
+                      <a:headEnd/>
+                      <a:tailEnd/>
+                    </a:ln>
+                  </pic:spPr>
+                </pic:pic>
+              </a:graphicData>
+            </a:graphic>
+          </wp:anchor>
+        </w:drawing>
+      </w:r>
+    </w:p>
+    <w:p>
+      <w:pPr>
+        <w:pStyle w:val="Prrafodelista"/>
+        <w:spacing w:after="60" w:line="240" w:lineRule="auto"/>
+        <w:jc w:val="both"/>
+        <w:textAlignment w:val="baseline"/>
+        <w:rPr>
+          <w:rFonts w:eastAsia="Times New Roman"/>
+          <w:color w:val="000000"/>
+        </w:rPr>
+      </w:pPr>
+      <w:r>
+        <w:rPr>
+          <w:rFonts w:eastAsia="Times New Roman"/>
+          <w:noProof/>
+          <w:color w:val="000000"/>
+        </w:rPr>
+        <w:drawing>
+          <wp:anchor distT="0" distB="0" distL="114300" distR="114300" simplePos="0" relativeHeight="251665920" behindDoc="0" locked="0" layoutInCell="1" allowOverlap="1">
+            <wp:simplePos x="0" y="0"/>
+            <wp:positionH relativeFrom="column">
+              <wp:posOffset>-8255</wp:posOffset>
+            </wp:positionH>
+            <wp:positionV relativeFrom="paragraph">
+              <wp:posOffset>281940</wp:posOffset>
+            </wp:positionV>
+            <wp:extent cx="5441950" cy="811530"/>
+            <wp:effectExtent l="19050" t="0" r="6350" b="0"/>
+            <wp:wrapThrough wrapText="bothSides">
+              <wp:wrapPolygon edited="0">
+                <wp:start x="-76" y="0"/>
+                <wp:lineTo x="-76" y="21296"/>
+                <wp:lineTo x="21625" y="21296"/>
+                <wp:lineTo x="21625" y="0"/>
+                <wp:lineTo x="-76" y="0"/>
+              </wp:wrapPolygon>
+            </wp:wrapThrough>
+            <wp:docPr id="10" name="Imagen 10"/>
+            <wp:cNvGraphicFramePr>
+              <a:graphicFrameLocks xmlns:a="http://schemas.openxmlformats.org/drawingml/2006/main" noChangeAspect="1"/>
+            </wp:cNvGraphicFramePr>
+            <a:graphic xmlns:a="http://schemas.openxmlformats.org/drawingml/2006/main">
+              <a:graphicData uri="http://schemas.openxmlformats.org/drawingml/2006/picture">
+                <pic:pic xmlns:pic="http://schemas.openxmlformats.org/drawingml/2006/picture">
+                  <pic:nvPicPr>
+                    <pic:cNvPr id="0" name="Picture 10"/>
+                    <pic:cNvPicPr>
+                      <a:picLocks noChangeAspect="1" noChangeArrowheads="1"/>
+                    </pic:cNvPicPr>
+                  </pic:nvPicPr>
+                  <pic:blipFill>
+                    <a:blip r:embed="rId23"/>
+                    <a:srcRect/>
+                    <a:stretch>
+                      <a:fillRect/>
+                    </a:stretch>
+                  </pic:blipFill>
+                  <pic:spPr bwMode="auto">
+                    <a:xfrm>
+                      <a:off x="0" y="0"/>
+                      <a:ext cx="5441950" cy="811530"/>
+                    </a:xfrm>
+                    <a:prstGeom prst="rect">
+                      <a:avLst/>
+                    </a:prstGeom>
+                    <a:noFill/>
+                    <a:ln w="9525">
+                      <a:noFill/>
+                      <a:miter lim="800000"/>
+                      <a:headEnd/>
+                      <a:tailEnd/>
+                    </a:ln>
+                  </pic:spPr>
+                </pic:pic>
+              </a:graphicData>
+            </a:graphic>
+          </wp:anchor>
+        </w:drawing>
+      </w:r>
+    </w:p>
+    <w:p>
+      <w:pPr>
+        <w:spacing w:before="60" w:after="60" w:line="240" w:lineRule="auto"/>
+        <w:jc w:val="both"/>
+        <w:rPr>
+          <w:rFonts w:eastAsia="Times New Roman"/>
+          <w:i/>
+          <w:lang w:val="en-GB"/>
+        </w:rPr>
+      </w:pPr>
+    </w:p>
+    <w:p>
+      <w:pPr>
+        <w:spacing w:before="60" w:after="60" w:line="240" w:lineRule="auto"/>
+        <w:jc w:val="both"/>
+        <w:rPr>
+          <w:rFonts w:eastAsia="Times New Roman"/>
+          <w:i/>
+          <w:lang w:val="en-GB"/>
+        </w:rPr>
+      </w:pPr>
+      <w:r>
+        <w:rPr>
+          <w:rFonts w:eastAsia="Times New Roman"/>
+          <w:i/>
+          <w:lang w:val="en-GB"/>
+        </w:rPr>
+        <w:t>Docker-compose.yml</w:t>
+      </w:r>
+    </w:p>
+    <w:p>
+      <w:pPr>
         <w:spacing w:before="60" w:after="60" w:line="240" w:lineRule="auto"/>
         <w:ind w:left="720"/>
         <w:jc w:val="both"/>
         <w:rPr>
           <w:rFonts w:eastAsia="Times New Roman"/>
-          <w:i/>
-        </w:rPr>
-      </w:pPr>
-      <w:r>
-        <w:rPr>
-          <w:rFonts w:eastAsia="Times New Roman"/>
-          <w:i/>
-        </w:rPr>
-        <w:t>Docker-compose.yml</w:t>
-      </w:r>
+          <w:lang w:val="en-GB"/>
+        </w:rPr>
+      </w:pPr>
+      <w:r>
+        <w:rPr>
+          <w:rFonts w:eastAsia="Times New Roman"/>
+          <w:color w:val="000000"/>
+          <w:lang w:val="en-GB"/>
+        </w:rPr>
+        <w:t>version: '3.8'</w:t>
+      </w:r>
+    </w:p>
+    <w:p>
+      <w:pPr>
+        <w:spacing w:after="0" w:line="240" w:lineRule="auto"/>
+        <w:jc w:val="both"/>
+        <w:rPr>
+          <w:rFonts w:eastAsia="Times New Roman"/>
+          <w:lang w:val="en-GB"/>
+        </w:rPr>
+      </w:pPr>
     </w:p>
     <w:p>
       <w:pPr>
@@ -14302,18 +15407,8 @@
           <w:color w:val="000000"/>
           <w:lang w:val="en-GB"/>
         </w:rPr>
-        <w:t>version: '3.8'</w:t>
-      </w:r>
-    </w:p>
-    <w:p>
-      <w:pPr>
-        <w:spacing w:after="0" w:line="240" w:lineRule="auto"/>
-        <w:jc w:val="both"/>
-        <w:rPr>
-          <w:rFonts w:eastAsia="Times New Roman"/>
-          <w:lang w:val="en-GB"/>
-        </w:rPr>
-      </w:pPr>
+        <w:t>services:</w:t>
+      </w:r>
     </w:p>
     <w:p>
       <w:pPr>
@@ -14331,7 +15426,7 @@
           <w:color w:val="000000"/>
           <w:lang w:val="en-GB"/>
         </w:rPr>
-        <w:t>services:</w:t>
+        <w:t>  backend:</w:t>
       </w:r>
     </w:p>
     <w:p>
@@ -14350,7 +15445,7 @@
           <w:color w:val="000000"/>
           <w:lang w:val="en-GB"/>
         </w:rPr>
-        <w:t>  backend:</w:t>
+        <w:t>    build: ./backend</w:t>
       </w:r>
     </w:p>
     <w:p>
@@ -14369,7 +15464,7 @@
           <w:color w:val="000000"/>
           <w:lang w:val="en-GB"/>
         </w:rPr>
-        <w:t>    build: ./backend</w:t>
+        <w:t>    ports:</w:t>
       </w:r>
     </w:p>
     <w:p>
@@ -14388,7 +15483,7 @@
           <w:color w:val="000000"/>
           <w:lang w:val="en-GB"/>
         </w:rPr>
-        <w:t>    ports:</w:t>
+        <w:t>      - "5000:5000"</w:t>
       </w:r>
     </w:p>
     <w:p>
@@ -14407,7 +15502,7 @@
           <w:color w:val="000000"/>
           <w:lang w:val="en-GB"/>
         </w:rPr>
-        <w:t>      - "5000:5000"</w:t>
+        <w:t>    volumes:</w:t>
       </w:r>
     </w:p>
     <w:p>
@@ -14426,7 +15521,7 @@
           <w:color w:val="000000"/>
           <w:lang w:val="en-GB"/>
         </w:rPr>
-        <w:t>    volumes:</w:t>
+        <w:t>      - ./backend/utils/db:/app/utils/db</w:t>
       </w:r>
     </w:p>
     <w:p>
@@ -14445,7 +15540,7 @@
           <w:color w:val="000000"/>
           <w:lang w:val="en-GB"/>
         </w:rPr>
-        <w:t>      - ./backend/utils/db:/app/utils/db</w:t>
+        <w:t>      - ./backend/.env:/app/.env</w:t>
       </w:r>
     </w:p>
     <w:p>
@@ -14464,7 +15559,7 @@
           <w:color w:val="000000"/>
           <w:lang w:val="en-GB"/>
         </w:rPr>
-        <w:t>      - ./backend/.env:/app/.env</w:t>
+        <w:t>    environment:</w:t>
       </w:r>
     </w:p>
     <w:p>
@@ -14483,8 +15578,18 @@
           <w:color w:val="000000"/>
           <w:lang w:val="en-GB"/>
         </w:rPr>
-        <w:t>    environment:</w:t>
-      </w:r>
+        <w:t>      - PORT=5000</w:t>
+      </w:r>
+    </w:p>
+    <w:p>
+      <w:pPr>
+        <w:spacing w:after="0" w:line="240" w:lineRule="auto"/>
+        <w:jc w:val="both"/>
+        <w:rPr>
+          <w:rFonts w:eastAsia="Times New Roman"/>
+          <w:lang w:val="en-GB"/>
+        </w:rPr>
+      </w:pPr>
     </w:p>
     <w:p>
       <w:pPr>
@@ -14502,19 +15607,8 @@
           <w:color w:val="000000"/>
           <w:lang w:val="en-GB"/>
         </w:rPr>
-        <w:lastRenderedPageBreak/>
-        <w:t>      - PORT=5000</w:t>
-      </w:r>
-    </w:p>
-    <w:p>
-      <w:pPr>
-        <w:spacing w:after="0" w:line="240" w:lineRule="auto"/>
-        <w:jc w:val="both"/>
-        <w:rPr>
-          <w:rFonts w:eastAsia="Times New Roman"/>
-          <w:lang w:val="en-GB"/>
-        </w:rPr>
-      </w:pPr>
+        <w:t>  frontend:</w:t>
+      </w:r>
     </w:p>
     <w:p>
       <w:pPr>
@@ -14532,7 +15626,7 @@
           <w:color w:val="000000"/>
           <w:lang w:val="en-GB"/>
         </w:rPr>
-        <w:t>  frontend:</w:t>
+        <w:t>    build:</w:t>
       </w:r>
     </w:p>
     <w:p>
@@ -14551,7 +15645,7 @@
           <w:color w:val="000000"/>
           <w:lang w:val="en-GB"/>
         </w:rPr>
-        <w:t>    build:</w:t>
+        <w:t>      context: ./frontend</w:t>
       </w:r>
     </w:p>
     <w:p>
@@ -14570,7 +15664,7 @@
           <w:color w:val="000000"/>
           <w:lang w:val="en-GB"/>
         </w:rPr>
-        <w:t>      context: ./frontend</w:t>
+        <w:t>      args:</w:t>
       </w:r>
     </w:p>
     <w:p>
@@ -14589,7 +15683,7 @@
           <w:color w:val="000000"/>
           <w:lang w:val="en-GB"/>
         </w:rPr>
-        <w:t>      args:</w:t>
+        <w:t>        - VITE_API_URL=http://192.168.1.66:5000</w:t>
       </w:r>
     </w:p>
     <w:p>
@@ -14608,7 +15702,7 @@
           <w:color w:val="000000"/>
           <w:lang w:val="en-GB"/>
         </w:rPr>
-        <w:t>        - VITE_API_URL=http://192.168.1.66:5000</w:t>
+        <w:t>        - VITE_FRONTEND_URL=http://192.168.1.66:5173</w:t>
       </w:r>
     </w:p>
     <w:p>
@@ -14618,7 +15712,6 @@
         <w:jc w:val="both"/>
         <w:rPr>
           <w:rFonts w:eastAsia="Times New Roman"/>
-          <w:lang w:val="en-GB"/>
         </w:rPr>
       </w:pPr>
       <w:r>
@@ -14627,7 +15720,14 @@
           <w:color w:val="000000"/>
           <w:lang w:val="en-GB"/>
         </w:rPr>
-        <w:t>        - VITE_FRONTEND_URL=http://192.168.1.66:5173</w:t>
+        <w:t>        </w:t>
+      </w:r>
+      <w:r>
+        <w:rPr>
+          <w:rFonts w:eastAsia="Times New Roman"/>
+          <w:color w:val="000000"/>
+        </w:rPr>
+        <w:t>- VITE_QR_SECRET=clave_secreta_compartida_con_backend</w:t>
       </w:r>
     </w:p>
     <w:p>
@@ -14643,16 +15743,9 @@
         <w:rPr>
           <w:rFonts w:eastAsia="Times New Roman"/>
           <w:color w:val="000000"/>
-          <w:lang w:val="en-GB"/>
-        </w:rPr>
-        <w:t>        </w:t>
-      </w:r>
-      <w:r>
-        <w:rPr>
-          <w:rFonts w:eastAsia="Times New Roman"/>
-          <w:color w:val="000000"/>
-        </w:rPr>
-        <w:t>- VITE_QR_SECRET=clave_secreta_compartida_con_backend</w:t>
+        </w:rPr>
+        <w:lastRenderedPageBreak/>
+        <w:t>    ports:</w:t>
       </w:r>
     </w:p>
     <w:p>
@@ -14669,23 +15762,6 @@
           <w:rFonts w:eastAsia="Times New Roman"/>
           <w:color w:val="000000"/>
         </w:rPr>
-        <w:t>    ports:</w:t>
-      </w:r>
-    </w:p>
-    <w:p>
-      <w:pPr>
-        <w:spacing w:before="60" w:after="60" w:line="240" w:lineRule="auto"/>
-        <w:ind w:left="720"/>
-        <w:jc w:val="both"/>
-        <w:rPr>
-          <w:rFonts w:eastAsia="Times New Roman"/>
-        </w:rPr>
-      </w:pPr>
-      <w:r>
-        <w:rPr>
-          <w:rFonts w:eastAsia="Times New Roman"/>
-          <w:color w:val="000000"/>
-        </w:rPr>
         <w:t>      - "5173:5173"</w:t>
       </w:r>
     </w:p>
@@ -15193,7 +16269,6 @@
           <w:color w:val="000000"/>
           <w:lang w:val="en-GB"/>
         </w:rPr>
-        <w:lastRenderedPageBreak/>
         <w:t>COPY package*.json ./</w:t>
       </w:r>
     </w:p>
@@ -15338,6 +16413,7 @@
           <w:color w:val="000000"/>
           <w:lang w:val="en-GB"/>
         </w:rPr>
+        <w:lastRenderedPageBreak/>
         <w:t>ENV VITE_FRONTEND_URL=$VITE_FRONTEND_URL</w:t>
       </w:r>
     </w:p>
@@ -15730,7 +16806,7 @@
         <w:noProof/>
         <w:color w:val="041C2C"/>
       </w:rPr>
-      <w:t>19</w:t>
+      <w:t>6</w:t>
     </w:r>
     <w:r>
       <w:rPr>
@@ -15793,7 +16869,7 @@
         <w:noProof/>
         <w:color w:val="041C2C"/>
       </w:rPr>
-      <w:t>18</w:t>
+      <w:t>3</w:t>
     </w:r>
     <w:r>
       <w:rPr>
@@ -16399,6 +17475,155 @@
     </w:lvl>
   </w:abstractNum>
   <w:abstractNum w:abstractNumId="4">
+    <w:nsid w:val="1A2E12D6"/>
+    <w:multiLevelType w:val="multilevel"/>
+    <w:tmpl w:val="508695AC"/>
+    <w:lvl w:ilvl="0">
+      <w:start w:val="1"/>
+      <w:numFmt w:val="bullet"/>
+      <w:lvlText w:val="-"/>
+      <w:lvlJc w:val="left"/>
+      <w:pPr>
+        <w:tabs>
+          <w:tab w:val="num" w:pos="720"/>
+        </w:tabs>
+        <w:ind w:left="720" w:hanging="360"/>
+      </w:pPr>
+      <w:rPr>
+        <w:rFonts w:ascii="Calibri" w:hAnsi="Calibri" w:hint="default"/>
+        <w:sz w:val="20"/>
+      </w:rPr>
+    </w:lvl>
+    <w:lvl w:ilvl="1" w:tentative="1">
+      <w:start w:val="1"/>
+      <w:numFmt w:val="bullet"/>
+      <w:lvlText w:val="o"/>
+      <w:lvlJc w:val="left"/>
+      <w:pPr>
+        <w:tabs>
+          <w:tab w:val="num" w:pos="1440"/>
+        </w:tabs>
+        <w:ind w:left="1440" w:hanging="360"/>
+      </w:pPr>
+      <w:rPr>
+        <w:rFonts w:ascii="Courier New" w:hAnsi="Courier New" w:hint="default"/>
+        <w:sz w:val="20"/>
+      </w:rPr>
+    </w:lvl>
+    <w:lvl w:ilvl="2" w:tentative="1">
+      <w:start w:val="1"/>
+      <w:numFmt w:val="bullet"/>
+      <w:lvlText w:val=""/>
+      <w:lvlJc w:val="left"/>
+      <w:pPr>
+        <w:tabs>
+          <w:tab w:val="num" w:pos="2160"/>
+        </w:tabs>
+        <w:ind w:left="2160" w:hanging="360"/>
+      </w:pPr>
+      <w:rPr>
+        <w:rFonts w:ascii="Wingdings" w:hAnsi="Wingdings" w:hint="default"/>
+        <w:sz w:val="20"/>
+      </w:rPr>
+    </w:lvl>
+    <w:lvl w:ilvl="3" w:tentative="1">
+      <w:start w:val="1"/>
+      <w:numFmt w:val="bullet"/>
+      <w:lvlText w:val=""/>
+      <w:lvlJc w:val="left"/>
+      <w:pPr>
+        <w:tabs>
+          <w:tab w:val="num" w:pos="2880"/>
+        </w:tabs>
+        <w:ind w:left="2880" w:hanging="360"/>
+      </w:pPr>
+      <w:rPr>
+        <w:rFonts w:ascii="Wingdings" w:hAnsi="Wingdings" w:hint="default"/>
+        <w:sz w:val="20"/>
+      </w:rPr>
+    </w:lvl>
+    <w:lvl w:ilvl="4" w:tentative="1">
+      <w:start w:val="1"/>
+      <w:numFmt w:val="bullet"/>
+      <w:lvlText w:val=""/>
+      <w:lvlJc w:val="left"/>
+      <w:pPr>
+        <w:tabs>
+          <w:tab w:val="num" w:pos="3600"/>
+        </w:tabs>
+        <w:ind w:left="3600" w:hanging="360"/>
+      </w:pPr>
+      <w:rPr>
+        <w:rFonts w:ascii="Wingdings" w:hAnsi="Wingdings" w:hint="default"/>
+        <w:sz w:val="20"/>
+      </w:rPr>
+    </w:lvl>
+    <w:lvl w:ilvl="5" w:tentative="1">
+      <w:start w:val="1"/>
+      <w:numFmt w:val="bullet"/>
+      <w:lvlText w:val=""/>
+      <w:lvlJc w:val="left"/>
+      <w:pPr>
+        <w:tabs>
+          <w:tab w:val="num" w:pos="4320"/>
+        </w:tabs>
+        <w:ind w:left="4320" w:hanging="360"/>
+      </w:pPr>
+      <w:rPr>
+        <w:rFonts w:ascii="Wingdings" w:hAnsi="Wingdings" w:hint="default"/>
+        <w:sz w:val="20"/>
+      </w:rPr>
+    </w:lvl>
+    <w:lvl w:ilvl="6" w:tentative="1">
+      <w:start w:val="1"/>
+      <w:numFmt w:val="bullet"/>
+      <w:lvlText w:val=""/>
+      <w:lvlJc w:val="left"/>
+      <w:pPr>
+        <w:tabs>
+          <w:tab w:val="num" w:pos="5040"/>
+        </w:tabs>
+        <w:ind w:left="5040" w:hanging="360"/>
+      </w:pPr>
+      <w:rPr>
+        <w:rFonts w:ascii="Wingdings" w:hAnsi="Wingdings" w:hint="default"/>
+        <w:sz w:val="20"/>
+      </w:rPr>
+    </w:lvl>
+    <w:lvl w:ilvl="7" w:tentative="1">
+      <w:start w:val="1"/>
+      <w:numFmt w:val="bullet"/>
+      <w:lvlText w:val=""/>
+      <w:lvlJc w:val="left"/>
+      <w:pPr>
+        <w:tabs>
+          <w:tab w:val="num" w:pos="5760"/>
+        </w:tabs>
+        <w:ind w:left="5760" w:hanging="360"/>
+      </w:pPr>
+      <w:rPr>
+        <w:rFonts w:ascii="Wingdings" w:hAnsi="Wingdings" w:hint="default"/>
+        <w:sz w:val="20"/>
+      </w:rPr>
+    </w:lvl>
+    <w:lvl w:ilvl="8" w:tentative="1">
+      <w:start w:val="1"/>
+      <w:numFmt w:val="bullet"/>
+      <w:lvlText w:val=""/>
+      <w:lvlJc w:val="left"/>
+      <w:pPr>
+        <w:tabs>
+          <w:tab w:val="num" w:pos="6480"/>
+        </w:tabs>
+        <w:ind w:left="6480" w:hanging="360"/>
+      </w:pPr>
+      <w:rPr>
+        <w:rFonts w:ascii="Wingdings" w:hAnsi="Wingdings" w:hint="default"/>
+        <w:sz w:val="20"/>
+      </w:rPr>
+    </w:lvl>
+  </w:abstractNum>
+  <w:abstractNum w:abstractNumId="5">
     <w:nsid w:val="2E790E3D"/>
     <w:multiLevelType w:val="multilevel"/>
     <w:tmpl w:val="EAECFF32"/>
@@ -16547,7 +17772,7 @@
       </w:rPr>
     </w:lvl>
   </w:abstractNum>
-  <w:abstractNum w:abstractNumId="5">
+  <w:abstractNum w:abstractNumId="6">
     <w:nsid w:val="2EDF5F34"/>
     <w:multiLevelType w:val="multilevel"/>
     <w:tmpl w:val="4E102CA4"/>
@@ -16696,7 +17921,7 @@
       </w:rPr>
     </w:lvl>
   </w:abstractNum>
-  <w:abstractNum w:abstractNumId="6">
+  <w:abstractNum w:abstractNumId="7">
     <w:nsid w:val="33C0066B"/>
     <w:multiLevelType w:val="multilevel"/>
     <w:tmpl w:val="D8524AD2"/>
@@ -16782,7 +18007,7 @@
       </w:pPr>
     </w:lvl>
   </w:abstractNum>
-  <w:abstractNum w:abstractNumId="7">
+  <w:abstractNum w:abstractNumId="8">
     <w:nsid w:val="36CF6C2D"/>
     <w:multiLevelType w:val="multilevel"/>
     <w:tmpl w:val="9258DA0C"/>
@@ -16895,7 +18120,7 @@
       </w:rPr>
     </w:lvl>
   </w:abstractNum>
-  <w:abstractNum w:abstractNumId="8">
+  <w:abstractNum w:abstractNumId="9">
     <w:nsid w:val="372F3BAE"/>
     <w:multiLevelType w:val="multilevel"/>
     <w:tmpl w:val="8B4EB092"/>
@@ -17010,7 +18235,7 @@
       </w:rPr>
     </w:lvl>
   </w:abstractNum>
-  <w:abstractNum w:abstractNumId="9">
+  <w:abstractNum w:abstractNumId="10">
     <w:nsid w:val="3B567FB1"/>
     <w:multiLevelType w:val="multilevel"/>
     <w:tmpl w:val="DD942AB8"/>
@@ -17159,7 +18384,305 @@
       </w:rPr>
     </w:lvl>
   </w:abstractNum>
-  <w:abstractNum w:abstractNumId="10">
+  <w:abstractNum w:abstractNumId="11">
+    <w:nsid w:val="41411801"/>
+    <w:multiLevelType w:val="multilevel"/>
+    <w:tmpl w:val="93FC8E96"/>
+    <w:lvl w:ilvl="0">
+      <w:start w:val="1"/>
+      <w:numFmt w:val="bullet"/>
+      <w:lvlText w:val="-"/>
+      <w:lvlJc w:val="left"/>
+      <w:pPr>
+        <w:tabs>
+          <w:tab w:val="num" w:pos="720"/>
+        </w:tabs>
+        <w:ind w:left="720" w:hanging="360"/>
+      </w:pPr>
+      <w:rPr>
+        <w:rFonts w:ascii="Calibri" w:hAnsi="Calibri" w:hint="default"/>
+        <w:sz w:val="20"/>
+      </w:rPr>
+    </w:lvl>
+    <w:lvl w:ilvl="1" w:tentative="1">
+      <w:start w:val="1"/>
+      <w:numFmt w:val="bullet"/>
+      <w:lvlText w:val="o"/>
+      <w:lvlJc w:val="left"/>
+      <w:pPr>
+        <w:tabs>
+          <w:tab w:val="num" w:pos="1440"/>
+        </w:tabs>
+        <w:ind w:left="1440" w:hanging="360"/>
+      </w:pPr>
+      <w:rPr>
+        <w:rFonts w:ascii="Courier New" w:hAnsi="Courier New" w:hint="default"/>
+        <w:sz w:val="20"/>
+      </w:rPr>
+    </w:lvl>
+    <w:lvl w:ilvl="2" w:tentative="1">
+      <w:start w:val="1"/>
+      <w:numFmt w:val="bullet"/>
+      <w:lvlText w:val=""/>
+      <w:lvlJc w:val="left"/>
+      <w:pPr>
+        <w:tabs>
+          <w:tab w:val="num" w:pos="2160"/>
+        </w:tabs>
+        <w:ind w:left="2160" w:hanging="360"/>
+      </w:pPr>
+      <w:rPr>
+        <w:rFonts w:ascii="Wingdings" w:hAnsi="Wingdings" w:hint="default"/>
+        <w:sz w:val="20"/>
+      </w:rPr>
+    </w:lvl>
+    <w:lvl w:ilvl="3" w:tentative="1">
+      <w:start w:val="1"/>
+      <w:numFmt w:val="bullet"/>
+      <w:lvlText w:val=""/>
+      <w:lvlJc w:val="left"/>
+      <w:pPr>
+        <w:tabs>
+          <w:tab w:val="num" w:pos="2880"/>
+        </w:tabs>
+        <w:ind w:left="2880" w:hanging="360"/>
+      </w:pPr>
+      <w:rPr>
+        <w:rFonts w:ascii="Wingdings" w:hAnsi="Wingdings" w:hint="default"/>
+        <w:sz w:val="20"/>
+      </w:rPr>
+    </w:lvl>
+    <w:lvl w:ilvl="4" w:tentative="1">
+      <w:start w:val="1"/>
+      <w:numFmt w:val="bullet"/>
+      <w:lvlText w:val=""/>
+      <w:lvlJc w:val="left"/>
+      <w:pPr>
+        <w:tabs>
+          <w:tab w:val="num" w:pos="3600"/>
+        </w:tabs>
+        <w:ind w:left="3600" w:hanging="360"/>
+      </w:pPr>
+      <w:rPr>
+        <w:rFonts w:ascii="Wingdings" w:hAnsi="Wingdings" w:hint="default"/>
+        <w:sz w:val="20"/>
+      </w:rPr>
+    </w:lvl>
+    <w:lvl w:ilvl="5" w:tentative="1">
+      <w:start w:val="1"/>
+      <w:numFmt w:val="bullet"/>
+      <w:lvlText w:val=""/>
+      <w:lvlJc w:val="left"/>
+      <w:pPr>
+        <w:tabs>
+          <w:tab w:val="num" w:pos="4320"/>
+        </w:tabs>
+        <w:ind w:left="4320" w:hanging="360"/>
+      </w:pPr>
+      <w:rPr>
+        <w:rFonts w:ascii="Wingdings" w:hAnsi="Wingdings" w:hint="default"/>
+        <w:sz w:val="20"/>
+      </w:rPr>
+    </w:lvl>
+    <w:lvl w:ilvl="6" w:tentative="1">
+      <w:start w:val="1"/>
+      <w:numFmt w:val="bullet"/>
+      <w:lvlText w:val=""/>
+      <w:lvlJc w:val="left"/>
+      <w:pPr>
+        <w:tabs>
+          <w:tab w:val="num" w:pos="5040"/>
+        </w:tabs>
+        <w:ind w:left="5040" w:hanging="360"/>
+      </w:pPr>
+      <w:rPr>
+        <w:rFonts w:ascii="Wingdings" w:hAnsi="Wingdings" w:hint="default"/>
+        <w:sz w:val="20"/>
+      </w:rPr>
+    </w:lvl>
+    <w:lvl w:ilvl="7" w:tentative="1">
+      <w:start w:val="1"/>
+      <w:numFmt w:val="bullet"/>
+      <w:lvlText w:val=""/>
+      <w:lvlJc w:val="left"/>
+      <w:pPr>
+        <w:tabs>
+          <w:tab w:val="num" w:pos="5760"/>
+        </w:tabs>
+        <w:ind w:left="5760" w:hanging="360"/>
+      </w:pPr>
+      <w:rPr>
+        <w:rFonts w:ascii="Wingdings" w:hAnsi="Wingdings" w:hint="default"/>
+        <w:sz w:val="20"/>
+      </w:rPr>
+    </w:lvl>
+    <w:lvl w:ilvl="8" w:tentative="1">
+      <w:start w:val="1"/>
+      <w:numFmt w:val="bullet"/>
+      <w:lvlText w:val=""/>
+      <w:lvlJc w:val="left"/>
+      <w:pPr>
+        <w:tabs>
+          <w:tab w:val="num" w:pos="6480"/>
+        </w:tabs>
+        <w:ind w:left="6480" w:hanging="360"/>
+      </w:pPr>
+      <w:rPr>
+        <w:rFonts w:ascii="Wingdings" w:hAnsi="Wingdings" w:hint="default"/>
+        <w:sz w:val="20"/>
+      </w:rPr>
+    </w:lvl>
+  </w:abstractNum>
+  <w:abstractNum w:abstractNumId="12">
+    <w:nsid w:val="4426399A"/>
+    <w:multiLevelType w:val="multilevel"/>
+    <w:tmpl w:val="9A4C0384"/>
+    <w:lvl w:ilvl="0">
+      <w:start w:val="1"/>
+      <w:numFmt w:val="bullet"/>
+      <w:lvlText w:val="-"/>
+      <w:lvlJc w:val="left"/>
+      <w:pPr>
+        <w:tabs>
+          <w:tab w:val="num" w:pos="720"/>
+        </w:tabs>
+        <w:ind w:left="720" w:hanging="360"/>
+      </w:pPr>
+      <w:rPr>
+        <w:rFonts w:ascii="Calibri" w:hAnsi="Calibri" w:hint="default"/>
+        <w:sz w:val="20"/>
+      </w:rPr>
+    </w:lvl>
+    <w:lvl w:ilvl="1" w:tentative="1">
+      <w:start w:val="1"/>
+      <w:numFmt w:val="bullet"/>
+      <w:lvlText w:val="o"/>
+      <w:lvlJc w:val="left"/>
+      <w:pPr>
+        <w:tabs>
+          <w:tab w:val="num" w:pos="1440"/>
+        </w:tabs>
+        <w:ind w:left="1440" w:hanging="360"/>
+      </w:pPr>
+      <w:rPr>
+        <w:rFonts w:ascii="Courier New" w:hAnsi="Courier New" w:hint="default"/>
+        <w:sz w:val="20"/>
+      </w:rPr>
+    </w:lvl>
+    <w:lvl w:ilvl="2" w:tentative="1">
+      <w:start w:val="1"/>
+      <w:numFmt w:val="bullet"/>
+      <w:lvlText w:val=""/>
+      <w:lvlJc w:val="left"/>
+      <w:pPr>
+        <w:tabs>
+          <w:tab w:val="num" w:pos="2160"/>
+        </w:tabs>
+        <w:ind w:left="2160" w:hanging="360"/>
+      </w:pPr>
+      <w:rPr>
+        <w:rFonts w:ascii="Wingdings" w:hAnsi="Wingdings" w:hint="default"/>
+        <w:sz w:val="20"/>
+      </w:rPr>
+    </w:lvl>
+    <w:lvl w:ilvl="3" w:tentative="1">
+      <w:start w:val="1"/>
+      <w:numFmt w:val="bullet"/>
+      <w:lvlText w:val=""/>
+      <w:lvlJc w:val="left"/>
+      <w:pPr>
+        <w:tabs>
+          <w:tab w:val="num" w:pos="2880"/>
+        </w:tabs>
+        <w:ind w:left="2880" w:hanging="360"/>
+      </w:pPr>
+      <w:rPr>
+        <w:rFonts w:ascii="Wingdings" w:hAnsi="Wingdings" w:hint="default"/>
+        <w:sz w:val="20"/>
+      </w:rPr>
+    </w:lvl>
+    <w:lvl w:ilvl="4" w:tentative="1">
+      <w:start w:val="1"/>
+      <w:numFmt w:val="bullet"/>
+      <w:lvlText w:val=""/>
+      <w:lvlJc w:val="left"/>
+      <w:pPr>
+        <w:tabs>
+          <w:tab w:val="num" w:pos="3600"/>
+        </w:tabs>
+        <w:ind w:left="3600" w:hanging="360"/>
+      </w:pPr>
+      <w:rPr>
+        <w:rFonts w:ascii="Wingdings" w:hAnsi="Wingdings" w:hint="default"/>
+        <w:sz w:val="20"/>
+      </w:rPr>
+    </w:lvl>
+    <w:lvl w:ilvl="5" w:tentative="1">
+      <w:start w:val="1"/>
+      <w:numFmt w:val="bullet"/>
+      <w:lvlText w:val=""/>
+      <w:lvlJc w:val="left"/>
+      <w:pPr>
+        <w:tabs>
+          <w:tab w:val="num" w:pos="4320"/>
+        </w:tabs>
+        <w:ind w:left="4320" w:hanging="360"/>
+      </w:pPr>
+      <w:rPr>
+        <w:rFonts w:ascii="Wingdings" w:hAnsi="Wingdings" w:hint="default"/>
+        <w:sz w:val="20"/>
+      </w:rPr>
+    </w:lvl>
+    <w:lvl w:ilvl="6" w:tentative="1">
+      <w:start w:val="1"/>
+      <w:numFmt w:val="bullet"/>
+      <w:lvlText w:val=""/>
+      <w:lvlJc w:val="left"/>
+      <w:pPr>
+        <w:tabs>
+          <w:tab w:val="num" w:pos="5040"/>
+        </w:tabs>
+        <w:ind w:left="5040" w:hanging="360"/>
+      </w:pPr>
+      <w:rPr>
+        <w:rFonts w:ascii="Wingdings" w:hAnsi="Wingdings" w:hint="default"/>
+        <w:sz w:val="20"/>
+      </w:rPr>
+    </w:lvl>
+    <w:lvl w:ilvl="7" w:tentative="1">
+      <w:start w:val="1"/>
+      <w:numFmt w:val="bullet"/>
+      <w:lvlText w:val=""/>
+      <w:lvlJc w:val="left"/>
+      <w:pPr>
+        <w:tabs>
+          <w:tab w:val="num" w:pos="5760"/>
+        </w:tabs>
+        <w:ind w:left="5760" w:hanging="360"/>
+      </w:pPr>
+      <w:rPr>
+        <w:rFonts w:ascii="Wingdings" w:hAnsi="Wingdings" w:hint="default"/>
+        <w:sz w:val="20"/>
+      </w:rPr>
+    </w:lvl>
+    <w:lvl w:ilvl="8" w:tentative="1">
+      <w:start w:val="1"/>
+      <w:numFmt w:val="bullet"/>
+      <w:lvlText w:val=""/>
+      <w:lvlJc w:val="left"/>
+      <w:pPr>
+        <w:tabs>
+          <w:tab w:val="num" w:pos="6480"/>
+        </w:tabs>
+        <w:ind w:left="6480" w:hanging="360"/>
+      </w:pPr>
+      <w:rPr>
+        <w:rFonts w:ascii="Wingdings" w:hAnsi="Wingdings" w:hint="default"/>
+        <w:sz w:val="20"/>
+      </w:rPr>
+    </w:lvl>
+  </w:abstractNum>
+  <w:abstractNum w:abstractNumId="13">
     <w:nsid w:val="462362DD"/>
     <w:multiLevelType w:val="multilevel"/>
     <w:tmpl w:val="4A0E7666"/>
@@ -17272,7 +18795,7 @@
       </w:rPr>
     </w:lvl>
   </w:abstractNum>
-  <w:abstractNum w:abstractNumId="11">
+  <w:abstractNum w:abstractNumId="14">
     <w:nsid w:val="48AE774C"/>
     <w:multiLevelType w:val="multilevel"/>
     <w:tmpl w:val="FB8CBA8E"/>
@@ -17386,7 +18909,7 @@
       </w:rPr>
     </w:lvl>
   </w:abstractNum>
-  <w:abstractNum w:abstractNumId="12">
+  <w:abstractNum w:abstractNumId="15">
     <w:nsid w:val="55A431AF"/>
     <w:multiLevelType w:val="multilevel"/>
     <w:tmpl w:val="8690D806"/>
@@ -17500,7 +19023,7 @@
       </w:rPr>
     </w:lvl>
   </w:abstractNum>
-  <w:abstractNum w:abstractNumId="13">
+  <w:abstractNum w:abstractNumId="16">
     <w:nsid w:val="59071F8A"/>
     <w:multiLevelType w:val="multilevel"/>
     <w:tmpl w:val="56E274E8"/>
@@ -17614,7 +19137,156 @@
       </w:rPr>
     </w:lvl>
   </w:abstractNum>
-  <w:abstractNum w:abstractNumId="14">
+  <w:abstractNum w:abstractNumId="17">
+    <w:nsid w:val="5B464A1D"/>
+    <w:multiLevelType w:val="multilevel"/>
+    <w:tmpl w:val="F38E42C0"/>
+    <w:lvl w:ilvl="0">
+      <w:start w:val="1"/>
+      <w:numFmt w:val="bullet"/>
+      <w:lvlText w:val="-"/>
+      <w:lvlJc w:val="left"/>
+      <w:pPr>
+        <w:tabs>
+          <w:tab w:val="num" w:pos="720"/>
+        </w:tabs>
+        <w:ind w:left="720" w:hanging="360"/>
+      </w:pPr>
+      <w:rPr>
+        <w:rFonts w:ascii="Calibri" w:hAnsi="Calibri" w:hint="default"/>
+        <w:sz w:val="20"/>
+      </w:rPr>
+    </w:lvl>
+    <w:lvl w:ilvl="1">
+      <w:start w:val="1"/>
+      <w:numFmt w:val="bullet"/>
+      <w:lvlText w:val=""/>
+      <w:lvlJc w:val="left"/>
+      <w:pPr>
+        <w:tabs>
+          <w:tab w:val="num" w:pos="1440"/>
+        </w:tabs>
+        <w:ind w:left="1440" w:hanging="360"/>
+      </w:pPr>
+      <w:rPr>
+        <w:rFonts w:ascii="Symbol" w:hAnsi="Symbol" w:hint="default"/>
+        <w:sz w:val="20"/>
+      </w:rPr>
+    </w:lvl>
+    <w:lvl w:ilvl="2" w:tentative="1">
+      <w:start w:val="1"/>
+      <w:numFmt w:val="bullet"/>
+      <w:lvlText w:val=""/>
+      <w:lvlJc w:val="left"/>
+      <w:pPr>
+        <w:tabs>
+          <w:tab w:val="num" w:pos="2160"/>
+        </w:tabs>
+        <w:ind w:left="2160" w:hanging="360"/>
+      </w:pPr>
+      <w:rPr>
+        <w:rFonts w:ascii="Wingdings" w:hAnsi="Wingdings" w:hint="default"/>
+        <w:sz w:val="20"/>
+      </w:rPr>
+    </w:lvl>
+    <w:lvl w:ilvl="3" w:tentative="1">
+      <w:start w:val="1"/>
+      <w:numFmt w:val="bullet"/>
+      <w:lvlText w:val=""/>
+      <w:lvlJc w:val="left"/>
+      <w:pPr>
+        <w:tabs>
+          <w:tab w:val="num" w:pos="2880"/>
+        </w:tabs>
+        <w:ind w:left="2880" w:hanging="360"/>
+      </w:pPr>
+      <w:rPr>
+        <w:rFonts w:ascii="Wingdings" w:hAnsi="Wingdings" w:hint="default"/>
+        <w:sz w:val="20"/>
+      </w:rPr>
+    </w:lvl>
+    <w:lvl w:ilvl="4" w:tentative="1">
+      <w:start w:val="1"/>
+      <w:numFmt w:val="bullet"/>
+      <w:lvlText w:val=""/>
+      <w:lvlJc w:val="left"/>
+      <w:pPr>
+        <w:tabs>
+          <w:tab w:val="num" w:pos="3600"/>
+        </w:tabs>
+        <w:ind w:left="3600" w:hanging="360"/>
+      </w:pPr>
+      <w:rPr>
+        <w:rFonts w:ascii="Wingdings" w:hAnsi="Wingdings" w:hint="default"/>
+        <w:sz w:val="20"/>
+      </w:rPr>
+    </w:lvl>
+    <w:lvl w:ilvl="5" w:tentative="1">
+      <w:start w:val="1"/>
+      <w:numFmt w:val="bullet"/>
+      <w:lvlText w:val=""/>
+      <w:lvlJc w:val="left"/>
+      <w:pPr>
+        <w:tabs>
+          <w:tab w:val="num" w:pos="4320"/>
+        </w:tabs>
+        <w:ind w:left="4320" w:hanging="360"/>
+      </w:pPr>
+      <w:rPr>
+        <w:rFonts w:ascii="Wingdings" w:hAnsi="Wingdings" w:hint="default"/>
+        <w:sz w:val="20"/>
+      </w:rPr>
+    </w:lvl>
+    <w:lvl w:ilvl="6" w:tentative="1">
+      <w:start w:val="1"/>
+      <w:numFmt w:val="bullet"/>
+      <w:lvlText w:val=""/>
+      <w:lvlJc w:val="left"/>
+      <w:pPr>
+        <w:tabs>
+          <w:tab w:val="num" w:pos="5040"/>
+        </w:tabs>
+        <w:ind w:left="5040" w:hanging="360"/>
+      </w:pPr>
+      <w:rPr>
+        <w:rFonts w:ascii="Wingdings" w:hAnsi="Wingdings" w:hint="default"/>
+        <w:sz w:val="20"/>
+      </w:rPr>
+    </w:lvl>
+    <w:lvl w:ilvl="7" w:tentative="1">
+      <w:start w:val="1"/>
+      <w:numFmt w:val="bullet"/>
+      <w:lvlText w:val=""/>
+      <w:lvlJc w:val="left"/>
+      <w:pPr>
+        <w:tabs>
+          <w:tab w:val="num" w:pos="5760"/>
+        </w:tabs>
+        <w:ind w:left="5760" w:hanging="360"/>
+      </w:pPr>
+      <w:rPr>
+        <w:rFonts w:ascii="Wingdings" w:hAnsi="Wingdings" w:hint="default"/>
+        <w:sz w:val="20"/>
+      </w:rPr>
+    </w:lvl>
+    <w:lvl w:ilvl="8" w:tentative="1">
+      <w:start w:val="1"/>
+      <w:numFmt w:val="bullet"/>
+      <w:lvlText w:val=""/>
+      <w:lvlJc w:val="left"/>
+      <w:pPr>
+        <w:tabs>
+          <w:tab w:val="num" w:pos="6480"/>
+        </w:tabs>
+        <w:ind w:left="6480" w:hanging="360"/>
+      </w:pPr>
+      <w:rPr>
+        <w:rFonts w:ascii="Wingdings" w:hAnsi="Wingdings" w:hint="default"/>
+        <w:sz w:val="20"/>
+      </w:rPr>
+    </w:lvl>
+  </w:abstractNum>
+  <w:abstractNum w:abstractNumId="18">
     <w:nsid w:val="63BE33A6"/>
     <w:multiLevelType w:val="hybridMultilevel"/>
     <w:tmpl w:val="31340CF4"/>
@@ -17727,7 +19399,7 @@
       </w:rPr>
     </w:lvl>
   </w:abstractNum>
-  <w:abstractNum w:abstractNumId="15">
+  <w:abstractNum w:abstractNumId="19">
     <w:nsid w:val="649C7789"/>
     <w:multiLevelType w:val="multilevel"/>
     <w:tmpl w:val="2248AD76"/>
@@ -17841,7 +19513,7 @@
       </w:rPr>
     </w:lvl>
   </w:abstractNum>
-  <w:abstractNum w:abstractNumId="16">
+  <w:abstractNum w:abstractNumId="20">
     <w:nsid w:val="67CF3E51"/>
     <w:multiLevelType w:val="hybridMultilevel"/>
     <w:tmpl w:val="AE6E57E8"/>
@@ -17954,7 +19626,7 @@
       </w:rPr>
     </w:lvl>
   </w:abstractNum>
-  <w:abstractNum w:abstractNumId="17">
+  <w:abstractNum w:abstractNumId="21">
     <w:nsid w:val="693F6802"/>
     <w:multiLevelType w:val="multilevel"/>
     <w:tmpl w:val="E4F06D18"/>
@@ -18068,7 +19740,7 @@
       </w:rPr>
     </w:lvl>
   </w:abstractNum>
-  <w:abstractNum w:abstractNumId="18">
+  <w:abstractNum w:abstractNumId="22">
     <w:nsid w:val="6B520411"/>
     <w:multiLevelType w:val="multilevel"/>
     <w:tmpl w:val="373C6680"/>
@@ -18217,7 +19889,7 @@
       </w:rPr>
     </w:lvl>
   </w:abstractNum>
-  <w:abstractNum w:abstractNumId="19">
+  <w:abstractNum w:abstractNumId="23">
     <w:nsid w:val="6BE46AD7"/>
     <w:multiLevelType w:val="multilevel"/>
     <w:tmpl w:val="EAF2CF18"/>
@@ -18366,7 +20038,7 @@
       </w:rPr>
     </w:lvl>
   </w:abstractNum>
-  <w:abstractNum w:abstractNumId="20">
+  <w:abstractNum w:abstractNumId="24">
     <w:nsid w:val="7E8F14C9"/>
     <w:multiLevelType w:val="multilevel"/>
     <w:tmpl w:val="4DC630FC"/>
@@ -18516,61 +20188,61 @@
     </w:lvl>
   </w:abstractNum>
   <w:num w:numId="1">
-    <w:abstractNumId w:val="10"/>
+    <w:abstractNumId w:val="13"/>
   </w:num>
   <w:num w:numId="2">
-    <w:abstractNumId w:val="12"/>
+    <w:abstractNumId w:val="15"/>
   </w:num>
   <w:num w:numId="3">
     <w:abstractNumId w:val="1"/>
   </w:num>
   <w:num w:numId="4">
+    <w:abstractNumId w:val="8"/>
+  </w:num>
+  <w:num w:numId="5">
+    <w:abstractNumId w:val="16"/>
+  </w:num>
+  <w:num w:numId="6">
+    <w:abstractNumId w:val="9"/>
+  </w:num>
+  <w:num w:numId="7">
     <w:abstractNumId w:val="7"/>
   </w:num>
-  <w:num w:numId="5">
-    <w:abstractNumId w:val="13"/>
-  </w:num>
-  <w:num w:numId="6">
-    <w:abstractNumId w:val="8"/>
-  </w:num>
-  <w:num w:numId="7">
-    <w:abstractNumId w:val="6"/>
-  </w:num>
   <w:num w:numId="8">
-    <w:abstractNumId w:val="17"/>
+    <w:abstractNumId w:val="21"/>
   </w:num>
   <w:num w:numId="9">
-    <w:abstractNumId w:val="15"/>
+    <w:abstractNumId w:val="19"/>
   </w:num>
   <w:num w:numId="10">
     <w:abstractNumId w:val="0"/>
   </w:num>
   <w:num w:numId="11">
-    <w:abstractNumId w:val="11"/>
+    <w:abstractNumId w:val="14"/>
   </w:num>
   <w:num w:numId="12">
     <w:abstractNumId w:val="2"/>
   </w:num>
   <w:num w:numId="13">
-    <w:abstractNumId w:val="14"/>
+    <w:abstractNumId w:val="18"/>
   </w:num>
   <w:num w:numId="14">
+    <w:abstractNumId w:val="24"/>
+  </w:num>
+  <w:num w:numId="15">
     <w:abstractNumId w:val="20"/>
   </w:num>
-  <w:num w:numId="15">
-    <w:abstractNumId w:val="16"/>
-  </w:num>
   <w:num w:numId="16">
-    <w:abstractNumId w:val="5"/>
+    <w:abstractNumId w:val="6"/>
   </w:num>
   <w:num w:numId="17">
-    <w:abstractNumId w:val="18"/>
+    <w:abstractNumId w:val="22"/>
   </w:num>
   <w:num w:numId="18">
-    <w:abstractNumId w:val="9"/>
+    <w:abstractNumId w:val="10"/>
   </w:num>
   <w:num w:numId="19">
-    <w:abstractNumId w:val="4"/>
+    <w:abstractNumId w:val="5"/>
     <w:lvlOverride w:ilvl="0">
       <w:lvl w:ilvl="0">
         <w:numFmt w:val="bullet"/>
@@ -18590,10 +20262,22 @@
     </w:lvlOverride>
   </w:num>
   <w:num w:numId="20">
-    <w:abstractNumId w:val="19"/>
+    <w:abstractNumId w:val="23"/>
   </w:num>
   <w:num w:numId="21">
     <w:abstractNumId w:val="3"/>
+  </w:num>
+  <w:num w:numId="22">
+    <w:abstractNumId w:val="17"/>
+  </w:num>
+  <w:num w:numId="23">
+    <w:abstractNumId w:val="11"/>
+  </w:num>
+  <w:num w:numId="24">
+    <w:abstractNumId w:val="12"/>
+  </w:num>
+  <w:num w:numId="25">
+    <w:abstractNumId w:val="4"/>
   </w:num>
 </w:numbering>
 </file>
@@ -19549,6 +21233,19 @@
       <w:bCs/>
     </w:rPr>
   </w:style>
+  <w:style w:type="paragraph" w:customStyle="1" w:styleId="font-claude-response-body">
+    <w:name w:val="font-claude-response-body"/>
+    <w:basedOn w:val="Normal"/>
+    <w:rsid w:val="00F21D70"/>
+    <w:pPr>
+      <w:spacing w:before="100" w:beforeAutospacing="1" w:after="100" w:afterAutospacing="1" w:line="240" w:lineRule="auto"/>
+    </w:pPr>
+    <w:rPr>
+      <w:rFonts w:ascii="Times New Roman" w:eastAsia="Times New Roman" w:hAnsi="Times New Roman" w:cs="Times New Roman"/>
+      <w:sz w:val="24"/>
+      <w:szCs w:val="24"/>
+    </w:rPr>
+  </w:style>
 </w:styles>
 </file>
 
